--- a/real/inquiries-output/تقرير تحليل استفسارات المتعاملين .docx
+++ b/real/inquiries-output/تقرير تحليل استفسارات المتعاملين .docx
@@ -70,7 +70,7 @@
           <w:szCs w:val="32"/>
           <w:rtl/>
         </w:rPr>
-        <w:t>تقرير تحليل استفسارات المتعاملين — فبراير - يوليو 2025</w:t>
+        <w:t>تقرير تحليل استفسارات المتعاملين — يناير - ديسمبر 2025</w:t>
       </w:r>
       <w:bookmarkStart w:id="1" w:name="_Toc000000001"/>
       <w:bookmarkEnd w:id="1"/>
@@ -105,7 +105,7 @@
           <w:u w:val="none"/>
           <w:rtl/>
         </w:rPr>
-        <w:t>فبراير - يوليو 2025</w:t>
+        <w:t>يناير - ديسمبر 2025</w:t>
       </w:r>
     </w:p>
     <w:p>
@@ -130,7 +130,7 @@
           <w:u w:val="none"/>
           <w:rtl/>
         </w:rPr>
-        <w:t>إجمالي الحالات المغلقة: 11 حالة</w:t>
+        <w:t>إجمالي الحالات المغلقة: 49 حالة</w:t>
       </w:r>
     </w:p>
     <w:p>
@@ -150,7 +150,7 @@
           <w:u w:val="none"/>
           <w:rtl/>
         </w:rPr>
-        <w:t>الشكاوى: 90.9% من إجمالي التواصل</w:t>
+        <w:t>الشكاوى: 60.0% من إجمالي التواصل</w:t>
       </w:r>
     </w:p>
     <w:p>
@@ -195,7 +195,7 @@
           <w:u w:val="none"/>
           <w:rtl/>
         </w:rPr>
-        <w:t>شرطة الفجيرة  |  2026-05-12  |  تحليل ذكاء األعمال المتكامل</w:t>
+        <w:t>شرطة الفجيرة  |  2026-05-14  |  تحليل ذكاء األعمال المتكامل</w:t>
       </w:r>
     </w:p>
     <w:p>
@@ -654,7 +654,7 @@
                 <w:noProof/>
                 <w:rtl/>
               </w:rPr>
-              <w:t>3.2  دقة التصنيف — 100.0% من الحالات تم إعادة تصنيفها</w:t>
+              <w:t>3.2  دقة التصنيف — 92.0% من الحالات تم إعادة تصنيفها</w:t>
             </w:r>
             <w:r>
               <w:rPr>
@@ -705,7 +705,7 @@
                 <w:noProof/>
                 <w:rtl/>
               </w:rPr>
-              <w:t>3.3  تفصيل الشكاوى (10 حالة — 90.9%)</w:t>
+              <w:t>3.3  تفصيل الشكاوى (30 حالة — 60.0%)</w:t>
             </w:r>
             <w:r>
               <w:rPr>
@@ -807,7 +807,7 @@
                 <w:noProof/>
                 <w:rtl/>
               </w:rPr>
-              <w:t>3.5  الاستفسارات المتكررة</w:t>
+              <w:t>3.5  أبرز الاستفسارات المتكررة (4 حالات — 8.0%) — وهي الفئة الأكثر قابليةً للتحويل إلى خدمة ذاتية رقمية كاملة</w:t>
             </w:r>
             <w:r>
               <w:rPr>
@@ -1505,7 +1505,7 @@
           <w:u w:val="none"/>
           <w:rtl/>
         </w:rPr>
-        <w:t>يُقدّم هذا التقرير تحليلاً معمّقاً لـ 11 حالة استفسار مستخرجة من «تصدير نظام إدارة علاقات العملاء»، مدعومةً بمراجعة «دليل الخدمات والأسئلة الشائعة»، وتغطي الفترة الممتدة من فبراير حتى يوليو 2025، بهدف تحويل البيانات الخام إلى قرارات تشغيلية قابلة للتنفيذ لا مجرد أرقام معزولة. المُستجد الجوهري: إعادة التصنيف الشامل كشفت أن 100.0% من الحالات كانت مُصنَّفة بشكل خاطئ، وأن الشكاوى تمثل في حقيقتها 90.9% من إجمالي عبء العمل، مما يعني أن المنظومة كانت تستجيب لواقع مشوّه لا للواقع الفعلي.</w:t>
+        <w:t>يُقدّم هذا التقرير تحليلاً معمّقاً لـ 50 حالة استفسار مستخرجة من «تصدير نظام إدارة علاقات العملاء»، مُقارَنةً بـ «دليل الخدمات والأسئلة الشائعة»، وتغطي الفترة الممتدة من يناير إلى ديسمبر 2025، بهدف تحويل البيانات الخام إلى قرارات تشغيلية قابلة للتنفيذ لا مجرد أرقام وصفية. المُستجد الجوهري: 92.0% من الحالات كانت مُصنَّفة تصنيفاً خاطئاً في النظام، وعند تصحيح هذا الخلل تبيّن أن الشكاوى تستحوذ فعلياً على 60.0% من إجمالي عبء العمل، مما يعني أن المنظومة كانت تُدار بصورة مغلوطة عن طبيعة احتياجات المتعاملين.</w:t>
       </w:r>
     </w:p>
     <w:p>
@@ -1545,7 +1545,7 @@
           <w:u w:val="none"/>
           <w:rtl/>
         </w:rPr>
-        <w:t>الرسالة الجوهرية: إن تزامن خطأ التصنيف بنسبة 100.0% مع 5 نقاط احتكاك موثّقة وغياب تام للإغلاق في الوقت المحدد يكشف عن خلل منهجي في بنية الاستجابة، لا مجرد ثغرات معزولة قابلة للتجاوز. معالجة هذه الفجوات تفتح الطريق أمام تحويل 10 شكاوى متكررة إلى فرص استباقية، عبر تفعيل الإشعارات الآلية في 3 محاور رئيسية ورفع تغطية الدليل من متوسطها الحالي البالغ 20.0%. إن تبنّي استراتيجية مبنية على البيانات المُصحَّحة لا المُفترضة هو الرافعة الحقيقية التي ستحوّل خدمة العملاء من نموذج رد الفعل إلى نموذج الاستشراف والوقاية.</w:t>
+        <w:t>الرسالة الجوهرية: إن اجتماع خللَي التصنيف الخاطئ بنسبة 92.0% مع 8 نقاط احتكاك هيكلية موزّعة على 50 حالة يكشف أن المشكلة الحقيقية ليست في أداء الفريق التشغيلي الذي أثبت كفاءته بمعدل إغلاق بلغ 98.0%، بل في البنية المعلوماتية والرقمية التي تُغذّي هذا الفريق وتوجّه قراراته. معالجة هذه الفجوات — لا سيما إطلاق قنوات رقمية للاعتراض على المخالفات وتفعيل الإشعارات الاستباقية التي تمسّ 11 حالة مباشرة — ستُحوّل 30 شكوى قائمة من أعباء تفاعلية إلى فرص لبناء ثقة المتعامل. تُشكّل نتائج هذا التقرير ركيزةً لاستراتيجية تجربة متعاملين مبنيّة على البيانات، تنقل المنظومة من الاستجابة إلى الاستباق.</w:t>
       </w:r>
     </w:p>
     <w:tbl>
@@ -1573,10 +1573,10 @@
               <w:right w:w="108" w:type="dxa"/>
             </w:tcMar>
             <w:tcBorders>
+              <w:bottom w:val="single" w:sz="4" w:space="0" w:color="CCCCCC"/>
+              <w:left w:val="single" w:sz="4" w:space="0" w:color="CCCCCC"/>
+              <w:right w:val="single" w:sz="4" w:space="0" w:color="CCCCCC"/>
               <w:top w:val="single" w:sz="4" w:space="0" w:color="CCCCCC"/>
-              <w:bottom w:val="single" w:sz="4" w:space="0" w:color="CCCCCC"/>
-              <w:right w:val="single" w:sz="4" w:space="0" w:color="CCCCCC"/>
-              <w:left w:val="single" w:sz="4" w:space="0" w:color="CCCCCC"/>
             </w:tcBorders>
           </w:tcPr>
           <w:p>
@@ -1608,10 +1608,10 @@
               <w:right w:w="108" w:type="dxa"/>
             </w:tcMar>
             <w:tcBorders>
+              <w:bottom w:val="single" w:sz="4" w:space="0" w:color="CCCCCC"/>
+              <w:left w:val="single" w:sz="4" w:space="0" w:color="CCCCCC"/>
+              <w:right w:val="single" w:sz="4" w:space="0" w:color="CCCCCC"/>
               <w:top w:val="single" w:sz="4" w:space="0" w:color="CCCCCC"/>
-              <w:bottom w:val="single" w:sz="4" w:space="0" w:color="CCCCCC"/>
-              <w:right w:val="single" w:sz="4" w:space="0" w:color="CCCCCC"/>
-              <w:left w:val="single" w:sz="4" w:space="0" w:color="CCCCCC"/>
             </w:tcBorders>
           </w:tcPr>
           <w:p>
@@ -1643,10 +1643,10 @@
               <w:right w:w="108" w:type="dxa"/>
             </w:tcMar>
             <w:tcBorders>
+              <w:bottom w:val="single" w:sz="4" w:space="0" w:color="CCCCCC"/>
+              <w:left w:val="single" w:sz="4" w:space="0" w:color="CCCCCC"/>
+              <w:right w:val="single" w:sz="4" w:space="0" w:color="CCCCCC"/>
               <w:top w:val="single" w:sz="4" w:space="0" w:color="CCCCCC"/>
-              <w:bottom w:val="single" w:sz="4" w:space="0" w:color="CCCCCC"/>
-              <w:right w:val="single" w:sz="4" w:space="0" w:color="CCCCCC"/>
-              <w:left w:val="single" w:sz="4" w:space="0" w:color="CCCCCC"/>
             </w:tcBorders>
           </w:tcPr>
           <w:p>
@@ -1678,10 +1678,10 @@
               <w:right w:w="108" w:type="dxa"/>
             </w:tcMar>
             <w:tcBorders>
+              <w:bottom w:val="single" w:sz="4" w:space="0" w:color="CCCCCC"/>
+              <w:left w:val="single" w:sz="4" w:space="0" w:color="CCCCCC"/>
+              <w:right w:val="single" w:sz="4" w:space="0" w:color="CCCCCC"/>
               <w:top w:val="single" w:sz="4" w:space="0" w:color="CCCCCC"/>
-              <w:left w:val="single" w:sz="4" w:space="0" w:color="CCCCCC"/>
-              <w:bottom w:val="single" w:sz="4" w:space="0" w:color="CCCCCC"/>
-              <w:right w:val="single" w:sz="4" w:space="0" w:color="CCCCCC"/>
             </w:tcBorders>
           </w:tcPr>
           <w:p>
@@ -1715,10 +1715,10 @@
               <w:right w:w="108" w:type="dxa"/>
             </w:tcMar>
             <w:tcBorders>
+              <w:bottom w:val="single" w:sz="4" w:space="0" w:color="CCCCCC"/>
+              <w:left w:val="single" w:sz="4" w:space="0" w:color="CCCCCC"/>
+              <w:right w:val="single" w:sz="4" w:space="0" w:color="CCCCCC"/>
               <w:top w:val="single" w:sz="4" w:space="0" w:color="CCCCCC"/>
-              <w:bottom w:val="single" w:sz="4" w:space="0" w:color="CCCCCC"/>
-              <w:right w:val="single" w:sz="4" w:space="0" w:color="CCCCCC"/>
-              <w:left w:val="single" w:sz="4" w:space="0" w:color="CCCCCC"/>
             </w:tcBorders>
           </w:tcPr>
           <w:p>
@@ -1750,10 +1750,10 @@
               <w:right w:w="108" w:type="dxa"/>
             </w:tcMar>
             <w:tcBorders>
+              <w:bottom w:val="single" w:sz="4" w:space="0" w:color="CCCCCC"/>
+              <w:left w:val="single" w:sz="4" w:space="0" w:color="CCCCCC"/>
+              <w:right w:val="single" w:sz="4" w:space="0" w:color="CCCCCC"/>
               <w:top w:val="single" w:sz="4" w:space="0" w:color="CCCCCC"/>
-              <w:bottom w:val="single" w:sz="4" w:space="0" w:color="CCCCCC"/>
-              <w:right w:val="single" w:sz="4" w:space="0" w:color="CCCCCC"/>
-              <w:left w:val="single" w:sz="4" w:space="0" w:color="CCCCCC"/>
             </w:tcBorders>
           </w:tcPr>
           <w:p>
@@ -1770,7 +1770,7 @@
                 <w:szCs w:val="20"/>
                 <w:rtl/>
               </w:rPr>
-              <w:t>كانت 11 من 11 حالة مُصنَّفة أصلاً بشكل غير صحيح. تمثل هذه الفجوة أساس التحديات التشغيلية المُكتشفة في هذا التحليل.</w:t>
+              <w:t>كانت 46 من 50 حالة مُصنَّفة أصلاً بشكل غير صحيح. تمثل هذه الفجوة أساس التحديات التشغيلية المُكتشفة في هذا التحليل.</w:t>
             </w:r>
           </w:p>
         </w:tc>
@@ -1785,10 +1785,10 @@
               <w:right w:w="108" w:type="dxa"/>
             </w:tcMar>
             <w:tcBorders>
+              <w:bottom w:val="single" w:sz="4" w:space="0" w:color="CCCCCC"/>
+              <w:left w:val="single" w:sz="4" w:space="0" w:color="CCCCCC"/>
+              <w:right w:val="single" w:sz="4" w:space="0" w:color="CCCCCC"/>
               <w:top w:val="single" w:sz="4" w:space="0" w:color="CCCCCC"/>
-              <w:bottom w:val="single" w:sz="4" w:space="0" w:color="CCCCCC"/>
-              <w:right w:val="single" w:sz="4" w:space="0" w:color="CCCCCC"/>
-              <w:left w:val="single" w:sz="4" w:space="0" w:color="CCCCCC"/>
             </w:tcBorders>
           </w:tcPr>
           <w:p>
@@ -1805,7 +1805,7 @@
                 <w:szCs w:val="20"/>
                 <w:rtl/>
               </w:rPr>
-              <w:t>تصنيف غير دقيق بنسبة 100.0%</w:t>
+              <w:t>تصنيف غير دقيق بنسبة 92.0%</w:t>
             </w:r>
           </w:p>
         </w:tc>
@@ -1820,10 +1820,10 @@
               <w:right w:w="108" w:type="dxa"/>
             </w:tcMar>
             <w:tcBorders>
+              <w:bottom w:val="single" w:sz="4" w:space="0" w:color="CCCCCC"/>
+              <w:left w:val="single" w:sz="4" w:space="0" w:color="CCCCCC"/>
+              <w:right w:val="single" w:sz="4" w:space="0" w:color="CCCCCC"/>
               <w:top w:val="single" w:sz="4" w:space="0" w:color="CCCCCC"/>
-              <w:left w:val="single" w:sz="4" w:space="0" w:color="CCCCCC"/>
-              <w:bottom w:val="single" w:sz="4" w:space="0" w:color="CCCCCC"/>
-              <w:right w:val="single" w:sz="4" w:space="0" w:color="CCCCCC"/>
             </w:tcBorders>
           </w:tcPr>
           <w:p>
@@ -1857,10 +1857,10 @@
               <w:right w:w="108" w:type="dxa"/>
             </w:tcMar>
             <w:tcBorders>
+              <w:bottom w:val="single" w:sz="4" w:space="0" w:color="CCCCCC"/>
               <w:left w:val="single" w:sz="4" w:space="0" w:color="CCCCCC"/>
+              <w:right w:val="single" w:sz="4" w:space="0" w:color="CCCCCC"/>
               <w:top w:val="single" w:sz="4" w:space="0" w:color="CCCCCC"/>
-              <w:bottom w:val="single" w:sz="4" w:space="0" w:color="CCCCCC"/>
-              <w:right w:val="single" w:sz="4" w:space="0" w:color="CCCCCC"/>
             </w:tcBorders>
           </w:tcPr>
           <w:p>
@@ -1892,10 +1892,10 @@
               <w:right w:w="108" w:type="dxa"/>
             </w:tcMar>
             <w:tcBorders>
+              <w:bottom w:val="single" w:sz="4" w:space="0" w:color="CCCCCC"/>
+              <w:left w:val="single" w:sz="4" w:space="0" w:color="CCCCCC"/>
+              <w:right w:val="single" w:sz="4" w:space="0" w:color="CCCCCC"/>
               <w:top w:val="single" w:sz="4" w:space="0" w:color="CCCCCC"/>
-              <w:bottom w:val="single" w:sz="4" w:space="0" w:color="CCCCCC"/>
-              <w:right w:val="single" w:sz="4" w:space="0" w:color="CCCCCC"/>
-              <w:left w:val="single" w:sz="4" w:space="0" w:color="CCCCCC"/>
             </w:tcBorders>
           </w:tcPr>
           <w:p>
@@ -1912,7 +1912,7 @@
                 <w:szCs w:val="20"/>
                 <w:rtl/>
               </w:rPr>
-              <w:t>10 حالة من 11 كانت شكاوى بعد إعادة التصنيف. . هذا التركيز يعكس محور التحسين الأساسي للعمليات.</w:t>
+              <w:t>30 حالة من 50 كانت شكاوى بعد إعادة التصنيف. . هذا التركيز يعكس محور التحسين الأساسي للعمليات.</w:t>
             </w:r>
           </w:p>
         </w:tc>
@@ -1927,10 +1927,10 @@
               <w:right w:w="108" w:type="dxa"/>
             </w:tcMar>
             <w:tcBorders>
+              <w:bottom w:val="single" w:sz="4" w:space="0" w:color="CCCCCC"/>
+              <w:left w:val="single" w:sz="4" w:space="0" w:color="CCCCCC"/>
+              <w:right w:val="single" w:sz="4" w:space="0" w:color="CCCCCC"/>
               <w:top w:val="single" w:sz="4" w:space="0" w:color="CCCCCC"/>
-              <w:bottom w:val="single" w:sz="4" w:space="0" w:color="CCCCCC"/>
-              <w:right w:val="single" w:sz="4" w:space="0" w:color="CCCCCC"/>
-              <w:left w:val="single" w:sz="4" w:space="0" w:color="CCCCCC"/>
             </w:tcBorders>
           </w:tcPr>
           <w:p>
@@ -1947,7 +1947,7 @@
                 <w:szCs w:val="20"/>
                 <w:rtl/>
               </w:rPr>
-              <w:t>الشكاوى تهيمن بـ 90.9% على عبء العمل</w:t>
+              <w:t>الشكاوى تهيمن بـ 60.0% على عبء العمل</w:t>
             </w:r>
           </w:p>
         </w:tc>
@@ -1962,10 +1962,10 @@
               <w:right w:w="108" w:type="dxa"/>
             </w:tcMar>
             <w:tcBorders>
+              <w:bottom w:val="single" w:sz="4" w:space="0" w:color="CCCCCC"/>
+              <w:left w:val="single" w:sz="4" w:space="0" w:color="CCCCCC"/>
+              <w:right w:val="single" w:sz="4" w:space="0" w:color="CCCCCC"/>
               <w:top w:val="single" w:sz="4" w:space="0" w:color="CCCCCC"/>
-              <w:left w:val="single" w:sz="4" w:space="0" w:color="CCCCCC"/>
-              <w:bottom w:val="single" w:sz="4" w:space="0" w:color="CCCCCC"/>
-              <w:right w:val="single" w:sz="4" w:space="0" w:color="CCCCCC"/>
             </w:tcBorders>
           </w:tcPr>
           <w:p>
@@ -1999,10 +1999,10 @@
               <w:right w:w="108" w:type="dxa"/>
             </w:tcMar>
             <w:tcBorders>
+              <w:bottom w:val="single" w:sz="4" w:space="0" w:color="CCCCCC"/>
               <w:left w:val="single" w:sz="4" w:space="0" w:color="CCCCCC"/>
+              <w:right w:val="single" w:sz="4" w:space="0" w:color="CCCCCC"/>
               <w:top w:val="single" w:sz="4" w:space="0" w:color="CCCCCC"/>
-              <w:bottom w:val="single" w:sz="4" w:space="0" w:color="CCCCCC"/>
-              <w:right w:val="single" w:sz="4" w:space="0" w:color="CCCCCC"/>
             </w:tcBorders>
           </w:tcPr>
           <w:p>
@@ -2034,10 +2034,10 @@
               <w:right w:w="108" w:type="dxa"/>
             </w:tcMar>
             <w:tcBorders>
+              <w:bottom w:val="single" w:sz="4" w:space="0" w:color="CCCCCC"/>
+              <w:left w:val="single" w:sz="4" w:space="0" w:color="CCCCCC"/>
+              <w:right w:val="single" w:sz="4" w:space="0" w:color="CCCCCC"/>
               <w:top w:val="single" w:sz="4" w:space="0" w:color="CCCCCC"/>
-              <w:bottom w:val="single" w:sz="4" w:space="0" w:color="CCCCCC"/>
-              <w:right w:val="single" w:sz="4" w:space="0" w:color="CCCCCC"/>
-              <w:left w:val="single" w:sz="4" w:space="0" w:color="CCCCCC"/>
             </w:tcBorders>
           </w:tcPr>
           <w:p>
@@ -2054,7 +2054,7 @@
                 <w:szCs w:val="20"/>
                 <w:rtl/>
               </w:rPr>
-              <w:t>تؤثر هذه النقطة على 3 حالة (27.3% من الإجمالي). السبب الجذري: خلل تقني في المنصة</w:t>
+              <w:t>تؤثر هذه النقطة على 11 حالة (22.0% من الإجمالي). السبب الجذري: خلل تقني في المنصة</w:t>
             </w:r>
           </w:p>
         </w:tc>
@@ -2069,10 +2069,10 @@
               <w:right w:w="108" w:type="dxa"/>
             </w:tcMar>
             <w:tcBorders>
+              <w:bottom w:val="single" w:sz="4" w:space="0" w:color="CCCCCC"/>
+              <w:left w:val="single" w:sz="4" w:space="0" w:color="CCCCCC"/>
+              <w:right w:val="single" w:sz="4" w:space="0" w:color="CCCCCC"/>
               <w:top w:val="single" w:sz="4" w:space="0" w:color="CCCCCC"/>
-              <w:bottom w:val="single" w:sz="4" w:space="0" w:color="CCCCCC"/>
-              <w:right w:val="single" w:sz="4" w:space="0" w:color="CCCCCC"/>
-              <w:left w:val="single" w:sz="4" w:space="0" w:color="CCCCCC"/>
             </w:tcBorders>
           </w:tcPr>
           <w:p>
@@ -2089,7 +2089,7 @@
                 <w:szCs w:val="20"/>
                 <w:rtl/>
               </w:rPr>
-              <w:t>نقطة احتكاك واحدة: عدم ظهور البيانات أو تحديثها في النظام بعد إتمام الإجراء (3 حالة، 27.3%)</w:t>
+              <w:t>نقطة احتكاك واحدة: صورة المركبة في إشعار المخالفة تُظهر مركبة مختلفة أو لوحة غير صحيحة، أو تسجيل مخالفة على متعامل لم يكن في الفجيرة (11 حالة، 22.0%)</w:t>
             </w:r>
           </w:p>
         </w:tc>
@@ -2104,10 +2104,10 @@
               <w:right w:w="108" w:type="dxa"/>
             </w:tcMar>
             <w:tcBorders>
+              <w:bottom w:val="single" w:sz="4" w:space="0" w:color="CCCCCC"/>
+              <w:left w:val="single" w:sz="4" w:space="0" w:color="CCCCCC"/>
+              <w:right w:val="single" w:sz="4" w:space="0" w:color="CCCCCC"/>
               <w:top w:val="single" w:sz="4" w:space="0" w:color="CCCCCC"/>
-              <w:left w:val="single" w:sz="4" w:space="0" w:color="CCCCCC"/>
-              <w:bottom w:val="single" w:sz="4" w:space="0" w:color="CCCCCC"/>
-              <w:right w:val="single" w:sz="4" w:space="0" w:color="CCCCCC"/>
             </w:tcBorders>
           </w:tcPr>
           <w:p>
@@ -2141,10 +2141,10 @@
               <w:right w:w="108" w:type="dxa"/>
             </w:tcMar>
             <w:tcBorders>
+              <w:bottom w:val="single" w:sz="4" w:space="0" w:color="CCCCCC"/>
               <w:left w:val="single" w:sz="4" w:space="0" w:color="CCCCCC"/>
+              <w:right w:val="single" w:sz="4" w:space="0" w:color="CCCCCC"/>
               <w:top w:val="single" w:sz="4" w:space="0" w:color="CCCCCC"/>
-              <w:bottom w:val="single" w:sz="4" w:space="0" w:color="CCCCCC"/>
-              <w:right w:val="single" w:sz="4" w:space="0" w:color="CCCCCC"/>
             </w:tcBorders>
           </w:tcPr>
           <w:p>
@@ -2161,7 +2161,7 @@
                 <w:szCs w:val="20"/>
                 <w:rtl/>
               </w:rPr>
-              <w:t>🔴 حرجة</w:t>
+              <w:t>🟡 عالية</w:t>
             </w:r>
           </w:p>
         </w:tc>
@@ -2176,10 +2176,10 @@
               <w:right w:w="108" w:type="dxa"/>
             </w:tcMar>
             <w:tcBorders>
+              <w:bottom w:val="single" w:sz="4" w:space="0" w:color="CCCCCC"/>
+              <w:left w:val="single" w:sz="4" w:space="0" w:color="CCCCCC"/>
+              <w:right w:val="single" w:sz="4" w:space="0" w:color="CCCCCC"/>
               <w:top w:val="single" w:sz="4" w:space="0" w:color="CCCCCC"/>
-              <w:bottom w:val="single" w:sz="4" w:space="0" w:color="CCCCCC"/>
-              <w:right w:val="single" w:sz="4" w:space="0" w:color="CCCCCC"/>
-              <w:left w:val="single" w:sz="4" w:space="0" w:color="CCCCCC"/>
             </w:tcBorders>
           </w:tcPr>
           <w:p>
@@ -2196,7 +2196,7 @@
                 <w:szCs w:val="20"/>
                 <w:rtl/>
               </w:rPr>
-              <w:t>تشترك نقطتا احتكاك في سبب جذري مشترك: تسجيل مخالفة مرورية على رقم مركبة أو شخص لا علاقة له بالمخالفة دون إرفاق صورة واضحة أو آلية تصحيح ذاتي, غياب قناة رسمية لإبلاغ الجهات المعنية عن إشكاليات البنية التحتية كوضع الحواجز في المناطق السكنية. إجمالي الحالات المتأثرة: 3 حالة. تحسين هذه المجموعة سيسهم بشكل كبير في تقليل الاحتكاكات.</w:t>
+              <w:t>تشترك 3 نقاط احتكاك في سبب جذري مشترك: عدم استلام ملكية المركبة أو رخصة القيادة بعد السداد دون وجود إشعار تتبع أو تسليم, عدم وضوح حالة طلب تجديد الرخصة أو تسجيل المركبة المقدم مسبقاً دون أي إشعار بالتحديث, بقاء طلبات تصريح السلاح معلّقة لأشهر دون إشعار بحالة الطلب أو أي تحديث للمتعامل. إجمالي الحالات المتأثرة: 11 حالة. تحسين هذه المجموعة سيسهم بشكل كبير في تقليل الاحتكاكات.</w:t>
             </w:r>
           </w:p>
         </w:tc>
@@ -2211,10 +2211,10 @@
               <w:right w:w="108" w:type="dxa"/>
             </w:tcMar>
             <w:tcBorders>
+              <w:bottom w:val="single" w:sz="4" w:space="0" w:color="CCCCCC"/>
+              <w:left w:val="single" w:sz="4" w:space="0" w:color="CCCCCC"/>
+              <w:right w:val="single" w:sz="4" w:space="0" w:color="CCCCCC"/>
               <w:top w:val="single" w:sz="4" w:space="0" w:color="CCCCCC"/>
-              <w:bottom w:val="single" w:sz="4" w:space="0" w:color="CCCCCC"/>
-              <w:right w:val="single" w:sz="4" w:space="0" w:color="CCCCCC"/>
-              <w:left w:val="single" w:sz="4" w:space="0" w:color="CCCCCC"/>
             </w:tcBorders>
           </w:tcPr>
           <w:p>
@@ -2231,7 +2231,7 @@
                 <w:szCs w:val="20"/>
                 <w:rtl/>
               </w:rPr>
-              <w:t>نقطتا احتكاك — غياب معلومات من الدليل (3 حالة)</w:t>
+              <w:t>3 نقاط احتكاك — غياب الإشعار الاستباقي (11 حالة)</w:t>
             </w:r>
           </w:p>
         </w:tc>
@@ -2246,10 +2246,10 @@
               <w:right w:w="108" w:type="dxa"/>
             </w:tcMar>
             <w:tcBorders>
+              <w:bottom w:val="single" w:sz="4" w:space="0" w:color="CCCCCC"/>
+              <w:left w:val="single" w:sz="4" w:space="0" w:color="CCCCCC"/>
+              <w:right w:val="single" w:sz="4" w:space="0" w:color="CCCCCC"/>
               <w:top w:val="single" w:sz="4" w:space="0" w:color="CCCCCC"/>
-              <w:left w:val="single" w:sz="4" w:space="0" w:color="CCCCCC"/>
-              <w:bottom w:val="single" w:sz="4" w:space="0" w:color="CCCCCC"/>
-              <w:right w:val="single" w:sz="4" w:space="0" w:color="CCCCCC"/>
             </w:tcBorders>
           </w:tcPr>
           <w:p>
@@ -2283,10 +2283,10 @@
               <w:right w:w="108" w:type="dxa"/>
             </w:tcMar>
             <w:tcBorders>
+              <w:bottom w:val="single" w:sz="4" w:space="0" w:color="CCCCCC"/>
               <w:left w:val="single" w:sz="4" w:space="0" w:color="CCCCCC"/>
+              <w:right w:val="single" w:sz="4" w:space="0" w:color="CCCCCC"/>
               <w:top w:val="single" w:sz="4" w:space="0" w:color="CCCCCC"/>
-              <w:bottom w:val="single" w:sz="4" w:space="0" w:color="CCCCCC"/>
-              <w:right w:val="single" w:sz="4" w:space="0" w:color="CCCCCC"/>
             </w:tcBorders>
           </w:tcPr>
           <w:p>
@@ -2318,10 +2318,10 @@
               <w:right w:w="108" w:type="dxa"/>
             </w:tcMar>
             <w:tcBorders>
+              <w:bottom w:val="single" w:sz="4" w:space="0" w:color="CCCCCC"/>
+              <w:left w:val="single" w:sz="4" w:space="0" w:color="CCCCCC"/>
+              <w:right w:val="single" w:sz="4" w:space="0" w:color="CCCCCC"/>
               <w:top w:val="single" w:sz="4" w:space="0" w:color="CCCCCC"/>
-              <w:bottom w:val="single" w:sz="4" w:space="0" w:color="CCCCCC"/>
-              <w:right w:val="single" w:sz="4" w:space="0" w:color="CCCCCC"/>
-              <w:left w:val="single" w:sz="4" w:space="0" w:color="CCCCCC"/>
             </w:tcBorders>
           </w:tcPr>
           <w:p>
@@ -2338,7 +2338,7 @@
                 <w:szCs w:val="20"/>
                 <w:rtl/>
               </w:rPr>
-              <w:t>تم إغلاق 0 من 11 حالة في الوقت المحدد (معدل 0.0%). هذا يثبت القدرة التشغيلية، لكنه لا يعالج الفجوات الهيكلية في الدقة والفهم.</w:t>
+              <w:t>تم إغلاق 49 من 50 حالة في الوقت المحدد (معدل 98.0%). هذا يثبت القدرة التشغيلية، لكنه لا يعالج الفجوات الهيكلية في الدقة والفهم.</w:t>
             </w:r>
           </w:p>
         </w:tc>
@@ -2353,10 +2353,10 @@
               <w:right w:w="108" w:type="dxa"/>
             </w:tcMar>
             <w:tcBorders>
+              <w:bottom w:val="single" w:sz="4" w:space="0" w:color="CCCCCC"/>
+              <w:left w:val="single" w:sz="4" w:space="0" w:color="CCCCCC"/>
+              <w:right w:val="single" w:sz="4" w:space="0" w:color="CCCCCC"/>
               <w:top w:val="single" w:sz="4" w:space="0" w:color="CCCCCC"/>
-              <w:bottom w:val="single" w:sz="4" w:space="0" w:color="CCCCCC"/>
-              <w:right w:val="single" w:sz="4" w:space="0" w:color="CCCCCC"/>
-              <w:left w:val="single" w:sz="4" w:space="0" w:color="CCCCCC"/>
             </w:tcBorders>
           </w:tcPr>
           <w:p>
@@ -2373,7 +2373,7 @@
                 <w:szCs w:val="20"/>
                 <w:rtl/>
               </w:rPr>
-              <w:t>0.0% إغلاق في الوقت المحدد</w:t>
+              <w:t>98.0% إغلاق في الوقت المحدد</w:t>
             </w:r>
           </w:p>
         </w:tc>
@@ -2388,10 +2388,10 @@
               <w:right w:w="108" w:type="dxa"/>
             </w:tcMar>
             <w:tcBorders>
+              <w:bottom w:val="single" w:sz="4" w:space="0" w:color="CCCCCC"/>
+              <w:left w:val="single" w:sz="4" w:space="0" w:color="CCCCCC"/>
+              <w:right w:val="single" w:sz="4" w:space="0" w:color="CCCCCC"/>
               <w:top w:val="single" w:sz="4" w:space="0" w:color="CCCCCC"/>
-              <w:left w:val="single" w:sz="4" w:space="0" w:color="CCCCCC"/>
-              <w:bottom w:val="single" w:sz="4" w:space="0" w:color="CCCCCC"/>
-              <w:right w:val="single" w:sz="4" w:space="0" w:color="CCCCCC"/>
             </w:tcBorders>
           </w:tcPr>
           <w:p>
@@ -2480,10 +2480,10 @@
               <w:right w:w="108" w:type="dxa"/>
             </w:tcMar>
             <w:tcBorders>
+              <w:bottom w:val="single" w:sz="4" w:space="0" w:color="CCCCCC"/>
+              <w:left w:val="single" w:sz="4" w:space="0" w:color="CCCCCC"/>
+              <w:right w:val="single" w:sz="4" w:space="0" w:color="CCCCCC"/>
               <w:top w:val="single" w:sz="4" w:space="0" w:color="CCCCCC"/>
-              <w:bottom w:val="single" w:sz="4" w:space="0" w:color="CCCCCC"/>
-              <w:right w:val="single" w:sz="4" w:space="0" w:color="CCCCCC"/>
-              <w:left w:val="single" w:sz="4" w:space="0" w:color="CCCCCC"/>
             </w:tcBorders>
           </w:tcPr>
           <w:p>
@@ -2515,10 +2515,10 @@
               <w:right w:w="108" w:type="dxa"/>
             </w:tcMar>
             <w:tcBorders>
+              <w:bottom w:val="single" w:sz="4" w:space="0" w:color="CCCCCC"/>
+              <w:left w:val="single" w:sz="4" w:space="0" w:color="CCCCCC"/>
+              <w:right w:val="single" w:sz="4" w:space="0" w:color="CCCCCC"/>
               <w:top w:val="single" w:sz="4" w:space="0" w:color="CCCCCC"/>
-              <w:bottom w:val="single" w:sz="4" w:space="0" w:color="CCCCCC"/>
-              <w:right w:val="single" w:sz="4" w:space="0" w:color="CCCCCC"/>
-              <w:left w:val="single" w:sz="4" w:space="0" w:color="CCCCCC"/>
             </w:tcBorders>
           </w:tcPr>
           <w:p>
@@ -2550,10 +2550,10 @@
               <w:right w:w="108" w:type="dxa"/>
             </w:tcMar>
             <w:tcBorders>
+              <w:bottom w:val="single" w:sz="4" w:space="0" w:color="CCCCCC"/>
+              <w:left w:val="single" w:sz="4" w:space="0" w:color="CCCCCC"/>
+              <w:right w:val="single" w:sz="4" w:space="0" w:color="CCCCCC"/>
               <w:top w:val="single" w:sz="4" w:space="0" w:color="CCCCCC"/>
-              <w:bottom w:val="single" w:sz="4" w:space="0" w:color="CCCCCC"/>
-              <w:right w:val="single" w:sz="4" w:space="0" w:color="CCCCCC"/>
-              <w:left w:val="single" w:sz="4" w:space="0" w:color="CCCCCC"/>
             </w:tcBorders>
           </w:tcPr>
           <w:p>
@@ -2585,10 +2585,10 @@
               <w:right w:w="108" w:type="dxa"/>
             </w:tcMar>
             <w:tcBorders>
+              <w:bottom w:val="single" w:sz="4" w:space="0" w:color="CCCCCC"/>
+              <w:left w:val="single" w:sz="4" w:space="0" w:color="CCCCCC"/>
+              <w:right w:val="single" w:sz="4" w:space="0" w:color="CCCCCC"/>
               <w:top w:val="single" w:sz="4" w:space="0" w:color="CCCCCC"/>
-              <w:left w:val="single" w:sz="4" w:space="0" w:color="CCCCCC"/>
-              <w:bottom w:val="single" w:sz="4" w:space="0" w:color="CCCCCC"/>
-              <w:right w:val="single" w:sz="4" w:space="0" w:color="CCCCCC"/>
             </w:tcBorders>
           </w:tcPr>
           <w:p>
@@ -2622,10 +2622,10 @@
               <w:right w:w="108" w:type="dxa"/>
             </w:tcMar>
             <w:tcBorders>
+              <w:bottom w:val="single" w:sz="4" w:space="0" w:color="CCCCCC"/>
+              <w:left w:val="single" w:sz="4" w:space="0" w:color="CCCCCC"/>
+              <w:right w:val="single" w:sz="4" w:space="0" w:color="CCCCCC"/>
               <w:top w:val="single" w:sz="4" w:space="0" w:color="CCCCCC"/>
-              <w:bottom w:val="single" w:sz="4" w:space="0" w:color="CCCCCC"/>
-              <w:right w:val="single" w:sz="4" w:space="0" w:color="CCCCCC"/>
-              <w:left w:val="single" w:sz="4" w:space="0" w:color="CCCCCC"/>
             </w:tcBorders>
           </w:tcPr>
           <w:p>
@@ -2642,7 +2642,7 @@
                 <w:szCs w:val="20"/>
                 <w:rtl/>
               </w:rPr>
-              <w:t>فبراير - يوليو 2025</w:t>
+              <w:t>يناير - ديسمبر 2025</w:t>
             </w:r>
           </w:p>
         </w:tc>
@@ -2657,10 +2657,10 @@
               <w:right w:w="108" w:type="dxa"/>
             </w:tcMar>
             <w:tcBorders>
+              <w:bottom w:val="single" w:sz="4" w:space="0" w:color="CCCCCC"/>
+              <w:left w:val="single" w:sz="4" w:space="0" w:color="CCCCCC"/>
+              <w:right w:val="single" w:sz="4" w:space="0" w:color="CCCCCC"/>
               <w:top w:val="single" w:sz="4" w:space="0" w:color="CCCCCC"/>
-              <w:bottom w:val="single" w:sz="4" w:space="0" w:color="CCCCCC"/>
-              <w:right w:val="single" w:sz="4" w:space="0" w:color="CCCCCC"/>
-              <w:left w:val="single" w:sz="4" w:space="0" w:color="CCCCCC"/>
             </w:tcBorders>
           </w:tcPr>
           <w:p>
@@ -2677,7 +2677,7 @@
                 <w:szCs w:val="20"/>
                 <w:rtl/>
               </w:rPr>
-              <w:t>11 حالة مغلقة</w:t>
+              <w:t>49 حالة</w:t>
             </w:r>
           </w:p>
         </w:tc>
@@ -2692,10 +2692,10 @@
               <w:right w:w="108" w:type="dxa"/>
             </w:tcMar>
             <w:tcBorders>
+              <w:bottom w:val="single" w:sz="4" w:space="0" w:color="CCCCCC"/>
+              <w:left w:val="single" w:sz="4" w:space="0" w:color="CCCCCC"/>
+              <w:right w:val="single" w:sz="4" w:space="0" w:color="CCCCCC"/>
               <w:top w:val="single" w:sz="4" w:space="0" w:color="CCCCCC"/>
-              <w:bottom w:val="single" w:sz="4" w:space="0" w:color="CCCCCC"/>
-              <w:right w:val="single" w:sz="4" w:space="0" w:color="CCCCCC"/>
-              <w:left w:val="single" w:sz="4" w:space="0" w:color="CCCCCC"/>
             </w:tcBorders>
           </w:tcPr>
           <w:p>
@@ -2727,10 +2727,10 @@
               <w:right w:w="108" w:type="dxa"/>
             </w:tcMar>
             <w:tcBorders>
+              <w:bottom w:val="single" w:sz="4" w:space="0" w:color="CCCCCC"/>
+              <w:left w:val="single" w:sz="4" w:space="0" w:color="CCCCCC"/>
+              <w:right w:val="single" w:sz="4" w:space="0" w:color="CCCCCC"/>
               <w:top w:val="single" w:sz="4" w:space="0" w:color="CCCCCC"/>
-              <w:left w:val="single" w:sz="4" w:space="0" w:color="CCCCCC"/>
-              <w:bottom w:val="single" w:sz="4" w:space="0" w:color="CCCCCC"/>
-              <w:right w:val="single" w:sz="4" w:space="0" w:color="CCCCCC"/>
             </w:tcBorders>
           </w:tcPr>
           <w:p>
@@ -2764,10 +2764,10 @@
               <w:right w:w="108" w:type="dxa"/>
             </w:tcMar>
             <w:tcBorders>
+              <w:bottom w:val="single" w:sz="4" w:space="0" w:color="CCCCCC"/>
               <w:left w:val="single" w:sz="4" w:space="0" w:color="CCCCCC"/>
+              <w:right w:val="single" w:sz="4" w:space="0" w:color="CCCCCC"/>
               <w:top w:val="single" w:sz="4" w:space="0" w:color="CCCCCC"/>
-              <w:bottom w:val="single" w:sz="4" w:space="0" w:color="CCCCCC"/>
-              <w:right w:val="single" w:sz="4" w:space="0" w:color="CCCCCC"/>
             </w:tcBorders>
           </w:tcPr>
           <w:p>
@@ -2799,10 +2799,10 @@
               <w:right w:w="108" w:type="dxa"/>
             </w:tcMar>
             <w:tcBorders>
+              <w:bottom w:val="single" w:sz="4" w:space="0" w:color="CCCCCC"/>
+              <w:left w:val="single" w:sz="4" w:space="0" w:color="CCCCCC"/>
+              <w:right w:val="single" w:sz="4" w:space="0" w:color="CCCCCC"/>
               <w:top w:val="single" w:sz="4" w:space="0" w:color="CCCCCC"/>
-              <w:bottom w:val="single" w:sz="4" w:space="0" w:color="CCCCCC"/>
-              <w:right w:val="single" w:sz="4" w:space="0" w:color="CCCCCC"/>
-              <w:left w:val="single" w:sz="4" w:space="0" w:color="CCCCCC"/>
             </w:tcBorders>
           </w:tcPr>
           <w:p>
@@ -2819,7 +2819,7 @@
                 <w:szCs w:val="20"/>
                 <w:rtl/>
               </w:rPr>
-              <w:t>160 صفحة، 4 أسئلة مصدقة</w:t>
+              <w:t>160 صفحة، 8 أسئلة مصدقة</w:t>
             </w:r>
           </w:p>
         </w:tc>
@@ -2834,10 +2834,10 @@
               <w:right w:w="108" w:type="dxa"/>
             </w:tcMar>
             <w:tcBorders>
+              <w:bottom w:val="single" w:sz="4" w:space="0" w:color="CCCCCC"/>
+              <w:left w:val="single" w:sz="4" w:space="0" w:color="CCCCCC"/>
+              <w:right w:val="single" w:sz="4" w:space="0" w:color="CCCCCC"/>
               <w:top w:val="single" w:sz="4" w:space="0" w:color="CCCCCC"/>
-              <w:bottom w:val="single" w:sz="4" w:space="0" w:color="CCCCCC"/>
-              <w:right w:val="single" w:sz="4" w:space="0" w:color="CCCCCC"/>
-              <w:left w:val="single" w:sz="4" w:space="0" w:color="CCCCCC"/>
             </w:tcBorders>
           </w:tcPr>
           <w:p>
@@ -2869,10 +2869,10 @@
               <w:right w:w="108" w:type="dxa"/>
             </w:tcMar>
             <w:tcBorders>
+              <w:bottom w:val="single" w:sz="4" w:space="0" w:color="CCCCCC"/>
+              <w:left w:val="single" w:sz="4" w:space="0" w:color="CCCCCC"/>
+              <w:right w:val="single" w:sz="4" w:space="0" w:color="CCCCCC"/>
               <w:top w:val="single" w:sz="4" w:space="0" w:color="CCCCCC"/>
-              <w:left w:val="single" w:sz="4" w:space="0" w:color="CCCCCC"/>
-              <w:bottom w:val="single" w:sz="4" w:space="0" w:color="CCCCCC"/>
-              <w:right w:val="single" w:sz="4" w:space="0" w:color="CCCCCC"/>
             </w:tcBorders>
           </w:tcPr>
           <w:p>
@@ -2933,7 +2933,47 @@
           <w:u w:val="none"/>
           <w:rtl/>
         </w:rPr>
-        <w:t>يعتمد التحليل على شجرة قرار من أربعة مستويات، حيث طبيعة المطلوب وليس الصياغة هي المعيار الفاصل. يُطرح على كل حالة اختباران متتاليان: (1) الاختبار الأول: هل يُعبّر النص عن استياء، أو إبلاغ عن إخفاق، أو رغبة في تقديم بلاغ رسمي أو اعتراض؟ (2) الاختبار الثاني: هل يطلب النص تنفيذ إجراء محدد كتقديم خدمة أو متابعة طلب أو تعديل بيانات، وليس مجرد الحصول على معلومة؟</w:t>
+        <w:t>يعتمد التحليل على شجرة قرار من أربعة مستويات، حيث طبيعة المطلوب وليس الصياغة هي المعيار الفاصل. يُطرح على كل حالة اختباران متتاليان:</w:t>
+      </w:r>
+    </w:p>
+    <w:p>
+      <w:pPr>
+        <w:bidi w:val="1"/>
+        <w:spacing w:after="120"/>
+        <w:jc w:val="both"/>
+      </w:pPr>
+      <w:r>
+        <w:rPr>
+          <w:rFonts w:ascii="Dubai" w:hAnsi="Dubai" w:eastAsia="Dubai" w:cs="Dubai"/>
+          <w:b w:val="0"/>
+          <w:i w:val="0"/>
+          <w:color w:val="000000"/>
+          <w:sz w:val="24"/>
+          <w:szCs w:val="24"/>
+          <w:u w:val="none"/>
+          <w:rtl/>
+        </w:rPr>
+        <w:t>(1) الاختبار الأول: هل يُعبّر النص عن استياء، أو إبلاغ عن إخفاق، أو رغبة في تقديم بلاغ رسمي أو اعتراض؟</w:t>
+      </w:r>
+    </w:p>
+    <w:p>
+      <w:pPr>
+        <w:bidi w:val="1"/>
+        <w:spacing w:after="120"/>
+        <w:jc w:val="both"/>
+      </w:pPr>
+      <w:r>
+        <w:rPr>
+          <w:rFonts w:ascii="Dubai" w:hAnsi="Dubai" w:eastAsia="Dubai" w:cs="Dubai"/>
+          <w:b w:val="0"/>
+          <w:i w:val="0"/>
+          <w:color w:val="000000"/>
+          <w:sz w:val="24"/>
+          <w:szCs w:val="24"/>
+          <w:u w:val="none"/>
+          <w:rtl/>
+        </w:rPr>
+        <w:t>(2) الاختبار الثاني: هل يطلب النص تنفيذ إجراء محدد كتقديم خدمة أو متابعة طلب أو تعديل بيانات، وليس مجرد الحصول على معلومة؟</w:t>
       </w:r>
     </w:p>
     <w:p>
@@ -3073,7 +3113,7 @@
           <w:u w:val="none"/>
           <w:rtl/>
         </w:rPr>
-        <w:t>الحقول المنظمة المستخدمة في التحليل: رقم الطلب، الخدمة الرئيسية، نوع المكالمة الأصلي، حالة الطلب، قناة التواصل، الجنسية، والإدارة المختصة. الحقول غير المنظمة — محور هذا التحليل: تفاصيل الطلب ورد المعالجة. هذان الحقلان يكشفان الطبيعة الحقيقية لكل حالة بعيداً عن التصنيف الشكلي في النظام.</w:t>
+        <w:t>الحقول المنظمة المستخدمة في التحليل: رقم الطلب، الخدمة الرئيسية، نوع المكالمة الأصلي، حالة الطلب، قناة التواصل، والإدارة المختصة. الحقول غير المنظمة — محور هذا التحليل: تفاصيل الطلب ورد المعالجة. هذان الحقلان يكشفان الطبيعة الحقيقية لكل حالة بعيداً عن التصنيف الشكلي في النظام.</w:t>
       </w:r>
     </w:p>
     <w:p>
@@ -3133,7 +3173,7 @@
           <w:u w:val="none"/>
           <w:rtl/>
         </w:rPr>
-        <w:t>تحليل 11 حالة مغلقة في فبراير - يوليو 2025 يكشف أن التصنيف الدقيق للمحتوى الفعلي لكل تواصل يُنتج صورةً مغايرة جذرياً لما سجَّله نظام إدارة علاقات المتعاملين في المرحلة الأولى. التحوّل الجوهري: الفئة المهيمنة الحقيقية هي «شكوى» بواقع 10 حالات تمثّل 90.9% من إجمالي التواصل، في مقابل تسجيل 10 حالات أصلاً تحت مسمّى «استفسار» قبل إعادة التصنيف.</w:t>
+        <w:t>تحليل 50 حالة في يناير - ديسمبر 2025 كشف أن التصنيف الدقيق للمحتوى الفعلي لكل تواصل يرسم صورةً مغايرةً تمامًا لما تعكسه بيانات نظام إدارة علاقات المتعاملين. التحوّل الجوهري: بينما كانت جميع الحالات الخمسين مسجَّلةً بوصفها «استفسارًا» قبل التصحيح، يتبيّن أن «الشكوى» هي الفئة المهيمنة الحقيقية بواقع 30 حالة تمثّل 60.0% من إجمالي التواصل، مما يُعيد تعريف طبيعة عبء العمل الفعلي ومتطلبات المعالجة.</w:t>
       </w:r>
     </w:p>
     <w:tbl>
@@ -3162,10 +3202,10 @@
               <w:right w:w="108" w:type="dxa"/>
             </w:tcMar>
             <w:tcBorders>
+              <w:bottom w:val="single" w:sz="4" w:space="0" w:color="CCCCCC"/>
+              <w:left w:val="single" w:sz="4" w:space="0" w:color="CCCCCC"/>
+              <w:right w:val="single" w:sz="4" w:space="0" w:color="CCCCCC"/>
               <w:top w:val="single" w:sz="4" w:space="0" w:color="CCCCCC"/>
-              <w:bottom w:val="single" w:sz="4" w:space="0" w:color="CCCCCC"/>
-              <w:right w:val="single" w:sz="4" w:space="0" w:color="CCCCCC"/>
-              <w:left w:val="single" w:sz="4" w:space="0" w:color="CCCCCC"/>
             </w:tcBorders>
           </w:tcPr>
           <w:p>
@@ -3197,10 +3237,10 @@
               <w:right w:w="108" w:type="dxa"/>
             </w:tcMar>
             <w:tcBorders>
+              <w:bottom w:val="single" w:sz="4" w:space="0" w:color="CCCCCC"/>
+              <w:left w:val="single" w:sz="4" w:space="0" w:color="CCCCCC"/>
+              <w:right w:val="single" w:sz="4" w:space="0" w:color="CCCCCC"/>
               <w:top w:val="single" w:sz="4" w:space="0" w:color="CCCCCC"/>
-              <w:bottom w:val="single" w:sz="4" w:space="0" w:color="CCCCCC"/>
-              <w:right w:val="single" w:sz="4" w:space="0" w:color="CCCCCC"/>
-              <w:left w:val="single" w:sz="4" w:space="0" w:color="CCCCCC"/>
             </w:tcBorders>
           </w:tcPr>
           <w:p>
@@ -3232,10 +3272,10 @@
               <w:right w:w="108" w:type="dxa"/>
             </w:tcMar>
             <w:tcBorders>
+              <w:bottom w:val="single" w:sz="4" w:space="0" w:color="CCCCCC"/>
+              <w:left w:val="single" w:sz="4" w:space="0" w:color="CCCCCC"/>
+              <w:right w:val="single" w:sz="4" w:space="0" w:color="CCCCCC"/>
               <w:top w:val="single" w:sz="4" w:space="0" w:color="CCCCCC"/>
-              <w:bottom w:val="single" w:sz="4" w:space="0" w:color="CCCCCC"/>
-              <w:right w:val="single" w:sz="4" w:space="0" w:color="CCCCCC"/>
-              <w:left w:val="single" w:sz="4" w:space="0" w:color="CCCCCC"/>
             </w:tcBorders>
           </w:tcPr>
           <w:p>
@@ -3267,10 +3307,10 @@
               <w:right w:w="108" w:type="dxa"/>
             </w:tcMar>
             <w:tcBorders>
+              <w:bottom w:val="single" w:sz="4" w:space="0" w:color="CCCCCC"/>
+              <w:left w:val="single" w:sz="4" w:space="0" w:color="CCCCCC"/>
+              <w:right w:val="single" w:sz="4" w:space="0" w:color="CCCCCC"/>
               <w:top w:val="single" w:sz="4" w:space="0" w:color="CCCCCC"/>
-              <w:bottom w:val="single" w:sz="4" w:space="0" w:color="CCCCCC"/>
-              <w:right w:val="single" w:sz="4" w:space="0" w:color="CCCCCC"/>
-              <w:left w:val="single" w:sz="4" w:space="0" w:color="CCCCCC"/>
             </w:tcBorders>
           </w:tcPr>
           <w:p>
@@ -3302,10 +3342,10 @@
               <w:right w:w="108" w:type="dxa"/>
             </w:tcMar>
             <w:tcBorders>
+              <w:bottom w:val="single" w:sz="4" w:space="0" w:color="CCCCCC"/>
+              <w:left w:val="single" w:sz="4" w:space="0" w:color="CCCCCC"/>
+              <w:right w:val="single" w:sz="4" w:space="0" w:color="CCCCCC"/>
               <w:top w:val="single" w:sz="4" w:space="0" w:color="CCCCCC"/>
-              <w:left w:val="single" w:sz="4" w:space="0" w:color="CCCCCC"/>
-              <w:bottom w:val="single" w:sz="4" w:space="0" w:color="CCCCCC"/>
-              <w:right w:val="single" w:sz="4" w:space="0" w:color="CCCCCC"/>
             </w:tcBorders>
           </w:tcPr>
           <w:p>
@@ -3339,10 +3379,10 @@
               <w:right w:w="108" w:type="dxa"/>
             </w:tcMar>
             <w:tcBorders>
+              <w:bottom w:val="single" w:sz="4" w:space="0" w:color="CCCCCC"/>
+              <w:left w:val="single" w:sz="4" w:space="0" w:color="CCCCCC"/>
+              <w:right w:val="single" w:sz="4" w:space="0" w:color="CCCCCC"/>
               <w:top w:val="single" w:sz="4" w:space="0" w:color="CCCCCC"/>
-              <w:bottom w:val="single" w:sz="4" w:space="0" w:color="CCCCCC"/>
-              <w:right w:val="single" w:sz="4" w:space="0" w:color="CCCCCC"/>
-              <w:left w:val="single" w:sz="4" w:space="0" w:color="CCCCCC"/>
             </w:tcBorders>
           </w:tcPr>
           <w:p>
@@ -3374,10 +3414,10 @@
               <w:right w:w="108" w:type="dxa"/>
             </w:tcMar>
             <w:tcBorders>
+              <w:bottom w:val="single" w:sz="4" w:space="0" w:color="CCCCCC"/>
+              <w:left w:val="single" w:sz="4" w:space="0" w:color="CCCCCC"/>
+              <w:right w:val="single" w:sz="4" w:space="0" w:color="CCCCCC"/>
               <w:top w:val="single" w:sz="4" w:space="0" w:color="CCCCCC"/>
-              <w:bottom w:val="single" w:sz="4" w:space="0" w:color="CCCCCC"/>
-              <w:right w:val="single" w:sz="4" w:space="0" w:color="CCCCCC"/>
-              <w:left w:val="single" w:sz="4" w:space="0" w:color="CCCCCC"/>
             </w:tcBorders>
           </w:tcPr>
           <w:p>
@@ -3394,7 +3434,7 @@
                 <w:szCs w:val="20"/>
                 <w:rtl/>
               </w:rPr>
-              <w:t>+10 (كانت صفراً في الملف الأصلي)</w:t>
+              <w:t>+30 (كانت صفراً في الملف الأصلي)</w:t>
             </w:r>
           </w:p>
         </w:tc>
@@ -3409,10 +3449,10 @@
               <w:right w:w="108" w:type="dxa"/>
             </w:tcMar>
             <w:tcBorders>
+              <w:bottom w:val="single" w:sz="4" w:space="0" w:color="CCCCCC"/>
+              <w:left w:val="single" w:sz="4" w:space="0" w:color="CCCCCC"/>
+              <w:right w:val="single" w:sz="4" w:space="0" w:color="CCCCCC"/>
               <w:top w:val="single" w:sz="4" w:space="0" w:color="CCCCCC"/>
-              <w:bottom w:val="single" w:sz="4" w:space="0" w:color="CCCCCC"/>
-              <w:right w:val="single" w:sz="4" w:space="0" w:color="CCCCCC"/>
-              <w:left w:val="single" w:sz="4" w:space="0" w:color="CCCCCC"/>
             </w:tcBorders>
           </w:tcPr>
           <w:p>
@@ -3429,7 +3469,7 @@
                 <w:szCs w:val="20"/>
                 <w:rtl/>
               </w:rPr>
-              <w:t>90.9%</w:t>
+              <w:t>60.0%</w:t>
             </w:r>
           </w:p>
         </w:tc>
@@ -3444,10 +3484,10 @@
               <w:right w:w="108" w:type="dxa"/>
             </w:tcMar>
             <w:tcBorders>
+              <w:bottom w:val="single" w:sz="4" w:space="0" w:color="CCCCCC"/>
+              <w:left w:val="single" w:sz="4" w:space="0" w:color="CCCCCC"/>
+              <w:right w:val="single" w:sz="4" w:space="0" w:color="CCCCCC"/>
               <w:top w:val="single" w:sz="4" w:space="0" w:color="CCCCCC"/>
-              <w:bottom w:val="single" w:sz="4" w:space="0" w:color="CCCCCC"/>
-              <w:right w:val="single" w:sz="4" w:space="0" w:color="CCCCCC"/>
-              <w:left w:val="single" w:sz="4" w:space="0" w:color="CCCCCC"/>
             </w:tcBorders>
           </w:tcPr>
           <w:p>
@@ -3464,7 +3504,7 @@
                 <w:szCs w:val="20"/>
                 <w:rtl/>
               </w:rPr>
-              <w:t>10</w:t>
+              <w:t>30</w:t>
             </w:r>
           </w:p>
         </w:tc>
@@ -3479,10 +3519,10 @@
               <w:right w:w="108" w:type="dxa"/>
             </w:tcMar>
             <w:tcBorders>
+              <w:bottom w:val="single" w:sz="4" w:space="0" w:color="CCCCCC"/>
+              <w:left w:val="single" w:sz="4" w:space="0" w:color="CCCCCC"/>
+              <w:right w:val="single" w:sz="4" w:space="0" w:color="CCCCCC"/>
               <w:top w:val="single" w:sz="4" w:space="0" w:color="CCCCCC"/>
-              <w:left w:val="single" w:sz="4" w:space="0" w:color="CCCCCC"/>
-              <w:bottom w:val="single" w:sz="4" w:space="0" w:color="CCCCCC"/>
-              <w:right w:val="single" w:sz="4" w:space="0" w:color="CCCCCC"/>
             </w:tcBorders>
           </w:tcPr>
           <w:p>
@@ -3516,10 +3556,10 @@
               <w:right w:w="108" w:type="dxa"/>
             </w:tcMar>
             <w:tcBorders>
+              <w:bottom w:val="single" w:sz="4" w:space="0" w:color="CCCCCC"/>
               <w:left w:val="single" w:sz="4" w:space="0" w:color="CCCCCC"/>
+              <w:right w:val="single" w:sz="4" w:space="0" w:color="CCCCCC"/>
               <w:top w:val="single" w:sz="4" w:space="0" w:color="CCCCCC"/>
-              <w:bottom w:val="single" w:sz="4" w:space="0" w:color="CCCCCC"/>
-              <w:right w:val="single" w:sz="4" w:space="0" w:color="CCCCCC"/>
             </w:tcBorders>
           </w:tcPr>
           <w:p>
@@ -3551,10 +3591,10 @@
               <w:right w:w="108" w:type="dxa"/>
             </w:tcMar>
             <w:tcBorders>
+              <w:bottom w:val="single" w:sz="4" w:space="0" w:color="CCCCCC"/>
+              <w:left w:val="single" w:sz="4" w:space="0" w:color="CCCCCC"/>
+              <w:right w:val="single" w:sz="4" w:space="0" w:color="CCCCCC"/>
               <w:top w:val="single" w:sz="4" w:space="0" w:color="CCCCCC"/>
-              <w:bottom w:val="single" w:sz="4" w:space="0" w:color="CCCCCC"/>
-              <w:right w:val="single" w:sz="4" w:space="0" w:color="CCCCCC"/>
-              <w:left w:val="single" w:sz="4" w:space="0" w:color="CCCCCC"/>
             </w:tcBorders>
           </w:tcPr>
           <w:p>
@@ -3571,7 +3611,7 @@
                 <w:szCs w:val="20"/>
                 <w:rtl/>
               </w:rPr>
-              <w:t>بلا تغيير</w:t>
+              <w:t>+16 (كانت صفراً في الملف الأصلي)</w:t>
             </w:r>
           </w:p>
         </w:tc>
@@ -3586,10 +3626,10 @@
               <w:right w:w="108" w:type="dxa"/>
             </w:tcMar>
             <w:tcBorders>
+              <w:bottom w:val="single" w:sz="4" w:space="0" w:color="CCCCCC"/>
+              <w:left w:val="single" w:sz="4" w:space="0" w:color="CCCCCC"/>
+              <w:right w:val="single" w:sz="4" w:space="0" w:color="CCCCCC"/>
               <w:top w:val="single" w:sz="4" w:space="0" w:color="CCCCCC"/>
-              <w:bottom w:val="single" w:sz="4" w:space="0" w:color="CCCCCC"/>
-              <w:right w:val="single" w:sz="4" w:space="0" w:color="CCCCCC"/>
-              <w:left w:val="single" w:sz="4" w:space="0" w:color="CCCCCC"/>
             </w:tcBorders>
           </w:tcPr>
           <w:p>
@@ -3606,7 +3646,7 @@
                 <w:szCs w:val="20"/>
                 <w:rtl/>
               </w:rPr>
-              <w:t>0.0%</w:t>
+              <w:t>32.0%</w:t>
             </w:r>
           </w:p>
         </w:tc>
@@ -3621,10 +3661,10 @@
               <w:right w:w="108" w:type="dxa"/>
             </w:tcMar>
             <w:tcBorders>
+              <w:bottom w:val="single" w:sz="4" w:space="0" w:color="CCCCCC"/>
+              <w:left w:val="single" w:sz="4" w:space="0" w:color="CCCCCC"/>
+              <w:right w:val="single" w:sz="4" w:space="0" w:color="CCCCCC"/>
               <w:top w:val="single" w:sz="4" w:space="0" w:color="CCCCCC"/>
-              <w:bottom w:val="single" w:sz="4" w:space="0" w:color="CCCCCC"/>
-              <w:right w:val="single" w:sz="4" w:space="0" w:color="CCCCCC"/>
-              <w:left w:val="single" w:sz="4" w:space="0" w:color="CCCCCC"/>
             </w:tcBorders>
           </w:tcPr>
           <w:p>
@@ -3641,7 +3681,7 @@
                 <w:szCs w:val="20"/>
                 <w:rtl/>
               </w:rPr>
-              <w:t>0</w:t>
+              <w:t>16</w:t>
             </w:r>
           </w:p>
         </w:tc>
@@ -3656,10 +3696,10 @@
               <w:right w:w="108" w:type="dxa"/>
             </w:tcMar>
             <w:tcBorders>
+              <w:bottom w:val="single" w:sz="4" w:space="0" w:color="CCCCCC"/>
+              <w:left w:val="single" w:sz="4" w:space="0" w:color="CCCCCC"/>
+              <w:right w:val="single" w:sz="4" w:space="0" w:color="CCCCCC"/>
               <w:top w:val="single" w:sz="4" w:space="0" w:color="CCCCCC"/>
-              <w:left w:val="single" w:sz="4" w:space="0" w:color="CCCCCC"/>
-              <w:bottom w:val="single" w:sz="4" w:space="0" w:color="CCCCCC"/>
-              <w:right w:val="single" w:sz="4" w:space="0" w:color="CCCCCC"/>
             </w:tcBorders>
           </w:tcPr>
           <w:p>
@@ -3693,10 +3733,10 @@
               <w:right w:w="108" w:type="dxa"/>
             </w:tcMar>
             <w:tcBorders>
+              <w:bottom w:val="single" w:sz="4" w:space="0" w:color="CCCCCC"/>
               <w:left w:val="single" w:sz="4" w:space="0" w:color="CCCCCC"/>
+              <w:right w:val="single" w:sz="4" w:space="0" w:color="CCCCCC"/>
               <w:top w:val="single" w:sz="4" w:space="0" w:color="CCCCCC"/>
-              <w:bottom w:val="single" w:sz="4" w:space="0" w:color="CCCCCC"/>
-              <w:right w:val="single" w:sz="4" w:space="0" w:color="CCCCCC"/>
             </w:tcBorders>
           </w:tcPr>
           <w:p>
@@ -3728,10 +3768,10 @@
               <w:right w:w="108" w:type="dxa"/>
             </w:tcMar>
             <w:tcBorders>
+              <w:bottom w:val="single" w:sz="4" w:space="0" w:color="CCCCCC"/>
+              <w:left w:val="single" w:sz="4" w:space="0" w:color="CCCCCC"/>
+              <w:right w:val="single" w:sz="4" w:space="0" w:color="CCCCCC"/>
               <w:top w:val="single" w:sz="4" w:space="0" w:color="CCCCCC"/>
-              <w:bottom w:val="single" w:sz="4" w:space="0" w:color="CCCCCC"/>
-              <w:right w:val="single" w:sz="4" w:space="0" w:color="CCCCCC"/>
-              <w:left w:val="single" w:sz="4" w:space="0" w:color="CCCCCC"/>
             </w:tcBorders>
           </w:tcPr>
           <w:p>
@@ -3748,7 +3788,7 @@
                 <w:szCs w:val="20"/>
                 <w:rtl/>
               </w:rPr>
-              <w:t>−10 عن الأصلي</w:t>
+              <w:t>−46 عن الأصلي</w:t>
             </w:r>
           </w:p>
         </w:tc>
@@ -3763,10 +3803,10 @@
               <w:right w:w="108" w:type="dxa"/>
             </w:tcMar>
             <w:tcBorders>
+              <w:bottom w:val="single" w:sz="4" w:space="0" w:color="CCCCCC"/>
+              <w:left w:val="single" w:sz="4" w:space="0" w:color="CCCCCC"/>
+              <w:right w:val="single" w:sz="4" w:space="0" w:color="CCCCCC"/>
               <w:top w:val="single" w:sz="4" w:space="0" w:color="CCCCCC"/>
-              <w:bottom w:val="single" w:sz="4" w:space="0" w:color="CCCCCC"/>
-              <w:right w:val="single" w:sz="4" w:space="0" w:color="CCCCCC"/>
-              <w:left w:val="single" w:sz="4" w:space="0" w:color="CCCCCC"/>
             </w:tcBorders>
           </w:tcPr>
           <w:p>
@@ -3783,7 +3823,7 @@
                 <w:szCs w:val="20"/>
                 <w:rtl/>
               </w:rPr>
-              <w:t>0.0%</w:t>
+              <w:t>8.0%</w:t>
             </w:r>
           </w:p>
         </w:tc>
@@ -3798,10 +3838,10 @@
               <w:right w:w="108" w:type="dxa"/>
             </w:tcMar>
             <w:tcBorders>
+              <w:bottom w:val="single" w:sz="4" w:space="0" w:color="CCCCCC"/>
+              <w:left w:val="single" w:sz="4" w:space="0" w:color="CCCCCC"/>
+              <w:right w:val="single" w:sz="4" w:space="0" w:color="CCCCCC"/>
               <w:top w:val="single" w:sz="4" w:space="0" w:color="CCCCCC"/>
-              <w:bottom w:val="single" w:sz="4" w:space="0" w:color="CCCCCC"/>
-              <w:right w:val="single" w:sz="4" w:space="0" w:color="CCCCCC"/>
-              <w:left w:val="single" w:sz="4" w:space="0" w:color="CCCCCC"/>
             </w:tcBorders>
           </w:tcPr>
           <w:p>
@@ -3818,7 +3858,7 @@
                 <w:szCs w:val="20"/>
                 <w:rtl/>
               </w:rPr>
-              <w:t>0</w:t>
+              <w:t>4</w:t>
             </w:r>
           </w:p>
         </w:tc>
@@ -3833,10 +3873,10 @@
               <w:right w:w="108" w:type="dxa"/>
             </w:tcMar>
             <w:tcBorders>
+              <w:bottom w:val="single" w:sz="4" w:space="0" w:color="CCCCCC"/>
+              <w:left w:val="single" w:sz="4" w:space="0" w:color="CCCCCC"/>
+              <w:right w:val="single" w:sz="4" w:space="0" w:color="CCCCCC"/>
               <w:top w:val="single" w:sz="4" w:space="0" w:color="CCCCCC"/>
-              <w:left w:val="single" w:sz="4" w:space="0" w:color="CCCCCC"/>
-              <w:bottom w:val="single" w:sz="4" w:space="0" w:color="CCCCCC"/>
-              <w:right w:val="single" w:sz="4" w:space="0" w:color="CCCCCC"/>
             </w:tcBorders>
           </w:tcPr>
           <w:p>
@@ -3870,10 +3910,10 @@
               <w:right w:w="108" w:type="dxa"/>
             </w:tcMar>
             <w:tcBorders>
+              <w:bottom w:val="single" w:sz="4" w:space="0" w:color="CCCCCC"/>
               <w:left w:val="single" w:sz="4" w:space="0" w:color="CCCCCC"/>
+              <w:right w:val="single" w:sz="4" w:space="0" w:color="CCCCCC"/>
               <w:top w:val="single" w:sz="4" w:space="0" w:color="CCCCCC"/>
-              <w:bottom w:val="single" w:sz="4" w:space="0" w:color="CCCCCC"/>
-              <w:right w:val="single" w:sz="4" w:space="0" w:color="CCCCCC"/>
             </w:tcBorders>
           </w:tcPr>
           <w:p>
@@ -3905,10 +3945,10 @@
               <w:right w:w="108" w:type="dxa"/>
             </w:tcMar>
             <w:tcBorders>
+              <w:bottom w:val="single" w:sz="4" w:space="0" w:color="CCCCCC"/>
+              <w:left w:val="single" w:sz="4" w:space="0" w:color="CCCCCC"/>
+              <w:right w:val="single" w:sz="4" w:space="0" w:color="CCCCCC"/>
               <w:top w:val="single" w:sz="4" w:space="0" w:color="CCCCCC"/>
-              <w:bottom w:val="single" w:sz="4" w:space="0" w:color="CCCCCC"/>
-              <w:right w:val="single" w:sz="4" w:space="0" w:color="CCCCCC"/>
-              <w:left w:val="single" w:sz="4" w:space="0" w:color="CCCCCC"/>
             </w:tcBorders>
           </w:tcPr>
           <w:p>
@@ -3925,7 +3965,7 @@
                 <w:szCs w:val="20"/>
                 <w:rtl/>
               </w:rPr>
-              <w:t>+1 (كانت صفراً في الملف الأصلي)</w:t>
+              <w:t>بلا تغيير</w:t>
             </w:r>
           </w:p>
         </w:tc>
@@ -3940,10 +3980,10 @@
               <w:right w:w="108" w:type="dxa"/>
             </w:tcMar>
             <w:tcBorders>
+              <w:bottom w:val="single" w:sz="4" w:space="0" w:color="CCCCCC"/>
+              <w:left w:val="single" w:sz="4" w:space="0" w:color="CCCCCC"/>
+              <w:right w:val="single" w:sz="4" w:space="0" w:color="CCCCCC"/>
               <w:top w:val="single" w:sz="4" w:space="0" w:color="CCCCCC"/>
-              <w:bottom w:val="single" w:sz="4" w:space="0" w:color="CCCCCC"/>
-              <w:right w:val="single" w:sz="4" w:space="0" w:color="CCCCCC"/>
-              <w:left w:val="single" w:sz="4" w:space="0" w:color="CCCCCC"/>
             </w:tcBorders>
           </w:tcPr>
           <w:p>
@@ -3960,7 +4000,7 @@
                 <w:szCs w:val="20"/>
                 <w:rtl/>
               </w:rPr>
-              <w:t>9.1%</w:t>
+              <w:t>0.0%</w:t>
             </w:r>
           </w:p>
         </w:tc>
@@ -3975,10 +4015,10 @@
               <w:right w:w="108" w:type="dxa"/>
             </w:tcMar>
             <w:tcBorders>
+              <w:bottom w:val="single" w:sz="4" w:space="0" w:color="CCCCCC"/>
+              <w:left w:val="single" w:sz="4" w:space="0" w:color="CCCCCC"/>
+              <w:right w:val="single" w:sz="4" w:space="0" w:color="CCCCCC"/>
               <w:top w:val="single" w:sz="4" w:space="0" w:color="CCCCCC"/>
-              <w:bottom w:val="single" w:sz="4" w:space="0" w:color="CCCCCC"/>
-              <w:right w:val="single" w:sz="4" w:space="0" w:color="CCCCCC"/>
-              <w:left w:val="single" w:sz="4" w:space="0" w:color="CCCCCC"/>
             </w:tcBorders>
           </w:tcPr>
           <w:p>
@@ -3995,7 +4035,7 @@
                 <w:szCs w:val="20"/>
                 <w:rtl/>
               </w:rPr>
-              <w:t>1</w:t>
+              <w:t>0</w:t>
             </w:r>
           </w:p>
         </w:tc>
@@ -4010,10 +4050,10 @@
               <w:right w:w="108" w:type="dxa"/>
             </w:tcMar>
             <w:tcBorders>
+              <w:bottom w:val="single" w:sz="4" w:space="0" w:color="CCCCCC"/>
+              <w:left w:val="single" w:sz="4" w:space="0" w:color="CCCCCC"/>
+              <w:right w:val="single" w:sz="4" w:space="0" w:color="CCCCCC"/>
               <w:top w:val="single" w:sz="4" w:space="0" w:color="CCCCCC"/>
-              <w:left w:val="single" w:sz="4" w:space="0" w:color="CCCCCC"/>
-              <w:bottom w:val="single" w:sz="4" w:space="0" w:color="CCCCCC"/>
-              <w:right w:val="single" w:sz="4" w:space="0" w:color="CCCCCC"/>
             </w:tcBorders>
           </w:tcPr>
           <w:p>
@@ -4075,7 +4115,7 @@
           <w:szCs w:val="26"/>
           <w:rtl/>
         </w:rPr>
-        <w:t>3.2  دقة التصنيف — 100.0% من الحالات تم إعادة تصنيفها</w:t>
+        <w:t>3.2  دقة التصنيف — 92.0% من الحالات تم إعادة تصنيفها</w:t>
       </w:r>
       <w:bookmarkStart w:id="10" w:name="_Toc000000010"/>
       <w:bookmarkEnd w:id="10"/>
@@ -4097,7 +4137,7 @@
           <w:u w:val="none"/>
           <w:rtl/>
         </w:rPr>
-        <w:t>الاكتشاف الحرج: 10 من أصل 11 حالة كانت مصنَّفةً في نظام CRM تحت مسمّى «استفسار»، في حين يُثبت تحليل النص الكامل لكل حالة أنها تنطوي على مضمون شكوى أو ثناء صريح؛ وقد بلغ إجمالي الحالات التي أُعيد تصنيفها 11 حالة بنسبة إعادة تصنيف 100.0%. لا يعكس هذا الفارق خطأً من الموظف، إذ إن تسمية قناة الاستقبال في النظام تعكس طبيعة القناة أو النية الأولى للتواصل لا المضمون الحقيقي للمطلب. القائمة الكاملة لـ 11 حالة مع الأدلة متاحة في الملحق الرقمي (ملف Excel المرفق).</w:t>
+        <w:t>الاكتشاف الحرج: جميع الحالات الخمسين (50 من 50) كانت مسجَّلةً في نظام CRM تحت تصنيف «استفسار» دون تمييز لطبيعة المحتوى الفعلي، وقد أسفر التحليل التفصيلي لنصوص التواصل عن إعادة تصنيف 46 حالة بمعدل 92.0%، وهو ما لا يعكس خطأً بشريًا بل يُجسّد طبيعة آلية الإدخال في قناة الاستقبال التي تضع جميع الوارد تحت تسمية موحّدة. القائمة الكاملة لـ 46 حالة مع الأدلة متاحة في الملحق الرقمي (ملف Excel المرفق).</w:t>
       </w:r>
     </w:p>
     <w:tbl>
@@ -4125,10 +4165,10 @@
               <w:right w:w="108" w:type="dxa"/>
             </w:tcMar>
             <w:tcBorders>
+              <w:bottom w:val="single" w:sz="4" w:space="0" w:color="CCCCCC"/>
+              <w:left w:val="single" w:sz="4" w:space="0" w:color="CCCCCC"/>
+              <w:right w:val="single" w:sz="4" w:space="0" w:color="CCCCCC"/>
               <w:top w:val="single" w:sz="4" w:space="0" w:color="CCCCCC"/>
-              <w:bottom w:val="single" w:sz="4" w:space="0" w:color="CCCCCC"/>
-              <w:right w:val="single" w:sz="4" w:space="0" w:color="CCCCCC"/>
-              <w:left w:val="single" w:sz="4" w:space="0" w:color="CCCCCC"/>
             </w:tcBorders>
           </w:tcPr>
           <w:p>
@@ -4160,10 +4200,10 @@
               <w:right w:w="108" w:type="dxa"/>
             </w:tcMar>
             <w:tcBorders>
+              <w:bottom w:val="single" w:sz="4" w:space="0" w:color="CCCCCC"/>
+              <w:left w:val="single" w:sz="4" w:space="0" w:color="CCCCCC"/>
+              <w:right w:val="single" w:sz="4" w:space="0" w:color="CCCCCC"/>
               <w:top w:val="single" w:sz="4" w:space="0" w:color="CCCCCC"/>
-              <w:bottom w:val="single" w:sz="4" w:space="0" w:color="CCCCCC"/>
-              <w:right w:val="single" w:sz="4" w:space="0" w:color="CCCCCC"/>
-              <w:left w:val="single" w:sz="4" w:space="0" w:color="CCCCCC"/>
             </w:tcBorders>
           </w:tcPr>
           <w:p>
@@ -4195,10 +4235,10 @@
               <w:right w:w="108" w:type="dxa"/>
             </w:tcMar>
             <w:tcBorders>
+              <w:bottom w:val="single" w:sz="4" w:space="0" w:color="CCCCCC"/>
+              <w:left w:val="single" w:sz="4" w:space="0" w:color="CCCCCC"/>
+              <w:right w:val="single" w:sz="4" w:space="0" w:color="CCCCCC"/>
               <w:top w:val="single" w:sz="4" w:space="0" w:color="CCCCCC"/>
-              <w:bottom w:val="single" w:sz="4" w:space="0" w:color="CCCCCC"/>
-              <w:right w:val="single" w:sz="4" w:space="0" w:color="CCCCCC"/>
-              <w:left w:val="single" w:sz="4" w:space="0" w:color="CCCCCC"/>
             </w:tcBorders>
           </w:tcPr>
           <w:p>
@@ -4230,10 +4270,10 @@
               <w:right w:w="108" w:type="dxa"/>
             </w:tcMar>
             <w:tcBorders>
+              <w:bottom w:val="single" w:sz="4" w:space="0" w:color="CCCCCC"/>
+              <w:left w:val="single" w:sz="4" w:space="0" w:color="CCCCCC"/>
+              <w:right w:val="single" w:sz="4" w:space="0" w:color="CCCCCC"/>
               <w:top w:val="single" w:sz="4" w:space="0" w:color="CCCCCC"/>
-              <w:left w:val="single" w:sz="4" w:space="0" w:color="CCCCCC"/>
-              <w:bottom w:val="single" w:sz="4" w:space="0" w:color="CCCCCC"/>
-              <w:right w:val="single" w:sz="4" w:space="0" w:color="CCCCCC"/>
             </w:tcBorders>
           </w:tcPr>
           <w:p>
@@ -4267,10 +4307,10 @@
               <w:right w:w="108" w:type="dxa"/>
             </w:tcMar>
             <w:tcBorders>
+              <w:bottom w:val="single" w:sz="4" w:space="0" w:color="CCCCCC"/>
+              <w:left w:val="single" w:sz="4" w:space="0" w:color="CCCCCC"/>
+              <w:right w:val="single" w:sz="4" w:space="0" w:color="CCCCCC"/>
               <w:top w:val="single" w:sz="4" w:space="0" w:color="CCCCCC"/>
-              <w:bottom w:val="single" w:sz="4" w:space="0" w:color="CCCCCC"/>
-              <w:right w:val="single" w:sz="4" w:space="0" w:color="CCCCCC"/>
-              <w:left w:val="single" w:sz="4" w:space="0" w:color="CCCCCC"/>
             </w:tcBorders>
           </w:tcPr>
           <w:p>
@@ -4287,7 +4327,7 @@
                 <w:szCs w:val="20"/>
                 <w:rtl/>
               </w:rPr>
-              <w:t>"Regarding traffic fines recent visit to Fujairah, i request you to please check again about the traffic fines which i have received today.. while driving to Fujairah i have make sure the road speed limit and drive safe to avoid fines.. i request you to check again ticket no 6250046432 and 6250046430 i request you to please remove the fines if it is incorrect"</w:t>
+              <w:t>"السلام عليكم تم تقديم بلغ بتاريخ 23 / 10 / 2025 ورقم البلغ 2228 عن تعرضي للضرب في مدرسة الديار  في مركز المدينة في الفجيرة والي يومك لم يتم علينا بحجت ان المدرسة لم تراد عليهم ولم يتم الانتهاء من البلغ وتحويله الي النيابه لتكملة البلغ"</w:t>
             </w:r>
           </w:p>
         </w:tc>
@@ -4302,10 +4342,10 @@
               <w:right w:w="108" w:type="dxa"/>
             </w:tcMar>
             <w:tcBorders>
+              <w:bottom w:val="single" w:sz="4" w:space="0" w:color="CCCCCC"/>
+              <w:left w:val="single" w:sz="4" w:space="0" w:color="CCCCCC"/>
+              <w:right w:val="single" w:sz="4" w:space="0" w:color="CCCCCC"/>
               <w:top w:val="single" w:sz="4" w:space="0" w:color="CCCCCC"/>
-              <w:bottom w:val="single" w:sz="4" w:space="0" w:color="CCCCCC"/>
-              <w:right w:val="single" w:sz="4" w:space="0" w:color="CCCCCC"/>
-              <w:left w:val="single" w:sz="4" w:space="0" w:color="CCCCCC"/>
             </w:tcBorders>
           </w:tcPr>
           <w:p>
@@ -4322,7 +4362,7 @@
                 <w:szCs w:val="20"/>
                 <w:rtl/>
               </w:rPr>
-              <w:t>شكوى — اعتراض على مخالفة مرورية</w:t>
+              <w:t>شكوى — تقديم بلاغ أمني أو مروري</w:t>
             </w:r>
           </w:p>
         </w:tc>
@@ -4337,10 +4377,10 @@
               <w:right w:w="108" w:type="dxa"/>
             </w:tcMar>
             <w:tcBorders>
+              <w:bottom w:val="single" w:sz="4" w:space="0" w:color="CCCCCC"/>
+              <w:left w:val="single" w:sz="4" w:space="0" w:color="CCCCCC"/>
+              <w:right w:val="single" w:sz="4" w:space="0" w:color="CCCCCC"/>
               <w:top w:val="single" w:sz="4" w:space="0" w:color="CCCCCC"/>
-              <w:bottom w:val="single" w:sz="4" w:space="0" w:color="CCCCCC"/>
-              <w:right w:val="single" w:sz="4" w:space="0" w:color="CCCCCC"/>
-              <w:left w:val="single" w:sz="4" w:space="0" w:color="CCCCCC"/>
             </w:tcBorders>
           </w:tcPr>
           <w:p>
@@ -4372,10 +4412,10 @@
               <w:right w:w="108" w:type="dxa"/>
             </w:tcMar>
             <w:tcBorders>
+              <w:bottom w:val="single" w:sz="4" w:space="0" w:color="CCCCCC"/>
+              <w:left w:val="single" w:sz="4" w:space="0" w:color="CCCCCC"/>
+              <w:right w:val="single" w:sz="4" w:space="0" w:color="CCCCCC"/>
               <w:top w:val="single" w:sz="4" w:space="0" w:color="CCCCCC"/>
-              <w:left w:val="single" w:sz="4" w:space="0" w:color="CCCCCC"/>
-              <w:bottom w:val="single" w:sz="4" w:space="0" w:color="CCCCCC"/>
-              <w:right w:val="single" w:sz="4" w:space="0" w:color="CCCCCC"/>
             </w:tcBorders>
           </w:tcPr>
           <w:p>
@@ -4392,7 +4432,7 @@
                 <w:szCs w:val="20"/>
                 <w:rtl/>
               </w:rPr>
-              <w:t>217099</w:t>
+              <w:t>2025287730</w:t>
             </w:r>
           </w:p>
         </w:tc>
@@ -4409,10 +4449,10 @@
               <w:right w:w="108" w:type="dxa"/>
             </w:tcMar>
             <w:tcBorders>
+              <w:bottom w:val="single" w:sz="4" w:space="0" w:color="CCCCCC"/>
               <w:left w:val="single" w:sz="4" w:space="0" w:color="CCCCCC"/>
+              <w:right w:val="single" w:sz="4" w:space="0" w:color="CCCCCC"/>
               <w:top w:val="single" w:sz="4" w:space="0" w:color="CCCCCC"/>
-              <w:bottom w:val="single" w:sz="4" w:space="0" w:color="CCCCCC"/>
-              <w:right w:val="single" w:sz="4" w:space="0" w:color="CCCCCC"/>
             </w:tcBorders>
           </w:tcPr>
           <w:p>
@@ -4429,7 +4469,7 @@
                 <w:szCs w:val="20"/>
                 <w:rtl/>
               </w:rPr>
-              <w:t>"يرجى الاستعلام عن المركبات العسكرية التي يتم ادراجها على الرمز المروري الخاص بي للعلم بانني لم استلم اي مركبة عسكرية بالأرقام المسجلة على الرمز المروري الخاص بي لتفادي المخالفات والإجراءات القانونية يرجى التأكد والمتابعة  من الأشخاص المستلمين للمركبات العسكرية وافيدكم بأرقام المركبات 18499 شرطة + 19790 شرطة وصورة من المسج"</w:t>
+              <w:t>"لم استلم ملكيه السياره والمشكله رقم الهاتف الخاص بي محدث ولا يتم التواصل مع رقم تلفوني ويتم التواصل برقم آخر رقم اخوي ولم استلم الملكيه السياره"</w:t>
             </w:r>
           </w:p>
         </w:tc>
@@ -4444,10 +4484,10 @@
               <w:right w:w="108" w:type="dxa"/>
             </w:tcMar>
             <w:tcBorders>
+              <w:bottom w:val="single" w:sz="4" w:space="0" w:color="CCCCCC"/>
+              <w:left w:val="single" w:sz="4" w:space="0" w:color="CCCCCC"/>
+              <w:right w:val="single" w:sz="4" w:space="0" w:color="CCCCCC"/>
               <w:top w:val="single" w:sz="4" w:space="0" w:color="CCCCCC"/>
-              <w:bottom w:val="single" w:sz="4" w:space="0" w:color="CCCCCC"/>
-              <w:right w:val="single" w:sz="4" w:space="0" w:color="CCCCCC"/>
-              <w:left w:val="single" w:sz="4" w:space="0" w:color="CCCCCC"/>
             </w:tcBorders>
           </w:tcPr>
           <w:p>
@@ -4479,10 +4519,10 @@
               <w:right w:w="108" w:type="dxa"/>
             </w:tcMar>
             <w:tcBorders>
+              <w:bottom w:val="single" w:sz="4" w:space="0" w:color="CCCCCC"/>
+              <w:left w:val="single" w:sz="4" w:space="0" w:color="CCCCCC"/>
+              <w:right w:val="single" w:sz="4" w:space="0" w:color="CCCCCC"/>
               <w:top w:val="single" w:sz="4" w:space="0" w:color="CCCCCC"/>
-              <w:bottom w:val="single" w:sz="4" w:space="0" w:color="CCCCCC"/>
-              <w:right w:val="single" w:sz="4" w:space="0" w:color="CCCCCC"/>
-              <w:left w:val="single" w:sz="4" w:space="0" w:color="CCCCCC"/>
             </w:tcBorders>
           </w:tcPr>
           <w:p>
@@ -4514,10 +4554,10 @@
               <w:right w:w="108" w:type="dxa"/>
             </w:tcMar>
             <w:tcBorders>
+              <w:bottom w:val="single" w:sz="4" w:space="0" w:color="CCCCCC"/>
+              <w:left w:val="single" w:sz="4" w:space="0" w:color="CCCCCC"/>
+              <w:right w:val="single" w:sz="4" w:space="0" w:color="CCCCCC"/>
               <w:top w:val="single" w:sz="4" w:space="0" w:color="CCCCCC"/>
-              <w:left w:val="single" w:sz="4" w:space="0" w:color="CCCCCC"/>
-              <w:bottom w:val="single" w:sz="4" w:space="0" w:color="CCCCCC"/>
-              <w:right w:val="single" w:sz="4" w:space="0" w:color="CCCCCC"/>
             </w:tcBorders>
           </w:tcPr>
           <w:p>
@@ -4534,7 +4574,7 @@
                 <w:szCs w:val="20"/>
                 <w:rtl/>
               </w:rPr>
-              <w:t>225488</w:t>
+              <w:t>210724</w:t>
             </w:r>
           </w:p>
         </w:tc>
@@ -4551,10 +4591,10 @@
               <w:right w:w="108" w:type="dxa"/>
             </w:tcMar>
             <w:tcBorders>
+              <w:bottom w:val="single" w:sz="4" w:space="0" w:color="CCCCCC"/>
               <w:left w:val="single" w:sz="4" w:space="0" w:color="CCCCCC"/>
+              <w:right w:val="single" w:sz="4" w:space="0" w:color="CCCCCC"/>
               <w:top w:val="single" w:sz="4" w:space="0" w:color="CCCCCC"/>
-              <w:bottom w:val="single" w:sz="4" w:space="0" w:color="CCCCCC"/>
-              <w:right w:val="single" w:sz="4" w:space="0" w:color="CCCCCC"/>
             </w:tcBorders>
           </w:tcPr>
           <w:p>
@@ -4571,17 +4611,7 @@
                 <w:szCs w:val="20"/>
                 <w:rtl/>
               </w:rPr>
-              <w:t xml:space="preserve">"Hi sir </w:t>
-              <w:br/>
-              <w:t xml:space="preserve">I apply for pcc 2 time on moi app </w:t>
-              <w:br/>
-              <w:t xml:space="preserve">Payment has been deducted from my account </w:t>
-              <w:br/>
-              <w:t xml:space="preserve">But on app they show cancel payment </w:t>
-              <w:br/>
-              <w:t xml:space="preserve">Im in ind i need pcc urgent wht i can do now plz help mee plzz u can contact me on +919815328600 or u can mail me simrajeet009@gmail.com </w:t>
-              <w:br/>
-              <w:t>Plz urgently help me"</w:t>
+              <w:t>"لم استلام الرخصه  حته هذا الوقت لقد تقدمت بشكىوه في السابق وتحدث معي احد الظباط من الفجيره وتكلام معي حول ان رقم المعامله الذي اتخالته لا ينطبق مع الرقم الشخصي وعند عدم الوصل لك. قم بريد الامارات  برجع الرخصه الي قسم المروره في الفجيره وتم تحديث البيانات وتحدث معي  احد من بريد الامارات وقالي اي غدا  مع العلم ان اخر مكلمه مع مندوب بريد الامارات كانت من اكثر 10ايام وحولت الاتصال بي خدمت العمله وتحدث معي ظبط شرطه  مرتين ولكن لمشكله لم تحل الي هذا الوقت تحدث مع بريد الامارات وقلي لي لايكمن البحث  عن الطرد خصتك لا يمكن البحث عن هذا الرقم ويرسدو رقم الشحن لا تتبع الشحن"</w:t>
             </w:r>
           </w:p>
         </w:tc>
@@ -4596,10 +4626,10 @@
               <w:right w:w="108" w:type="dxa"/>
             </w:tcMar>
             <w:tcBorders>
+              <w:bottom w:val="single" w:sz="4" w:space="0" w:color="CCCCCC"/>
+              <w:left w:val="single" w:sz="4" w:space="0" w:color="CCCCCC"/>
+              <w:right w:val="single" w:sz="4" w:space="0" w:color="CCCCCC"/>
               <w:top w:val="single" w:sz="4" w:space="0" w:color="CCCCCC"/>
-              <w:bottom w:val="single" w:sz="4" w:space="0" w:color="CCCCCC"/>
-              <w:right w:val="single" w:sz="4" w:space="0" w:color="CCCCCC"/>
-              <w:left w:val="single" w:sz="4" w:space="0" w:color="CCCCCC"/>
             </w:tcBorders>
           </w:tcPr>
           <w:p>
@@ -4631,10 +4661,10 @@
               <w:right w:w="108" w:type="dxa"/>
             </w:tcMar>
             <w:tcBorders>
+              <w:bottom w:val="single" w:sz="4" w:space="0" w:color="CCCCCC"/>
+              <w:left w:val="single" w:sz="4" w:space="0" w:color="CCCCCC"/>
+              <w:right w:val="single" w:sz="4" w:space="0" w:color="CCCCCC"/>
               <w:top w:val="single" w:sz="4" w:space="0" w:color="CCCCCC"/>
-              <w:bottom w:val="single" w:sz="4" w:space="0" w:color="CCCCCC"/>
-              <w:right w:val="single" w:sz="4" w:space="0" w:color="CCCCCC"/>
-              <w:left w:val="single" w:sz="4" w:space="0" w:color="CCCCCC"/>
             </w:tcBorders>
           </w:tcPr>
           <w:p>
@@ -4666,10 +4696,10 @@
               <w:right w:w="108" w:type="dxa"/>
             </w:tcMar>
             <w:tcBorders>
+              <w:bottom w:val="single" w:sz="4" w:space="0" w:color="CCCCCC"/>
+              <w:left w:val="single" w:sz="4" w:space="0" w:color="CCCCCC"/>
+              <w:right w:val="single" w:sz="4" w:space="0" w:color="CCCCCC"/>
               <w:top w:val="single" w:sz="4" w:space="0" w:color="CCCCCC"/>
-              <w:left w:val="single" w:sz="4" w:space="0" w:color="CCCCCC"/>
-              <w:bottom w:val="single" w:sz="4" w:space="0" w:color="CCCCCC"/>
-              <w:right w:val="single" w:sz="4" w:space="0" w:color="CCCCCC"/>
             </w:tcBorders>
           </w:tcPr>
           <w:p>
@@ -4686,7 +4716,7 @@
                 <w:szCs w:val="20"/>
                 <w:rtl/>
               </w:rPr>
-              <w:t>243341</w:t>
+              <w:t>211093</w:t>
             </w:r>
           </w:p>
         </w:tc>
@@ -4703,10 +4733,10 @@
               <w:right w:w="108" w:type="dxa"/>
             </w:tcMar>
             <w:tcBorders>
+              <w:bottom w:val="single" w:sz="4" w:space="0" w:color="CCCCCC"/>
               <w:left w:val="single" w:sz="4" w:space="0" w:color="CCCCCC"/>
+              <w:right w:val="single" w:sz="4" w:space="0" w:color="CCCCCC"/>
               <w:top w:val="single" w:sz="4" w:space="0" w:color="CCCCCC"/>
-              <w:bottom w:val="single" w:sz="4" w:space="0" w:color="CCCCCC"/>
-              <w:right w:val="single" w:sz="4" w:space="0" w:color="CCCCCC"/>
             </w:tcBorders>
           </w:tcPr>
           <w:p>
@@ -4723,9 +4753,13 @@
                 <w:szCs w:val="20"/>
                 <w:rtl/>
               </w:rPr>
-              <w:t xml:space="preserve">"The traffic fine under my name is wrong and the photo which mentioned with fine is not my bike and I never  been in fujaira . Kindly remove the fine from my name. </w:t>
+              <w:t>"تم تجرير مخالفة سرعة في مدينة الفجيرة يوم ١/١/٢٠٢٥ مع العلم لم أكون متواجد في الفجيرة هذا اليوم وايضاً صورة المخالفة برقم لوحة سيارة غير لوحة سيارتي</w:t>
               <w:br/>
-              <w:t>Thankyou"</w:t>
+              <w:t>رقم المخالفة: 6250003094</w:t>
+              <w:br/>
+              <w:t>رقم لوحة سيارتي التي ١١/٧٢٧٣٩</w:t>
+              <w:br/>
+              <w:t>مرفق صورة الرادار"</w:t>
             </w:r>
           </w:p>
         </w:tc>
@@ -4740,10 +4774,10 @@
               <w:right w:w="108" w:type="dxa"/>
             </w:tcMar>
             <w:tcBorders>
+              <w:bottom w:val="single" w:sz="4" w:space="0" w:color="CCCCCC"/>
+              <w:left w:val="single" w:sz="4" w:space="0" w:color="CCCCCC"/>
+              <w:right w:val="single" w:sz="4" w:space="0" w:color="CCCCCC"/>
               <w:top w:val="single" w:sz="4" w:space="0" w:color="CCCCCC"/>
-              <w:bottom w:val="single" w:sz="4" w:space="0" w:color="CCCCCC"/>
-              <w:right w:val="single" w:sz="4" w:space="0" w:color="CCCCCC"/>
-              <w:left w:val="single" w:sz="4" w:space="0" w:color="CCCCCC"/>
             </w:tcBorders>
           </w:tcPr>
           <w:p>
@@ -4775,10 +4809,10 @@
               <w:right w:w="108" w:type="dxa"/>
             </w:tcMar>
             <w:tcBorders>
+              <w:bottom w:val="single" w:sz="4" w:space="0" w:color="CCCCCC"/>
+              <w:left w:val="single" w:sz="4" w:space="0" w:color="CCCCCC"/>
+              <w:right w:val="single" w:sz="4" w:space="0" w:color="CCCCCC"/>
               <w:top w:val="single" w:sz="4" w:space="0" w:color="CCCCCC"/>
-              <w:bottom w:val="single" w:sz="4" w:space="0" w:color="CCCCCC"/>
-              <w:right w:val="single" w:sz="4" w:space="0" w:color="CCCCCC"/>
-              <w:left w:val="single" w:sz="4" w:space="0" w:color="CCCCCC"/>
             </w:tcBorders>
           </w:tcPr>
           <w:p>
@@ -4810,10 +4844,10 @@
               <w:right w:w="108" w:type="dxa"/>
             </w:tcMar>
             <w:tcBorders>
+              <w:bottom w:val="single" w:sz="4" w:space="0" w:color="CCCCCC"/>
+              <w:left w:val="single" w:sz="4" w:space="0" w:color="CCCCCC"/>
+              <w:right w:val="single" w:sz="4" w:space="0" w:color="CCCCCC"/>
               <w:top w:val="single" w:sz="4" w:space="0" w:color="CCCCCC"/>
-              <w:left w:val="single" w:sz="4" w:space="0" w:color="CCCCCC"/>
-              <w:bottom w:val="single" w:sz="4" w:space="0" w:color="CCCCCC"/>
-              <w:right w:val="single" w:sz="4" w:space="0" w:color="CCCCCC"/>
             </w:tcBorders>
           </w:tcPr>
           <w:p>
@@ -4830,7 +4864,7 @@
                 <w:szCs w:val="20"/>
                 <w:rtl/>
               </w:rPr>
-              <w:t>216813</w:t>
+              <w:t>212803</w:t>
             </w:r>
           </w:p>
         </w:tc>
@@ -4847,10 +4881,10 @@
               <w:right w:w="108" w:type="dxa"/>
             </w:tcMar>
             <w:tcBorders>
+              <w:bottom w:val="single" w:sz="4" w:space="0" w:color="CCCCCC"/>
               <w:left w:val="single" w:sz="4" w:space="0" w:color="CCCCCC"/>
+              <w:right w:val="single" w:sz="4" w:space="0" w:color="CCCCCC"/>
               <w:top w:val="single" w:sz="4" w:space="0" w:color="CCCCCC"/>
-              <w:bottom w:val="single" w:sz="4" w:space="0" w:color="CCCCCC"/>
-              <w:right w:val="single" w:sz="4" w:space="0" w:color="CCCCCC"/>
             </w:tcBorders>
           </w:tcPr>
           <w:p>
@@ -4867,10 +4901,7 @@
                 <w:szCs w:val="20"/>
                 <w:rtl/>
               </w:rPr>
-              <w:t>"تواصلن المتعامله هاله محمد سليمان عثمان لتقديم شكر وثناء لمركز شرطة تحريات المطلوبين بالفجيرة حيث تقدمت بمستند مديونيه وتم رفع الطلب للمحكمة وشرطة التحريات بالفجيرة وتم عمل ضبط واحضار للشخص المطلوب وتريد تقديم كافه الشكر والتقدير للأخلاق والتعاون والترحيب والمعامله الطيبة، وتقديم شكر خاص للأخ عبد الله واستاذه أمل والنقيب يوسف بمركز الشرطة هناك حسن الضيافه والكرم والاخلاق.</w:t>
-              <w:br/>
-              <w:br/>
-              <w:t>وشددت المتعامله على ضروره إرسال الشكر والثناء للعاملين هناك وتوصيل صوتها معربه عن فرحتها الشديده وسعادتها للخدمه الممتازه وجبر الخواطر والوصل إلي الشخص المطلوب."</w:t>
+              <w:t>"أنا جددت الليسن من خلال برنامج moi هذا وللحين ماوصلني بيكمل ٦ شهور"</w:t>
             </w:r>
           </w:p>
         </w:tc>
@@ -4885,10 +4916,10 @@
               <w:right w:w="108" w:type="dxa"/>
             </w:tcMar>
             <w:tcBorders>
+              <w:bottom w:val="single" w:sz="4" w:space="0" w:color="CCCCCC"/>
+              <w:left w:val="single" w:sz="4" w:space="0" w:color="CCCCCC"/>
+              <w:right w:val="single" w:sz="4" w:space="0" w:color="CCCCCC"/>
               <w:top w:val="single" w:sz="4" w:space="0" w:color="CCCCCC"/>
-              <w:bottom w:val="single" w:sz="4" w:space="0" w:color="CCCCCC"/>
-              <w:right w:val="single" w:sz="4" w:space="0" w:color="CCCCCC"/>
-              <w:left w:val="single" w:sz="4" w:space="0" w:color="CCCCCC"/>
             </w:tcBorders>
           </w:tcPr>
           <w:p>
@@ -4905,7 +4936,7 @@
                 <w:szCs w:val="20"/>
                 <w:rtl/>
               </w:rPr>
-              <w:t>شكر وثناء — شكر وتقدير عام</w:t>
+              <w:t>طلب — متابعة طلب مقدم</w:t>
             </w:r>
           </w:p>
         </w:tc>
@@ -4920,10 +4951,10 @@
               <w:right w:w="108" w:type="dxa"/>
             </w:tcMar>
             <w:tcBorders>
+              <w:bottom w:val="single" w:sz="4" w:space="0" w:color="CCCCCC"/>
+              <w:left w:val="single" w:sz="4" w:space="0" w:color="CCCCCC"/>
+              <w:right w:val="single" w:sz="4" w:space="0" w:color="CCCCCC"/>
               <w:top w:val="single" w:sz="4" w:space="0" w:color="CCCCCC"/>
-              <w:bottom w:val="single" w:sz="4" w:space="0" w:color="CCCCCC"/>
-              <w:right w:val="single" w:sz="4" w:space="0" w:color="CCCCCC"/>
-              <w:left w:val="single" w:sz="4" w:space="0" w:color="CCCCCC"/>
             </w:tcBorders>
           </w:tcPr>
           <w:p>
@@ -4940,7 +4971,7 @@
                 <w:szCs w:val="20"/>
                 <w:rtl/>
               </w:rPr>
-              <w:t>شكر و ثناء</w:t>
+              <w:t>استفسار</w:t>
             </w:r>
           </w:p>
         </w:tc>
@@ -4955,10 +4986,10 @@
               <w:right w:w="108" w:type="dxa"/>
             </w:tcMar>
             <w:tcBorders>
+              <w:bottom w:val="single" w:sz="4" w:space="0" w:color="CCCCCC"/>
+              <w:left w:val="single" w:sz="4" w:space="0" w:color="CCCCCC"/>
+              <w:right w:val="single" w:sz="4" w:space="0" w:color="CCCCCC"/>
               <w:top w:val="single" w:sz="4" w:space="0" w:color="CCCCCC"/>
-              <w:left w:val="single" w:sz="4" w:space="0" w:color="CCCCCC"/>
-              <w:bottom w:val="single" w:sz="4" w:space="0" w:color="CCCCCC"/>
-              <w:right w:val="single" w:sz="4" w:space="0" w:color="CCCCCC"/>
             </w:tcBorders>
           </w:tcPr>
           <w:p>
@@ -4975,7 +5006,7 @@
                 <w:szCs w:val="20"/>
                 <w:rtl/>
               </w:rPr>
-              <w:t>1198629</w:t>
+              <w:t>213942</w:t>
             </w:r>
           </w:p>
         </w:tc>
@@ -4997,7 +5028,7 @@
           <w:szCs w:val="26"/>
           <w:rtl/>
         </w:rPr>
-        <w:t>3.3  تفصيل الشكاوى (10 حالة — 90.9%)</w:t>
+        <w:t>3.3  تفصيل الشكاوى (30 حالة — 60.0%)</w:t>
       </w:r>
       <w:bookmarkStart w:id="11" w:name="_Toc000000011"/>
       <w:bookmarkEnd w:id="11"/>
@@ -5019,7 +5050,7 @@
           <w:u w:val="none"/>
           <w:rtl/>
         </w:rPr>
-        <w:t>تُمثّل الشكاوى الفئة المهيمنة الخفية التي كشف عنها إعادة التصنيف الدقيق، وتتمركز بصورة لافتة في منظومة المرور والترخيص، سواء أكانت مخالفات مرورية مطعوناً فيها أم أعطالاً تقنية في منصات الدفع والتسجيل:</w:t>
+        <w:t>كشف إعادة التصنيف أن الشكاوى تمثّل الفئة المهيمنة الخفيّة بواقع 30 حالة، تتمركز في منظومة المخالفات المرورية والتراخيص بصورة لافتة تستوجب المعالجة المؤسسية المنظّمة:</w:t>
       </w:r>
     </w:p>
     <w:tbl>
@@ -5047,10 +5078,10 @@
               <w:right w:w="108" w:type="dxa"/>
             </w:tcMar>
             <w:tcBorders>
+              <w:bottom w:val="single" w:sz="4" w:space="0" w:color="CCCCCC"/>
+              <w:left w:val="single" w:sz="4" w:space="0" w:color="CCCCCC"/>
+              <w:right w:val="single" w:sz="4" w:space="0" w:color="CCCCCC"/>
               <w:top w:val="single" w:sz="4" w:space="0" w:color="CCCCCC"/>
-              <w:bottom w:val="single" w:sz="4" w:space="0" w:color="CCCCCC"/>
-              <w:right w:val="single" w:sz="4" w:space="0" w:color="CCCCCC"/>
-              <w:left w:val="single" w:sz="4" w:space="0" w:color="CCCCCC"/>
             </w:tcBorders>
           </w:tcPr>
           <w:p>
@@ -5082,10 +5113,10 @@
               <w:right w:w="108" w:type="dxa"/>
             </w:tcMar>
             <w:tcBorders>
+              <w:bottom w:val="single" w:sz="4" w:space="0" w:color="CCCCCC"/>
+              <w:left w:val="single" w:sz="4" w:space="0" w:color="CCCCCC"/>
+              <w:right w:val="single" w:sz="4" w:space="0" w:color="CCCCCC"/>
               <w:top w:val="single" w:sz="4" w:space="0" w:color="CCCCCC"/>
-              <w:bottom w:val="single" w:sz="4" w:space="0" w:color="CCCCCC"/>
-              <w:right w:val="single" w:sz="4" w:space="0" w:color="CCCCCC"/>
-              <w:left w:val="single" w:sz="4" w:space="0" w:color="CCCCCC"/>
             </w:tcBorders>
           </w:tcPr>
           <w:p>
@@ -5117,10 +5148,10 @@
               <w:right w:w="108" w:type="dxa"/>
             </w:tcMar>
             <w:tcBorders>
+              <w:bottom w:val="single" w:sz="4" w:space="0" w:color="CCCCCC"/>
+              <w:left w:val="single" w:sz="4" w:space="0" w:color="CCCCCC"/>
+              <w:right w:val="single" w:sz="4" w:space="0" w:color="CCCCCC"/>
               <w:top w:val="single" w:sz="4" w:space="0" w:color="CCCCCC"/>
-              <w:bottom w:val="single" w:sz="4" w:space="0" w:color="CCCCCC"/>
-              <w:right w:val="single" w:sz="4" w:space="0" w:color="CCCCCC"/>
-              <w:left w:val="single" w:sz="4" w:space="0" w:color="CCCCCC"/>
             </w:tcBorders>
           </w:tcPr>
           <w:p>
@@ -5152,10 +5183,10 @@
               <w:right w:w="108" w:type="dxa"/>
             </w:tcMar>
             <w:tcBorders>
+              <w:bottom w:val="single" w:sz="4" w:space="0" w:color="CCCCCC"/>
+              <w:left w:val="single" w:sz="4" w:space="0" w:color="CCCCCC"/>
+              <w:right w:val="single" w:sz="4" w:space="0" w:color="CCCCCC"/>
               <w:top w:val="single" w:sz="4" w:space="0" w:color="CCCCCC"/>
-              <w:left w:val="single" w:sz="4" w:space="0" w:color="CCCCCC"/>
-              <w:bottom w:val="single" w:sz="4" w:space="0" w:color="CCCCCC"/>
-              <w:right w:val="single" w:sz="4" w:space="0" w:color="CCCCCC"/>
             </w:tcBorders>
           </w:tcPr>
           <w:p>
@@ -5189,10 +5220,10 @@
               <w:right w:w="108" w:type="dxa"/>
             </w:tcMar>
             <w:tcBorders>
+              <w:bottom w:val="single" w:sz="4" w:space="0" w:color="CCCCCC"/>
+              <w:left w:val="single" w:sz="4" w:space="0" w:color="CCCCCC"/>
+              <w:right w:val="single" w:sz="4" w:space="0" w:color="CCCCCC"/>
               <w:top w:val="single" w:sz="4" w:space="0" w:color="CCCCCC"/>
-              <w:bottom w:val="single" w:sz="4" w:space="0" w:color="CCCCCC"/>
-              <w:right w:val="single" w:sz="4" w:space="0" w:color="CCCCCC"/>
-              <w:left w:val="single" w:sz="4" w:space="0" w:color="CCCCCC"/>
             </w:tcBorders>
           </w:tcPr>
           <w:p>
@@ -5209,7 +5240,7 @@
                 <w:szCs w:val="20"/>
                 <w:rtl/>
               </w:rPr>
-              <w:t>متعاملون واجهوا خصماً مالياً من حساباتهم عبر تطبيق وزارة الداخلية دون إتمام الخدمة أو ظهور رسالة إلغاء بدلاً من التأكيد، مما دفعهم إلى الإبلاغ عن العطل وطلب استرداد المبلغ أو إعادة تفعيل الطلب.</w:t>
+              <w:t>متعاملون رصد النظام مخالفة باسمهم أو بلوحة مركبتهم في وقت أو مكان لم يكونوا فيه، ويطلبون مراجعة صورة الرادار وإثبات الخطأ وإلغاء المخالفة.</w:t>
             </w:r>
           </w:p>
         </w:tc>
@@ -5224,10 +5255,10 @@
               <w:right w:w="108" w:type="dxa"/>
             </w:tcMar>
             <w:tcBorders>
+              <w:bottom w:val="single" w:sz="4" w:space="0" w:color="CCCCCC"/>
+              <w:left w:val="single" w:sz="4" w:space="0" w:color="CCCCCC"/>
+              <w:right w:val="single" w:sz="4" w:space="0" w:color="CCCCCC"/>
               <w:top w:val="single" w:sz="4" w:space="0" w:color="CCCCCC"/>
-              <w:bottom w:val="single" w:sz="4" w:space="0" w:color="CCCCCC"/>
-              <w:right w:val="single" w:sz="4" w:space="0" w:color="CCCCCC"/>
-              <w:left w:val="single" w:sz="4" w:space="0" w:color="CCCCCC"/>
             </w:tcBorders>
           </w:tcPr>
           <w:p>
@@ -5244,7 +5275,7 @@
                 <w:szCs w:val="20"/>
                 <w:rtl/>
               </w:rPr>
-              <w:t>30.0%</w:t>
+              <w:t>36.7%</w:t>
             </w:r>
           </w:p>
         </w:tc>
@@ -5259,10 +5290,10 @@
               <w:right w:w="108" w:type="dxa"/>
             </w:tcMar>
             <w:tcBorders>
+              <w:bottom w:val="single" w:sz="4" w:space="0" w:color="CCCCCC"/>
+              <w:left w:val="single" w:sz="4" w:space="0" w:color="CCCCCC"/>
+              <w:right w:val="single" w:sz="4" w:space="0" w:color="CCCCCC"/>
               <w:top w:val="single" w:sz="4" w:space="0" w:color="CCCCCC"/>
-              <w:bottom w:val="single" w:sz="4" w:space="0" w:color="CCCCCC"/>
-              <w:right w:val="single" w:sz="4" w:space="0" w:color="CCCCCC"/>
-              <w:left w:val="single" w:sz="4" w:space="0" w:color="CCCCCC"/>
             </w:tcBorders>
           </w:tcPr>
           <w:p>
@@ -5279,7 +5310,7 @@
                 <w:szCs w:val="20"/>
                 <w:rtl/>
               </w:rPr>
-              <w:t>3</w:t>
+              <w:t>11</w:t>
             </w:r>
           </w:p>
         </w:tc>
@@ -5294,10 +5325,10 @@
               <w:right w:w="108" w:type="dxa"/>
             </w:tcMar>
             <w:tcBorders>
+              <w:bottom w:val="single" w:sz="4" w:space="0" w:color="CCCCCC"/>
+              <w:left w:val="single" w:sz="4" w:space="0" w:color="CCCCCC"/>
+              <w:right w:val="single" w:sz="4" w:space="0" w:color="CCCCCC"/>
               <w:top w:val="single" w:sz="4" w:space="0" w:color="CCCCCC"/>
-              <w:left w:val="single" w:sz="4" w:space="0" w:color="CCCCCC"/>
-              <w:bottom w:val="single" w:sz="4" w:space="0" w:color="CCCCCC"/>
-              <w:right w:val="single" w:sz="4" w:space="0" w:color="CCCCCC"/>
             </w:tcBorders>
           </w:tcPr>
           <w:p>
@@ -5314,7 +5345,7 @@
                 <w:szCs w:val="20"/>
                 <w:rtl/>
               </w:rPr>
-              <w:t>شكوى على خطأ تقني أو في النظام</w:t>
+              <w:t>شكوى عن مخالفة مشكوك فيها</w:t>
             </w:r>
           </w:p>
         </w:tc>
@@ -5331,10 +5362,10 @@
               <w:right w:w="108" w:type="dxa"/>
             </w:tcMar>
             <w:tcBorders>
+              <w:bottom w:val="single" w:sz="4" w:space="0" w:color="CCCCCC"/>
               <w:left w:val="single" w:sz="4" w:space="0" w:color="CCCCCC"/>
+              <w:right w:val="single" w:sz="4" w:space="0" w:color="CCCCCC"/>
               <w:top w:val="single" w:sz="4" w:space="0" w:color="CCCCCC"/>
-              <w:bottom w:val="single" w:sz="4" w:space="0" w:color="CCCCCC"/>
-              <w:right w:val="single" w:sz="4" w:space="0" w:color="CCCCCC"/>
             </w:tcBorders>
           </w:tcPr>
           <w:p>
@@ -5351,7 +5382,7 @@
                 <w:szCs w:val="20"/>
                 <w:rtl/>
               </w:rPr>
-              <w:t>متعاملون يعترضون على مخالفات مرورية تلقّوها رغم التزامهم بالسرعة المقررة، ويطلبون مراجعة أرقام المخالفات وإلغاءها إن ثبت عدم صحتها.</w:t>
+              <w:t>متعاملون يعترضون رسميًا على مخالفات مرورية مسجَّلة في سجلاتهم يرون أنها صدرت بصورة غير مستحقة أو أن ظروف الحادثة تستوجب إعادة النظر فيها.</w:t>
             </w:r>
           </w:p>
         </w:tc>
@@ -5366,10 +5397,10 @@
               <w:right w:w="108" w:type="dxa"/>
             </w:tcMar>
             <w:tcBorders>
+              <w:bottom w:val="single" w:sz="4" w:space="0" w:color="CCCCCC"/>
+              <w:left w:val="single" w:sz="4" w:space="0" w:color="CCCCCC"/>
+              <w:right w:val="single" w:sz="4" w:space="0" w:color="CCCCCC"/>
               <w:top w:val="single" w:sz="4" w:space="0" w:color="CCCCCC"/>
-              <w:bottom w:val="single" w:sz="4" w:space="0" w:color="CCCCCC"/>
-              <w:right w:val="single" w:sz="4" w:space="0" w:color="CCCCCC"/>
-              <w:left w:val="single" w:sz="4" w:space="0" w:color="CCCCCC"/>
             </w:tcBorders>
           </w:tcPr>
           <w:p>
@@ -5401,10 +5432,10 @@
               <w:right w:w="108" w:type="dxa"/>
             </w:tcMar>
             <w:tcBorders>
+              <w:bottom w:val="single" w:sz="4" w:space="0" w:color="CCCCCC"/>
+              <w:left w:val="single" w:sz="4" w:space="0" w:color="CCCCCC"/>
+              <w:right w:val="single" w:sz="4" w:space="0" w:color="CCCCCC"/>
               <w:top w:val="single" w:sz="4" w:space="0" w:color="CCCCCC"/>
-              <w:bottom w:val="single" w:sz="4" w:space="0" w:color="CCCCCC"/>
-              <w:right w:val="single" w:sz="4" w:space="0" w:color="CCCCCC"/>
-              <w:left w:val="single" w:sz="4" w:space="0" w:color="CCCCCC"/>
             </w:tcBorders>
           </w:tcPr>
           <w:p>
@@ -5421,7 +5452,7 @@
                 <w:szCs w:val="20"/>
                 <w:rtl/>
               </w:rPr>
-              <w:t>2</w:t>
+              <w:t>6</w:t>
             </w:r>
           </w:p>
         </w:tc>
@@ -5436,10 +5467,10 @@
               <w:right w:w="108" w:type="dxa"/>
             </w:tcMar>
             <w:tcBorders>
+              <w:bottom w:val="single" w:sz="4" w:space="0" w:color="CCCCCC"/>
+              <w:left w:val="single" w:sz="4" w:space="0" w:color="CCCCCC"/>
+              <w:right w:val="single" w:sz="4" w:space="0" w:color="CCCCCC"/>
               <w:top w:val="single" w:sz="4" w:space="0" w:color="CCCCCC"/>
-              <w:left w:val="single" w:sz="4" w:space="0" w:color="CCCCCC"/>
-              <w:bottom w:val="single" w:sz="4" w:space="0" w:color="CCCCCC"/>
-              <w:right w:val="single" w:sz="4" w:space="0" w:color="CCCCCC"/>
             </w:tcBorders>
           </w:tcPr>
           <w:p>
@@ -5473,10 +5504,10 @@
               <w:right w:w="108" w:type="dxa"/>
             </w:tcMar>
             <w:tcBorders>
+              <w:bottom w:val="single" w:sz="4" w:space="0" w:color="CCCCCC"/>
               <w:left w:val="single" w:sz="4" w:space="0" w:color="CCCCCC"/>
+              <w:right w:val="single" w:sz="4" w:space="0" w:color="CCCCCC"/>
               <w:top w:val="single" w:sz="4" w:space="0" w:color="CCCCCC"/>
-              <w:bottom w:val="single" w:sz="4" w:space="0" w:color="CCCCCC"/>
-              <w:right w:val="single" w:sz="4" w:space="0" w:color="CCCCCC"/>
             </w:tcBorders>
           </w:tcPr>
           <w:p>
@@ -5493,7 +5524,7 @@
                 <w:szCs w:val="20"/>
                 <w:rtl/>
               </w:rPr>
-              <w:t>متعاملون أبلغوا عن تسجيل مركبات لم يستلموها فعلياً على رموزهم المرورية، أو عن عدم استلام وثيقة طلبوها رغم إتمام الإجراءات والدفع، مع مطالبتهم بتصحيح السجلات الرسمية.</w:t>
+              <w:t>متعاملون تعرّضوا لحوادث أمنية أو مرورية وتقدّموا ببلاغات رسمية، ويتابعون مآلها ويشكون من توقّف الإجراءات دون إبلاغهم بالنتيجة.</w:t>
             </w:r>
           </w:p>
         </w:tc>
@@ -5508,10 +5539,10 @@
               <w:right w:w="108" w:type="dxa"/>
             </w:tcMar>
             <w:tcBorders>
+              <w:bottom w:val="single" w:sz="4" w:space="0" w:color="CCCCCC"/>
+              <w:left w:val="single" w:sz="4" w:space="0" w:color="CCCCCC"/>
+              <w:right w:val="single" w:sz="4" w:space="0" w:color="CCCCCC"/>
               <w:top w:val="single" w:sz="4" w:space="0" w:color="CCCCCC"/>
-              <w:bottom w:val="single" w:sz="4" w:space="0" w:color="CCCCCC"/>
-              <w:right w:val="single" w:sz="4" w:space="0" w:color="CCCCCC"/>
-              <w:left w:val="single" w:sz="4" w:space="0" w:color="CCCCCC"/>
             </w:tcBorders>
           </w:tcPr>
           <w:p>
@@ -5528,7 +5559,7 @@
                 <w:szCs w:val="20"/>
                 <w:rtl/>
               </w:rPr>
-              <w:t>20.0%</w:t>
+              <w:t>16.7%</w:t>
             </w:r>
           </w:p>
         </w:tc>
@@ -5543,10 +5574,10 @@
               <w:right w:w="108" w:type="dxa"/>
             </w:tcMar>
             <w:tcBorders>
+              <w:bottom w:val="single" w:sz="4" w:space="0" w:color="CCCCCC"/>
+              <w:left w:val="single" w:sz="4" w:space="0" w:color="CCCCCC"/>
+              <w:right w:val="single" w:sz="4" w:space="0" w:color="CCCCCC"/>
               <w:top w:val="single" w:sz="4" w:space="0" w:color="CCCCCC"/>
-              <w:bottom w:val="single" w:sz="4" w:space="0" w:color="CCCCCC"/>
-              <w:right w:val="single" w:sz="4" w:space="0" w:color="CCCCCC"/>
-              <w:left w:val="single" w:sz="4" w:space="0" w:color="CCCCCC"/>
             </w:tcBorders>
           </w:tcPr>
           <w:p>
@@ -5563,7 +5594,7 @@
                 <w:szCs w:val="20"/>
                 <w:rtl/>
               </w:rPr>
-              <w:t>2</w:t>
+              <w:t>5</w:t>
             </w:r>
           </w:p>
         </w:tc>
@@ -5578,10 +5609,10 @@
               <w:right w:w="108" w:type="dxa"/>
             </w:tcMar>
             <w:tcBorders>
+              <w:bottom w:val="single" w:sz="4" w:space="0" w:color="CCCCCC"/>
+              <w:left w:val="single" w:sz="4" w:space="0" w:color="CCCCCC"/>
+              <w:right w:val="single" w:sz="4" w:space="0" w:color="CCCCCC"/>
               <w:top w:val="single" w:sz="4" w:space="0" w:color="CCCCCC"/>
-              <w:left w:val="single" w:sz="4" w:space="0" w:color="CCCCCC"/>
-              <w:bottom w:val="single" w:sz="4" w:space="0" w:color="CCCCCC"/>
-              <w:right w:val="single" w:sz="4" w:space="0" w:color="CCCCCC"/>
             </w:tcBorders>
           </w:tcPr>
           <w:p>
@@ -5598,7 +5629,7 @@
                 <w:szCs w:val="20"/>
                 <w:rtl/>
               </w:rPr>
-              <w:t>شكوى عن عدم استلام الخدمة</w:t>
+              <w:t>تقديم بلاغ أمني أو مروري</w:t>
             </w:r>
           </w:p>
         </w:tc>
@@ -5615,10 +5646,10 @@
               <w:right w:w="108" w:type="dxa"/>
             </w:tcMar>
             <w:tcBorders>
+              <w:bottom w:val="single" w:sz="4" w:space="0" w:color="CCCCCC"/>
               <w:left w:val="single" w:sz="4" w:space="0" w:color="CCCCCC"/>
+              <w:right w:val="single" w:sz="4" w:space="0" w:color="CCCCCC"/>
               <w:top w:val="single" w:sz="4" w:space="0" w:color="CCCCCC"/>
-              <w:bottom w:val="single" w:sz="4" w:space="0" w:color="CCCCCC"/>
-              <w:right w:val="single" w:sz="4" w:space="0" w:color="CCCCCC"/>
             </w:tcBorders>
           </w:tcPr>
           <w:p>
@@ -5635,7 +5666,7 @@
                 <w:szCs w:val="20"/>
                 <w:rtl/>
               </w:rPr>
-              <w:t>متعاملون تلقّوا مخالفات مرورية تحمل صوراً لمركبات لا تعود إليهم أو في أوقات لم يكونوا فيها بإمارة الفجيرة، ويطالبون بحذف المخالفة من سجلاتهم.</w:t>
+              <w:t>متعاملون أنهوا إجراءات استخراج وثائق رسمية كالرخص وملكيات المركبات ولم تصلهم حتى تاريخ تواصلهم رغم مرور أسابيع على اكتمال المعاملة.</w:t>
             </w:r>
           </w:p>
         </w:tc>
@@ -5650,10 +5681,10 @@
               <w:right w:w="108" w:type="dxa"/>
             </w:tcMar>
             <w:tcBorders>
+              <w:bottom w:val="single" w:sz="4" w:space="0" w:color="CCCCCC"/>
+              <w:left w:val="single" w:sz="4" w:space="0" w:color="CCCCCC"/>
+              <w:right w:val="single" w:sz="4" w:space="0" w:color="CCCCCC"/>
               <w:top w:val="single" w:sz="4" w:space="0" w:color="CCCCCC"/>
-              <w:bottom w:val="single" w:sz="4" w:space="0" w:color="CCCCCC"/>
-              <w:right w:val="single" w:sz="4" w:space="0" w:color="CCCCCC"/>
-              <w:left w:val="single" w:sz="4" w:space="0" w:color="CCCCCC"/>
             </w:tcBorders>
           </w:tcPr>
           <w:p>
@@ -5670,7 +5701,7 @@
                 <w:szCs w:val="20"/>
                 <w:rtl/>
               </w:rPr>
-              <w:t>20.0%</w:t>
+              <w:t>13.3%</w:t>
             </w:r>
           </w:p>
         </w:tc>
@@ -5685,10 +5716,10 @@
               <w:right w:w="108" w:type="dxa"/>
             </w:tcMar>
             <w:tcBorders>
+              <w:bottom w:val="single" w:sz="4" w:space="0" w:color="CCCCCC"/>
+              <w:left w:val="single" w:sz="4" w:space="0" w:color="CCCCCC"/>
+              <w:right w:val="single" w:sz="4" w:space="0" w:color="CCCCCC"/>
               <w:top w:val="single" w:sz="4" w:space="0" w:color="CCCCCC"/>
-              <w:bottom w:val="single" w:sz="4" w:space="0" w:color="CCCCCC"/>
-              <w:right w:val="single" w:sz="4" w:space="0" w:color="CCCCCC"/>
-              <w:left w:val="single" w:sz="4" w:space="0" w:color="CCCCCC"/>
             </w:tcBorders>
           </w:tcPr>
           <w:p>
@@ -5705,7 +5736,7 @@
                 <w:szCs w:val="20"/>
                 <w:rtl/>
               </w:rPr>
-              <w:t>2</w:t>
+              <w:t>4</w:t>
             </w:r>
           </w:p>
         </w:tc>
@@ -5720,10 +5751,10 @@
               <w:right w:w="108" w:type="dxa"/>
             </w:tcMar>
             <w:tcBorders>
+              <w:bottom w:val="single" w:sz="4" w:space="0" w:color="CCCCCC"/>
+              <w:left w:val="single" w:sz="4" w:space="0" w:color="CCCCCC"/>
+              <w:right w:val="single" w:sz="4" w:space="0" w:color="CCCCCC"/>
               <w:top w:val="single" w:sz="4" w:space="0" w:color="CCCCCC"/>
-              <w:left w:val="single" w:sz="4" w:space="0" w:color="CCCCCC"/>
-              <w:bottom w:val="single" w:sz="4" w:space="0" w:color="CCCCCC"/>
-              <w:right w:val="single" w:sz="4" w:space="0" w:color="CCCCCC"/>
             </w:tcBorders>
           </w:tcPr>
           <w:p>
@@ -5740,7 +5771,7 @@
                 <w:szCs w:val="20"/>
                 <w:rtl/>
               </w:rPr>
-              <w:t>شكوى عن مخالفة مشكوك فيها</w:t>
+              <w:t>شكوى عن عدم استلام الخدمة</w:t>
             </w:r>
           </w:p>
         </w:tc>
@@ -5757,10 +5788,10 @@
               <w:right w:w="108" w:type="dxa"/>
             </w:tcMar>
             <w:tcBorders>
+              <w:bottom w:val="single" w:sz="4" w:space="0" w:color="CCCCCC"/>
               <w:left w:val="single" w:sz="4" w:space="0" w:color="CCCCCC"/>
+              <w:right w:val="single" w:sz="4" w:space="0" w:color="CCCCCC"/>
               <w:top w:val="single" w:sz="4" w:space="0" w:color="CCCCCC"/>
-              <w:bottom w:val="single" w:sz="4" w:space="0" w:color="CCCCCC"/>
-              <w:right w:val="single" w:sz="4" w:space="0" w:color="CCCCCC"/>
             </w:tcBorders>
           </w:tcPr>
           <w:p>
@@ -5777,7 +5808,7 @@
                 <w:szCs w:val="20"/>
                 <w:rtl/>
               </w:rPr>
-              <w:t>متعامل أبدى تذمّراً من موقف أو إجراء لا يندرج تحت فئة محددة، وتضمّن طلب التدخل لمعالجة وضع يرى فيه إخلالاً بمستوى الخدمة المقدَّمة.</w:t>
+              <w:t>متعاملون واجهوا أخطاءً في بيانات أنظمة الشرطة أو المنصات الإلكترونية أدّت إلى عدم معالجة معاملاتهم أو إيقافها بسبب تعارض في المعلومات المسجّلة.</w:t>
             </w:r>
           </w:p>
         </w:tc>
@@ -5792,10 +5823,10 @@
               <w:right w:w="108" w:type="dxa"/>
             </w:tcMar>
             <w:tcBorders>
+              <w:bottom w:val="single" w:sz="4" w:space="0" w:color="CCCCCC"/>
+              <w:left w:val="single" w:sz="4" w:space="0" w:color="CCCCCC"/>
+              <w:right w:val="single" w:sz="4" w:space="0" w:color="CCCCCC"/>
               <w:top w:val="single" w:sz="4" w:space="0" w:color="CCCCCC"/>
-              <w:bottom w:val="single" w:sz="4" w:space="0" w:color="CCCCCC"/>
-              <w:right w:val="single" w:sz="4" w:space="0" w:color="CCCCCC"/>
-              <w:left w:val="single" w:sz="4" w:space="0" w:color="CCCCCC"/>
             </w:tcBorders>
           </w:tcPr>
           <w:p>
@@ -5812,7 +5843,7 @@
                 <w:szCs w:val="20"/>
                 <w:rtl/>
               </w:rPr>
-              <w:t>10.0%</w:t>
+              <w:t>6.7%</w:t>
             </w:r>
           </w:p>
         </w:tc>
@@ -5827,10 +5858,10 @@
               <w:right w:w="108" w:type="dxa"/>
             </w:tcMar>
             <w:tcBorders>
+              <w:bottom w:val="single" w:sz="4" w:space="0" w:color="CCCCCC"/>
+              <w:left w:val="single" w:sz="4" w:space="0" w:color="CCCCCC"/>
+              <w:right w:val="single" w:sz="4" w:space="0" w:color="CCCCCC"/>
               <w:top w:val="single" w:sz="4" w:space="0" w:color="CCCCCC"/>
-              <w:bottom w:val="single" w:sz="4" w:space="0" w:color="CCCCCC"/>
-              <w:right w:val="single" w:sz="4" w:space="0" w:color="CCCCCC"/>
-              <w:left w:val="single" w:sz="4" w:space="0" w:color="CCCCCC"/>
             </w:tcBorders>
           </w:tcPr>
           <w:p>
@@ -5847,7 +5878,7 @@
                 <w:szCs w:val="20"/>
                 <w:rtl/>
               </w:rPr>
-              <w:t>1</w:t>
+              <w:t>2</w:t>
             </w:r>
           </w:p>
         </w:tc>
@@ -5862,10 +5893,10 @@
               <w:right w:w="108" w:type="dxa"/>
             </w:tcMar>
             <w:tcBorders>
+              <w:bottom w:val="single" w:sz="4" w:space="0" w:color="CCCCCC"/>
+              <w:left w:val="single" w:sz="4" w:space="0" w:color="CCCCCC"/>
+              <w:right w:val="single" w:sz="4" w:space="0" w:color="CCCCCC"/>
               <w:top w:val="single" w:sz="4" w:space="0" w:color="CCCCCC"/>
-              <w:left w:val="single" w:sz="4" w:space="0" w:color="CCCCCC"/>
-              <w:bottom w:val="single" w:sz="4" w:space="0" w:color="CCCCCC"/>
-              <w:right w:val="single" w:sz="4" w:space="0" w:color="CCCCCC"/>
             </w:tcBorders>
           </w:tcPr>
           <w:p>
@@ -5882,7 +5913,291 @@
                 <w:szCs w:val="20"/>
                 <w:rtl/>
               </w:rPr>
-              <w:t>شكوى عامة</w:t>
+              <w:t>شكوى على خطأ تقني أو في النظام</w:t>
+            </w:r>
+          </w:p>
+        </w:tc>
+      </w:tr>
+      <w:tr>
+        <w:tc>
+          <w:tcPr>
+            <w:tcW w:type="dxa" w:w="2340"/>
+            <w:shd w:val="clear" w:color="auto" w:fill="D9D9D9"/>
+            <w:tcMar>
+              <w:top w:w="60" w:type="dxa"/>
+              <w:bottom w:w="60" w:type="dxa"/>
+              <w:left w:w="108" w:type="dxa"/>
+              <w:right w:w="108" w:type="dxa"/>
+            </w:tcMar>
+            <w:tcBorders>
+              <w:bottom w:val="single" w:sz="4" w:space="0" w:color="CCCCCC"/>
+              <w:left w:val="single" w:sz="4" w:space="0" w:color="CCCCCC"/>
+              <w:right w:val="single" w:sz="4" w:space="0" w:color="CCCCCC"/>
+              <w:top w:val="single" w:sz="4" w:space="0" w:color="CCCCCC"/>
+            </w:tcBorders>
+          </w:tcPr>
+          <w:p>
+            <w:pPr>
+              <w:bidi w:val="1"/>
+              <w:spacing w:before="60" w:after="60"/>
+            </w:pPr>
+            <w:r>
+              <w:rPr>
+                <w:rFonts w:ascii="Dubai" w:hAnsi="Dubai" w:eastAsia="Dubai" w:cs="Dubai"/>
+                <w:b w:val="0"/>
+                <w:color w:val="000000"/>
+                <w:sz w:val="20"/>
+                <w:szCs w:val="20"/>
+                <w:rtl/>
+              </w:rPr>
+              <w:t>متعامل تقدّم بطلب أو معاملة رسمية وانقضت مدة طويلة دون البتّ فيها أو التواصل معه لإعلامه بمستجدات ملفه.</w:t>
+            </w:r>
+          </w:p>
+        </w:tc>
+        <w:tc>
+          <w:tcPr>
+            <w:tcW w:type="dxa" w:w="2340"/>
+            <w:shd w:val="clear" w:color="auto" w:fill="D9D9D9"/>
+            <w:tcMar>
+              <w:top w:w="60" w:type="dxa"/>
+              <w:bottom w:w="60" w:type="dxa"/>
+              <w:left w:w="108" w:type="dxa"/>
+              <w:right w:w="108" w:type="dxa"/>
+            </w:tcMar>
+            <w:tcBorders>
+              <w:bottom w:val="single" w:sz="4" w:space="0" w:color="CCCCCC"/>
+              <w:left w:val="single" w:sz="4" w:space="0" w:color="CCCCCC"/>
+              <w:right w:val="single" w:sz="4" w:space="0" w:color="CCCCCC"/>
+              <w:top w:val="single" w:sz="4" w:space="0" w:color="CCCCCC"/>
+            </w:tcBorders>
+          </w:tcPr>
+          <w:p>
+            <w:pPr>
+              <w:bidi w:val="1"/>
+              <w:spacing w:before="60" w:after="60"/>
+            </w:pPr>
+            <w:r>
+              <w:rPr>
+                <w:rFonts w:ascii="Dubai" w:hAnsi="Dubai" w:eastAsia="Dubai" w:cs="Dubai"/>
+                <w:b w:val="0"/>
+                <w:color w:val="000000"/>
+                <w:sz w:val="20"/>
+                <w:szCs w:val="20"/>
+                <w:rtl/>
+              </w:rPr>
+              <w:t>3.3%</w:t>
+            </w:r>
+          </w:p>
+        </w:tc>
+        <w:tc>
+          <w:tcPr>
+            <w:tcW w:type="dxa" w:w="2340"/>
+            <w:shd w:val="clear" w:color="auto" w:fill="D9D9D9"/>
+            <w:tcMar>
+              <w:top w:w="60" w:type="dxa"/>
+              <w:bottom w:w="60" w:type="dxa"/>
+              <w:left w:w="108" w:type="dxa"/>
+              <w:right w:w="108" w:type="dxa"/>
+            </w:tcMar>
+            <w:tcBorders>
+              <w:bottom w:val="single" w:sz="4" w:space="0" w:color="CCCCCC"/>
+              <w:left w:val="single" w:sz="4" w:space="0" w:color="CCCCCC"/>
+              <w:right w:val="single" w:sz="4" w:space="0" w:color="CCCCCC"/>
+              <w:top w:val="single" w:sz="4" w:space="0" w:color="CCCCCC"/>
+            </w:tcBorders>
+          </w:tcPr>
+          <w:p>
+            <w:pPr>
+              <w:bidi w:val="1"/>
+              <w:spacing w:before="60" w:after="60"/>
+            </w:pPr>
+            <w:r>
+              <w:rPr>
+                <w:rFonts w:ascii="Dubai" w:hAnsi="Dubai" w:eastAsia="Dubai" w:cs="Dubai"/>
+                <w:b w:val="0"/>
+                <w:color w:val="000000"/>
+                <w:sz w:val="20"/>
+                <w:szCs w:val="20"/>
+                <w:rtl/>
+              </w:rPr>
+              <w:t>1</w:t>
+            </w:r>
+          </w:p>
+        </w:tc>
+        <w:tc>
+          <w:tcPr>
+            <w:tcW w:type="dxa" w:w="2340"/>
+            <w:shd w:val="clear" w:color="auto" w:fill="D9D9D9"/>
+            <w:tcMar>
+              <w:top w:w="60" w:type="dxa"/>
+              <w:bottom w:w="60" w:type="dxa"/>
+              <w:left w:w="108" w:type="dxa"/>
+              <w:right w:w="108" w:type="dxa"/>
+            </w:tcMar>
+            <w:tcBorders>
+              <w:bottom w:val="single" w:sz="4" w:space="0" w:color="CCCCCC"/>
+              <w:left w:val="single" w:sz="4" w:space="0" w:color="CCCCCC"/>
+              <w:right w:val="single" w:sz="4" w:space="0" w:color="CCCCCC"/>
+              <w:top w:val="single" w:sz="4" w:space="0" w:color="CCCCCC"/>
+            </w:tcBorders>
+          </w:tcPr>
+          <w:p>
+            <w:pPr>
+              <w:bidi w:val="1"/>
+              <w:spacing w:before="60" w:after="60"/>
+            </w:pPr>
+            <w:r>
+              <w:rPr>
+                <w:rFonts w:ascii="Dubai" w:hAnsi="Dubai" w:eastAsia="Dubai" w:cs="Dubai"/>
+                <w:b w:val="0"/>
+                <w:color w:val="000000"/>
+                <w:sz w:val="20"/>
+                <w:szCs w:val="20"/>
+                <w:rtl/>
+              </w:rPr>
+              <w:t>شكوى على تأخر المعالجة</w:t>
+            </w:r>
+          </w:p>
+        </w:tc>
+      </w:tr>
+      <w:tr>
+        <w:tc>
+          <w:tcPr>
+            <w:tcW w:type="dxa" w:w="2340"/>
+            <w:shd w:val="clear" w:color="auto" w:fill="FFFFFF"/>
+            <w:tcMar>
+              <w:top w:w="60" w:type="dxa"/>
+              <w:bottom w:w="60" w:type="dxa"/>
+              <w:left w:w="108" w:type="dxa"/>
+              <w:right w:w="108" w:type="dxa"/>
+            </w:tcMar>
+            <w:tcBorders>
+              <w:bottom w:val="single" w:sz="4" w:space="0" w:color="CCCCCC"/>
+              <w:left w:val="single" w:sz="4" w:space="0" w:color="CCCCCC"/>
+              <w:right w:val="single" w:sz="4" w:space="0" w:color="CCCCCC"/>
+              <w:top w:val="single" w:sz="4" w:space="0" w:color="CCCCCC"/>
+            </w:tcBorders>
+          </w:tcPr>
+          <w:p>
+            <w:pPr>
+              <w:bidi w:val="1"/>
+              <w:spacing w:before="60" w:after="60"/>
+            </w:pPr>
+            <w:r>
+              <w:rPr>
+                <w:rFonts w:ascii="Dubai" w:hAnsi="Dubai" w:eastAsia="Dubai" w:cs="Dubai"/>
+                <w:b w:val="0"/>
+                <w:color w:val="000000"/>
+                <w:sz w:val="20"/>
+                <w:szCs w:val="20"/>
+                <w:rtl/>
+              </w:rPr>
+              <w:t>متعامل تواصل مع الجهة أو أحد أقسامها مرات عدة ولم يتلقَّ أي رد أو متابعة، مما اضطرّه إلى تكرار تواصله عبر قناة أخرى.</w:t>
+            </w:r>
+          </w:p>
+        </w:tc>
+        <w:tc>
+          <w:tcPr>
+            <w:tcW w:type="dxa" w:w="2340"/>
+            <w:shd w:val="clear" w:color="auto" w:fill="FFFFFF"/>
+            <w:tcMar>
+              <w:top w:w="60" w:type="dxa"/>
+              <w:bottom w:w="60" w:type="dxa"/>
+              <w:left w:w="108" w:type="dxa"/>
+              <w:right w:w="108" w:type="dxa"/>
+            </w:tcMar>
+            <w:tcBorders>
+              <w:bottom w:val="single" w:sz="4" w:space="0" w:color="CCCCCC"/>
+              <w:left w:val="single" w:sz="4" w:space="0" w:color="CCCCCC"/>
+              <w:right w:val="single" w:sz="4" w:space="0" w:color="CCCCCC"/>
+              <w:top w:val="single" w:sz="4" w:space="0" w:color="CCCCCC"/>
+            </w:tcBorders>
+          </w:tcPr>
+          <w:p>
+            <w:pPr>
+              <w:bidi w:val="1"/>
+              <w:spacing w:before="60" w:after="60"/>
+            </w:pPr>
+            <w:r>
+              <w:rPr>
+                <w:rFonts w:ascii="Dubai" w:hAnsi="Dubai" w:eastAsia="Dubai" w:cs="Dubai"/>
+                <w:b w:val="0"/>
+                <w:color w:val="000000"/>
+                <w:sz w:val="20"/>
+                <w:szCs w:val="20"/>
+                <w:rtl/>
+              </w:rPr>
+              <w:t>3.3%</w:t>
+            </w:r>
+          </w:p>
+        </w:tc>
+        <w:tc>
+          <w:tcPr>
+            <w:tcW w:type="dxa" w:w="2340"/>
+            <w:shd w:val="clear" w:color="auto" w:fill="FFFFFF"/>
+            <w:tcMar>
+              <w:top w:w="60" w:type="dxa"/>
+              <w:bottom w:w="60" w:type="dxa"/>
+              <w:left w:w="108" w:type="dxa"/>
+              <w:right w:w="108" w:type="dxa"/>
+            </w:tcMar>
+            <w:tcBorders>
+              <w:bottom w:val="single" w:sz="4" w:space="0" w:color="CCCCCC"/>
+              <w:left w:val="single" w:sz="4" w:space="0" w:color="CCCCCC"/>
+              <w:right w:val="single" w:sz="4" w:space="0" w:color="CCCCCC"/>
+              <w:top w:val="single" w:sz="4" w:space="0" w:color="CCCCCC"/>
+            </w:tcBorders>
+          </w:tcPr>
+          <w:p>
+            <w:pPr>
+              <w:bidi w:val="1"/>
+              <w:spacing w:before="60" w:after="60"/>
+            </w:pPr>
+            <w:r>
+              <w:rPr>
+                <w:rFonts w:ascii="Dubai" w:hAnsi="Dubai" w:eastAsia="Dubai" w:cs="Dubai"/>
+                <w:b w:val="0"/>
+                <w:color w:val="000000"/>
+                <w:sz w:val="20"/>
+                <w:szCs w:val="20"/>
+                <w:rtl/>
+              </w:rPr>
+              <w:t>1</w:t>
+            </w:r>
+          </w:p>
+        </w:tc>
+        <w:tc>
+          <w:tcPr>
+            <w:tcW w:type="dxa" w:w="2340"/>
+            <w:shd w:val="clear" w:color="auto" w:fill="FFFFFF"/>
+            <w:tcMar>
+              <w:top w:w="60" w:type="dxa"/>
+              <w:bottom w:w="60" w:type="dxa"/>
+              <w:left w:w="108" w:type="dxa"/>
+              <w:right w:w="108" w:type="dxa"/>
+            </w:tcMar>
+            <w:tcBorders>
+              <w:bottom w:val="single" w:sz="4" w:space="0" w:color="CCCCCC"/>
+              <w:left w:val="single" w:sz="4" w:space="0" w:color="CCCCCC"/>
+              <w:right w:val="single" w:sz="4" w:space="0" w:color="CCCCCC"/>
+              <w:top w:val="single" w:sz="4" w:space="0" w:color="CCCCCC"/>
+            </w:tcBorders>
+          </w:tcPr>
+          <w:p>
+            <w:pPr>
+              <w:bidi w:val="1"/>
+              <w:spacing w:before="60" w:after="60"/>
+            </w:pPr>
+            <w:r>
+              <w:rPr>
+                <w:rFonts w:ascii="Dubai" w:hAnsi="Dubai" w:eastAsia="Dubai" w:cs="Dubai"/>
+                <w:b w:val="0"/>
+                <w:color w:val="000000"/>
+                <w:sz w:val="20"/>
+                <w:szCs w:val="20"/>
+                <w:rtl/>
+              </w:rPr>
+              <w:t>شكوى على عدم الرد</w:t>
             </w:r>
           </w:p>
         </w:tc>
@@ -5926,9 +6241,1160 @@
           <w:u w:val="none"/>
           <w:rtl/>
         </w:rPr>
-        <w:t>لم تُسجَّل أي طلبات خدمة مباشرة في هذه الفترة — اقتصر العبء على الشكاوى والاستفسارات.</w:t>
+        <w:t>أبرز الطلبات المقدَّمة (16 حالات — 32.0%):</w:t>
       </w:r>
     </w:p>
+    <w:tbl>
+      <w:tblPr>
+        <w:tblStyle w:val="TableGrid"/>
+        <w:tblW w:type="auto" w:w="0"/>
+        <w:tblLook w:firstColumn="1" w:firstRow="1" w:lastColumn="0" w:lastRow="0" w:noHBand="0" w:noVBand="1" w:val="04A0"/>
+        <w:tblLayout w:type="fixed"/>
+      </w:tblPr>
+      <w:tblGrid>
+        <w:gridCol w:w="2340"/>
+        <w:gridCol w:w="2340"/>
+        <w:gridCol w:w="2340"/>
+        <w:gridCol w:w="2340"/>
+      </w:tblGrid>
+      <w:tr>
+        <w:tc>
+          <w:tcPr>
+            <w:tcW w:type="dxa" w:w="2340"/>
+            <w:shd w:val="clear" w:color="auto" w:fill="B68A35"/>
+            <w:tcMar>
+              <w:top w:w="60" w:type="dxa"/>
+              <w:bottom w:w="60" w:type="dxa"/>
+              <w:left w:w="108" w:type="dxa"/>
+              <w:right w:w="108" w:type="dxa"/>
+            </w:tcMar>
+            <w:tcBorders>
+              <w:bottom w:val="single" w:sz="4" w:space="0" w:color="CCCCCC"/>
+              <w:left w:val="single" w:sz="4" w:space="0" w:color="CCCCCC"/>
+              <w:right w:val="single" w:sz="4" w:space="0" w:color="CCCCCC"/>
+              <w:top w:val="single" w:sz="4" w:space="0" w:color="CCCCCC"/>
+            </w:tcBorders>
+          </w:tcPr>
+          <w:p>
+            <w:pPr>
+              <w:bidi w:val="1"/>
+              <w:spacing w:before="60" w:after="60"/>
+            </w:pPr>
+            <w:r>
+              <w:rPr>
+                <w:rFonts w:ascii="Dubai" w:hAnsi="Dubai" w:eastAsia="Dubai" w:cs="Dubai"/>
+                <w:b/>
+                <w:color w:val="FFFFFF"/>
+                <w:sz w:val="20"/>
+                <w:szCs w:val="20"/>
+                <w:rtl/>
+              </w:rPr>
+              <w:t>الوصف</w:t>
+            </w:r>
+          </w:p>
+        </w:tc>
+        <w:tc>
+          <w:tcPr>
+            <w:tcW w:type="dxa" w:w="2340"/>
+            <w:shd w:val="clear" w:color="auto" w:fill="B68A35"/>
+            <w:tcMar>
+              <w:top w:w="60" w:type="dxa"/>
+              <w:bottom w:w="60" w:type="dxa"/>
+              <w:left w:w="108" w:type="dxa"/>
+              <w:right w:w="108" w:type="dxa"/>
+            </w:tcMar>
+            <w:tcBorders>
+              <w:bottom w:val="single" w:sz="4" w:space="0" w:color="CCCCCC"/>
+              <w:left w:val="single" w:sz="4" w:space="0" w:color="CCCCCC"/>
+              <w:right w:val="single" w:sz="4" w:space="0" w:color="CCCCCC"/>
+              <w:top w:val="single" w:sz="4" w:space="0" w:color="CCCCCC"/>
+            </w:tcBorders>
+          </w:tcPr>
+          <w:p>
+            <w:pPr>
+              <w:bidi w:val="1"/>
+              <w:spacing w:before="60" w:after="60"/>
+            </w:pPr>
+            <w:r>
+              <w:rPr>
+                <w:rFonts w:ascii="Dubai" w:hAnsi="Dubai" w:eastAsia="Dubai" w:cs="Dubai"/>
+                <w:b/>
+                <w:color w:val="FFFFFF"/>
+                <w:sz w:val="20"/>
+                <w:szCs w:val="20"/>
+                <w:rtl/>
+              </w:rPr>
+              <w:t>النسبة</w:t>
+            </w:r>
+          </w:p>
+        </w:tc>
+        <w:tc>
+          <w:tcPr>
+            <w:tcW w:type="dxa" w:w="2340"/>
+            <w:shd w:val="clear" w:color="auto" w:fill="B68A35"/>
+            <w:tcMar>
+              <w:top w:w="60" w:type="dxa"/>
+              <w:bottom w:w="60" w:type="dxa"/>
+              <w:left w:w="108" w:type="dxa"/>
+              <w:right w:w="108" w:type="dxa"/>
+            </w:tcMar>
+            <w:tcBorders>
+              <w:bottom w:val="single" w:sz="4" w:space="0" w:color="CCCCCC"/>
+              <w:left w:val="single" w:sz="4" w:space="0" w:color="CCCCCC"/>
+              <w:right w:val="single" w:sz="4" w:space="0" w:color="CCCCCC"/>
+              <w:top w:val="single" w:sz="4" w:space="0" w:color="CCCCCC"/>
+            </w:tcBorders>
+          </w:tcPr>
+          <w:p>
+            <w:pPr>
+              <w:bidi w:val="1"/>
+              <w:spacing w:before="60" w:after="60"/>
+            </w:pPr>
+            <w:r>
+              <w:rPr>
+                <w:rFonts w:ascii="Dubai" w:hAnsi="Dubai" w:eastAsia="Dubai" w:cs="Dubai"/>
+                <w:b/>
+                <w:color w:val="FFFFFF"/>
+                <w:sz w:val="20"/>
+                <w:szCs w:val="20"/>
+                <w:rtl/>
+              </w:rPr>
+              <w:t>العدد</w:t>
+            </w:r>
+          </w:p>
+        </w:tc>
+        <w:tc>
+          <w:tcPr>
+            <w:tcW w:type="dxa" w:w="2340"/>
+            <w:shd w:val="clear" w:color="auto" w:fill="B68A35"/>
+            <w:tcMar>
+              <w:top w:w="60" w:type="dxa"/>
+              <w:bottom w:w="60" w:type="dxa"/>
+              <w:left w:w="108" w:type="dxa"/>
+              <w:right w:w="108" w:type="dxa"/>
+            </w:tcMar>
+            <w:tcBorders>
+              <w:bottom w:val="single" w:sz="4" w:space="0" w:color="CCCCCC"/>
+              <w:left w:val="single" w:sz="4" w:space="0" w:color="CCCCCC"/>
+              <w:right w:val="single" w:sz="4" w:space="0" w:color="CCCCCC"/>
+              <w:top w:val="single" w:sz="4" w:space="0" w:color="CCCCCC"/>
+            </w:tcBorders>
+          </w:tcPr>
+          <w:p>
+            <w:pPr>
+              <w:bidi w:val="1"/>
+              <w:spacing w:before="60" w:after="60"/>
+            </w:pPr>
+            <w:r>
+              <w:rPr>
+                <w:rFonts w:ascii="Dubai" w:hAnsi="Dubai" w:eastAsia="Dubai" w:cs="Dubai"/>
+                <w:b/>
+                <w:color w:val="FFFFFF"/>
+                <w:sz w:val="20"/>
+                <w:szCs w:val="20"/>
+                <w:rtl/>
+              </w:rPr>
+              <w:t>الفئة الفرعية</w:t>
+            </w:r>
+          </w:p>
+        </w:tc>
+      </w:tr>
+      <w:tr>
+        <w:tc>
+          <w:tcPr>
+            <w:tcW w:type="dxa" w:w="2340"/>
+            <w:shd w:val="clear" w:color="auto" w:fill="FFFFFF"/>
+            <w:tcMar>
+              <w:top w:w="60" w:type="dxa"/>
+              <w:bottom w:w="60" w:type="dxa"/>
+              <w:left w:w="108" w:type="dxa"/>
+              <w:right w:w="108" w:type="dxa"/>
+            </w:tcMar>
+            <w:tcBorders>
+              <w:bottom w:val="single" w:sz="4" w:space="0" w:color="CCCCCC"/>
+              <w:left w:val="single" w:sz="4" w:space="0" w:color="CCCCCC"/>
+              <w:right w:val="single" w:sz="4" w:space="0" w:color="CCCCCC"/>
+              <w:top w:val="single" w:sz="4" w:space="0" w:color="CCCCCC"/>
+            </w:tcBorders>
+          </w:tcPr>
+          <w:p>
+            <w:pPr>
+              <w:bidi w:val="1"/>
+              <w:spacing w:before="60" w:after="60"/>
+            </w:pPr>
+            <w:r>
+              <w:rPr>
+                <w:rFonts w:ascii="Dubai" w:hAnsi="Dubai" w:eastAsia="Dubai" w:cs="Dubai"/>
+                <w:b w:val="0"/>
+                <w:color w:val="000000"/>
+                <w:sz w:val="20"/>
+                <w:szCs w:val="20"/>
+                <w:rtl/>
+              </w:rPr>
+              <w:t>متعاملون يطلبون تصحيح بيانات شخصية أو تواصل مسجَّلة خطأً في الأنظمة، كرقم الهاتف أو عنوان المراسلة، مما يعيق إتمام معاملاتهم.</w:t>
+            </w:r>
+          </w:p>
+        </w:tc>
+        <w:tc>
+          <w:tcPr>
+            <w:tcW w:type="dxa" w:w="2340"/>
+            <w:shd w:val="clear" w:color="auto" w:fill="FFFFFF"/>
+            <w:tcMar>
+              <w:top w:w="60" w:type="dxa"/>
+              <w:bottom w:w="60" w:type="dxa"/>
+              <w:left w:w="108" w:type="dxa"/>
+              <w:right w:w="108" w:type="dxa"/>
+            </w:tcMar>
+            <w:tcBorders>
+              <w:bottom w:val="single" w:sz="4" w:space="0" w:color="CCCCCC"/>
+              <w:left w:val="single" w:sz="4" w:space="0" w:color="CCCCCC"/>
+              <w:right w:val="single" w:sz="4" w:space="0" w:color="CCCCCC"/>
+              <w:top w:val="single" w:sz="4" w:space="0" w:color="CCCCCC"/>
+            </w:tcBorders>
+          </w:tcPr>
+          <w:p>
+            <w:pPr>
+              <w:bidi w:val="1"/>
+              <w:spacing w:before="60" w:after="60"/>
+            </w:pPr>
+            <w:r>
+              <w:rPr>
+                <w:rFonts w:ascii="Dubai" w:hAnsi="Dubai" w:eastAsia="Dubai" w:cs="Dubai"/>
+                <w:b w:val="0"/>
+                <w:color w:val="000000"/>
+                <w:sz w:val="20"/>
+                <w:szCs w:val="20"/>
+                <w:rtl/>
+              </w:rPr>
+              <w:t>31.2%</w:t>
+            </w:r>
+          </w:p>
+        </w:tc>
+        <w:tc>
+          <w:tcPr>
+            <w:tcW w:type="dxa" w:w="2340"/>
+            <w:shd w:val="clear" w:color="auto" w:fill="FFFFFF"/>
+            <w:tcMar>
+              <w:top w:w="60" w:type="dxa"/>
+              <w:bottom w:w="60" w:type="dxa"/>
+              <w:left w:w="108" w:type="dxa"/>
+              <w:right w:w="108" w:type="dxa"/>
+            </w:tcMar>
+            <w:tcBorders>
+              <w:bottom w:val="single" w:sz="4" w:space="0" w:color="CCCCCC"/>
+              <w:left w:val="single" w:sz="4" w:space="0" w:color="CCCCCC"/>
+              <w:right w:val="single" w:sz="4" w:space="0" w:color="CCCCCC"/>
+              <w:top w:val="single" w:sz="4" w:space="0" w:color="CCCCCC"/>
+            </w:tcBorders>
+          </w:tcPr>
+          <w:p>
+            <w:pPr>
+              <w:bidi w:val="1"/>
+              <w:spacing w:before="60" w:after="60"/>
+            </w:pPr>
+            <w:r>
+              <w:rPr>
+                <w:rFonts w:ascii="Dubai" w:hAnsi="Dubai" w:eastAsia="Dubai" w:cs="Dubai"/>
+                <w:b w:val="0"/>
+                <w:color w:val="000000"/>
+                <w:sz w:val="20"/>
+                <w:szCs w:val="20"/>
+                <w:rtl/>
+              </w:rPr>
+              <w:t>5</w:t>
+            </w:r>
+          </w:p>
+        </w:tc>
+        <w:tc>
+          <w:tcPr>
+            <w:tcW w:type="dxa" w:w="2340"/>
+            <w:shd w:val="clear" w:color="auto" w:fill="FFFFFF"/>
+            <w:tcMar>
+              <w:top w:w="60" w:type="dxa"/>
+              <w:bottom w:w="60" w:type="dxa"/>
+              <w:left w:w="108" w:type="dxa"/>
+              <w:right w:w="108" w:type="dxa"/>
+            </w:tcMar>
+            <w:tcBorders>
+              <w:bottom w:val="single" w:sz="4" w:space="0" w:color="CCCCCC"/>
+              <w:left w:val="single" w:sz="4" w:space="0" w:color="CCCCCC"/>
+              <w:right w:val="single" w:sz="4" w:space="0" w:color="CCCCCC"/>
+              <w:top w:val="single" w:sz="4" w:space="0" w:color="CCCCCC"/>
+            </w:tcBorders>
+          </w:tcPr>
+          <w:p>
+            <w:pPr>
+              <w:bidi w:val="1"/>
+              <w:spacing w:before="60" w:after="60"/>
+            </w:pPr>
+            <w:r>
+              <w:rPr>
+                <w:rFonts w:ascii="Dubai" w:hAnsi="Dubai" w:eastAsia="Dubai" w:cs="Dubai"/>
+                <w:b w:val="0"/>
+                <w:color w:val="000000"/>
+                <w:sz w:val="20"/>
+                <w:szCs w:val="20"/>
+                <w:rtl/>
+              </w:rPr>
+              <w:t>طلب تعديل أو تحديث بيانات</w:t>
+            </w:r>
+          </w:p>
+        </w:tc>
+      </w:tr>
+      <w:tr>
+        <w:tc>
+          <w:tcPr>
+            <w:tcW w:type="dxa" w:w="2340"/>
+            <w:shd w:val="clear" w:color="auto" w:fill="D9D9D9"/>
+            <w:tcMar>
+              <w:top w:w="60" w:type="dxa"/>
+              <w:bottom w:w="60" w:type="dxa"/>
+              <w:left w:w="108" w:type="dxa"/>
+              <w:right w:w="108" w:type="dxa"/>
+            </w:tcMar>
+            <w:tcBorders>
+              <w:bottom w:val="single" w:sz="4" w:space="0" w:color="CCCCCC"/>
+              <w:left w:val="single" w:sz="4" w:space="0" w:color="CCCCCC"/>
+              <w:right w:val="single" w:sz="4" w:space="0" w:color="CCCCCC"/>
+              <w:top w:val="single" w:sz="4" w:space="0" w:color="CCCCCC"/>
+            </w:tcBorders>
+          </w:tcPr>
+          <w:p>
+            <w:pPr>
+              <w:bidi w:val="1"/>
+              <w:spacing w:before="60" w:after="60"/>
+            </w:pPr>
+            <w:r>
+              <w:rPr>
+                <w:rFonts w:ascii="Dubai" w:hAnsi="Dubai" w:eastAsia="Dubai" w:cs="Dubai"/>
+                <w:b w:val="0"/>
+                <w:color w:val="000000"/>
+                <w:sz w:val="20"/>
+                <w:szCs w:val="20"/>
+                <w:rtl/>
+              </w:rPr>
+              <w:t>متعاملون قدّموا طلبات خدمة سابقًا عبر التطبيق أو المنصة الإلكترونية ولم يتلقّوا أي تأكيد أو تسليم حتى الآن، ويستفسرون عن وضع طلباتهم.</w:t>
+            </w:r>
+          </w:p>
+        </w:tc>
+        <w:tc>
+          <w:tcPr>
+            <w:tcW w:type="dxa" w:w="2340"/>
+            <w:shd w:val="clear" w:color="auto" w:fill="D9D9D9"/>
+            <w:tcMar>
+              <w:top w:w="60" w:type="dxa"/>
+              <w:bottom w:w="60" w:type="dxa"/>
+              <w:left w:w="108" w:type="dxa"/>
+              <w:right w:w="108" w:type="dxa"/>
+            </w:tcMar>
+            <w:tcBorders>
+              <w:bottom w:val="single" w:sz="4" w:space="0" w:color="CCCCCC"/>
+              <w:left w:val="single" w:sz="4" w:space="0" w:color="CCCCCC"/>
+              <w:right w:val="single" w:sz="4" w:space="0" w:color="CCCCCC"/>
+              <w:top w:val="single" w:sz="4" w:space="0" w:color="CCCCCC"/>
+            </w:tcBorders>
+          </w:tcPr>
+          <w:p>
+            <w:pPr>
+              <w:bidi w:val="1"/>
+              <w:spacing w:before="60" w:after="60"/>
+            </w:pPr>
+            <w:r>
+              <w:rPr>
+                <w:rFonts w:ascii="Dubai" w:hAnsi="Dubai" w:eastAsia="Dubai" w:cs="Dubai"/>
+                <w:b w:val="0"/>
+                <w:color w:val="000000"/>
+                <w:sz w:val="20"/>
+                <w:szCs w:val="20"/>
+                <w:rtl/>
+              </w:rPr>
+              <w:t>25.0%</w:t>
+            </w:r>
+          </w:p>
+        </w:tc>
+        <w:tc>
+          <w:tcPr>
+            <w:tcW w:type="dxa" w:w="2340"/>
+            <w:shd w:val="clear" w:color="auto" w:fill="D9D9D9"/>
+            <w:tcMar>
+              <w:top w:w="60" w:type="dxa"/>
+              <w:bottom w:w="60" w:type="dxa"/>
+              <w:left w:w="108" w:type="dxa"/>
+              <w:right w:w="108" w:type="dxa"/>
+            </w:tcMar>
+            <w:tcBorders>
+              <w:bottom w:val="single" w:sz="4" w:space="0" w:color="CCCCCC"/>
+              <w:left w:val="single" w:sz="4" w:space="0" w:color="CCCCCC"/>
+              <w:right w:val="single" w:sz="4" w:space="0" w:color="CCCCCC"/>
+              <w:top w:val="single" w:sz="4" w:space="0" w:color="CCCCCC"/>
+            </w:tcBorders>
+          </w:tcPr>
+          <w:p>
+            <w:pPr>
+              <w:bidi w:val="1"/>
+              <w:spacing w:before="60" w:after="60"/>
+            </w:pPr>
+            <w:r>
+              <w:rPr>
+                <w:rFonts w:ascii="Dubai" w:hAnsi="Dubai" w:eastAsia="Dubai" w:cs="Dubai"/>
+                <w:b w:val="0"/>
+                <w:color w:val="000000"/>
+                <w:sz w:val="20"/>
+                <w:szCs w:val="20"/>
+                <w:rtl/>
+              </w:rPr>
+              <w:t>4</w:t>
+            </w:r>
+          </w:p>
+        </w:tc>
+        <w:tc>
+          <w:tcPr>
+            <w:tcW w:type="dxa" w:w="2340"/>
+            <w:shd w:val="clear" w:color="auto" w:fill="D9D9D9"/>
+            <w:tcMar>
+              <w:top w:w="60" w:type="dxa"/>
+              <w:bottom w:w="60" w:type="dxa"/>
+              <w:left w:w="108" w:type="dxa"/>
+              <w:right w:w="108" w:type="dxa"/>
+            </w:tcMar>
+            <w:tcBorders>
+              <w:bottom w:val="single" w:sz="4" w:space="0" w:color="CCCCCC"/>
+              <w:left w:val="single" w:sz="4" w:space="0" w:color="CCCCCC"/>
+              <w:right w:val="single" w:sz="4" w:space="0" w:color="CCCCCC"/>
+              <w:top w:val="single" w:sz="4" w:space="0" w:color="CCCCCC"/>
+            </w:tcBorders>
+          </w:tcPr>
+          <w:p>
+            <w:pPr>
+              <w:bidi w:val="1"/>
+              <w:spacing w:before="60" w:after="60"/>
+            </w:pPr>
+            <w:r>
+              <w:rPr>
+                <w:rFonts w:ascii="Dubai" w:hAnsi="Dubai" w:eastAsia="Dubai" w:cs="Dubai"/>
+                <w:b w:val="0"/>
+                <w:color w:val="000000"/>
+                <w:sz w:val="20"/>
+                <w:szCs w:val="20"/>
+                <w:rtl/>
+              </w:rPr>
+              <w:t>متابعة طلب مقدم</w:t>
+            </w:r>
+          </w:p>
+        </w:tc>
+      </w:tr>
+      <w:tr>
+        <w:tc>
+          <w:tcPr>
+            <w:tcW w:type="dxa" w:w="2340"/>
+            <w:shd w:val="clear" w:color="auto" w:fill="FFFFFF"/>
+            <w:tcMar>
+              <w:top w:w="60" w:type="dxa"/>
+              <w:bottom w:w="60" w:type="dxa"/>
+              <w:left w:w="108" w:type="dxa"/>
+              <w:right w:w="108" w:type="dxa"/>
+            </w:tcMar>
+            <w:tcBorders>
+              <w:bottom w:val="single" w:sz="4" w:space="0" w:color="CCCCCC"/>
+              <w:left w:val="single" w:sz="4" w:space="0" w:color="CCCCCC"/>
+              <w:right w:val="single" w:sz="4" w:space="0" w:color="CCCCCC"/>
+              <w:top w:val="single" w:sz="4" w:space="0" w:color="CCCCCC"/>
+            </w:tcBorders>
+          </w:tcPr>
+          <w:p>
+            <w:pPr>
+              <w:bidi w:val="1"/>
+              <w:spacing w:before="60" w:after="60"/>
+            </w:pPr>
+            <w:r>
+              <w:rPr>
+                <w:rFonts w:ascii="Dubai" w:hAnsi="Dubai" w:eastAsia="Dubai" w:cs="Dubai"/>
+                <w:b w:val="0"/>
+                <w:color w:val="000000"/>
+                <w:sz w:val="20"/>
+                <w:szCs w:val="20"/>
+                <w:rtl/>
+              </w:rPr>
+              <w:t>متعاملون يتقدّمون بطلبات استخراج أو تجديد تصاريح حمل السلاح أو التراخيص ذات الصلة، ويحتاجون إلى توجيه بشأن المتطلبات والإجراءات.</w:t>
+            </w:r>
+          </w:p>
+        </w:tc>
+        <w:tc>
+          <w:tcPr>
+            <w:tcW w:type="dxa" w:w="2340"/>
+            <w:shd w:val="clear" w:color="auto" w:fill="FFFFFF"/>
+            <w:tcMar>
+              <w:top w:w="60" w:type="dxa"/>
+              <w:bottom w:w="60" w:type="dxa"/>
+              <w:left w:w="108" w:type="dxa"/>
+              <w:right w:w="108" w:type="dxa"/>
+            </w:tcMar>
+            <w:tcBorders>
+              <w:bottom w:val="single" w:sz="4" w:space="0" w:color="CCCCCC"/>
+              <w:left w:val="single" w:sz="4" w:space="0" w:color="CCCCCC"/>
+              <w:right w:val="single" w:sz="4" w:space="0" w:color="CCCCCC"/>
+              <w:top w:val="single" w:sz="4" w:space="0" w:color="CCCCCC"/>
+            </w:tcBorders>
+          </w:tcPr>
+          <w:p>
+            <w:pPr>
+              <w:bidi w:val="1"/>
+              <w:spacing w:before="60" w:after="60"/>
+            </w:pPr>
+            <w:r>
+              <w:rPr>
+                <w:rFonts w:ascii="Dubai" w:hAnsi="Dubai" w:eastAsia="Dubai" w:cs="Dubai"/>
+                <w:b w:val="0"/>
+                <w:color w:val="000000"/>
+                <w:sz w:val="20"/>
+                <w:szCs w:val="20"/>
+                <w:rtl/>
+              </w:rPr>
+              <w:t>18.8%</w:t>
+            </w:r>
+          </w:p>
+        </w:tc>
+        <w:tc>
+          <w:tcPr>
+            <w:tcW w:type="dxa" w:w="2340"/>
+            <w:shd w:val="clear" w:color="auto" w:fill="FFFFFF"/>
+            <w:tcMar>
+              <w:top w:w="60" w:type="dxa"/>
+              <w:bottom w:w="60" w:type="dxa"/>
+              <w:left w:w="108" w:type="dxa"/>
+              <w:right w:w="108" w:type="dxa"/>
+            </w:tcMar>
+            <w:tcBorders>
+              <w:bottom w:val="single" w:sz="4" w:space="0" w:color="CCCCCC"/>
+              <w:left w:val="single" w:sz="4" w:space="0" w:color="CCCCCC"/>
+              <w:right w:val="single" w:sz="4" w:space="0" w:color="CCCCCC"/>
+              <w:top w:val="single" w:sz="4" w:space="0" w:color="CCCCCC"/>
+            </w:tcBorders>
+          </w:tcPr>
+          <w:p>
+            <w:pPr>
+              <w:bidi w:val="1"/>
+              <w:spacing w:before="60" w:after="60"/>
+            </w:pPr>
+            <w:r>
+              <w:rPr>
+                <w:rFonts w:ascii="Dubai" w:hAnsi="Dubai" w:eastAsia="Dubai" w:cs="Dubai"/>
+                <w:b w:val="0"/>
+                <w:color w:val="000000"/>
+                <w:sz w:val="20"/>
+                <w:szCs w:val="20"/>
+                <w:rtl/>
+              </w:rPr>
+              <w:t>3</w:t>
+            </w:r>
+          </w:p>
+        </w:tc>
+        <w:tc>
+          <w:tcPr>
+            <w:tcW w:type="dxa" w:w="2340"/>
+            <w:shd w:val="clear" w:color="auto" w:fill="FFFFFF"/>
+            <w:tcMar>
+              <w:top w:w="60" w:type="dxa"/>
+              <w:bottom w:w="60" w:type="dxa"/>
+              <w:left w:w="108" w:type="dxa"/>
+              <w:right w:w="108" w:type="dxa"/>
+            </w:tcMar>
+            <w:tcBorders>
+              <w:bottom w:val="single" w:sz="4" w:space="0" w:color="CCCCCC"/>
+              <w:left w:val="single" w:sz="4" w:space="0" w:color="CCCCCC"/>
+              <w:right w:val="single" w:sz="4" w:space="0" w:color="CCCCCC"/>
+              <w:top w:val="single" w:sz="4" w:space="0" w:color="CCCCCC"/>
+            </w:tcBorders>
+          </w:tcPr>
+          <w:p>
+            <w:pPr>
+              <w:bidi w:val="1"/>
+              <w:spacing w:before="60" w:after="60"/>
+            </w:pPr>
+            <w:r>
+              <w:rPr>
+                <w:rFonts w:ascii="Dubai" w:hAnsi="Dubai" w:eastAsia="Dubai" w:cs="Dubai"/>
+                <w:b w:val="0"/>
+                <w:color w:val="000000"/>
+                <w:sz w:val="20"/>
+                <w:szCs w:val="20"/>
+                <w:rtl/>
+              </w:rPr>
+              <w:t>طلب تصريح سلاح أو ترخيص</w:t>
+            </w:r>
+          </w:p>
+        </w:tc>
+      </w:tr>
+      <w:tr>
+        <w:tc>
+          <w:tcPr>
+            <w:tcW w:type="dxa" w:w="2340"/>
+            <w:shd w:val="clear" w:color="auto" w:fill="D9D9D9"/>
+            <w:tcMar>
+              <w:top w:w="60" w:type="dxa"/>
+              <w:bottom w:w="60" w:type="dxa"/>
+              <w:left w:w="108" w:type="dxa"/>
+              <w:right w:w="108" w:type="dxa"/>
+            </w:tcMar>
+            <w:tcBorders>
+              <w:bottom w:val="single" w:sz="4" w:space="0" w:color="CCCCCC"/>
+              <w:left w:val="single" w:sz="4" w:space="0" w:color="CCCCCC"/>
+              <w:right w:val="single" w:sz="4" w:space="0" w:color="CCCCCC"/>
+              <w:top w:val="single" w:sz="4" w:space="0" w:color="CCCCCC"/>
+            </w:tcBorders>
+          </w:tcPr>
+          <w:p>
+            <w:pPr>
+              <w:bidi w:val="1"/>
+              <w:spacing w:before="60" w:after="60"/>
+            </w:pPr>
+            <w:r>
+              <w:rPr>
+                <w:rFonts w:ascii="Dubai" w:hAnsi="Dubai" w:eastAsia="Dubai" w:cs="Dubai"/>
+                <w:b w:val="0"/>
+                <w:color w:val="000000"/>
+                <w:sz w:val="20"/>
+                <w:szCs w:val="20"/>
+                <w:rtl/>
+              </w:rPr>
+              <w:t>متعامل أتمّ إجراءات تجديد رخصة قيادته أو ملكية مركبته إلكترونيًا ويتابع استلام الوثيقة المحدَّثة التي لم تصله بعد.</w:t>
+            </w:r>
+          </w:p>
+        </w:tc>
+        <w:tc>
+          <w:tcPr>
+            <w:tcW w:type="dxa" w:w="2340"/>
+            <w:shd w:val="clear" w:color="auto" w:fill="D9D9D9"/>
+            <w:tcMar>
+              <w:top w:w="60" w:type="dxa"/>
+              <w:bottom w:w="60" w:type="dxa"/>
+              <w:left w:w="108" w:type="dxa"/>
+              <w:right w:w="108" w:type="dxa"/>
+            </w:tcMar>
+            <w:tcBorders>
+              <w:bottom w:val="single" w:sz="4" w:space="0" w:color="CCCCCC"/>
+              <w:left w:val="single" w:sz="4" w:space="0" w:color="CCCCCC"/>
+              <w:right w:val="single" w:sz="4" w:space="0" w:color="CCCCCC"/>
+              <w:top w:val="single" w:sz="4" w:space="0" w:color="CCCCCC"/>
+            </w:tcBorders>
+          </w:tcPr>
+          <w:p>
+            <w:pPr>
+              <w:bidi w:val="1"/>
+              <w:spacing w:before="60" w:after="60"/>
+            </w:pPr>
+            <w:r>
+              <w:rPr>
+                <w:rFonts w:ascii="Dubai" w:hAnsi="Dubai" w:eastAsia="Dubai" w:cs="Dubai"/>
+                <w:b w:val="0"/>
+                <w:color w:val="000000"/>
+                <w:sz w:val="20"/>
+                <w:szCs w:val="20"/>
+                <w:rtl/>
+              </w:rPr>
+              <w:t>6.2%</w:t>
+            </w:r>
+          </w:p>
+        </w:tc>
+        <w:tc>
+          <w:tcPr>
+            <w:tcW w:type="dxa" w:w="2340"/>
+            <w:shd w:val="clear" w:color="auto" w:fill="D9D9D9"/>
+            <w:tcMar>
+              <w:top w:w="60" w:type="dxa"/>
+              <w:bottom w:w="60" w:type="dxa"/>
+              <w:left w:w="108" w:type="dxa"/>
+              <w:right w:w="108" w:type="dxa"/>
+            </w:tcMar>
+            <w:tcBorders>
+              <w:bottom w:val="single" w:sz="4" w:space="0" w:color="CCCCCC"/>
+              <w:left w:val="single" w:sz="4" w:space="0" w:color="CCCCCC"/>
+              <w:right w:val="single" w:sz="4" w:space="0" w:color="CCCCCC"/>
+              <w:top w:val="single" w:sz="4" w:space="0" w:color="CCCCCC"/>
+            </w:tcBorders>
+          </w:tcPr>
+          <w:p>
+            <w:pPr>
+              <w:bidi w:val="1"/>
+              <w:spacing w:before="60" w:after="60"/>
+            </w:pPr>
+            <w:r>
+              <w:rPr>
+                <w:rFonts w:ascii="Dubai" w:hAnsi="Dubai" w:eastAsia="Dubai" w:cs="Dubai"/>
+                <w:b w:val="0"/>
+                <w:color w:val="000000"/>
+                <w:sz w:val="20"/>
+                <w:szCs w:val="20"/>
+                <w:rtl/>
+              </w:rPr>
+              <w:t>1</w:t>
+            </w:r>
+          </w:p>
+        </w:tc>
+        <w:tc>
+          <w:tcPr>
+            <w:tcW w:type="dxa" w:w="2340"/>
+            <w:shd w:val="clear" w:color="auto" w:fill="D9D9D9"/>
+            <w:tcMar>
+              <w:top w:w="60" w:type="dxa"/>
+              <w:bottom w:w="60" w:type="dxa"/>
+              <w:left w:w="108" w:type="dxa"/>
+              <w:right w:w="108" w:type="dxa"/>
+            </w:tcMar>
+            <w:tcBorders>
+              <w:bottom w:val="single" w:sz="4" w:space="0" w:color="CCCCCC"/>
+              <w:left w:val="single" w:sz="4" w:space="0" w:color="CCCCCC"/>
+              <w:right w:val="single" w:sz="4" w:space="0" w:color="CCCCCC"/>
+              <w:top w:val="single" w:sz="4" w:space="0" w:color="CCCCCC"/>
+            </w:tcBorders>
+          </w:tcPr>
+          <w:p>
+            <w:pPr>
+              <w:bidi w:val="1"/>
+              <w:spacing w:before="60" w:after="60"/>
+            </w:pPr>
+            <w:r>
+              <w:rPr>
+                <w:rFonts w:ascii="Dubai" w:hAnsi="Dubai" w:eastAsia="Dubai" w:cs="Dubai"/>
+                <w:b w:val="0"/>
+                <w:color w:val="000000"/>
+                <w:sz w:val="20"/>
+                <w:szCs w:val="20"/>
+                <w:rtl/>
+              </w:rPr>
+              <w:t>طلب تجديد رخصة أو ملكية</w:t>
+            </w:r>
+          </w:p>
+        </w:tc>
+      </w:tr>
+      <w:tr>
+        <w:tc>
+          <w:tcPr>
+            <w:tcW w:type="dxa" w:w="2340"/>
+            <w:shd w:val="clear" w:color="auto" w:fill="FFFFFF"/>
+            <w:tcMar>
+              <w:top w:w="60" w:type="dxa"/>
+              <w:bottom w:w="60" w:type="dxa"/>
+              <w:left w:w="108" w:type="dxa"/>
+              <w:right w:w="108" w:type="dxa"/>
+            </w:tcMar>
+            <w:tcBorders>
+              <w:bottom w:val="single" w:sz="4" w:space="0" w:color="CCCCCC"/>
+              <w:left w:val="single" w:sz="4" w:space="0" w:color="CCCCCC"/>
+              <w:right w:val="single" w:sz="4" w:space="0" w:color="CCCCCC"/>
+              <w:top w:val="single" w:sz="4" w:space="0" w:color="CCCCCC"/>
+            </w:tcBorders>
+          </w:tcPr>
+          <w:p>
+            <w:pPr>
+              <w:bidi w:val="1"/>
+              <w:spacing w:before="60" w:after="60"/>
+            </w:pPr>
+            <w:r>
+              <w:rPr>
+                <w:rFonts w:ascii="Dubai" w:hAnsi="Dubai" w:eastAsia="Dubai" w:cs="Dubai"/>
+                <w:b w:val="0"/>
+                <w:color w:val="000000"/>
+                <w:sz w:val="20"/>
+                <w:szCs w:val="20"/>
+                <w:rtl/>
+              </w:rPr>
+              <w:t>متعامل يطلب خدمة إدارية عامة من اختصاص الشرطة لا تندرج تحت تصنيف محدد، ويحتاج إلى توجيهه للقسم المختص لاستكمال إجراءاته.</w:t>
+            </w:r>
+          </w:p>
+        </w:tc>
+        <w:tc>
+          <w:tcPr>
+            <w:tcW w:type="dxa" w:w="2340"/>
+            <w:shd w:val="clear" w:color="auto" w:fill="FFFFFF"/>
+            <w:tcMar>
+              <w:top w:w="60" w:type="dxa"/>
+              <w:bottom w:w="60" w:type="dxa"/>
+              <w:left w:w="108" w:type="dxa"/>
+              <w:right w:w="108" w:type="dxa"/>
+            </w:tcMar>
+            <w:tcBorders>
+              <w:bottom w:val="single" w:sz="4" w:space="0" w:color="CCCCCC"/>
+              <w:left w:val="single" w:sz="4" w:space="0" w:color="CCCCCC"/>
+              <w:right w:val="single" w:sz="4" w:space="0" w:color="CCCCCC"/>
+              <w:top w:val="single" w:sz="4" w:space="0" w:color="CCCCCC"/>
+            </w:tcBorders>
+          </w:tcPr>
+          <w:p>
+            <w:pPr>
+              <w:bidi w:val="1"/>
+              <w:spacing w:before="60" w:after="60"/>
+            </w:pPr>
+            <w:r>
+              <w:rPr>
+                <w:rFonts w:ascii="Dubai" w:hAnsi="Dubai" w:eastAsia="Dubai" w:cs="Dubai"/>
+                <w:b w:val="0"/>
+                <w:color w:val="000000"/>
+                <w:sz w:val="20"/>
+                <w:szCs w:val="20"/>
+                <w:rtl/>
+              </w:rPr>
+              <w:t>6.2%</w:t>
+            </w:r>
+          </w:p>
+        </w:tc>
+        <w:tc>
+          <w:tcPr>
+            <w:tcW w:type="dxa" w:w="2340"/>
+            <w:shd w:val="clear" w:color="auto" w:fill="FFFFFF"/>
+            <w:tcMar>
+              <w:top w:w="60" w:type="dxa"/>
+              <w:bottom w:w="60" w:type="dxa"/>
+              <w:left w:w="108" w:type="dxa"/>
+              <w:right w:w="108" w:type="dxa"/>
+            </w:tcMar>
+            <w:tcBorders>
+              <w:bottom w:val="single" w:sz="4" w:space="0" w:color="CCCCCC"/>
+              <w:left w:val="single" w:sz="4" w:space="0" w:color="CCCCCC"/>
+              <w:right w:val="single" w:sz="4" w:space="0" w:color="CCCCCC"/>
+              <w:top w:val="single" w:sz="4" w:space="0" w:color="CCCCCC"/>
+            </w:tcBorders>
+          </w:tcPr>
+          <w:p>
+            <w:pPr>
+              <w:bidi w:val="1"/>
+              <w:spacing w:before="60" w:after="60"/>
+            </w:pPr>
+            <w:r>
+              <w:rPr>
+                <w:rFonts w:ascii="Dubai" w:hAnsi="Dubai" w:eastAsia="Dubai" w:cs="Dubai"/>
+                <w:b w:val="0"/>
+                <w:color w:val="000000"/>
+                <w:sz w:val="20"/>
+                <w:szCs w:val="20"/>
+                <w:rtl/>
+              </w:rPr>
+              <w:t>1</w:t>
+            </w:r>
+          </w:p>
+        </w:tc>
+        <w:tc>
+          <w:tcPr>
+            <w:tcW w:type="dxa" w:w="2340"/>
+            <w:shd w:val="clear" w:color="auto" w:fill="FFFFFF"/>
+            <w:tcMar>
+              <w:top w:w="60" w:type="dxa"/>
+              <w:bottom w:w="60" w:type="dxa"/>
+              <w:left w:w="108" w:type="dxa"/>
+              <w:right w:w="108" w:type="dxa"/>
+            </w:tcMar>
+            <w:tcBorders>
+              <w:bottom w:val="single" w:sz="4" w:space="0" w:color="CCCCCC"/>
+              <w:left w:val="single" w:sz="4" w:space="0" w:color="CCCCCC"/>
+              <w:right w:val="single" w:sz="4" w:space="0" w:color="CCCCCC"/>
+              <w:top w:val="single" w:sz="4" w:space="0" w:color="CCCCCC"/>
+            </w:tcBorders>
+          </w:tcPr>
+          <w:p>
+            <w:pPr>
+              <w:bidi w:val="1"/>
+              <w:spacing w:before="60" w:after="60"/>
+            </w:pPr>
+            <w:r>
+              <w:rPr>
+                <w:rFonts w:ascii="Dubai" w:hAnsi="Dubai" w:eastAsia="Dubai" w:cs="Dubai"/>
+                <w:b w:val="0"/>
+                <w:color w:val="000000"/>
+                <w:sz w:val="20"/>
+                <w:szCs w:val="20"/>
+                <w:rtl/>
+              </w:rPr>
+              <w:t>طلب خدمة عام</w:t>
+            </w:r>
+          </w:p>
+        </w:tc>
+      </w:tr>
+      <w:tr>
+        <w:tc>
+          <w:tcPr>
+            <w:tcW w:type="dxa" w:w="2340"/>
+            <w:shd w:val="clear" w:color="auto" w:fill="D9D9D9"/>
+            <w:tcMar>
+              <w:top w:w="60" w:type="dxa"/>
+              <w:bottom w:w="60" w:type="dxa"/>
+              <w:left w:w="108" w:type="dxa"/>
+              <w:right w:w="108" w:type="dxa"/>
+            </w:tcMar>
+            <w:tcBorders>
+              <w:bottom w:val="single" w:sz="4" w:space="0" w:color="CCCCCC"/>
+              <w:left w:val="single" w:sz="4" w:space="0" w:color="CCCCCC"/>
+              <w:right w:val="single" w:sz="4" w:space="0" w:color="CCCCCC"/>
+              <w:top w:val="single" w:sz="4" w:space="0" w:color="CCCCCC"/>
+            </w:tcBorders>
+          </w:tcPr>
+          <w:p>
+            <w:pPr>
+              <w:bidi w:val="1"/>
+              <w:spacing w:before="60" w:after="60"/>
+            </w:pPr>
+            <w:r>
+              <w:rPr>
+                <w:rFonts w:ascii="Dubai" w:hAnsi="Dubai" w:eastAsia="Dubai" w:cs="Dubai"/>
+                <w:b w:val="0"/>
+                <w:color w:val="000000"/>
+                <w:sz w:val="20"/>
+                <w:szCs w:val="20"/>
+                <w:rtl/>
+              </w:rPr>
+              <w:t>متعامل يسعى إلى استخراج تصريح خاص لغرض محدد يستلزم موافقة الشرطة، ويطلب الإرشاد حول متطلبات تقديم الطلب وآليات الحصول عليه.</w:t>
+            </w:r>
+          </w:p>
+        </w:tc>
+        <w:tc>
+          <w:tcPr>
+            <w:tcW w:type="dxa" w:w="2340"/>
+            <w:shd w:val="clear" w:color="auto" w:fill="D9D9D9"/>
+            <w:tcMar>
+              <w:top w:w="60" w:type="dxa"/>
+              <w:bottom w:w="60" w:type="dxa"/>
+              <w:left w:w="108" w:type="dxa"/>
+              <w:right w:w="108" w:type="dxa"/>
+            </w:tcMar>
+            <w:tcBorders>
+              <w:bottom w:val="single" w:sz="4" w:space="0" w:color="CCCCCC"/>
+              <w:left w:val="single" w:sz="4" w:space="0" w:color="CCCCCC"/>
+              <w:right w:val="single" w:sz="4" w:space="0" w:color="CCCCCC"/>
+              <w:top w:val="single" w:sz="4" w:space="0" w:color="CCCCCC"/>
+            </w:tcBorders>
+          </w:tcPr>
+          <w:p>
+            <w:pPr>
+              <w:bidi w:val="1"/>
+              <w:spacing w:before="60" w:after="60"/>
+            </w:pPr>
+            <w:r>
+              <w:rPr>
+                <w:rFonts w:ascii="Dubai" w:hAnsi="Dubai" w:eastAsia="Dubai" w:cs="Dubai"/>
+                <w:b w:val="0"/>
+                <w:color w:val="000000"/>
+                <w:sz w:val="20"/>
+                <w:szCs w:val="20"/>
+                <w:rtl/>
+              </w:rPr>
+              <w:t>6.2%</w:t>
+            </w:r>
+          </w:p>
+        </w:tc>
+        <w:tc>
+          <w:tcPr>
+            <w:tcW w:type="dxa" w:w="2340"/>
+            <w:shd w:val="clear" w:color="auto" w:fill="D9D9D9"/>
+            <w:tcMar>
+              <w:top w:w="60" w:type="dxa"/>
+              <w:bottom w:w="60" w:type="dxa"/>
+              <w:left w:w="108" w:type="dxa"/>
+              <w:right w:w="108" w:type="dxa"/>
+            </w:tcMar>
+            <w:tcBorders>
+              <w:bottom w:val="single" w:sz="4" w:space="0" w:color="CCCCCC"/>
+              <w:left w:val="single" w:sz="4" w:space="0" w:color="CCCCCC"/>
+              <w:right w:val="single" w:sz="4" w:space="0" w:color="CCCCCC"/>
+              <w:top w:val="single" w:sz="4" w:space="0" w:color="CCCCCC"/>
+            </w:tcBorders>
+          </w:tcPr>
+          <w:p>
+            <w:pPr>
+              <w:bidi w:val="1"/>
+              <w:spacing w:before="60" w:after="60"/>
+            </w:pPr>
+            <w:r>
+              <w:rPr>
+                <w:rFonts w:ascii="Dubai" w:hAnsi="Dubai" w:eastAsia="Dubai" w:cs="Dubai"/>
+                <w:b w:val="0"/>
+                <w:color w:val="000000"/>
+                <w:sz w:val="20"/>
+                <w:szCs w:val="20"/>
+                <w:rtl/>
+              </w:rPr>
+              <w:t>1</w:t>
+            </w:r>
+          </w:p>
+        </w:tc>
+        <w:tc>
+          <w:tcPr>
+            <w:tcW w:type="dxa" w:w="2340"/>
+            <w:shd w:val="clear" w:color="auto" w:fill="D9D9D9"/>
+            <w:tcMar>
+              <w:top w:w="60" w:type="dxa"/>
+              <w:bottom w:w="60" w:type="dxa"/>
+              <w:left w:w="108" w:type="dxa"/>
+              <w:right w:w="108" w:type="dxa"/>
+            </w:tcMar>
+            <w:tcBorders>
+              <w:bottom w:val="single" w:sz="4" w:space="0" w:color="CCCCCC"/>
+              <w:left w:val="single" w:sz="4" w:space="0" w:color="CCCCCC"/>
+              <w:right w:val="single" w:sz="4" w:space="0" w:color="CCCCCC"/>
+              <w:top w:val="single" w:sz="4" w:space="0" w:color="CCCCCC"/>
+            </w:tcBorders>
+          </w:tcPr>
+          <w:p>
+            <w:pPr>
+              <w:bidi w:val="1"/>
+              <w:spacing w:before="60" w:after="60"/>
+            </w:pPr>
+            <w:r>
+              <w:rPr>
+                <w:rFonts w:ascii="Dubai" w:hAnsi="Dubai" w:eastAsia="Dubai" w:cs="Dubai"/>
+                <w:b w:val="0"/>
+                <w:color w:val="000000"/>
+                <w:sz w:val="20"/>
+                <w:szCs w:val="20"/>
+                <w:rtl/>
+              </w:rPr>
+              <w:t>طلب تصريح خاص</w:t>
+            </w:r>
+          </w:p>
+        </w:tc>
+      </w:tr>
+      <w:tr>
+        <w:tc>
+          <w:tcPr>
+            <w:tcW w:type="dxa" w:w="2340"/>
+            <w:shd w:val="clear" w:color="auto" w:fill="FFFFFF"/>
+            <w:tcMar>
+              <w:top w:w="60" w:type="dxa"/>
+              <w:bottom w:w="60" w:type="dxa"/>
+              <w:left w:w="108" w:type="dxa"/>
+              <w:right w:w="108" w:type="dxa"/>
+            </w:tcMar>
+            <w:tcBorders>
+              <w:bottom w:val="single" w:sz="4" w:space="0" w:color="CCCCCC"/>
+              <w:left w:val="single" w:sz="4" w:space="0" w:color="CCCCCC"/>
+              <w:right w:val="single" w:sz="4" w:space="0" w:color="CCCCCC"/>
+              <w:top w:val="single" w:sz="4" w:space="0" w:color="CCCCCC"/>
+            </w:tcBorders>
+          </w:tcPr>
+          <w:p>
+            <w:pPr>
+              <w:bidi w:val="1"/>
+              <w:spacing w:before="60" w:after="60"/>
+            </w:pPr>
+            <w:r>
+              <w:rPr>
+                <w:rFonts w:ascii="Dubai" w:hAnsi="Dubai" w:eastAsia="Dubai" w:cs="Dubai"/>
+                <w:b w:val="0"/>
+                <w:color w:val="000000"/>
+                <w:sz w:val="20"/>
+                <w:szCs w:val="20"/>
+                <w:rtl/>
+              </w:rPr>
+              <w:t>متعامل يرغب في سداد مخالفة مرورية مسجَّلة باسمه ويواجه عقبة تقنية أو إجرائية تحول دون إتمام عملية الدفع عبر القنوات المتاحة.</w:t>
+            </w:r>
+          </w:p>
+        </w:tc>
+        <w:tc>
+          <w:tcPr>
+            <w:tcW w:type="dxa" w:w="2340"/>
+            <w:shd w:val="clear" w:color="auto" w:fill="FFFFFF"/>
+            <w:tcMar>
+              <w:top w:w="60" w:type="dxa"/>
+              <w:bottom w:w="60" w:type="dxa"/>
+              <w:left w:w="108" w:type="dxa"/>
+              <w:right w:w="108" w:type="dxa"/>
+            </w:tcMar>
+            <w:tcBorders>
+              <w:bottom w:val="single" w:sz="4" w:space="0" w:color="CCCCCC"/>
+              <w:left w:val="single" w:sz="4" w:space="0" w:color="CCCCCC"/>
+              <w:right w:val="single" w:sz="4" w:space="0" w:color="CCCCCC"/>
+              <w:top w:val="single" w:sz="4" w:space="0" w:color="CCCCCC"/>
+            </w:tcBorders>
+          </w:tcPr>
+          <w:p>
+            <w:pPr>
+              <w:bidi w:val="1"/>
+              <w:spacing w:before="60" w:after="60"/>
+            </w:pPr>
+            <w:r>
+              <w:rPr>
+                <w:rFonts w:ascii="Dubai" w:hAnsi="Dubai" w:eastAsia="Dubai" w:cs="Dubai"/>
+                <w:b w:val="0"/>
+                <w:color w:val="000000"/>
+                <w:sz w:val="20"/>
+                <w:szCs w:val="20"/>
+                <w:rtl/>
+              </w:rPr>
+              <w:t>6.2%</w:t>
+            </w:r>
+          </w:p>
+        </w:tc>
+        <w:tc>
+          <w:tcPr>
+            <w:tcW w:type="dxa" w:w="2340"/>
+            <w:shd w:val="clear" w:color="auto" w:fill="FFFFFF"/>
+            <w:tcMar>
+              <w:top w:w="60" w:type="dxa"/>
+              <w:bottom w:w="60" w:type="dxa"/>
+              <w:left w:w="108" w:type="dxa"/>
+              <w:right w:w="108" w:type="dxa"/>
+            </w:tcMar>
+            <w:tcBorders>
+              <w:bottom w:val="single" w:sz="4" w:space="0" w:color="CCCCCC"/>
+              <w:left w:val="single" w:sz="4" w:space="0" w:color="CCCCCC"/>
+              <w:right w:val="single" w:sz="4" w:space="0" w:color="CCCCCC"/>
+              <w:top w:val="single" w:sz="4" w:space="0" w:color="CCCCCC"/>
+            </w:tcBorders>
+          </w:tcPr>
+          <w:p>
+            <w:pPr>
+              <w:bidi w:val="1"/>
+              <w:spacing w:before="60" w:after="60"/>
+            </w:pPr>
+            <w:r>
+              <w:rPr>
+                <w:rFonts w:ascii="Dubai" w:hAnsi="Dubai" w:eastAsia="Dubai" w:cs="Dubai"/>
+                <w:b w:val="0"/>
+                <w:color w:val="000000"/>
+                <w:sz w:val="20"/>
+                <w:szCs w:val="20"/>
+                <w:rtl/>
+              </w:rPr>
+              <w:t>1</w:t>
+            </w:r>
+          </w:p>
+        </w:tc>
+        <w:tc>
+          <w:tcPr>
+            <w:tcW w:type="dxa" w:w="2340"/>
+            <w:shd w:val="clear" w:color="auto" w:fill="FFFFFF"/>
+            <w:tcMar>
+              <w:top w:w="60" w:type="dxa"/>
+              <w:bottom w:w="60" w:type="dxa"/>
+              <w:left w:w="108" w:type="dxa"/>
+              <w:right w:w="108" w:type="dxa"/>
+            </w:tcMar>
+            <w:tcBorders>
+              <w:bottom w:val="single" w:sz="4" w:space="0" w:color="CCCCCC"/>
+              <w:left w:val="single" w:sz="4" w:space="0" w:color="CCCCCC"/>
+              <w:right w:val="single" w:sz="4" w:space="0" w:color="CCCCCC"/>
+              <w:top w:val="single" w:sz="4" w:space="0" w:color="CCCCCC"/>
+            </w:tcBorders>
+          </w:tcPr>
+          <w:p>
+            <w:pPr>
+              <w:bidi w:val="1"/>
+              <w:spacing w:before="60" w:after="60"/>
+            </w:pPr>
+            <w:r>
+              <w:rPr>
+                <w:rFonts w:ascii="Dubai" w:hAnsi="Dubai" w:eastAsia="Dubai" w:cs="Dubai"/>
+                <w:b w:val="0"/>
+                <w:color w:val="000000"/>
+                <w:sz w:val="20"/>
+                <w:szCs w:val="20"/>
+                <w:rtl/>
+              </w:rPr>
+              <w:t>طلب سداد مخالفة</w:t>
+            </w:r>
+          </w:p>
+        </w:tc>
+      </w:tr>
+    </w:tbl>
+    <w:p/>
     <w:p>
       <w:pPr>
         <w:bidi w:val="1"/>
@@ -5944,31 +7410,452 @@
           <w:szCs w:val="26"/>
           <w:rtl/>
         </w:rPr>
-        <w:t>3.5  الاستفسارات المتكررة</w:t>
+        <w:t>3.5  أبرز الاستفسارات المتكررة (4 حالات — 8.0%) — وهي الفئة الأكثر قابليةً للتحويل إلى خدمة ذاتية رقمية كاملة</w:t>
       </w:r>
       <w:bookmarkStart w:id="13" w:name="_Toc000000013"/>
       <w:bookmarkEnd w:id="13"/>
     </w:p>
-    <w:p>
-      <w:pPr>
-        <w:bidi w:val="1"/>
-        <w:spacing w:after="120"/>
-        <w:jc w:val="both"/>
-      </w:pPr>
-      <w:r>
-        <w:rPr>
-          <w:rFonts w:ascii="Dubai" w:hAnsi="Dubai" w:eastAsia="Dubai" w:cs="Dubai"/>
-          <w:b w:val="0"/>
-          <w:i w:val="0"/>
-          <w:color w:val="000000"/>
-          <w:sz w:val="24"/>
-          <w:szCs w:val="24"/>
-          <w:u w:val="none"/>
-          <w:rtl/>
-        </w:rPr>
-        <w:t>لم تُسجَّل استفسارات متكررة واضحة في هذه الفترة — كان التوزيع موزعاً على عدد من الحالات الفردية.</w:t>
-      </w:r>
-    </w:p>
+    <w:tbl>
+      <w:tblPr>
+        <w:tblStyle w:val="TableGrid"/>
+        <w:tblW w:type="auto" w:w="0"/>
+        <w:tblLook w:firstColumn="1" w:firstRow="1" w:lastColumn="0" w:lastRow="0" w:noHBand="0" w:noVBand="1" w:val="04A0"/>
+        <w:tblLayout w:type="fixed"/>
+      </w:tblPr>
+      <w:tblGrid>
+        <w:gridCol w:w="2340"/>
+        <w:gridCol w:w="2340"/>
+        <w:gridCol w:w="2340"/>
+        <w:gridCol w:w="2340"/>
+      </w:tblGrid>
+      <w:tr>
+        <w:tc>
+          <w:tcPr>
+            <w:tcW w:type="dxa" w:w="2340"/>
+            <w:shd w:val="clear" w:color="auto" w:fill="B68A35"/>
+            <w:tcMar>
+              <w:top w:w="60" w:type="dxa"/>
+              <w:bottom w:w="60" w:type="dxa"/>
+              <w:left w:w="108" w:type="dxa"/>
+              <w:right w:w="108" w:type="dxa"/>
+            </w:tcMar>
+            <w:tcBorders>
+              <w:bottom w:val="single" w:sz="4" w:space="0" w:color="CCCCCC"/>
+              <w:left w:val="single" w:sz="4" w:space="0" w:color="CCCCCC"/>
+              <w:right w:val="single" w:sz="4" w:space="0" w:color="CCCCCC"/>
+              <w:top w:val="single" w:sz="4" w:space="0" w:color="CCCCCC"/>
+            </w:tcBorders>
+          </w:tcPr>
+          <w:p>
+            <w:pPr>
+              <w:bidi w:val="1"/>
+              <w:spacing w:before="60" w:after="60"/>
+            </w:pPr>
+            <w:r>
+              <w:rPr>
+                <w:rFonts w:ascii="Dubai" w:hAnsi="Dubai" w:eastAsia="Dubai" w:cs="Dubai"/>
+                <w:b/>
+                <w:color w:val="FFFFFF"/>
+                <w:sz w:val="20"/>
+                <w:szCs w:val="20"/>
+                <w:rtl/>
+              </w:rPr>
+              <w:t>الوصف</w:t>
+            </w:r>
+          </w:p>
+        </w:tc>
+        <w:tc>
+          <w:tcPr>
+            <w:tcW w:type="dxa" w:w="2340"/>
+            <w:shd w:val="clear" w:color="auto" w:fill="B68A35"/>
+            <w:tcMar>
+              <w:top w:w="60" w:type="dxa"/>
+              <w:bottom w:w="60" w:type="dxa"/>
+              <w:left w:w="108" w:type="dxa"/>
+              <w:right w:w="108" w:type="dxa"/>
+            </w:tcMar>
+            <w:tcBorders>
+              <w:bottom w:val="single" w:sz="4" w:space="0" w:color="CCCCCC"/>
+              <w:left w:val="single" w:sz="4" w:space="0" w:color="CCCCCC"/>
+              <w:right w:val="single" w:sz="4" w:space="0" w:color="CCCCCC"/>
+              <w:top w:val="single" w:sz="4" w:space="0" w:color="CCCCCC"/>
+            </w:tcBorders>
+          </w:tcPr>
+          <w:p>
+            <w:pPr>
+              <w:bidi w:val="1"/>
+              <w:spacing w:before="60" w:after="60"/>
+            </w:pPr>
+            <w:r>
+              <w:rPr>
+                <w:rFonts w:ascii="Dubai" w:hAnsi="Dubai" w:eastAsia="Dubai" w:cs="Dubai"/>
+                <w:b/>
+                <w:color w:val="FFFFFF"/>
+                <w:sz w:val="20"/>
+                <w:szCs w:val="20"/>
+                <w:rtl/>
+              </w:rPr>
+              <w:t>النسبة</w:t>
+            </w:r>
+          </w:p>
+        </w:tc>
+        <w:tc>
+          <w:tcPr>
+            <w:tcW w:type="dxa" w:w="2340"/>
+            <w:shd w:val="clear" w:color="auto" w:fill="B68A35"/>
+            <w:tcMar>
+              <w:top w:w="60" w:type="dxa"/>
+              <w:bottom w:w="60" w:type="dxa"/>
+              <w:left w:w="108" w:type="dxa"/>
+              <w:right w:w="108" w:type="dxa"/>
+            </w:tcMar>
+            <w:tcBorders>
+              <w:bottom w:val="single" w:sz="4" w:space="0" w:color="CCCCCC"/>
+              <w:left w:val="single" w:sz="4" w:space="0" w:color="CCCCCC"/>
+              <w:right w:val="single" w:sz="4" w:space="0" w:color="CCCCCC"/>
+              <w:top w:val="single" w:sz="4" w:space="0" w:color="CCCCCC"/>
+            </w:tcBorders>
+          </w:tcPr>
+          <w:p>
+            <w:pPr>
+              <w:bidi w:val="1"/>
+              <w:spacing w:before="60" w:after="60"/>
+            </w:pPr>
+            <w:r>
+              <w:rPr>
+                <w:rFonts w:ascii="Dubai" w:hAnsi="Dubai" w:eastAsia="Dubai" w:cs="Dubai"/>
+                <w:b/>
+                <w:color w:val="FFFFFF"/>
+                <w:sz w:val="20"/>
+                <w:szCs w:val="20"/>
+                <w:rtl/>
+              </w:rPr>
+              <w:t>العدد</w:t>
+            </w:r>
+          </w:p>
+        </w:tc>
+        <w:tc>
+          <w:tcPr>
+            <w:tcW w:type="dxa" w:w="2340"/>
+            <w:shd w:val="clear" w:color="auto" w:fill="B68A35"/>
+            <w:tcMar>
+              <w:top w:w="60" w:type="dxa"/>
+              <w:bottom w:w="60" w:type="dxa"/>
+              <w:left w:w="108" w:type="dxa"/>
+              <w:right w:w="108" w:type="dxa"/>
+            </w:tcMar>
+            <w:tcBorders>
+              <w:bottom w:val="single" w:sz="4" w:space="0" w:color="CCCCCC"/>
+              <w:left w:val="single" w:sz="4" w:space="0" w:color="CCCCCC"/>
+              <w:right w:val="single" w:sz="4" w:space="0" w:color="CCCCCC"/>
+              <w:top w:val="single" w:sz="4" w:space="0" w:color="CCCCCC"/>
+            </w:tcBorders>
+          </w:tcPr>
+          <w:p>
+            <w:pPr>
+              <w:bidi w:val="1"/>
+              <w:spacing w:before="60" w:after="60"/>
+            </w:pPr>
+            <w:r>
+              <w:rPr>
+                <w:rFonts w:ascii="Dubai" w:hAnsi="Dubai" w:eastAsia="Dubai" w:cs="Dubai"/>
+                <w:b/>
+                <w:color w:val="FFFFFF"/>
+                <w:sz w:val="20"/>
+                <w:szCs w:val="20"/>
+                <w:rtl/>
+              </w:rPr>
+              <w:t>الفئة الفرعية</w:t>
+            </w:r>
+          </w:p>
+        </w:tc>
+      </w:tr>
+      <w:tr>
+        <w:tc>
+          <w:tcPr>
+            <w:tcW w:type="dxa" w:w="2340"/>
+            <w:shd w:val="clear" w:color="auto" w:fill="FFFFFF"/>
+            <w:tcMar>
+              <w:top w:w="60" w:type="dxa"/>
+              <w:bottom w:w="60" w:type="dxa"/>
+              <w:left w:w="108" w:type="dxa"/>
+              <w:right w:w="108" w:type="dxa"/>
+            </w:tcMar>
+            <w:tcBorders>
+              <w:bottom w:val="single" w:sz="4" w:space="0" w:color="CCCCCC"/>
+              <w:left w:val="single" w:sz="4" w:space="0" w:color="CCCCCC"/>
+              <w:right w:val="single" w:sz="4" w:space="0" w:color="CCCCCC"/>
+              <w:top w:val="single" w:sz="4" w:space="0" w:color="CCCCCC"/>
+            </w:tcBorders>
+          </w:tcPr>
+          <w:p>
+            <w:pPr>
+              <w:bidi w:val="1"/>
+              <w:spacing w:before="60" w:after="60"/>
+            </w:pPr>
+            <w:r>
+              <w:rPr>
+                <w:rFonts w:ascii="Dubai" w:hAnsi="Dubai" w:eastAsia="Dubai" w:cs="Dubai"/>
+                <w:b w:val="0"/>
+                <w:color w:val="000000"/>
+                <w:sz w:val="20"/>
+                <w:szCs w:val="20"/>
+                <w:rtl/>
+              </w:rPr>
+              <w:t>متعاملون يستفسرون عن إجراءات أو اشتراطات تتعلق برخص القيادة أو ملكية المركبات، كالمستندات المطلوبة أو مواعيد التجديد أو رسوم الخدمة.</w:t>
+            </w:r>
+          </w:p>
+        </w:tc>
+        <w:tc>
+          <w:tcPr>
+            <w:tcW w:type="dxa" w:w="2340"/>
+            <w:shd w:val="clear" w:color="auto" w:fill="FFFFFF"/>
+            <w:tcMar>
+              <w:top w:w="60" w:type="dxa"/>
+              <w:bottom w:w="60" w:type="dxa"/>
+              <w:left w:w="108" w:type="dxa"/>
+              <w:right w:w="108" w:type="dxa"/>
+            </w:tcMar>
+            <w:tcBorders>
+              <w:bottom w:val="single" w:sz="4" w:space="0" w:color="CCCCCC"/>
+              <w:left w:val="single" w:sz="4" w:space="0" w:color="CCCCCC"/>
+              <w:right w:val="single" w:sz="4" w:space="0" w:color="CCCCCC"/>
+              <w:top w:val="single" w:sz="4" w:space="0" w:color="CCCCCC"/>
+            </w:tcBorders>
+          </w:tcPr>
+          <w:p>
+            <w:pPr>
+              <w:bidi w:val="1"/>
+              <w:spacing w:before="60" w:after="60"/>
+            </w:pPr>
+            <w:r>
+              <w:rPr>
+                <w:rFonts w:ascii="Dubai" w:hAnsi="Dubai" w:eastAsia="Dubai" w:cs="Dubai"/>
+                <w:b w:val="0"/>
+                <w:color w:val="000000"/>
+                <w:sz w:val="20"/>
+                <w:szCs w:val="20"/>
+                <w:rtl/>
+              </w:rPr>
+              <w:t>50.0%</w:t>
+            </w:r>
+          </w:p>
+        </w:tc>
+        <w:tc>
+          <w:tcPr>
+            <w:tcW w:type="dxa" w:w="2340"/>
+            <w:shd w:val="clear" w:color="auto" w:fill="FFFFFF"/>
+            <w:tcMar>
+              <w:top w:w="60" w:type="dxa"/>
+              <w:bottom w:w="60" w:type="dxa"/>
+              <w:left w:w="108" w:type="dxa"/>
+              <w:right w:w="108" w:type="dxa"/>
+            </w:tcMar>
+            <w:tcBorders>
+              <w:bottom w:val="single" w:sz="4" w:space="0" w:color="CCCCCC"/>
+              <w:left w:val="single" w:sz="4" w:space="0" w:color="CCCCCC"/>
+              <w:right w:val="single" w:sz="4" w:space="0" w:color="CCCCCC"/>
+              <w:top w:val="single" w:sz="4" w:space="0" w:color="CCCCCC"/>
+            </w:tcBorders>
+          </w:tcPr>
+          <w:p>
+            <w:pPr>
+              <w:bidi w:val="1"/>
+              <w:spacing w:before="60" w:after="60"/>
+            </w:pPr>
+            <w:r>
+              <w:rPr>
+                <w:rFonts w:ascii="Dubai" w:hAnsi="Dubai" w:eastAsia="Dubai" w:cs="Dubai"/>
+                <w:b w:val="0"/>
+                <w:color w:val="000000"/>
+                <w:sz w:val="20"/>
+                <w:szCs w:val="20"/>
+                <w:rtl/>
+              </w:rPr>
+              <w:t>2</w:t>
+            </w:r>
+          </w:p>
+        </w:tc>
+        <w:tc>
+          <w:tcPr>
+            <w:tcW w:type="dxa" w:w="2340"/>
+            <w:shd w:val="clear" w:color="auto" w:fill="FFFFFF"/>
+            <w:tcMar>
+              <w:top w:w="60" w:type="dxa"/>
+              <w:bottom w:w="60" w:type="dxa"/>
+              <w:left w:w="108" w:type="dxa"/>
+              <w:right w:w="108" w:type="dxa"/>
+            </w:tcMar>
+            <w:tcBorders>
+              <w:bottom w:val="single" w:sz="4" w:space="0" w:color="CCCCCC"/>
+              <w:left w:val="single" w:sz="4" w:space="0" w:color="CCCCCC"/>
+              <w:right w:val="single" w:sz="4" w:space="0" w:color="CCCCCC"/>
+              <w:top w:val="single" w:sz="4" w:space="0" w:color="CCCCCC"/>
+            </w:tcBorders>
+          </w:tcPr>
+          <w:p>
+            <w:pPr>
+              <w:bidi w:val="1"/>
+              <w:spacing w:before="60" w:after="60"/>
+            </w:pPr>
+            <w:r>
+              <w:rPr>
+                <w:rFonts w:ascii="Dubai" w:hAnsi="Dubai" w:eastAsia="Dubai" w:cs="Dubai"/>
+                <w:b w:val="0"/>
+                <w:color w:val="000000"/>
+                <w:sz w:val="20"/>
+                <w:szCs w:val="20"/>
+                <w:rtl/>
+              </w:rPr>
+              <w:t>استفسار عن الرخص والمركبات</w:t>
+            </w:r>
+          </w:p>
+        </w:tc>
+      </w:tr>
+      <w:tr>
+        <w:tc>
+          <w:tcPr>
+            <w:tcW w:type="dxa" w:w="2340"/>
+            <w:shd w:val="clear" w:color="auto" w:fill="D9D9D9"/>
+            <w:tcMar>
+              <w:top w:w="60" w:type="dxa"/>
+              <w:bottom w:w="60" w:type="dxa"/>
+              <w:left w:w="108" w:type="dxa"/>
+              <w:right w:w="108" w:type="dxa"/>
+            </w:tcMar>
+            <w:tcBorders>
+              <w:bottom w:val="single" w:sz="4" w:space="0" w:color="CCCCCC"/>
+              <w:left w:val="single" w:sz="4" w:space="0" w:color="CCCCCC"/>
+              <w:right w:val="single" w:sz="4" w:space="0" w:color="CCCCCC"/>
+              <w:top w:val="single" w:sz="4" w:space="0" w:color="CCCCCC"/>
+            </w:tcBorders>
+          </w:tcPr>
+          <w:p>
+            <w:pPr>
+              <w:bidi w:val="1"/>
+              <w:spacing w:before="60" w:after="60"/>
+            </w:pPr>
+            <w:r>
+              <w:rPr>
+                <w:rFonts w:ascii="Dubai" w:hAnsi="Dubai" w:eastAsia="Dubai" w:cs="Dubai"/>
+                <w:b w:val="0"/>
+                <w:color w:val="000000"/>
+                <w:sz w:val="20"/>
+                <w:szCs w:val="20"/>
+                <w:rtl/>
+              </w:rPr>
+              <w:t>متعاملون يستفسرون عن معلومات عامة تتعلق بخدمات شرطة الفجيرة أو قنوات التواصل أو ساعات العمل دون الإشارة إلى إشكالية بعينها.</w:t>
+            </w:r>
+          </w:p>
+        </w:tc>
+        <w:tc>
+          <w:tcPr>
+            <w:tcW w:type="dxa" w:w="2340"/>
+            <w:shd w:val="clear" w:color="auto" w:fill="D9D9D9"/>
+            <w:tcMar>
+              <w:top w:w="60" w:type="dxa"/>
+              <w:bottom w:w="60" w:type="dxa"/>
+              <w:left w:w="108" w:type="dxa"/>
+              <w:right w:w="108" w:type="dxa"/>
+            </w:tcMar>
+            <w:tcBorders>
+              <w:bottom w:val="single" w:sz="4" w:space="0" w:color="CCCCCC"/>
+              <w:left w:val="single" w:sz="4" w:space="0" w:color="CCCCCC"/>
+              <w:right w:val="single" w:sz="4" w:space="0" w:color="CCCCCC"/>
+              <w:top w:val="single" w:sz="4" w:space="0" w:color="CCCCCC"/>
+            </w:tcBorders>
+          </w:tcPr>
+          <w:p>
+            <w:pPr>
+              <w:bidi w:val="1"/>
+              <w:spacing w:before="60" w:after="60"/>
+            </w:pPr>
+            <w:r>
+              <w:rPr>
+                <w:rFonts w:ascii="Dubai" w:hAnsi="Dubai" w:eastAsia="Dubai" w:cs="Dubai"/>
+                <w:b w:val="0"/>
+                <w:color w:val="000000"/>
+                <w:sz w:val="20"/>
+                <w:szCs w:val="20"/>
+                <w:rtl/>
+              </w:rPr>
+              <w:t>50.0%</w:t>
+            </w:r>
+          </w:p>
+        </w:tc>
+        <w:tc>
+          <w:tcPr>
+            <w:tcW w:type="dxa" w:w="2340"/>
+            <w:shd w:val="clear" w:color="auto" w:fill="D9D9D9"/>
+            <w:tcMar>
+              <w:top w:w="60" w:type="dxa"/>
+              <w:bottom w:w="60" w:type="dxa"/>
+              <w:left w:w="108" w:type="dxa"/>
+              <w:right w:w="108" w:type="dxa"/>
+            </w:tcMar>
+            <w:tcBorders>
+              <w:bottom w:val="single" w:sz="4" w:space="0" w:color="CCCCCC"/>
+              <w:left w:val="single" w:sz="4" w:space="0" w:color="CCCCCC"/>
+              <w:right w:val="single" w:sz="4" w:space="0" w:color="CCCCCC"/>
+              <w:top w:val="single" w:sz="4" w:space="0" w:color="CCCCCC"/>
+            </w:tcBorders>
+          </w:tcPr>
+          <w:p>
+            <w:pPr>
+              <w:bidi w:val="1"/>
+              <w:spacing w:before="60" w:after="60"/>
+            </w:pPr>
+            <w:r>
+              <w:rPr>
+                <w:rFonts w:ascii="Dubai" w:hAnsi="Dubai" w:eastAsia="Dubai" w:cs="Dubai"/>
+                <w:b w:val="0"/>
+                <w:color w:val="000000"/>
+                <w:sz w:val="20"/>
+                <w:szCs w:val="20"/>
+                <w:rtl/>
+              </w:rPr>
+              <w:t>2</w:t>
+            </w:r>
+          </w:p>
+        </w:tc>
+        <w:tc>
+          <w:tcPr>
+            <w:tcW w:type="dxa" w:w="2340"/>
+            <w:shd w:val="clear" w:color="auto" w:fill="D9D9D9"/>
+            <w:tcMar>
+              <w:top w:w="60" w:type="dxa"/>
+              <w:bottom w:w="60" w:type="dxa"/>
+              <w:left w:w="108" w:type="dxa"/>
+              <w:right w:w="108" w:type="dxa"/>
+            </w:tcMar>
+            <w:tcBorders>
+              <w:bottom w:val="single" w:sz="4" w:space="0" w:color="CCCCCC"/>
+              <w:left w:val="single" w:sz="4" w:space="0" w:color="CCCCCC"/>
+              <w:right w:val="single" w:sz="4" w:space="0" w:color="CCCCCC"/>
+              <w:top w:val="single" w:sz="4" w:space="0" w:color="CCCCCC"/>
+            </w:tcBorders>
+          </w:tcPr>
+          <w:p>
+            <w:pPr>
+              <w:bidi w:val="1"/>
+              <w:spacing w:before="60" w:after="60"/>
+            </w:pPr>
+            <w:r>
+              <w:rPr>
+                <w:rFonts w:ascii="Dubai" w:hAnsi="Dubai" w:eastAsia="Dubai" w:cs="Dubai"/>
+                <w:b w:val="0"/>
+                <w:color w:val="000000"/>
+                <w:sz w:val="20"/>
+                <w:szCs w:val="20"/>
+                <w:rtl/>
+              </w:rPr>
+              <w:t>استفسار عام</w:t>
+            </w:r>
+          </w:p>
+        </w:tc>
+      </w:tr>
+    </w:tbl>
+    <w:p/>
     <w:p>
       <w:pPr>
         <w:bidi w:val="1"/>
@@ -6006,7 +7893,7 @@
           <w:u w:val="none"/>
           <w:rtl/>
         </w:rPr>
-        <w:t>يكشف التحليل المعمّق للبيانات النصية غير المهيكلة عن 5 نقاط احتكاك رئيسية في رحلة المتعامل، كل منها ينتج عن سبب جذري محدد قابل للمعالجة: النقطة الأكثر حدة هي عدم ظهور البيانات أو تحديثها في النظام بعد إتمام الإجراء التي تؤثر على 3 حالة (27.3% من الإجمالي). وتبرز كذلك فرصة تحسين سريع التأثير تتمثل في إرسال إشعار فوري بصورة المخالفة المرورية عبر SMS أو البريد الإلكتروني، وهو إجراء يُعالج 2 حالة بما يعادل 18.2% من إجمالي الحالات ويُمكّن المتعامل من التحقق الفوري دون الحاجة إلى التواصل مع الدعم. وفيما يلي تفصيل نقاط الاحتكاك المُحددة وأسبابها الجذرية والإجراءات التحسينية المقترحة لكل منها:</w:t>
+        <w:t>يكشف التحليل المعمّق للبيانات النصية غير المهيكلة عن 8 نقاط احتكاك رئيسية في رحلة المتعامل، كل منها ينتج عن سبب جذري محدد قابل للمعالجة: النقطة الأكثر حدة هي صورة المركبة في إشعار المخالفة تُظهر مركبة مختلفة أو لوحة غير صحيحة، أو تسجيل مخالفة على متعامل لم يكن في الفجيرة التي تؤثر على 11 حالة (22.0% من الإجمالي). ويُتاح تحقيق مكسب سريع من خلال تفعيل إشعار استباقي فوري عبر SMS أو البريد الإلكتروني عند رصد أي مخالفة مرورية، مما سيُقلص الحاجة إلى تواصل المتعامل مع الدعم ويمسّ ما نسبته 2.0% من إجمالي الحالات. وفيما يلي جدول تفصيلي بنقاط الاحتكاك المُحددة وأسبابها الجذرية والإجراءات التحسينية المقترحة:</w:t>
       </w:r>
     </w:p>
     <w:tbl>
@@ -6034,10 +7921,10 @@
               <w:right w:w="108" w:type="dxa"/>
             </w:tcMar>
             <w:tcBorders>
+              <w:bottom w:val="single" w:sz="4" w:space="0" w:color="CCCCCC"/>
+              <w:left w:val="single" w:sz="4" w:space="0" w:color="CCCCCC"/>
+              <w:right w:val="single" w:sz="4" w:space="0" w:color="CCCCCC"/>
               <w:top w:val="single" w:sz="4" w:space="0" w:color="CCCCCC"/>
-              <w:bottom w:val="single" w:sz="4" w:space="0" w:color="CCCCCC"/>
-              <w:right w:val="single" w:sz="4" w:space="0" w:color="CCCCCC"/>
-              <w:left w:val="single" w:sz="4" w:space="0" w:color="CCCCCC"/>
             </w:tcBorders>
           </w:tcPr>
           <w:p>
@@ -6069,10 +7956,10 @@
               <w:right w:w="108" w:type="dxa"/>
             </w:tcMar>
             <w:tcBorders>
+              <w:bottom w:val="single" w:sz="4" w:space="0" w:color="CCCCCC"/>
+              <w:left w:val="single" w:sz="4" w:space="0" w:color="CCCCCC"/>
+              <w:right w:val="single" w:sz="4" w:space="0" w:color="CCCCCC"/>
               <w:top w:val="single" w:sz="4" w:space="0" w:color="CCCCCC"/>
-              <w:bottom w:val="single" w:sz="4" w:space="0" w:color="CCCCCC"/>
-              <w:right w:val="single" w:sz="4" w:space="0" w:color="CCCCCC"/>
-              <w:left w:val="single" w:sz="4" w:space="0" w:color="CCCCCC"/>
             </w:tcBorders>
           </w:tcPr>
           <w:p>
@@ -6104,10 +7991,10 @@
               <w:right w:w="108" w:type="dxa"/>
             </w:tcMar>
             <w:tcBorders>
+              <w:bottom w:val="single" w:sz="4" w:space="0" w:color="CCCCCC"/>
+              <w:left w:val="single" w:sz="4" w:space="0" w:color="CCCCCC"/>
+              <w:right w:val="single" w:sz="4" w:space="0" w:color="CCCCCC"/>
               <w:top w:val="single" w:sz="4" w:space="0" w:color="CCCCCC"/>
-              <w:bottom w:val="single" w:sz="4" w:space="0" w:color="CCCCCC"/>
-              <w:right w:val="single" w:sz="4" w:space="0" w:color="CCCCCC"/>
-              <w:left w:val="single" w:sz="4" w:space="0" w:color="CCCCCC"/>
             </w:tcBorders>
           </w:tcPr>
           <w:p>
@@ -6139,10 +8026,10 @@
               <w:right w:w="108" w:type="dxa"/>
             </w:tcMar>
             <w:tcBorders>
+              <w:bottom w:val="single" w:sz="4" w:space="0" w:color="CCCCCC"/>
+              <w:left w:val="single" w:sz="4" w:space="0" w:color="CCCCCC"/>
+              <w:right w:val="single" w:sz="4" w:space="0" w:color="CCCCCC"/>
               <w:top w:val="single" w:sz="4" w:space="0" w:color="CCCCCC"/>
-              <w:left w:val="single" w:sz="4" w:space="0" w:color="CCCCCC"/>
-              <w:bottom w:val="single" w:sz="4" w:space="0" w:color="CCCCCC"/>
-              <w:right w:val="single" w:sz="4" w:space="0" w:color="CCCCCC"/>
             </w:tcBorders>
           </w:tcPr>
           <w:p>
@@ -6176,10 +8063,10 @@
               <w:right w:w="108" w:type="dxa"/>
             </w:tcMar>
             <w:tcBorders>
+              <w:bottom w:val="single" w:sz="4" w:space="0" w:color="CCCCCC"/>
+              <w:left w:val="single" w:sz="4" w:space="0" w:color="CCCCCC"/>
+              <w:right w:val="single" w:sz="4" w:space="0" w:color="CCCCCC"/>
               <w:top w:val="single" w:sz="4" w:space="0" w:color="CCCCCC"/>
-              <w:bottom w:val="single" w:sz="4" w:space="0" w:color="CCCCCC"/>
-              <w:right w:val="single" w:sz="4" w:space="0" w:color="CCCCCC"/>
-              <w:left w:val="single" w:sz="4" w:space="0" w:color="CCCCCC"/>
             </w:tcBorders>
           </w:tcPr>
           <w:p>
@@ -6196,7 +8083,7 @@
                 <w:szCs w:val="20"/>
                 <w:rtl/>
               </w:rPr>
-              <w:t>إضافة قسم أسئلة شائعة لتأخر مزامنة البيانات، وتفعيل إشعارات تلقائية بالطابع الزمني عند تسجيل البيانات، وتوفير أداة استعلام ذاتية عن حالة المعاملة.</w:t>
+              <w:t>مراجعة وإصلاح منظومة مطابقة لوحات الرادار، وإنشاء قناة رقمية لتقديم شكاوى المخالفات المشكوك فيها مع توضيح آلية إثبات عدم التواجد في الفجيرة ومدة المعالجة.</w:t>
             </w:r>
           </w:p>
         </w:tc>
@@ -6211,10 +8098,10 @@
               <w:right w:w="108" w:type="dxa"/>
             </w:tcMar>
             <w:tcBorders>
+              <w:bottom w:val="single" w:sz="4" w:space="0" w:color="CCCCCC"/>
+              <w:left w:val="single" w:sz="4" w:space="0" w:color="CCCCCC"/>
+              <w:right w:val="single" w:sz="4" w:space="0" w:color="CCCCCC"/>
               <w:top w:val="single" w:sz="4" w:space="0" w:color="CCCCCC"/>
-              <w:bottom w:val="single" w:sz="4" w:space="0" w:color="CCCCCC"/>
-              <w:right w:val="single" w:sz="4" w:space="0" w:color="CCCCCC"/>
-              <w:left w:val="single" w:sz="4" w:space="0" w:color="CCCCCC"/>
             </w:tcBorders>
           </w:tcPr>
           <w:p>
@@ -6246,10 +8133,10 @@
               <w:right w:w="108" w:type="dxa"/>
             </w:tcMar>
             <w:tcBorders>
+              <w:bottom w:val="single" w:sz="4" w:space="0" w:color="CCCCCC"/>
+              <w:left w:val="single" w:sz="4" w:space="0" w:color="CCCCCC"/>
+              <w:right w:val="single" w:sz="4" w:space="0" w:color="CCCCCC"/>
               <w:top w:val="single" w:sz="4" w:space="0" w:color="CCCCCC"/>
-              <w:bottom w:val="single" w:sz="4" w:space="0" w:color="CCCCCC"/>
-              <w:right w:val="single" w:sz="4" w:space="0" w:color="CCCCCC"/>
-              <w:left w:val="single" w:sz="4" w:space="0" w:color="CCCCCC"/>
             </w:tcBorders>
           </w:tcPr>
           <w:p>
@@ -6266,7 +8153,7 @@
                 <w:szCs w:val="20"/>
                 <w:rtl/>
               </w:rPr>
-              <w:t>3</w:t>
+              <w:t>11</w:t>
             </w:r>
           </w:p>
         </w:tc>
@@ -6281,10 +8168,10 @@
               <w:right w:w="108" w:type="dxa"/>
             </w:tcMar>
             <w:tcBorders>
+              <w:bottom w:val="single" w:sz="4" w:space="0" w:color="CCCCCC"/>
+              <w:left w:val="single" w:sz="4" w:space="0" w:color="CCCCCC"/>
+              <w:right w:val="single" w:sz="4" w:space="0" w:color="CCCCCC"/>
               <w:top w:val="single" w:sz="4" w:space="0" w:color="CCCCCC"/>
-              <w:left w:val="single" w:sz="4" w:space="0" w:color="CCCCCC"/>
-              <w:bottom w:val="single" w:sz="4" w:space="0" w:color="CCCCCC"/>
-              <w:right w:val="single" w:sz="4" w:space="0" w:color="CCCCCC"/>
             </w:tcBorders>
           </w:tcPr>
           <w:p>
@@ -6301,7 +8188,7 @@
                 <w:szCs w:val="20"/>
                 <w:rtl/>
               </w:rPr>
-              <w:t>عدم ظهور البيانات أو تحديثها في النظام بعد إتمام الإجراء</w:t>
+              <w:t>صورة المركبة في إشعار المخالفة تُظهر مركبة مختلفة أو لوحة غير صحيحة، أو تسجيل مخالفة على متعامل لم يكن في الفجيرة</w:t>
             </w:r>
           </w:p>
         </w:tc>
@@ -6318,10 +8205,10 @@
               <w:right w:w="108" w:type="dxa"/>
             </w:tcMar>
             <w:tcBorders>
+              <w:bottom w:val="single" w:sz="4" w:space="0" w:color="CCCCCC"/>
               <w:left w:val="single" w:sz="4" w:space="0" w:color="CCCCCC"/>
+              <w:right w:val="single" w:sz="4" w:space="0" w:color="CCCCCC"/>
               <w:top w:val="single" w:sz="4" w:space="0" w:color="CCCCCC"/>
-              <w:bottom w:val="single" w:sz="4" w:space="0" w:color="CCCCCC"/>
-              <w:right w:val="single" w:sz="4" w:space="0" w:color="CCCCCC"/>
             </w:tcBorders>
           </w:tcPr>
           <w:p>
@@ -6338,7 +8225,7 @@
                 <w:szCs w:val="20"/>
                 <w:rtl/>
               </w:rPr>
-              <w:t>إنشاء قسم «المخالفة الخاطئة» مع نموذج إلكتروني للتصحيح الذاتي، وإتاحة صور المخالفة رقمياً، وإرسال إشعار SMS يتضمن رابط الصورة وخيار الاعتراض السريع.</w:t>
+              <w:t>إطلاق خدمة اعتراض رقمية على المخالفات عبر التطبيق والموقع، مع نشر إجراءات الاعتراض خطوة بخطوة وتوفير تتبع حالة الاعتراض داخل التطبيق.</w:t>
             </w:r>
           </w:p>
         </w:tc>
@@ -6353,10 +8240,10 @@
               <w:right w:w="108" w:type="dxa"/>
             </w:tcMar>
             <w:tcBorders>
+              <w:bottom w:val="single" w:sz="4" w:space="0" w:color="CCCCCC"/>
+              <w:left w:val="single" w:sz="4" w:space="0" w:color="CCCCCC"/>
+              <w:right w:val="single" w:sz="4" w:space="0" w:color="CCCCCC"/>
               <w:top w:val="single" w:sz="4" w:space="0" w:color="CCCCCC"/>
-              <w:bottom w:val="single" w:sz="4" w:space="0" w:color="CCCCCC"/>
-              <w:right w:val="single" w:sz="4" w:space="0" w:color="CCCCCC"/>
-              <w:left w:val="single" w:sz="4" w:space="0" w:color="CCCCCC"/>
             </w:tcBorders>
           </w:tcPr>
           <w:p>
@@ -6388,10 +8275,10 @@
               <w:right w:w="108" w:type="dxa"/>
             </w:tcMar>
             <w:tcBorders>
+              <w:bottom w:val="single" w:sz="4" w:space="0" w:color="CCCCCC"/>
+              <w:left w:val="single" w:sz="4" w:space="0" w:color="CCCCCC"/>
+              <w:right w:val="single" w:sz="4" w:space="0" w:color="CCCCCC"/>
               <w:top w:val="single" w:sz="4" w:space="0" w:color="CCCCCC"/>
-              <w:bottom w:val="single" w:sz="4" w:space="0" w:color="CCCCCC"/>
-              <w:right w:val="single" w:sz="4" w:space="0" w:color="CCCCCC"/>
-              <w:left w:val="single" w:sz="4" w:space="0" w:color="CCCCCC"/>
             </w:tcBorders>
           </w:tcPr>
           <w:p>
@@ -6408,7 +8295,7 @@
                 <w:szCs w:val="20"/>
                 <w:rtl/>
               </w:rPr>
-              <w:t>2</w:t>
+              <w:t>6</w:t>
             </w:r>
           </w:p>
         </w:tc>
@@ -6423,10 +8310,10 @@
               <w:right w:w="108" w:type="dxa"/>
             </w:tcMar>
             <w:tcBorders>
+              <w:bottom w:val="single" w:sz="4" w:space="0" w:color="CCCCCC"/>
+              <w:left w:val="single" w:sz="4" w:space="0" w:color="CCCCCC"/>
+              <w:right w:val="single" w:sz="4" w:space="0" w:color="CCCCCC"/>
               <w:top w:val="single" w:sz="4" w:space="0" w:color="CCCCCC"/>
-              <w:left w:val="single" w:sz="4" w:space="0" w:color="CCCCCC"/>
-              <w:bottom w:val="single" w:sz="4" w:space="0" w:color="CCCCCC"/>
-              <w:right w:val="single" w:sz="4" w:space="0" w:color="CCCCCC"/>
             </w:tcBorders>
           </w:tcPr>
           <w:p>
@@ -6443,7 +8330,7 @@
                 <w:szCs w:val="20"/>
                 <w:rtl/>
               </w:rPr>
-              <w:t>تسجيل مخالفة مرورية على رقم مركبة أو شخص لا علاقة له بالمخالفة دون إرفاق صورة واضحة أو آلية تصحيح ذاتي</w:t>
+              <w:t>المتعامل يعترض على صحة المخالفة ولا يوجد قناة رقمية واضحة لتقديم الاعتراض الرسمي</w:t>
             </w:r>
           </w:p>
         </w:tc>
@@ -6460,10 +8347,10 @@
               <w:right w:w="108" w:type="dxa"/>
             </w:tcMar>
             <w:tcBorders>
+              <w:bottom w:val="single" w:sz="4" w:space="0" w:color="CCCCCC"/>
               <w:left w:val="single" w:sz="4" w:space="0" w:color="CCCCCC"/>
+              <w:right w:val="single" w:sz="4" w:space="0" w:color="CCCCCC"/>
               <w:top w:val="single" w:sz="4" w:space="0" w:color="CCCCCC"/>
-              <w:bottom w:val="single" w:sz="4" w:space="0" w:color="CCCCCC"/>
-              <w:right w:val="single" w:sz="4" w:space="0" w:color="CCCCCC"/>
             </w:tcBorders>
           </w:tcPr>
           <w:p>
@@ -6480,7 +8367,7 @@
                 <w:szCs w:val="20"/>
                 <w:rtl/>
               </w:rPr>
-              <w:t>إضافة زر «الاعتراض على المخالفة» بارز في التطبيق مع خطوات مرقمة وجداول زمنية واضحة، وتوسيع خدمة الاعتراض لتشمل القنوات الرقمية دون الحاجة للحضور الشخصي.</w:t>
+              <w:t>توسيع ميزة التحديث الذاتي في التطبيق لتشمل رقم الهاتف وصورة الهوية والصورة الشخصية، مع نشر دليل مصوّر خطوة بخطوة وتوفير نموذج إلكتروني بديل عند الحاجة.</w:t>
             </w:r>
           </w:p>
         </w:tc>
@@ -6495,10 +8382,10 @@
               <w:right w:w="108" w:type="dxa"/>
             </w:tcMar>
             <w:tcBorders>
+              <w:bottom w:val="single" w:sz="4" w:space="0" w:color="CCCCCC"/>
+              <w:left w:val="single" w:sz="4" w:space="0" w:color="CCCCCC"/>
+              <w:right w:val="single" w:sz="4" w:space="0" w:color="CCCCCC"/>
               <w:top w:val="single" w:sz="4" w:space="0" w:color="CCCCCC"/>
-              <w:bottom w:val="single" w:sz="4" w:space="0" w:color="CCCCCC"/>
-              <w:right w:val="single" w:sz="4" w:space="0" w:color="CCCCCC"/>
-              <w:left w:val="single" w:sz="4" w:space="0" w:color="CCCCCC"/>
             </w:tcBorders>
           </w:tcPr>
           <w:p>
@@ -6530,10 +8417,10 @@
               <w:right w:w="108" w:type="dxa"/>
             </w:tcMar>
             <w:tcBorders>
+              <w:bottom w:val="single" w:sz="4" w:space="0" w:color="CCCCCC"/>
+              <w:left w:val="single" w:sz="4" w:space="0" w:color="CCCCCC"/>
+              <w:right w:val="single" w:sz="4" w:space="0" w:color="CCCCCC"/>
               <w:top w:val="single" w:sz="4" w:space="0" w:color="CCCCCC"/>
-              <w:bottom w:val="single" w:sz="4" w:space="0" w:color="CCCCCC"/>
-              <w:right w:val="single" w:sz="4" w:space="0" w:color="CCCCCC"/>
-              <w:left w:val="single" w:sz="4" w:space="0" w:color="CCCCCC"/>
             </w:tcBorders>
           </w:tcPr>
           <w:p>
@@ -6550,7 +8437,7 @@
                 <w:szCs w:val="20"/>
                 <w:rtl/>
               </w:rPr>
-              <w:t>2</w:t>
+              <w:t>5</w:t>
             </w:r>
           </w:p>
         </w:tc>
@@ -6565,10 +8452,10 @@
               <w:right w:w="108" w:type="dxa"/>
             </w:tcMar>
             <w:tcBorders>
+              <w:bottom w:val="single" w:sz="4" w:space="0" w:color="CCCCCC"/>
+              <w:left w:val="single" w:sz="4" w:space="0" w:color="CCCCCC"/>
+              <w:right w:val="single" w:sz="4" w:space="0" w:color="CCCCCC"/>
               <w:top w:val="single" w:sz="4" w:space="0" w:color="CCCCCC"/>
-              <w:left w:val="single" w:sz="4" w:space="0" w:color="CCCCCC"/>
-              <w:bottom w:val="single" w:sz="4" w:space="0" w:color="CCCCCC"/>
-              <w:right w:val="single" w:sz="4" w:space="0" w:color="CCCCCC"/>
             </w:tcBorders>
           </w:tcPr>
           <w:p>
@@ -6585,7 +8472,7 @@
                 <w:szCs w:val="20"/>
                 <w:rtl/>
               </w:rPr>
-              <w:t>غياب قناة واضحة وسهلة للاعتراض على المخالفات المرورية دون الحاجة للتواصل مع خدمة العملاء</w:t>
+              <w:t>عدم قدرة المتعامل على تحديث بياناته الشخصية (رقم الهاتف، الهوية، الصورة) ذاتياً ويضطر للتواصل مع الدعم</w:t>
             </w:r>
           </w:p>
         </w:tc>
@@ -6602,10 +8489,10 @@
               <w:right w:w="108" w:type="dxa"/>
             </w:tcMar>
             <w:tcBorders>
+              <w:bottom w:val="single" w:sz="4" w:space="0" w:color="CCCCCC"/>
               <w:left w:val="single" w:sz="4" w:space="0" w:color="CCCCCC"/>
+              <w:right w:val="single" w:sz="4" w:space="0" w:color="CCCCCC"/>
               <w:top w:val="single" w:sz="4" w:space="0" w:color="CCCCCC"/>
-              <w:bottom w:val="single" w:sz="4" w:space="0" w:color="CCCCCC"/>
-              <w:right w:val="single" w:sz="4" w:space="0" w:color="CCCCCC"/>
             </w:tcBorders>
           </w:tcPr>
           <w:p>
@@ -6622,7 +8509,7 @@
                 <w:szCs w:val="20"/>
                 <w:rtl/>
               </w:rPr>
-              <w:t>تطبيق إشعارات تلقائية إلزامية عبر SMS أو البريد الإلكتروني لجميع عمليات الخصم والإلغاء وتغيير البيانات، مع إضافة سجل معاملات وتحديد اتفاقية مستوى خدمة واضحة للاسترداد.</w:t>
+              <w:t>تفعيل إشعارات SMS تلقائية في كل مرحلة من مراحل تسليم المستند، وإضافة أداة تتبع ذاتي «أين مستندي؟» داخل التطبيق مع توضيح المدة المتوقعة للاستلام.</w:t>
             </w:r>
           </w:p>
         </w:tc>
@@ -6637,10 +8524,10 @@
               <w:right w:w="108" w:type="dxa"/>
             </w:tcMar>
             <w:tcBorders>
+              <w:bottom w:val="single" w:sz="4" w:space="0" w:color="CCCCCC"/>
+              <w:left w:val="single" w:sz="4" w:space="0" w:color="CCCCCC"/>
+              <w:right w:val="single" w:sz="4" w:space="0" w:color="CCCCCC"/>
               <w:top w:val="single" w:sz="4" w:space="0" w:color="CCCCCC"/>
-              <w:bottom w:val="single" w:sz="4" w:space="0" w:color="CCCCCC"/>
-              <w:right w:val="single" w:sz="4" w:space="0" w:color="CCCCCC"/>
-              <w:left w:val="single" w:sz="4" w:space="0" w:color="CCCCCC"/>
             </w:tcBorders>
           </w:tcPr>
           <w:p>
@@ -6672,10 +8559,10 @@
               <w:right w:w="108" w:type="dxa"/>
             </w:tcMar>
             <w:tcBorders>
+              <w:bottom w:val="single" w:sz="4" w:space="0" w:color="CCCCCC"/>
+              <w:left w:val="single" w:sz="4" w:space="0" w:color="CCCCCC"/>
+              <w:right w:val="single" w:sz="4" w:space="0" w:color="CCCCCC"/>
               <w:top w:val="single" w:sz="4" w:space="0" w:color="CCCCCC"/>
-              <w:bottom w:val="single" w:sz="4" w:space="0" w:color="CCCCCC"/>
-              <w:right w:val="single" w:sz="4" w:space="0" w:color="CCCCCC"/>
-              <w:left w:val="single" w:sz="4" w:space="0" w:color="CCCCCC"/>
             </w:tcBorders>
           </w:tcPr>
           <w:p>
@@ -6692,7 +8579,7 @@
                 <w:szCs w:val="20"/>
                 <w:rtl/>
               </w:rPr>
-              <w:t>2</w:t>
+              <w:t>4</w:t>
             </w:r>
           </w:p>
         </w:tc>
@@ -6707,10 +8594,10 @@
               <w:right w:w="108" w:type="dxa"/>
             </w:tcMar>
             <w:tcBorders>
+              <w:bottom w:val="single" w:sz="4" w:space="0" w:color="CCCCCC"/>
+              <w:left w:val="single" w:sz="4" w:space="0" w:color="CCCCCC"/>
+              <w:right w:val="single" w:sz="4" w:space="0" w:color="CCCCCC"/>
               <w:top w:val="single" w:sz="4" w:space="0" w:color="CCCCCC"/>
-              <w:left w:val="single" w:sz="4" w:space="0" w:color="CCCCCC"/>
-              <w:bottom w:val="single" w:sz="4" w:space="0" w:color="CCCCCC"/>
-              <w:right w:val="single" w:sz="4" w:space="0" w:color="CCCCCC"/>
             </w:tcBorders>
           </w:tcPr>
           <w:p>
@@ -6727,7 +8614,7 @@
                 <w:szCs w:val="20"/>
                 <w:rtl/>
               </w:rPr>
-              <w:t>خصم المبالغ وإلغاء الطلب تلقائياً أو تسجيل بيانات خاطئة دون إشعار المتعامل</w:t>
+              <w:t>عدم استلام ملكية المركبة أو رخصة القيادة بعد السداد دون وجود إشعار تتبع أو تسليم</w:t>
             </w:r>
           </w:p>
         </w:tc>
@@ -6744,10 +8631,10 @@
               <w:right w:w="108" w:type="dxa"/>
             </w:tcMar>
             <w:tcBorders>
+              <w:bottom w:val="single" w:sz="4" w:space="0" w:color="CCCCCC"/>
               <w:left w:val="single" w:sz="4" w:space="0" w:color="CCCCCC"/>
+              <w:right w:val="single" w:sz="4" w:space="0" w:color="CCCCCC"/>
               <w:top w:val="single" w:sz="4" w:space="0" w:color="CCCCCC"/>
-              <w:bottom w:val="single" w:sz="4" w:space="0" w:color="CCCCCC"/>
-              <w:right w:val="single" w:sz="4" w:space="0" w:color="CCCCCC"/>
             </w:tcBorders>
           </w:tcPr>
           <w:p>
@@ -6764,7 +8651,7 @@
                 <w:szCs w:val="20"/>
                 <w:rtl/>
               </w:rPr>
-              <w:t>إضافة خدمة «الإبلاغ عن مشكلة في البنية التحتية» في الدليل والتطبيق مع ربطها ببوابة بلدية الفجيرة وتوفير إحالة تبادلية فورية إلى الجهة المختصة.</w:t>
+              <w:t>تفعيل إشعارات تلقائية عند كل تحديث في حالة الطلب، وإتاحة تتبع حالة الطلب ذاتياً عبر التطبيق لتقليل الحاجة إلى التواصل مع الدعم.</w:t>
             </w:r>
           </w:p>
         </w:tc>
@@ -6779,10 +8666,10 @@
               <w:right w:w="108" w:type="dxa"/>
             </w:tcMar>
             <w:tcBorders>
+              <w:bottom w:val="single" w:sz="4" w:space="0" w:color="CCCCCC"/>
+              <w:left w:val="single" w:sz="4" w:space="0" w:color="CCCCCC"/>
+              <w:right w:val="single" w:sz="4" w:space="0" w:color="CCCCCC"/>
               <w:top w:val="single" w:sz="4" w:space="0" w:color="CCCCCC"/>
-              <w:bottom w:val="single" w:sz="4" w:space="0" w:color="CCCCCC"/>
-              <w:right w:val="single" w:sz="4" w:space="0" w:color="CCCCCC"/>
-              <w:left w:val="single" w:sz="4" w:space="0" w:color="CCCCCC"/>
             </w:tcBorders>
           </w:tcPr>
           <w:p>
@@ -6799,7 +8686,7 @@
                 <w:szCs w:val="20"/>
                 <w:rtl/>
               </w:rPr>
-              <w:t>معلومات مفقودة من الدليل</w:t>
+              <w:t>غياب الإشعار الاستباقي</w:t>
             </w:r>
           </w:p>
         </w:tc>
@@ -6814,10 +8701,10 @@
               <w:right w:w="108" w:type="dxa"/>
             </w:tcMar>
             <w:tcBorders>
+              <w:bottom w:val="single" w:sz="4" w:space="0" w:color="CCCCCC"/>
+              <w:left w:val="single" w:sz="4" w:space="0" w:color="CCCCCC"/>
+              <w:right w:val="single" w:sz="4" w:space="0" w:color="CCCCCC"/>
               <w:top w:val="single" w:sz="4" w:space="0" w:color="CCCCCC"/>
-              <w:bottom w:val="single" w:sz="4" w:space="0" w:color="CCCCCC"/>
-              <w:right w:val="single" w:sz="4" w:space="0" w:color="CCCCCC"/>
-              <w:left w:val="single" w:sz="4" w:space="0" w:color="CCCCCC"/>
             </w:tcBorders>
           </w:tcPr>
           <w:p>
@@ -6834,7 +8721,7 @@
                 <w:szCs w:val="20"/>
                 <w:rtl/>
               </w:rPr>
-              <w:t>1</w:t>
+              <w:t>4</w:t>
             </w:r>
           </w:p>
         </w:tc>
@@ -6849,10 +8736,10 @@
               <w:right w:w="108" w:type="dxa"/>
             </w:tcMar>
             <w:tcBorders>
+              <w:bottom w:val="single" w:sz="4" w:space="0" w:color="CCCCCC"/>
+              <w:left w:val="single" w:sz="4" w:space="0" w:color="CCCCCC"/>
+              <w:right w:val="single" w:sz="4" w:space="0" w:color="CCCCCC"/>
               <w:top w:val="single" w:sz="4" w:space="0" w:color="CCCCCC"/>
-              <w:left w:val="single" w:sz="4" w:space="0" w:color="CCCCCC"/>
-              <w:bottom w:val="single" w:sz="4" w:space="0" w:color="CCCCCC"/>
-              <w:right w:val="single" w:sz="4" w:space="0" w:color="CCCCCC"/>
             </w:tcBorders>
           </w:tcPr>
           <w:p>
@@ -6869,7 +8756,433 @@
                 <w:szCs w:val="20"/>
                 <w:rtl/>
               </w:rPr>
-              <w:t>غياب قناة رسمية لإبلاغ الجهات المعنية عن إشكاليات البنية التحتية كوضع الحواجز في المناطق السكنية</w:t>
+              <w:t>عدم وضوح حالة طلب تجديد الرخصة أو تسجيل المركبة المقدم مسبقاً دون أي إشعار بالتحديث</w:t>
+            </w:r>
+          </w:p>
+        </w:tc>
+      </w:tr>
+      <w:tr>
+        <w:tc>
+          <w:tcPr>
+            <w:tcW w:type="dxa" w:w="2340"/>
+            <w:shd w:val="clear" w:color="auto" w:fill="D9D9D9"/>
+            <w:tcMar>
+              <w:top w:w="60" w:type="dxa"/>
+              <w:bottom w:w="60" w:type="dxa"/>
+              <w:left w:w="108" w:type="dxa"/>
+              <w:right w:w="108" w:type="dxa"/>
+            </w:tcMar>
+            <w:tcBorders>
+              <w:bottom w:val="single" w:sz="4" w:space="0" w:color="CCCCCC"/>
+              <w:left w:val="single" w:sz="4" w:space="0" w:color="CCCCCC"/>
+              <w:right w:val="single" w:sz="4" w:space="0" w:color="CCCCCC"/>
+              <w:top w:val="single" w:sz="4" w:space="0" w:color="CCCCCC"/>
+            </w:tcBorders>
+          </w:tcPr>
+          <w:p>
+            <w:pPr>
+              <w:bidi w:val="1"/>
+              <w:spacing w:before="60" w:after="60"/>
+            </w:pPr>
+            <w:r>
+              <w:rPr>
+                <w:rFonts w:ascii="Dubai" w:hAnsi="Dubai" w:eastAsia="Dubai" w:cs="Dubai"/>
+                <w:b w:val="0"/>
+                <w:color w:val="000000"/>
+                <w:sz w:val="20"/>
+                <w:szCs w:val="20"/>
+                <w:rtl/>
+              </w:rPr>
+              <w:t>إدراج خدمة تصريح السلاح في الدليل مع معايير الأهلية والمستندات ومدة المعالجة، وتفعيل إشعارات تلقائية في كل مرحلة مراجعة مع توفير جهة تصعيد مباشرة.</w:t>
+            </w:r>
+          </w:p>
+        </w:tc>
+        <w:tc>
+          <w:tcPr>
+            <w:tcW w:type="dxa" w:w="2340"/>
+            <w:shd w:val="clear" w:color="auto" w:fill="D9D9D9"/>
+            <w:tcMar>
+              <w:top w:w="60" w:type="dxa"/>
+              <w:bottom w:w="60" w:type="dxa"/>
+              <w:left w:w="108" w:type="dxa"/>
+              <w:right w:w="108" w:type="dxa"/>
+            </w:tcMar>
+            <w:tcBorders>
+              <w:bottom w:val="single" w:sz="4" w:space="0" w:color="CCCCCC"/>
+              <w:left w:val="single" w:sz="4" w:space="0" w:color="CCCCCC"/>
+              <w:right w:val="single" w:sz="4" w:space="0" w:color="CCCCCC"/>
+              <w:top w:val="single" w:sz="4" w:space="0" w:color="CCCCCC"/>
+            </w:tcBorders>
+          </w:tcPr>
+          <w:p>
+            <w:pPr>
+              <w:bidi w:val="1"/>
+              <w:spacing w:before="60" w:after="60"/>
+            </w:pPr>
+            <w:r>
+              <w:rPr>
+                <w:rFonts w:ascii="Dubai" w:hAnsi="Dubai" w:eastAsia="Dubai" w:cs="Dubai"/>
+                <w:b w:val="0"/>
+                <w:color w:val="000000"/>
+                <w:sz w:val="20"/>
+                <w:szCs w:val="20"/>
+                <w:rtl/>
+              </w:rPr>
+              <w:t>غياب الإشعار الاستباقي</w:t>
+            </w:r>
+          </w:p>
+        </w:tc>
+        <w:tc>
+          <w:tcPr>
+            <w:tcW w:type="dxa" w:w="2340"/>
+            <w:shd w:val="clear" w:color="auto" w:fill="D9D9D9"/>
+            <w:tcMar>
+              <w:top w:w="60" w:type="dxa"/>
+              <w:bottom w:w="60" w:type="dxa"/>
+              <w:left w:w="108" w:type="dxa"/>
+              <w:right w:w="108" w:type="dxa"/>
+            </w:tcMar>
+            <w:tcBorders>
+              <w:bottom w:val="single" w:sz="4" w:space="0" w:color="CCCCCC"/>
+              <w:left w:val="single" w:sz="4" w:space="0" w:color="CCCCCC"/>
+              <w:right w:val="single" w:sz="4" w:space="0" w:color="CCCCCC"/>
+              <w:top w:val="single" w:sz="4" w:space="0" w:color="CCCCCC"/>
+            </w:tcBorders>
+          </w:tcPr>
+          <w:p>
+            <w:pPr>
+              <w:bidi w:val="1"/>
+              <w:spacing w:before="60" w:after="60"/>
+            </w:pPr>
+            <w:r>
+              <w:rPr>
+                <w:rFonts w:ascii="Dubai" w:hAnsi="Dubai" w:eastAsia="Dubai" w:cs="Dubai"/>
+                <w:b w:val="0"/>
+                <w:color w:val="000000"/>
+                <w:sz w:val="20"/>
+                <w:szCs w:val="20"/>
+                <w:rtl/>
+              </w:rPr>
+              <w:t>3</w:t>
+            </w:r>
+          </w:p>
+        </w:tc>
+        <w:tc>
+          <w:tcPr>
+            <w:tcW w:type="dxa" w:w="2340"/>
+            <w:shd w:val="clear" w:color="auto" w:fill="D9D9D9"/>
+            <w:tcMar>
+              <w:top w:w="60" w:type="dxa"/>
+              <w:bottom w:w="60" w:type="dxa"/>
+              <w:left w:w="108" w:type="dxa"/>
+              <w:right w:w="108" w:type="dxa"/>
+            </w:tcMar>
+            <w:tcBorders>
+              <w:bottom w:val="single" w:sz="4" w:space="0" w:color="CCCCCC"/>
+              <w:left w:val="single" w:sz="4" w:space="0" w:color="CCCCCC"/>
+              <w:right w:val="single" w:sz="4" w:space="0" w:color="CCCCCC"/>
+              <w:top w:val="single" w:sz="4" w:space="0" w:color="CCCCCC"/>
+            </w:tcBorders>
+          </w:tcPr>
+          <w:p>
+            <w:pPr>
+              <w:bidi w:val="1"/>
+              <w:spacing w:before="60" w:after="60"/>
+            </w:pPr>
+            <w:r>
+              <w:rPr>
+                <w:rFonts w:ascii="Dubai" w:hAnsi="Dubai" w:eastAsia="Dubai" w:cs="Dubai"/>
+                <w:b w:val="0"/>
+                <w:color w:val="000000"/>
+                <w:sz w:val="20"/>
+                <w:szCs w:val="20"/>
+                <w:rtl/>
+              </w:rPr>
+              <w:t>بقاء طلبات تصريح السلاح معلّقة لأشهر دون إشعار بحالة الطلب أو أي تحديث للمتعامل</w:t>
+            </w:r>
+          </w:p>
+        </w:tc>
+      </w:tr>
+      <w:tr>
+        <w:tc>
+          <w:tcPr>
+            <w:tcW w:type="dxa" w:w="2340"/>
+            <w:shd w:val="clear" w:color="auto" w:fill="FFFFFF"/>
+            <w:tcMar>
+              <w:top w:w="60" w:type="dxa"/>
+              <w:bottom w:w="60" w:type="dxa"/>
+              <w:left w:w="108" w:type="dxa"/>
+              <w:right w:w="108" w:type="dxa"/>
+            </w:tcMar>
+            <w:tcBorders>
+              <w:bottom w:val="single" w:sz="4" w:space="0" w:color="CCCCCC"/>
+              <w:left w:val="single" w:sz="4" w:space="0" w:color="CCCCCC"/>
+              <w:right w:val="single" w:sz="4" w:space="0" w:color="CCCCCC"/>
+              <w:top w:val="single" w:sz="4" w:space="0" w:color="CCCCCC"/>
+            </w:tcBorders>
+          </w:tcPr>
+          <w:p>
+            <w:pPr>
+              <w:bidi w:val="1"/>
+              <w:spacing w:before="60" w:after="60"/>
+            </w:pPr>
+            <w:r>
+              <w:rPr>
+                <w:rFonts w:ascii="Dubai" w:hAnsi="Dubai" w:eastAsia="Dubai" w:cs="Dubai"/>
+                <w:b w:val="0"/>
+                <w:color w:val="000000"/>
+                <w:sz w:val="20"/>
+                <w:szCs w:val="20"/>
+                <w:rtl/>
+              </w:rPr>
+              <w:t>إنشاء قناة رقمية لطلبات الاسترداد في التطبيق، وإرسال رسالة SMS تأكيد تلقائية لكل معاملة دفع، مع توفير مسار تصعيد تقني واضح عبر الشات بوت.</w:t>
+            </w:r>
+          </w:p>
+        </w:tc>
+        <w:tc>
+          <w:tcPr>
+            <w:tcW w:type="dxa" w:w="2340"/>
+            <w:shd w:val="clear" w:color="auto" w:fill="FFFFFF"/>
+            <w:tcMar>
+              <w:top w:w="60" w:type="dxa"/>
+              <w:bottom w:w="60" w:type="dxa"/>
+              <w:left w:w="108" w:type="dxa"/>
+              <w:right w:w="108" w:type="dxa"/>
+            </w:tcMar>
+            <w:tcBorders>
+              <w:bottom w:val="single" w:sz="4" w:space="0" w:color="CCCCCC"/>
+              <w:left w:val="single" w:sz="4" w:space="0" w:color="CCCCCC"/>
+              <w:right w:val="single" w:sz="4" w:space="0" w:color="CCCCCC"/>
+              <w:top w:val="single" w:sz="4" w:space="0" w:color="CCCCCC"/>
+            </w:tcBorders>
+          </w:tcPr>
+          <w:p>
+            <w:pPr>
+              <w:bidi w:val="1"/>
+              <w:spacing w:before="60" w:after="60"/>
+            </w:pPr>
+            <w:r>
+              <w:rPr>
+                <w:rFonts w:ascii="Dubai" w:hAnsi="Dubai" w:eastAsia="Dubai" w:cs="Dubai"/>
+                <w:b w:val="0"/>
+                <w:color w:val="000000"/>
+                <w:sz w:val="20"/>
+                <w:szCs w:val="20"/>
+                <w:rtl/>
+              </w:rPr>
+              <w:t>خلل تقني في المنصة</w:t>
+            </w:r>
+          </w:p>
+        </w:tc>
+        <w:tc>
+          <w:tcPr>
+            <w:tcW w:type="dxa" w:w="2340"/>
+            <w:shd w:val="clear" w:color="auto" w:fill="FFFFFF"/>
+            <w:tcMar>
+              <w:top w:w="60" w:type="dxa"/>
+              <w:bottom w:w="60" w:type="dxa"/>
+              <w:left w:w="108" w:type="dxa"/>
+              <w:right w:w="108" w:type="dxa"/>
+            </w:tcMar>
+            <w:tcBorders>
+              <w:bottom w:val="single" w:sz="4" w:space="0" w:color="CCCCCC"/>
+              <w:left w:val="single" w:sz="4" w:space="0" w:color="CCCCCC"/>
+              <w:right w:val="single" w:sz="4" w:space="0" w:color="CCCCCC"/>
+              <w:top w:val="single" w:sz="4" w:space="0" w:color="CCCCCC"/>
+            </w:tcBorders>
+          </w:tcPr>
+          <w:p>
+            <w:pPr>
+              <w:bidi w:val="1"/>
+              <w:spacing w:before="60" w:after="60"/>
+            </w:pPr>
+            <w:r>
+              <w:rPr>
+                <w:rFonts w:ascii="Dubai" w:hAnsi="Dubai" w:eastAsia="Dubai" w:cs="Dubai"/>
+                <w:b w:val="0"/>
+                <w:color w:val="000000"/>
+                <w:sz w:val="20"/>
+                <w:szCs w:val="20"/>
+                <w:rtl/>
+              </w:rPr>
+              <w:t>2</w:t>
+            </w:r>
+          </w:p>
+        </w:tc>
+        <w:tc>
+          <w:tcPr>
+            <w:tcW w:type="dxa" w:w="2340"/>
+            <w:shd w:val="clear" w:color="auto" w:fill="FFFFFF"/>
+            <w:tcMar>
+              <w:top w:w="60" w:type="dxa"/>
+              <w:bottom w:w="60" w:type="dxa"/>
+              <w:left w:w="108" w:type="dxa"/>
+              <w:right w:w="108" w:type="dxa"/>
+            </w:tcMar>
+            <w:tcBorders>
+              <w:bottom w:val="single" w:sz="4" w:space="0" w:color="CCCCCC"/>
+              <w:left w:val="single" w:sz="4" w:space="0" w:color="CCCCCC"/>
+              <w:right w:val="single" w:sz="4" w:space="0" w:color="CCCCCC"/>
+              <w:top w:val="single" w:sz="4" w:space="0" w:color="CCCCCC"/>
+            </w:tcBorders>
+          </w:tcPr>
+          <w:p>
+            <w:pPr>
+              <w:bidi w:val="1"/>
+              <w:spacing w:before="60" w:after="60"/>
+            </w:pPr>
+            <w:r>
+              <w:rPr>
+                <w:rFonts w:ascii="Dubai" w:hAnsi="Dubai" w:eastAsia="Dubai" w:cs="Dubai"/>
+                <w:b w:val="0"/>
+                <w:color w:val="000000"/>
+                <w:sz w:val="20"/>
+                <w:szCs w:val="20"/>
+                <w:rtl/>
+              </w:rPr>
+              <w:t>خصم الرسوم مرتين أو منع تسجيل المركبة دون سبب واضح بسبب خلل تقني في النظام</w:t>
+            </w:r>
+          </w:p>
+        </w:tc>
+      </w:tr>
+      <w:tr>
+        <w:tc>
+          <w:tcPr>
+            <w:tcW w:type="dxa" w:w="2340"/>
+            <w:shd w:val="clear" w:color="auto" w:fill="D9D9D9"/>
+            <w:tcMar>
+              <w:top w:w="60" w:type="dxa"/>
+              <w:bottom w:w="60" w:type="dxa"/>
+              <w:left w:w="108" w:type="dxa"/>
+              <w:right w:w="108" w:type="dxa"/>
+            </w:tcMar>
+            <w:tcBorders>
+              <w:bottom w:val="single" w:sz="4" w:space="0" w:color="CCCCCC"/>
+              <w:left w:val="single" w:sz="4" w:space="0" w:color="CCCCCC"/>
+              <w:right w:val="single" w:sz="4" w:space="0" w:color="CCCCCC"/>
+              <w:top w:val="single" w:sz="4" w:space="0" w:color="CCCCCC"/>
+            </w:tcBorders>
+          </w:tcPr>
+          <w:p>
+            <w:pPr>
+              <w:bidi w:val="1"/>
+              <w:spacing w:before="60" w:after="60"/>
+            </w:pPr>
+            <w:r>
+              <w:rPr>
+                <w:rFonts w:ascii="Dubai" w:hAnsi="Dubai" w:eastAsia="Dubai" w:cs="Dubai"/>
+                <w:b w:val="0"/>
+                <w:color w:val="000000"/>
+                <w:sz w:val="20"/>
+                <w:szCs w:val="20"/>
+                <w:rtl/>
+              </w:rPr>
+              <w:t>إضافة شاشات تأكيد تعرض ملخصاً كاملاً قبل إتمام الدفع، ونشر أدلة مرئية خطوة بخطوة لعمليات الدفع الشائعة مع تلميحات توضيحية عند نقاط القرار في التطبيق.</w:t>
+            </w:r>
+          </w:p>
+        </w:tc>
+        <w:tc>
+          <w:tcPr>
+            <w:tcW w:type="dxa" w:w="2340"/>
+            <w:shd w:val="clear" w:color="auto" w:fill="D9D9D9"/>
+            <w:tcMar>
+              <w:top w:w="60" w:type="dxa"/>
+              <w:bottom w:w="60" w:type="dxa"/>
+              <w:left w:w="108" w:type="dxa"/>
+              <w:right w:w="108" w:type="dxa"/>
+            </w:tcMar>
+            <w:tcBorders>
+              <w:bottom w:val="single" w:sz="4" w:space="0" w:color="CCCCCC"/>
+              <w:left w:val="single" w:sz="4" w:space="0" w:color="CCCCCC"/>
+              <w:right w:val="single" w:sz="4" w:space="0" w:color="CCCCCC"/>
+              <w:top w:val="single" w:sz="4" w:space="0" w:color="CCCCCC"/>
+            </w:tcBorders>
+          </w:tcPr>
+          <w:p>
+            <w:pPr>
+              <w:bidi w:val="1"/>
+              <w:spacing w:before="60" w:after="60"/>
+            </w:pPr>
+            <w:r>
+              <w:rPr>
+                <w:rFonts w:ascii="Dubai" w:hAnsi="Dubai" w:eastAsia="Dubai" w:cs="Dubai"/>
+                <w:b w:val="0"/>
+                <w:color w:val="000000"/>
+                <w:sz w:val="20"/>
+                <w:szCs w:val="20"/>
+                <w:rtl/>
+              </w:rPr>
+              <w:t>معلومات مفقودة من الدليل</w:t>
+            </w:r>
+          </w:p>
+        </w:tc>
+        <w:tc>
+          <w:tcPr>
+            <w:tcW w:type="dxa" w:w="2340"/>
+            <w:shd w:val="clear" w:color="auto" w:fill="D9D9D9"/>
+            <w:tcMar>
+              <w:top w:w="60" w:type="dxa"/>
+              <w:bottom w:w="60" w:type="dxa"/>
+              <w:left w:w="108" w:type="dxa"/>
+              <w:right w:w="108" w:type="dxa"/>
+            </w:tcMar>
+            <w:tcBorders>
+              <w:bottom w:val="single" w:sz="4" w:space="0" w:color="CCCCCC"/>
+              <w:left w:val="single" w:sz="4" w:space="0" w:color="CCCCCC"/>
+              <w:right w:val="single" w:sz="4" w:space="0" w:color="CCCCCC"/>
+              <w:top w:val="single" w:sz="4" w:space="0" w:color="CCCCCC"/>
+            </w:tcBorders>
+          </w:tcPr>
+          <w:p>
+            <w:pPr>
+              <w:bidi w:val="1"/>
+              <w:spacing w:before="60" w:after="60"/>
+            </w:pPr>
+            <w:r>
+              <w:rPr>
+                <w:rFonts w:ascii="Dubai" w:hAnsi="Dubai" w:eastAsia="Dubai" w:cs="Dubai"/>
+                <w:b w:val="0"/>
+                <w:color w:val="000000"/>
+                <w:sz w:val="20"/>
+                <w:szCs w:val="20"/>
+                <w:rtl/>
+              </w:rPr>
+              <w:t>2</w:t>
+            </w:r>
+          </w:p>
+        </w:tc>
+        <w:tc>
+          <w:tcPr>
+            <w:tcW w:type="dxa" w:w="2340"/>
+            <w:shd w:val="clear" w:color="auto" w:fill="D9D9D9"/>
+            <w:tcMar>
+              <w:top w:w="60" w:type="dxa"/>
+              <w:bottom w:w="60" w:type="dxa"/>
+              <w:left w:w="108" w:type="dxa"/>
+              <w:right w:w="108" w:type="dxa"/>
+            </w:tcMar>
+            <w:tcBorders>
+              <w:bottom w:val="single" w:sz="4" w:space="0" w:color="CCCCCC"/>
+              <w:left w:val="single" w:sz="4" w:space="0" w:color="CCCCCC"/>
+              <w:right w:val="single" w:sz="4" w:space="0" w:color="CCCCCC"/>
+              <w:top w:val="single" w:sz="4" w:space="0" w:color="CCCCCC"/>
+            </w:tcBorders>
+          </w:tcPr>
+          <w:p>
+            <w:pPr>
+              <w:bidi w:val="1"/>
+              <w:spacing w:before="60" w:after="60"/>
+            </w:pPr>
+            <w:r>
+              <w:rPr>
+                <w:rFonts w:ascii="Dubai" w:hAnsi="Dubai" w:eastAsia="Dubai" w:cs="Dubai"/>
+                <w:b w:val="0"/>
+                <w:color w:val="000000"/>
+                <w:sz w:val="20"/>
+                <w:szCs w:val="20"/>
+                <w:rtl/>
+              </w:rPr>
+              <w:t>ارتكاب المتعامل خطأ في اختيار نوع اللوحة أو الخدمة أثناء الدفع بسبب عدم وضوح واجهة التطبيق</w:t>
             </w:r>
           </w:p>
         </w:tc>
@@ -6913,7 +9226,7 @@
           <w:u w:val="none"/>
           <w:rtl/>
         </w:rPr>
-        <w:t>لماذا تستمر المشكلات رغم توفر التطبيق والموقع الإلكتروني؟ على الرغم من أن 81.8% من الحالات قُدِّمت عبر القنوات الرقمية (التطبيق والموقع الإلكتروني)، وأن 50.0% من حالات الاحتكاك نشأت في سياق رقمي مباشر، فإن المشكلة ليست غياب القنوات الرقمية بل غياب الوظائف الصحيحة داخلها؛ إذ رُصِدت 4 فجوات حرجة و1 فجوة عالية الشدة، وكانت الأكبر حجماً هي «أعطال النظام — عدم ظهور البيانات أو تحديثها في النظام بعد إتمام الإجراء» بواقع 3 حالات، فضلاً عن إمكانية تحويل 7 حالات (63.6% من الإجمالي) عبر إشعار SMS/بريد إلكتروني استباقي دون أي تغيير في البنية التحتية.</w:t>
+        <w:t>لماذا تستمر المشكلات رغم توفر التطبيق والموقع الإلكتروني؟ تكشف بيانات الفترة من يناير إلى ديسمبر 2025 أن 94.0% من الحالات قُدِّمت عبر القنوات الرقمية (تطبيق/موقع)، فيما نشأت 86.5% من الحالات في سياق رقمي مباشر، مما يؤكد أن المشكلة ليست غياب القنوات الرقمية بل غياب الوظائف الصحيحة داخلها. رُصدت 6 فجوات حرجة و2 فجوات عالية الخطورة، أبرزها موضوع «مخالفات مرورية مشكوك فيها — صورة مركبة مختلفة أو عدم التواجد في الفجيرة» بـ 11 حالة، ويمكن تحويل 11 حالة (22.0% من الإجمالي) عبر إشعار SMS/بريد إلكتروني استباقي دون أي تغيير في البنية التحتية.</w:t>
       </w:r>
     </w:p>
     <w:p>
@@ -6963,10 +9276,10 @@
               <w:right w:w="108" w:type="dxa"/>
             </w:tcMar>
             <w:tcBorders>
+              <w:bottom w:val="single" w:sz="4" w:space="0" w:color="CCCCCC"/>
+              <w:left w:val="single" w:sz="4" w:space="0" w:color="CCCCCC"/>
+              <w:right w:val="single" w:sz="4" w:space="0" w:color="CCCCCC"/>
               <w:top w:val="single" w:sz="4" w:space="0" w:color="CCCCCC"/>
-              <w:bottom w:val="single" w:sz="4" w:space="0" w:color="CCCCCC"/>
-              <w:right w:val="single" w:sz="4" w:space="0" w:color="CCCCCC"/>
-              <w:left w:val="single" w:sz="4" w:space="0" w:color="CCCCCC"/>
             </w:tcBorders>
           </w:tcPr>
           <w:p>
@@ -6998,10 +9311,10 @@
               <w:right w:w="108" w:type="dxa"/>
             </w:tcMar>
             <w:tcBorders>
+              <w:bottom w:val="single" w:sz="4" w:space="0" w:color="CCCCCC"/>
+              <w:left w:val="single" w:sz="4" w:space="0" w:color="CCCCCC"/>
+              <w:right w:val="single" w:sz="4" w:space="0" w:color="CCCCCC"/>
               <w:top w:val="single" w:sz="4" w:space="0" w:color="CCCCCC"/>
-              <w:bottom w:val="single" w:sz="4" w:space="0" w:color="CCCCCC"/>
-              <w:right w:val="single" w:sz="4" w:space="0" w:color="CCCCCC"/>
-              <w:left w:val="single" w:sz="4" w:space="0" w:color="CCCCCC"/>
             </w:tcBorders>
           </w:tcPr>
           <w:p>
@@ -7033,10 +9346,10 @@
               <w:right w:w="108" w:type="dxa"/>
             </w:tcMar>
             <w:tcBorders>
+              <w:bottom w:val="single" w:sz="4" w:space="0" w:color="CCCCCC"/>
+              <w:left w:val="single" w:sz="4" w:space="0" w:color="CCCCCC"/>
+              <w:right w:val="single" w:sz="4" w:space="0" w:color="CCCCCC"/>
               <w:top w:val="single" w:sz="4" w:space="0" w:color="CCCCCC"/>
-              <w:bottom w:val="single" w:sz="4" w:space="0" w:color="CCCCCC"/>
-              <w:right w:val="single" w:sz="4" w:space="0" w:color="CCCCCC"/>
-              <w:left w:val="single" w:sz="4" w:space="0" w:color="CCCCCC"/>
             </w:tcBorders>
           </w:tcPr>
           <w:p>
@@ -7068,10 +9381,10 @@
               <w:right w:w="108" w:type="dxa"/>
             </w:tcMar>
             <w:tcBorders>
+              <w:bottom w:val="single" w:sz="4" w:space="0" w:color="CCCCCC"/>
+              <w:left w:val="single" w:sz="4" w:space="0" w:color="CCCCCC"/>
+              <w:right w:val="single" w:sz="4" w:space="0" w:color="CCCCCC"/>
               <w:top w:val="single" w:sz="4" w:space="0" w:color="CCCCCC"/>
-              <w:bottom w:val="single" w:sz="4" w:space="0" w:color="CCCCCC"/>
-              <w:right w:val="single" w:sz="4" w:space="0" w:color="CCCCCC"/>
-              <w:left w:val="single" w:sz="4" w:space="0" w:color="CCCCCC"/>
             </w:tcBorders>
           </w:tcPr>
           <w:p>
@@ -7103,10 +9416,10 @@
               <w:right w:w="108" w:type="dxa"/>
             </w:tcMar>
             <w:tcBorders>
+              <w:bottom w:val="single" w:sz="4" w:space="0" w:color="CCCCCC"/>
+              <w:left w:val="single" w:sz="4" w:space="0" w:color="CCCCCC"/>
+              <w:right w:val="single" w:sz="4" w:space="0" w:color="CCCCCC"/>
               <w:top w:val="single" w:sz="4" w:space="0" w:color="CCCCCC"/>
-              <w:bottom w:val="single" w:sz="4" w:space="0" w:color="CCCCCC"/>
-              <w:right w:val="single" w:sz="4" w:space="0" w:color="CCCCCC"/>
-              <w:left w:val="single" w:sz="4" w:space="0" w:color="CCCCCC"/>
             </w:tcBorders>
           </w:tcPr>
           <w:p>
@@ -7138,10 +9451,10 @@
               <w:right w:w="108" w:type="dxa"/>
             </w:tcMar>
             <w:tcBorders>
+              <w:bottom w:val="single" w:sz="4" w:space="0" w:color="CCCCCC"/>
+              <w:left w:val="single" w:sz="4" w:space="0" w:color="CCCCCC"/>
+              <w:right w:val="single" w:sz="4" w:space="0" w:color="CCCCCC"/>
               <w:top w:val="single" w:sz="4" w:space="0" w:color="CCCCCC"/>
-              <w:left w:val="single" w:sz="4" w:space="0" w:color="CCCCCC"/>
-              <w:bottom w:val="single" w:sz="4" w:space="0" w:color="CCCCCC"/>
-              <w:right w:val="single" w:sz="4" w:space="0" w:color="CCCCCC"/>
             </w:tcBorders>
           </w:tcPr>
           <w:p>
@@ -7175,10 +9488,10 @@
               <w:right w:w="108" w:type="dxa"/>
             </w:tcMar>
             <w:tcBorders>
+              <w:bottom w:val="single" w:sz="4" w:space="0" w:color="CCCCCC"/>
+              <w:left w:val="single" w:sz="4" w:space="0" w:color="CCCCCC"/>
+              <w:right w:val="single" w:sz="4" w:space="0" w:color="CCCCCC"/>
               <w:top w:val="single" w:sz="4" w:space="0" w:color="CCCCCC"/>
-              <w:bottom w:val="single" w:sz="4" w:space="0" w:color="CCCCCC"/>
-              <w:right w:val="single" w:sz="4" w:space="0" w:color="CCCCCC"/>
-              <w:left w:val="single" w:sz="4" w:space="0" w:color="CCCCCC"/>
             </w:tcBorders>
           </w:tcPr>
           <w:p>
@@ -7195,7 +9508,7 @@
                 <w:szCs w:val="20"/>
                 <w:rtl/>
               </w:rPr>
-              <w:t>تفعيل إشعار SMS/بريد تلقائي يؤكد تسجيل البيانات بالطابع الزمني، وإضافة أداة استعلام ذاتي وقسم أسئلة شائعة لتأخر المزامنة.</w:t>
+              <w:t>إنشاء قناة رقمية لتقديم شكاوى المخالفات المشكوك فيها مع رفع الصور، وإضافة سؤال شائع يوضح إجراءات إثبات عدم التواجد وتصحيح بيانات الرادار.</w:t>
             </w:r>
           </w:p>
         </w:tc>
@@ -7210,10 +9523,10 @@
               <w:right w:w="108" w:type="dxa"/>
             </w:tcMar>
             <w:tcBorders>
+              <w:bottom w:val="single" w:sz="4" w:space="0" w:color="CCCCCC"/>
+              <w:left w:val="single" w:sz="4" w:space="0" w:color="CCCCCC"/>
+              <w:right w:val="single" w:sz="4" w:space="0" w:color="CCCCCC"/>
               <w:top w:val="single" w:sz="4" w:space="0" w:color="CCCCCC"/>
-              <w:bottom w:val="single" w:sz="4" w:space="0" w:color="CCCCCC"/>
-              <w:right w:val="single" w:sz="4" w:space="0" w:color="CCCCCC"/>
-              <w:left w:val="single" w:sz="4" w:space="0" w:color="CCCCCC"/>
             </w:tcBorders>
           </w:tcPr>
           <w:p>
@@ -7230,7 +9543,7 @@
                 <w:szCs w:val="20"/>
                 <w:rtl/>
               </w:rPr>
-              <w:t>محتوى مفقود</w:t>
+              <w:t>محتوى مفقود + غياب قناة رقمية</w:t>
             </w:r>
           </w:p>
         </w:tc>
@@ -7245,10 +9558,10 @@
               <w:right w:w="108" w:type="dxa"/>
             </w:tcMar>
             <w:tcBorders>
+              <w:bottom w:val="single" w:sz="4" w:space="0" w:color="CCCCCC"/>
+              <w:left w:val="single" w:sz="4" w:space="0" w:color="CCCCCC"/>
+              <w:right w:val="single" w:sz="4" w:space="0" w:color="CCCCCC"/>
               <w:top w:val="single" w:sz="4" w:space="0" w:color="CCCCCC"/>
-              <w:bottom w:val="single" w:sz="4" w:space="0" w:color="CCCCCC"/>
-              <w:right w:val="single" w:sz="4" w:space="0" w:color="CCCCCC"/>
-              <w:left w:val="single" w:sz="4" w:space="0" w:color="CCCCCC"/>
             </w:tcBorders>
           </w:tcPr>
           <w:p>
@@ -7265,7 +9578,7 @@
                 <w:szCs w:val="20"/>
                 <w:rtl/>
               </w:rPr>
-              <w:t>لا يتضمن التطبيق أو الموقع أي قسم للأسئلة الشائعة حول تأخر مزامنة البيانات، ولا توجد أداة استعلام ذاتي عن حالة التسجيل أو إشعار تأكيد بعد إتمام الإجراء.</w:t>
+              <w:t>خدمة الاعتراض متاحة عبر مراكز الخدمة فقط (07:30–15:30)، ولا توجد قناة رقمية لتقديم شكوى مخالفة مشكوك فيها أو رفع صور إثباتية، ولا يوجد محتوى يوضح كيفية إثبات عدم التواجد في الفجيرة.</w:t>
             </w:r>
           </w:p>
         </w:tc>
@@ -7280,10 +9593,10 @@
               <w:right w:w="108" w:type="dxa"/>
             </w:tcMar>
             <w:tcBorders>
+              <w:bottom w:val="single" w:sz="4" w:space="0" w:color="CCCCCC"/>
+              <w:left w:val="single" w:sz="4" w:space="0" w:color="CCCCCC"/>
+              <w:right w:val="single" w:sz="4" w:space="0" w:color="CCCCCC"/>
               <w:top w:val="single" w:sz="4" w:space="0" w:color="CCCCCC"/>
-              <w:bottom w:val="single" w:sz="4" w:space="0" w:color="CCCCCC"/>
-              <w:right w:val="single" w:sz="4" w:space="0" w:color="CCCCCC"/>
-              <w:left w:val="single" w:sz="4" w:space="0" w:color="CCCCCC"/>
             </w:tcBorders>
           </w:tcPr>
           <w:p>
@@ -7315,10 +9628,10 @@
               <w:right w:w="108" w:type="dxa"/>
             </w:tcMar>
             <w:tcBorders>
+              <w:bottom w:val="single" w:sz="4" w:space="0" w:color="CCCCCC"/>
+              <w:left w:val="single" w:sz="4" w:space="0" w:color="CCCCCC"/>
+              <w:right w:val="single" w:sz="4" w:space="0" w:color="CCCCCC"/>
               <w:top w:val="single" w:sz="4" w:space="0" w:color="CCCCCC"/>
-              <w:bottom w:val="single" w:sz="4" w:space="0" w:color="CCCCCC"/>
-              <w:right w:val="single" w:sz="4" w:space="0" w:color="CCCCCC"/>
-              <w:left w:val="single" w:sz="4" w:space="0" w:color="CCCCCC"/>
             </w:tcBorders>
           </w:tcPr>
           <w:p>
@@ -7335,7 +9648,7 @@
                 <w:szCs w:val="20"/>
                 <w:rtl/>
               </w:rPr>
-              <w:t>3</w:t>
+              <w:t>11</w:t>
             </w:r>
           </w:p>
         </w:tc>
@@ -7350,10 +9663,10 @@
               <w:right w:w="108" w:type="dxa"/>
             </w:tcMar>
             <w:tcBorders>
+              <w:bottom w:val="single" w:sz="4" w:space="0" w:color="CCCCCC"/>
+              <w:left w:val="single" w:sz="4" w:space="0" w:color="CCCCCC"/>
+              <w:right w:val="single" w:sz="4" w:space="0" w:color="CCCCCC"/>
               <w:top w:val="single" w:sz="4" w:space="0" w:color="CCCCCC"/>
-              <w:left w:val="single" w:sz="4" w:space="0" w:color="CCCCCC"/>
-              <w:bottom w:val="single" w:sz="4" w:space="0" w:color="CCCCCC"/>
-              <w:right w:val="single" w:sz="4" w:space="0" w:color="CCCCCC"/>
             </w:tcBorders>
           </w:tcPr>
           <w:p>
@@ -7370,7 +9683,7 @@
                 <w:szCs w:val="20"/>
                 <w:rtl/>
               </w:rPr>
-              <w:t>أعطال النظام — عدم ظهور البيانات أو تحديثها في النظام بعد إتمام الإجراء</w:t>
+              <w:t>مخالفات مرورية مشكوك فيها — صورة مركبة مختلفة أو عدم التواجد في الفجيرة</w:t>
             </w:r>
           </w:p>
         </w:tc>
@@ -7387,10 +9700,10 @@
               <w:right w:w="108" w:type="dxa"/>
             </w:tcMar>
             <w:tcBorders>
+              <w:bottom w:val="single" w:sz="4" w:space="0" w:color="CCCCCC"/>
               <w:left w:val="single" w:sz="4" w:space="0" w:color="CCCCCC"/>
+              <w:right w:val="single" w:sz="4" w:space="0" w:color="CCCCCC"/>
               <w:top w:val="single" w:sz="4" w:space="0" w:color="CCCCCC"/>
-              <w:bottom w:val="single" w:sz="4" w:space="0" w:color="CCCCCC"/>
-              <w:right w:val="single" w:sz="4" w:space="0" w:color="CCCCCC"/>
             </w:tcBorders>
           </w:tcPr>
           <w:p>
@@ -7407,7 +9720,7 @@
                 <w:szCs w:val="20"/>
                 <w:rtl/>
               </w:rPr>
-              <w:t>تفعيل إشعار SMS/بريد تلقائي عند إصدار المخالفة مع رابط صورتها، وإتاحة نموذج إلكتروني لتصحيح أخطاء التسجيل الواضحة دون الحضور الشخصي.</w:t>
+              <w:t>إطلاق خدمة اعتراض رقمية عبر تطبيق MOI وموقع شرطة الفجيرة، مع تتبع حالة الاعتراض وسؤال شائع يوضح المستندات والجدول الزمني.</w:t>
             </w:r>
           </w:p>
         </w:tc>
@@ -7422,10 +9735,10 @@
               <w:right w:w="108" w:type="dxa"/>
             </w:tcMar>
             <w:tcBorders>
+              <w:bottom w:val="single" w:sz="4" w:space="0" w:color="CCCCCC"/>
+              <w:left w:val="single" w:sz="4" w:space="0" w:color="CCCCCC"/>
+              <w:right w:val="single" w:sz="4" w:space="0" w:color="CCCCCC"/>
               <w:top w:val="single" w:sz="4" w:space="0" w:color="CCCCCC"/>
-              <w:bottom w:val="single" w:sz="4" w:space="0" w:color="CCCCCC"/>
-              <w:right w:val="single" w:sz="4" w:space="0" w:color="CCCCCC"/>
-              <w:left w:val="single" w:sz="4" w:space="0" w:color="CCCCCC"/>
             </w:tcBorders>
           </w:tcPr>
           <w:p>
@@ -7442,7 +9755,7 @@
                 <w:szCs w:val="20"/>
                 <w:rtl/>
               </w:rPr>
-              <w:t>عملية غير واضحة</w:t>
+              <w:t>غياب قناة رقمية + إجراء غير ميسّر</w:t>
             </w:r>
           </w:p>
         </w:tc>
@@ -7457,10 +9770,10 @@
               <w:right w:w="108" w:type="dxa"/>
             </w:tcMar>
             <w:tcBorders>
+              <w:bottom w:val="single" w:sz="4" w:space="0" w:color="CCCCCC"/>
+              <w:left w:val="single" w:sz="4" w:space="0" w:color="CCCCCC"/>
+              <w:right w:val="single" w:sz="4" w:space="0" w:color="CCCCCC"/>
               <w:top w:val="single" w:sz="4" w:space="0" w:color="CCCCCC"/>
-              <w:bottom w:val="single" w:sz="4" w:space="0" w:color="CCCCCC"/>
-              <w:right w:val="single" w:sz="4" w:space="0" w:color="CCCCCC"/>
-              <w:left w:val="single" w:sz="4" w:space="0" w:color="CCCCCC"/>
             </w:tcBorders>
           </w:tcPr>
           <w:p>
@@ -7477,7 +9790,7 @@
                 <w:szCs w:val="20"/>
                 <w:rtl/>
               </w:rPr>
-              <w:t>تتوفر خدمة الاعتراض على المخالفات في مراكز الخدمة فقط، دون إتاحة صور المخالفة أو نموذج تصحيح إلكتروني ذاتي داخل التطبيق أو الموقع.</w:t>
+              <w:t>الاعتراض الرسمي متاح عبر مراكز الخدمة فقط بأوراق ورقية، ولا يوجد مسار رقمي في تطبيق MOI أو موقع شرطة الفجيرة لتقديم الاعتراض أو تتبع حالته.</w:t>
             </w:r>
           </w:p>
         </w:tc>
@@ -7492,10 +9805,10 @@
               <w:right w:w="108" w:type="dxa"/>
             </w:tcMar>
             <w:tcBorders>
+              <w:bottom w:val="single" w:sz="4" w:space="0" w:color="CCCCCC"/>
+              <w:left w:val="single" w:sz="4" w:space="0" w:color="CCCCCC"/>
+              <w:right w:val="single" w:sz="4" w:space="0" w:color="CCCCCC"/>
               <w:top w:val="single" w:sz="4" w:space="0" w:color="CCCCCC"/>
-              <w:bottom w:val="single" w:sz="4" w:space="0" w:color="CCCCCC"/>
-              <w:right w:val="single" w:sz="4" w:space="0" w:color="CCCCCC"/>
-              <w:left w:val="single" w:sz="4" w:space="0" w:color="CCCCCC"/>
             </w:tcBorders>
           </w:tcPr>
           <w:p>
@@ -7527,10 +9840,10 @@
               <w:right w:w="108" w:type="dxa"/>
             </w:tcMar>
             <w:tcBorders>
+              <w:bottom w:val="single" w:sz="4" w:space="0" w:color="CCCCCC"/>
+              <w:left w:val="single" w:sz="4" w:space="0" w:color="CCCCCC"/>
+              <w:right w:val="single" w:sz="4" w:space="0" w:color="CCCCCC"/>
               <w:top w:val="single" w:sz="4" w:space="0" w:color="CCCCCC"/>
-              <w:bottom w:val="single" w:sz="4" w:space="0" w:color="CCCCCC"/>
-              <w:right w:val="single" w:sz="4" w:space="0" w:color="CCCCCC"/>
-              <w:left w:val="single" w:sz="4" w:space="0" w:color="CCCCCC"/>
             </w:tcBorders>
           </w:tcPr>
           <w:p>
@@ -7547,7 +9860,7 @@
                 <w:szCs w:val="20"/>
                 <w:rtl/>
               </w:rPr>
-              <w:t>2</w:t>
+              <w:t>6</w:t>
             </w:r>
           </w:p>
         </w:tc>
@@ -7562,10 +9875,10 @@
               <w:right w:w="108" w:type="dxa"/>
             </w:tcMar>
             <w:tcBorders>
+              <w:bottom w:val="single" w:sz="4" w:space="0" w:color="CCCCCC"/>
+              <w:left w:val="single" w:sz="4" w:space="0" w:color="CCCCCC"/>
+              <w:right w:val="single" w:sz="4" w:space="0" w:color="CCCCCC"/>
               <w:top w:val="single" w:sz="4" w:space="0" w:color="CCCCCC"/>
-              <w:left w:val="single" w:sz="4" w:space="0" w:color="CCCCCC"/>
-              <w:bottom w:val="single" w:sz="4" w:space="0" w:color="CCCCCC"/>
-              <w:right w:val="single" w:sz="4" w:space="0" w:color="CCCCCC"/>
             </w:tcBorders>
           </w:tcPr>
           <w:p>
@@ -7582,7 +9895,7 @@
                 <w:szCs w:val="20"/>
                 <w:rtl/>
               </w:rPr>
-              <w:t>مخالفات خاطئة — تسجيل مخالفة مرورية على رقم مركبة أو شخص لا علاقة له بالمخالفة دون إرفاق صورة واضحة أو آلية تصحيح ذاتي</w:t>
+              <w:t>اعتراضات على مخالفات مرورية — غياب قناة رقمية لتقديم الاعتراض الرسمي</w:t>
             </w:r>
           </w:p>
         </w:tc>
@@ -7599,10 +9912,10 @@
               <w:right w:w="108" w:type="dxa"/>
             </w:tcMar>
             <w:tcBorders>
+              <w:bottom w:val="single" w:sz="4" w:space="0" w:color="CCCCCC"/>
               <w:left w:val="single" w:sz="4" w:space="0" w:color="CCCCCC"/>
+              <w:right w:val="single" w:sz="4" w:space="0" w:color="CCCCCC"/>
               <w:top w:val="single" w:sz="4" w:space="0" w:color="CCCCCC"/>
-              <w:bottom w:val="single" w:sz="4" w:space="0" w:color="CCCCCC"/>
-              <w:right w:val="single" w:sz="4" w:space="0" w:color="CCCCCC"/>
             </w:tcBorders>
           </w:tcPr>
           <w:p>
@@ -7619,7 +9932,7 @@
                 <w:szCs w:val="20"/>
                 <w:rtl/>
               </w:rPr>
-              <w:t>توسيع خدمة الاعتراض لتشمل التطبيق والموقع، وإضافة زر بارز للاعتراض في شاشة تفاصيل المخالفة مع خطوات مرقمة وجداول زمنية واضحة.</w:t>
+              <w:t>توسيع ميزة تحديث البيانات الذاتية لتشمل رقم الهاتف والصورة الشخصية وصورة الهوية، ونشر دليل مصوّر خطوة بخطوة داخل التطبيق.</w:t>
             </w:r>
           </w:p>
         </w:tc>
@@ -7634,10 +9947,10 @@
               <w:right w:w="108" w:type="dxa"/>
             </w:tcMar>
             <w:tcBorders>
+              <w:bottom w:val="single" w:sz="4" w:space="0" w:color="CCCCCC"/>
+              <w:left w:val="single" w:sz="4" w:space="0" w:color="CCCCCC"/>
+              <w:right w:val="single" w:sz="4" w:space="0" w:color="CCCCCC"/>
               <w:top w:val="single" w:sz="4" w:space="0" w:color="CCCCCC"/>
-              <w:bottom w:val="single" w:sz="4" w:space="0" w:color="CCCCCC"/>
-              <w:right w:val="single" w:sz="4" w:space="0" w:color="CCCCCC"/>
-              <w:left w:val="single" w:sz="4" w:space="0" w:color="CCCCCC"/>
             </w:tcBorders>
           </w:tcPr>
           <w:p>
@@ -7654,7 +9967,7 @@
                 <w:szCs w:val="20"/>
                 <w:rtl/>
               </w:rPr>
-              <w:t>معلومات غير متاحة بسهولة</w:t>
+              <w:t>معلومات غير ميسّرة + غياب الخدمة الذاتية</w:t>
             </w:r>
           </w:p>
         </w:tc>
@@ -7669,10 +9982,10 @@
               <w:right w:w="108" w:type="dxa"/>
             </w:tcMar>
             <w:tcBorders>
+              <w:bottom w:val="single" w:sz="4" w:space="0" w:color="CCCCCC"/>
+              <w:left w:val="single" w:sz="4" w:space="0" w:color="CCCCCC"/>
+              <w:right w:val="single" w:sz="4" w:space="0" w:color="CCCCCC"/>
               <w:top w:val="single" w:sz="4" w:space="0" w:color="CCCCCC"/>
-              <w:bottom w:val="single" w:sz="4" w:space="0" w:color="CCCCCC"/>
-              <w:right w:val="single" w:sz="4" w:space="0" w:color="CCCCCC"/>
-              <w:left w:val="single" w:sz="4" w:space="0" w:color="CCCCCC"/>
             </w:tcBorders>
           </w:tcPr>
           <w:p>
@@ -7689,7 +10002,7 @@
                 <w:szCs w:val="20"/>
                 <w:rtl/>
               </w:rPr>
-              <w:t>تقتصر خدمة الاعتراض على الحضور الشخصي لمراكز الخدمة فقط، ولا يتضمن التطبيق أو الموقع زراً مباشراً للاعتراض في شاشة تفاصيل المخالفة.</w:t>
+              <w:t>تغيير بيانات رخصة القيادة متاح عبر تطبيق MOI والموقع (24/7)، لكن تحديث رقم الهاتف والصورة الشخصية وصورة الهوية غير متاح ذاتياً ويستلزم التواصل مع الدعم.</w:t>
             </w:r>
           </w:p>
         </w:tc>
@@ -7704,10 +10017,10 @@
               <w:right w:w="108" w:type="dxa"/>
             </w:tcMar>
             <w:tcBorders>
+              <w:bottom w:val="single" w:sz="4" w:space="0" w:color="CCCCCC"/>
+              <w:left w:val="single" w:sz="4" w:space="0" w:color="CCCCCC"/>
+              <w:right w:val="single" w:sz="4" w:space="0" w:color="CCCCCC"/>
               <w:top w:val="single" w:sz="4" w:space="0" w:color="CCCCCC"/>
-              <w:bottom w:val="single" w:sz="4" w:space="0" w:color="CCCCCC"/>
-              <w:right w:val="single" w:sz="4" w:space="0" w:color="CCCCCC"/>
-              <w:left w:val="single" w:sz="4" w:space="0" w:color="CCCCCC"/>
             </w:tcBorders>
           </w:tcPr>
           <w:p>
@@ -7739,10 +10052,10 @@
               <w:right w:w="108" w:type="dxa"/>
             </w:tcMar>
             <w:tcBorders>
+              <w:bottom w:val="single" w:sz="4" w:space="0" w:color="CCCCCC"/>
+              <w:left w:val="single" w:sz="4" w:space="0" w:color="CCCCCC"/>
+              <w:right w:val="single" w:sz="4" w:space="0" w:color="CCCCCC"/>
               <w:top w:val="single" w:sz="4" w:space="0" w:color="CCCCCC"/>
-              <w:bottom w:val="single" w:sz="4" w:space="0" w:color="CCCCCC"/>
-              <w:right w:val="single" w:sz="4" w:space="0" w:color="CCCCCC"/>
-              <w:left w:val="single" w:sz="4" w:space="0" w:color="CCCCCC"/>
             </w:tcBorders>
           </w:tcPr>
           <w:p>
@@ -7759,7 +10072,7 @@
                 <w:szCs w:val="20"/>
                 <w:rtl/>
               </w:rPr>
-              <w:t>2</w:t>
+              <w:t>5</w:t>
             </w:r>
           </w:p>
         </w:tc>
@@ -7774,10 +10087,10 @@
               <w:right w:w="108" w:type="dxa"/>
             </w:tcMar>
             <w:tcBorders>
+              <w:bottom w:val="single" w:sz="4" w:space="0" w:color="CCCCCC"/>
+              <w:left w:val="single" w:sz="4" w:space="0" w:color="CCCCCC"/>
+              <w:right w:val="single" w:sz="4" w:space="0" w:color="CCCCCC"/>
               <w:top w:val="single" w:sz="4" w:space="0" w:color="CCCCCC"/>
-              <w:left w:val="single" w:sz="4" w:space="0" w:color="CCCCCC"/>
-              <w:bottom w:val="single" w:sz="4" w:space="0" w:color="CCCCCC"/>
-              <w:right w:val="single" w:sz="4" w:space="0" w:color="CCCCCC"/>
             </w:tcBorders>
           </w:tcPr>
           <w:p>
@@ -7794,7 +10107,7 @@
                 <w:szCs w:val="20"/>
                 <w:rtl/>
               </w:rPr>
-              <w:t>الاعتراض على المخالفات — غياب قناة واضحة وسهلة للاعتراض على المخالفات المرورية دون الحاجة للتواصل مع خدمة العملاء</w:t>
+              <w:t>تحديث بيانات المتعامل — غياب خيار الخدمة الذاتية</w:t>
             </w:r>
           </w:p>
         </w:tc>
@@ -7811,10 +10124,10 @@
               <w:right w:w="108" w:type="dxa"/>
             </w:tcMar>
             <w:tcBorders>
+              <w:bottom w:val="single" w:sz="4" w:space="0" w:color="CCCCCC"/>
               <w:left w:val="single" w:sz="4" w:space="0" w:color="CCCCCC"/>
+              <w:right w:val="single" w:sz="4" w:space="0" w:color="CCCCCC"/>
               <w:top w:val="single" w:sz="4" w:space="0" w:color="CCCCCC"/>
-              <w:bottom w:val="single" w:sz="4" w:space="0" w:color="CCCCCC"/>
-              <w:right w:val="single" w:sz="4" w:space="0" w:color="CCCCCC"/>
             </w:tcBorders>
           </w:tcPr>
           <w:p>
@@ -7831,7 +10144,7 @@
                 <w:szCs w:val="20"/>
                 <w:rtl/>
               </w:rPr>
-              <w:t>تفعيل إشعار SMS/بريد تلقائي إلزامي لجميع عمليات الخصم والإلغاء، وإضافة سجل معاملات في التطبيق مع تحديد اتفاقية مستوى خدمة واضحة للاسترداد.</w:t>
+              <w:t>تفعيل إشعار SMS/بريد تلقائي في كل مرحلة (تأكيد الدفع، طباعة، إرسال، استلام)، وإضافة أداة تتبع ذاتي «أين مستندي؟» في التطبيق.</w:t>
             </w:r>
           </w:p>
         </w:tc>
@@ -7846,10 +10159,10 @@
               <w:right w:w="108" w:type="dxa"/>
             </w:tcMar>
             <w:tcBorders>
+              <w:bottom w:val="single" w:sz="4" w:space="0" w:color="CCCCCC"/>
+              <w:left w:val="single" w:sz="4" w:space="0" w:color="CCCCCC"/>
+              <w:right w:val="single" w:sz="4" w:space="0" w:color="CCCCCC"/>
               <w:top w:val="single" w:sz="4" w:space="0" w:color="CCCCCC"/>
-              <w:bottom w:val="single" w:sz="4" w:space="0" w:color="CCCCCC"/>
-              <w:right w:val="single" w:sz="4" w:space="0" w:color="CCCCCC"/>
-              <w:left w:val="single" w:sz="4" w:space="0" w:color="CCCCCC"/>
             </w:tcBorders>
           </w:tcPr>
           <w:p>
@@ -7866,7 +10179,7 @@
                 <w:szCs w:val="20"/>
                 <w:rtl/>
               </w:rPr>
-              <w:t>غياب الإشعار الاستباقي</w:t>
+              <w:t>غياب الإشعار الاستباقي + محتوى مفقود</w:t>
             </w:r>
           </w:p>
         </w:tc>
@@ -7881,10 +10194,10 @@
               <w:right w:w="108" w:type="dxa"/>
             </w:tcMar>
             <w:tcBorders>
+              <w:bottom w:val="single" w:sz="4" w:space="0" w:color="CCCCCC"/>
+              <w:left w:val="single" w:sz="4" w:space="0" w:color="CCCCCC"/>
+              <w:right w:val="single" w:sz="4" w:space="0" w:color="CCCCCC"/>
               <w:top w:val="single" w:sz="4" w:space="0" w:color="CCCCCC"/>
-              <w:bottom w:val="single" w:sz="4" w:space="0" w:color="CCCCCC"/>
-              <w:right w:val="single" w:sz="4" w:space="0" w:color="CCCCCC"/>
-              <w:left w:val="single" w:sz="4" w:space="0" w:color="CCCCCC"/>
             </w:tcBorders>
           </w:tcPr>
           <w:p>
@@ -7901,7 +10214,7 @@
                 <w:szCs w:val="20"/>
                 <w:rtl/>
               </w:rPr>
-              <w:t>لا يوجد في التطبيق أو الموقع سجل شفاف لأحداث الدفع والإلغاء، ولا تُرسَل إشعارات تلقائية عند خصم المبالغ أو إلغاء الطلبات دون تدخل المتعامل.</w:t>
+              <w:t>لا يوجد محتوى في الدليل أو التطبيق يوضح مدة استلام المستندات، ولا توجد ميزة تتبع أو إشعارات تلقائية بمراحل الطباعة والإرسال والاستلام.</w:t>
             </w:r>
           </w:p>
         </w:tc>
@@ -7916,10 +10229,10 @@
               <w:right w:w="108" w:type="dxa"/>
             </w:tcMar>
             <w:tcBorders>
+              <w:bottom w:val="single" w:sz="4" w:space="0" w:color="CCCCCC"/>
+              <w:left w:val="single" w:sz="4" w:space="0" w:color="CCCCCC"/>
+              <w:right w:val="single" w:sz="4" w:space="0" w:color="CCCCCC"/>
               <w:top w:val="single" w:sz="4" w:space="0" w:color="CCCCCC"/>
-              <w:bottom w:val="single" w:sz="4" w:space="0" w:color="CCCCCC"/>
-              <w:right w:val="single" w:sz="4" w:space="0" w:color="CCCCCC"/>
-              <w:left w:val="single" w:sz="4" w:space="0" w:color="CCCCCC"/>
             </w:tcBorders>
           </w:tcPr>
           <w:p>
@@ -7951,10 +10264,10 @@
               <w:right w:w="108" w:type="dxa"/>
             </w:tcMar>
             <w:tcBorders>
+              <w:bottom w:val="single" w:sz="4" w:space="0" w:color="CCCCCC"/>
+              <w:left w:val="single" w:sz="4" w:space="0" w:color="CCCCCC"/>
+              <w:right w:val="single" w:sz="4" w:space="0" w:color="CCCCCC"/>
               <w:top w:val="single" w:sz="4" w:space="0" w:color="CCCCCC"/>
-              <w:bottom w:val="single" w:sz="4" w:space="0" w:color="CCCCCC"/>
-              <w:right w:val="single" w:sz="4" w:space="0" w:color="CCCCCC"/>
-              <w:left w:val="single" w:sz="4" w:space="0" w:color="CCCCCC"/>
             </w:tcBorders>
           </w:tcPr>
           <w:p>
@@ -7971,7 +10284,7 @@
                 <w:szCs w:val="20"/>
                 <w:rtl/>
               </w:rPr>
-              <w:t>2</w:t>
+              <w:t>4</w:t>
             </w:r>
           </w:p>
         </w:tc>
@@ -7986,10 +10299,10 @@
               <w:right w:w="108" w:type="dxa"/>
             </w:tcMar>
             <w:tcBorders>
+              <w:bottom w:val="single" w:sz="4" w:space="0" w:color="CCCCCC"/>
+              <w:left w:val="single" w:sz="4" w:space="0" w:color="CCCCCC"/>
+              <w:right w:val="single" w:sz="4" w:space="0" w:color="CCCCCC"/>
               <w:top w:val="single" w:sz="4" w:space="0" w:color="CCCCCC"/>
-              <w:left w:val="single" w:sz="4" w:space="0" w:color="CCCCCC"/>
-              <w:bottom w:val="single" w:sz="4" w:space="0" w:color="CCCCCC"/>
-              <w:right w:val="single" w:sz="4" w:space="0" w:color="CCCCCC"/>
             </w:tcBorders>
           </w:tcPr>
           <w:p>
@@ -8006,7 +10319,7 @@
                 <w:szCs w:val="20"/>
                 <w:rtl/>
               </w:rPr>
-              <w:t>عدم استلام الخدمة — خصم المبالغ وإلغاء الطلب تلقائياً أو تسجيل بيانات خاطئة دون إشعار المتعامل</w:t>
+              <w:t>عدم استلام المستندات — غياب تتبع التسليم والإشعارات</w:t>
             </w:r>
           </w:p>
         </w:tc>
@@ -8023,10 +10336,10 @@
               <w:right w:w="108" w:type="dxa"/>
             </w:tcMar>
             <w:tcBorders>
+              <w:bottom w:val="single" w:sz="4" w:space="0" w:color="CCCCCC"/>
               <w:left w:val="single" w:sz="4" w:space="0" w:color="CCCCCC"/>
+              <w:right w:val="single" w:sz="4" w:space="0" w:color="CCCCCC"/>
               <w:top w:val="single" w:sz="4" w:space="0" w:color="CCCCCC"/>
-              <w:bottom w:val="single" w:sz="4" w:space="0" w:color="CCCCCC"/>
-              <w:right w:val="single" w:sz="4" w:space="0" w:color="CCCCCC"/>
             </w:tcBorders>
           </w:tcPr>
           <w:p>
@@ -8043,7 +10356,7 @@
                 <w:szCs w:val="20"/>
                 <w:rtl/>
               </w:rPr>
-              <w:t>إضافة مسار إبلاغ مخصص عن مشكلات البنية التحتية في التطبيق مع ربطه ببوابة بلدية الفجيرة وتوفير روابط إحالة تبادلية فورية.</w:t>
+              <w:t>تفعيل إشعار SMS/بريد تلقائي عند كل مرحلة (مقدّم، قيد المراجعة، معتمد، جاهز للاستلام)، وإضافة لوحة «طلباتي» بحالة لحظية في التطبيق.</w:t>
             </w:r>
           </w:p>
         </w:tc>
@@ -8058,10 +10371,10 @@
               <w:right w:w="108" w:type="dxa"/>
             </w:tcMar>
             <w:tcBorders>
+              <w:bottom w:val="single" w:sz="4" w:space="0" w:color="CCCCCC"/>
+              <w:left w:val="single" w:sz="4" w:space="0" w:color="CCCCCC"/>
+              <w:right w:val="single" w:sz="4" w:space="0" w:color="CCCCCC"/>
               <w:top w:val="single" w:sz="4" w:space="0" w:color="CCCCCC"/>
-              <w:bottom w:val="single" w:sz="4" w:space="0" w:color="CCCCCC"/>
-              <w:right w:val="single" w:sz="4" w:space="0" w:color="CCCCCC"/>
-              <w:left w:val="single" w:sz="4" w:space="0" w:color="CCCCCC"/>
             </w:tcBorders>
           </w:tcPr>
           <w:p>
@@ -8078,7 +10391,7 @@
                 <w:szCs w:val="20"/>
                 <w:rtl/>
               </w:rPr>
-              <w:t>محتوى مفقود</w:t>
+              <w:t>غياب الإشعار الاستباقي + محتوى مفقود</w:t>
             </w:r>
           </w:p>
         </w:tc>
@@ -8093,10 +10406,10 @@
               <w:right w:w="108" w:type="dxa"/>
             </w:tcMar>
             <w:tcBorders>
+              <w:bottom w:val="single" w:sz="4" w:space="0" w:color="CCCCCC"/>
+              <w:left w:val="single" w:sz="4" w:space="0" w:color="CCCCCC"/>
+              <w:right w:val="single" w:sz="4" w:space="0" w:color="CCCCCC"/>
               <w:top w:val="single" w:sz="4" w:space="0" w:color="CCCCCC"/>
-              <w:bottom w:val="single" w:sz="4" w:space="0" w:color="CCCCCC"/>
-              <w:right w:val="single" w:sz="4" w:space="0" w:color="CCCCCC"/>
-              <w:left w:val="single" w:sz="4" w:space="0" w:color="CCCCCC"/>
             </w:tcBorders>
           </w:tcPr>
           <w:p>
@@ -8113,7 +10426,7 @@
                 <w:szCs w:val="20"/>
                 <w:rtl/>
               </w:rPr>
-              <w:t>لا يتضمن التطبيق أو الموقع أي مسار مخصص للإبلاغ عن مشكلات البنية التحتية، ولا توجد إحالة رقمية إلى بوابة بلدية الفجيرة.</w:t>
+              <w:t>لا توجد لوحة «طلباتي» في تطبيق MOI تعرض حالة طلبات تجديد الرخصة أو تسجيل المركبة لحظياً، ولا تُرسَل إشعارات تلقائية عند تغيّر حالة الطلب.</w:t>
             </w:r>
           </w:p>
         </w:tc>
@@ -8128,10 +10441,10 @@
               <w:right w:w="108" w:type="dxa"/>
             </w:tcMar>
             <w:tcBorders>
+              <w:bottom w:val="single" w:sz="4" w:space="0" w:color="CCCCCC"/>
+              <w:left w:val="single" w:sz="4" w:space="0" w:color="CCCCCC"/>
+              <w:right w:val="single" w:sz="4" w:space="0" w:color="CCCCCC"/>
               <w:top w:val="single" w:sz="4" w:space="0" w:color="CCCCCC"/>
-              <w:bottom w:val="single" w:sz="4" w:space="0" w:color="CCCCCC"/>
-              <w:right w:val="single" w:sz="4" w:space="0" w:color="CCCCCC"/>
-              <w:left w:val="single" w:sz="4" w:space="0" w:color="CCCCCC"/>
             </w:tcBorders>
           </w:tcPr>
           <w:p>
@@ -8148,7 +10461,7 @@
                 <w:szCs w:val="20"/>
                 <w:rtl/>
               </w:rPr>
-              <w:t>🟡 عالية</w:t>
+              <w:t>🔴 حرجة</w:t>
             </w:r>
           </w:p>
         </w:tc>
@@ -8163,10 +10476,10 @@
               <w:right w:w="108" w:type="dxa"/>
             </w:tcMar>
             <w:tcBorders>
+              <w:bottom w:val="single" w:sz="4" w:space="0" w:color="CCCCCC"/>
+              <w:left w:val="single" w:sz="4" w:space="0" w:color="CCCCCC"/>
+              <w:right w:val="single" w:sz="4" w:space="0" w:color="CCCCCC"/>
               <w:top w:val="single" w:sz="4" w:space="0" w:color="CCCCCC"/>
-              <w:bottom w:val="single" w:sz="4" w:space="0" w:color="CCCCCC"/>
-              <w:right w:val="single" w:sz="4" w:space="0" w:color="CCCCCC"/>
-              <w:left w:val="single" w:sz="4" w:space="0" w:color="CCCCCC"/>
             </w:tcBorders>
           </w:tcPr>
           <w:p>
@@ -8183,7 +10496,7 @@
                 <w:szCs w:val="20"/>
                 <w:rtl/>
               </w:rPr>
-              <w:t>1</w:t>
+              <w:t>4</w:t>
             </w:r>
           </w:p>
         </w:tc>
@@ -8198,10 +10511,10 @@
               <w:right w:w="108" w:type="dxa"/>
             </w:tcMar>
             <w:tcBorders>
+              <w:bottom w:val="single" w:sz="4" w:space="0" w:color="CCCCCC"/>
+              <w:left w:val="single" w:sz="4" w:space="0" w:color="CCCCCC"/>
+              <w:right w:val="single" w:sz="4" w:space="0" w:color="CCCCCC"/>
               <w:top w:val="single" w:sz="4" w:space="0" w:color="CCCCCC"/>
-              <w:left w:val="single" w:sz="4" w:space="0" w:color="CCCCCC"/>
-              <w:bottom w:val="single" w:sz="4" w:space="0" w:color="CCCCCC"/>
-              <w:right w:val="single" w:sz="4" w:space="0" w:color="CCCCCC"/>
             </w:tcBorders>
           </w:tcPr>
           <w:p>
@@ -8218,7 +10531,643 @@
                 <w:szCs w:val="20"/>
                 <w:rtl/>
               </w:rPr>
-              <w:t>شكاوى البنية التحتية — غياب قناة رسمية لإبلاغ الجهات المعنية عن إشكاليات البنية التحتية كوضع الحواجز في المناطق السكنية</w:t>
+              <w:t>متابعة الطلبات المعلّقة — غياب الرؤية على حالة الطلب</w:t>
+            </w:r>
+          </w:p>
+        </w:tc>
+      </w:tr>
+      <w:tr>
+        <w:tc>
+          <w:tcPr>
+            <w:tcW w:type="dxa" w:w="1560"/>
+            <w:shd w:val="clear" w:color="auto" w:fill="D9D9D9"/>
+            <w:tcMar>
+              <w:top w:w="60" w:type="dxa"/>
+              <w:bottom w:w="60" w:type="dxa"/>
+              <w:left w:w="108" w:type="dxa"/>
+              <w:right w:w="108" w:type="dxa"/>
+            </w:tcMar>
+            <w:tcBorders>
+              <w:bottom w:val="single" w:sz="4" w:space="0" w:color="CCCCCC"/>
+              <w:left w:val="single" w:sz="4" w:space="0" w:color="CCCCCC"/>
+              <w:right w:val="single" w:sz="4" w:space="0" w:color="CCCCCC"/>
+              <w:top w:val="single" w:sz="4" w:space="0" w:color="CCCCCC"/>
+            </w:tcBorders>
+          </w:tcPr>
+          <w:p>
+            <w:pPr>
+              <w:bidi w:val="1"/>
+              <w:spacing w:before="60" w:after="60"/>
+            </w:pPr>
+            <w:r>
+              <w:rPr>
+                <w:rFonts w:ascii="Dubai" w:hAnsi="Dubai" w:eastAsia="Dubai" w:cs="Dubai"/>
+                <w:b w:val="0"/>
+                <w:color w:val="000000"/>
+                <w:sz w:val="20"/>
+                <w:szCs w:val="20"/>
+                <w:rtl/>
+              </w:rPr>
+              <w:t>تفعيل إشعار SMS/بريد تلقائي في كل مرحلة مراجعة، وإضافة خدمة تصريح السلاح للدليل مع معايير الأهلية والمستندات ومدة المعالجة وجهة اتصال مباشرة.</w:t>
+            </w:r>
+          </w:p>
+        </w:tc>
+        <w:tc>
+          <w:tcPr>
+            <w:tcW w:type="dxa" w:w="1560"/>
+            <w:shd w:val="clear" w:color="auto" w:fill="D9D9D9"/>
+            <w:tcMar>
+              <w:top w:w="60" w:type="dxa"/>
+              <w:bottom w:w="60" w:type="dxa"/>
+              <w:left w:w="108" w:type="dxa"/>
+              <w:right w:w="108" w:type="dxa"/>
+            </w:tcMar>
+            <w:tcBorders>
+              <w:bottom w:val="single" w:sz="4" w:space="0" w:color="CCCCCC"/>
+              <w:left w:val="single" w:sz="4" w:space="0" w:color="CCCCCC"/>
+              <w:right w:val="single" w:sz="4" w:space="0" w:color="CCCCCC"/>
+              <w:top w:val="single" w:sz="4" w:space="0" w:color="CCCCCC"/>
+            </w:tcBorders>
+          </w:tcPr>
+          <w:p>
+            <w:pPr>
+              <w:bidi w:val="1"/>
+              <w:spacing w:before="60" w:after="60"/>
+            </w:pPr>
+            <w:r>
+              <w:rPr>
+                <w:rFonts w:ascii="Dubai" w:hAnsi="Dubai" w:eastAsia="Dubai" w:cs="Dubai"/>
+                <w:b w:val="0"/>
+                <w:color w:val="000000"/>
+                <w:sz w:val="20"/>
+                <w:szCs w:val="20"/>
+                <w:rtl/>
+              </w:rPr>
+              <w:t>محتوى مفقود + غياب الإشعار الاستباقي</w:t>
+            </w:r>
+          </w:p>
+        </w:tc>
+        <w:tc>
+          <w:tcPr>
+            <w:tcW w:type="dxa" w:w="1560"/>
+            <w:shd w:val="clear" w:color="auto" w:fill="D9D9D9"/>
+            <w:tcMar>
+              <w:top w:w="60" w:type="dxa"/>
+              <w:bottom w:w="60" w:type="dxa"/>
+              <w:left w:w="108" w:type="dxa"/>
+              <w:right w:w="108" w:type="dxa"/>
+            </w:tcMar>
+            <w:tcBorders>
+              <w:bottom w:val="single" w:sz="4" w:space="0" w:color="CCCCCC"/>
+              <w:left w:val="single" w:sz="4" w:space="0" w:color="CCCCCC"/>
+              <w:right w:val="single" w:sz="4" w:space="0" w:color="CCCCCC"/>
+              <w:top w:val="single" w:sz="4" w:space="0" w:color="CCCCCC"/>
+            </w:tcBorders>
+          </w:tcPr>
+          <w:p>
+            <w:pPr>
+              <w:bidi w:val="1"/>
+              <w:spacing w:before="60" w:after="60"/>
+            </w:pPr>
+            <w:r>
+              <w:rPr>
+                <w:rFonts w:ascii="Dubai" w:hAnsi="Dubai" w:eastAsia="Dubai" w:cs="Dubai"/>
+                <w:b w:val="0"/>
+                <w:color w:val="000000"/>
+                <w:sz w:val="20"/>
+                <w:szCs w:val="20"/>
+                <w:rtl/>
+              </w:rPr>
+              <w:t>خدمة تصريح السلاح غائبة كلياً عن الدليل والتطبيق، ولا توجد معايير أهلية أو مستندات مطلوبة أو إشعارات بمراحل المراجعة أو جهة اتصال للتصعيد.</w:t>
+            </w:r>
+          </w:p>
+        </w:tc>
+        <w:tc>
+          <w:tcPr>
+            <w:tcW w:type="dxa" w:w="1560"/>
+            <w:shd w:val="clear" w:color="auto" w:fill="D9D9D9"/>
+            <w:tcMar>
+              <w:top w:w="60" w:type="dxa"/>
+              <w:bottom w:w="60" w:type="dxa"/>
+              <w:left w:w="108" w:type="dxa"/>
+              <w:right w:w="108" w:type="dxa"/>
+            </w:tcMar>
+            <w:tcBorders>
+              <w:bottom w:val="single" w:sz="4" w:space="0" w:color="CCCCCC"/>
+              <w:left w:val="single" w:sz="4" w:space="0" w:color="CCCCCC"/>
+              <w:right w:val="single" w:sz="4" w:space="0" w:color="CCCCCC"/>
+              <w:top w:val="single" w:sz="4" w:space="0" w:color="CCCCCC"/>
+            </w:tcBorders>
+          </w:tcPr>
+          <w:p>
+            <w:pPr>
+              <w:bidi w:val="1"/>
+              <w:spacing w:before="60" w:after="60"/>
+            </w:pPr>
+            <w:r>
+              <w:rPr>
+                <w:rFonts w:ascii="Dubai" w:hAnsi="Dubai" w:eastAsia="Dubai" w:cs="Dubai"/>
+                <w:b w:val="0"/>
+                <w:color w:val="000000"/>
+                <w:sz w:val="20"/>
+                <w:szCs w:val="20"/>
+                <w:rtl/>
+              </w:rPr>
+              <w:t>🔴 حرجة</w:t>
+            </w:r>
+          </w:p>
+        </w:tc>
+        <w:tc>
+          <w:tcPr>
+            <w:tcW w:type="dxa" w:w="1560"/>
+            <w:shd w:val="clear" w:color="auto" w:fill="D9D9D9"/>
+            <w:tcMar>
+              <w:top w:w="60" w:type="dxa"/>
+              <w:bottom w:w="60" w:type="dxa"/>
+              <w:left w:w="108" w:type="dxa"/>
+              <w:right w:w="108" w:type="dxa"/>
+            </w:tcMar>
+            <w:tcBorders>
+              <w:bottom w:val="single" w:sz="4" w:space="0" w:color="CCCCCC"/>
+              <w:left w:val="single" w:sz="4" w:space="0" w:color="CCCCCC"/>
+              <w:right w:val="single" w:sz="4" w:space="0" w:color="CCCCCC"/>
+              <w:top w:val="single" w:sz="4" w:space="0" w:color="CCCCCC"/>
+            </w:tcBorders>
+          </w:tcPr>
+          <w:p>
+            <w:pPr>
+              <w:bidi w:val="1"/>
+              <w:spacing w:before="60" w:after="60"/>
+            </w:pPr>
+            <w:r>
+              <w:rPr>
+                <w:rFonts w:ascii="Dubai" w:hAnsi="Dubai" w:eastAsia="Dubai" w:cs="Dubai"/>
+                <w:b w:val="0"/>
+                <w:color w:val="000000"/>
+                <w:sz w:val="20"/>
+                <w:szCs w:val="20"/>
+                <w:rtl/>
+              </w:rPr>
+              <w:t>3</w:t>
+            </w:r>
+          </w:p>
+        </w:tc>
+        <w:tc>
+          <w:tcPr>
+            <w:tcW w:type="dxa" w:w="1560"/>
+            <w:shd w:val="clear" w:color="auto" w:fill="D9D9D9"/>
+            <w:tcMar>
+              <w:top w:w="60" w:type="dxa"/>
+              <w:bottom w:w="60" w:type="dxa"/>
+              <w:left w:w="108" w:type="dxa"/>
+              <w:right w:w="108" w:type="dxa"/>
+            </w:tcMar>
+            <w:tcBorders>
+              <w:bottom w:val="single" w:sz="4" w:space="0" w:color="CCCCCC"/>
+              <w:left w:val="single" w:sz="4" w:space="0" w:color="CCCCCC"/>
+              <w:right w:val="single" w:sz="4" w:space="0" w:color="CCCCCC"/>
+              <w:top w:val="single" w:sz="4" w:space="0" w:color="CCCCCC"/>
+            </w:tcBorders>
+          </w:tcPr>
+          <w:p>
+            <w:pPr>
+              <w:bidi w:val="1"/>
+              <w:spacing w:before="60" w:after="60"/>
+            </w:pPr>
+            <w:r>
+              <w:rPr>
+                <w:rFonts w:ascii="Dubai" w:hAnsi="Dubai" w:eastAsia="Dubai" w:cs="Dubai"/>
+                <w:b w:val="0"/>
+                <w:color w:val="000000"/>
+                <w:sz w:val="20"/>
+                <w:szCs w:val="20"/>
+                <w:rtl/>
+              </w:rPr>
+              <w:t>طلبات تصريح السلاح — غياب تحديثات الحالة والتواصل</w:t>
+            </w:r>
+          </w:p>
+        </w:tc>
+      </w:tr>
+      <w:tr>
+        <w:tc>
+          <w:tcPr>
+            <w:tcW w:type="dxa" w:w="1560"/>
+            <w:shd w:val="clear" w:color="auto" w:fill="FFFFFF"/>
+            <w:tcMar>
+              <w:top w:w="60" w:type="dxa"/>
+              <w:bottom w:w="60" w:type="dxa"/>
+              <w:left w:w="108" w:type="dxa"/>
+              <w:right w:w="108" w:type="dxa"/>
+            </w:tcMar>
+            <w:tcBorders>
+              <w:bottom w:val="single" w:sz="4" w:space="0" w:color="CCCCCC"/>
+              <w:left w:val="single" w:sz="4" w:space="0" w:color="CCCCCC"/>
+              <w:right w:val="single" w:sz="4" w:space="0" w:color="CCCCCC"/>
+              <w:top w:val="single" w:sz="4" w:space="0" w:color="CCCCCC"/>
+            </w:tcBorders>
+          </w:tcPr>
+          <w:p>
+            <w:pPr>
+              <w:bidi w:val="1"/>
+              <w:spacing w:before="60" w:after="60"/>
+            </w:pPr>
+            <w:r>
+              <w:rPr>
+                <w:rFonts w:ascii="Dubai" w:hAnsi="Dubai" w:eastAsia="Dubai" w:cs="Dubai"/>
+                <w:b w:val="0"/>
+                <w:color w:val="000000"/>
+                <w:sz w:val="20"/>
+                <w:szCs w:val="20"/>
+                <w:rtl/>
+              </w:rPr>
+              <w:t>إنشاء قناة رقمية لطلبات الاسترداد والنزاع في تطبيق MOI، وإرسال SMS تأكيد تلقائي لكل معاملة دفع، وإضافة سؤال شائع للخصم المزدوج.</w:t>
+            </w:r>
+          </w:p>
+        </w:tc>
+        <w:tc>
+          <w:tcPr>
+            <w:tcW w:type="dxa" w:w="1560"/>
+            <w:shd w:val="clear" w:color="auto" w:fill="FFFFFF"/>
+            <w:tcMar>
+              <w:top w:w="60" w:type="dxa"/>
+              <w:bottom w:w="60" w:type="dxa"/>
+              <w:left w:w="108" w:type="dxa"/>
+              <w:right w:w="108" w:type="dxa"/>
+            </w:tcMar>
+            <w:tcBorders>
+              <w:bottom w:val="single" w:sz="4" w:space="0" w:color="CCCCCC"/>
+              <w:left w:val="single" w:sz="4" w:space="0" w:color="CCCCCC"/>
+              <w:right w:val="single" w:sz="4" w:space="0" w:color="CCCCCC"/>
+              <w:top w:val="single" w:sz="4" w:space="0" w:color="CCCCCC"/>
+            </w:tcBorders>
+          </w:tcPr>
+          <w:p>
+            <w:pPr>
+              <w:bidi w:val="1"/>
+              <w:spacing w:before="60" w:after="60"/>
+            </w:pPr>
+            <w:r>
+              <w:rPr>
+                <w:rFonts w:ascii="Dubai" w:hAnsi="Dubai" w:eastAsia="Dubai" w:cs="Dubai"/>
+                <w:b w:val="0"/>
+                <w:color w:val="000000"/>
+                <w:sz w:val="20"/>
+                <w:szCs w:val="20"/>
+                <w:rtl/>
+              </w:rPr>
+              <w:t>خلل في المنصة + غياب قناة استرداد رقمية</w:t>
+            </w:r>
+          </w:p>
+        </w:tc>
+        <w:tc>
+          <w:tcPr>
+            <w:tcW w:type="dxa" w:w="1560"/>
+            <w:shd w:val="clear" w:color="auto" w:fill="FFFFFF"/>
+            <w:tcMar>
+              <w:top w:w="60" w:type="dxa"/>
+              <w:bottom w:w="60" w:type="dxa"/>
+              <w:left w:w="108" w:type="dxa"/>
+              <w:right w:w="108" w:type="dxa"/>
+            </w:tcMar>
+            <w:tcBorders>
+              <w:bottom w:val="single" w:sz="4" w:space="0" w:color="CCCCCC"/>
+              <w:left w:val="single" w:sz="4" w:space="0" w:color="CCCCCC"/>
+              <w:right w:val="single" w:sz="4" w:space="0" w:color="CCCCCC"/>
+              <w:top w:val="single" w:sz="4" w:space="0" w:color="CCCCCC"/>
+            </w:tcBorders>
+          </w:tcPr>
+          <w:p>
+            <w:pPr>
+              <w:bidi w:val="1"/>
+              <w:spacing w:before="60" w:after="60"/>
+            </w:pPr>
+            <w:r>
+              <w:rPr>
+                <w:rFonts w:ascii="Dubai" w:hAnsi="Dubai" w:eastAsia="Dubai" w:cs="Dubai"/>
+                <w:b w:val="0"/>
+                <w:color w:val="000000"/>
+                <w:sz w:val="20"/>
+                <w:szCs w:val="20"/>
+                <w:rtl/>
+              </w:rPr>
+              <w:t>خدمة استرجاع المخالفات المدفوعة متاحة عبر مراكز الخدمة فقط (07:30–15:30)، ولا توجد قناة رقمية في التطبيق لتقديم نزاع الخصم المزدوج أو طلب الاسترداد.</w:t>
+            </w:r>
+          </w:p>
+        </w:tc>
+        <w:tc>
+          <w:tcPr>
+            <w:tcW w:type="dxa" w:w="1560"/>
+            <w:shd w:val="clear" w:color="auto" w:fill="FFFFFF"/>
+            <w:tcMar>
+              <w:top w:w="60" w:type="dxa"/>
+              <w:bottom w:w="60" w:type="dxa"/>
+              <w:left w:w="108" w:type="dxa"/>
+              <w:right w:w="108" w:type="dxa"/>
+            </w:tcMar>
+            <w:tcBorders>
+              <w:bottom w:val="single" w:sz="4" w:space="0" w:color="CCCCCC"/>
+              <w:left w:val="single" w:sz="4" w:space="0" w:color="CCCCCC"/>
+              <w:right w:val="single" w:sz="4" w:space="0" w:color="CCCCCC"/>
+              <w:top w:val="single" w:sz="4" w:space="0" w:color="CCCCCC"/>
+            </w:tcBorders>
+          </w:tcPr>
+          <w:p>
+            <w:pPr>
+              <w:bidi w:val="1"/>
+              <w:spacing w:before="60" w:after="60"/>
+            </w:pPr>
+            <w:r>
+              <w:rPr>
+                <w:rFonts w:ascii="Dubai" w:hAnsi="Dubai" w:eastAsia="Dubai" w:cs="Dubai"/>
+                <w:b w:val="0"/>
+                <w:color w:val="000000"/>
+                <w:sz w:val="20"/>
+                <w:szCs w:val="20"/>
+                <w:rtl/>
+              </w:rPr>
+              <w:t>🟡 عالية</w:t>
+            </w:r>
+          </w:p>
+        </w:tc>
+        <w:tc>
+          <w:tcPr>
+            <w:tcW w:type="dxa" w:w="1560"/>
+            <w:shd w:val="clear" w:color="auto" w:fill="FFFFFF"/>
+            <w:tcMar>
+              <w:top w:w="60" w:type="dxa"/>
+              <w:bottom w:w="60" w:type="dxa"/>
+              <w:left w:w="108" w:type="dxa"/>
+              <w:right w:w="108" w:type="dxa"/>
+            </w:tcMar>
+            <w:tcBorders>
+              <w:bottom w:val="single" w:sz="4" w:space="0" w:color="CCCCCC"/>
+              <w:left w:val="single" w:sz="4" w:space="0" w:color="CCCCCC"/>
+              <w:right w:val="single" w:sz="4" w:space="0" w:color="CCCCCC"/>
+              <w:top w:val="single" w:sz="4" w:space="0" w:color="CCCCCC"/>
+            </w:tcBorders>
+          </w:tcPr>
+          <w:p>
+            <w:pPr>
+              <w:bidi w:val="1"/>
+              <w:spacing w:before="60" w:after="60"/>
+            </w:pPr>
+            <w:r>
+              <w:rPr>
+                <w:rFonts w:ascii="Dubai" w:hAnsi="Dubai" w:eastAsia="Dubai" w:cs="Dubai"/>
+                <w:b w:val="0"/>
+                <w:color w:val="000000"/>
+                <w:sz w:val="20"/>
+                <w:szCs w:val="20"/>
+                <w:rtl/>
+              </w:rPr>
+              <w:t>2</w:t>
+            </w:r>
+          </w:p>
+        </w:tc>
+        <w:tc>
+          <w:tcPr>
+            <w:tcW w:type="dxa" w:w="1560"/>
+            <w:shd w:val="clear" w:color="auto" w:fill="FFFFFF"/>
+            <w:tcMar>
+              <w:top w:w="60" w:type="dxa"/>
+              <w:bottom w:w="60" w:type="dxa"/>
+              <w:left w:w="108" w:type="dxa"/>
+              <w:right w:w="108" w:type="dxa"/>
+            </w:tcMar>
+            <w:tcBorders>
+              <w:bottom w:val="single" w:sz="4" w:space="0" w:color="CCCCCC"/>
+              <w:left w:val="single" w:sz="4" w:space="0" w:color="CCCCCC"/>
+              <w:right w:val="single" w:sz="4" w:space="0" w:color="CCCCCC"/>
+              <w:top w:val="single" w:sz="4" w:space="0" w:color="CCCCCC"/>
+            </w:tcBorders>
+          </w:tcPr>
+          <w:p>
+            <w:pPr>
+              <w:bidi w:val="1"/>
+              <w:spacing w:before="60" w:after="60"/>
+            </w:pPr>
+            <w:r>
+              <w:rPr>
+                <w:rFonts w:ascii="Dubai" w:hAnsi="Dubai" w:eastAsia="Dubai" w:cs="Dubai"/>
+                <w:b w:val="0"/>
+                <w:color w:val="000000"/>
+                <w:sz w:val="20"/>
+                <w:szCs w:val="20"/>
+                <w:rtl/>
+              </w:rPr>
+              <w:t>أخطاء تقنية في النظام — خصم مزدوج وحجب تسجيل غير مبرر</w:t>
+            </w:r>
+          </w:p>
+        </w:tc>
+      </w:tr>
+      <w:tr>
+        <w:tc>
+          <w:tcPr>
+            <w:tcW w:type="dxa" w:w="1560"/>
+            <w:shd w:val="clear" w:color="auto" w:fill="D9D9D9"/>
+            <w:tcMar>
+              <w:top w:w="60" w:type="dxa"/>
+              <w:bottom w:w="60" w:type="dxa"/>
+              <w:left w:w="108" w:type="dxa"/>
+              <w:right w:w="108" w:type="dxa"/>
+            </w:tcMar>
+            <w:tcBorders>
+              <w:bottom w:val="single" w:sz="4" w:space="0" w:color="CCCCCC"/>
+              <w:left w:val="single" w:sz="4" w:space="0" w:color="CCCCCC"/>
+              <w:right w:val="single" w:sz="4" w:space="0" w:color="CCCCCC"/>
+              <w:top w:val="single" w:sz="4" w:space="0" w:color="CCCCCC"/>
+            </w:tcBorders>
+          </w:tcPr>
+          <w:p>
+            <w:pPr>
+              <w:bidi w:val="1"/>
+              <w:spacing w:before="60" w:after="60"/>
+            </w:pPr>
+            <w:r>
+              <w:rPr>
+                <w:rFonts w:ascii="Dubai" w:hAnsi="Dubai" w:eastAsia="Dubai" w:cs="Dubai"/>
+                <w:b w:val="0"/>
+                <w:color w:val="000000"/>
+                <w:sz w:val="20"/>
+                <w:szCs w:val="20"/>
+                <w:rtl/>
+              </w:rPr>
+              <w:t>إضافة أدلة مرئية بلقطات شاشة لعمليات الدفع الشائعة، وشاشات تأكيد بملخص كامل قبل الإرسال، وسؤال شائع لتصحيح الاختيار الخاطئ.</w:t>
+            </w:r>
+          </w:p>
+        </w:tc>
+        <w:tc>
+          <w:tcPr>
+            <w:tcW w:type="dxa" w:w="1560"/>
+            <w:shd w:val="clear" w:color="auto" w:fill="D9D9D9"/>
+            <w:tcMar>
+              <w:top w:w="60" w:type="dxa"/>
+              <w:bottom w:w="60" w:type="dxa"/>
+              <w:left w:w="108" w:type="dxa"/>
+              <w:right w:w="108" w:type="dxa"/>
+            </w:tcMar>
+            <w:tcBorders>
+              <w:bottom w:val="single" w:sz="4" w:space="0" w:color="CCCCCC"/>
+              <w:left w:val="single" w:sz="4" w:space="0" w:color="CCCCCC"/>
+              <w:right w:val="single" w:sz="4" w:space="0" w:color="CCCCCC"/>
+              <w:top w:val="single" w:sz="4" w:space="0" w:color="CCCCCC"/>
+            </w:tcBorders>
+          </w:tcPr>
+          <w:p>
+            <w:pPr>
+              <w:bidi w:val="1"/>
+              <w:spacing w:before="60" w:after="60"/>
+            </w:pPr>
+            <w:r>
+              <w:rPr>
+                <w:rFonts w:ascii="Dubai" w:hAnsi="Dubai" w:eastAsia="Dubai" w:cs="Dubai"/>
+                <w:b w:val="0"/>
+                <w:color w:val="000000"/>
+                <w:sz w:val="20"/>
+                <w:szCs w:val="20"/>
+                <w:rtl/>
+              </w:rPr>
+              <w:t>معلومات مفقودة + غياب إرشادات واجهة المستخدم</w:t>
+            </w:r>
+          </w:p>
+        </w:tc>
+        <w:tc>
+          <w:tcPr>
+            <w:tcW w:type="dxa" w:w="1560"/>
+            <w:shd w:val="clear" w:color="auto" w:fill="D9D9D9"/>
+            <w:tcMar>
+              <w:top w:w="60" w:type="dxa"/>
+              <w:bottom w:w="60" w:type="dxa"/>
+              <w:left w:w="108" w:type="dxa"/>
+              <w:right w:w="108" w:type="dxa"/>
+            </w:tcMar>
+            <w:tcBorders>
+              <w:bottom w:val="single" w:sz="4" w:space="0" w:color="CCCCCC"/>
+              <w:left w:val="single" w:sz="4" w:space="0" w:color="CCCCCC"/>
+              <w:right w:val="single" w:sz="4" w:space="0" w:color="CCCCCC"/>
+              <w:top w:val="single" w:sz="4" w:space="0" w:color="CCCCCC"/>
+            </w:tcBorders>
+          </w:tcPr>
+          <w:p>
+            <w:pPr>
+              <w:bidi w:val="1"/>
+              <w:spacing w:before="60" w:after="60"/>
+            </w:pPr>
+            <w:r>
+              <w:rPr>
+                <w:rFonts w:ascii="Dubai" w:hAnsi="Dubai" w:eastAsia="Dubai" w:cs="Dubai"/>
+                <w:b w:val="0"/>
+                <w:color w:val="000000"/>
+                <w:sz w:val="20"/>
+                <w:szCs w:val="20"/>
+                <w:rtl/>
+              </w:rPr>
+              <w:t>لا توجد إرشادات مرئية أو شاشات تأكيد واضحة في مسار الدفع، مما يؤدي إلى اختيار نوع لوحة أو خدمة خاطئة دون إمكانية التصحيح الفوري.</w:t>
+            </w:r>
+          </w:p>
+        </w:tc>
+        <w:tc>
+          <w:tcPr>
+            <w:tcW w:type="dxa" w:w="1560"/>
+            <w:shd w:val="clear" w:color="auto" w:fill="D9D9D9"/>
+            <w:tcMar>
+              <w:top w:w="60" w:type="dxa"/>
+              <w:bottom w:w="60" w:type="dxa"/>
+              <w:left w:w="108" w:type="dxa"/>
+              <w:right w:w="108" w:type="dxa"/>
+            </w:tcMar>
+            <w:tcBorders>
+              <w:bottom w:val="single" w:sz="4" w:space="0" w:color="CCCCCC"/>
+              <w:left w:val="single" w:sz="4" w:space="0" w:color="CCCCCC"/>
+              <w:right w:val="single" w:sz="4" w:space="0" w:color="CCCCCC"/>
+              <w:top w:val="single" w:sz="4" w:space="0" w:color="CCCCCC"/>
+            </w:tcBorders>
+          </w:tcPr>
+          <w:p>
+            <w:pPr>
+              <w:bidi w:val="1"/>
+              <w:spacing w:before="60" w:after="60"/>
+            </w:pPr>
+            <w:r>
+              <w:rPr>
+                <w:rFonts w:ascii="Dubai" w:hAnsi="Dubai" w:eastAsia="Dubai" w:cs="Dubai"/>
+                <w:b w:val="0"/>
+                <w:color w:val="000000"/>
+                <w:sz w:val="20"/>
+                <w:szCs w:val="20"/>
+                <w:rtl/>
+              </w:rPr>
+              <w:t>🟡 عالية</w:t>
+            </w:r>
+          </w:p>
+        </w:tc>
+        <w:tc>
+          <w:tcPr>
+            <w:tcW w:type="dxa" w:w="1560"/>
+            <w:shd w:val="clear" w:color="auto" w:fill="D9D9D9"/>
+            <w:tcMar>
+              <w:top w:w="60" w:type="dxa"/>
+              <w:bottom w:w="60" w:type="dxa"/>
+              <w:left w:w="108" w:type="dxa"/>
+              <w:right w:w="108" w:type="dxa"/>
+            </w:tcMar>
+            <w:tcBorders>
+              <w:bottom w:val="single" w:sz="4" w:space="0" w:color="CCCCCC"/>
+              <w:left w:val="single" w:sz="4" w:space="0" w:color="CCCCCC"/>
+              <w:right w:val="single" w:sz="4" w:space="0" w:color="CCCCCC"/>
+              <w:top w:val="single" w:sz="4" w:space="0" w:color="CCCCCC"/>
+            </w:tcBorders>
+          </w:tcPr>
+          <w:p>
+            <w:pPr>
+              <w:bidi w:val="1"/>
+              <w:spacing w:before="60" w:after="60"/>
+            </w:pPr>
+            <w:r>
+              <w:rPr>
+                <w:rFonts w:ascii="Dubai" w:hAnsi="Dubai" w:eastAsia="Dubai" w:cs="Dubai"/>
+                <w:b w:val="0"/>
+                <w:color w:val="000000"/>
+                <w:sz w:val="20"/>
+                <w:szCs w:val="20"/>
+                <w:rtl/>
+              </w:rPr>
+              <w:t>2</w:t>
+            </w:r>
+          </w:p>
+        </w:tc>
+        <w:tc>
+          <w:tcPr>
+            <w:tcW w:type="dxa" w:w="1560"/>
+            <w:shd w:val="clear" w:color="auto" w:fill="D9D9D9"/>
+            <w:tcMar>
+              <w:top w:w="60" w:type="dxa"/>
+              <w:bottom w:w="60" w:type="dxa"/>
+              <w:left w:w="108" w:type="dxa"/>
+              <w:right w:w="108" w:type="dxa"/>
+            </w:tcMar>
+            <w:tcBorders>
+              <w:bottom w:val="single" w:sz="4" w:space="0" w:color="CCCCCC"/>
+              <w:left w:val="single" w:sz="4" w:space="0" w:color="CCCCCC"/>
+              <w:right w:val="single" w:sz="4" w:space="0" w:color="CCCCCC"/>
+              <w:top w:val="single" w:sz="4" w:space="0" w:color="CCCCCC"/>
+            </w:tcBorders>
+          </w:tcPr>
+          <w:p>
+            <w:pPr>
+              <w:bidi w:val="1"/>
+              <w:spacing w:before="60" w:after="60"/>
+            </w:pPr>
+            <w:r>
+              <w:rPr>
+                <w:rFonts w:ascii="Dubai" w:hAnsi="Dubai" w:eastAsia="Dubai" w:cs="Dubai"/>
+                <w:b w:val="0"/>
+                <w:color w:val="000000"/>
+                <w:sz w:val="20"/>
+                <w:szCs w:val="20"/>
+                <w:rtl/>
+              </w:rPr>
+              <w:t>أخطاء في إجراءات الدفع — عدم وضوح واجهة التطبيق يؤدي إلى اختيارات خاطئة</w:t>
             </w:r>
           </w:p>
         </w:tc>
@@ -8270,10 +11219,10 @@
               <w:right w:w="108" w:type="dxa"/>
             </w:tcMar>
             <w:tcBorders>
+              <w:bottom w:val="single" w:sz="4" w:space="0" w:color="CCCCCC"/>
+              <w:left w:val="single" w:sz="4" w:space="0" w:color="CCCCCC"/>
+              <w:right w:val="single" w:sz="4" w:space="0" w:color="CCCCCC"/>
               <w:top w:val="single" w:sz="4" w:space="0" w:color="CCCCCC"/>
-              <w:bottom w:val="single" w:sz="4" w:space="0" w:color="CCCCCC"/>
-              <w:right w:val="single" w:sz="4" w:space="0" w:color="CCCCCC"/>
-              <w:left w:val="single" w:sz="4" w:space="0" w:color="CCCCCC"/>
             </w:tcBorders>
           </w:tcPr>
           <w:p>
@@ -8305,10 +11254,10 @@
               <w:right w:w="108" w:type="dxa"/>
             </w:tcMar>
             <w:tcBorders>
+              <w:bottom w:val="single" w:sz="4" w:space="0" w:color="CCCCCC"/>
+              <w:left w:val="single" w:sz="4" w:space="0" w:color="CCCCCC"/>
+              <w:right w:val="single" w:sz="4" w:space="0" w:color="CCCCCC"/>
               <w:top w:val="single" w:sz="4" w:space="0" w:color="CCCCCC"/>
-              <w:bottom w:val="single" w:sz="4" w:space="0" w:color="CCCCCC"/>
-              <w:right w:val="single" w:sz="4" w:space="0" w:color="CCCCCC"/>
-              <w:left w:val="single" w:sz="4" w:space="0" w:color="CCCCCC"/>
             </w:tcBorders>
           </w:tcPr>
           <w:p>
@@ -8340,10 +11289,10 @@
               <w:right w:w="108" w:type="dxa"/>
             </w:tcMar>
             <w:tcBorders>
+              <w:bottom w:val="single" w:sz="4" w:space="0" w:color="CCCCCC"/>
+              <w:left w:val="single" w:sz="4" w:space="0" w:color="CCCCCC"/>
+              <w:right w:val="single" w:sz="4" w:space="0" w:color="CCCCCC"/>
               <w:top w:val="single" w:sz="4" w:space="0" w:color="CCCCCC"/>
-              <w:bottom w:val="single" w:sz="4" w:space="0" w:color="CCCCCC"/>
-              <w:right w:val="single" w:sz="4" w:space="0" w:color="CCCCCC"/>
-              <w:left w:val="single" w:sz="4" w:space="0" w:color="CCCCCC"/>
             </w:tcBorders>
           </w:tcPr>
           <w:p>
@@ -8375,10 +11324,10 @@
               <w:right w:w="108" w:type="dxa"/>
             </w:tcMar>
             <w:tcBorders>
+              <w:bottom w:val="single" w:sz="4" w:space="0" w:color="CCCCCC"/>
+              <w:left w:val="single" w:sz="4" w:space="0" w:color="CCCCCC"/>
+              <w:right w:val="single" w:sz="4" w:space="0" w:color="CCCCCC"/>
               <w:top w:val="single" w:sz="4" w:space="0" w:color="CCCCCC"/>
-              <w:left w:val="single" w:sz="4" w:space="0" w:color="CCCCCC"/>
-              <w:bottom w:val="single" w:sz="4" w:space="0" w:color="CCCCCC"/>
-              <w:right w:val="single" w:sz="4" w:space="0" w:color="CCCCCC"/>
             </w:tcBorders>
           </w:tcPr>
           <w:p>
@@ -8412,10 +11361,10 @@
               <w:right w:w="108" w:type="dxa"/>
             </w:tcMar>
             <w:tcBorders>
+              <w:bottom w:val="single" w:sz="4" w:space="0" w:color="CCCCCC"/>
+              <w:left w:val="single" w:sz="4" w:space="0" w:color="CCCCCC"/>
+              <w:right w:val="single" w:sz="4" w:space="0" w:color="CCCCCC"/>
               <w:top w:val="single" w:sz="4" w:space="0" w:color="CCCCCC"/>
-              <w:bottom w:val="single" w:sz="4" w:space="0" w:color="CCCCCC"/>
-              <w:right w:val="single" w:sz="4" w:space="0" w:color="CCCCCC"/>
-              <w:left w:val="single" w:sz="4" w:space="0" w:color="CCCCCC"/>
             </w:tcBorders>
           </w:tcPr>
           <w:p>
@@ -8432,7 +11381,7 @@
                 <w:szCs w:val="20"/>
                 <w:rtl/>
               </w:rPr>
-              <w:t>إنشاء بوابة إبلاغ تقني داخل التطبيق مع إشعار SMS/بريد تلقائي يؤكد تسجيل البيانات بالطابع الزمني.</w:t>
+              <w:t>إنشاء نموذج إبلاغ رقمي في التطبيق لتقديم شكاوى المخالفات المشكوك فيها مع رفع المستندات الإثباتية وتحديد مدة معالجة واضحة.</w:t>
             </w:r>
           </w:p>
         </w:tc>
@@ -8447,10 +11396,10 @@
               <w:right w:w="108" w:type="dxa"/>
             </w:tcMar>
             <w:tcBorders>
+              <w:bottom w:val="single" w:sz="4" w:space="0" w:color="CCCCCC"/>
+              <w:left w:val="single" w:sz="4" w:space="0" w:color="CCCCCC"/>
+              <w:right w:val="single" w:sz="4" w:space="0" w:color="CCCCCC"/>
               <w:top w:val="single" w:sz="4" w:space="0" w:color="CCCCCC"/>
-              <w:bottom w:val="single" w:sz="4" w:space="0" w:color="CCCCCC"/>
-              <w:right w:val="single" w:sz="4" w:space="0" w:color="CCCCCC"/>
-              <w:left w:val="single" w:sz="4" w:space="0" w:color="CCCCCC"/>
             </w:tcBorders>
           </w:tcPr>
           <w:p>
@@ -8467,7 +11416,7 @@
                 <w:szCs w:val="20"/>
                 <w:rtl/>
               </w:rPr>
-              <w:t>3 حالة — عدم ظهور البيانات أو تحديثها في النظام بعد إتمام الإجراء</w:t>
+              <w:t>13 حالة — صورة المركبة في إشعار المخالفة تُظهر مركبة مختلفة أو لوحة غير صحيحة، أو تسجيل مخالفة على متعامل لم يكن في الفجيرة</w:t>
             </w:r>
           </w:p>
         </w:tc>
@@ -8482,10 +11431,10 @@
               <w:right w:w="108" w:type="dxa"/>
             </w:tcMar>
             <w:tcBorders>
+              <w:bottom w:val="single" w:sz="4" w:space="0" w:color="CCCCCC"/>
+              <w:left w:val="single" w:sz="4" w:space="0" w:color="CCCCCC"/>
+              <w:right w:val="single" w:sz="4" w:space="0" w:color="CCCCCC"/>
               <w:top w:val="single" w:sz="4" w:space="0" w:color="CCCCCC"/>
-              <w:bottom w:val="single" w:sz="4" w:space="0" w:color="CCCCCC"/>
-              <w:right w:val="single" w:sz="4" w:space="0" w:color="CCCCCC"/>
-              <w:left w:val="single" w:sz="4" w:space="0" w:color="CCCCCC"/>
             </w:tcBorders>
           </w:tcPr>
           <w:p>
@@ -8517,10 +11466,10 @@
               <w:right w:w="108" w:type="dxa"/>
             </w:tcMar>
             <w:tcBorders>
+              <w:bottom w:val="single" w:sz="4" w:space="0" w:color="CCCCCC"/>
+              <w:left w:val="single" w:sz="4" w:space="0" w:color="CCCCCC"/>
+              <w:right w:val="single" w:sz="4" w:space="0" w:color="CCCCCC"/>
               <w:top w:val="single" w:sz="4" w:space="0" w:color="CCCCCC"/>
-              <w:left w:val="single" w:sz="4" w:space="0" w:color="CCCCCC"/>
-              <w:bottom w:val="single" w:sz="4" w:space="0" w:color="CCCCCC"/>
-              <w:right w:val="single" w:sz="4" w:space="0" w:color="CCCCCC"/>
             </w:tcBorders>
           </w:tcPr>
           <w:p>
@@ -8554,10 +11503,10 @@
               <w:right w:w="108" w:type="dxa"/>
             </w:tcMar>
             <w:tcBorders>
+              <w:bottom w:val="single" w:sz="4" w:space="0" w:color="CCCCCC"/>
               <w:left w:val="single" w:sz="4" w:space="0" w:color="CCCCCC"/>
+              <w:right w:val="single" w:sz="4" w:space="0" w:color="CCCCCC"/>
               <w:top w:val="single" w:sz="4" w:space="0" w:color="CCCCCC"/>
-              <w:bottom w:val="single" w:sz="4" w:space="0" w:color="CCCCCC"/>
-              <w:right w:val="single" w:sz="4" w:space="0" w:color="CCCCCC"/>
             </w:tcBorders>
           </w:tcPr>
           <w:p>
@@ -8574,7 +11523,7 @@
                 <w:szCs w:val="20"/>
                 <w:rtl/>
               </w:rPr>
-              <w:t>إطلاق مسار رقمي مستقل لتصحيح أخطاء المخالفات يتضمن عرض الصورة ونموذج التصحيح الإلكتروني.</w:t>
+              <w:t>تفعيل إشعارات SMS/بريد إلكتروني تلقائية عند كل تغيّر في حالة الطلب من تقديم حتى الاستلام النهائي.</w:t>
             </w:r>
           </w:p>
         </w:tc>
@@ -8589,10 +11538,10 @@
               <w:right w:w="108" w:type="dxa"/>
             </w:tcMar>
             <w:tcBorders>
+              <w:bottom w:val="single" w:sz="4" w:space="0" w:color="CCCCCC"/>
+              <w:left w:val="single" w:sz="4" w:space="0" w:color="CCCCCC"/>
+              <w:right w:val="single" w:sz="4" w:space="0" w:color="CCCCCC"/>
               <w:top w:val="single" w:sz="4" w:space="0" w:color="CCCCCC"/>
-              <w:bottom w:val="single" w:sz="4" w:space="0" w:color="CCCCCC"/>
-              <w:right w:val="single" w:sz="4" w:space="0" w:color="CCCCCC"/>
-              <w:left w:val="single" w:sz="4" w:space="0" w:color="CCCCCC"/>
             </w:tcBorders>
           </w:tcPr>
           <w:p>
@@ -8609,7 +11558,7 @@
                 <w:szCs w:val="20"/>
                 <w:rtl/>
               </w:rPr>
-              <w:t>3 حالة — تسجيل مخالفة مرورية على رقم مركبة أو شخص لا علاقة له بالمخالفة دون إرفاق صورة واضحة أو آلية تصحيح ذاتي</w:t>
+              <w:t>11 حالة — عدم وضوح حالة طلب تجديد الرخصة أو تسجيل المركبة المقدم مسبقاً دون أي إشعار بالتحديث</w:t>
             </w:r>
           </w:p>
         </w:tc>
@@ -8624,10 +11573,10 @@
               <w:right w:w="108" w:type="dxa"/>
             </w:tcMar>
             <w:tcBorders>
+              <w:bottom w:val="single" w:sz="4" w:space="0" w:color="CCCCCC"/>
+              <w:left w:val="single" w:sz="4" w:space="0" w:color="CCCCCC"/>
+              <w:right w:val="single" w:sz="4" w:space="0" w:color="CCCCCC"/>
               <w:top w:val="single" w:sz="4" w:space="0" w:color="CCCCCC"/>
-              <w:bottom w:val="single" w:sz="4" w:space="0" w:color="CCCCCC"/>
-              <w:right w:val="single" w:sz="4" w:space="0" w:color="CCCCCC"/>
-              <w:left w:val="single" w:sz="4" w:space="0" w:color="CCCCCC"/>
             </w:tcBorders>
           </w:tcPr>
           <w:p>
@@ -8644,7 +11593,7 @@
                 <w:szCs w:val="20"/>
                 <w:rtl/>
               </w:rPr>
-              <w:t>غياب مسار رقمي مخصص</w:t>
+              <w:t>ضعف الإشعار الاستباقي</w:t>
             </w:r>
           </w:p>
         </w:tc>
@@ -8659,10 +11608,10 @@
               <w:right w:w="108" w:type="dxa"/>
             </w:tcMar>
             <w:tcBorders>
+              <w:bottom w:val="single" w:sz="4" w:space="0" w:color="CCCCCC"/>
+              <w:left w:val="single" w:sz="4" w:space="0" w:color="CCCCCC"/>
+              <w:right w:val="single" w:sz="4" w:space="0" w:color="CCCCCC"/>
               <w:top w:val="single" w:sz="4" w:space="0" w:color="CCCCCC"/>
-              <w:left w:val="single" w:sz="4" w:space="0" w:color="CCCCCC"/>
-              <w:bottom w:val="single" w:sz="4" w:space="0" w:color="CCCCCC"/>
-              <w:right w:val="single" w:sz="4" w:space="0" w:color="CCCCCC"/>
             </w:tcBorders>
           </w:tcPr>
           <w:p>
@@ -8696,10 +11645,10 @@
               <w:right w:w="108" w:type="dxa"/>
             </w:tcMar>
             <w:tcBorders>
+              <w:bottom w:val="single" w:sz="4" w:space="0" w:color="CCCCCC"/>
               <w:left w:val="single" w:sz="4" w:space="0" w:color="CCCCCC"/>
+              <w:right w:val="single" w:sz="4" w:space="0" w:color="CCCCCC"/>
               <w:top w:val="single" w:sz="4" w:space="0" w:color="CCCCCC"/>
-              <w:bottom w:val="single" w:sz="4" w:space="0" w:color="CCCCCC"/>
-              <w:right w:val="single" w:sz="4" w:space="0" w:color="CCCCCC"/>
             </w:tcBorders>
           </w:tcPr>
           <w:p>
@@ -8716,7 +11665,7 @@
                 <w:szCs w:val="20"/>
                 <w:rtl/>
               </w:rPr>
-              <w:t>إضافة زر اعتراض بارز في شاشة المخالفة داخل التطبيق مع حملة توعية رقمية بالقنوات المتاحة.</w:t>
+              <w:t>إطلاق مسار رقمي متكامل للاعتراض على المخالفات عبر تطبيق MOI مع تتبع الحالة وقائمة المستندات المطلوبة.</w:t>
             </w:r>
           </w:p>
         </w:tc>
@@ -8731,10 +11680,10 @@
               <w:right w:w="108" w:type="dxa"/>
             </w:tcMar>
             <w:tcBorders>
+              <w:bottom w:val="single" w:sz="4" w:space="0" w:color="CCCCCC"/>
+              <w:left w:val="single" w:sz="4" w:space="0" w:color="CCCCCC"/>
+              <w:right w:val="single" w:sz="4" w:space="0" w:color="CCCCCC"/>
               <w:top w:val="single" w:sz="4" w:space="0" w:color="CCCCCC"/>
-              <w:bottom w:val="single" w:sz="4" w:space="0" w:color="CCCCCC"/>
-              <w:right w:val="single" w:sz="4" w:space="0" w:color="CCCCCC"/>
-              <w:left w:val="single" w:sz="4" w:space="0" w:color="CCCCCC"/>
             </w:tcBorders>
           </w:tcPr>
           <w:p>
@@ -8751,7 +11700,7 @@
                 <w:szCs w:val="20"/>
                 <w:rtl/>
               </w:rPr>
-              <w:t>2 حالة — غياب قناة واضحة وسهلة للاعتراض على المخالفات المرورية دون الحاجة للتواصل مع خدمة العملاء</w:t>
+              <w:t>8 حالة — المتعامل يعترض على صحة المخالفة ولا يوجد قناة رقمية واضحة لتقديم الاعتراض الرسمي</w:t>
             </w:r>
           </w:p>
         </w:tc>
@@ -8766,10 +11715,10 @@
               <w:right w:w="108" w:type="dxa"/>
             </w:tcMar>
             <w:tcBorders>
+              <w:bottom w:val="single" w:sz="4" w:space="0" w:color="CCCCCC"/>
+              <w:left w:val="single" w:sz="4" w:space="0" w:color="CCCCCC"/>
+              <w:right w:val="single" w:sz="4" w:space="0" w:color="CCCCCC"/>
               <w:top w:val="single" w:sz="4" w:space="0" w:color="CCCCCC"/>
-              <w:bottom w:val="single" w:sz="4" w:space="0" w:color="CCCCCC"/>
-              <w:right w:val="single" w:sz="4" w:space="0" w:color="CCCCCC"/>
-              <w:left w:val="single" w:sz="4" w:space="0" w:color="CCCCCC"/>
             </w:tcBorders>
           </w:tcPr>
           <w:p>
@@ -8786,7 +11735,7 @@
                 <w:szCs w:val="20"/>
                 <w:rtl/>
               </w:rPr>
-              <w:t>ضعف التوعية بالقنوات الرقمية المتاحة</w:t>
+              <w:t>غياب مسار رقمي مخصص</w:t>
             </w:r>
           </w:p>
         </w:tc>
@@ -8801,10 +11750,10 @@
               <w:right w:w="108" w:type="dxa"/>
             </w:tcMar>
             <w:tcBorders>
+              <w:bottom w:val="single" w:sz="4" w:space="0" w:color="CCCCCC"/>
+              <w:left w:val="single" w:sz="4" w:space="0" w:color="CCCCCC"/>
+              <w:right w:val="single" w:sz="4" w:space="0" w:color="CCCCCC"/>
               <w:top w:val="single" w:sz="4" w:space="0" w:color="CCCCCC"/>
-              <w:left w:val="single" w:sz="4" w:space="0" w:color="CCCCCC"/>
-              <w:bottom w:val="single" w:sz="4" w:space="0" w:color="CCCCCC"/>
-              <w:right w:val="single" w:sz="4" w:space="0" w:color="CCCCCC"/>
             </w:tcBorders>
           </w:tcPr>
           <w:p>
@@ -8838,10 +11787,10 @@
               <w:right w:w="108" w:type="dxa"/>
             </w:tcMar>
             <w:tcBorders>
+              <w:bottom w:val="single" w:sz="4" w:space="0" w:color="CCCCCC"/>
               <w:left w:val="single" w:sz="4" w:space="0" w:color="CCCCCC"/>
+              <w:right w:val="single" w:sz="4" w:space="0" w:color="CCCCCC"/>
               <w:top w:val="single" w:sz="4" w:space="0" w:color="CCCCCC"/>
-              <w:bottom w:val="single" w:sz="4" w:space="0" w:color="CCCCCC"/>
-              <w:right w:val="single" w:sz="4" w:space="0" w:color="CCCCCC"/>
             </w:tcBorders>
           </w:tcPr>
           <w:p>
@@ -8858,7 +11807,7 @@
                 <w:szCs w:val="20"/>
                 <w:rtl/>
               </w:rPr>
-              <w:t>تفعيل إشعارات SMS/بريد إلكتروني إلزامية فورية لجميع أحداث الدفع والإلغاء وتغييرات البيانات.</w:t>
+              <w:t>نشر دليل مرئي خطوة بخطوة لتحديث البيانات الذاتية داخل التطبيق، وإضافة أسئلة شائعة موجّهة بنقاط الدخول الرئيسية.</w:t>
             </w:r>
           </w:p>
         </w:tc>
@@ -8873,10 +11822,10 @@
               <w:right w:w="108" w:type="dxa"/>
             </w:tcMar>
             <w:tcBorders>
+              <w:bottom w:val="single" w:sz="4" w:space="0" w:color="CCCCCC"/>
+              <w:left w:val="single" w:sz="4" w:space="0" w:color="CCCCCC"/>
+              <w:right w:val="single" w:sz="4" w:space="0" w:color="CCCCCC"/>
               <w:top w:val="single" w:sz="4" w:space="0" w:color="CCCCCC"/>
-              <w:bottom w:val="single" w:sz="4" w:space="0" w:color="CCCCCC"/>
-              <w:right w:val="single" w:sz="4" w:space="0" w:color="CCCCCC"/>
-              <w:left w:val="single" w:sz="4" w:space="0" w:color="CCCCCC"/>
             </w:tcBorders>
           </w:tcPr>
           <w:p>
@@ -8893,7 +11842,7 @@
                 <w:szCs w:val="20"/>
                 <w:rtl/>
               </w:rPr>
-              <w:t>2 حالة — خصم المبالغ وإلغاء الطلب تلقائياً أو تسجيل بيانات خاطئة دون إشعار المتعامل</w:t>
+              <w:t>5 حالة — عدم قدرة المتعامل على تحديث بياناته الشخصية (رقم الهاتف، الهوية، الصورة) ذاتياً ويضطر للتواصل مع الدعم</w:t>
             </w:r>
           </w:p>
         </w:tc>
@@ -8908,10 +11857,10 @@
               <w:right w:w="108" w:type="dxa"/>
             </w:tcMar>
             <w:tcBorders>
+              <w:bottom w:val="single" w:sz="4" w:space="0" w:color="CCCCCC"/>
+              <w:left w:val="single" w:sz="4" w:space="0" w:color="CCCCCC"/>
+              <w:right w:val="single" w:sz="4" w:space="0" w:color="CCCCCC"/>
               <w:top w:val="single" w:sz="4" w:space="0" w:color="CCCCCC"/>
-              <w:bottom w:val="single" w:sz="4" w:space="0" w:color="CCCCCC"/>
-              <w:right w:val="single" w:sz="4" w:space="0" w:color="CCCCCC"/>
-              <w:left w:val="single" w:sz="4" w:space="0" w:color="CCCCCC"/>
             </w:tcBorders>
           </w:tcPr>
           <w:p>
@@ -8928,7 +11877,7 @@
                 <w:szCs w:val="20"/>
                 <w:rtl/>
               </w:rPr>
-              <w:t>ضعف الإشعار الاستباقي</w:t>
+              <w:t>ضعف التوعية بالقنوات الرقمية المتاحة</w:t>
             </w:r>
           </w:p>
         </w:tc>
@@ -8943,10 +11892,10 @@
               <w:right w:w="108" w:type="dxa"/>
             </w:tcMar>
             <w:tcBorders>
+              <w:bottom w:val="single" w:sz="4" w:space="0" w:color="CCCCCC"/>
+              <w:left w:val="single" w:sz="4" w:space="0" w:color="CCCCCC"/>
+              <w:right w:val="single" w:sz="4" w:space="0" w:color="CCCCCC"/>
               <w:top w:val="single" w:sz="4" w:space="0" w:color="CCCCCC"/>
-              <w:left w:val="single" w:sz="4" w:space="0" w:color="CCCCCC"/>
-              <w:bottom w:val="single" w:sz="4" w:space="0" w:color="CCCCCC"/>
-              <w:right w:val="single" w:sz="4" w:space="0" w:color="CCCCCC"/>
             </w:tcBorders>
           </w:tcPr>
           <w:p>
@@ -9007,7 +11956,7 @@
           <w:u w:val="none"/>
           <w:rtl/>
         </w:rPr>
-        <w:t>يُقدِّم هذا القسم أربعة أسئلة شائعة ذات أولوية مستخرجة من الأنماط الأكثر تكراراً في البيانات النصية للفترة الممتدة من فبراير إلى يوليو 2025، مقترنةً بمسار إشعارات استباقية يُعالج الاستفسارات قبل وقوعها. تُشير البيانات إلى أن ما لا يقل عن 4 حالات تمثّل 36.4% من إجمالي الحالات كان يمكن تفاديها بالكامل عبر منظومة إشعارات آلية بسيطة دون الحاجة إلى أي تغيير هيكلي في الخدمات.</w:t>
+        <w:t>يستعرض هذا القسم سبعة أسئلة شائعة ذات أولوية، مستخرجة من الأنماط الأكثر تكراراً في البيانات النصية للفترة الممتدة من يناير إلى ديسمبر 2025، إلى جانب مسار إشعارات استباقية مقترح لتحسين تجربة المتعاملين. تشير البيانات إلى أن ما لا يقل عن 4 حالات تمثّل ما نسبته 8.0% من إجمالي الحالات، يمكن تفاديها بالكامل من خلال تفعيل منظومة إشعارات تلقائية بسيطة دون الحاجة إلى أي تغيير هيكلي.</w:t>
       </w:r>
     </w:p>
     <w:p>
@@ -9075,10 +12024,10 @@
               <w:right w:w="108" w:type="dxa"/>
             </w:tcMar>
             <w:tcBorders>
+              <w:bottom w:val="single" w:sz="4" w:space="0" w:color="CCCCCC"/>
+              <w:left w:val="single" w:sz="4" w:space="0" w:color="CCCCCC"/>
+              <w:right w:val="single" w:sz="4" w:space="0" w:color="CCCCCC"/>
               <w:top w:val="single" w:sz="4" w:space="0" w:color="CCCCCC"/>
-              <w:bottom w:val="single" w:sz="4" w:space="0" w:color="CCCCCC"/>
-              <w:right w:val="single" w:sz="4" w:space="0" w:color="CCCCCC"/>
-              <w:left w:val="single" w:sz="4" w:space="0" w:color="CCCCCC"/>
             </w:tcBorders>
           </w:tcPr>
           <w:p>
@@ -9110,10 +12059,10 @@
               <w:right w:w="108" w:type="dxa"/>
             </w:tcMar>
             <w:tcBorders>
+              <w:bottom w:val="single" w:sz="4" w:space="0" w:color="CCCCCC"/>
+              <w:left w:val="single" w:sz="4" w:space="0" w:color="CCCCCC"/>
+              <w:right w:val="single" w:sz="4" w:space="0" w:color="CCCCCC"/>
               <w:top w:val="single" w:sz="4" w:space="0" w:color="CCCCCC"/>
-              <w:bottom w:val="single" w:sz="4" w:space="0" w:color="CCCCCC"/>
-              <w:right w:val="single" w:sz="4" w:space="0" w:color="CCCCCC"/>
-              <w:left w:val="single" w:sz="4" w:space="0" w:color="CCCCCC"/>
             </w:tcBorders>
           </w:tcPr>
           <w:p>
@@ -9145,10 +12094,10 @@
               <w:right w:w="108" w:type="dxa"/>
             </w:tcMar>
             <w:tcBorders>
+              <w:bottom w:val="single" w:sz="4" w:space="0" w:color="CCCCCC"/>
+              <w:left w:val="single" w:sz="4" w:space="0" w:color="CCCCCC"/>
+              <w:right w:val="single" w:sz="4" w:space="0" w:color="CCCCCC"/>
               <w:top w:val="single" w:sz="4" w:space="0" w:color="CCCCCC"/>
-              <w:bottom w:val="single" w:sz="4" w:space="0" w:color="CCCCCC"/>
-              <w:right w:val="single" w:sz="4" w:space="0" w:color="CCCCCC"/>
-              <w:left w:val="single" w:sz="4" w:space="0" w:color="CCCCCC"/>
             </w:tcBorders>
           </w:tcPr>
           <w:p>
@@ -9180,10 +12129,10 @@
               <w:right w:w="108" w:type="dxa"/>
             </w:tcMar>
             <w:tcBorders>
+              <w:bottom w:val="single" w:sz="4" w:space="0" w:color="CCCCCC"/>
+              <w:left w:val="single" w:sz="4" w:space="0" w:color="CCCCCC"/>
+              <w:right w:val="single" w:sz="4" w:space="0" w:color="CCCCCC"/>
               <w:top w:val="single" w:sz="4" w:space="0" w:color="CCCCCC"/>
-              <w:left w:val="single" w:sz="4" w:space="0" w:color="CCCCCC"/>
-              <w:bottom w:val="single" w:sz="4" w:space="0" w:color="CCCCCC"/>
-              <w:right w:val="single" w:sz="4" w:space="0" w:color="CCCCCC"/>
             </w:tcBorders>
           </w:tcPr>
           <w:p>
@@ -9217,10 +12166,10 @@
               <w:right w:w="108" w:type="dxa"/>
             </w:tcMar>
             <w:tcBorders>
+              <w:bottom w:val="single" w:sz="4" w:space="0" w:color="CCCCCC"/>
+              <w:left w:val="single" w:sz="4" w:space="0" w:color="CCCCCC"/>
+              <w:right w:val="single" w:sz="4" w:space="0" w:color="CCCCCC"/>
               <w:top w:val="single" w:sz="4" w:space="0" w:color="CCCCCC"/>
-              <w:bottom w:val="single" w:sz="4" w:space="0" w:color="CCCCCC"/>
-              <w:right w:val="single" w:sz="4" w:space="0" w:color="CCCCCC"/>
-              <w:left w:val="single" w:sz="4" w:space="0" w:color="CCCCCC"/>
             </w:tcBorders>
           </w:tcPr>
           <w:p>
@@ -9237,7 +12186,7 @@
                 <w:szCs w:val="20"/>
                 <w:rtl/>
               </w:rPr>
-              <w:t>2+</w:t>
+              <w:t>11</w:t>
             </w:r>
           </w:p>
         </w:tc>
@@ -9252,10 +12201,10 @@
               <w:right w:w="108" w:type="dxa"/>
             </w:tcMar>
             <w:tcBorders>
+              <w:bottom w:val="single" w:sz="4" w:space="0" w:color="CCCCCC"/>
+              <w:left w:val="single" w:sz="4" w:space="0" w:color="CCCCCC"/>
+              <w:right w:val="single" w:sz="4" w:space="0" w:color="CCCCCC"/>
               <w:top w:val="single" w:sz="4" w:space="0" w:color="CCCCCC"/>
-              <w:bottom w:val="single" w:sz="4" w:space="0" w:color="CCCCCC"/>
-              <w:right w:val="single" w:sz="4" w:space="0" w:color="CCCCCC"/>
-              <w:left w:val="single" w:sz="4" w:space="0" w:color="CCCCCC"/>
             </w:tcBorders>
           </w:tcPr>
           <w:p>
@@ -9272,7 +12221,7 @@
                 <w:szCs w:val="20"/>
                 <w:rtl/>
               </w:rPr>
-              <w:t>تقدَّم باعتراض رسمي عبر تطبيق MOI من خلال قسم «المخالفات المرورية» ثم اختر «اعتراض»، وأرفق صورة لوحة المركبة أو وثيقة تثبت عدم الملكية كعقد البيع أو شهادة الترخيص. سيُحال الطلب للجهة المختصة للبت فيه. يمكن متابعة الحالة داخل التطبيق تحت «طلباتي».</w:t>
+              <w:t>افتح تطبيق MOI وراجع صورة المركبة المرفقة بالمخالفة. إذا كانت الصورة لمركبة مختلفة عن مركبتك، قدّم شكوى رسمية عبر التطبيق أو الموقع الإلكتروني مرفقاً بها صورة مركبتك وبيانات اللوحة. سيتولى المختصون التحقق من الأمر وتصحيحه.</w:t>
             </w:r>
           </w:p>
         </w:tc>
@@ -9287,10 +12236,10 @@
               <w:right w:w="108" w:type="dxa"/>
             </w:tcMar>
             <w:tcBorders>
+              <w:bottom w:val="single" w:sz="4" w:space="0" w:color="CCCCCC"/>
+              <w:left w:val="single" w:sz="4" w:space="0" w:color="CCCCCC"/>
+              <w:right w:val="single" w:sz="4" w:space="0" w:color="CCCCCC"/>
               <w:top w:val="single" w:sz="4" w:space="0" w:color="CCCCCC"/>
-              <w:bottom w:val="single" w:sz="4" w:space="0" w:color="CCCCCC"/>
-              <w:right w:val="single" w:sz="4" w:space="0" w:color="CCCCCC"/>
-              <w:left w:val="single" w:sz="4" w:space="0" w:color="CCCCCC"/>
             </w:tcBorders>
           </w:tcPr>
           <w:p>
@@ -9307,7 +12256,7 @@
                 <w:szCs w:val="20"/>
                 <w:rtl/>
               </w:rPr>
-              <w:t>سُجِّلت على اسمي مخالفة مرورية لم أرتكبها ولا أملك المركبة المعنية، كيف أعترض؟</w:t>
+              <w:t>كيف أتحقق من أن المخالفة المرورية المسجّلة باسمي تخصّ مركبتي فعلاً وليست مركبة أخرى؟</w:t>
             </w:r>
           </w:p>
         </w:tc>
@@ -9322,10 +12271,10 @@
               <w:right w:w="108" w:type="dxa"/>
             </w:tcMar>
             <w:tcBorders>
+              <w:bottom w:val="single" w:sz="4" w:space="0" w:color="CCCCCC"/>
+              <w:left w:val="single" w:sz="4" w:space="0" w:color="CCCCCC"/>
+              <w:right w:val="single" w:sz="4" w:space="0" w:color="CCCCCC"/>
               <w:top w:val="single" w:sz="4" w:space="0" w:color="CCCCCC"/>
-              <w:left w:val="single" w:sz="4" w:space="0" w:color="CCCCCC"/>
-              <w:bottom w:val="single" w:sz="4" w:space="0" w:color="CCCCCC"/>
-              <w:right w:val="single" w:sz="4" w:space="0" w:color="CCCCCC"/>
             </w:tcBorders>
           </w:tcPr>
           <w:p>
@@ -9359,10 +12308,10 @@
               <w:right w:w="108" w:type="dxa"/>
             </w:tcMar>
             <w:tcBorders>
+              <w:bottom w:val="single" w:sz="4" w:space="0" w:color="CCCCCC"/>
               <w:left w:val="single" w:sz="4" w:space="0" w:color="CCCCCC"/>
+              <w:right w:val="single" w:sz="4" w:space="0" w:color="CCCCCC"/>
               <w:top w:val="single" w:sz="4" w:space="0" w:color="CCCCCC"/>
-              <w:bottom w:val="single" w:sz="4" w:space="0" w:color="CCCCCC"/>
-              <w:right w:val="single" w:sz="4" w:space="0" w:color="CCCCCC"/>
             </w:tcBorders>
           </w:tcPr>
           <w:p>
@@ -9379,7 +12328,7 @@
                 <w:szCs w:val="20"/>
                 <w:rtl/>
               </w:rPr>
-              <w:t>1</w:t>
+              <w:t>6</w:t>
             </w:r>
           </w:p>
         </w:tc>
@@ -9394,10 +12343,10 @@
               <w:right w:w="108" w:type="dxa"/>
             </w:tcMar>
             <w:tcBorders>
+              <w:bottom w:val="single" w:sz="4" w:space="0" w:color="CCCCCC"/>
+              <w:left w:val="single" w:sz="4" w:space="0" w:color="CCCCCC"/>
+              <w:right w:val="single" w:sz="4" w:space="0" w:color="CCCCCC"/>
               <w:top w:val="single" w:sz="4" w:space="0" w:color="CCCCCC"/>
-              <w:bottom w:val="single" w:sz="4" w:space="0" w:color="CCCCCC"/>
-              <w:right w:val="single" w:sz="4" w:space="0" w:color="CCCCCC"/>
-              <w:left w:val="single" w:sz="4" w:space="0" w:color="CCCCCC"/>
             </w:tcBorders>
           </w:tcPr>
           <w:p>
@@ -9414,7 +12363,7 @@
                 <w:szCs w:val="20"/>
                 <w:rtl/>
               </w:rPr>
-              <w:t>تواصل مع خدمة العملاء عبر تطبيق MOI أو الاتصال المباشر، وأرفق رقم الطلب وإيصال الدفع الإلكتروني. سيُحال الطلب لفريق الدعم التقني الذي يعمل على حل العطل وتسجيل الرقم المميز خلال 24 إلى 48 ساعة. احتفظ بلقطة شاشة للإيصال لتسريع المعالجة.</w:t>
+              <w:t>نعم، يحق لك تقديم اعتراض رسمي عبر تطبيق MOI مباشرةً، أو بمراجعة إدارة المرور في الفجيرة أو مركز مسافي الشامل. في حال رُفض الاعتراض وأردت الاستفادة من الخصم المتاح، تواصل مع الإدارة المختصة وتقدّم بطلب رسمي.</w:t>
             </w:r>
           </w:p>
         </w:tc>
@@ -9429,10 +12378,10 @@
               <w:right w:w="108" w:type="dxa"/>
             </w:tcMar>
             <w:tcBorders>
+              <w:bottom w:val="single" w:sz="4" w:space="0" w:color="CCCCCC"/>
+              <w:left w:val="single" w:sz="4" w:space="0" w:color="CCCCCC"/>
+              <w:right w:val="single" w:sz="4" w:space="0" w:color="CCCCCC"/>
               <w:top w:val="single" w:sz="4" w:space="0" w:color="CCCCCC"/>
-              <w:bottom w:val="single" w:sz="4" w:space="0" w:color="CCCCCC"/>
-              <w:right w:val="single" w:sz="4" w:space="0" w:color="CCCCCC"/>
-              <w:left w:val="single" w:sz="4" w:space="0" w:color="CCCCCC"/>
             </w:tcBorders>
           </w:tcPr>
           <w:p>
@@ -9449,7 +12398,7 @@
                 <w:szCs w:val="20"/>
                 <w:rtl/>
               </w:rPr>
-              <w:t>اشتريت رقماً مميزاً لكنه لم يظهر في تطبيق MOI بعد إتمام الشراء، ماذا أفعل؟</w:t>
+              <w:t>هل يحق لي الاعتراض على مخالفة مرورية أرى أنها صدرت بحقي خطأً؟</w:t>
             </w:r>
           </w:p>
         </w:tc>
@@ -9464,10 +12413,10 @@
               <w:right w:w="108" w:type="dxa"/>
             </w:tcMar>
             <w:tcBorders>
+              <w:bottom w:val="single" w:sz="4" w:space="0" w:color="CCCCCC"/>
+              <w:left w:val="single" w:sz="4" w:space="0" w:color="CCCCCC"/>
+              <w:right w:val="single" w:sz="4" w:space="0" w:color="CCCCCC"/>
               <w:top w:val="single" w:sz="4" w:space="0" w:color="CCCCCC"/>
-              <w:left w:val="single" w:sz="4" w:space="0" w:color="CCCCCC"/>
-              <w:bottom w:val="single" w:sz="4" w:space="0" w:color="CCCCCC"/>
-              <w:right w:val="single" w:sz="4" w:space="0" w:color="CCCCCC"/>
             </w:tcBorders>
           </w:tcPr>
           <w:p>
@@ -9501,10 +12450,10 @@
               <w:right w:w="108" w:type="dxa"/>
             </w:tcMar>
             <w:tcBorders>
+              <w:bottom w:val="single" w:sz="4" w:space="0" w:color="CCCCCC"/>
               <w:left w:val="single" w:sz="4" w:space="0" w:color="CCCCCC"/>
+              <w:right w:val="single" w:sz="4" w:space="0" w:color="CCCCCC"/>
               <w:top w:val="single" w:sz="4" w:space="0" w:color="CCCCCC"/>
-              <w:bottom w:val="single" w:sz="4" w:space="0" w:color="CCCCCC"/>
-              <w:right w:val="single" w:sz="4" w:space="0" w:color="CCCCCC"/>
             </w:tcBorders>
           </w:tcPr>
           <w:p>
@@ -9521,7 +12470,7 @@
                 <w:szCs w:val="20"/>
                 <w:rtl/>
               </w:rPr>
-              <w:t>1</w:t>
+              <w:t>5</w:t>
             </w:r>
           </w:p>
         </w:tc>
@@ -9536,10 +12485,10 @@
               <w:right w:w="108" w:type="dxa"/>
             </w:tcMar>
             <w:tcBorders>
+              <w:bottom w:val="single" w:sz="4" w:space="0" w:color="CCCCCC"/>
+              <w:left w:val="single" w:sz="4" w:space="0" w:color="CCCCCC"/>
+              <w:right w:val="single" w:sz="4" w:space="0" w:color="CCCCCC"/>
               <w:top w:val="single" w:sz="4" w:space="0" w:color="CCCCCC"/>
-              <w:bottom w:val="single" w:sz="4" w:space="0" w:color="CCCCCC"/>
-              <w:right w:val="single" w:sz="4" w:space="0" w:color="CCCCCC"/>
-              <w:left w:val="single" w:sz="4" w:space="0" w:color="CCCCCC"/>
             </w:tcBorders>
           </w:tcPr>
           <w:p>
@@ -9556,7 +12505,7 @@
                 <w:szCs w:val="20"/>
                 <w:rtl/>
               </w:rPr>
-              <w:t>قدِّم شكوى رسمية عبر تطبيق MOI من خلال قسم «الشكاوى»، وأرفق إيصال الدفع وصورة من حالة الطلب الملغى. سيتم التحقق من العملية وإما إعادة تفعيل طلب PCC أو استرداد المبلغ كاملاً وفق سياسة الاسترداد المعتمدة خلال 7 إلى 14 يوم عمل.</w:t>
+              <w:t>تواصل مع شرطة الفجيرة أو راجع مركز الخدمة مباشرةً لتحديث رقم هاتفك وبياناتك. أما البيانات المرتبطة بالهوية كالاسم، فتستلزم مراجعة الإدارة العامة للجنسية والإقامة وشؤون الأجانب، إذ ترتبط بمنظومة UAE PASS للهوية الرقمية.</w:t>
             </w:r>
           </w:p>
         </w:tc>
@@ -9571,10 +12520,10 @@
               <w:right w:w="108" w:type="dxa"/>
             </w:tcMar>
             <w:tcBorders>
+              <w:bottom w:val="single" w:sz="4" w:space="0" w:color="CCCCCC"/>
+              <w:left w:val="single" w:sz="4" w:space="0" w:color="CCCCCC"/>
+              <w:right w:val="single" w:sz="4" w:space="0" w:color="CCCCCC"/>
               <w:top w:val="single" w:sz="4" w:space="0" w:color="CCCCCC"/>
-              <w:bottom w:val="single" w:sz="4" w:space="0" w:color="CCCCCC"/>
-              <w:right w:val="single" w:sz="4" w:space="0" w:color="CCCCCC"/>
-              <w:left w:val="single" w:sz="4" w:space="0" w:color="CCCCCC"/>
             </w:tcBorders>
           </w:tcPr>
           <w:p>
@@ -9591,7 +12540,7 @@
                 <w:szCs w:val="20"/>
                 <w:rtl/>
               </w:rPr>
-              <w:t>دفعت رسوم شهادة السيرة الذاتية PCC عبر MOI وظهر الطلب ملغى، كيف أسترد المبلغ أو أُعيد تفعيل الطلب؟</w:t>
+              <w:t>كيف أحدّث رقم هاتفي أو بياناتي الشخصية في سجلات نظام المرور؟</w:t>
             </w:r>
           </w:p>
         </w:tc>
@@ -9606,10 +12555,10 @@
               <w:right w:w="108" w:type="dxa"/>
             </w:tcMar>
             <w:tcBorders>
+              <w:bottom w:val="single" w:sz="4" w:space="0" w:color="CCCCCC"/>
+              <w:left w:val="single" w:sz="4" w:space="0" w:color="CCCCCC"/>
+              <w:right w:val="single" w:sz="4" w:space="0" w:color="CCCCCC"/>
               <w:top w:val="single" w:sz="4" w:space="0" w:color="CCCCCC"/>
-              <w:left w:val="single" w:sz="4" w:space="0" w:color="CCCCCC"/>
-              <w:bottom w:val="single" w:sz="4" w:space="0" w:color="CCCCCC"/>
-              <w:right w:val="single" w:sz="4" w:space="0" w:color="CCCCCC"/>
             </w:tcBorders>
           </w:tcPr>
           <w:p>
@@ -9643,10 +12592,10 @@
               <w:right w:w="108" w:type="dxa"/>
             </w:tcMar>
             <w:tcBorders>
+              <w:bottom w:val="single" w:sz="4" w:space="0" w:color="CCCCCC"/>
               <w:left w:val="single" w:sz="4" w:space="0" w:color="CCCCCC"/>
+              <w:right w:val="single" w:sz="4" w:space="0" w:color="CCCCCC"/>
               <w:top w:val="single" w:sz="4" w:space="0" w:color="CCCCCC"/>
-              <w:bottom w:val="single" w:sz="4" w:space="0" w:color="CCCCCC"/>
-              <w:right w:val="single" w:sz="4" w:space="0" w:color="CCCCCC"/>
             </w:tcBorders>
           </w:tcPr>
           <w:p>
@@ -9663,7 +12612,7 @@
                 <w:szCs w:val="20"/>
                 <w:rtl/>
               </w:rPr>
-              <w:t>1</w:t>
+              <w:t>4</w:t>
             </w:r>
           </w:p>
         </w:tc>
@@ -9678,10 +12627,10 @@
               <w:right w:w="108" w:type="dxa"/>
             </w:tcMar>
             <w:tcBorders>
+              <w:bottom w:val="single" w:sz="4" w:space="0" w:color="CCCCCC"/>
+              <w:left w:val="single" w:sz="4" w:space="0" w:color="CCCCCC"/>
+              <w:right w:val="single" w:sz="4" w:space="0" w:color="CCCCCC"/>
               <w:top w:val="single" w:sz="4" w:space="0" w:color="CCCCCC"/>
-              <w:bottom w:val="single" w:sz="4" w:space="0" w:color="CCCCCC"/>
-              <w:right w:val="single" w:sz="4" w:space="0" w:color="CCCCCC"/>
-              <w:left w:val="single" w:sz="4" w:space="0" w:color="CCCCCC"/>
             </w:tcBorders>
           </w:tcPr>
           <w:p>
@@ -9698,7 +12647,7 @@
                 <w:szCs w:val="20"/>
                 <w:rtl/>
               </w:rPr>
-              <w:t>تواصل فوراً مع خدمة العملاء عبر تطبيق MOI أو الاتصال المباشر، وقدِّم شكوى رسمية مرفقاً بها بيانات المركبات المسجلة خطأً كأرقام اللوحات وتواريخ التسجيل. سيُحال الطلب للجهة المختصة للتحقق من السجلات وإزالة التسجيل الخاطئ في أقرب وقت ممكن.</w:t>
+              <w:t>تُرسَل الوثائق عبر بريد الإمارات إلى العنوان المسجّل في طلبك. تحقّق أولاً من صحة عنوان التوصيل ورقم هاتفك في النظام. إن مضى وقت كافٍ دون استلام، تواصل مع شرطة الفجيرة طالباً إعادة الطباعة والإرسال مع إرفاق إثبات السداد.</w:t>
             </w:r>
           </w:p>
         </w:tc>
@@ -9713,10 +12662,10 @@
               <w:right w:w="108" w:type="dxa"/>
             </w:tcMar>
             <w:tcBorders>
+              <w:bottom w:val="single" w:sz="4" w:space="0" w:color="CCCCCC"/>
+              <w:left w:val="single" w:sz="4" w:space="0" w:color="CCCCCC"/>
+              <w:right w:val="single" w:sz="4" w:space="0" w:color="CCCCCC"/>
               <w:top w:val="single" w:sz="4" w:space="0" w:color="CCCCCC"/>
-              <w:bottom w:val="single" w:sz="4" w:space="0" w:color="CCCCCC"/>
-              <w:right w:val="single" w:sz="4" w:space="0" w:color="CCCCCC"/>
-              <w:left w:val="single" w:sz="4" w:space="0" w:color="CCCCCC"/>
             </w:tcBorders>
           </w:tcPr>
           <w:p>
@@ -9733,7 +12682,7 @@
                 <w:szCs w:val="20"/>
                 <w:rtl/>
               </w:rPr>
-              <w:t>أجد مركبات عسكرية مسجلة على رمزي المروري دون أن أستلمها، ما الإجراء المطلوب؟</w:t>
+              <w:t>سدّدت الرسوم المطلوبة لكن لم أستلم ملكية مركبتي أو رخصة القيادة حتى الآن، ماذا أفعل؟</w:t>
             </w:r>
           </w:p>
         </w:tc>
@@ -9748,10 +12697,10 @@
               <w:right w:w="108" w:type="dxa"/>
             </w:tcMar>
             <w:tcBorders>
+              <w:bottom w:val="single" w:sz="4" w:space="0" w:color="CCCCCC"/>
+              <w:left w:val="single" w:sz="4" w:space="0" w:color="CCCCCC"/>
+              <w:right w:val="single" w:sz="4" w:space="0" w:color="CCCCCC"/>
               <w:top w:val="single" w:sz="4" w:space="0" w:color="CCCCCC"/>
-              <w:left w:val="single" w:sz="4" w:space="0" w:color="CCCCCC"/>
-              <w:bottom w:val="single" w:sz="4" w:space="0" w:color="CCCCCC"/>
-              <w:right w:val="single" w:sz="4" w:space="0" w:color="CCCCCC"/>
             </w:tcBorders>
           </w:tcPr>
           <w:p>
@@ -9769,6 +12718,432 @@
                 <w:rtl/>
               </w:rPr>
               <w:t>4</w:t>
+            </w:r>
+          </w:p>
+        </w:tc>
+      </w:tr>
+      <w:tr>
+        <w:tc>
+          <w:tcPr>
+            <w:tcW w:type="dxa" w:w="2340"/>
+            <w:shd w:val="clear" w:color="auto" w:fill="FFFFFF"/>
+            <w:tcMar>
+              <w:top w:w="60" w:type="dxa"/>
+              <w:bottom w:w="60" w:type="dxa"/>
+              <w:left w:w="108" w:type="dxa"/>
+              <w:right w:w="108" w:type="dxa"/>
+            </w:tcMar>
+            <w:tcBorders>
+              <w:bottom w:val="single" w:sz="4" w:space="0" w:color="CCCCCC"/>
+              <w:left w:val="single" w:sz="4" w:space="0" w:color="CCCCCC"/>
+              <w:right w:val="single" w:sz="4" w:space="0" w:color="CCCCCC"/>
+              <w:top w:val="single" w:sz="4" w:space="0" w:color="CCCCCC"/>
+            </w:tcBorders>
+          </w:tcPr>
+          <w:p>
+            <w:pPr>
+              <w:bidi w:val="1"/>
+              <w:spacing w:before="60" w:after="60"/>
+            </w:pPr>
+            <w:r>
+              <w:rPr>
+                <w:rFonts w:ascii="Dubai" w:hAnsi="Dubai" w:eastAsia="Dubai" w:cs="Dubai"/>
+                <w:b w:val="0"/>
+                <w:color w:val="000000"/>
+                <w:sz w:val="20"/>
+                <w:szCs w:val="20"/>
+                <w:rtl/>
+              </w:rPr>
+              <w:t>3</w:t>
+            </w:r>
+          </w:p>
+        </w:tc>
+        <w:tc>
+          <w:tcPr>
+            <w:tcW w:type="dxa" w:w="2340"/>
+            <w:shd w:val="clear" w:color="auto" w:fill="FFFFFF"/>
+            <w:tcMar>
+              <w:top w:w="60" w:type="dxa"/>
+              <w:bottom w:w="60" w:type="dxa"/>
+              <w:left w:w="108" w:type="dxa"/>
+              <w:right w:w="108" w:type="dxa"/>
+            </w:tcMar>
+            <w:tcBorders>
+              <w:bottom w:val="single" w:sz="4" w:space="0" w:color="CCCCCC"/>
+              <w:left w:val="single" w:sz="4" w:space="0" w:color="CCCCCC"/>
+              <w:right w:val="single" w:sz="4" w:space="0" w:color="CCCCCC"/>
+              <w:top w:val="single" w:sz="4" w:space="0" w:color="CCCCCC"/>
+            </w:tcBorders>
+          </w:tcPr>
+          <w:p>
+            <w:pPr>
+              <w:bidi w:val="1"/>
+              <w:spacing w:before="60" w:after="60"/>
+            </w:pPr>
+            <w:r>
+              <w:rPr>
+                <w:rFonts w:ascii="Dubai" w:hAnsi="Dubai" w:eastAsia="Dubai" w:cs="Dubai"/>
+                <w:b w:val="0"/>
+                <w:color w:val="000000"/>
+                <w:sz w:val="20"/>
+                <w:szCs w:val="20"/>
+                <w:rtl/>
+              </w:rPr>
+              <w:t>تُعالَج طلبات تصاريح الأسلحة من قِبل اللجنة المختصة في مديرية الأسلحة والمتفجرات. للاستفسار عن حالة طلبك أو في حال التأخر، تواصل مع شرطة الفجيرة لمتابعة التنسيق مع الجهة المعنية والحصول على تحديث بشأن موعد البت في الطلب.</w:t>
+            </w:r>
+          </w:p>
+        </w:tc>
+        <w:tc>
+          <w:tcPr>
+            <w:tcW w:type="dxa" w:w="2340"/>
+            <w:shd w:val="clear" w:color="auto" w:fill="FFFFFF"/>
+            <w:tcMar>
+              <w:top w:w="60" w:type="dxa"/>
+              <w:bottom w:w="60" w:type="dxa"/>
+              <w:left w:w="108" w:type="dxa"/>
+              <w:right w:w="108" w:type="dxa"/>
+            </w:tcMar>
+            <w:tcBorders>
+              <w:bottom w:val="single" w:sz="4" w:space="0" w:color="CCCCCC"/>
+              <w:left w:val="single" w:sz="4" w:space="0" w:color="CCCCCC"/>
+              <w:right w:val="single" w:sz="4" w:space="0" w:color="CCCCCC"/>
+              <w:top w:val="single" w:sz="4" w:space="0" w:color="CCCCCC"/>
+            </w:tcBorders>
+          </w:tcPr>
+          <w:p>
+            <w:pPr>
+              <w:bidi w:val="1"/>
+              <w:spacing w:before="60" w:after="60"/>
+            </w:pPr>
+            <w:r>
+              <w:rPr>
+                <w:rFonts w:ascii="Dubai" w:hAnsi="Dubai" w:eastAsia="Dubai" w:cs="Dubai"/>
+                <w:b w:val="0"/>
+                <w:color w:val="000000"/>
+                <w:sz w:val="20"/>
+                <w:szCs w:val="20"/>
+                <w:rtl/>
+              </w:rPr>
+              <w:t>ما حالة طلب تصريح السلاح الذي قدّمته، وكم يستغرق البت فيه عادةً؟</w:t>
+            </w:r>
+          </w:p>
+        </w:tc>
+        <w:tc>
+          <w:tcPr>
+            <w:tcW w:type="dxa" w:w="2340"/>
+            <w:shd w:val="clear" w:color="auto" w:fill="FFFFFF"/>
+            <w:tcMar>
+              <w:top w:w="60" w:type="dxa"/>
+              <w:bottom w:w="60" w:type="dxa"/>
+              <w:left w:w="108" w:type="dxa"/>
+              <w:right w:w="108" w:type="dxa"/>
+            </w:tcMar>
+            <w:tcBorders>
+              <w:bottom w:val="single" w:sz="4" w:space="0" w:color="CCCCCC"/>
+              <w:left w:val="single" w:sz="4" w:space="0" w:color="CCCCCC"/>
+              <w:right w:val="single" w:sz="4" w:space="0" w:color="CCCCCC"/>
+              <w:top w:val="single" w:sz="4" w:space="0" w:color="CCCCCC"/>
+            </w:tcBorders>
+          </w:tcPr>
+          <w:p>
+            <w:pPr>
+              <w:bidi w:val="1"/>
+              <w:spacing w:before="60" w:after="60"/>
+            </w:pPr>
+            <w:r>
+              <w:rPr>
+                <w:rFonts w:ascii="Dubai" w:hAnsi="Dubai" w:eastAsia="Dubai" w:cs="Dubai"/>
+                <w:b w:val="0"/>
+                <w:color w:val="000000"/>
+                <w:sz w:val="20"/>
+                <w:szCs w:val="20"/>
+                <w:rtl/>
+              </w:rPr>
+              <w:t>5</w:t>
+            </w:r>
+          </w:p>
+        </w:tc>
+      </w:tr>
+      <w:tr>
+        <w:tc>
+          <w:tcPr>
+            <w:tcW w:type="dxa" w:w="2340"/>
+            <w:shd w:val="clear" w:color="auto" w:fill="D9D9D9"/>
+            <w:tcMar>
+              <w:top w:w="60" w:type="dxa"/>
+              <w:bottom w:w="60" w:type="dxa"/>
+              <w:left w:w="108" w:type="dxa"/>
+              <w:right w:w="108" w:type="dxa"/>
+            </w:tcMar>
+            <w:tcBorders>
+              <w:bottom w:val="single" w:sz="4" w:space="0" w:color="CCCCCC"/>
+              <w:left w:val="single" w:sz="4" w:space="0" w:color="CCCCCC"/>
+              <w:right w:val="single" w:sz="4" w:space="0" w:color="CCCCCC"/>
+              <w:top w:val="single" w:sz="4" w:space="0" w:color="CCCCCC"/>
+            </w:tcBorders>
+          </w:tcPr>
+          <w:p>
+            <w:pPr>
+              <w:bidi w:val="1"/>
+              <w:spacing w:before="60" w:after="60"/>
+            </w:pPr>
+            <w:r>
+              <w:rPr>
+                <w:rFonts w:ascii="Dubai" w:hAnsi="Dubai" w:eastAsia="Dubai" w:cs="Dubai"/>
+                <w:b w:val="0"/>
+                <w:color w:val="000000"/>
+                <w:sz w:val="20"/>
+                <w:szCs w:val="20"/>
+                <w:rtl/>
+              </w:rPr>
+              <w:t>2</w:t>
+            </w:r>
+          </w:p>
+        </w:tc>
+        <w:tc>
+          <w:tcPr>
+            <w:tcW w:type="dxa" w:w="2340"/>
+            <w:shd w:val="clear" w:color="auto" w:fill="D9D9D9"/>
+            <w:tcMar>
+              <w:top w:w="60" w:type="dxa"/>
+              <w:bottom w:w="60" w:type="dxa"/>
+              <w:left w:w="108" w:type="dxa"/>
+              <w:right w:w="108" w:type="dxa"/>
+            </w:tcMar>
+            <w:tcBorders>
+              <w:bottom w:val="single" w:sz="4" w:space="0" w:color="CCCCCC"/>
+              <w:left w:val="single" w:sz="4" w:space="0" w:color="CCCCCC"/>
+              <w:right w:val="single" w:sz="4" w:space="0" w:color="CCCCCC"/>
+              <w:top w:val="single" w:sz="4" w:space="0" w:color="CCCCCC"/>
+            </w:tcBorders>
+          </w:tcPr>
+          <w:p>
+            <w:pPr>
+              <w:bidi w:val="1"/>
+              <w:spacing w:before="60" w:after="60"/>
+            </w:pPr>
+            <w:r>
+              <w:rPr>
+                <w:rFonts w:ascii="Dubai" w:hAnsi="Dubai" w:eastAsia="Dubai" w:cs="Dubai"/>
+                <w:b w:val="0"/>
+                <w:color w:val="000000"/>
+                <w:sz w:val="20"/>
+                <w:szCs w:val="20"/>
+                <w:rtl/>
+              </w:rPr>
+              <w:t>تواصل فوراً مع شرطة الفجيرة مرفقاً تفاصيل الدفع وإثبات العمليتين الماليتين (كشف الحساب أو لقطة الشاشة). سيتحقق المختصون من الخطأ التقني ويعيدون المبلغ المخصوم زيادةً إلى حسابك.</w:t>
+            </w:r>
+          </w:p>
+        </w:tc>
+        <w:tc>
+          <w:tcPr>
+            <w:tcW w:type="dxa" w:w="2340"/>
+            <w:shd w:val="clear" w:color="auto" w:fill="D9D9D9"/>
+            <w:tcMar>
+              <w:top w:w="60" w:type="dxa"/>
+              <w:bottom w:w="60" w:type="dxa"/>
+              <w:left w:w="108" w:type="dxa"/>
+              <w:right w:w="108" w:type="dxa"/>
+            </w:tcMar>
+            <w:tcBorders>
+              <w:bottom w:val="single" w:sz="4" w:space="0" w:color="CCCCCC"/>
+              <w:left w:val="single" w:sz="4" w:space="0" w:color="CCCCCC"/>
+              <w:right w:val="single" w:sz="4" w:space="0" w:color="CCCCCC"/>
+              <w:top w:val="single" w:sz="4" w:space="0" w:color="CCCCCC"/>
+            </w:tcBorders>
+          </w:tcPr>
+          <w:p>
+            <w:pPr>
+              <w:bidi w:val="1"/>
+              <w:spacing w:before="60" w:after="60"/>
+            </w:pPr>
+            <w:r>
+              <w:rPr>
+                <w:rFonts w:ascii="Dubai" w:hAnsi="Dubai" w:eastAsia="Dubai" w:cs="Dubai"/>
+                <w:b w:val="0"/>
+                <w:color w:val="000000"/>
+                <w:sz w:val="20"/>
+                <w:szCs w:val="20"/>
+                <w:rtl/>
+              </w:rPr>
+              <w:t>خُصمت منّي الرسوم مرتين بسبب خطأ تقني ولم تُصدر لي الخدمة أو الشهادة، كيف أسترد المبلغ؟</w:t>
+            </w:r>
+          </w:p>
+        </w:tc>
+        <w:tc>
+          <w:tcPr>
+            <w:tcW w:type="dxa" w:w="2340"/>
+            <w:shd w:val="clear" w:color="auto" w:fill="D9D9D9"/>
+            <w:tcMar>
+              <w:top w:w="60" w:type="dxa"/>
+              <w:bottom w:w="60" w:type="dxa"/>
+              <w:left w:w="108" w:type="dxa"/>
+              <w:right w:w="108" w:type="dxa"/>
+            </w:tcMar>
+            <w:tcBorders>
+              <w:bottom w:val="single" w:sz="4" w:space="0" w:color="CCCCCC"/>
+              <w:left w:val="single" w:sz="4" w:space="0" w:color="CCCCCC"/>
+              <w:right w:val="single" w:sz="4" w:space="0" w:color="CCCCCC"/>
+              <w:top w:val="single" w:sz="4" w:space="0" w:color="CCCCCC"/>
+            </w:tcBorders>
+          </w:tcPr>
+          <w:p>
+            <w:pPr>
+              <w:bidi w:val="1"/>
+              <w:spacing w:before="60" w:after="60"/>
+            </w:pPr>
+            <w:r>
+              <w:rPr>
+                <w:rFonts w:ascii="Dubai" w:hAnsi="Dubai" w:eastAsia="Dubai" w:cs="Dubai"/>
+                <w:b w:val="0"/>
+                <w:color w:val="000000"/>
+                <w:sz w:val="20"/>
+                <w:szCs w:val="20"/>
+                <w:rtl/>
+              </w:rPr>
+              <w:t>6</w:t>
+            </w:r>
+          </w:p>
+        </w:tc>
+      </w:tr>
+      <w:tr>
+        <w:tc>
+          <w:tcPr>
+            <w:tcW w:type="dxa" w:w="2340"/>
+            <w:shd w:val="clear" w:color="auto" w:fill="FFFFFF"/>
+            <w:tcMar>
+              <w:top w:w="60" w:type="dxa"/>
+              <w:bottom w:w="60" w:type="dxa"/>
+              <w:left w:w="108" w:type="dxa"/>
+              <w:right w:w="108" w:type="dxa"/>
+            </w:tcMar>
+            <w:tcBorders>
+              <w:bottom w:val="single" w:sz="4" w:space="0" w:color="CCCCCC"/>
+              <w:left w:val="single" w:sz="4" w:space="0" w:color="CCCCCC"/>
+              <w:right w:val="single" w:sz="4" w:space="0" w:color="CCCCCC"/>
+              <w:top w:val="single" w:sz="4" w:space="0" w:color="CCCCCC"/>
+            </w:tcBorders>
+          </w:tcPr>
+          <w:p>
+            <w:pPr>
+              <w:bidi w:val="1"/>
+              <w:spacing w:before="60" w:after="60"/>
+            </w:pPr>
+            <w:r>
+              <w:rPr>
+                <w:rFonts w:ascii="Dubai" w:hAnsi="Dubai" w:eastAsia="Dubai" w:cs="Dubai"/>
+                <w:b w:val="0"/>
+                <w:color w:val="000000"/>
+                <w:sz w:val="20"/>
+                <w:szCs w:val="20"/>
+                <w:rtl/>
+              </w:rPr>
+              <w:t>2</w:t>
+            </w:r>
+          </w:p>
+        </w:tc>
+        <w:tc>
+          <w:tcPr>
+            <w:tcW w:type="dxa" w:w="2340"/>
+            <w:shd w:val="clear" w:color="auto" w:fill="FFFFFF"/>
+            <w:tcMar>
+              <w:top w:w="60" w:type="dxa"/>
+              <w:bottom w:w="60" w:type="dxa"/>
+              <w:left w:w="108" w:type="dxa"/>
+              <w:right w:w="108" w:type="dxa"/>
+            </w:tcMar>
+            <w:tcBorders>
+              <w:bottom w:val="single" w:sz="4" w:space="0" w:color="CCCCCC"/>
+              <w:left w:val="single" w:sz="4" w:space="0" w:color="CCCCCC"/>
+              <w:right w:val="single" w:sz="4" w:space="0" w:color="CCCCCC"/>
+              <w:top w:val="single" w:sz="4" w:space="0" w:color="CCCCCC"/>
+            </w:tcBorders>
+          </w:tcPr>
+          <w:p>
+            <w:pPr>
+              <w:bidi w:val="1"/>
+              <w:spacing w:before="60" w:after="60"/>
+            </w:pPr>
+            <w:r>
+              <w:rPr>
+                <w:rFonts w:ascii="Dubai" w:hAnsi="Dubai" w:eastAsia="Dubai" w:cs="Dubai"/>
+                <w:b w:val="0"/>
+                <w:color w:val="000000"/>
+                <w:sz w:val="20"/>
+                <w:szCs w:val="20"/>
+                <w:rtl/>
+              </w:rPr>
+              <w:t>راجع الجهة المختصة في شرطة الفجيرة مرفقاً إثبات الدفع لتقييم إمكانية الاسترداد. يوضح تطبيق MOI أنواع اللوحات وخطوات الاختيار بالتفصيل، لذا يُنصح بمراجعة التعليمات قبل إتمام الدفع تفادياً لهذا النوع من الأخطاء.</w:t>
+            </w:r>
+          </w:p>
+        </w:tc>
+        <w:tc>
+          <w:tcPr>
+            <w:tcW w:type="dxa" w:w="2340"/>
+            <w:shd w:val="clear" w:color="auto" w:fill="FFFFFF"/>
+            <w:tcMar>
+              <w:top w:w="60" w:type="dxa"/>
+              <w:bottom w:w="60" w:type="dxa"/>
+              <w:left w:w="108" w:type="dxa"/>
+              <w:right w:w="108" w:type="dxa"/>
+            </w:tcMar>
+            <w:tcBorders>
+              <w:bottom w:val="single" w:sz="4" w:space="0" w:color="CCCCCC"/>
+              <w:left w:val="single" w:sz="4" w:space="0" w:color="CCCCCC"/>
+              <w:right w:val="single" w:sz="4" w:space="0" w:color="CCCCCC"/>
+              <w:top w:val="single" w:sz="4" w:space="0" w:color="CCCCCC"/>
+            </w:tcBorders>
+          </w:tcPr>
+          <w:p>
+            <w:pPr>
+              <w:bidi w:val="1"/>
+              <w:spacing w:before="60" w:after="60"/>
+            </w:pPr>
+            <w:r>
+              <w:rPr>
+                <w:rFonts w:ascii="Dubai" w:hAnsi="Dubai" w:eastAsia="Dubai" w:cs="Dubai"/>
+                <w:b w:val="0"/>
+                <w:color w:val="000000"/>
+                <w:sz w:val="20"/>
+                <w:szCs w:val="20"/>
+                <w:rtl/>
+              </w:rPr>
+              <w:t>اخترت نوع لوحة خاطئاً في التطبيق وسدّدت الرسوم، هل يمكنني استرداد المبلغ؟</w:t>
+            </w:r>
+          </w:p>
+        </w:tc>
+        <w:tc>
+          <w:tcPr>
+            <w:tcW w:type="dxa" w:w="2340"/>
+            <w:shd w:val="clear" w:color="auto" w:fill="FFFFFF"/>
+            <w:tcMar>
+              <w:top w:w="60" w:type="dxa"/>
+              <w:bottom w:w="60" w:type="dxa"/>
+              <w:left w:w="108" w:type="dxa"/>
+              <w:right w:w="108" w:type="dxa"/>
+            </w:tcMar>
+            <w:tcBorders>
+              <w:bottom w:val="single" w:sz="4" w:space="0" w:color="CCCCCC"/>
+              <w:left w:val="single" w:sz="4" w:space="0" w:color="CCCCCC"/>
+              <w:right w:val="single" w:sz="4" w:space="0" w:color="CCCCCC"/>
+              <w:top w:val="single" w:sz="4" w:space="0" w:color="CCCCCC"/>
+            </w:tcBorders>
+          </w:tcPr>
+          <w:p>
+            <w:pPr>
+              <w:bidi w:val="1"/>
+              <w:spacing w:before="60" w:after="60"/>
+            </w:pPr>
+            <w:r>
+              <w:rPr>
+                <w:rFonts w:ascii="Dubai" w:hAnsi="Dubai" w:eastAsia="Dubai" w:cs="Dubai"/>
+                <w:b w:val="0"/>
+                <w:color w:val="000000"/>
+                <w:sz w:val="20"/>
+                <w:szCs w:val="20"/>
+                <w:rtl/>
+              </w:rPr>
+              <w:t>7</w:t>
             </w:r>
           </w:p>
         </w:tc>
@@ -9828,7 +13203,7 @@
           <w:u w:val="none"/>
           <w:rtl/>
         </w:rPr>
-        <w:t>تحليل البيانات يكشف أن 4+ حالة تواصل (36% من الإجمالي) كان يمكن إلغاؤها كلياً بمنظومة إشعارات بسيطة — دون أي تغيير هيكلي في الأنظمة أو الإجراءات:</w:t>
+        <w:t>تحليل البيانات يكشف أن 4+ حالة تواصل (8% من الإجمالي) كان يمكن إلغاؤها كلياً بمنظومة إشعارات بسيطة — دون أي تغيير هيكلي في الأنظمة أو الإجراءات:</w:t>
       </w:r>
     </w:p>
     <w:tbl>
@@ -9857,10 +13232,10 @@
               <w:right w:w="108" w:type="dxa"/>
             </w:tcMar>
             <w:tcBorders>
+              <w:bottom w:val="single" w:sz="4" w:space="0" w:color="CCCCCC"/>
+              <w:left w:val="single" w:sz="4" w:space="0" w:color="CCCCCC"/>
+              <w:right w:val="single" w:sz="4" w:space="0" w:color="CCCCCC"/>
               <w:top w:val="single" w:sz="4" w:space="0" w:color="CCCCCC"/>
-              <w:bottom w:val="single" w:sz="4" w:space="0" w:color="CCCCCC"/>
-              <w:right w:val="single" w:sz="4" w:space="0" w:color="CCCCCC"/>
-              <w:left w:val="single" w:sz="4" w:space="0" w:color="CCCCCC"/>
             </w:tcBorders>
           </w:tcPr>
           <w:p>
@@ -9892,10 +13267,10 @@
               <w:right w:w="108" w:type="dxa"/>
             </w:tcMar>
             <w:tcBorders>
+              <w:bottom w:val="single" w:sz="4" w:space="0" w:color="CCCCCC"/>
+              <w:left w:val="single" w:sz="4" w:space="0" w:color="CCCCCC"/>
+              <w:right w:val="single" w:sz="4" w:space="0" w:color="CCCCCC"/>
               <w:top w:val="single" w:sz="4" w:space="0" w:color="CCCCCC"/>
-              <w:bottom w:val="single" w:sz="4" w:space="0" w:color="CCCCCC"/>
-              <w:right w:val="single" w:sz="4" w:space="0" w:color="CCCCCC"/>
-              <w:left w:val="single" w:sz="4" w:space="0" w:color="CCCCCC"/>
             </w:tcBorders>
           </w:tcPr>
           <w:p>
@@ -9927,10 +13302,10 @@
               <w:right w:w="108" w:type="dxa"/>
             </w:tcMar>
             <w:tcBorders>
+              <w:bottom w:val="single" w:sz="4" w:space="0" w:color="CCCCCC"/>
+              <w:left w:val="single" w:sz="4" w:space="0" w:color="CCCCCC"/>
+              <w:right w:val="single" w:sz="4" w:space="0" w:color="CCCCCC"/>
               <w:top w:val="single" w:sz="4" w:space="0" w:color="CCCCCC"/>
-              <w:bottom w:val="single" w:sz="4" w:space="0" w:color="CCCCCC"/>
-              <w:right w:val="single" w:sz="4" w:space="0" w:color="CCCCCC"/>
-              <w:left w:val="single" w:sz="4" w:space="0" w:color="CCCCCC"/>
             </w:tcBorders>
           </w:tcPr>
           <w:p>
@@ -9962,10 +13337,10 @@
               <w:right w:w="108" w:type="dxa"/>
             </w:tcMar>
             <w:tcBorders>
+              <w:bottom w:val="single" w:sz="4" w:space="0" w:color="CCCCCC"/>
+              <w:left w:val="single" w:sz="4" w:space="0" w:color="CCCCCC"/>
+              <w:right w:val="single" w:sz="4" w:space="0" w:color="CCCCCC"/>
               <w:top w:val="single" w:sz="4" w:space="0" w:color="CCCCCC"/>
-              <w:bottom w:val="single" w:sz="4" w:space="0" w:color="CCCCCC"/>
-              <w:right w:val="single" w:sz="4" w:space="0" w:color="CCCCCC"/>
-              <w:left w:val="single" w:sz="4" w:space="0" w:color="CCCCCC"/>
             </w:tcBorders>
           </w:tcPr>
           <w:p>
@@ -9997,10 +13372,10 @@
               <w:right w:w="108" w:type="dxa"/>
             </w:tcMar>
             <w:tcBorders>
+              <w:bottom w:val="single" w:sz="4" w:space="0" w:color="CCCCCC"/>
+              <w:left w:val="single" w:sz="4" w:space="0" w:color="CCCCCC"/>
+              <w:right w:val="single" w:sz="4" w:space="0" w:color="CCCCCC"/>
               <w:top w:val="single" w:sz="4" w:space="0" w:color="CCCCCC"/>
-              <w:left w:val="single" w:sz="4" w:space="0" w:color="CCCCCC"/>
-              <w:bottom w:val="single" w:sz="4" w:space="0" w:color="CCCCCC"/>
-              <w:right w:val="single" w:sz="4" w:space="0" w:color="CCCCCC"/>
             </w:tcBorders>
           </w:tcPr>
           <w:p>
@@ -10034,10 +13409,10 @@
               <w:right w:w="108" w:type="dxa"/>
             </w:tcMar>
             <w:tcBorders>
+              <w:bottom w:val="single" w:sz="4" w:space="0" w:color="CCCCCC"/>
+              <w:left w:val="single" w:sz="4" w:space="0" w:color="CCCCCC"/>
+              <w:right w:val="single" w:sz="4" w:space="0" w:color="CCCCCC"/>
               <w:top w:val="single" w:sz="4" w:space="0" w:color="CCCCCC"/>
-              <w:bottom w:val="single" w:sz="4" w:space="0" w:color="CCCCCC"/>
-              <w:right w:val="single" w:sz="4" w:space="0" w:color="CCCCCC"/>
-              <w:left w:val="single" w:sz="4" w:space="0" w:color="CCCCCC"/>
             </w:tcBorders>
           </w:tcPr>
           <w:p>
@@ -10054,7 +13429,7 @@
                 <w:szCs w:val="20"/>
                 <w:rtl/>
               </w:rPr>
-              <w:t>تفادي حالتين من الاستفسارات الواردة المتعلقة بالمخالفات الخاطئة وتقليص زيارات المراكز.</w:t>
+              <w:t>تفادي حالة واحدة من الاستفسارات المتعلقة بالتحقق من ملكية المخالفة وتقليص مراجعات التحقق.</w:t>
             </w:r>
           </w:p>
         </w:tc>
@@ -10069,10 +13444,10 @@
               <w:right w:w="108" w:type="dxa"/>
             </w:tcMar>
             <w:tcBorders>
+              <w:bottom w:val="single" w:sz="4" w:space="0" w:color="CCCCCC"/>
+              <w:left w:val="single" w:sz="4" w:space="0" w:color="CCCCCC"/>
+              <w:right w:val="single" w:sz="4" w:space="0" w:color="CCCCCC"/>
               <w:top w:val="single" w:sz="4" w:space="0" w:color="CCCCCC"/>
-              <w:bottom w:val="single" w:sz="4" w:space="0" w:color="CCCCCC"/>
-              <w:right w:val="single" w:sz="4" w:space="0" w:color="CCCCCC"/>
-              <w:left w:val="single" w:sz="4" w:space="0" w:color="CCCCCC"/>
             </w:tcBorders>
           </w:tcPr>
           <w:p>
@@ -10089,7 +13464,7 @@
                 <w:szCs w:val="20"/>
                 <w:rtl/>
               </w:rPr>
-              <w:t>SMS / البريد الإلكتروني</w:t>
+              <w:t>SMS / بريد إلكتروني</w:t>
             </w:r>
           </w:p>
         </w:tc>
@@ -10104,10 +13479,10 @@
               <w:right w:w="108" w:type="dxa"/>
             </w:tcMar>
             <w:tcBorders>
+              <w:bottom w:val="single" w:sz="4" w:space="0" w:color="CCCCCC"/>
+              <w:left w:val="single" w:sz="4" w:space="0" w:color="CCCCCC"/>
+              <w:right w:val="single" w:sz="4" w:space="0" w:color="CCCCCC"/>
               <w:top w:val="single" w:sz="4" w:space="0" w:color="CCCCCC"/>
-              <w:bottom w:val="single" w:sz="4" w:space="0" w:color="CCCCCC"/>
-              <w:right w:val="single" w:sz="4" w:space="0" w:color="CCCCCC"/>
-              <w:left w:val="single" w:sz="4" w:space="0" w:color="CCCCCC"/>
             </w:tcBorders>
           </w:tcPr>
           <w:p>
@@ -10124,7 +13499,7 @@
                 <w:szCs w:val="20"/>
                 <w:rtl/>
               </w:rPr>
-              <w:t>«شرطة الفجيرة: صدرت بحقك مخالفة مرورية رقم [X] بتاريخ [X]. اضغط هنا لمشاهدة الصورة والاعتراض خلال 15 يوماً: [رابط]»</w:t>
+              <w:t>«شرطة الفجيرة: تم رصد مخالفة مرورية برقم [X] بتاريخ [X] على مركبتك. يمكنك الاطلاع على صورة المخالفة عبر تطبيق MOI.»</w:t>
             </w:r>
           </w:p>
         </w:tc>
@@ -10139,10 +13514,10 @@
               <w:right w:w="108" w:type="dxa"/>
             </w:tcMar>
             <w:tcBorders>
+              <w:bottom w:val="single" w:sz="4" w:space="0" w:color="CCCCCC"/>
+              <w:left w:val="single" w:sz="4" w:space="0" w:color="CCCCCC"/>
+              <w:right w:val="single" w:sz="4" w:space="0" w:color="CCCCCC"/>
               <w:top w:val="single" w:sz="4" w:space="0" w:color="CCCCCC"/>
-              <w:bottom w:val="single" w:sz="4" w:space="0" w:color="CCCCCC"/>
-              <w:right w:val="single" w:sz="4" w:space="0" w:color="CCCCCC"/>
-              <w:left w:val="single" w:sz="4" w:space="0" w:color="CCCCCC"/>
             </w:tcBorders>
           </w:tcPr>
           <w:p>
@@ -10159,7 +13534,7 @@
                 <w:szCs w:val="20"/>
                 <w:rtl/>
               </w:rPr>
-              <w:t>2 حالات</w:t>
+              <w:t>1 حالات</w:t>
             </w:r>
           </w:p>
         </w:tc>
@@ -10174,10 +13549,10 @@
               <w:right w:w="108" w:type="dxa"/>
             </w:tcMar>
             <w:tcBorders>
+              <w:bottom w:val="single" w:sz="4" w:space="0" w:color="CCCCCC"/>
+              <w:left w:val="single" w:sz="4" w:space="0" w:color="CCCCCC"/>
+              <w:right w:val="single" w:sz="4" w:space="0" w:color="CCCCCC"/>
               <w:top w:val="single" w:sz="4" w:space="0" w:color="CCCCCC"/>
-              <w:left w:val="single" w:sz="4" w:space="0" w:color="CCCCCC"/>
-              <w:bottom w:val="single" w:sz="4" w:space="0" w:color="CCCCCC"/>
-              <w:right w:val="single" w:sz="4" w:space="0" w:color="CCCCCC"/>
             </w:tcBorders>
           </w:tcPr>
           <w:p>
@@ -10194,7 +13569,7 @@
                 <w:szCs w:val="20"/>
                 <w:rtl/>
               </w:rPr>
-              <w:t>إشعار فوري بصورة المخالفة المرورية</w:t>
+              <w:t>إشعار فوري عند رصد مخالفة مرورية مع إرفاق صورة المركبة المخالفة</w:t>
             </w:r>
           </w:p>
         </w:tc>
@@ -10211,10 +13586,10 @@
               <w:right w:w="108" w:type="dxa"/>
             </w:tcMar>
             <w:tcBorders>
+              <w:bottom w:val="single" w:sz="4" w:space="0" w:color="CCCCCC"/>
               <w:left w:val="single" w:sz="4" w:space="0" w:color="CCCCCC"/>
+              <w:right w:val="single" w:sz="4" w:space="0" w:color="CCCCCC"/>
               <w:top w:val="single" w:sz="4" w:space="0" w:color="CCCCCC"/>
-              <w:bottom w:val="single" w:sz="4" w:space="0" w:color="CCCCCC"/>
-              <w:right w:val="single" w:sz="4" w:space="0" w:color="CCCCCC"/>
             </w:tcBorders>
           </w:tcPr>
           <w:p>
@@ -10231,7 +13606,7 @@
                 <w:szCs w:val="20"/>
                 <w:rtl/>
               </w:rPr>
-              <w:t>إلغاء حالة استفسار واحدة ورفع ثقة المتعاملين بموثوقية منظومة الدفع الرقمي.</w:t>
+              <w:t>إلغاء حالة استفسار واحدة عن حالة الوثائق وتخفيض المراجعات الناجمة عن تأخر الاستلام.</w:t>
             </w:r>
           </w:p>
         </w:tc>
@@ -10246,10 +13621,10 @@
               <w:right w:w="108" w:type="dxa"/>
             </w:tcMar>
             <w:tcBorders>
+              <w:bottom w:val="single" w:sz="4" w:space="0" w:color="CCCCCC"/>
+              <w:left w:val="single" w:sz="4" w:space="0" w:color="CCCCCC"/>
+              <w:right w:val="single" w:sz="4" w:space="0" w:color="CCCCCC"/>
               <w:top w:val="single" w:sz="4" w:space="0" w:color="CCCCCC"/>
-              <w:bottom w:val="single" w:sz="4" w:space="0" w:color="CCCCCC"/>
-              <w:right w:val="single" w:sz="4" w:space="0" w:color="CCCCCC"/>
-              <w:left w:val="single" w:sz="4" w:space="0" w:color="CCCCCC"/>
             </w:tcBorders>
           </w:tcPr>
           <w:p>
@@ -10266,7 +13641,7 @@
                 <w:szCs w:val="20"/>
                 <w:rtl/>
               </w:rPr>
-              <w:t>SMS / إشعار داخل التطبيق</w:t>
+              <w:t>SMS / بريد إلكتروني</w:t>
             </w:r>
           </w:p>
         </w:tc>
@@ -10281,10 +13656,10 @@
               <w:right w:w="108" w:type="dxa"/>
             </w:tcMar>
             <w:tcBorders>
+              <w:bottom w:val="single" w:sz="4" w:space="0" w:color="CCCCCC"/>
+              <w:left w:val="single" w:sz="4" w:space="0" w:color="CCCCCC"/>
+              <w:right w:val="single" w:sz="4" w:space="0" w:color="CCCCCC"/>
               <w:top w:val="single" w:sz="4" w:space="0" w:color="CCCCCC"/>
-              <w:bottom w:val="single" w:sz="4" w:space="0" w:color="CCCCCC"/>
-              <w:right w:val="single" w:sz="4" w:space="0" w:color="CCCCCC"/>
-              <w:left w:val="single" w:sz="4" w:space="0" w:color="CCCCCC"/>
             </w:tcBorders>
           </w:tcPr>
           <w:p>
@@ -10301,7 +13676,7 @@
                 <w:szCs w:val="20"/>
                 <w:rtl/>
               </w:rPr>
-              <w:t>«شرطة الفجيرة: تم تسجيل رقمك المميز [X] بنجاح على حسابك في تطبيق MOI. يمكنك الاطلاع على تفاصيله الآن من قسم «أرقامي».»</w:t>
+              <w:t>«شرطة الفجيرة: وثيقتك [X] قيد التوصيل عبر بريد الإمارات. رقم التتبع: [X]. المدة المتوقعة للاستلام: [X] أيام عمل.»</w:t>
             </w:r>
           </w:p>
         </w:tc>
@@ -10316,10 +13691,10 @@
               <w:right w:w="108" w:type="dxa"/>
             </w:tcMar>
             <w:tcBorders>
+              <w:bottom w:val="single" w:sz="4" w:space="0" w:color="CCCCCC"/>
+              <w:left w:val="single" w:sz="4" w:space="0" w:color="CCCCCC"/>
+              <w:right w:val="single" w:sz="4" w:space="0" w:color="CCCCCC"/>
               <w:top w:val="single" w:sz="4" w:space="0" w:color="CCCCCC"/>
-              <w:bottom w:val="single" w:sz="4" w:space="0" w:color="CCCCCC"/>
-              <w:right w:val="single" w:sz="4" w:space="0" w:color="CCCCCC"/>
-              <w:left w:val="single" w:sz="4" w:space="0" w:color="CCCCCC"/>
             </w:tcBorders>
           </w:tcPr>
           <w:p>
@@ -10351,10 +13726,10 @@
               <w:right w:w="108" w:type="dxa"/>
             </w:tcMar>
             <w:tcBorders>
+              <w:bottom w:val="single" w:sz="4" w:space="0" w:color="CCCCCC"/>
+              <w:left w:val="single" w:sz="4" w:space="0" w:color="CCCCCC"/>
+              <w:right w:val="single" w:sz="4" w:space="0" w:color="CCCCCC"/>
               <w:top w:val="single" w:sz="4" w:space="0" w:color="CCCCCC"/>
-              <w:left w:val="single" w:sz="4" w:space="0" w:color="CCCCCC"/>
-              <w:bottom w:val="single" w:sz="4" w:space="0" w:color="CCCCCC"/>
-              <w:right w:val="single" w:sz="4" w:space="0" w:color="CCCCCC"/>
             </w:tcBorders>
           </w:tcPr>
           <w:p>
@@ -10371,7 +13746,7 @@
                 <w:szCs w:val="20"/>
                 <w:rtl/>
               </w:rPr>
-              <w:t>إشعار تأكيد تسجيل الرقم المميز</w:t>
+              <w:t>إشعار تتبع توصيل الوثائق (ملكية المركبة أو رخصة القيادة)</w:t>
             </w:r>
           </w:p>
         </w:tc>
@@ -10388,10 +13763,10 @@
               <w:right w:w="108" w:type="dxa"/>
             </w:tcMar>
             <w:tcBorders>
+              <w:bottom w:val="single" w:sz="4" w:space="0" w:color="CCCCCC"/>
               <w:left w:val="single" w:sz="4" w:space="0" w:color="CCCCCC"/>
+              <w:right w:val="single" w:sz="4" w:space="0" w:color="CCCCCC"/>
               <w:top w:val="single" w:sz="4" w:space="0" w:color="CCCCCC"/>
-              <w:bottom w:val="single" w:sz="4" w:space="0" w:color="CCCCCC"/>
-              <w:right w:val="single" w:sz="4" w:space="0" w:color="CCCCCC"/>
             </w:tcBorders>
           </w:tcPr>
           <w:p>
@@ -10408,7 +13783,7 @@
                 <w:szCs w:val="20"/>
                 <w:rtl/>
               </w:rPr>
-              <w:t>تفادي حالة استفسار واحدة وتخفيض معدل التواصل مع الدعم بشأن الطلبات المدفوعة.</w:t>
+              <w:t>تفادي حالة استفسار واحدة عن سير طلبات التصاريح وخفض الاتصالات المتعلقة بالمتابعة.</w:t>
             </w:r>
           </w:p>
         </w:tc>
@@ -10423,10 +13798,10 @@
               <w:right w:w="108" w:type="dxa"/>
             </w:tcMar>
             <w:tcBorders>
+              <w:bottom w:val="single" w:sz="4" w:space="0" w:color="CCCCCC"/>
+              <w:left w:val="single" w:sz="4" w:space="0" w:color="CCCCCC"/>
+              <w:right w:val="single" w:sz="4" w:space="0" w:color="CCCCCC"/>
               <w:top w:val="single" w:sz="4" w:space="0" w:color="CCCCCC"/>
-              <w:bottom w:val="single" w:sz="4" w:space="0" w:color="CCCCCC"/>
-              <w:right w:val="single" w:sz="4" w:space="0" w:color="CCCCCC"/>
-              <w:left w:val="single" w:sz="4" w:space="0" w:color="CCCCCC"/>
             </w:tcBorders>
           </w:tcPr>
           <w:p>
@@ -10443,7 +13818,7 @@
                 <w:szCs w:val="20"/>
                 <w:rtl/>
               </w:rPr>
-              <w:t>SMS / البريد الإلكتروني</w:t>
+              <w:t>SMS / بريد إلكتروني</w:t>
             </w:r>
           </w:p>
         </w:tc>
@@ -10458,10 +13833,10 @@
               <w:right w:w="108" w:type="dxa"/>
             </w:tcMar>
             <w:tcBorders>
+              <w:bottom w:val="single" w:sz="4" w:space="0" w:color="CCCCCC"/>
+              <w:left w:val="single" w:sz="4" w:space="0" w:color="CCCCCC"/>
+              <w:right w:val="single" w:sz="4" w:space="0" w:color="CCCCCC"/>
               <w:top w:val="single" w:sz="4" w:space="0" w:color="CCCCCC"/>
-              <w:bottom w:val="single" w:sz="4" w:space="0" w:color="CCCCCC"/>
-              <w:right w:val="single" w:sz="4" w:space="0" w:color="CCCCCC"/>
-              <w:left w:val="single" w:sz="4" w:space="0" w:color="CCCCCC"/>
             </w:tcBorders>
           </w:tcPr>
           <w:p>
@@ -10478,7 +13853,7 @@
                 <w:szCs w:val="20"/>
                 <w:rtl/>
               </w:rPr>
-              <w:t>«شرطة الفجيرة: تم استلام طلبك رقم [X] وجارٍ معالجته. الموعد المتوقع للإنجاز: [X]. لمتابعة الحالة افتح تطبيق MOI وادخل قسم «طلباتي».»</w:t>
+              <w:t>«شرطة الفجيرة: طلب تصريح السلاح رقم [X] قيد المراجعة من اللجنة المختصة. سيتم إشعارك فور صدور القرار.»</w:t>
             </w:r>
           </w:p>
         </w:tc>
@@ -10493,10 +13868,10 @@
               <w:right w:w="108" w:type="dxa"/>
             </w:tcMar>
             <w:tcBorders>
+              <w:bottom w:val="single" w:sz="4" w:space="0" w:color="CCCCCC"/>
+              <w:left w:val="single" w:sz="4" w:space="0" w:color="CCCCCC"/>
+              <w:right w:val="single" w:sz="4" w:space="0" w:color="CCCCCC"/>
               <w:top w:val="single" w:sz="4" w:space="0" w:color="CCCCCC"/>
-              <w:bottom w:val="single" w:sz="4" w:space="0" w:color="CCCCCC"/>
-              <w:right w:val="single" w:sz="4" w:space="0" w:color="CCCCCC"/>
-              <w:left w:val="single" w:sz="4" w:space="0" w:color="CCCCCC"/>
             </w:tcBorders>
           </w:tcPr>
           <w:p>
@@ -10528,10 +13903,10 @@
               <w:right w:w="108" w:type="dxa"/>
             </w:tcMar>
             <w:tcBorders>
+              <w:bottom w:val="single" w:sz="4" w:space="0" w:color="CCCCCC"/>
+              <w:left w:val="single" w:sz="4" w:space="0" w:color="CCCCCC"/>
+              <w:right w:val="single" w:sz="4" w:space="0" w:color="CCCCCC"/>
               <w:top w:val="single" w:sz="4" w:space="0" w:color="CCCCCC"/>
-              <w:left w:val="single" w:sz="4" w:space="0" w:color="CCCCCC"/>
-              <w:bottom w:val="single" w:sz="4" w:space="0" w:color="CCCCCC"/>
-              <w:right w:val="single" w:sz="4" w:space="0" w:color="CCCCCC"/>
             </w:tcBorders>
           </w:tcPr>
           <w:p>
@@ -10548,7 +13923,184 @@
                 <w:szCs w:val="20"/>
                 <w:rtl/>
               </w:rPr>
-              <w:t>إشعار تحديث حالة الطلب (PCC أو الخدمات المدفوعة)</w:t>
+              <w:t>إشعار بحالة طلب تصريح السلاح</w:t>
+            </w:r>
+          </w:p>
+        </w:tc>
+      </w:tr>
+      <w:tr>
+        <w:tc>
+          <w:tcPr>
+            <w:tcW w:type="dxa" w:w="1872"/>
+            <w:shd w:val="clear" w:color="auto" w:fill="D9D9D9"/>
+            <w:tcMar>
+              <w:top w:w="60" w:type="dxa"/>
+              <w:bottom w:w="60" w:type="dxa"/>
+              <w:left w:w="108" w:type="dxa"/>
+              <w:right w:w="108" w:type="dxa"/>
+            </w:tcMar>
+            <w:tcBorders>
+              <w:bottom w:val="single" w:sz="4" w:space="0" w:color="CCCCCC"/>
+              <w:left w:val="single" w:sz="4" w:space="0" w:color="CCCCCC"/>
+              <w:right w:val="single" w:sz="4" w:space="0" w:color="CCCCCC"/>
+              <w:top w:val="single" w:sz="4" w:space="0" w:color="CCCCCC"/>
+            </w:tcBorders>
+          </w:tcPr>
+          <w:p>
+            <w:pPr>
+              <w:bidi w:val="1"/>
+              <w:spacing w:before="60" w:after="60"/>
+            </w:pPr>
+            <w:r>
+              <w:rPr>
+                <w:rFonts w:ascii="Dubai" w:hAnsi="Dubai" w:eastAsia="Dubai" w:cs="Dubai"/>
+                <w:b w:val="0"/>
+                <w:color w:val="000000"/>
+                <w:sz w:val="20"/>
+                <w:szCs w:val="20"/>
+                <w:rtl/>
+              </w:rPr>
+              <w:t>إلغاء حالة استفسار واحدة عن متطلبات الطلبات وتقليص المراجعات الناجمة عن نقص المستندات.</w:t>
+            </w:r>
+          </w:p>
+        </w:tc>
+        <w:tc>
+          <w:tcPr>
+            <w:tcW w:type="dxa" w:w="1872"/>
+            <w:shd w:val="clear" w:color="auto" w:fill="D9D9D9"/>
+            <w:tcMar>
+              <w:top w:w="60" w:type="dxa"/>
+              <w:bottom w:w="60" w:type="dxa"/>
+              <w:left w:w="108" w:type="dxa"/>
+              <w:right w:w="108" w:type="dxa"/>
+            </w:tcMar>
+            <w:tcBorders>
+              <w:bottom w:val="single" w:sz="4" w:space="0" w:color="CCCCCC"/>
+              <w:left w:val="single" w:sz="4" w:space="0" w:color="CCCCCC"/>
+              <w:right w:val="single" w:sz="4" w:space="0" w:color="CCCCCC"/>
+              <w:top w:val="single" w:sz="4" w:space="0" w:color="CCCCCC"/>
+            </w:tcBorders>
+          </w:tcPr>
+          <w:p>
+            <w:pPr>
+              <w:bidi w:val="1"/>
+              <w:spacing w:before="60" w:after="60"/>
+            </w:pPr>
+            <w:r>
+              <w:rPr>
+                <w:rFonts w:ascii="Dubai" w:hAnsi="Dubai" w:eastAsia="Dubai" w:cs="Dubai"/>
+                <w:b w:val="0"/>
+                <w:color w:val="000000"/>
+                <w:sz w:val="20"/>
+                <w:szCs w:val="20"/>
+                <w:rtl/>
+              </w:rPr>
+              <w:t>SMS</w:t>
+            </w:r>
+          </w:p>
+        </w:tc>
+        <w:tc>
+          <w:tcPr>
+            <w:tcW w:type="dxa" w:w="1872"/>
+            <w:shd w:val="clear" w:color="auto" w:fill="D9D9D9"/>
+            <w:tcMar>
+              <w:top w:w="60" w:type="dxa"/>
+              <w:bottom w:w="60" w:type="dxa"/>
+              <w:left w:w="108" w:type="dxa"/>
+              <w:right w:w="108" w:type="dxa"/>
+            </w:tcMar>
+            <w:tcBorders>
+              <w:bottom w:val="single" w:sz="4" w:space="0" w:color="CCCCCC"/>
+              <w:left w:val="single" w:sz="4" w:space="0" w:color="CCCCCC"/>
+              <w:right w:val="single" w:sz="4" w:space="0" w:color="CCCCCC"/>
+              <w:top w:val="single" w:sz="4" w:space="0" w:color="CCCCCC"/>
+            </w:tcBorders>
+          </w:tcPr>
+          <w:p>
+            <w:pPr>
+              <w:bidi w:val="1"/>
+              <w:spacing w:before="60" w:after="60"/>
+            </w:pPr>
+            <w:r>
+              <w:rPr>
+                <w:rFonts w:ascii="Dubai" w:hAnsi="Dubai" w:eastAsia="Dubai" w:cs="Dubai"/>
+                <w:b w:val="0"/>
+                <w:color w:val="000000"/>
+                <w:sz w:val="20"/>
+                <w:szCs w:val="20"/>
+                <w:rtl/>
+              </w:rPr>
+              <w:t>«شرطة الفجيرة: طلبك رقم [X] يستلزم استكمال المستندات التالية: [X]. يُرجى المراجعة قبل تاريخ [X] لإتمام المعاملة.»</w:t>
+            </w:r>
+          </w:p>
+        </w:tc>
+        <w:tc>
+          <w:tcPr>
+            <w:tcW w:type="dxa" w:w="1872"/>
+            <w:shd w:val="clear" w:color="auto" w:fill="D9D9D9"/>
+            <w:tcMar>
+              <w:top w:w="60" w:type="dxa"/>
+              <w:bottom w:w="60" w:type="dxa"/>
+              <w:left w:w="108" w:type="dxa"/>
+              <w:right w:w="108" w:type="dxa"/>
+            </w:tcMar>
+            <w:tcBorders>
+              <w:bottom w:val="single" w:sz="4" w:space="0" w:color="CCCCCC"/>
+              <w:left w:val="single" w:sz="4" w:space="0" w:color="CCCCCC"/>
+              <w:right w:val="single" w:sz="4" w:space="0" w:color="CCCCCC"/>
+              <w:top w:val="single" w:sz="4" w:space="0" w:color="CCCCCC"/>
+            </w:tcBorders>
+          </w:tcPr>
+          <w:p>
+            <w:pPr>
+              <w:bidi w:val="1"/>
+              <w:spacing w:before="60" w:after="60"/>
+            </w:pPr>
+            <w:r>
+              <w:rPr>
+                <w:rFonts w:ascii="Dubai" w:hAnsi="Dubai" w:eastAsia="Dubai" w:cs="Dubai"/>
+                <w:b w:val="0"/>
+                <w:color w:val="000000"/>
+                <w:sz w:val="20"/>
+                <w:szCs w:val="20"/>
+                <w:rtl/>
+              </w:rPr>
+              <w:t>1 حالات</w:t>
+            </w:r>
+          </w:p>
+        </w:tc>
+        <w:tc>
+          <w:tcPr>
+            <w:tcW w:type="dxa" w:w="1872"/>
+            <w:shd w:val="clear" w:color="auto" w:fill="D9D9D9"/>
+            <w:tcMar>
+              <w:top w:w="60" w:type="dxa"/>
+              <w:bottom w:w="60" w:type="dxa"/>
+              <w:left w:w="108" w:type="dxa"/>
+              <w:right w:w="108" w:type="dxa"/>
+            </w:tcMar>
+            <w:tcBorders>
+              <w:bottom w:val="single" w:sz="4" w:space="0" w:color="CCCCCC"/>
+              <w:left w:val="single" w:sz="4" w:space="0" w:color="CCCCCC"/>
+              <w:right w:val="single" w:sz="4" w:space="0" w:color="CCCCCC"/>
+              <w:top w:val="single" w:sz="4" w:space="0" w:color="CCCCCC"/>
+            </w:tcBorders>
+          </w:tcPr>
+          <w:p>
+            <w:pPr>
+              <w:bidi w:val="1"/>
+              <w:spacing w:before="60" w:after="60"/>
+            </w:pPr>
+            <w:r>
+              <w:rPr>
+                <w:rFonts w:ascii="Dubai" w:hAnsi="Dubai" w:eastAsia="Dubai" w:cs="Dubai"/>
+                <w:b w:val="0"/>
+                <w:color w:val="000000"/>
+                <w:sz w:val="20"/>
+                <w:szCs w:val="20"/>
+                <w:rtl/>
+              </w:rPr>
+              <w:t>إشعار بمتطلبات استكمال طلب تجديد الرخصة أو تسجيل المركبة</w:t>
             </w:r>
           </w:p>
         </w:tc>
@@ -10568,7 +14120,7 @@
           <w:szCs w:val="22"/>
           <w:rtl/>
         </w:rPr>
-        <w:t>تحليل البيانات يكشف أن 4+ حالة تواصل (36% من الإجمالي) كان يمكن إلغاؤها كلياً بمنظومة إشعارات بسيطة — دون أي تغيير هيكلي في الأنظمة أو الإجراءات:</w:t>
+        <w:t>تحليل البيانات يكشف أن 4+ حالة تواصل (8% من الإجمالي) كان يمكن إلغاؤها كلياً بمنظومة إشعارات بسيطة — دون أي تغيير هيكلي في الأنظمة أو الإجراءات:</w:t>
       </w:r>
     </w:p>
     <w:p>
@@ -10608,7 +14160,7 @@
           <w:u w:val="none"/>
           <w:rtl/>
         </w:rPr>
-        <w:t>تتكامل الفرص المرصودة في فبراير - يوليو 2025 مع قدرات الذكاء الاصطناعي لتشكيل منظومة خدمة ذاتية ذكية تغطي ما نسبته 100% من حجم التواصل الحالي دون تدخل بشري في عمليات التصنيف والتوجيه. وتستند هذه المنظومة إلى 11 حالة موثقة خلال الفترة المذكورة، وتتوزع على أربع أدوات ذكاء اصطناعي متكاملة تعالج مصادر الاحتكاك عند نقطة نشوئها لا بعد تسجيلها في CRM.</w:t>
+        <w:t>تتكامل الفرص المرصودة في يناير - ديسمبر 2025 مع قدرات الذكاء الاصطناعي لبناء منظومة خدمة ذاتية ذكية تغطي ما لا يقل عن 92.0% من إجمالي الحالات الواردة دون تدخل بشري في مرحلة التصنيف. واستناداً إلى تحليل 50 حالة موثقة خلال الفترة المذكورة، تُقدم هذه الوثيقة أربع أدوات ذكاء اصطناعي متكاملة تعالج أبرز مصادر الاحتكاك في رحلة المتعامل من عند نقطة نشوئها.</w:t>
       </w:r>
     </w:p>
     <w:p>
@@ -10628,7 +14180,7 @@
           <w:u w:val="none"/>
           <w:rtl/>
         </w:rPr>
-        <w:t>ملاحظة محورية: بيانات التدريب جاهزة الآن — إذ تتوفر 11 حالة مُصنَّفة ومُوسومة يدوياً من فترة فبراير - يوليو 2025، وهذه المجموعة التدريبية المُعلَّمة تُتيح الشروع فوراً في تدريب نموذج التصنيف الآلي بالذكاء الاصطناعي دون الحاجة إلى أي جهود جمع بيانات إضافية.</w:t>
+        <w:t>ملاحظة محورية: بيانات التدريب جاهزة الآن — إذ تتوفر 50 حالة مصنّفة ومُعلَّمة من فترة يناير - ديسمبر 2025 تُشكّل قاعدة بيانات تدريب جاهزة للاستخدام الفوري. يُتيح هذا المجموعة المُعلَّمة الشروع في تدريب نموذج تصنيف الذكاء الاصطناعي دون أي تأخير في مرحلة جمع البيانات أو الإعداد.</w:t>
       </w:r>
     </w:p>
     <w:tbl>
@@ -10656,10 +14208,10 @@
               <w:right w:w="108" w:type="dxa"/>
             </w:tcMar>
             <w:tcBorders>
+              <w:bottom w:val="single" w:sz="4" w:space="0" w:color="CCCCCC"/>
+              <w:left w:val="single" w:sz="4" w:space="0" w:color="CCCCCC"/>
+              <w:right w:val="single" w:sz="4" w:space="0" w:color="CCCCCC"/>
               <w:top w:val="single" w:sz="4" w:space="0" w:color="CCCCCC"/>
-              <w:bottom w:val="single" w:sz="4" w:space="0" w:color="CCCCCC"/>
-              <w:right w:val="single" w:sz="4" w:space="0" w:color="CCCCCC"/>
-              <w:left w:val="single" w:sz="4" w:space="0" w:color="CCCCCC"/>
             </w:tcBorders>
           </w:tcPr>
           <w:p>
@@ -10691,10 +14243,10 @@
               <w:right w:w="108" w:type="dxa"/>
             </w:tcMar>
             <w:tcBorders>
+              <w:bottom w:val="single" w:sz="4" w:space="0" w:color="CCCCCC"/>
+              <w:left w:val="single" w:sz="4" w:space="0" w:color="CCCCCC"/>
+              <w:right w:val="single" w:sz="4" w:space="0" w:color="CCCCCC"/>
               <w:top w:val="single" w:sz="4" w:space="0" w:color="CCCCCC"/>
-              <w:bottom w:val="single" w:sz="4" w:space="0" w:color="CCCCCC"/>
-              <w:right w:val="single" w:sz="4" w:space="0" w:color="CCCCCC"/>
-              <w:left w:val="single" w:sz="4" w:space="0" w:color="CCCCCC"/>
             </w:tcBorders>
           </w:tcPr>
           <w:p>
@@ -10711,7 +14263,7 @@
                 <w:szCs w:val="20"/>
                 <w:rtl/>
               </w:rPr>
-              <w:t>الأثر المتوقع على بيانات فبراير - يوليو 2025</w:t>
+              <w:t>الأثر المتوقع على بيانات يناير - ديسمبر 2025</w:t>
             </w:r>
           </w:p>
         </w:tc>
@@ -10726,10 +14278,10 @@
               <w:right w:w="108" w:type="dxa"/>
             </w:tcMar>
             <w:tcBorders>
+              <w:bottom w:val="single" w:sz="4" w:space="0" w:color="CCCCCC"/>
+              <w:left w:val="single" w:sz="4" w:space="0" w:color="CCCCCC"/>
+              <w:right w:val="single" w:sz="4" w:space="0" w:color="CCCCCC"/>
               <w:top w:val="single" w:sz="4" w:space="0" w:color="CCCCCC"/>
-              <w:bottom w:val="single" w:sz="4" w:space="0" w:color="CCCCCC"/>
-              <w:right w:val="single" w:sz="4" w:space="0" w:color="CCCCCC"/>
-              <w:left w:val="single" w:sz="4" w:space="0" w:color="CCCCCC"/>
             </w:tcBorders>
           </w:tcPr>
           <w:p>
@@ -10761,10 +14313,10 @@
               <w:right w:w="108" w:type="dxa"/>
             </w:tcMar>
             <w:tcBorders>
+              <w:bottom w:val="single" w:sz="4" w:space="0" w:color="CCCCCC"/>
+              <w:left w:val="single" w:sz="4" w:space="0" w:color="CCCCCC"/>
+              <w:right w:val="single" w:sz="4" w:space="0" w:color="CCCCCC"/>
               <w:top w:val="single" w:sz="4" w:space="0" w:color="CCCCCC"/>
-              <w:left w:val="single" w:sz="4" w:space="0" w:color="CCCCCC"/>
-              <w:bottom w:val="single" w:sz="4" w:space="0" w:color="CCCCCC"/>
-              <w:right w:val="single" w:sz="4" w:space="0" w:color="CCCCCC"/>
             </w:tcBorders>
           </w:tcPr>
           <w:p>
@@ -10798,10 +14350,10 @@
               <w:right w:w="108" w:type="dxa"/>
             </w:tcMar>
             <w:tcBorders>
+              <w:bottom w:val="single" w:sz="4" w:space="0" w:color="CCCCCC"/>
+              <w:left w:val="single" w:sz="4" w:space="0" w:color="CCCCCC"/>
+              <w:right w:val="single" w:sz="4" w:space="0" w:color="CCCCCC"/>
               <w:top w:val="single" w:sz="4" w:space="0" w:color="CCCCCC"/>
-              <w:bottom w:val="single" w:sz="4" w:space="0" w:color="CCCCCC"/>
-              <w:right w:val="single" w:sz="4" w:space="0" w:color="CCCCCC"/>
-              <w:left w:val="single" w:sz="4" w:space="0" w:color="CCCCCC"/>
             </w:tcBorders>
           </w:tcPr>
           <w:p>
@@ -10833,10 +14385,10 @@
               <w:right w:w="108" w:type="dxa"/>
             </w:tcMar>
             <w:tcBorders>
+              <w:bottom w:val="single" w:sz="4" w:space="0" w:color="CCCCCC"/>
+              <w:left w:val="single" w:sz="4" w:space="0" w:color="CCCCCC"/>
+              <w:right w:val="single" w:sz="4" w:space="0" w:color="CCCCCC"/>
               <w:top w:val="single" w:sz="4" w:space="0" w:color="CCCCCC"/>
-              <w:bottom w:val="single" w:sz="4" w:space="0" w:color="CCCCCC"/>
-              <w:right w:val="single" w:sz="4" w:space="0" w:color="CCCCCC"/>
-              <w:left w:val="single" w:sz="4" w:space="0" w:color="CCCCCC"/>
             </w:tcBorders>
           </w:tcPr>
           <w:p>
@@ -10867,10 +14419,10 @@
               <w:right w:w="108" w:type="dxa"/>
             </w:tcMar>
             <w:tcBorders>
+              <w:bottom w:val="single" w:sz="4" w:space="0" w:color="CCCCCC"/>
+              <w:left w:val="single" w:sz="4" w:space="0" w:color="CCCCCC"/>
+              <w:right w:val="single" w:sz="4" w:space="0" w:color="CCCCCC"/>
               <w:top w:val="single" w:sz="4" w:space="0" w:color="CCCCCC"/>
-              <w:bottom w:val="single" w:sz="4" w:space="0" w:color="CCCCCC"/>
-              <w:right w:val="single" w:sz="4" w:space="0" w:color="CCCCCC"/>
-              <w:left w:val="single" w:sz="4" w:space="0" w:color="CCCCCC"/>
             </w:tcBorders>
           </w:tcPr>
           <w:p>
@@ -10887,7 +14439,7 @@
                 <w:szCs w:val="20"/>
                 <w:rtl/>
               </w:rPr>
-              <w:t>يُفعَّل النظام تلقائياً لحظة التقاط صورة المخالفة المرورية، إذ يستخدم نموذج رؤية حاسوبية (Computer Vision) لمطابقة لون المركبة وطرازها في الصورة مع بيانات المركبة المسجلة في قاعدة البيانات. عند اكتشاف أي تناقض بين اللوحة المصورة وسجل المركبة، يُصدر النظام تنبيهاً فورياً للمختص قبل إتمام إصدار المخالفة، مما يمنع توجيه مخالفات مشكوك في صحتها إلى المتعامل.</w:t>
+              <w:t>يُفعَّل النظام تلقائياً لحظة التقاط صورة المخالفة المرورية، إذ يستخدم نموذج رؤية حاسوبية (Computer Vision) لمطابقة لون المركبة وطرازها في الصورة مع بيانات السيارة المسجلة في قاعدة بيانات المركبات. وعند اكتشاف أي تناقض بين اللوحة المصورة وسجل الملكية، يُصدر النظام تنبيهاً فورياً للمختص قبل إتمام إصدار المخالفة وإرسالها للمتعامل.</w:t>
             </w:r>
           </w:p>
         </w:tc>
@@ -10902,10 +14454,10 @@
               <w:right w:w="108" w:type="dxa"/>
             </w:tcMar>
             <w:tcBorders>
+              <w:bottom w:val="single" w:sz="4" w:space="0" w:color="CCCCCC"/>
+              <w:left w:val="single" w:sz="4" w:space="0" w:color="CCCCCC"/>
+              <w:right w:val="single" w:sz="4" w:space="0" w:color="CCCCCC"/>
               <w:top w:val="single" w:sz="4" w:space="0" w:color="CCCCCC"/>
-              <w:left w:val="single" w:sz="4" w:space="0" w:color="CCCCCC"/>
-              <w:bottom w:val="single" w:sz="4" w:space="0" w:color="CCCCCC"/>
-              <w:right w:val="single" w:sz="4" w:space="0" w:color="CCCCCC"/>
             </w:tcBorders>
           </w:tcPr>
           <w:p>
@@ -10922,7 +14474,7 @@
                 <w:szCs w:val="20"/>
                 <w:rtl/>
               </w:rPr>
-              <w:t>نظام التحقق البصري من صور المخالفات المرورية</w:t>
+              <w:t>نظام التحقق البصري من صحة المخالفة</w:t>
             </w:r>
           </w:p>
         </w:tc>
@@ -10939,10 +14491,10 @@
               <w:right w:w="108" w:type="dxa"/>
             </w:tcMar>
             <w:tcBorders>
+              <w:bottom w:val="single" w:sz="4" w:space="0" w:color="CCCCCC"/>
               <w:left w:val="single" w:sz="4" w:space="0" w:color="CCCCCC"/>
+              <w:right w:val="single" w:sz="4" w:space="0" w:color="CCCCCC"/>
               <w:top w:val="single" w:sz="4" w:space="0" w:color="CCCCCC"/>
-              <w:bottom w:val="single" w:sz="4" w:space="0" w:color="CCCCCC"/>
-              <w:right w:val="single" w:sz="4" w:space="0" w:color="CCCCCC"/>
             </w:tcBorders>
           </w:tcPr>
           <w:p>
@@ -10974,10 +14526,10 @@
               <w:right w:w="108" w:type="dxa"/>
             </w:tcMar>
             <w:tcBorders>
+              <w:bottom w:val="single" w:sz="4" w:space="0" w:color="CCCCCC"/>
+              <w:left w:val="single" w:sz="4" w:space="0" w:color="CCCCCC"/>
+              <w:right w:val="single" w:sz="4" w:space="0" w:color="CCCCCC"/>
               <w:top w:val="single" w:sz="4" w:space="0" w:color="CCCCCC"/>
-              <w:bottom w:val="single" w:sz="4" w:space="0" w:color="CCCCCC"/>
-              <w:right w:val="single" w:sz="4" w:space="0" w:color="CCCCCC"/>
-              <w:left w:val="single" w:sz="4" w:space="0" w:color="CCCCCC"/>
             </w:tcBorders>
           </w:tcPr>
           <w:p>
@@ -11008,10 +14560,10 @@
               <w:right w:w="108" w:type="dxa"/>
             </w:tcMar>
             <w:tcBorders>
+              <w:bottom w:val="single" w:sz="4" w:space="0" w:color="CCCCCC"/>
+              <w:left w:val="single" w:sz="4" w:space="0" w:color="CCCCCC"/>
+              <w:right w:val="single" w:sz="4" w:space="0" w:color="CCCCCC"/>
               <w:top w:val="single" w:sz="4" w:space="0" w:color="CCCCCC"/>
-              <w:bottom w:val="single" w:sz="4" w:space="0" w:color="CCCCCC"/>
-              <w:right w:val="single" w:sz="4" w:space="0" w:color="CCCCCC"/>
-              <w:left w:val="single" w:sz="4" w:space="0" w:color="CCCCCC"/>
             </w:tcBorders>
           </w:tcPr>
           <w:p>
@@ -11028,7 +14580,7 @@
                 <w:szCs w:val="20"/>
                 <w:rtl/>
               </w:rPr>
-              <w:t>يُحلل النظام نص كل حالة واردة جديدة فور تسجيلها في CRM باستخدام نموذج تصنيف نصي مدعوم بقاعدة بيانات صلاحيات الجهات، ليحدد تلقائياً الجهة المختصة من بين شرطة الفجيرة أو RTA أو البلدية أو غيرها. يُرسل النظام توجيهاً فورياً للمتعامل عبر القناة المناسبة مع بيانات الجهة الصحيحة، مما يُلغي الحاجة إلى إعادة التوجيه اليدوي المتكرر.</w:t>
+              <w:t>عند ورود أي حالة جديدة في CRM، يحلل النموذج نص الطلب باستخدام تصنيف نصي مدعوم بالذكاء الاصطناعي، ثم يقارنه بقاعدة بيانات صلاحيات الجهات لتحديد الجهة المختصة تلقائياً — سواء أكانت شرطة الفجيرة أم RTA أم جهة حكومية أخرى. يُنتج النظام رسالة توجيه فورية تُرسل للمتعامل عبر القناة الرقمية المناسبة دون الحاجة إلى مراجعة يدوية.</w:t>
             </w:r>
           </w:p>
         </w:tc>
@@ -11043,10 +14595,10 @@
               <w:right w:w="108" w:type="dxa"/>
             </w:tcMar>
             <w:tcBorders>
+              <w:bottom w:val="single" w:sz="4" w:space="0" w:color="CCCCCC"/>
+              <w:left w:val="single" w:sz="4" w:space="0" w:color="CCCCCC"/>
+              <w:right w:val="single" w:sz="4" w:space="0" w:color="CCCCCC"/>
               <w:top w:val="single" w:sz="4" w:space="0" w:color="CCCCCC"/>
-              <w:left w:val="single" w:sz="4" w:space="0" w:color="CCCCCC"/>
-              <w:bottom w:val="single" w:sz="4" w:space="0" w:color="CCCCCC"/>
-              <w:right w:val="single" w:sz="4" w:space="0" w:color="CCCCCC"/>
             </w:tcBorders>
           </w:tcPr>
           <w:p>
@@ -11063,7 +14615,7 @@
                 <w:szCs w:val="20"/>
                 <w:rtl/>
               </w:rPr>
-              <w:t>محرك التوجيه الذكي لإحالات الجهات الحكومية</w:t>
+              <w:t>موجّه الحالات الذكي بين الجهات الحكومية</w:t>
             </w:r>
           </w:p>
         </w:tc>
@@ -11080,10 +14632,10 @@
               <w:right w:w="108" w:type="dxa"/>
             </w:tcMar>
             <w:tcBorders>
+              <w:bottom w:val="single" w:sz="4" w:space="0" w:color="CCCCCC"/>
               <w:left w:val="single" w:sz="4" w:space="0" w:color="CCCCCC"/>
+              <w:right w:val="single" w:sz="4" w:space="0" w:color="CCCCCC"/>
               <w:top w:val="single" w:sz="4" w:space="0" w:color="CCCCCC"/>
-              <w:bottom w:val="single" w:sz="4" w:space="0" w:color="CCCCCC"/>
-              <w:right w:val="single" w:sz="4" w:space="0" w:color="CCCCCC"/>
             </w:tcBorders>
           </w:tcPr>
           <w:p>
@@ -11115,10 +14667,10 @@
               <w:right w:w="108" w:type="dxa"/>
             </w:tcMar>
             <w:tcBorders>
+              <w:bottom w:val="single" w:sz="4" w:space="0" w:color="CCCCCC"/>
+              <w:left w:val="single" w:sz="4" w:space="0" w:color="CCCCCC"/>
+              <w:right w:val="single" w:sz="4" w:space="0" w:color="CCCCCC"/>
               <w:top w:val="single" w:sz="4" w:space="0" w:color="CCCCCC"/>
-              <w:bottom w:val="single" w:sz="4" w:space="0" w:color="CCCCCC"/>
-              <w:right w:val="single" w:sz="4" w:space="0" w:color="CCCCCC"/>
-              <w:left w:val="single" w:sz="4" w:space="0" w:color="CCCCCC"/>
             </w:tcBorders>
           </w:tcPr>
           <w:p>
@@ -11149,10 +14701,10 @@
               <w:right w:w="108" w:type="dxa"/>
             </w:tcMar>
             <w:tcBorders>
+              <w:bottom w:val="single" w:sz="4" w:space="0" w:color="CCCCCC"/>
+              <w:left w:val="single" w:sz="4" w:space="0" w:color="CCCCCC"/>
+              <w:right w:val="single" w:sz="4" w:space="0" w:color="CCCCCC"/>
               <w:top w:val="single" w:sz="4" w:space="0" w:color="CCCCCC"/>
-              <w:bottom w:val="single" w:sz="4" w:space="0" w:color="CCCCCC"/>
-              <w:right w:val="single" w:sz="4" w:space="0" w:color="CCCCCC"/>
-              <w:left w:val="single" w:sz="4" w:space="0" w:color="CCCCCC"/>
             </w:tcBorders>
           </w:tcPr>
           <w:p>
@@ -11169,7 +14721,7 @@
                 <w:szCs w:val="20"/>
                 <w:rtl/>
               </w:rPr>
-              <w:t>يُشغَّل النظام عند رفع المتعامل لأي وثيقة أو صورة ضمن طلبه، إذ يوظف تقنية OCR لقراءة الحقول الإلزامية واستخراج البيانات، مقروناً بخوارزميات فحص جودة الصورة للتحقق من الدقة والوضوح وصلاحية الوثائق كشهادة الفحص وتطابق رقم الهوية. في حال رصد أي نقص أو خلل، يُرشد النظام المتعامل فورياً إلى التصحيح المطلوب قبل إتمام الإرسال، دون الحاجة لتدخل الموظف.</w:t>
+              <w:t>يعترض النظام كل وثيقة يرفعها المتعامل قبل إتمام إرسال الطلب، ويُجري عليها سلسلة فحوصات آلية باستخدام OCR واشتراطات جودة الصورة: يتحقق من دقة الصورة الشخصية وصلاحية شهادة الفحص الفني واكتمال الحقول الإلزامية وتطابق رقم الهوية مع البيانات المدخلة. وعند رصد أي قصور، يُوجّه النظام المتعامل فوراً بتعليمات تصحيح محددة قبل تسجيل الطلب في CRM.</w:t>
             </w:r>
           </w:p>
         </w:tc>
@@ -11184,10 +14736,10 @@
               <w:right w:w="108" w:type="dxa"/>
             </w:tcMar>
             <w:tcBorders>
+              <w:bottom w:val="single" w:sz="4" w:space="0" w:color="CCCCCC"/>
+              <w:left w:val="single" w:sz="4" w:space="0" w:color="CCCCCC"/>
+              <w:right w:val="single" w:sz="4" w:space="0" w:color="CCCCCC"/>
               <w:top w:val="single" w:sz="4" w:space="0" w:color="CCCCCC"/>
-              <w:left w:val="single" w:sz="4" w:space="0" w:color="CCCCCC"/>
-              <w:bottom w:val="single" w:sz="4" w:space="0" w:color="CCCCCC"/>
-              <w:right w:val="single" w:sz="4" w:space="0" w:color="CCCCCC"/>
             </w:tcBorders>
           </w:tcPr>
           <w:p>
@@ -11204,7 +14756,7 @@
                 <w:szCs w:val="20"/>
                 <w:rtl/>
               </w:rPr>
-              <w:t>فاحص جودة الوثائق والمستندات بتقنية OCR</w:t>
+              <w:t>فاحص جودة الوثائق واكتمالها آلياً</w:t>
             </w:r>
           </w:p>
         </w:tc>
@@ -11221,10 +14773,10 @@
               <w:right w:w="108" w:type="dxa"/>
             </w:tcMar>
             <w:tcBorders>
+              <w:bottom w:val="single" w:sz="4" w:space="0" w:color="CCCCCC"/>
               <w:left w:val="single" w:sz="4" w:space="0" w:color="CCCCCC"/>
+              <w:right w:val="single" w:sz="4" w:space="0" w:color="CCCCCC"/>
               <w:top w:val="single" w:sz="4" w:space="0" w:color="CCCCCC"/>
-              <w:bottom w:val="single" w:sz="4" w:space="0" w:color="CCCCCC"/>
-              <w:right w:val="single" w:sz="4" w:space="0" w:color="CCCCCC"/>
             </w:tcBorders>
           </w:tcPr>
           <w:p>
@@ -11256,10 +14808,10 @@
               <w:right w:w="108" w:type="dxa"/>
             </w:tcMar>
             <w:tcBorders>
+              <w:bottom w:val="single" w:sz="4" w:space="0" w:color="CCCCCC"/>
+              <w:left w:val="single" w:sz="4" w:space="0" w:color="CCCCCC"/>
+              <w:right w:val="single" w:sz="4" w:space="0" w:color="CCCCCC"/>
               <w:top w:val="single" w:sz="4" w:space="0" w:color="CCCCCC"/>
-              <w:bottom w:val="single" w:sz="4" w:space="0" w:color="CCCCCC"/>
-              <w:right w:val="single" w:sz="4" w:space="0" w:color="CCCCCC"/>
-              <w:left w:val="single" w:sz="4" w:space="0" w:color="CCCCCC"/>
             </w:tcBorders>
           </w:tcPr>
           <w:p>
@@ -11290,10 +14842,10 @@
               <w:right w:w="108" w:type="dxa"/>
             </w:tcMar>
             <w:tcBorders>
+              <w:bottom w:val="single" w:sz="4" w:space="0" w:color="CCCCCC"/>
+              <w:left w:val="single" w:sz="4" w:space="0" w:color="CCCCCC"/>
+              <w:right w:val="single" w:sz="4" w:space="0" w:color="CCCCCC"/>
               <w:top w:val="single" w:sz="4" w:space="0" w:color="CCCCCC"/>
-              <w:bottom w:val="single" w:sz="4" w:space="0" w:color="CCCCCC"/>
-              <w:right w:val="single" w:sz="4" w:space="0" w:color="CCCCCC"/>
-              <w:left w:val="single" w:sz="4" w:space="0" w:color="CCCCCC"/>
             </w:tcBorders>
           </w:tcPr>
           <w:p>
@@ -11310,7 +14862,7 @@
                 <w:szCs w:val="20"/>
                 <w:rtl/>
               </w:rPr>
-              <w:t>يُعالج النظام نصوص جميع الشكاوى والبلاغات والمقترحات المسجلة في CRM باستخدام تقنية NER لاستخراج أسماء المواقع والمناطق الجغرافية المذكورة في النصوص. تُولَّد بعد ذلك خريطة حرارية تفاعلية تُظهر كثافة الحالات بحسب المنطقة الجغرافية، مما يُتيح للقيادة تحديد التقاطعات والمناطق ذات التكرار غير المتناسب لاتخاذ قرارات استثمار البنية التحتية وتوزيع الدوريات وفق أدلة بيانية موضوعية.</w:t>
+              <w:t>يعمل النظام على نصوص الشكاوى والمقترحات المخزنة في CRM، ويستخرج منها المواقع والمناطق الجغرافية المذكورة باستخدام تقنية استخراج الكيانات الجغرافية (NER)، ثم يُرسم هذه البيانات تلقائياً في خريطة حرارية تُظهر كثافة الإبلاغ لكل منطقة. يُخرج النظام تقريراً دورياً يُصنّف التقاطعات والمناطق ذات التركز غير المتناسب لدعم قرارات تخصيص الموارد وأولويات البنية التحتية.</w:t>
             </w:r>
           </w:p>
         </w:tc>
@@ -11325,10 +14877,10 @@
               <w:right w:w="108" w:type="dxa"/>
             </w:tcMar>
             <w:tcBorders>
+              <w:bottom w:val="single" w:sz="4" w:space="0" w:color="CCCCCC"/>
+              <w:left w:val="single" w:sz="4" w:space="0" w:color="CCCCCC"/>
+              <w:right w:val="single" w:sz="4" w:space="0" w:color="CCCCCC"/>
               <w:top w:val="single" w:sz="4" w:space="0" w:color="CCCCCC"/>
-              <w:left w:val="single" w:sz="4" w:space="0" w:color="CCCCCC"/>
-              <w:bottom w:val="single" w:sz="4" w:space="0" w:color="CCCCCC"/>
-              <w:right w:val="single" w:sz="4" w:space="0" w:color="CCCCCC"/>
             </w:tcBorders>
           </w:tcPr>
           <w:p>
@@ -11345,7 +14897,7 @@
                 <w:szCs w:val="20"/>
                 <w:rtl/>
               </w:rPr>
-              <w:t>رادار الاحتكاك الجغرافي بتقنية NER والخرائط الحرارية</w:t>
+              <w:t>رادار الاحتكاك الجغرافي بالخريطة الحرارية</w:t>
             </w:r>
           </w:p>
         </w:tc>
@@ -11365,7 +14917,7 @@
           <w:szCs w:val="22"/>
           <w:rtl/>
         </w:rPr>
-        <w:t>تتكامل الفرص المرصودة في فبراير - يوليو 2025 مع قدرات الذكاء الاصطناعي لتشكيل منظومة خدمة ذاتية ذكية تغطي ما نسبته 100% من حجم التواصل الحالي دون تدخل بشري في عمليات التصنيف والتوجيه. وتستند هذه المنظومة إلى 11 حالة موثقة خلال الفترة المذكورة، وتتوزع على أربع أدوات ذكاء اصطناعي متكاملة تعالج مصادر الاحتكاك عند نقطة نشوئها لا بعد تسجيلها في CRM.</w:t>
+        <w:t>تتكامل الفرص المرصودة في يناير - ديسمبر 2025 مع قدرات الذكاء الاصطناعي لبناء منظومة خدمة ذاتية ذكية تغطي ما لا يقل عن 92.0% من إجمالي الحالات الواردة دون تدخل بشري في مرحلة التصنيف. واستناداً إلى تحليل 50 حالة موثقة خلال الفترة المذكورة، تُقدم هذه الوثيقة أربع أدوات ذكاء اصطناعي متكاملة تعالج أبرز مصادر الاحتكاك في رحلة المتعامل من عند نقطة نشوئها.</w:t>
       </w:r>
     </w:p>
     <w:p>
@@ -11405,7 +14957,7 @@
           <w:u w:val="none"/>
           <w:rtl/>
         </w:rPr>
-        <w:t>تجمع هذه الخارطة توصيات التحليلات الأربعة في منظومة أولويات متدرجة مستندةً إلى بيانات الفترة الممتدة من فبراير إلى يوليو 2025، وتشمل 11 حالة موثقة تمثل الأساس التحليلي لكل بند مقترح. جميع البنود الثمانية مستمدة مباشرةً من مخرجات البيانات دون إضافة توصيات عامة، ومرتبة تنازلياً وفق معيارَي الأثر على تجربة المتعامل وسهولة التنفيذ.</w:t>
+        <w:t>تجمع هذه الخارطة توصيات التحليلات الأربعة في منظومة أولويات متدرجة مستندةً إلى بيانات الفترة يناير - ديسمبر 2025 البالغة 50 حالة، بهدف تحويل الفجوات المرصودة إلى إجراءات تحسينية قابلة للقياس. جميع البنود الثمانية مستخلصة مباشرةً من التحليل دون توصيات عامة، ومرتّبة تنازلياً وفق معيارَي الأثر وسهولة التنفيذ.</w:t>
       </w:r>
     </w:p>
     <w:tbl>
@@ -11435,10 +14987,10 @@
               <w:right w:w="108" w:type="dxa"/>
             </w:tcMar>
             <w:tcBorders>
+              <w:bottom w:val="single" w:sz="4" w:space="0" w:color="CCCCCC"/>
+              <w:left w:val="single" w:sz="4" w:space="0" w:color="CCCCCC"/>
+              <w:right w:val="single" w:sz="4" w:space="0" w:color="CCCCCC"/>
               <w:top w:val="single" w:sz="4" w:space="0" w:color="CCCCCC"/>
-              <w:bottom w:val="single" w:sz="4" w:space="0" w:color="CCCCCC"/>
-              <w:right w:val="single" w:sz="4" w:space="0" w:color="CCCCCC"/>
-              <w:left w:val="single" w:sz="4" w:space="0" w:color="CCCCCC"/>
             </w:tcBorders>
           </w:tcPr>
           <w:p>
@@ -11470,10 +15022,10 @@
               <w:right w:w="108" w:type="dxa"/>
             </w:tcMar>
             <w:tcBorders>
+              <w:bottom w:val="single" w:sz="4" w:space="0" w:color="CCCCCC"/>
+              <w:left w:val="single" w:sz="4" w:space="0" w:color="CCCCCC"/>
+              <w:right w:val="single" w:sz="4" w:space="0" w:color="CCCCCC"/>
               <w:top w:val="single" w:sz="4" w:space="0" w:color="CCCCCC"/>
-              <w:bottom w:val="single" w:sz="4" w:space="0" w:color="CCCCCC"/>
-              <w:right w:val="single" w:sz="4" w:space="0" w:color="CCCCCC"/>
-              <w:left w:val="single" w:sz="4" w:space="0" w:color="CCCCCC"/>
             </w:tcBorders>
           </w:tcPr>
           <w:p>
@@ -11505,10 +15057,10 @@
               <w:right w:w="108" w:type="dxa"/>
             </w:tcMar>
             <w:tcBorders>
+              <w:bottom w:val="single" w:sz="4" w:space="0" w:color="CCCCCC"/>
+              <w:left w:val="single" w:sz="4" w:space="0" w:color="CCCCCC"/>
+              <w:right w:val="single" w:sz="4" w:space="0" w:color="CCCCCC"/>
               <w:top w:val="single" w:sz="4" w:space="0" w:color="CCCCCC"/>
-              <w:bottom w:val="single" w:sz="4" w:space="0" w:color="CCCCCC"/>
-              <w:right w:val="single" w:sz="4" w:space="0" w:color="CCCCCC"/>
-              <w:left w:val="single" w:sz="4" w:space="0" w:color="CCCCCC"/>
             </w:tcBorders>
           </w:tcPr>
           <w:p>
@@ -11540,10 +15092,10 @@
               <w:right w:w="108" w:type="dxa"/>
             </w:tcMar>
             <w:tcBorders>
+              <w:bottom w:val="single" w:sz="4" w:space="0" w:color="CCCCCC"/>
+              <w:left w:val="single" w:sz="4" w:space="0" w:color="CCCCCC"/>
+              <w:right w:val="single" w:sz="4" w:space="0" w:color="CCCCCC"/>
               <w:top w:val="single" w:sz="4" w:space="0" w:color="CCCCCC"/>
-              <w:bottom w:val="single" w:sz="4" w:space="0" w:color="CCCCCC"/>
-              <w:right w:val="single" w:sz="4" w:space="0" w:color="CCCCCC"/>
-              <w:left w:val="single" w:sz="4" w:space="0" w:color="CCCCCC"/>
             </w:tcBorders>
           </w:tcPr>
           <w:p>
@@ -11575,10 +15127,10 @@
               <w:right w:w="108" w:type="dxa"/>
             </w:tcMar>
             <w:tcBorders>
+              <w:bottom w:val="single" w:sz="4" w:space="0" w:color="CCCCCC"/>
+              <w:left w:val="single" w:sz="4" w:space="0" w:color="CCCCCC"/>
+              <w:right w:val="single" w:sz="4" w:space="0" w:color="CCCCCC"/>
               <w:top w:val="single" w:sz="4" w:space="0" w:color="CCCCCC"/>
-              <w:bottom w:val="single" w:sz="4" w:space="0" w:color="CCCCCC"/>
-              <w:right w:val="single" w:sz="4" w:space="0" w:color="CCCCCC"/>
-              <w:left w:val="single" w:sz="4" w:space="0" w:color="CCCCCC"/>
             </w:tcBorders>
           </w:tcPr>
           <w:p>
@@ -11610,10 +15162,10 @@
               <w:right w:w="108" w:type="dxa"/>
             </w:tcMar>
             <w:tcBorders>
+              <w:bottom w:val="single" w:sz="4" w:space="0" w:color="CCCCCC"/>
+              <w:left w:val="single" w:sz="4" w:space="0" w:color="CCCCCC"/>
+              <w:right w:val="single" w:sz="4" w:space="0" w:color="CCCCCC"/>
               <w:top w:val="single" w:sz="4" w:space="0" w:color="CCCCCC"/>
-              <w:left w:val="single" w:sz="4" w:space="0" w:color="CCCCCC"/>
-              <w:bottom w:val="single" w:sz="4" w:space="0" w:color="CCCCCC"/>
-              <w:right w:val="single" w:sz="4" w:space="0" w:color="CCCCCC"/>
             </w:tcBorders>
           </w:tcPr>
           <w:p>
@@ -11647,10 +15199,10 @@
               <w:right w:w="108" w:type="dxa"/>
             </w:tcMar>
             <w:tcBorders>
+              <w:bottom w:val="single" w:sz="4" w:space="0" w:color="CCCCCC"/>
+              <w:left w:val="single" w:sz="4" w:space="0" w:color="CCCCCC"/>
+              <w:right w:val="single" w:sz="4" w:space="0" w:color="CCCCCC"/>
               <w:top w:val="single" w:sz="4" w:space="0" w:color="CCCCCC"/>
-              <w:bottom w:val="single" w:sz="4" w:space="0" w:color="CCCCCC"/>
-              <w:right w:val="single" w:sz="4" w:space="0" w:color="CCCCCC"/>
-              <w:left w:val="single" w:sz="4" w:space="0" w:color="CCCCCC"/>
             </w:tcBorders>
           </w:tcPr>
           <w:p>
@@ -11682,10 +15234,10 @@
               <w:right w:w="108" w:type="dxa"/>
             </w:tcMar>
             <w:tcBorders>
+              <w:bottom w:val="single" w:sz="4" w:space="0" w:color="CCCCCC"/>
+              <w:left w:val="single" w:sz="4" w:space="0" w:color="CCCCCC"/>
+              <w:right w:val="single" w:sz="4" w:space="0" w:color="CCCCCC"/>
               <w:top w:val="single" w:sz="4" w:space="0" w:color="CCCCCC"/>
-              <w:bottom w:val="single" w:sz="4" w:space="0" w:color="CCCCCC"/>
-              <w:right w:val="single" w:sz="4" w:space="0" w:color="CCCCCC"/>
-              <w:left w:val="single" w:sz="4" w:space="0" w:color="CCCCCC"/>
             </w:tcBorders>
           </w:tcPr>
           <w:p>
@@ -11702,7 +15254,7 @@
                 <w:szCs w:val="20"/>
                 <w:rtl/>
               </w:rPr>
-              <w:t>تقليص 3+ حالات تواصل مرتبطة بتأخر ظهور البيانات وعدم تحديثها في النظام بعد إتمام الإجراء.</w:t>
+              <w:t>تقليص 6+ حالة اعتراض على مخالفات وخفض الاتصالات المتكررة بتوفير مسار رسمي واضح.</w:t>
             </w:r>
           </w:p>
         </w:tc>
@@ -11717,10 +15269,10 @@
               <w:right w:w="108" w:type="dxa"/>
             </w:tcMar>
             <w:tcBorders>
+              <w:bottom w:val="single" w:sz="4" w:space="0" w:color="CCCCCC"/>
+              <w:left w:val="single" w:sz="4" w:space="0" w:color="CCCCCC"/>
+              <w:right w:val="single" w:sz="4" w:space="0" w:color="CCCCCC"/>
               <w:top w:val="single" w:sz="4" w:space="0" w:color="CCCCCC"/>
-              <w:bottom w:val="single" w:sz="4" w:space="0" w:color="CCCCCC"/>
-              <w:right w:val="single" w:sz="4" w:space="0" w:color="CCCCCC"/>
-              <w:left w:val="single" w:sz="4" w:space="0" w:color="CCCCCC"/>
             </w:tcBorders>
           </w:tcPr>
           <w:p>
@@ -11752,10 +15304,10 @@
               <w:right w:w="108" w:type="dxa"/>
             </w:tcMar>
             <w:tcBorders>
+              <w:bottom w:val="single" w:sz="4" w:space="0" w:color="CCCCCC"/>
+              <w:left w:val="single" w:sz="4" w:space="0" w:color="CCCCCC"/>
+              <w:right w:val="single" w:sz="4" w:space="0" w:color="CCCCCC"/>
               <w:top w:val="single" w:sz="4" w:space="0" w:color="CCCCCC"/>
-              <w:bottom w:val="single" w:sz="4" w:space="0" w:color="CCCCCC"/>
-              <w:right w:val="single" w:sz="4" w:space="0" w:color="CCCCCC"/>
-              <w:left w:val="single" w:sz="4" w:space="0" w:color="CCCCCC"/>
             </w:tcBorders>
           </w:tcPr>
           <w:p>
@@ -11772,7 +15324,7 @@
                 <w:szCs w:val="20"/>
                 <w:rtl/>
               </w:rPr>
-              <w:t>نشر قسم «أسئلة شائعة» في التطبيق والبوابة يوضح مواعيد مزامنة البيانات لكل نوع معاملة، مع إشعار SMS تلقائي يحمل طابعاً زمنياً فور تسجيل البيانات بنجاح، وأداة استعلام ذاتية عن حالة المعاملة.</w:t>
+              <w:t>إنشاء قناة اعتراض رقمية رسمية على المخالفات المرورية داخل تطبيق MOI، تتيح للمتعامل رفع اعتراضه مع إرفاق المستندات الداعمة وتلقّي رقم مرجعي فوري عبر SMS.</w:t>
             </w:r>
           </w:p>
         </w:tc>
@@ -11787,10 +15339,10 @@
               <w:right w:w="108" w:type="dxa"/>
             </w:tcMar>
             <w:tcBorders>
+              <w:bottom w:val="single" w:sz="4" w:space="0" w:color="CCCCCC"/>
+              <w:left w:val="single" w:sz="4" w:space="0" w:color="CCCCCC"/>
+              <w:right w:val="single" w:sz="4" w:space="0" w:color="CCCCCC"/>
               <w:top w:val="single" w:sz="4" w:space="0" w:color="CCCCCC"/>
-              <w:bottom w:val="single" w:sz="4" w:space="0" w:color="CCCCCC"/>
-              <w:right w:val="single" w:sz="4" w:space="0" w:color="CCCCCC"/>
-              <w:left w:val="single" w:sz="4" w:space="0" w:color="CCCCCC"/>
             </w:tcBorders>
           </w:tcPr>
           <w:p>
@@ -11822,10 +15374,10 @@
               <w:right w:w="108" w:type="dxa"/>
             </w:tcMar>
             <w:tcBorders>
+              <w:bottom w:val="single" w:sz="4" w:space="0" w:color="CCCCCC"/>
+              <w:left w:val="single" w:sz="4" w:space="0" w:color="CCCCCC"/>
+              <w:right w:val="single" w:sz="4" w:space="0" w:color="CCCCCC"/>
               <w:top w:val="single" w:sz="4" w:space="0" w:color="CCCCCC"/>
-              <w:left w:val="single" w:sz="4" w:space="0" w:color="CCCCCC"/>
-              <w:bottom w:val="single" w:sz="4" w:space="0" w:color="CCCCCC"/>
-              <w:right w:val="single" w:sz="4" w:space="0" w:color="CCCCCC"/>
             </w:tcBorders>
           </w:tcPr>
           <w:p>
@@ -11859,10 +15411,10 @@
               <w:right w:w="108" w:type="dxa"/>
             </w:tcMar>
             <w:tcBorders>
+              <w:bottom w:val="single" w:sz="4" w:space="0" w:color="CCCCCC"/>
               <w:left w:val="single" w:sz="4" w:space="0" w:color="CCCCCC"/>
+              <w:right w:val="single" w:sz="4" w:space="0" w:color="CCCCCC"/>
               <w:top w:val="single" w:sz="4" w:space="0" w:color="CCCCCC"/>
-              <w:bottom w:val="single" w:sz="4" w:space="0" w:color="CCCCCC"/>
-              <w:right w:val="single" w:sz="4" w:space="0" w:color="CCCCCC"/>
             </w:tcBorders>
           </w:tcPr>
           <w:p>
@@ -11894,10 +15446,10 @@
               <w:right w:w="108" w:type="dxa"/>
             </w:tcMar>
             <w:tcBorders>
+              <w:bottom w:val="single" w:sz="4" w:space="0" w:color="CCCCCC"/>
+              <w:left w:val="single" w:sz="4" w:space="0" w:color="CCCCCC"/>
+              <w:right w:val="single" w:sz="4" w:space="0" w:color="CCCCCC"/>
               <w:top w:val="single" w:sz="4" w:space="0" w:color="CCCCCC"/>
-              <w:bottom w:val="single" w:sz="4" w:space="0" w:color="CCCCCC"/>
-              <w:right w:val="single" w:sz="4" w:space="0" w:color="CCCCCC"/>
-              <w:left w:val="single" w:sz="4" w:space="0" w:color="CCCCCC"/>
             </w:tcBorders>
           </w:tcPr>
           <w:p>
@@ -11914,7 +15466,7 @@
                 <w:szCs w:val="20"/>
                 <w:rtl/>
               </w:rPr>
-              <w:t>إلغاء 2+ حالة تواصل ناجمة عن عدم التحقق من هوية المركبة المخالفة.</w:t>
+              <w:t>معالجة 4+ حالة ناجمة عن غياب تتبع التسليم وتقليص استفسارات الاستلام المتكررة.</w:t>
             </w:r>
           </w:p>
         </w:tc>
@@ -11929,10 +15481,10 @@
               <w:right w:w="108" w:type="dxa"/>
             </w:tcMar>
             <w:tcBorders>
+              <w:bottom w:val="single" w:sz="4" w:space="0" w:color="CCCCCC"/>
+              <w:left w:val="single" w:sz="4" w:space="0" w:color="CCCCCC"/>
+              <w:right w:val="single" w:sz="4" w:space="0" w:color="CCCCCC"/>
               <w:top w:val="single" w:sz="4" w:space="0" w:color="CCCCCC"/>
-              <w:bottom w:val="single" w:sz="4" w:space="0" w:color="CCCCCC"/>
-              <w:right w:val="single" w:sz="4" w:space="0" w:color="CCCCCC"/>
-              <w:left w:val="single" w:sz="4" w:space="0" w:color="CCCCCC"/>
             </w:tcBorders>
           </w:tcPr>
           <w:p>
@@ -11964,10 +15516,10 @@
               <w:right w:w="108" w:type="dxa"/>
             </w:tcMar>
             <w:tcBorders>
+              <w:bottom w:val="single" w:sz="4" w:space="0" w:color="CCCCCC"/>
+              <w:left w:val="single" w:sz="4" w:space="0" w:color="CCCCCC"/>
+              <w:right w:val="single" w:sz="4" w:space="0" w:color="CCCCCC"/>
               <w:top w:val="single" w:sz="4" w:space="0" w:color="CCCCCC"/>
-              <w:bottom w:val="single" w:sz="4" w:space="0" w:color="CCCCCC"/>
-              <w:right w:val="single" w:sz="4" w:space="0" w:color="CCCCCC"/>
-              <w:left w:val="single" w:sz="4" w:space="0" w:color="CCCCCC"/>
             </w:tcBorders>
           </w:tcPr>
           <w:p>
@@ -11984,7 +15536,7 @@
                 <w:szCs w:val="20"/>
                 <w:rtl/>
               </w:rPr>
-              <w:t>تفعيل إرسال صورة المركبة المخالفة مباشرةً ضمن إشعار SMS أو التطبيق لحظة إصدار المخالفة، ليتحقق المتعامل فورياً من صحتها دون الحاجة إلى التواصل مع الدعم.</w:t>
+              <w:t>تفعيل إشعارات SMS وبريد إلكتروني تلقائية عند كل مرحلة تسليم مستند (تأكيد دفع، طباعة، إرسال، استلام)، مع إضافة أداة «أين مستندي؟» في تطبيق MOI لتتبع ذاتي.</w:t>
             </w:r>
           </w:p>
         </w:tc>
@@ -11999,10 +15551,10 @@
               <w:right w:w="108" w:type="dxa"/>
             </w:tcMar>
             <w:tcBorders>
+              <w:bottom w:val="single" w:sz="4" w:space="0" w:color="CCCCCC"/>
+              <w:left w:val="single" w:sz="4" w:space="0" w:color="CCCCCC"/>
+              <w:right w:val="single" w:sz="4" w:space="0" w:color="CCCCCC"/>
               <w:top w:val="single" w:sz="4" w:space="0" w:color="CCCCCC"/>
-              <w:bottom w:val="single" w:sz="4" w:space="0" w:color="CCCCCC"/>
-              <w:right w:val="single" w:sz="4" w:space="0" w:color="CCCCCC"/>
-              <w:left w:val="single" w:sz="4" w:space="0" w:color="CCCCCC"/>
             </w:tcBorders>
           </w:tcPr>
           <w:p>
@@ -12034,10 +15586,10 @@
               <w:right w:w="108" w:type="dxa"/>
             </w:tcMar>
             <w:tcBorders>
+              <w:bottom w:val="single" w:sz="4" w:space="0" w:color="CCCCCC"/>
+              <w:left w:val="single" w:sz="4" w:space="0" w:color="CCCCCC"/>
+              <w:right w:val="single" w:sz="4" w:space="0" w:color="CCCCCC"/>
               <w:top w:val="single" w:sz="4" w:space="0" w:color="CCCCCC"/>
-              <w:left w:val="single" w:sz="4" w:space="0" w:color="CCCCCC"/>
-              <w:bottom w:val="single" w:sz="4" w:space="0" w:color="CCCCCC"/>
-              <w:right w:val="single" w:sz="4" w:space="0" w:color="CCCCCC"/>
             </w:tcBorders>
           </w:tcPr>
           <w:p>
@@ -12071,10 +15623,10 @@
               <w:right w:w="108" w:type="dxa"/>
             </w:tcMar>
             <w:tcBorders>
+              <w:bottom w:val="single" w:sz="4" w:space="0" w:color="CCCCCC"/>
               <w:left w:val="single" w:sz="4" w:space="0" w:color="CCCCCC"/>
+              <w:right w:val="single" w:sz="4" w:space="0" w:color="CCCCCC"/>
               <w:top w:val="single" w:sz="4" w:space="0" w:color="CCCCCC"/>
-              <w:bottom w:val="single" w:sz="4" w:space="0" w:color="CCCCCC"/>
-              <w:right w:val="single" w:sz="4" w:space="0" w:color="CCCCCC"/>
             </w:tcBorders>
           </w:tcPr>
           <w:p>
@@ -12106,10 +15658,10 @@
               <w:right w:w="108" w:type="dxa"/>
             </w:tcMar>
             <w:tcBorders>
+              <w:bottom w:val="single" w:sz="4" w:space="0" w:color="CCCCCC"/>
+              <w:left w:val="single" w:sz="4" w:space="0" w:color="CCCCCC"/>
+              <w:right w:val="single" w:sz="4" w:space="0" w:color="CCCCCC"/>
               <w:top w:val="single" w:sz="4" w:space="0" w:color="CCCCCC"/>
-              <w:bottom w:val="single" w:sz="4" w:space="0" w:color="CCCCCC"/>
-              <w:right w:val="single" w:sz="4" w:space="0" w:color="CCCCCC"/>
-              <w:left w:val="single" w:sz="4" w:space="0" w:color="CCCCCC"/>
             </w:tcBorders>
           </w:tcPr>
           <w:p>
@@ -12126,7 +15678,7 @@
                 <w:szCs w:val="20"/>
                 <w:rtl/>
               </w:rPr>
-              <w:t>تقليص 2+ حالة مرتبطة بخصم المبالغ وإلغاء الطلبات دون إشعار المتعامل.</w:t>
+              <w:t>معالجة 4+ حالة متابعة معلّقة وخفض تواصل المتعامل للاستفسار عن حالة طلبه.</w:t>
             </w:r>
           </w:p>
         </w:tc>
@@ -12141,10 +15693,10 @@
               <w:right w:w="108" w:type="dxa"/>
             </w:tcMar>
             <w:tcBorders>
+              <w:bottom w:val="single" w:sz="4" w:space="0" w:color="CCCCCC"/>
+              <w:left w:val="single" w:sz="4" w:space="0" w:color="CCCCCC"/>
+              <w:right w:val="single" w:sz="4" w:space="0" w:color="CCCCCC"/>
               <w:top w:val="single" w:sz="4" w:space="0" w:color="CCCCCC"/>
-              <w:bottom w:val="single" w:sz="4" w:space="0" w:color="CCCCCC"/>
-              <w:right w:val="single" w:sz="4" w:space="0" w:color="CCCCCC"/>
-              <w:left w:val="single" w:sz="4" w:space="0" w:color="CCCCCC"/>
             </w:tcBorders>
           </w:tcPr>
           <w:p>
@@ -12176,10 +15728,10 @@
               <w:right w:w="108" w:type="dxa"/>
             </w:tcMar>
             <w:tcBorders>
+              <w:bottom w:val="single" w:sz="4" w:space="0" w:color="CCCCCC"/>
+              <w:left w:val="single" w:sz="4" w:space="0" w:color="CCCCCC"/>
+              <w:right w:val="single" w:sz="4" w:space="0" w:color="CCCCCC"/>
               <w:top w:val="single" w:sz="4" w:space="0" w:color="CCCCCC"/>
-              <w:bottom w:val="single" w:sz="4" w:space="0" w:color="CCCCCC"/>
-              <w:right w:val="single" w:sz="4" w:space="0" w:color="CCCCCC"/>
-              <w:left w:val="single" w:sz="4" w:space="0" w:color="CCCCCC"/>
             </w:tcBorders>
           </w:tcPr>
           <w:p>
@@ -12196,7 +15748,7 @@
                 <w:szCs w:val="20"/>
                 <w:rtl/>
               </w:rPr>
-              <w:t>إلزام النظام بإرسال SMS وبريد إلكتروني فور كل عملية خصم أو إلغاء خدمة، مع نشر اتفاقية مستوى خدمة الاسترداد في التطبيق والبوابة، وإنشاء مسار تصعيد مستقل لحالات الإلغاء الصامت في CRM.</w:t>
+              <w:t>إضافة لوحة «طلباتي» في تطبيق MOI تعرض حالة الطلب لحظياً، مع إشعارات تلقائية عبر SMS عند كل تحديث لمراحل تجديد الرخصة وتسجيل المركبة.</w:t>
             </w:r>
           </w:p>
         </w:tc>
@@ -12211,10 +15763,10 @@
               <w:right w:w="108" w:type="dxa"/>
             </w:tcMar>
             <w:tcBorders>
+              <w:bottom w:val="single" w:sz="4" w:space="0" w:color="CCCCCC"/>
+              <w:left w:val="single" w:sz="4" w:space="0" w:color="CCCCCC"/>
+              <w:right w:val="single" w:sz="4" w:space="0" w:color="CCCCCC"/>
               <w:top w:val="single" w:sz="4" w:space="0" w:color="CCCCCC"/>
-              <w:bottom w:val="single" w:sz="4" w:space="0" w:color="CCCCCC"/>
-              <w:right w:val="single" w:sz="4" w:space="0" w:color="CCCCCC"/>
-              <w:left w:val="single" w:sz="4" w:space="0" w:color="CCCCCC"/>
             </w:tcBorders>
           </w:tcPr>
           <w:p>
@@ -12246,10 +15798,10 @@
               <w:right w:w="108" w:type="dxa"/>
             </w:tcMar>
             <w:tcBorders>
+              <w:bottom w:val="single" w:sz="4" w:space="0" w:color="CCCCCC"/>
+              <w:left w:val="single" w:sz="4" w:space="0" w:color="CCCCCC"/>
+              <w:right w:val="single" w:sz="4" w:space="0" w:color="CCCCCC"/>
               <w:top w:val="single" w:sz="4" w:space="0" w:color="CCCCCC"/>
-              <w:left w:val="single" w:sz="4" w:space="0" w:color="CCCCCC"/>
-              <w:bottom w:val="single" w:sz="4" w:space="0" w:color="CCCCCC"/>
-              <w:right w:val="single" w:sz="4" w:space="0" w:color="CCCCCC"/>
             </w:tcBorders>
           </w:tcPr>
           <w:p>
@@ -12283,10 +15835,10 @@
               <w:right w:w="108" w:type="dxa"/>
             </w:tcMar>
             <w:tcBorders>
+              <w:bottom w:val="single" w:sz="4" w:space="0" w:color="CCCCCC"/>
               <w:left w:val="single" w:sz="4" w:space="0" w:color="CCCCCC"/>
+              <w:right w:val="single" w:sz="4" w:space="0" w:color="CCCCCC"/>
               <w:top w:val="single" w:sz="4" w:space="0" w:color="CCCCCC"/>
-              <w:bottom w:val="single" w:sz="4" w:space="0" w:color="CCCCCC"/>
-              <w:right w:val="single" w:sz="4" w:space="0" w:color="CCCCCC"/>
             </w:tcBorders>
           </w:tcPr>
           <w:p>
@@ -12318,10 +15870,10 @@
               <w:right w:w="108" w:type="dxa"/>
             </w:tcMar>
             <w:tcBorders>
+              <w:bottom w:val="single" w:sz="4" w:space="0" w:color="CCCCCC"/>
+              <w:left w:val="single" w:sz="4" w:space="0" w:color="CCCCCC"/>
+              <w:right w:val="single" w:sz="4" w:space="0" w:color="CCCCCC"/>
               <w:top w:val="single" w:sz="4" w:space="0" w:color="CCCCCC"/>
-              <w:bottom w:val="single" w:sz="4" w:space="0" w:color="CCCCCC"/>
-              <w:right w:val="single" w:sz="4" w:space="0" w:color="CCCCCC"/>
-              <w:left w:val="single" w:sz="4" w:space="0" w:color="CCCCCC"/>
             </w:tcBorders>
           </w:tcPr>
           <w:p>
@@ -12338,7 +15890,7 @@
                 <w:szCs w:val="20"/>
                 <w:rtl/>
               </w:rPr>
-              <w:t>تقليص 2+ حالة ناتجة عن تسجيل مخالفة على مركبة أو شخص غير معني.</w:t>
+              <w:t>تقليص 4+ حالة عدم استلام مستندات بتحديد توقعات واضحة وتنبيه استباقي للمتعامل.</w:t>
             </w:r>
           </w:p>
         </w:tc>
@@ -12353,10 +15905,10 @@
               <w:right w:w="108" w:type="dxa"/>
             </w:tcMar>
             <w:tcBorders>
+              <w:bottom w:val="single" w:sz="4" w:space="0" w:color="CCCCCC"/>
+              <w:left w:val="single" w:sz="4" w:space="0" w:color="CCCCCC"/>
+              <w:right w:val="single" w:sz="4" w:space="0" w:color="CCCCCC"/>
               <w:top w:val="single" w:sz="4" w:space="0" w:color="CCCCCC"/>
-              <w:bottom w:val="single" w:sz="4" w:space="0" w:color="CCCCCC"/>
-              <w:right w:val="single" w:sz="4" w:space="0" w:color="CCCCCC"/>
-              <w:left w:val="single" w:sz="4" w:space="0" w:color="CCCCCC"/>
             </w:tcBorders>
           </w:tcPr>
           <w:p>
@@ -12388,10 +15940,10 @@
               <w:right w:w="108" w:type="dxa"/>
             </w:tcMar>
             <w:tcBorders>
+              <w:bottom w:val="single" w:sz="4" w:space="0" w:color="CCCCCC"/>
+              <w:left w:val="single" w:sz="4" w:space="0" w:color="CCCCCC"/>
+              <w:right w:val="single" w:sz="4" w:space="0" w:color="CCCCCC"/>
               <w:top w:val="single" w:sz="4" w:space="0" w:color="CCCCCC"/>
-              <w:bottom w:val="single" w:sz="4" w:space="0" w:color="CCCCCC"/>
-              <w:right w:val="single" w:sz="4" w:space="0" w:color="CCCCCC"/>
-              <w:left w:val="single" w:sz="4" w:space="0" w:color="CCCCCC"/>
             </w:tcBorders>
           </w:tcPr>
           <w:p>
@@ -12408,7 +15960,7 @@
                 <w:szCs w:val="20"/>
                 <w:rtl/>
               </w:rPr>
-              <w:t>تفعيل آلية تصحيح ذاتي في التطبيق تتيح للمتعامل الاعتراض على مخالفة خاطئة برفع طلب مباشر مرفقاً بصورة OCR للوحة، مع إشعار SMS يؤكد استلام طلب التصحيح ورقم مرجعي.</w:t>
+              <w:t>نشر جدول زمني واضح في بوابة MOI والتطبيق يحدد المدة المتوقعة لاستلام بطاقة الملكية ورخصة القيادة بعد السداد، مع ربطه بإشعار تلقائي عند انتهاء المدة.</w:t>
             </w:r>
           </w:p>
         </w:tc>
@@ -12423,10 +15975,10 @@
               <w:right w:w="108" w:type="dxa"/>
             </w:tcMar>
             <w:tcBorders>
+              <w:bottom w:val="single" w:sz="4" w:space="0" w:color="CCCCCC"/>
+              <w:left w:val="single" w:sz="4" w:space="0" w:color="CCCCCC"/>
+              <w:right w:val="single" w:sz="4" w:space="0" w:color="CCCCCC"/>
               <w:top w:val="single" w:sz="4" w:space="0" w:color="CCCCCC"/>
-              <w:bottom w:val="single" w:sz="4" w:space="0" w:color="CCCCCC"/>
-              <w:right w:val="single" w:sz="4" w:space="0" w:color="CCCCCC"/>
-              <w:left w:val="single" w:sz="4" w:space="0" w:color="CCCCCC"/>
             </w:tcBorders>
           </w:tcPr>
           <w:p>
@@ -12458,10 +16010,10 @@
               <w:right w:w="108" w:type="dxa"/>
             </w:tcMar>
             <w:tcBorders>
+              <w:bottom w:val="single" w:sz="4" w:space="0" w:color="CCCCCC"/>
+              <w:left w:val="single" w:sz="4" w:space="0" w:color="CCCCCC"/>
+              <w:right w:val="single" w:sz="4" w:space="0" w:color="CCCCCC"/>
               <w:top w:val="single" w:sz="4" w:space="0" w:color="CCCCCC"/>
-              <w:left w:val="single" w:sz="4" w:space="0" w:color="CCCCCC"/>
-              <w:bottom w:val="single" w:sz="4" w:space="0" w:color="CCCCCC"/>
-              <w:right w:val="single" w:sz="4" w:space="0" w:color="CCCCCC"/>
             </w:tcBorders>
           </w:tcPr>
           <w:p>
@@ -12495,10 +16047,10 @@
               <w:right w:w="108" w:type="dxa"/>
             </w:tcMar>
             <w:tcBorders>
+              <w:bottom w:val="single" w:sz="4" w:space="0" w:color="CCCCCC"/>
               <w:left w:val="single" w:sz="4" w:space="0" w:color="CCCCCC"/>
+              <w:right w:val="single" w:sz="4" w:space="0" w:color="CCCCCC"/>
               <w:top w:val="single" w:sz="4" w:space="0" w:color="CCCCCC"/>
-              <w:bottom w:val="single" w:sz="4" w:space="0" w:color="CCCCCC"/>
-              <w:right w:val="single" w:sz="4" w:space="0" w:color="CCCCCC"/>
             </w:tcBorders>
           </w:tcPr>
           <w:p>
@@ -12530,10 +16082,10 @@
               <w:right w:w="108" w:type="dxa"/>
             </w:tcMar>
             <w:tcBorders>
+              <w:bottom w:val="single" w:sz="4" w:space="0" w:color="CCCCCC"/>
+              <w:left w:val="single" w:sz="4" w:space="0" w:color="CCCCCC"/>
+              <w:right w:val="single" w:sz="4" w:space="0" w:color="CCCCCC"/>
               <w:top w:val="single" w:sz="4" w:space="0" w:color="CCCCCC"/>
-              <w:bottom w:val="single" w:sz="4" w:space="0" w:color="CCCCCC"/>
-              <w:right w:val="single" w:sz="4" w:space="0" w:color="CCCCCC"/>
-              <w:left w:val="single" w:sz="4" w:space="0" w:color="CCCCCC"/>
             </w:tcBorders>
           </w:tcPr>
           <w:p>
@@ -12550,7 +16102,7 @@
                 <w:szCs w:val="20"/>
                 <w:rtl/>
               </w:rPr>
-              <w:t>تقليص 2+ حالة ناجمة عن خصم المبالغ أو تسجيل بيانات خاطئة دون علم المتعامل.</w:t>
+              <w:t>تقليص 4+ حالة غياب وضوح حالة الطلب وتحويل المتعامل من المتابعة اليدوية إلى التتبع الذاتي.</w:t>
             </w:r>
           </w:p>
         </w:tc>
@@ -12565,10 +16117,10 @@
               <w:right w:w="108" w:type="dxa"/>
             </w:tcMar>
             <w:tcBorders>
+              <w:bottom w:val="single" w:sz="4" w:space="0" w:color="CCCCCC"/>
+              <w:left w:val="single" w:sz="4" w:space="0" w:color="CCCCCC"/>
+              <w:right w:val="single" w:sz="4" w:space="0" w:color="CCCCCC"/>
               <w:top w:val="single" w:sz="4" w:space="0" w:color="CCCCCC"/>
-              <w:bottom w:val="single" w:sz="4" w:space="0" w:color="CCCCCC"/>
-              <w:right w:val="single" w:sz="4" w:space="0" w:color="CCCCCC"/>
-              <w:left w:val="single" w:sz="4" w:space="0" w:color="CCCCCC"/>
             </w:tcBorders>
           </w:tcPr>
           <w:p>
@@ -12600,10 +16152,10 @@
               <w:right w:w="108" w:type="dxa"/>
             </w:tcMar>
             <w:tcBorders>
+              <w:bottom w:val="single" w:sz="4" w:space="0" w:color="CCCCCC"/>
+              <w:left w:val="single" w:sz="4" w:space="0" w:color="CCCCCC"/>
+              <w:right w:val="single" w:sz="4" w:space="0" w:color="CCCCCC"/>
               <w:top w:val="single" w:sz="4" w:space="0" w:color="CCCCCC"/>
-              <w:bottom w:val="single" w:sz="4" w:space="0" w:color="CCCCCC"/>
-              <w:right w:val="single" w:sz="4" w:space="0" w:color="CCCCCC"/>
-              <w:left w:val="single" w:sz="4" w:space="0" w:color="CCCCCC"/>
             </w:tcBorders>
           </w:tcPr>
           <w:p>
@@ -12620,7 +16172,7 @@
                 <w:szCs w:val="20"/>
                 <w:rtl/>
               </w:rPr>
-              <w:t>إضافة سجل تاريخ المعاملات في التطبيق يعرض جميع أحداث الدفع والخدمة بحالتها الفعلية، مع تنبيه SMS فوري عند أي تغيير في حالة الطلب أو البيانات المسجلة.</w:t>
+              <w:t>تفعيل إشعار SMS تلقائي للمتعامل عند أي تغيير في حالة طلب تجديد الرخصة أو تسجيل المركبة، مع نشر مدد المعالجة المعتمدة بشكل بارز في الدليل الرقمي.</w:t>
             </w:r>
           </w:p>
         </w:tc>
@@ -12635,10 +16187,10 @@
               <w:right w:w="108" w:type="dxa"/>
             </w:tcMar>
             <w:tcBorders>
+              <w:bottom w:val="single" w:sz="4" w:space="0" w:color="CCCCCC"/>
+              <w:left w:val="single" w:sz="4" w:space="0" w:color="CCCCCC"/>
+              <w:right w:val="single" w:sz="4" w:space="0" w:color="CCCCCC"/>
               <w:top w:val="single" w:sz="4" w:space="0" w:color="CCCCCC"/>
-              <w:bottom w:val="single" w:sz="4" w:space="0" w:color="CCCCCC"/>
-              <w:right w:val="single" w:sz="4" w:space="0" w:color="CCCCCC"/>
-              <w:left w:val="single" w:sz="4" w:space="0" w:color="CCCCCC"/>
             </w:tcBorders>
           </w:tcPr>
           <w:p>
@@ -12670,10 +16222,10 @@
               <w:right w:w="108" w:type="dxa"/>
             </w:tcMar>
             <w:tcBorders>
+              <w:bottom w:val="single" w:sz="4" w:space="0" w:color="CCCCCC"/>
+              <w:left w:val="single" w:sz="4" w:space="0" w:color="CCCCCC"/>
+              <w:right w:val="single" w:sz="4" w:space="0" w:color="CCCCCC"/>
               <w:top w:val="single" w:sz="4" w:space="0" w:color="CCCCCC"/>
-              <w:left w:val="single" w:sz="4" w:space="0" w:color="CCCCCC"/>
-              <w:bottom w:val="single" w:sz="4" w:space="0" w:color="CCCCCC"/>
-              <w:right w:val="single" w:sz="4" w:space="0" w:color="CCCCCC"/>
             </w:tcBorders>
           </w:tcPr>
           <w:p>
@@ -12707,10 +16259,10 @@
               <w:right w:w="108" w:type="dxa"/>
             </w:tcMar>
             <w:tcBorders>
+              <w:bottom w:val="single" w:sz="4" w:space="0" w:color="CCCCCC"/>
               <w:left w:val="single" w:sz="4" w:space="0" w:color="CCCCCC"/>
+              <w:right w:val="single" w:sz="4" w:space="0" w:color="CCCCCC"/>
               <w:top w:val="single" w:sz="4" w:space="0" w:color="CCCCCC"/>
-              <w:bottom w:val="single" w:sz="4" w:space="0" w:color="CCCCCC"/>
-              <w:right w:val="single" w:sz="4" w:space="0" w:color="CCCCCC"/>
             </w:tcBorders>
           </w:tcPr>
           <w:p>
@@ -12742,10 +16294,10 @@
               <w:right w:w="108" w:type="dxa"/>
             </w:tcMar>
             <w:tcBorders>
+              <w:bottom w:val="single" w:sz="4" w:space="0" w:color="CCCCCC"/>
+              <w:left w:val="single" w:sz="4" w:space="0" w:color="CCCCCC"/>
+              <w:right w:val="single" w:sz="4" w:space="0" w:color="CCCCCC"/>
               <w:top w:val="single" w:sz="4" w:space="0" w:color="CCCCCC"/>
-              <w:bottom w:val="single" w:sz="4" w:space="0" w:color="CCCCCC"/>
-              <w:right w:val="single" w:sz="4" w:space="0" w:color="CCCCCC"/>
-              <w:left w:val="single" w:sz="4" w:space="0" w:color="CCCCCC"/>
             </w:tcBorders>
           </w:tcPr>
           <w:p>
@@ -12762,7 +16314,7 @@
                 <w:szCs w:val="20"/>
                 <w:rtl/>
               </w:rPr>
-              <w:t>إلغاء 1+ حالة تواصل ناتجة عن الغموض في حالة تسجيل الرقم المميز.</w:t>
+              <w:t>معالجة 3+ حالة تصريح سلاح وخفض التواصل العشوائي بتوفير مسار شفاف ومنظّم.</w:t>
             </w:r>
           </w:p>
         </w:tc>
@@ -12777,10 +16329,10 @@
               <w:right w:w="108" w:type="dxa"/>
             </w:tcMar>
             <w:tcBorders>
+              <w:bottom w:val="single" w:sz="4" w:space="0" w:color="CCCCCC"/>
+              <w:left w:val="single" w:sz="4" w:space="0" w:color="CCCCCC"/>
+              <w:right w:val="single" w:sz="4" w:space="0" w:color="CCCCCC"/>
               <w:top w:val="single" w:sz="4" w:space="0" w:color="CCCCCC"/>
-              <w:bottom w:val="single" w:sz="4" w:space="0" w:color="CCCCCC"/>
-              <w:right w:val="single" w:sz="4" w:space="0" w:color="CCCCCC"/>
-              <w:left w:val="single" w:sz="4" w:space="0" w:color="CCCCCC"/>
             </w:tcBorders>
           </w:tcPr>
           <w:p>
@@ -12812,10 +16364,10 @@
               <w:right w:w="108" w:type="dxa"/>
             </w:tcMar>
             <w:tcBorders>
+              <w:bottom w:val="single" w:sz="4" w:space="0" w:color="CCCCCC"/>
+              <w:left w:val="single" w:sz="4" w:space="0" w:color="CCCCCC"/>
+              <w:right w:val="single" w:sz="4" w:space="0" w:color="CCCCCC"/>
               <w:top w:val="single" w:sz="4" w:space="0" w:color="CCCCCC"/>
-              <w:bottom w:val="single" w:sz="4" w:space="0" w:color="CCCCCC"/>
-              <w:right w:val="single" w:sz="4" w:space="0" w:color="CCCCCC"/>
-              <w:left w:val="single" w:sz="4" w:space="0" w:color="CCCCCC"/>
             </w:tcBorders>
           </w:tcPr>
           <w:p>
@@ -12832,7 +16384,7 @@
                 <w:szCs w:val="20"/>
                 <w:rtl/>
               </w:rPr>
-              <w:t>برمجة إشعار SMS تلقائي فور اكتمال تسجيل الرقم المميز في النظام، يتضمن رقم الطلب ورابطاً مباشراً لصفحة التحقق من الحالة في التطبيق أو البوابة.</w:t>
+              <w:t>إدراج خدمة تصريح السلاح في الدليل الرقمي بمعايير الأهلية والمستندات المطلوبة ومدة المعالجة، مع تفعيل إشعارات SMS عند كل مرحلة مراجعة وإضافة قناة تواصل مباشرة مع مديرية الأسلحة.</w:t>
             </w:r>
           </w:p>
         </w:tc>
@@ -12847,10 +16399,10 @@
               <w:right w:w="108" w:type="dxa"/>
             </w:tcMar>
             <w:tcBorders>
+              <w:bottom w:val="single" w:sz="4" w:space="0" w:color="CCCCCC"/>
+              <w:left w:val="single" w:sz="4" w:space="0" w:color="CCCCCC"/>
+              <w:right w:val="single" w:sz="4" w:space="0" w:color="CCCCCC"/>
               <w:top w:val="single" w:sz="4" w:space="0" w:color="CCCCCC"/>
-              <w:bottom w:val="single" w:sz="4" w:space="0" w:color="CCCCCC"/>
-              <w:right w:val="single" w:sz="4" w:space="0" w:color="CCCCCC"/>
-              <w:left w:val="single" w:sz="4" w:space="0" w:color="CCCCCC"/>
             </w:tcBorders>
           </w:tcPr>
           <w:p>
@@ -12882,10 +16434,10 @@
               <w:right w:w="108" w:type="dxa"/>
             </w:tcMar>
             <w:tcBorders>
+              <w:bottom w:val="single" w:sz="4" w:space="0" w:color="CCCCCC"/>
+              <w:left w:val="single" w:sz="4" w:space="0" w:color="CCCCCC"/>
+              <w:right w:val="single" w:sz="4" w:space="0" w:color="CCCCCC"/>
               <w:top w:val="single" w:sz="4" w:space="0" w:color="CCCCCC"/>
-              <w:left w:val="single" w:sz="4" w:space="0" w:color="CCCCCC"/>
-              <w:bottom w:val="single" w:sz="4" w:space="0" w:color="CCCCCC"/>
-              <w:right w:val="single" w:sz="4" w:space="0" w:color="CCCCCC"/>
             </w:tcBorders>
           </w:tcPr>
           <w:p>
@@ -12919,10 +16471,10 @@
               <w:right w:w="108" w:type="dxa"/>
             </w:tcMar>
             <w:tcBorders>
+              <w:bottom w:val="single" w:sz="4" w:space="0" w:color="CCCCCC"/>
               <w:left w:val="single" w:sz="4" w:space="0" w:color="CCCCCC"/>
+              <w:right w:val="single" w:sz="4" w:space="0" w:color="CCCCCC"/>
               <w:top w:val="single" w:sz="4" w:space="0" w:color="CCCCCC"/>
-              <w:bottom w:val="single" w:sz="4" w:space="0" w:color="CCCCCC"/>
-              <w:right w:val="single" w:sz="4" w:space="0" w:color="CCCCCC"/>
             </w:tcBorders>
           </w:tcPr>
           <w:p>
@@ -12954,10 +16506,10 @@
               <w:right w:w="108" w:type="dxa"/>
             </w:tcMar>
             <w:tcBorders>
+              <w:bottom w:val="single" w:sz="4" w:space="0" w:color="CCCCCC"/>
+              <w:left w:val="single" w:sz="4" w:space="0" w:color="CCCCCC"/>
+              <w:right w:val="single" w:sz="4" w:space="0" w:color="CCCCCC"/>
               <w:top w:val="single" w:sz="4" w:space="0" w:color="CCCCCC"/>
-              <w:bottom w:val="single" w:sz="4" w:space="0" w:color="CCCCCC"/>
-              <w:right w:val="single" w:sz="4" w:space="0" w:color="CCCCCC"/>
-              <w:left w:val="single" w:sz="4" w:space="0" w:color="CCCCCC"/>
             </w:tcBorders>
           </w:tcPr>
           <w:p>
@@ -12974,7 +16526,7 @@
                 <w:szCs w:val="20"/>
                 <w:rtl/>
               </w:rPr>
-              <w:t>تحويل المقترحات الجغرافية المتفرقة إلى أولويات استثمار مبنية على كثافة الحالات الفعلية بالمناطق.</w:t>
+              <w:t>تحويل المقترحات العشوائية إلى قرارات مبنية على كثافة الحالات الفعلية لكل منطقة جغرافية.</w:t>
             </w:r>
           </w:p>
         </w:tc>
@@ -12989,10 +16541,10 @@
               <w:right w:w="108" w:type="dxa"/>
             </w:tcMar>
             <w:tcBorders>
+              <w:bottom w:val="single" w:sz="4" w:space="0" w:color="CCCCCC"/>
+              <w:left w:val="single" w:sz="4" w:space="0" w:color="CCCCCC"/>
+              <w:right w:val="single" w:sz="4" w:space="0" w:color="CCCCCC"/>
               <w:top w:val="single" w:sz="4" w:space="0" w:color="CCCCCC"/>
-              <w:bottom w:val="single" w:sz="4" w:space="0" w:color="CCCCCC"/>
-              <w:right w:val="single" w:sz="4" w:space="0" w:color="CCCCCC"/>
-              <w:left w:val="single" w:sz="4" w:space="0" w:color="CCCCCC"/>
             </w:tcBorders>
           </w:tcPr>
           <w:p>
@@ -13024,10 +16576,10 @@
               <w:right w:w="108" w:type="dxa"/>
             </w:tcMar>
             <w:tcBorders>
+              <w:bottom w:val="single" w:sz="4" w:space="0" w:color="CCCCCC"/>
+              <w:left w:val="single" w:sz="4" w:space="0" w:color="CCCCCC"/>
+              <w:right w:val="single" w:sz="4" w:space="0" w:color="CCCCCC"/>
               <w:top w:val="single" w:sz="4" w:space="0" w:color="CCCCCC"/>
-              <w:bottom w:val="single" w:sz="4" w:space="0" w:color="CCCCCC"/>
-              <w:right w:val="single" w:sz="4" w:space="0" w:color="CCCCCC"/>
-              <w:left w:val="single" w:sz="4" w:space="0" w:color="CCCCCC"/>
             </w:tcBorders>
           </w:tcPr>
           <w:p>
@@ -13044,7 +16596,7 @@
                 <w:szCs w:val="20"/>
                 <w:rtl/>
               </w:rPr>
-              <w:t>بناء رادار احتكاك جغرافي باستخدام تقنية NER لاستخراج المناطق من نصوص الحالات وتصويرها في خرائط حرارية بالبوابة التحليلية الداخلية لتوجيه قرارات الاستثمار في البنية التحتية.</w:t>
+              <w:t>بناء رادار خرائطي حراري يجمع الحالات المتكررة جغرافياً ويصنّفها حسب نوع الاحتكاك، لتحويل بيانات الفترة يناير - ديسمبر 2025 إلى قرارات استثمار بنية تحتية مستهدفة.</w:t>
             </w:r>
           </w:p>
         </w:tc>
@@ -13059,10 +16611,10 @@
               <w:right w:w="108" w:type="dxa"/>
             </w:tcMar>
             <w:tcBorders>
+              <w:bottom w:val="single" w:sz="4" w:space="0" w:color="CCCCCC"/>
+              <w:left w:val="single" w:sz="4" w:space="0" w:color="CCCCCC"/>
+              <w:right w:val="single" w:sz="4" w:space="0" w:color="CCCCCC"/>
               <w:top w:val="single" w:sz="4" w:space="0" w:color="CCCCCC"/>
-              <w:bottom w:val="single" w:sz="4" w:space="0" w:color="CCCCCC"/>
-              <w:right w:val="single" w:sz="4" w:space="0" w:color="CCCCCC"/>
-              <w:left w:val="single" w:sz="4" w:space="0" w:color="CCCCCC"/>
             </w:tcBorders>
           </w:tcPr>
           <w:p>
@@ -13094,10 +16646,10 @@
               <w:right w:w="108" w:type="dxa"/>
             </w:tcMar>
             <w:tcBorders>
+              <w:bottom w:val="single" w:sz="4" w:space="0" w:color="CCCCCC"/>
+              <w:left w:val="single" w:sz="4" w:space="0" w:color="CCCCCC"/>
+              <w:right w:val="single" w:sz="4" w:space="0" w:color="CCCCCC"/>
               <w:top w:val="single" w:sz="4" w:space="0" w:color="CCCCCC"/>
-              <w:left w:val="single" w:sz="4" w:space="0" w:color="CCCCCC"/>
-              <w:bottom w:val="single" w:sz="4" w:space="0" w:color="CCCCCC"/>
-              <w:right w:val="single" w:sz="4" w:space="0" w:color="CCCCCC"/>
             </w:tcBorders>
           </w:tcPr>
           <w:p>
@@ -13131,10 +16683,10 @@
               <w:right w:w="108" w:type="dxa"/>
             </w:tcMar>
             <w:tcBorders>
+              <w:bottom w:val="single" w:sz="4" w:space="0" w:color="CCCCCC"/>
               <w:left w:val="single" w:sz="4" w:space="0" w:color="CCCCCC"/>
+              <w:right w:val="single" w:sz="4" w:space="0" w:color="CCCCCC"/>
               <w:top w:val="single" w:sz="4" w:space="0" w:color="CCCCCC"/>
-              <w:bottom w:val="single" w:sz="4" w:space="0" w:color="CCCCCC"/>
-              <w:right w:val="single" w:sz="4" w:space="0" w:color="CCCCCC"/>
             </w:tcBorders>
           </w:tcPr>
           <w:p>
@@ -13166,10 +16718,10 @@
               <w:right w:w="108" w:type="dxa"/>
             </w:tcMar>
             <w:tcBorders>
+              <w:bottom w:val="single" w:sz="4" w:space="0" w:color="CCCCCC"/>
+              <w:left w:val="single" w:sz="4" w:space="0" w:color="CCCCCC"/>
+              <w:right w:val="single" w:sz="4" w:space="0" w:color="CCCCCC"/>
               <w:top w:val="single" w:sz="4" w:space="0" w:color="CCCCCC"/>
-              <w:bottom w:val="single" w:sz="4" w:space="0" w:color="CCCCCC"/>
-              <w:right w:val="single" w:sz="4" w:space="0" w:color="CCCCCC"/>
-              <w:left w:val="single" w:sz="4" w:space="0" w:color="CCCCCC"/>
             </w:tcBorders>
           </w:tcPr>
           <w:p>
@@ -13186,7 +16738,7 @@
                 <w:szCs w:val="20"/>
                 <w:rtl/>
               </w:rPr>
-              <w:t>القضاء على الإحالات الخاطئة بين الجهات وتقليص وقت حل الحالات التي تستلزم تنسيقاً حكومياً مشتركاً.</w:t>
+              <w:t>قطع دوران الحالات بين الجهات وتقليص وقت الحل الفعلي بإلغاء إعادة التوجيه اليدوي.</w:t>
             </w:r>
           </w:p>
         </w:tc>
@@ -13201,10 +16753,10 @@
               <w:right w:w="108" w:type="dxa"/>
             </w:tcMar>
             <w:tcBorders>
+              <w:bottom w:val="single" w:sz="4" w:space="0" w:color="CCCCCC"/>
+              <w:left w:val="single" w:sz="4" w:space="0" w:color="CCCCCC"/>
+              <w:right w:val="single" w:sz="4" w:space="0" w:color="CCCCCC"/>
               <w:top w:val="single" w:sz="4" w:space="0" w:color="CCCCCC"/>
-              <w:bottom w:val="single" w:sz="4" w:space="0" w:color="CCCCCC"/>
-              <w:right w:val="single" w:sz="4" w:space="0" w:color="CCCCCC"/>
-              <w:left w:val="single" w:sz="4" w:space="0" w:color="CCCCCC"/>
             </w:tcBorders>
           </w:tcPr>
           <w:p>
@@ -13236,10 +16788,10 @@
               <w:right w:w="108" w:type="dxa"/>
             </w:tcMar>
             <w:tcBorders>
+              <w:bottom w:val="single" w:sz="4" w:space="0" w:color="CCCCCC"/>
+              <w:left w:val="single" w:sz="4" w:space="0" w:color="CCCCCC"/>
+              <w:right w:val="single" w:sz="4" w:space="0" w:color="CCCCCC"/>
               <w:top w:val="single" w:sz="4" w:space="0" w:color="CCCCCC"/>
-              <w:bottom w:val="single" w:sz="4" w:space="0" w:color="CCCCCC"/>
-              <w:right w:val="single" w:sz="4" w:space="0" w:color="CCCCCC"/>
-              <w:left w:val="single" w:sz="4" w:space="0" w:color="CCCCCC"/>
             </w:tcBorders>
           </w:tcPr>
           <w:p>
@@ -13256,7 +16808,7 @@
                 <w:szCs w:val="20"/>
                 <w:rtl/>
               </w:rPr>
-              <w:t>تطوير محرك توجيه ذكي مدمج في CRM يصنف الحالة تلقائياً ويحيلها للجهة الحكومية المختصة عبر قواعد بيانات الخدمات المشتركة، مع إشعار SMS للمتعامل يوضح الجهة المحالة إليها.</w:t>
+              <w:t>تطوير موجّه ذكي في منصة CRM يصنّف الحالات الواردة تلقائياً ويوجّهها للجهة الحكومية المختصة، مع إشعار فوري للمتعامل برقم مرجعي وجهة الإحالة عبر SMS.</w:t>
             </w:r>
           </w:p>
         </w:tc>
@@ -13271,10 +16823,10 @@
               <w:right w:w="108" w:type="dxa"/>
             </w:tcMar>
             <w:tcBorders>
+              <w:bottom w:val="single" w:sz="4" w:space="0" w:color="CCCCCC"/>
+              <w:left w:val="single" w:sz="4" w:space="0" w:color="CCCCCC"/>
+              <w:right w:val="single" w:sz="4" w:space="0" w:color="CCCCCC"/>
               <w:top w:val="single" w:sz="4" w:space="0" w:color="CCCCCC"/>
-              <w:bottom w:val="single" w:sz="4" w:space="0" w:color="CCCCCC"/>
-              <w:right w:val="single" w:sz="4" w:space="0" w:color="CCCCCC"/>
-              <w:left w:val="single" w:sz="4" w:space="0" w:color="CCCCCC"/>
             </w:tcBorders>
           </w:tcPr>
           <w:p>
@@ -13306,10 +16858,10 @@
               <w:right w:w="108" w:type="dxa"/>
             </w:tcMar>
             <w:tcBorders>
+              <w:bottom w:val="single" w:sz="4" w:space="0" w:color="CCCCCC"/>
+              <w:left w:val="single" w:sz="4" w:space="0" w:color="CCCCCC"/>
+              <w:right w:val="single" w:sz="4" w:space="0" w:color="CCCCCC"/>
               <w:top w:val="single" w:sz="4" w:space="0" w:color="CCCCCC"/>
-              <w:left w:val="single" w:sz="4" w:space="0" w:color="CCCCCC"/>
-              <w:bottom w:val="single" w:sz="4" w:space="0" w:color="CCCCCC"/>
-              <w:right w:val="single" w:sz="4" w:space="0" w:color="CCCCCC"/>
             </w:tcBorders>
           </w:tcPr>
           <w:p>
@@ -13346,7 +16898,7 @@
           <w:szCs w:val="22"/>
           <w:rtl/>
         </w:rPr>
-        <w:t>تجمع هذه الخارطة توصيات التحليلات الأربعة في منظومة أولويات متدرجة مستندةً إلى بيانات الفترة الممتدة من فبراير إلى يوليو 2025، وتشمل 11 حالة موثقة تمثل الأساس التحليلي لكل بند مقترح. جميع البنود الثمانية مستمدة مباشرةً من مخرجات البيانات دون إضافة توصيات عامة، ومرتبة تنازلياً وفق معيارَي الأثر على تجربة المتعامل وسهولة التنفيذ.</w:t>
+        <w:t>تجمع هذه الخارطة توصيات التحليلات الأربعة في منظومة أولويات متدرجة مستندةً إلى بيانات الفترة يناير - ديسمبر 2025 البالغة 50 حالة، بهدف تحويل الفجوات المرصودة إلى إجراءات تحسينية قابلة للقياس. جميع البنود الثمانية مستخلصة مباشرةً من التحليل دون توصيات عامة، ومرتّبة تنازلياً وفق معيارَي الأثر وسهولة التنفيذ.</w:t>
       </w:r>
     </w:p>
     <w:p>
@@ -13386,7 +16938,7 @@
           <w:u w:val="none"/>
           <w:rtl/>
         </w:rPr>
-        <w:t>الرسالة النهائية: أثبتت البيانات أن 81.8% من الحالات وردت عبر قنوات التقديم الرقمية (التطبيق والموقع الإلكتروني)، غير أن معدل الإغلاق ضمن اتفاقية مستوى الخدمة بلغ 0.0%، مما يكشف أن التميز التشغيلي تحقق في قناة الوصول لا في جودة الحل؛ فضلاً عن ذلك، فإن 50.0% من حالات الاحتكاك نشأت في سياق الخدمة الرقمية ذاتها — كأعطال التطبيق والتجديد الإلكتروني والدفع الرقمي — مما يؤكد أن الفجوة الحقيقية تكمن في وظائف الخدمة لا في قدرة العميل على الوصول إليها. إن إعادة تصنيف 100.0% من الحالات الإحدى عشرة دليلٌ قاطع على أن المشكلة ليست غياب القنوات بل غياب الوظائف، ويتجلى ذلك بوضوح في تصدُّر «أعطال النظام» لعوامل الاحتكاك بثلاث حالات موثقة. وتُثبت التحليلات الواردة في هذا التقرير أن مسار الحل يمر حصراً عبر سد الفجوات الوظيفية الأربع الحرجة، وتفعيل الإشعار الاستباقي القادر على إلغاء أكثر من أربع حالات تواصل دون أي حاجة إلى رفع الطاقة البشرية، وتصحيح جودة البيانات لضمان استمرارية التحسين.</w:t>
+        <w:t>الرسالة النهائية: إن وصول 94.0% من إجمالي الحالات عبر القنوات الرقمية (التطبيق والموقع الإلكتروني) مقروناً بمعدل إغلاق ضمن مستوى الخدمة بلغ 98.0% يُثبت تميّزاً تشغيلياً واضحاً في قناة التقديم؛ غير أن 86.5% من حالات الاحتكاك نشأت في سياق الخدمة الرقمية ذاتها — سواء أخطاء في التطبيق أو تجديد إلكتروني أو دفع رقمي — مما يدل دلالةً قاطعة على أن الفجوة ليست في وصول المتعامل بل في وظائف الخدمة نفسها. كشفت إعادة تصنيف 46 حالة من أصل 50 بمعدل 92.0% أن المشكلة الجوهرية ليست غياب قنوات التواصل بل غياب الوظائف الخدمية المطلوبة، ويتجلى ذلك في نقطة الاحتكاك الأعلى تكراراً وهي «مخالفات مرورية مشكوك فيها» التي سجّلت 11 حالة منفردة. تُثبت التحليلات الواردة في هذا التقرير أن الحل يكمن في سدّ الفجوات الوظيفية الست ذات الأولوية الحرجة، وتفعيل الإشعار الاستباقي القادر على إلغاء ما لا يقل عن 4 حالات قابلة للحذف كلياً، وتصحيح جودة البيانات — لا في إضافة موارد بشرية — إذ إن التحول الحقيقي يبدأ من البيانات وينتهي بقرار استباقي يسبق حاجة المتعامل.</w:t>
       </w:r>
     </w:p>
     <w:p>
@@ -13433,10 +16985,10 @@
               <w:right w:w="108" w:type="dxa"/>
             </w:tcMar>
             <w:tcBorders>
+              <w:bottom w:val="single" w:sz="4" w:space="0" w:color="CCCCCC"/>
+              <w:left w:val="single" w:sz="4" w:space="0" w:color="CCCCCC"/>
+              <w:right w:val="single" w:sz="4" w:space="0" w:color="CCCCCC"/>
               <w:top w:val="single" w:sz="4" w:space="0" w:color="CCCCCC"/>
-              <w:bottom w:val="single" w:sz="4" w:space="0" w:color="CCCCCC"/>
-              <w:right w:val="single" w:sz="4" w:space="0" w:color="CCCCCC"/>
-              <w:left w:val="single" w:sz="4" w:space="0" w:color="CCCCCC"/>
             </w:tcBorders>
           </w:tcPr>
           <w:p>
@@ -13468,10 +17020,10 @@
               <w:right w:w="108" w:type="dxa"/>
             </w:tcMar>
             <w:tcBorders>
+              <w:bottom w:val="single" w:sz="4" w:space="0" w:color="CCCCCC"/>
+              <w:left w:val="single" w:sz="4" w:space="0" w:color="CCCCCC"/>
+              <w:right w:val="single" w:sz="4" w:space="0" w:color="CCCCCC"/>
               <w:top w:val="single" w:sz="4" w:space="0" w:color="CCCCCC"/>
-              <w:bottom w:val="single" w:sz="4" w:space="0" w:color="CCCCCC"/>
-              <w:right w:val="single" w:sz="4" w:space="0" w:color="CCCCCC"/>
-              <w:left w:val="single" w:sz="4" w:space="0" w:color="CCCCCC"/>
             </w:tcBorders>
           </w:tcPr>
           <w:p>
@@ -13503,10 +17055,10 @@
               <w:right w:w="108" w:type="dxa"/>
             </w:tcMar>
             <w:tcBorders>
+              <w:bottom w:val="single" w:sz="4" w:space="0" w:color="CCCCCC"/>
+              <w:left w:val="single" w:sz="4" w:space="0" w:color="CCCCCC"/>
+              <w:right w:val="single" w:sz="4" w:space="0" w:color="CCCCCC"/>
               <w:top w:val="single" w:sz="4" w:space="0" w:color="CCCCCC"/>
-              <w:left w:val="single" w:sz="4" w:space="0" w:color="CCCCCC"/>
-              <w:bottom w:val="single" w:sz="4" w:space="0" w:color="CCCCCC"/>
-              <w:right w:val="single" w:sz="4" w:space="0" w:color="CCCCCC"/>
             </w:tcBorders>
           </w:tcPr>
           <w:p>
@@ -13540,10 +17092,10 @@
               <w:right w:w="108" w:type="dxa"/>
             </w:tcMar>
             <w:tcBorders>
+              <w:bottom w:val="single" w:sz="4" w:space="0" w:color="CCCCCC"/>
+              <w:left w:val="single" w:sz="4" w:space="0" w:color="CCCCCC"/>
+              <w:right w:val="single" w:sz="4" w:space="0" w:color="CCCCCC"/>
               <w:top w:val="single" w:sz="4" w:space="0" w:color="CCCCCC"/>
-              <w:bottom w:val="single" w:sz="4" w:space="0" w:color="CCCCCC"/>
-              <w:right w:val="single" w:sz="4" w:space="0" w:color="CCCCCC"/>
-              <w:left w:val="single" w:sz="4" w:space="0" w:color="CCCCCC"/>
             </w:tcBorders>
           </w:tcPr>
           <w:p>
@@ -13560,7 +17112,7 @@
                 <w:szCs w:val="20"/>
                 <w:rtl/>
               </w:rPr>
-              <w:t>نظام التحقق البصري من صور المخالفات المرورية</w:t>
+              <w:t>نظام التحقق البصري من صحة المخالفة</w:t>
             </w:r>
           </w:p>
         </w:tc>
@@ -13575,10 +17127,10 @@
               <w:right w:w="108" w:type="dxa"/>
             </w:tcMar>
             <w:tcBorders>
+              <w:bottom w:val="single" w:sz="4" w:space="0" w:color="CCCCCC"/>
+              <w:left w:val="single" w:sz="4" w:space="0" w:color="CCCCCC"/>
+              <w:right w:val="single" w:sz="4" w:space="0" w:color="CCCCCC"/>
               <w:top w:val="single" w:sz="4" w:space="0" w:color="CCCCCC"/>
-              <w:bottom w:val="single" w:sz="4" w:space="0" w:color="CCCCCC"/>
-              <w:right w:val="single" w:sz="4" w:space="0" w:color="CCCCCC"/>
-              <w:left w:val="single" w:sz="4" w:space="0" w:color="CCCCCC"/>
             </w:tcBorders>
           </w:tcPr>
           <w:p>
@@ -13595,7 +17147,7 @@
                 <w:szCs w:val="20"/>
                 <w:rtl/>
               </w:rPr>
-              <w:t>أسئلة شائعة موحدة وشاملة</w:t>
+              <w:t>إشعار فوري عند رصد مخالفة مرورية مع إرفاق صورة المركبة المخالفة</w:t>
             </w:r>
           </w:p>
         </w:tc>
@@ -13610,10 +17162,10 @@
               <w:right w:w="108" w:type="dxa"/>
             </w:tcMar>
             <w:tcBorders>
+              <w:bottom w:val="single" w:sz="4" w:space="0" w:color="CCCCCC"/>
+              <w:left w:val="single" w:sz="4" w:space="0" w:color="CCCCCC"/>
+              <w:right w:val="single" w:sz="4" w:space="0" w:color="CCCCCC"/>
               <w:top w:val="single" w:sz="4" w:space="0" w:color="CCCCCC"/>
-              <w:left w:val="single" w:sz="4" w:space="0" w:color="CCCCCC"/>
-              <w:bottom w:val="single" w:sz="4" w:space="0" w:color="CCCCCC"/>
-              <w:right w:val="single" w:sz="4" w:space="0" w:color="CCCCCC"/>
             </w:tcBorders>
           </w:tcPr>
           <w:p>
@@ -13647,10 +17199,10 @@
               <w:right w:w="108" w:type="dxa"/>
             </w:tcMar>
             <w:tcBorders>
+              <w:bottom w:val="single" w:sz="4" w:space="0" w:color="CCCCCC"/>
               <w:left w:val="single" w:sz="4" w:space="0" w:color="CCCCCC"/>
+              <w:right w:val="single" w:sz="4" w:space="0" w:color="CCCCCC"/>
               <w:top w:val="single" w:sz="4" w:space="0" w:color="CCCCCC"/>
-              <w:bottom w:val="single" w:sz="4" w:space="0" w:color="CCCCCC"/>
-              <w:right w:val="single" w:sz="4" w:space="0" w:color="CCCCCC"/>
             </w:tcBorders>
           </w:tcPr>
           <w:p>
@@ -13667,7 +17219,7 @@
                 <w:szCs w:val="20"/>
                 <w:rtl/>
               </w:rPr>
-              <w:t>محرك التوجيه الذكي لإحالات الجهات الحكومية</w:t>
+              <w:t>موجّه الحالات الذكي بين الجهات الحكومية</w:t>
             </w:r>
           </w:p>
         </w:tc>
@@ -13682,10 +17234,10 @@
               <w:right w:w="108" w:type="dxa"/>
             </w:tcMar>
             <w:tcBorders>
+              <w:bottom w:val="single" w:sz="4" w:space="0" w:color="CCCCCC"/>
+              <w:left w:val="single" w:sz="4" w:space="0" w:color="CCCCCC"/>
+              <w:right w:val="single" w:sz="4" w:space="0" w:color="CCCCCC"/>
               <w:top w:val="single" w:sz="4" w:space="0" w:color="CCCCCC"/>
-              <w:bottom w:val="single" w:sz="4" w:space="0" w:color="CCCCCC"/>
-              <w:right w:val="single" w:sz="4" w:space="0" w:color="CCCCCC"/>
-              <w:left w:val="single" w:sz="4" w:space="0" w:color="CCCCCC"/>
             </w:tcBorders>
           </w:tcPr>
           <w:p>
@@ -13702,7 +17254,7 @@
                 <w:szCs w:val="20"/>
                 <w:rtl/>
               </w:rPr>
-              <w:t>إشعار فوري بصورة المخالفة المرورية</w:t>
+              <w:t>إشعار تتبع توصيل الوثائق (ملكية المركبة أو رخصة القيادة)</w:t>
             </w:r>
           </w:p>
         </w:tc>
@@ -13717,10 +17269,10 @@
               <w:right w:w="108" w:type="dxa"/>
             </w:tcMar>
             <w:tcBorders>
+              <w:bottom w:val="single" w:sz="4" w:space="0" w:color="CCCCCC"/>
+              <w:left w:val="single" w:sz="4" w:space="0" w:color="CCCCCC"/>
+              <w:right w:val="single" w:sz="4" w:space="0" w:color="CCCCCC"/>
               <w:top w:val="single" w:sz="4" w:space="0" w:color="CCCCCC"/>
-              <w:left w:val="single" w:sz="4" w:space="0" w:color="CCCCCC"/>
-              <w:bottom w:val="single" w:sz="4" w:space="0" w:color="CCCCCC"/>
-              <w:right w:val="single" w:sz="4" w:space="0" w:color="CCCCCC"/>
             </w:tcBorders>
           </w:tcPr>
           <w:p>
@@ -13754,10 +17306,10 @@
               <w:right w:w="108" w:type="dxa"/>
             </w:tcMar>
             <w:tcBorders>
+              <w:bottom w:val="single" w:sz="4" w:space="0" w:color="CCCCCC"/>
               <w:left w:val="single" w:sz="4" w:space="0" w:color="CCCCCC"/>
+              <w:right w:val="single" w:sz="4" w:space="0" w:color="CCCCCC"/>
               <w:top w:val="single" w:sz="4" w:space="0" w:color="CCCCCC"/>
-              <w:bottom w:val="single" w:sz="4" w:space="0" w:color="CCCCCC"/>
-              <w:right w:val="single" w:sz="4" w:space="0" w:color="CCCCCC"/>
             </w:tcBorders>
           </w:tcPr>
           <w:p>
@@ -13774,7 +17326,7 @@
                 <w:szCs w:val="20"/>
                 <w:rtl/>
               </w:rPr>
-              <w:t>فاحص جودة الوثائق والمستندات بتقنية OCR</w:t>
+              <w:t>فاحص جودة الوثائق واكتمالها آلياً</w:t>
             </w:r>
           </w:p>
         </w:tc>
@@ -13789,10 +17341,10 @@
               <w:right w:w="108" w:type="dxa"/>
             </w:tcMar>
             <w:tcBorders>
+              <w:bottom w:val="single" w:sz="4" w:space="0" w:color="CCCCCC"/>
+              <w:left w:val="single" w:sz="4" w:space="0" w:color="CCCCCC"/>
+              <w:right w:val="single" w:sz="4" w:space="0" w:color="CCCCCC"/>
               <w:top w:val="single" w:sz="4" w:space="0" w:color="CCCCCC"/>
-              <w:bottom w:val="single" w:sz="4" w:space="0" w:color="CCCCCC"/>
-              <w:right w:val="single" w:sz="4" w:space="0" w:color="CCCCCC"/>
-              <w:left w:val="single" w:sz="4" w:space="0" w:color="CCCCCC"/>
             </w:tcBorders>
           </w:tcPr>
           <w:p>
@@ -13809,7 +17361,7 @@
                 <w:szCs w:val="20"/>
                 <w:rtl/>
               </w:rPr>
-              <w:t>إشعار تأكيد تسجيل الرقم المميز</w:t>
+              <w:t>إشعار بحالة طلب تصريح السلاح</w:t>
             </w:r>
           </w:p>
         </w:tc>
@@ -13824,10 +17376,10 @@
               <w:right w:w="108" w:type="dxa"/>
             </w:tcMar>
             <w:tcBorders>
+              <w:bottom w:val="single" w:sz="4" w:space="0" w:color="CCCCCC"/>
+              <w:left w:val="single" w:sz="4" w:space="0" w:color="CCCCCC"/>
+              <w:right w:val="single" w:sz="4" w:space="0" w:color="CCCCCC"/>
               <w:top w:val="single" w:sz="4" w:space="0" w:color="CCCCCC"/>
-              <w:left w:val="single" w:sz="4" w:space="0" w:color="CCCCCC"/>
-              <w:bottom w:val="single" w:sz="4" w:space="0" w:color="CCCCCC"/>
-              <w:right w:val="single" w:sz="4" w:space="0" w:color="CCCCCC"/>
             </w:tcBorders>
           </w:tcPr>
           <w:p>
@@ -13861,10 +17413,10 @@
               <w:right w:w="108" w:type="dxa"/>
             </w:tcMar>
             <w:tcBorders>
+              <w:bottom w:val="single" w:sz="4" w:space="0" w:color="CCCCCC"/>
               <w:left w:val="single" w:sz="4" w:space="0" w:color="CCCCCC"/>
+              <w:right w:val="single" w:sz="4" w:space="0" w:color="CCCCCC"/>
               <w:top w:val="single" w:sz="4" w:space="0" w:color="CCCCCC"/>
-              <w:bottom w:val="single" w:sz="4" w:space="0" w:color="CCCCCC"/>
-              <w:right w:val="single" w:sz="4" w:space="0" w:color="CCCCCC"/>
             </w:tcBorders>
           </w:tcPr>
           <w:p>
@@ -13881,7 +17433,7 @@
                 <w:szCs w:val="20"/>
                 <w:rtl/>
               </w:rPr>
-              <w:t>رادار الاحتكاك الجغرافي بتقنية NER والخرائط الحرارية</w:t>
+              <w:t>رادار الاحتكاك الجغرافي بالخريطة الحرارية</w:t>
             </w:r>
           </w:p>
         </w:tc>
@@ -13896,10 +17448,10 @@
               <w:right w:w="108" w:type="dxa"/>
             </w:tcMar>
             <w:tcBorders>
+              <w:bottom w:val="single" w:sz="4" w:space="0" w:color="CCCCCC"/>
+              <w:left w:val="single" w:sz="4" w:space="0" w:color="CCCCCC"/>
+              <w:right w:val="single" w:sz="4" w:space="0" w:color="CCCCCC"/>
               <w:top w:val="single" w:sz="4" w:space="0" w:color="CCCCCC"/>
-              <w:bottom w:val="single" w:sz="4" w:space="0" w:color="CCCCCC"/>
-              <w:right w:val="single" w:sz="4" w:space="0" w:color="CCCCCC"/>
-              <w:left w:val="single" w:sz="4" w:space="0" w:color="CCCCCC"/>
             </w:tcBorders>
           </w:tcPr>
           <w:p>
@@ -13916,7 +17468,7 @@
                 <w:szCs w:val="20"/>
                 <w:rtl/>
               </w:rPr>
-              <w:t>إشعار تحديث حالة الطلب (PCC أو الخدمات المدفوعة)</w:t>
+              <w:t>إشعار بمتطلبات استكمال طلب تجديد الرخصة أو تسجيل المركبة</w:t>
             </w:r>
           </w:p>
         </w:tc>
@@ -13931,10 +17483,10 @@
               <w:right w:w="108" w:type="dxa"/>
             </w:tcMar>
             <w:tcBorders>
+              <w:bottom w:val="single" w:sz="4" w:space="0" w:color="CCCCCC"/>
+              <w:left w:val="single" w:sz="4" w:space="0" w:color="CCCCCC"/>
+              <w:right w:val="single" w:sz="4" w:space="0" w:color="CCCCCC"/>
               <w:top w:val="single" w:sz="4" w:space="0" w:color="CCCCCC"/>
-              <w:left w:val="single" w:sz="4" w:space="0" w:color="CCCCCC"/>
-              <w:bottom w:val="single" w:sz="4" w:space="0" w:color="CCCCCC"/>
-              <w:right w:val="single" w:sz="4" w:space="0" w:color="CCCCCC"/>
             </w:tcBorders>
           </w:tcPr>
           <w:p>
@@ -14002,10 +17554,10 @@
               <w:right w:w="108" w:type="dxa"/>
             </w:tcMar>
             <w:tcBorders>
+              <w:bottom w:val="single" w:sz="4" w:space="0" w:color="CCCCCC"/>
+              <w:left w:val="single" w:sz="4" w:space="0" w:color="CCCCCC"/>
+              <w:right w:val="single" w:sz="4" w:space="0" w:color="CCCCCC"/>
               <w:top w:val="single" w:sz="4" w:space="0" w:color="CCCCCC"/>
-              <w:bottom w:val="single" w:sz="4" w:space="0" w:color="CCCCCC"/>
-              <w:right w:val="single" w:sz="4" w:space="0" w:color="CCCCCC"/>
-              <w:left w:val="single" w:sz="4" w:space="0" w:color="CCCCCC"/>
             </w:tcBorders>
           </w:tcPr>
           <w:p>
@@ -14037,10 +17589,10 @@
               <w:right w:w="108" w:type="dxa"/>
             </w:tcMar>
             <w:tcBorders>
+              <w:bottom w:val="single" w:sz="4" w:space="0" w:color="CCCCCC"/>
+              <w:left w:val="single" w:sz="4" w:space="0" w:color="CCCCCC"/>
+              <w:right w:val="single" w:sz="4" w:space="0" w:color="CCCCCC"/>
               <w:top w:val="single" w:sz="4" w:space="0" w:color="CCCCCC"/>
-              <w:bottom w:val="single" w:sz="4" w:space="0" w:color="CCCCCC"/>
-              <w:right w:val="single" w:sz="4" w:space="0" w:color="CCCCCC"/>
-              <w:left w:val="single" w:sz="4" w:space="0" w:color="CCCCCC"/>
             </w:tcBorders>
           </w:tcPr>
           <w:p>
@@ -14072,10 +17624,10 @@
               <w:right w:w="108" w:type="dxa"/>
             </w:tcMar>
             <w:tcBorders>
+              <w:bottom w:val="single" w:sz="4" w:space="0" w:color="CCCCCC"/>
+              <w:left w:val="single" w:sz="4" w:space="0" w:color="CCCCCC"/>
+              <w:right w:val="single" w:sz="4" w:space="0" w:color="CCCCCC"/>
               <w:top w:val="single" w:sz="4" w:space="0" w:color="CCCCCC"/>
-              <w:bottom w:val="single" w:sz="4" w:space="0" w:color="CCCCCC"/>
-              <w:right w:val="single" w:sz="4" w:space="0" w:color="CCCCCC"/>
-              <w:left w:val="single" w:sz="4" w:space="0" w:color="CCCCCC"/>
             </w:tcBorders>
           </w:tcPr>
           <w:p>
@@ -14107,10 +17659,10 @@
               <w:right w:w="108" w:type="dxa"/>
             </w:tcMar>
             <w:tcBorders>
+              <w:bottom w:val="single" w:sz="4" w:space="0" w:color="CCCCCC"/>
+              <w:left w:val="single" w:sz="4" w:space="0" w:color="CCCCCC"/>
+              <w:right w:val="single" w:sz="4" w:space="0" w:color="CCCCCC"/>
               <w:top w:val="single" w:sz="4" w:space="0" w:color="CCCCCC"/>
-              <w:left w:val="single" w:sz="4" w:space="0" w:color="CCCCCC"/>
-              <w:bottom w:val="single" w:sz="4" w:space="0" w:color="CCCCCC"/>
-              <w:right w:val="single" w:sz="4" w:space="0" w:color="CCCCCC"/>
             </w:tcBorders>
           </w:tcPr>
           <w:p>
@@ -14127,7 +17679,7 @@
                 <w:szCs w:val="20"/>
                 <w:rtl/>
               </w:rPr>
-              <w:t>0.0%</w:t>
+              <w:t>8.0%</w:t>
             </w:r>
           </w:p>
         </w:tc>
@@ -14144,10 +17696,10 @@
               <w:right w:w="108" w:type="dxa"/>
             </w:tcMar>
             <w:tcBorders>
+              <w:bottom w:val="single" w:sz="4" w:space="0" w:color="CCCCCC"/>
+              <w:left w:val="single" w:sz="4" w:space="0" w:color="CCCCCC"/>
+              <w:right w:val="single" w:sz="4" w:space="0" w:color="CCCCCC"/>
               <w:top w:val="single" w:sz="4" w:space="0" w:color="CCCCCC"/>
-              <w:bottom w:val="single" w:sz="4" w:space="0" w:color="CCCCCC"/>
-              <w:right w:val="single" w:sz="4" w:space="0" w:color="CCCCCC"/>
-              <w:left w:val="single" w:sz="4" w:space="0" w:color="CCCCCC"/>
             </w:tcBorders>
           </w:tcPr>
           <w:p>
@@ -14179,10 +17731,10 @@
               <w:right w:w="108" w:type="dxa"/>
             </w:tcMar>
             <w:tcBorders>
+              <w:bottom w:val="single" w:sz="4" w:space="0" w:color="CCCCCC"/>
+              <w:left w:val="single" w:sz="4" w:space="0" w:color="CCCCCC"/>
+              <w:right w:val="single" w:sz="4" w:space="0" w:color="CCCCCC"/>
               <w:top w:val="single" w:sz="4" w:space="0" w:color="CCCCCC"/>
-              <w:bottom w:val="single" w:sz="4" w:space="0" w:color="CCCCCC"/>
-              <w:right w:val="single" w:sz="4" w:space="0" w:color="CCCCCC"/>
-              <w:left w:val="single" w:sz="4" w:space="0" w:color="CCCCCC"/>
             </w:tcBorders>
           </w:tcPr>
           <w:p>
@@ -14214,10 +17766,10 @@
               <w:right w:w="108" w:type="dxa"/>
             </w:tcMar>
             <w:tcBorders>
+              <w:bottom w:val="single" w:sz="4" w:space="0" w:color="CCCCCC"/>
+              <w:left w:val="single" w:sz="4" w:space="0" w:color="CCCCCC"/>
+              <w:right w:val="single" w:sz="4" w:space="0" w:color="CCCCCC"/>
               <w:top w:val="single" w:sz="4" w:space="0" w:color="CCCCCC"/>
-              <w:bottom w:val="single" w:sz="4" w:space="0" w:color="CCCCCC"/>
-              <w:right w:val="single" w:sz="4" w:space="0" w:color="CCCCCC"/>
-              <w:left w:val="single" w:sz="4" w:space="0" w:color="CCCCCC"/>
             </w:tcBorders>
           </w:tcPr>
           <w:p>
@@ -14249,10 +17801,10 @@
               <w:right w:w="108" w:type="dxa"/>
             </w:tcMar>
             <w:tcBorders>
+              <w:bottom w:val="single" w:sz="4" w:space="0" w:color="CCCCCC"/>
+              <w:left w:val="single" w:sz="4" w:space="0" w:color="CCCCCC"/>
+              <w:right w:val="single" w:sz="4" w:space="0" w:color="CCCCCC"/>
               <w:top w:val="single" w:sz="4" w:space="0" w:color="CCCCCC"/>
-              <w:left w:val="single" w:sz="4" w:space="0" w:color="CCCCCC"/>
-              <w:bottom w:val="single" w:sz="4" w:space="0" w:color="CCCCCC"/>
-              <w:right w:val="single" w:sz="4" w:space="0" w:color="CCCCCC"/>
             </w:tcBorders>
           </w:tcPr>
           <w:p>
@@ -14355,7 +17907,7 @@
         <w:szCs w:val="20"/>
         <w:rtl/>
       </w:rPr>
-      <w:t>تقرير تحليل استفسارات المتعاملين  ·  فبراير - يوليو 2025</w:t>
+      <w:t>تقرير تحليل استفسارات المتعاملين  ·  يناير - ديسمبر 2025</w:t>
     </w:r>
   </w:p>
 </w:hdr>
@@ -38377,7 +41929,7 @@
                   <c:v>0.0</c:v>
                 </c:pt>
                 <c:pt idx="1">
-                  <c:v>10.0</c:v>
+                  <c:v>50.0</c:v>
                 </c:pt>
                 <c:pt idx="2">
                   <c:v>0.0</c:v>
@@ -38440,16 +41992,16 @@
                 <c:formatCode>General</c:formatCode>
                 <c:ptCount val="4"/>
                 <c:pt idx="0">
-                  <c:v>10.0</c:v>
+                  <c:v>30.0</c:v>
                 </c:pt>
                 <c:pt idx="1">
-                  <c:v>0.0</c:v>
+                  <c:v>4.0</c:v>
                 </c:pt>
                 <c:pt idx="2">
-                  <c:v>0.0</c:v>
+                  <c:v>16.0</c:v>
                 </c:pt>
                 <c:pt idx="3">
-                  <c:v>1.0</c:v>
+                  <c:v>0.0</c:v>
                 </c:pt>
               </c:numCache>
             </c:numRef>

--- a/real/inquiries-output/تقرير تحليل استفسارات المتعاملين .docx
+++ b/real/inquiries-output/تقرير تحليل استفسارات المتعاملين .docx
@@ -130,7 +130,7 @@
           <w:u w:val="none"/>
           <w:rtl/>
         </w:rPr>
-        <w:t>إجمالي الحالات المغلقة: 49 حالة</w:t>
+        <w:t>إجمالي الحالات: 50 حالة</w:t>
       </w:r>
     </w:p>
     <w:p>
@@ -150,7 +150,7 @@
           <w:u w:val="none"/>
           <w:rtl/>
         </w:rPr>
-        <w:t>الشكاوى: 60.0% من إجمالي التواصل</w:t>
+        <w:t>الشكاوى: 56.0% من إجمالي التواصل</w:t>
       </w:r>
     </w:p>
     <w:p>
@@ -195,7 +195,7 @@
           <w:u w:val="none"/>
           <w:rtl/>
         </w:rPr>
-        <w:t>شرطة الفجيرة  |  2026-05-14  |  تحليل ذكاء األعمال المتكامل</w:t>
+        <w:t>شرطة الفجيرة  |  2026-05-15  |  تحليل ذكاء الاعمال المتكامل</w:t>
       </w:r>
     </w:p>
     <w:p>
@@ -654,7 +654,7 @@
                 <w:noProof/>
                 <w:rtl/>
               </w:rPr>
-              <w:t>3.2  دقة التصنيف — 92.0% من الحالات تم إعادة تصنيفها</w:t>
+              <w:t>3.2  دقة التصنيف — 84.0% من الحالات تم إعادة تصنيفها</w:t>
             </w:r>
             <w:r>
               <w:rPr>
@@ -705,7 +705,7 @@
                 <w:noProof/>
                 <w:rtl/>
               </w:rPr>
-              <w:t>3.3  تفصيل الشكاوى (30 حالة — 60.0%)</w:t>
+              <w:t>3.3  تفصيل الشكاوى (28 حالة — 56.0%)</w:t>
             </w:r>
             <w:r>
               <w:rPr>
@@ -807,7 +807,7 @@
                 <w:noProof/>
                 <w:rtl/>
               </w:rPr>
-              <w:t>3.5  أبرز الاستفسارات المتكررة (4 حالات — 8.0%) — وهي الفئة الأكثر قابليةً للتحويل إلى خدمة ذاتية رقمية كاملة</w:t>
+              <w:t>3.5  أبرز الاستفسارات المتكررة (8 حالات — 16.0%) — وهي الفئة الأكثر قابليةً للتحويل إلى خدمة ذاتية رقمية كاملة</w:t>
             </w:r>
             <w:r>
               <w:rPr>
@@ -1164,7 +1164,7 @@
                 <w:noProof/>
                 <w:rtl/>
               </w:rPr>
-              <w:t>6.2  مسار إلغاء 4+ حالة تواصل بالإشعار الاستباقي</w:t>
+              <w:t>6.2  مسار إلغاء 12+ حالة تواصل بالإشعار الاستباقي</w:t>
             </w:r>
             <w:r>
               <w:rPr>
@@ -1505,7 +1505,7 @@
           <w:u w:val="none"/>
           <w:rtl/>
         </w:rPr>
-        <w:t>يُقدّم هذا التقرير تحليلاً معمّقاً لـ 50 حالة استفسار مستخرجة من «تصدير نظام إدارة علاقات العملاء»، مُقارَنةً بـ «دليل الخدمات والأسئلة الشائعة»، وتغطي الفترة الممتدة من يناير إلى ديسمبر 2025، بهدف تحويل البيانات الخام إلى قرارات تشغيلية قابلة للتنفيذ لا مجرد أرقام وصفية. المُستجد الجوهري: 92.0% من الحالات كانت مُصنَّفة تصنيفاً خاطئاً في النظام، وعند تصحيح هذا الخلل تبيّن أن الشكاوى تستحوذ فعلياً على 60.0% من إجمالي عبء العمل، مما يعني أن المنظومة كانت تُدار بصورة مغلوطة عن طبيعة احتياجات المتعاملين.</w:t>
+        <w:t>يُقدّم هذا التقرير تحليلاً معمّقاً لـ 50 حالة استفسار مستخلصة من تصدير نظام إدارة علاقات العملاء، مُدعَّمةً بمرجعية دليل الخدمات والأسئلة الشائعة، وتغطي الفترة الممتدة من يناير إلى ديسمبر 2025، بهدف تحويل البيانات الخام إلى قرارات تشغيلية قابلة للتنفيذ لا مجرد عرض أرقام. المُستجد الجوهري: إعادة التصنيف كشفت أن 84.0% من الحالات كانت مُصنَّفة خطأً، مما أسفر عن إخفاء حقيقة أن الشكاوى تمثل 56.0% من إجمالي عبء العمل الفعلي — وهو خلل هيكلي في فهم طبيعة التفاعلات كان يحجب الأولويات الحقيقية للتحسين.</w:t>
       </w:r>
     </w:p>
     <w:p>
@@ -1545,7 +1545,7 @@
           <w:u w:val="none"/>
           <w:rtl/>
         </w:rPr>
-        <w:t>الرسالة الجوهرية: إن اجتماع خللَي التصنيف الخاطئ بنسبة 92.0% مع 8 نقاط احتكاك هيكلية موزّعة على 50 حالة يكشف أن المشكلة الحقيقية ليست في أداء الفريق التشغيلي الذي أثبت كفاءته بمعدل إغلاق بلغ 98.0%، بل في البنية المعلوماتية والرقمية التي تُغذّي هذا الفريق وتوجّه قراراته. معالجة هذه الفجوات — لا سيما إطلاق قنوات رقمية للاعتراض على المخالفات وتفعيل الإشعارات الاستباقية التي تمسّ 11 حالة مباشرة — ستُحوّل 30 شكوى قائمة من أعباء تفاعلية إلى فرص لبناء ثقة المتعامل. تُشكّل نتائج هذا التقرير ركيزةً لاستراتيجية تجربة متعاملين مبنيّة على البيانات، تنقل المنظومة من الاستجابة إلى الاستباق.</w:t>
+        <w:t>الرسالة الجوهرية: إن اجتماع خلل التصنيف البالغ 84.0% مع 7 نقاط احتكاك موثّقة يكشف أن المنظومة تعالج أعراضاً ظاهرة بينما تظل الأسباب الجذرية دون معالجة، وهو ما يُفسّر تحوّل 28 حالة إلى شكاوى فعلية رغم معدل الإغلاق في الوقت المحدد البالغ 98.0%. معالجة هذه الفجوات الهيكلية — لا سيما تفعيل الإشعار الاستباقي في 4 نقاط احتكاك وإصلاح الخلل التقني المرتبط بصور المركبات في إشعارات المخالفات — يُتيح تحويل جزء جوهري من الشكاوى إلى تجارب خدمة سلسة دون الحاجة إلى تدخل بشري. الاستثمار في دقة التصنيف وتكامل الإشعارات الرقمية ليس تحسيناً تشغيلياً فحسب، بل هو أساس استراتيجية مبنية على البيانات تُمكّن القيادة من اتخاذ قرارات استباقية بدلاً من الاستجابة التفاعلية.</w:t>
       </w:r>
     </w:p>
     <w:tbl>
@@ -1573,10 +1573,10 @@
               <w:right w:w="108" w:type="dxa"/>
             </w:tcMar>
             <w:tcBorders>
+              <w:right w:val="single" w:sz="4" w:space="0" w:color="CCCCCC"/>
+              <w:top w:val="single" w:sz="4" w:space="0" w:color="CCCCCC"/>
               <w:bottom w:val="single" w:sz="4" w:space="0" w:color="CCCCCC"/>
               <w:left w:val="single" w:sz="4" w:space="0" w:color="CCCCCC"/>
-              <w:right w:val="single" w:sz="4" w:space="0" w:color="CCCCCC"/>
-              <w:top w:val="single" w:sz="4" w:space="0" w:color="CCCCCC"/>
             </w:tcBorders>
           </w:tcPr>
           <w:p>
@@ -1608,10 +1608,10 @@
               <w:right w:w="108" w:type="dxa"/>
             </w:tcMar>
             <w:tcBorders>
+              <w:right w:val="single" w:sz="4" w:space="0" w:color="CCCCCC"/>
+              <w:top w:val="single" w:sz="4" w:space="0" w:color="CCCCCC"/>
               <w:bottom w:val="single" w:sz="4" w:space="0" w:color="CCCCCC"/>
               <w:left w:val="single" w:sz="4" w:space="0" w:color="CCCCCC"/>
-              <w:right w:val="single" w:sz="4" w:space="0" w:color="CCCCCC"/>
-              <w:top w:val="single" w:sz="4" w:space="0" w:color="CCCCCC"/>
             </w:tcBorders>
           </w:tcPr>
           <w:p>
@@ -1643,10 +1643,10 @@
               <w:right w:w="108" w:type="dxa"/>
             </w:tcMar>
             <w:tcBorders>
+              <w:right w:val="single" w:sz="4" w:space="0" w:color="CCCCCC"/>
+              <w:top w:val="single" w:sz="4" w:space="0" w:color="CCCCCC"/>
               <w:bottom w:val="single" w:sz="4" w:space="0" w:color="CCCCCC"/>
               <w:left w:val="single" w:sz="4" w:space="0" w:color="CCCCCC"/>
-              <w:right w:val="single" w:sz="4" w:space="0" w:color="CCCCCC"/>
-              <w:top w:val="single" w:sz="4" w:space="0" w:color="CCCCCC"/>
             </w:tcBorders>
           </w:tcPr>
           <w:p>
@@ -1678,10 +1678,10 @@
               <w:right w:w="108" w:type="dxa"/>
             </w:tcMar>
             <w:tcBorders>
+              <w:right w:val="single" w:sz="4" w:space="0" w:color="CCCCCC"/>
+              <w:top w:val="single" w:sz="4" w:space="0" w:color="CCCCCC"/>
               <w:bottom w:val="single" w:sz="4" w:space="0" w:color="CCCCCC"/>
               <w:left w:val="single" w:sz="4" w:space="0" w:color="CCCCCC"/>
-              <w:right w:val="single" w:sz="4" w:space="0" w:color="CCCCCC"/>
-              <w:top w:val="single" w:sz="4" w:space="0" w:color="CCCCCC"/>
             </w:tcBorders>
           </w:tcPr>
           <w:p>
@@ -1715,10 +1715,10 @@
               <w:right w:w="108" w:type="dxa"/>
             </w:tcMar>
             <w:tcBorders>
+              <w:right w:val="single" w:sz="4" w:space="0" w:color="CCCCCC"/>
+              <w:top w:val="single" w:sz="4" w:space="0" w:color="CCCCCC"/>
               <w:bottom w:val="single" w:sz="4" w:space="0" w:color="CCCCCC"/>
               <w:left w:val="single" w:sz="4" w:space="0" w:color="CCCCCC"/>
-              <w:right w:val="single" w:sz="4" w:space="0" w:color="CCCCCC"/>
-              <w:top w:val="single" w:sz="4" w:space="0" w:color="CCCCCC"/>
             </w:tcBorders>
           </w:tcPr>
           <w:p>
@@ -1750,10 +1750,10 @@
               <w:right w:w="108" w:type="dxa"/>
             </w:tcMar>
             <w:tcBorders>
+              <w:right w:val="single" w:sz="4" w:space="0" w:color="CCCCCC"/>
+              <w:top w:val="single" w:sz="4" w:space="0" w:color="CCCCCC"/>
               <w:bottom w:val="single" w:sz="4" w:space="0" w:color="CCCCCC"/>
               <w:left w:val="single" w:sz="4" w:space="0" w:color="CCCCCC"/>
-              <w:right w:val="single" w:sz="4" w:space="0" w:color="CCCCCC"/>
-              <w:top w:val="single" w:sz="4" w:space="0" w:color="CCCCCC"/>
             </w:tcBorders>
           </w:tcPr>
           <w:p>
@@ -1770,7 +1770,7 @@
                 <w:szCs w:val="20"/>
                 <w:rtl/>
               </w:rPr>
-              <w:t>كانت 46 من 50 حالة مُصنَّفة أصلاً بشكل غير صحيح. تمثل هذه الفجوة أساس التحديات التشغيلية المُكتشفة في هذا التحليل.</w:t>
+              <w:t>كانت 42 من 50 حالة مُصنَّفة أصلاً بشكل غير صحيح. تمثل هذه الفجوة أساس التحديات التشغيلية المُكتشفة في هذا التحليل.</w:t>
             </w:r>
           </w:p>
         </w:tc>
@@ -1785,10 +1785,10 @@
               <w:right w:w="108" w:type="dxa"/>
             </w:tcMar>
             <w:tcBorders>
+              <w:right w:val="single" w:sz="4" w:space="0" w:color="CCCCCC"/>
+              <w:top w:val="single" w:sz="4" w:space="0" w:color="CCCCCC"/>
               <w:bottom w:val="single" w:sz="4" w:space="0" w:color="CCCCCC"/>
               <w:left w:val="single" w:sz="4" w:space="0" w:color="CCCCCC"/>
-              <w:right w:val="single" w:sz="4" w:space="0" w:color="CCCCCC"/>
-              <w:top w:val="single" w:sz="4" w:space="0" w:color="CCCCCC"/>
             </w:tcBorders>
           </w:tcPr>
           <w:p>
@@ -1805,7 +1805,7 @@
                 <w:szCs w:val="20"/>
                 <w:rtl/>
               </w:rPr>
-              <w:t>تصنيف غير دقيق بنسبة 92.0%</w:t>
+              <w:t>تصنيف غير دقيق بنسبة 84.0%</w:t>
             </w:r>
           </w:p>
         </w:tc>
@@ -1820,10 +1820,10 @@
               <w:right w:w="108" w:type="dxa"/>
             </w:tcMar>
             <w:tcBorders>
+              <w:right w:val="single" w:sz="4" w:space="0" w:color="CCCCCC"/>
+              <w:top w:val="single" w:sz="4" w:space="0" w:color="CCCCCC"/>
               <w:bottom w:val="single" w:sz="4" w:space="0" w:color="CCCCCC"/>
               <w:left w:val="single" w:sz="4" w:space="0" w:color="CCCCCC"/>
-              <w:right w:val="single" w:sz="4" w:space="0" w:color="CCCCCC"/>
-              <w:top w:val="single" w:sz="4" w:space="0" w:color="CCCCCC"/>
             </w:tcBorders>
           </w:tcPr>
           <w:p>
@@ -1857,10 +1857,10 @@
               <w:right w:w="108" w:type="dxa"/>
             </w:tcMar>
             <w:tcBorders>
+              <w:right w:val="single" w:sz="4" w:space="0" w:color="CCCCCC"/>
+              <w:top w:val="single" w:sz="4" w:space="0" w:color="CCCCCC"/>
               <w:bottom w:val="single" w:sz="4" w:space="0" w:color="CCCCCC"/>
               <w:left w:val="single" w:sz="4" w:space="0" w:color="CCCCCC"/>
-              <w:right w:val="single" w:sz="4" w:space="0" w:color="CCCCCC"/>
-              <w:top w:val="single" w:sz="4" w:space="0" w:color="CCCCCC"/>
             </w:tcBorders>
           </w:tcPr>
           <w:p>
@@ -1892,10 +1892,10 @@
               <w:right w:w="108" w:type="dxa"/>
             </w:tcMar>
             <w:tcBorders>
+              <w:right w:val="single" w:sz="4" w:space="0" w:color="CCCCCC"/>
+              <w:top w:val="single" w:sz="4" w:space="0" w:color="CCCCCC"/>
               <w:bottom w:val="single" w:sz="4" w:space="0" w:color="CCCCCC"/>
               <w:left w:val="single" w:sz="4" w:space="0" w:color="CCCCCC"/>
-              <w:right w:val="single" w:sz="4" w:space="0" w:color="CCCCCC"/>
-              <w:top w:val="single" w:sz="4" w:space="0" w:color="CCCCCC"/>
             </w:tcBorders>
           </w:tcPr>
           <w:p>
@@ -1912,7 +1912,7 @@
                 <w:szCs w:val="20"/>
                 <w:rtl/>
               </w:rPr>
-              <w:t>30 حالة من 50 كانت شكاوى بعد إعادة التصنيف. . هذا التركيز يعكس محور التحسين الأساسي للعمليات.</w:t>
+              <w:t>28 حالة من 50 كانت شكاوى بعد إعادة التصنيف. . هذا التركيز يعكس محور التحسين الأساسي للعمليات.</w:t>
             </w:r>
           </w:p>
         </w:tc>
@@ -1927,10 +1927,10 @@
               <w:right w:w="108" w:type="dxa"/>
             </w:tcMar>
             <w:tcBorders>
+              <w:right w:val="single" w:sz="4" w:space="0" w:color="CCCCCC"/>
+              <w:top w:val="single" w:sz="4" w:space="0" w:color="CCCCCC"/>
               <w:bottom w:val="single" w:sz="4" w:space="0" w:color="CCCCCC"/>
               <w:left w:val="single" w:sz="4" w:space="0" w:color="CCCCCC"/>
-              <w:right w:val="single" w:sz="4" w:space="0" w:color="CCCCCC"/>
-              <w:top w:val="single" w:sz="4" w:space="0" w:color="CCCCCC"/>
             </w:tcBorders>
           </w:tcPr>
           <w:p>
@@ -1947,7 +1947,7 @@
                 <w:szCs w:val="20"/>
                 <w:rtl/>
               </w:rPr>
-              <w:t>الشكاوى تهيمن بـ 60.0% على عبء العمل</w:t>
+              <w:t>الشكاوى تهيمن بـ 56.0% على عبء العمل</w:t>
             </w:r>
           </w:p>
         </w:tc>
@@ -1962,10 +1962,10 @@
               <w:right w:w="108" w:type="dxa"/>
             </w:tcMar>
             <w:tcBorders>
+              <w:right w:val="single" w:sz="4" w:space="0" w:color="CCCCCC"/>
+              <w:top w:val="single" w:sz="4" w:space="0" w:color="CCCCCC"/>
               <w:bottom w:val="single" w:sz="4" w:space="0" w:color="CCCCCC"/>
               <w:left w:val="single" w:sz="4" w:space="0" w:color="CCCCCC"/>
-              <w:right w:val="single" w:sz="4" w:space="0" w:color="CCCCCC"/>
-              <w:top w:val="single" w:sz="4" w:space="0" w:color="CCCCCC"/>
             </w:tcBorders>
           </w:tcPr>
           <w:p>
@@ -1999,10 +1999,10 @@
               <w:right w:w="108" w:type="dxa"/>
             </w:tcMar>
             <w:tcBorders>
+              <w:right w:val="single" w:sz="4" w:space="0" w:color="CCCCCC"/>
+              <w:top w:val="single" w:sz="4" w:space="0" w:color="CCCCCC"/>
               <w:bottom w:val="single" w:sz="4" w:space="0" w:color="CCCCCC"/>
               <w:left w:val="single" w:sz="4" w:space="0" w:color="CCCCCC"/>
-              <w:right w:val="single" w:sz="4" w:space="0" w:color="CCCCCC"/>
-              <w:top w:val="single" w:sz="4" w:space="0" w:color="CCCCCC"/>
             </w:tcBorders>
           </w:tcPr>
           <w:p>
@@ -2034,10 +2034,10 @@
               <w:right w:w="108" w:type="dxa"/>
             </w:tcMar>
             <w:tcBorders>
+              <w:right w:val="single" w:sz="4" w:space="0" w:color="CCCCCC"/>
+              <w:top w:val="single" w:sz="4" w:space="0" w:color="CCCCCC"/>
               <w:bottom w:val="single" w:sz="4" w:space="0" w:color="CCCCCC"/>
               <w:left w:val="single" w:sz="4" w:space="0" w:color="CCCCCC"/>
-              <w:right w:val="single" w:sz="4" w:space="0" w:color="CCCCCC"/>
-              <w:top w:val="single" w:sz="4" w:space="0" w:color="CCCCCC"/>
             </w:tcBorders>
           </w:tcPr>
           <w:p>
@@ -2054,7 +2054,7 @@
                 <w:szCs w:val="20"/>
                 <w:rtl/>
               </w:rPr>
-              <w:t>تؤثر هذه النقطة على 11 حالة (22.0% من الإجمالي). السبب الجذري: خلل تقني في المنصة</w:t>
+              <w:t>تؤثر هذه النقطة على 9 حالة (18.0% من الإجمالي). السبب الجذري: خلل تقني في المنصة</w:t>
             </w:r>
           </w:p>
         </w:tc>
@@ -2069,10 +2069,10 @@
               <w:right w:w="108" w:type="dxa"/>
             </w:tcMar>
             <w:tcBorders>
+              <w:right w:val="single" w:sz="4" w:space="0" w:color="CCCCCC"/>
+              <w:top w:val="single" w:sz="4" w:space="0" w:color="CCCCCC"/>
               <w:bottom w:val="single" w:sz="4" w:space="0" w:color="CCCCCC"/>
               <w:left w:val="single" w:sz="4" w:space="0" w:color="CCCCCC"/>
-              <w:right w:val="single" w:sz="4" w:space="0" w:color="CCCCCC"/>
-              <w:top w:val="single" w:sz="4" w:space="0" w:color="CCCCCC"/>
             </w:tcBorders>
           </w:tcPr>
           <w:p>
@@ -2089,7 +2089,7 @@
                 <w:szCs w:val="20"/>
                 <w:rtl/>
               </w:rPr>
-              <w:t>نقطة احتكاك واحدة: صورة المركبة في إشعار المخالفة تُظهر مركبة مختلفة أو لوحة غير صحيحة، أو تسجيل مخالفة على متعامل لم يكن في الفجيرة (11 حالة، 22.0%)</w:t>
+              <w:t>نقطة احتكاك واحدة: صورة المركبة في إشعار المخالفة تُظهر مركبة مختلفة أو لوحة غير مطابقة، مما يضطر المتعامل للتواصل يدوياً لتصحيح الخطأ (9 حالة، 18.0%)</w:t>
             </w:r>
           </w:p>
         </w:tc>
@@ -2104,10 +2104,10 @@
               <w:right w:w="108" w:type="dxa"/>
             </w:tcMar>
             <w:tcBorders>
+              <w:right w:val="single" w:sz="4" w:space="0" w:color="CCCCCC"/>
+              <w:top w:val="single" w:sz="4" w:space="0" w:color="CCCCCC"/>
               <w:bottom w:val="single" w:sz="4" w:space="0" w:color="CCCCCC"/>
               <w:left w:val="single" w:sz="4" w:space="0" w:color="CCCCCC"/>
-              <w:right w:val="single" w:sz="4" w:space="0" w:color="CCCCCC"/>
-              <w:top w:val="single" w:sz="4" w:space="0" w:color="CCCCCC"/>
             </w:tcBorders>
           </w:tcPr>
           <w:p>
@@ -2141,10 +2141,10 @@
               <w:right w:w="108" w:type="dxa"/>
             </w:tcMar>
             <w:tcBorders>
+              <w:right w:val="single" w:sz="4" w:space="0" w:color="CCCCCC"/>
+              <w:top w:val="single" w:sz="4" w:space="0" w:color="CCCCCC"/>
               <w:bottom w:val="single" w:sz="4" w:space="0" w:color="CCCCCC"/>
               <w:left w:val="single" w:sz="4" w:space="0" w:color="CCCCCC"/>
-              <w:right w:val="single" w:sz="4" w:space="0" w:color="CCCCCC"/>
-              <w:top w:val="single" w:sz="4" w:space="0" w:color="CCCCCC"/>
             </w:tcBorders>
           </w:tcPr>
           <w:p>
@@ -2176,10 +2176,10 @@
               <w:right w:w="108" w:type="dxa"/>
             </w:tcMar>
             <w:tcBorders>
+              <w:right w:val="single" w:sz="4" w:space="0" w:color="CCCCCC"/>
+              <w:top w:val="single" w:sz="4" w:space="0" w:color="CCCCCC"/>
               <w:bottom w:val="single" w:sz="4" w:space="0" w:color="CCCCCC"/>
               <w:left w:val="single" w:sz="4" w:space="0" w:color="CCCCCC"/>
-              <w:right w:val="single" w:sz="4" w:space="0" w:color="CCCCCC"/>
-              <w:top w:val="single" w:sz="4" w:space="0" w:color="CCCCCC"/>
             </w:tcBorders>
           </w:tcPr>
           <w:p>
@@ -2196,7 +2196,7 @@
                 <w:szCs w:val="20"/>
                 <w:rtl/>
               </w:rPr>
-              <w:t>تشترك 3 نقاط احتكاك في سبب جذري مشترك: عدم استلام ملكية المركبة أو رخصة القيادة بعد السداد دون وجود إشعار تتبع أو تسليم, عدم وضوح حالة طلب تجديد الرخصة أو تسجيل المركبة المقدم مسبقاً دون أي إشعار بالتحديث, بقاء طلبات تصريح السلاح معلّقة لأشهر دون إشعار بحالة الطلب أو أي تحديث للمتعامل. إجمالي الحالات المتأثرة: 11 حالة. تحسين هذه المجموعة سيسهم بشكل كبير في تقليل الاحتكاكات.</w:t>
+              <w:t>تشترك 3 نقاط احتكاك في سبب جذري مشترك: لا يتلقى المتعامل إشعاراً أو رابط تتبع عند إرسال الملكية أو الرخصة عبر بريد الإمارات، فيتصل بالدعم لمعرفة الحالة, غياب الإشعارات التلقائية عن حالة الطلبات المقدمة يجبر المتعامل على فتح شكاوى متابعة, يقدم المتعامل طلب ترخيص سلاح ولا يتلقى أي تحديث أو ردّ لأشهر طويلة، مما يضطره للتواصل مع الدعم. إجمالي الحالات المتأثرة: 8 حالة. تحسين هذه المجموعة سيسهم بشكل كبير في تقليل الاحتكاكات.</w:t>
             </w:r>
           </w:p>
         </w:tc>
@@ -2211,10 +2211,10 @@
               <w:right w:w="108" w:type="dxa"/>
             </w:tcMar>
             <w:tcBorders>
+              <w:right w:val="single" w:sz="4" w:space="0" w:color="CCCCCC"/>
+              <w:top w:val="single" w:sz="4" w:space="0" w:color="CCCCCC"/>
               <w:bottom w:val="single" w:sz="4" w:space="0" w:color="CCCCCC"/>
               <w:left w:val="single" w:sz="4" w:space="0" w:color="CCCCCC"/>
-              <w:right w:val="single" w:sz="4" w:space="0" w:color="CCCCCC"/>
-              <w:top w:val="single" w:sz="4" w:space="0" w:color="CCCCCC"/>
             </w:tcBorders>
           </w:tcPr>
           <w:p>
@@ -2231,7 +2231,7 @@
                 <w:szCs w:val="20"/>
                 <w:rtl/>
               </w:rPr>
-              <w:t>3 نقاط احتكاك — غياب الإشعار الاستباقي (11 حالة)</w:t>
+              <w:t>3 نقاط احتكاك — غياب الإشعار الاستباقي (8 حالة)</w:t>
             </w:r>
           </w:p>
         </w:tc>
@@ -2246,10 +2246,10 @@
               <w:right w:w="108" w:type="dxa"/>
             </w:tcMar>
             <w:tcBorders>
+              <w:right w:val="single" w:sz="4" w:space="0" w:color="CCCCCC"/>
+              <w:top w:val="single" w:sz="4" w:space="0" w:color="CCCCCC"/>
               <w:bottom w:val="single" w:sz="4" w:space="0" w:color="CCCCCC"/>
               <w:left w:val="single" w:sz="4" w:space="0" w:color="CCCCCC"/>
-              <w:right w:val="single" w:sz="4" w:space="0" w:color="CCCCCC"/>
-              <w:top w:val="single" w:sz="4" w:space="0" w:color="CCCCCC"/>
             </w:tcBorders>
           </w:tcPr>
           <w:p>
@@ -2283,10 +2283,10 @@
               <w:right w:w="108" w:type="dxa"/>
             </w:tcMar>
             <w:tcBorders>
+              <w:right w:val="single" w:sz="4" w:space="0" w:color="CCCCCC"/>
               <w:bottom w:val="single" w:sz="4" w:space="0" w:color="CCCCCC"/>
+              <w:top w:val="single" w:sz="4" w:space="0" w:color="CCCCCC"/>
               <w:left w:val="single" w:sz="4" w:space="0" w:color="CCCCCC"/>
-              <w:right w:val="single" w:sz="4" w:space="0" w:color="CCCCCC"/>
-              <w:top w:val="single" w:sz="4" w:space="0" w:color="CCCCCC"/>
             </w:tcBorders>
           </w:tcPr>
           <w:p>
@@ -2318,9 +2318,9 @@
               <w:right w:w="108" w:type="dxa"/>
             </w:tcMar>
             <w:tcBorders>
+              <w:right w:val="single" w:sz="4" w:space="0" w:color="CCCCCC"/>
               <w:bottom w:val="single" w:sz="4" w:space="0" w:color="CCCCCC"/>
               <w:left w:val="single" w:sz="4" w:space="0" w:color="CCCCCC"/>
-              <w:right w:val="single" w:sz="4" w:space="0" w:color="CCCCCC"/>
               <w:top w:val="single" w:sz="4" w:space="0" w:color="CCCCCC"/>
             </w:tcBorders>
           </w:tcPr>
@@ -2353,9 +2353,9 @@
               <w:right w:w="108" w:type="dxa"/>
             </w:tcMar>
             <w:tcBorders>
+              <w:right w:val="single" w:sz="4" w:space="0" w:color="CCCCCC"/>
               <w:bottom w:val="single" w:sz="4" w:space="0" w:color="CCCCCC"/>
               <w:left w:val="single" w:sz="4" w:space="0" w:color="CCCCCC"/>
-              <w:right w:val="single" w:sz="4" w:space="0" w:color="CCCCCC"/>
               <w:top w:val="single" w:sz="4" w:space="0" w:color="CCCCCC"/>
             </w:tcBorders>
           </w:tcPr>
@@ -2388,9 +2388,9 @@
               <w:right w:w="108" w:type="dxa"/>
             </w:tcMar>
             <w:tcBorders>
+              <w:right w:val="single" w:sz="4" w:space="0" w:color="CCCCCC"/>
               <w:bottom w:val="single" w:sz="4" w:space="0" w:color="CCCCCC"/>
               <w:left w:val="single" w:sz="4" w:space="0" w:color="CCCCCC"/>
-              <w:right w:val="single" w:sz="4" w:space="0" w:color="CCCCCC"/>
               <w:top w:val="single" w:sz="4" w:space="0" w:color="CCCCCC"/>
             </w:tcBorders>
           </w:tcPr>
@@ -2480,10 +2480,10 @@
               <w:right w:w="108" w:type="dxa"/>
             </w:tcMar>
             <w:tcBorders>
+              <w:right w:val="single" w:sz="4" w:space="0" w:color="CCCCCC"/>
+              <w:top w:val="single" w:sz="4" w:space="0" w:color="CCCCCC"/>
               <w:bottom w:val="single" w:sz="4" w:space="0" w:color="CCCCCC"/>
               <w:left w:val="single" w:sz="4" w:space="0" w:color="CCCCCC"/>
-              <w:right w:val="single" w:sz="4" w:space="0" w:color="CCCCCC"/>
-              <w:top w:val="single" w:sz="4" w:space="0" w:color="CCCCCC"/>
             </w:tcBorders>
           </w:tcPr>
           <w:p>
@@ -2515,10 +2515,10 @@
               <w:right w:w="108" w:type="dxa"/>
             </w:tcMar>
             <w:tcBorders>
+              <w:right w:val="single" w:sz="4" w:space="0" w:color="CCCCCC"/>
+              <w:top w:val="single" w:sz="4" w:space="0" w:color="CCCCCC"/>
               <w:bottom w:val="single" w:sz="4" w:space="0" w:color="CCCCCC"/>
               <w:left w:val="single" w:sz="4" w:space="0" w:color="CCCCCC"/>
-              <w:right w:val="single" w:sz="4" w:space="0" w:color="CCCCCC"/>
-              <w:top w:val="single" w:sz="4" w:space="0" w:color="CCCCCC"/>
             </w:tcBorders>
           </w:tcPr>
           <w:p>
@@ -2550,10 +2550,10 @@
               <w:right w:w="108" w:type="dxa"/>
             </w:tcMar>
             <w:tcBorders>
+              <w:right w:val="single" w:sz="4" w:space="0" w:color="CCCCCC"/>
+              <w:top w:val="single" w:sz="4" w:space="0" w:color="CCCCCC"/>
               <w:bottom w:val="single" w:sz="4" w:space="0" w:color="CCCCCC"/>
               <w:left w:val="single" w:sz="4" w:space="0" w:color="CCCCCC"/>
-              <w:right w:val="single" w:sz="4" w:space="0" w:color="CCCCCC"/>
-              <w:top w:val="single" w:sz="4" w:space="0" w:color="CCCCCC"/>
             </w:tcBorders>
           </w:tcPr>
           <w:p>
@@ -2585,10 +2585,10 @@
               <w:right w:w="108" w:type="dxa"/>
             </w:tcMar>
             <w:tcBorders>
+              <w:right w:val="single" w:sz="4" w:space="0" w:color="CCCCCC"/>
+              <w:top w:val="single" w:sz="4" w:space="0" w:color="CCCCCC"/>
               <w:bottom w:val="single" w:sz="4" w:space="0" w:color="CCCCCC"/>
               <w:left w:val="single" w:sz="4" w:space="0" w:color="CCCCCC"/>
-              <w:right w:val="single" w:sz="4" w:space="0" w:color="CCCCCC"/>
-              <w:top w:val="single" w:sz="4" w:space="0" w:color="CCCCCC"/>
             </w:tcBorders>
           </w:tcPr>
           <w:p>
@@ -2622,10 +2622,10 @@
               <w:right w:w="108" w:type="dxa"/>
             </w:tcMar>
             <w:tcBorders>
+              <w:right w:val="single" w:sz="4" w:space="0" w:color="CCCCCC"/>
+              <w:top w:val="single" w:sz="4" w:space="0" w:color="CCCCCC"/>
               <w:bottom w:val="single" w:sz="4" w:space="0" w:color="CCCCCC"/>
               <w:left w:val="single" w:sz="4" w:space="0" w:color="CCCCCC"/>
-              <w:right w:val="single" w:sz="4" w:space="0" w:color="CCCCCC"/>
-              <w:top w:val="single" w:sz="4" w:space="0" w:color="CCCCCC"/>
             </w:tcBorders>
           </w:tcPr>
           <w:p>
@@ -2657,10 +2657,10 @@
               <w:right w:w="108" w:type="dxa"/>
             </w:tcMar>
             <w:tcBorders>
+              <w:right w:val="single" w:sz="4" w:space="0" w:color="CCCCCC"/>
+              <w:top w:val="single" w:sz="4" w:space="0" w:color="CCCCCC"/>
               <w:bottom w:val="single" w:sz="4" w:space="0" w:color="CCCCCC"/>
               <w:left w:val="single" w:sz="4" w:space="0" w:color="CCCCCC"/>
-              <w:right w:val="single" w:sz="4" w:space="0" w:color="CCCCCC"/>
-              <w:top w:val="single" w:sz="4" w:space="0" w:color="CCCCCC"/>
             </w:tcBorders>
           </w:tcPr>
           <w:p>
@@ -2692,10 +2692,10 @@
               <w:right w:w="108" w:type="dxa"/>
             </w:tcMar>
             <w:tcBorders>
+              <w:right w:val="single" w:sz="4" w:space="0" w:color="CCCCCC"/>
+              <w:top w:val="single" w:sz="4" w:space="0" w:color="CCCCCC"/>
               <w:bottom w:val="single" w:sz="4" w:space="0" w:color="CCCCCC"/>
               <w:left w:val="single" w:sz="4" w:space="0" w:color="CCCCCC"/>
-              <w:right w:val="single" w:sz="4" w:space="0" w:color="CCCCCC"/>
-              <w:top w:val="single" w:sz="4" w:space="0" w:color="CCCCCC"/>
             </w:tcBorders>
           </w:tcPr>
           <w:p>
@@ -2727,10 +2727,10 @@
               <w:right w:w="108" w:type="dxa"/>
             </w:tcMar>
             <w:tcBorders>
+              <w:right w:val="single" w:sz="4" w:space="0" w:color="CCCCCC"/>
+              <w:top w:val="single" w:sz="4" w:space="0" w:color="CCCCCC"/>
               <w:bottom w:val="single" w:sz="4" w:space="0" w:color="CCCCCC"/>
               <w:left w:val="single" w:sz="4" w:space="0" w:color="CCCCCC"/>
-              <w:right w:val="single" w:sz="4" w:space="0" w:color="CCCCCC"/>
-              <w:top w:val="single" w:sz="4" w:space="0" w:color="CCCCCC"/>
             </w:tcBorders>
           </w:tcPr>
           <w:p>
@@ -2764,10 +2764,10 @@
               <w:right w:w="108" w:type="dxa"/>
             </w:tcMar>
             <w:tcBorders>
+              <w:right w:val="single" w:sz="4" w:space="0" w:color="CCCCCC"/>
               <w:bottom w:val="single" w:sz="4" w:space="0" w:color="CCCCCC"/>
+              <w:top w:val="single" w:sz="4" w:space="0" w:color="CCCCCC"/>
               <w:left w:val="single" w:sz="4" w:space="0" w:color="CCCCCC"/>
-              <w:right w:val="single" w:sz="4" w:space="0" w:color="CCCCCC"/>
-              <w:top w:val="single" w:sz="4" w:space="0" w:color="CCCCCC"/>
             </w:tcBorders>
           </w:tcPr>
           <w:p>
@@ -2799,9 +2799,9 @@
               <w:right w:w="108" w:type="dxa"/>
             </w:tcMar>
             <w:tcBorders>
+              <w:right w:val="single" w:sz="4" w:space="0" w:color="CCCCCC"/>
               <w:bottom w:val="single" w:sz="4" w:space="0" w:color="CCCCCC"/>
               <w:left w:val="single" w:sz="4" w:space="0" w:color="CCCCCC"/>
-              <w:right w:val="single" w:sz="4" w:space="0" w:color="CCCCCC"/>
               <w:top w:val="single" w:sz="4" w:space="0" w:color="CCCCCC"/>
             </w:tcBorders>
           </w:tcPr>
@@ -2819,7 +2819,7 @@
                 <w:szCs w:val="20"/>
                 <w:rtl/>
               </w:rPr>
-              <w:t>160 صفحة، 8 أسئلة مصدقة</w:t>
+              <w:t>160 صفحة، 9 أسئلة مصدقة</w:t>
             </w:r>
           </w:p>
         </w:tc>
@@ -2834,9 +2834,9 @@
               <w:right w:w="108" w:type="dxa"/>
             </w:tcMar>
             <w:tcBorders>
+              <w:right w:val="single" w:sz="4" w:space="0" w:color="CCCCCC"/>
               <w:bottom w:val="single" w:sz="4" w:space="0" w:color="CCCCCC"/>
               <w:left w:val="single" w:sz="4" w:space="0" w:color="CCCCCC"/>
-              <w:right w:val="single" w:sz="4" w:space="0" w:color="CCCCCC"/>
               <w:top w:val="single" w:sz="4" w:space="0" w:color="CCCCCC"/>
             </w:tcBorders>
           </w:tcPr>
@@ -2869,9 +2869,9 @@
               <w:right w:w="108" w:type="dxa"/>
             </w:tcMar>
             <w:tcBorders>
+              <w:right w:val="single" w:sz="4" w:space="0" w:color="CCCCCC"/>
               <w:bottom w:val="single" w:sz="4" w:space="0" w:color="CCCCCC"/>
               <w:left w:val="single" w:sz="4" w:space="0" w:color="CCCCCC"/>
-              <w:right w:val="single" w:sz="4" w:space="0" w:color="CCCCCC"/>
               <w:top w:val="single" w:sz="4" w:space="0" w:color="CCCCCC"/>
             </w:tcBorders>
           </w:tcPr>
@@ -3173,7 +3173,7 @@
           <w:u w:val="none"/>
           <w:rtl/>
         </w:rPr>
-        <w:t>تحليل 50 حالة في يناير - ديسمبر 2025 كشف أن التصنيف الدقيق للمحتوى الفعلي لكل تواصل يرسم صورةً مغايرةً تمامًا لما تعكسه بيانات نظام إدارة علاقات المتعاملين. التحوّل الجوهري: بينما كانت جميع الحالات الخمسين مسجَّلةً بوصفها «استفسارًا» قبل التصحيح، يتبيّن أن «الشكوى» هي الفئة المهيمنة الحقيقية بواقع 30 حالة تمثّل 60.0% من إجمالي التواصل، مما يُعيد تعريف طبيعة عبء العمل الفعلي ومتطلبات المعالجة.</w:t>
+        <w:t>تحليل 50 حالة في يناير - ديسمبر 2025 كشف أن التصنيف الدقيق للمضمون الفعلي لكل تواصل يُنتج صورةً مغايرةً تماماً لما يُظهره النظام الأصلي، إذ تتجاوز الفروقات حدود التعديل البسيط لتبلغ مستوى إعادة الهيكلة الكاملة لطبيعة العبء الوظيفي. التحوّل الجوهري: الفئة المهيمنة الحقيقية هي «شكوى» بواقع 28 حالة تمثّل 56.0% من إجمالي التواصل، في مقابل تصنيف أصلي كان يُدرج 50 حالة بالكامل تحت فئة «استفسار» قبل إجراء التصحيح.</w:t>
       </w:r>
     </w:p>
     <w:tbl>
@@ -3202,10 +3202,10 @@
               <w:right w:w="108" w:type="dxa"/>
             </w:tcMar>
             <w:tcBorders>
+              <w:right w:val="single" w:sz="4" w:space="0" w:color="CCCCCC"/>
+              <w:top w:val="single" w:sz="4" w:space="0" w:color="CCCCCC"/>
               <w:bottom w:val="single" w:sz="4" w:space="0" w:color="CCCCCC"/>
               <w:left w:val="single" w:sz="4" w:space="0" w:color="CCCCCC"/>
-              <w:right w:val="single" w:sz="4" w:space="0" w:color="CCCCCC"/>
-              <w:top w:val="single" w:sz="4" w:space="0" w:color="CCCCCC"/>
             </w:tcBorders>
           </w:tcPr>
           <w:p>
@@ -3237,10 +3237,10 @@
               <w:right w:w="108" w:type="dxa"/>
             </w:tcMar>
             <w:tcBorders>
+              <w:right w:val="single" w:sz="4" w:space="0" w:color="CCCCCC"/>
+              <w:top w:val="single" w:sz="4" w:space="0" w:color="CCCCCC"/>
               <w:bottom w:val="single" w:sz="4" w:space="0" w:color="CCCCCC"/>
               <w:left w:val="single" w:sz="4" w:space="0" w:color="CCCCCC"/>
-              <w:right w:val="single" w:sz="4" w:space="0" w:color="CCCCCC"/>
-              <w:top w:val="single" w:sz="4" w:space="0" w:color="CCCCCC"/>
             </w:tcBorders>
           </w:tcPr>
           <w:p>
@@ -3272,10 +3272,10 @@
               <w:right w:w="108" w:type="dxa"/>
             </w:tcMar>
             <w:tcBorders>
+              <w:right w:val="single" w:sz="4" w:space="0" w:color="CCCCCC"/>
+              <w:top w:val="single" w:sz="4" w:space="0" w:color="CCCCCC"/>
               <w:bottom w:val="single" w:sz="4" w:space="0" w:color="CCCCCC"/>
               <w:left w:val="single" w:sz="4" w:space="0" w:color="CCCCCC"/>
-              <w:right w:val="single" w:sz="4" w:space="0" w:color="CCCCCC"/>
-              <w:top w:val="single" w:sz="4" w:space="0" w:color="CCCCCC"/>
             </w:tcBorders>
           </w:tcPr>
           <w:p>
@@ -3307,10 +3307,10 @@
               <w:right w:w="108" w:type="dxa"/>
             </w:tcMar>
             <w:tcBorders>
+              <w:right w:val="single" w:sz="4" w:space="0" w:color="CCCCCC"/>
+              <w:top w:val="single" w:sz="4" w:space="0" w:color="CCCCCC"/>
               <w:bottom w:val="single" w:sz="4" w:space="0" w:color="CCCCCC"/>
               <w:left w:val="single" w:sz="4" w:space="0" w:color="CCCCCC"/>
-              <w:right w:val="single" w:sz="4" w:space="0" w:color="CCCCCC"/>
-              <w:top w:val="single" w:sz="4" w:space="0" w:color="CCCCCC"/>
             </w:tcBorders>
           </w:tcPr>
           <w:p>
@@ -3342,10 +3342,10 @@
               <w:right w:w="108" w:type="dxa"/>
             </w:tcMar>
             <w:tcBorders>
+              <w:right w:val="single" w:sz="4" w:space="0" w:color="CCCCCC"/>
+              <w:top w:val="single" w:sz="4" w:space="0" w:color="CCCCCC"/>
               <w:bottom w:val="single" w:sz="4" w:space="0" w:color="CCCCCC"/>
               <w:left w:val="single" w:sz="4" w:space="0" w:color="CCCCCC"/>
-              <w:right w:val="single" w:sz="4" w:space="0" w:color="CCCCCC"/>
-              <w:top w:val="single" w:sz="4" w:space="0" w:color="CCCCCC"/>
             </w:tcBorders>
           </w:tcPr>
           <w:p>
@@ -3379,10 +3379,10 @@
               <w:right w:w="108" w:type="dxa"/>
             </w:tcMar>
             <w:tcBorders>
+              <w:right w:val="single" w:sz="4" w:space="0" w:color="CCCCCC"/>
+              <w:top w:val="single" w:sz="4" w:space="0" w:color="CCCCCC"/>
               <w:bottom w:val="single" w:sz="4" w:space="0" w:color="CCCCCC"/>
               <w:left w:val="single" w:sz="4" w:space="0" w:color="CCCCCC"/>
-              <w:right w:val="single" w:sz="4" w:space="0" w:color="CCCCCC"/>
-              <w:top w:val="single" w:sz="4" w:space="0" w:color="CCCCCC"/>
             </w:tcBorders>
           </w:tcPr>
           <w:p>
@@ -3414,10 +3414,10 @@
               <w:right w:w="108" w:type="dxa"/>
             </w:tcMar>
             <w:tcBorders>
+              <w:right w:val="single" w:sz="4" w:space="0" w:color="CCCCCC"/>
+              <w:top w:val="single" w:sz="4" w:space="0" w:color="CCCCCC"/>
               <w:bottom w:val="single" w:sz="4" w:space="0" w:color="CCCCCC"/>
               <w:left w:val="single" w:sz="4" w:space="0" w:color="CCCCCC"/>
-              <w:right w:val="single" w:sz="4" w:space="0" w:color="CCCCCC"/>
-              <w:top w:val="single" w:sz="4" w:space="0" w:color="CCCCCC"/>
             </w:tcBorders>
           </w:tcPr>
           <w:p>
@@ -3434,7 +3434,7 @@
                 <w:szCs w:val="20"/>
                 <w:rtl/>
               </w:rPr>
-              <w:t>+30 (كانت صفراً في الملف الأصلي)</w:t>
+              <w:t>+28 (كانت صفراً في الملف الأصلي)</w:t>
             </w:r>
           </w:p>
         </w:tc>
@@ -3449,10 +3449,10 @@
               <w:right w:w="108" w:type="dxa"/>
             </w:tcMar>
             <w:tcBorders>
+              <w:right w:val="single" w:sz="4" w:space="0" w:color="CCCCCC"/>
+              <w:top w:val="single" w:sz="4" w:space="0" w:color="CCCCCC"/>
               <w:bottom w:val="single" w:sz="4" w:space="0" w:color="CCCCCC"/>
               <w:left w:val="single" w:sz="4" w:space="0" w:color="CCCCCC"/>
-              <w:right w:val="single" w:sz="4" w:space="0" w:color="CCCCCC"/>
-              <w:top w:val="single" w:sz="4" w:space="0" w:color="CCCCCC"/>
             </w:tcBorders>
           </w:tcPr>
           <w:p>
@@ -3469,7 +3469,7 @@
                 <w:szCs w:val="20"/>
                 <w:rtl/>
               </w:rPr>
-              <w:t>60.0%</w:t>
+              <w:t>56.0%</w:t>
             </w:r>
           </w:p>
         </w:tc>
@@ -3484,10 +3484,10 @@
               <w:right w:w="108" w:type="dxa"/>
             </w:tcMar>
             <w:tcBorders>
+              <w:right w:val="single" w:sz="4" w:space="0" w:color="CCCCCC"/>
+              <w:top w:val="single" w:sz="4" w:space="0" w:color="CCCCCC"/>
               <w:bottom w:val="single" w:sz="4" w:space="0" w:color="CCCCCC"/>
               <w:left w:val="single" w:sz="4" w:space="0" w:color="CCCCCC"/>
-              <w:right w:val="single" w:sz="4" w:space="0" w:color="CCCCCC"/>
-              <w:top w:val="single" w:sz="4" w:space="0" w:color="CCCCCC"/>
             </w:tcBorders>
           </w:tcPr>
           <w:p>
@@ -3504,7 +3504,7 @@
                 <w:szCs w:val="20"/>
                 <w:rtl/>
               </w:rPr>
-              <w:t>30</w:t>
+              <w:t>28</w:t>
             </w:r>
           </w:p>
         </w:tc>
@@ -3519,10 +3519,10 @@
               <w:right w:w="108" w:type="dxa"/>
             </w:tcMar>
             <w:tcBorders>
+              <w:right w:val="single" w:sz="4" w:space="0" w:color="CCCCCC"/>
+              <w:top w:val="single" w:sz="4" w:space="0" w:color="CCCCCC"/>
               <w:bottom w:val="single" w:sz="4" w:space="0" w:color="CCCCCC"/>
               <w:left w:val="single" w:sz="4" w:space="0" w:color="CCCCCC"/>
-              <w:right w:val="single" w:sz="4" w:space="0" w:color="CCCCCC"/>
-              <w:top w:val="single" w:sz="4" w:space="0" w:color="CCCCCC"/>
             </w:tcBorders>
           </w:tcPr>
           <w:p>
@@ -3556,10 +3556,10 @@
               <w:right w:w="108" w:type="dxa"/>
             </w:tcMar>
             <w:tcBorders>
+              <w:right w:val="single" w:sz="4" w:space="0" w:color="CCCCCC"/>
+              <w:top w:val="single" w:sz="4" w:space="0" w:color="CCCCCC"/>
               <w:bottom w:val="single" w:sz="4" w:space="0" w:color="CCCCCC"/>
               <w:left w:val="single" w:sz="4" w:space="0" w:color="CCCCCC"/>
-              <w:right w:val="single" w:sz="4" w:space="0" w:color="CCCCCC"/>
-              <w:top w:val="single" w:sz="4" w:space="0" w:color="CCCCCC"/>
             </w:tcBorders>
           </w:tcPr>
           <w:p>
@@ -3591,10 +3591,10 @@
               <w:right w:w="108" w:type="dxa"/>
             </w:tcMar>
             <w:tcBorders>
+              <w:right w:val="single" w:sz="4" w:space="0" w:color="CCCCCC"/>
+              <w:top w:val="single" w:sz="4" w:space="0" w:color="CCCCCC"/>
               <w:bottom w:val="single" w:sz="4" w:space="0" w:color="CCCCCC"/>
               <w:left w:val="single" w:sz="4" w:space="0" w:color="CCCCCC"/>
-              <w:right w:val="single" w:sz="4" w:space="0" w:color="CCCCCC"/>
-              <w:top w:val="single" w:sz="4" w:space="0" w:color="CCCCCC"/>
             </w:tcBorders>
           </w:tcPr>
           <w:p>
@@ -3611,7 +3611,7 @@
                 <w:szCs w:val="20"/>
                 <w:rtl/>
               </w:rPr>
-              <w:t>+16 (كانت صفراً في الملف الأصلي)</w:t>
+              <w:t>+14 (كانت صفراً في الملف الأصلي)</w:t>
             </w:r>
           </w:p>
         </w:tc>
@@ -3626,10 +3626,10 @@
               <w:right w:w="108" w:type="dxa"/>
             </w:tcMar>
             <w:tcBorders>
+              <w:right w:val="single" w:sz="4" w:space="0" w:color="CCCCCC"/>
+              <w:top w:val="single" w:sz="4" w:space="0" w:color="CCCCCC"/>
               <w:bottom w:val="single" w:sz="4" w:space="0" w:color="CCCCCC"/>
               <w:left w:val="single" w:sz="4" w:space="0" w:color="CCCCCC"/>
-              <w:right w:val="single" w:sz="4" w:space="0" w:color="CCCCCC"/>
-              <w:top w:val="single" w:sz="4" w:space="0" w:color="CCCCCC"/>
             </w:tcBorders>
           </w:tcPr>
           <w:p>
@@ -3646,7 +3646,7 @@
                 <w:szCs w:val="20"/>
                 <w:rtl/>
               </w:rPr>
-              <w:t>32.0%</w:t>
+              <w:t>28.0%</w:t>
             </w:r>
           </w:p>
         </w:tc>
@@ -3661,10 +3661,10 @@
               <w:right w:w="108" w:type="dxa"/>
             </w:tcMar>
             <w:tcBorders>
+              <w:right w:val="single" w:sz="4" w:space="0" w:color="CCCCCC"/>
+              <w:top w:val="single" w:sz="4" w:space="0" w:color="CCCCCC"/>
               <w:bottom w:val="single" w:sz="4" w:space="0" w:color="CCCCCC"/>
               <w:left w:val="single" w:sz="4" w:space="0" w:color="CCCCCC"/>
-              <w:right w:val="single" w:sz="4" w:space="0" w:color="CCCCCC"/>
-              <w:top w:val="single" w:sz="4" w:space="0" w:color="CCCCCC"/>
             </w:tcBorders>
           </w:tcPr>
           <w:p>
@@ -3681,7 +3681,7 @@
                 <w:szCs w:val="20"/>
                 <w:rtl/>
               </w:rPr>
-              <w:t>16</w:t>
+              <w:t>14</w:t>
             </w:r>
           </w:p>
         </w:tc>
@@ -3696,10 +3696,10 @@
               <w:right w:w="108" w:type="dxa"/>
             </w:tcMar>
             <w:tcBorders>
+              <w:right w:val="single" w:sz="4" w:space="0" w:color="CCCCCC"/>
+              <w:top w:val="single" w:sz="4" w:space="0" w:color="CCCCCC"/>
               <w:bottom w:val="single" w:sz="4" w:space="0" w:color="CCCCCC"/>
               <w:left w:val="single" w:sz="4" w:space="0" w:color="CCCCCC"/>
-              <w:right w:val="single" w:sz="4" w:space="0" w:color="CCCCCC"/>
-              <w:top w:val="single" w:sz="4" w:space="0" w:color="CCCCCC"/>
             </w:tcBorders>
           </w:tcPr>
           <w:p>
@@ -3733,10 +3733,10 @@
               <w:right w:w="108" w:type="dxa"/>
             </w:tcMar>
             <w:tcBorders>
+              <w:right w:val="single" w:sz="4" w:space="0" w:color="CCCCCC"/>
+              <w:top w:val="single" w:sz="4" w:space="0" w:color="CCCCCC"/>
               <w:bottom w:val="single" w:sz="4" w:space="0" w:color="CCCCCC"/>
               <w:left w:val="single" w:sz="4" w:space="0" w:color="CCCCCC"/>
-              <w:right w:val="single" w:sz="4" w:space="0" w:color="CCCCCC"/>
-              <w:top w:val="single" w:sz="4" w:space="0" w:color="CCCCCC"/>
             </w:tcBorders>
           </w:tcPr>
           <w:p>
@@ -3768,10 +3768,10 @@
               <w:right w:w="108" w:type="dxa"/>
             </w:tcMar>
             <w:tcBorders>
+              <w:right w:val="single" w:sz="4" w:space="0" w:color="CCCCCC"/>
+              <w:top w:val="single" w:sz="4" w:space="0" w:color="CCCCCC"/>
               <w:bottom w:val="single" w:sz="4" w:space="0" w:color="CCCCCC"/>
               <w:left w:val="single" w:sz="4" w:space="0" w:color="CCCCCC"/>
-              <w:right w:val="single" w:sz="4" w:space="0" w:color="CCCCCC"/>
-              <w:top w:val="single" w:sz="4" w:space="0" w:color="CCCCCC"/>
             </w:tcBorders>
           </w:tcPr>
           <w:p>
@@ -3788,7 +3788,7 @@
                 <w:szCs w:val="20"/>
                 <w:rtl/>
               </w:rPr>
-              <w:t>−46 عن الأصلي</w:t>
+              <w:t>−42 عن الأصلي</w:t>
             </w:r>
           </w:p>
         </w:tc>
@@ -3803,10 +3803,10 @@
               <w:right w:w="108" w:type="dxa"/>
             </w:tcMar>
             <w:tcBorders>
+              <w:right w:val="single" w:sz="4" w:space="0" w:color="CCCCCC"/>
+              <w:top w:val="single" w:sz="4" w:space="0" w:color="CCCCCC"/>
               <w:bottom w:val="single" w:sz="4" w:space="0" w:color="CCCCCC"/>
               <w:left w:val="single" w:sz="4" w:space="0" w:color="CCCCCC"/>
-              <w:right w:val="single" w:sz="4" w:space="0" w:color="CCCCCC"/>
-              <w:top w:val="single" w:sz="4" w:space="0" w:color="CCCCCC"/>
             </w:tcBorders>
           </w:tcPr>
           <w:p>
@@ -3823,7 +3823,7 @@
                 <w:szCs w:val="20"/>
                 <w:rtl/>
               </w:rPr>
-              <w:t>8.0%</w:t>
+              <w:t>16.0%</w:t>
             </w:r>
           </w:p>
         </w:tc>
@@ -3838,10 +3838,10 @@
               <w:right w:w="108" w:type="dxa"/>
             </w:tcMar>
             <w:tcBorders>
+              <w:right w:val="single" w:sz="4" w:space="0" w:color="CCCCCC"/>
+              <w:top w:val="single" w:sz="4" w:space="0" w:color="CCCCCC"/>
               <w:bottom w:val="single" w:sz="4" w:space="0" w:color="CCCCCC"/>
               <w:left w:val="single" w:sz="4" w:space="0" w:color="CCCCCC"/>
-              <w:right w:val="single" w:sz="4" w:space="0" w:color="CCCCCC"/>
-              <w:top w:val="single" w:sz="4" w:space="0" w:color="CCCCCC"/>
             </w:tcBorders>
           </w:tcPr>
           <w:p>
@@ -3858,7 +3858,7 @@
                 <w:szCs w:val="20"/>
                 <w:rtl/>
               </w:rPr>
-              <w:t>4</w:t>
+              <w:t>8</w:t>
             </w:r>
           </w:p>
         </w:tc>
@@ -3873,10 +3873,10 @@
               <w:right w:w="108" w:type="dxa"/>
             </w:tcMar>
             <w:tcBorders>
+              <w:right w:val="single" w:sz="4" w:space="0" w:color="CCCCCC"/>
+              <w:top w:val="single" w:sz="4" w:space="0" w:color="CCCCCC"/>
               <w:bottom w:val="single" w:sz="4" w:space="0" w:color="CCCCCC"/>
               <w:left w:val="single" w:sz="4" w:space="0" w:color="CCCCCC"/>
-              <w:right w:val="single" w:sz="4" w:space="0" w:color="CCCCCC"/>
-              <w:top w:val="single" w:sz="4" w:space="0" w:color="CCCCCC"/>
             </w:tcBorders>
           </w:tcPr>
           <w:p>
@@ -3910,10 +3910,10 @@
               <w:right w:w="108" w:type="dxa"/>
             </w:tcMar>
             <w:tcBorders>
+              <w:right w:val="single" w:sz="4" w:space="0" w:color="CCCCCC"/>
               <w:bottom w:val="single" w:sz="4" w:space="0" w:color="CCCCCC"/>
+              <w:top w:val="single" w:sz="4" w:space="0" w:color="CCCCCC"/>
               <w:left w:val="single" w:sz="4" w:space="0" w:color="CCCCCC"/>
-              <w:right w:val="single" w:sz="4" w:space="0" w:color="CCCCCC"/>
-              <w:top w:val="single" w:sz="4" w:space="0" w:color="CCCCCC"/>
             </w:tcBorders>
           </w:tcPr>
           <w:p>
@@ -3945,9 +3945,9 @@
               <w:right w:w="108" w:type="dxa"/>
             </w:tcMar>
             <w:tcBorders>
+              <w:right w:val="single" w:sz="4" w:space="0" w:color="CCCCCC"/>
               <w:bottom w:val="single" w:sz="4" w:space="0" w:color="CCCCCC"/>
               <w:left w:val="single" w:sz="4" w:space="0" w:color="CCCCCC"/>
-              <w:right w:val="single" w:sz="4" w:space="0" w:color="CCCCCC"/>
               <w:top w:val="single" w:sz="4" w:space="0" w:color="CCCCCC"/>
             </w:tcBorders>
           </w:tcPr>
@@ -3980,9 +3980,9 @@
               <w:right w:w="108" w:type="dxa"/>
             </w:tcMar>
             <w:tcBorders>
+              <w:right w:val="single" w:sz="4" w:space="0" w:color="CCCCCC"/>
               <w:bottom w:val="single" w:sz="4" w:space="0" w:color="CCCCCC"/>
               <w:left w:val="single" w:sz="4" w:space="0" w:color="CCCCCC"/>
-              <w:right w:val="single" w:sz="4" w:space="0" w:color="CCCCCC"/>
               <w:top w:val="single" w:sz="4" w:space="0" w:color="CCCCCC"/>
             </w:tcBorders>
           </w:tcPr>
@@ -4015,9 +4015,9 @@
               <w:right w:w="108" w:type="dxa"/>
             </w:tcMar>
             <w:tcBorders>
+              <w:right w:val="single" w:sz="4" w:space="0" w:color="CCCCCC"/>
               <w:bottom w:val="single" w:sz="4" w:space="0" w:color="CCCCCC"/>
               <w:left w:val="single" w:sz="4" w:space="0" w:color="CCCCCC"/>
-              <w:right w:val="single" w:sz="4" w:space="0" w:color="CCCCCC"/>
               <w:top w:val="single" w:sz="4" w:space="0" w:color="CCCCCC"/>
             </w:tcBorders>
           </w:tcPr>
@@ -4050,9 +4050,9 @@
               <w:right w:w="108" w:type="dxa"/>
             </w:tcMar>
             <w:tcBorders>
+              <w:right w:val="single" w:sz="4" w:space="0" w:color="CCCCCC"/>
               <w:bottom w:val="single" w:sz="4" w:space="0" w:color="CCCCCC"/>
               <w:left w:val="single" w:sz="4" w:space="0" w:color="CCCCCC"/>
-              <w:right w:val="single" w:sz="4" w:space="0" w:color="CCCCCC"/>
               <w:top w:val="single" w:sz="4" w:space="0" w:color="CCCCCC"/>
             </w:tcBorders>
           </w:tcPr>
@@ -4115,7 +4115,7 @@
           <w:szCs w:val="26"/>
           <w:rtl/>
         </w:rPr>
-        <w:t>3.2  دقة التصنيف — 92.0% من الحالات تم إعادة تصنيفها</w:t>
+        <w:t>3.2  دقة التصنيف — 84.0% من الحالات تم إعادة تصنيفها</w:t>
       </w:r>
       <w:bookmarkStart w:id="10" w:name="_Toc000000010"/>
       <w:bookmarkEnd w:id="10"/>
@@ -4137,7 +4137,7 @@
           <w:u w:val="none"/>
           <w:rtl/>
         </w:rPr>
-        <w:t>الاكتشاف الحرج: جميع الحالات الخمسين (50 من 50) كانت مسجَّلةً في نظام CRM تحت تصنيف «استفسار» دون تمييز لطبيعة المحتوى الفعلي، وقد أسفر التحليل التفصيلي لنصوص التواصل عن إعادة تصنيف 46 حالة بمعدل 92.0%، وهو ما لا يعكس خطأً بشريًا بل يُجسّد طبيعة آلية الإدخال في قناة الاستقبال التي تضع جميع الوارد تحت تسمية موحّدة. القائمة الكاملة لـ 46 حالة مع الأدلة متاحة في الملحق الرقمي (ملف Excel المرفق).</w:t>
+        <w:t>الاكتشاف الحرج: جميع الحالات الـ 50 من أصل 50 كانت مُسجَّلة في نظام إدارة علاقات العملاء تحت تصنيف «استفسار»، غير أن المراجعة التحليلية الدقيقة لمضمون كل حالة أسفرت عن إعادة تصنيف 42 حالة بنسبة بلغت 84.0%. لا يعكس ذلك خطأً بشرياً في الإدخال، بل يُشير إلى أن تسمية النظام الأصلي تعتمد على قناة الاستقبال أو النية الأولية للتواصل لا على طبيعة المضمون الفعلي للطلب. القائمة الكاملة لـ 42 حالة مع الأدلة متاحة في الملحق الرقمي (ملف Excel المرفق).</w:t>
       </w:r>
     </w:p>
     <w:tbl>
@@ -4165,10 +4165,10 @@
               <w:right w:w="108" w:type="dxa"/>
             </w:tcMar>
             <w:tcBorders>
+              <w:right w:val="single" w:sz="4" w:space="0" w:color="CCCCCC"/>
+              <w:top w:val="single" w:sz="4" w:space="0" w:color="CCCCCC"/>
               <w:bottom w:val="single" w:sz="4" w:space="0" w:color="CCCCCC"/>
               <w:left w:val="single" w:sz="4" w:space="0" w:color="CCCCCC"/>
-              <w:right w:val="single" w:sz="4" w:space="0" w:color="CCCCCC"/>
-              <w:top w:val="single" w:sz="4" w:space="0" w:color="CCCCCC"/>
             </w:tcBorders>
           </w:tcPr>
           <w:p>
@@ -4200,10 +4200,10 @@
               <w:right w:w="108" w:type="dxa"/>
             </w:tcMar>
             <w:tcBorders>
+              <w:right w:val="single" w:sz="4" w:space="0" w:color="CCCCCC"/>
+              <w:top w:val="single" w:sz="4" w:space="0" w:color="CCCCCC"/>
               <w:bottom w:val="single" w:sz="4" w:space="0" w:color="CCCCCC"/>
               <w:left w:val="single" w:sz="4" w:space="0" w:color="CCCCCC"/>
-              <w:right w:val="single" w:sz="4" w:space="0" w:color="CCCCCC"/>
-              <w:top w:val="single" w:sz="4" w:space="0" w:color="CCCCCC"/>
             </w:tcBorders>
           </w:tcPr>
           <w:p>
@@ -4235,10 +4235,10 @@
               <w:right w:w="108" w:type="dxa"/>
             </w:tcMar>
             <w:tcBorders>
+              <w:right w:val="single" w:sz="4" w:space="0" w:color="CCCCCC"/>
+              <w:top w:val="single" w:sz="4" w:space="0" w:color="CCCCCC"/>
               <w:bottom w:val="single" w:sz="4" w:space="0" w:color="CCCCCC"/>
               <w:left w:val="single" w:sz="4" w:space="0" w:color="CCCCCC"/>
-              <w:right w:val="single" w:sz="4" w:space="0" w:color="CCCCCC"/>
-              <w:top w:val="single" w:sz="4" w:space="0" w:color="CCCCCC"/>
             </w:tcBorders>
           </w:tcPr>
           <w:p>
@@ -4270,10 +4270,10 @@
               <w:right w:w="108" w:type="dxa"/>
             </w:tcMar>
             <w:tcBorders>
+              <w:right w:val="single" w:sz="4" w:space="0" w:color="CCCCCC"/>
+              <w:top w:val="single" w:sz="4" w:space="0" w:color="CCCCCC"/>
               <w:bottom w:val="single" w:sz="4" w:space="0" w:color="CCCCCC"/>
               <w:left w:val="single" w:sz="4" w:space="0" w:color="CCCCCC"/>
-              <w:right w:val="single" w:sz="4" w:space="0" w:color="CCCCCC"/>
-              <w:top w:val="single" w:sz="4" w:space="0" w:color="CCCCCC"/>
             </w:tcBorders>
           </w:tcPr>
           <w:p>
@@ -4307,10 +4307,10 @@
               <w:right w:w="108" w:type="dxa"/>
             </w:tcMar>
             <w:tcBorders>
+              <w:right w:val="single" w:sz="4" w:space="0" w:color="CCCCCC"/>
+              <w:top w:val="single" w:sz="4" w:space="0" w:color="CCCCCC"/>
               <w:bottom w:val="single" w:sz="4" w:space="0" w:color="CCCCCC"/>
               <w:left w:val="single" w:sz="4" w:space="0" w:color="CCCCCC"/>
-              <w:right w:val="single" w:sz="4" w:space="0" w:color="CCCCCC"/>
-              <w:top w:val="single" w:sz="4" w:space="0" w:color="CCCCCC"/>
             </w:tcBorders>
           </w:tcPr>
           <w:p>
@@ -4342,10 +4342,10 @@
               <w:right w:w="108" w:type="dxa"/>
             </w:tcMar>
             <w:tcBorders>
+              <w:right w:val="single" w:sz="4" w:space="0" w:color="CCCCCC"/>
+              <w:top w:val="single" w:sz="4" w:space="0" w:color="CCCCCC"/>
               <w:bottom w:val="single" w:sz="4" w:space="0" w:color="CCCCCC"/>
               <w:left w:val="single" w:sz="4" w:space="0" w:color="CCCCCC"/>
-              <w:right w:val="single" w:sz="4" w:space="0" w:color="CCCCCC"/>
-              <w:top w:val="single" w:sz="4" w:space="0" w:color="CCCCCC"/>
             </w:tcBorders>
           </w:tcPr>
           <w:p>
@@ -4377,10 +4377,10 @@
               <w:right w:w="108" w:type="dxa"/>
             </w:tcMar>
             <w:tcBorders>
+              <w:right w:val="single" w:sz="4" w:space="0" w:color="CCCCCC"/>
+              <w:top w:val="single" w:sz="4" w:space="0" w:color="CCCCCC"/>
               <w:bottom w:val="single" w:sz="4" w:space="0" w:color="CCCCCC"/>
               <w:left w:val="single" w:sz="4" w:space="0" w:color="CCCCCC"/>
-              <w:right w:val="single" w:sz="4" w:space="0" w:color="CCCCCC"/>
-              <w:top w:val="single" w:sz="4" w:space="0" w:color="CCCCCC"/>
             </w:tcBorders>
           </w:tcPr>
           <w:p>
@@ -4412,10 +4412,10 @@
               <w:right w:w="108" w:type="dxa"/>
             </w:tcMar>
             <w:tcBorders>
+              <w:right w:val="single" w:sz="4" w:space="0" w:color="CCCCCC"/>
+              <w:top w:val="single" w:sz="4" w:space="0" w:color="CCCCCC"/>
               <w:bottom w:val="single" w:sz="4" w:space="0" w:color="CCCCCC"/>
               <w:left w:val="single" w:sz="4" w:space="0" w:color="CCCCCC"/>
-              <w:right w:val="single" w:sz="4" w:space="0" w:color="CCCCCC"/>
-              <w:top w:val="single" w:sz="4" w:space="0" w:color="CCCCCC"/>
             </w:tcBorders>
           </w:tcPr>
           <w:p>
@@ -4449,10 +4449,10 @@
               <w:right w:w="108" w:type="dxa"/>
             </w:tcMar>
             <w:tcBorders>
+              <w:right w:val="single" w:sz="4" w:space="0" w:color="CCCCCC"/>
+              <w:top w:val="single" w:sz="4" w:space="0" w:color="CCCCCC"/>
               <w:bottom w:val="single" w:sz="4" w:space="0" w:color="CCCCCC"/>
               <w:left w:val="single" w:sz="4" w:space="0" w:color="CCCCCC"/>
-              <w:right w:val="single" w:sz="4" w:space="0" w:color="CCCCCC"/>
-              <w:top w:val="single" w:sz="4" w:space="0" w:color="CCCCCC"/>
             </w:tcBorders>
           </w:tcPr>
           <w:p>
@@ -4484,10 +4484,10 @@
               <w:right w:w="108" w:type="dxa"/>
             </w:tcMar>
             <w:tcBorders>
+              <w:right w:val="single" w:sz="4" w:space="0" w:color="CCCCCC"/>
+              <w:top w:val="single" w:sz="4" w:space="0" w:color="CCCCCC"/>
               <w:bottom w:val="single" w:sz="4" w:space="0" w:color="CCCCCC"/>
               <w:left w:val="single" w:sz="4" w:space="0" w:color="CCCCCC"/>
-              <w:right w:val="single" w:sz="4" w:space="0" w:color="CCCCCC"/>
-              <w:top w:val="single" w:sz="4" w:space="0" w:color="CCCCCC"/>
             </w:tcBorders>
           </w:tcPr>
           <w:p>
@@ -4519,10 +4519,10 @@
               <w:right w:w="108" w:type="dxa"/>
             </w:tcMar>
             <w:tcBorders>
+              <w:right w:val="single" w:sz="4" w:space="0" w:color="CCCCCC"/>
+              <w:top w:val="single" w:sz="4" w:space="0" w:color="CCCCCC"/>
               <w:bottom w:val="single" w:sz="4" w:space="0" w:color="CCCCCC"/>
               <w:left w:val="single" w:sz="4" w:space="0" w:color="CCCCCC"/>
-              <w:right w:val="single" w:sz="4" w:space="0" w:color="CCCCCC"/>
-              <w:top w:val="single" w:sz="4" w:space="0" w:color="CCCCCC"/>
             </w:tcBorders>
           </w:tcPr>
           <w:p>
@@ -4554,10 +4554,10 @@
               <w:right w:w="108" w:type="dxa"/>
             </w:tcMar>
             <w:tcBorders>
+              <w:right w:val="single" w:sz="4" w:space="0" w:color="CCCCCC"/>
+              <w:top w:val="single" w:sz="4" w:space="0" w:color="CCCCCC"/>
               <w:bottom w:val="single" w:sz="4" w:space="0" w:color="CCCCCC"/>
               <w:left w:val="single" w:sz="4" w:space="0" w:color="CCCCCC"/>
-              <w:right w:val="single" w:sz="4" w:space="0" w:color="CCCCCC"/>
-              <w:top w:val="single" w:sz="4" w:space="0" w:color="CCCCCC"/>
             </w:tcBorders>
           </w:tcPr>
           <w:p>
@@ -4591,10 +4591,10 @@
               <w:right w:w="108" w:type="dxa"/>
             </w:tcMar>
             <w:tcBorders>
+              <w:right w:val="single" w:sz="4" w:space="0" w:color="CCCCCC"/>
+              <w:top w:val="single" w:sz="4" w:space="0" w:color="CCCCCC"/>
               <w:bottom w:val="single" w:sz="4" w:space="0" w:color="CCCCCC"/>
               <w:left w:val="single" w:sz="4" w:space="0" w:color="CCCCCC"/>
-              <w:right w:val="single" w:sz="4" w:space="0" w:color="CCCCCC"/>
-              <w:top w:val="single" w:sz="4" w:space="0" w:color="CCCCCC"/>
             </w:tcBorders>
           </w:tcPr>
           <w:p>
@@ -4626,10 +4626,10 @@
               <w:right w:w="108" w:type="dxa"/>
             </w:tcMar>
             <w:tcBorders>
+              <w:right w:val="single" w:sz="4" w:space="0" w:color="CCCCCC"/>
+              <w:top w:val="single" w:sz="4" w:space="0" w:color="CCCCCC"/>
               <w:bottom w:val="single" w:sz="4" w:space="0" w:color="CCCCCC"/>
               <w:left w:val="single" w:sz="4" w:space="0" w:color="CCCCCC"/>
-              <w:right w:val="single" w:sz="4" w:space="0" w:color="CCCCCC"/>
-              <w:top w:val="single" w:sz="4" w:space="0" w:color="CCCCCC"/>
             </w:tcBorders>
           </w:tcPr>
           <w:p>
@@ -4661,10 +4661,10 @@
               <w:right w:w="108" w:type="dxa"/>
             </w:tcMar>
             <w:tcBorders>
+              <w:right w:val="single" w:sz="4" w:space="0" w:color="CCCCCC"/>
+              <w:top w:val="single" w:sz="4" w:space="0" w:color="CCCCCC"/>
               <w:bottom w:val="single" w:sz="4" w:space="0" w:color="CCCCCC"/>
               <w:left w:val="single" w:sz="4" w:space="0" w:color="CCCCCC"/>
-              <w:right w:val="single" w:sz="4" w:space="0" w:color="CCCCCC"/>
-              <w:top w:val="single" w:sz="4" w:space="0" w:color="CCCCCC"/>
             </w:tcBorders>
           </w:tcPr>
           <w:p>
@@ -4696,10 +4696,10 @@
               <w:right w:w="108" w:type="dxa"/>
             </w:tcMar>
             <w:tcBorders>
+              <w:right w:val="single" w:sz="4" w:space="0" w:color="CCCCCC"/>
+              <w:top w:val="single" w:sz="4" w:space="0" w:color="CCCCCC"/>
               <w:bottom w:val="single" w:sz="4" w:space="0" w:color="CCCCCC"/>
               <w:left w:val="single" w:sz="4" w:space="0" w:color="CCCCCC"/>
-              <w:right w:val="single" w:sz="4" w:space="0" w:color="CCCCCC"/>
-              <w:top w:val="single" w:sz="4" w:space="0" w:color="CCCCCC"/>
             </w:tcBorders>
           </w:tcPr>
           <w:p>
@@ -4733,10 +4733,10 @@
               <w:right w:w="108" w:type="dxa"/>
             </w:tcMar>
             <w:tcBorders>
+              <w:right w:val="single" w:sz="4" w:space="0" w:color="CCCCCC"/>
+              <w:top w:val="single" w:sz="4" w:space="0" w:color="CCCCCC"/>
               <w:bottom w:val="single" w:sz="4" w:space="0" w:color="CCCCCC"/>
               <w:left w:val="single" w:sz="4" w:space="0" w:color="CCCCCC"/>
-              <w:right w:val="single" w:sz="4" w:space="0" w:color="CCCCCC"/>
-              <w:top w:val="single" w:sz="4" w:space="0" w:color="CCCCCC"/>
             </w:tcBorders>
           </w:tcPr>
           <w:p>
@@ -4774,10 +4774,10 @@
               <w:right w:w="108" w:type="dxa"/>
             </w:tcMar>
             <w:tcBorders>
+              <w:right w:val="single" w:sz="4" w:space="0" w:color="CCCCCC"/>
+              <w:top w:val="single" w:sz="4" w:space="0" w:color="CCCCCC"/>
               <w:bottom w:val="single" w:sz="4" w:space="0" w:color="CCCCCC"/>
               <w:left w:val="single" w:sz="4" w:space="0" w:color="CCCCCC"/>
-              <w:right w:val="single" w:sz="4" w:space="0" w:color="CCCCCC"/>
-              <w:top w:val="single" w:sz="4" w:space="0" w:color="CCCCCC"/>
             </w:tcBorders>
           </w:tcPr>
           <w:p>
@@ -4809,10 +4809,10 @@
               <w:right w:w="108" w:type="dxa"/>
             </w:tcMar>
             <w:tcBorders>
+              <w:right w:val="single" w:sz="4" w:space="0" w:color="CCCCCC"/>
+              <w:top w:val="single" w:sz="4" w:space="0" w:color="CCCCCC"/>
               <w:bottom w:val="single" w:sz="4" w:space="0" w:color="CCCCCC"/>
               <w:left w:val="single" w:sz="4" w:space="0" w:color="CCCCCC"/>
-              <w:right w:val="single" w:sz="4" w:space="0" w:color="CCCCCC"/>
-              <w:top w:val="single" w:sz="4" w:space="0" w:color="CCCCCC"/>
             </w:tcBorders>
           </w:tcPr>
           <w:p>
@@ -4844,10 +4844,10 @@
               <w:right w:w="108" w:type="dxa"/>
             </w:tcMar>
             <w:tcBorders>
+              <w:right w:val="single" w:sz="4" w:space="0" w:color="CCCCCC"/>
+              <w:top w:val="single" w:sz="4" w:space="0" w:color="CCCCCC"/>
               <w:bottom w:val="single" w:sz="4" w:space="0" w:color="CCCCCC"/>
               <w:left w:val="single" w:sz="4" w:space="0" w:color="CCCCCC"/>
-              <w:right w:val="single" w:sz="4" w:space="0" w:color="CCCCCC"/>
-              <w:top w:val="single" w:sz="4" w:space="0" w:color="CCCCCC"/>
             </w:tcBorders>
           </w:tcPr>
           <w:p>
@@ -4881,10 +4881,10 @@
               <w:right w:w="108" w:type="dxa"/>
             </w:tcMar>
             <w:tcBorders>
+              <w:right w:val="single" w:sz="4" w:space="0" w:color="CCCCCC"/>
               <w:bottom w:val="single" w:sz="4" w:space="0" w:color="CCCCCC"/>
+              <w:top w:val="single" w:sz="4" w:space="0" w:color="CCCCCC"/>
               <w:left w:val="single" w:sz="4" w:space="0" w:color="CCCCCC"/>
-              <w:right w:val="single" w:sz="4" w:space="0" w:color="CCCCCC"/>
-              <w:top w:val="single" w:sz="4" w:space="0" w:color="CCCCCC"/>
             </w:tcBorders>
           </w:tcPr>
           <w:p>
@@ -4901,7 +4901,7 @@
                 <w:szCs w:val="20"/>
                 <w:rtl/>
               </w:rPr>
-              <w:t>"أنا جددت الليسن من خلال برنامج moi هذا وللحين ماوصلني بيكمل ٦ شهور"</w:t>
+              <w:t>"This is the third time iam getting fine by mistake for traffic violation. This vehicle shown in this photo is not my vehicle. My vehicle is toyota hiace van fujairah registration 10129 code A. And my vehicle not gone to fujairah during the violation date amd time mentioned. Please do the needful. For same vehicle i got repeated violation within 3 months."</w:t>
             </w:r>
           </w:p>
         </w:tc>
@@ -4916,9 +4916,9 @@
               <w:right w:w="108" w:type="dxa"/>
             </w:tcMar>
             <w:tcBorders>
+              <w:right w:val="single" w:sz="4" w:space="0" w:color="CCCCCC"/>
               <w:bottom w:val="single" w:sz="4" w:space="0" w:color="CCCCCC"/>
               <w:left w:val="single" w:sz="4" w:space="0" w:color="CCCCCC"/>
-              <w:right w:val="single" w:sz="4" w:space="0" w:color="CCCCCC"/>
               <w:top w:val="single" w:sz="4" w:space="0" w:color="CCCCCC"/>
             </w:tcBorders>
           </w:tcPr>
@@ -4936,7 +4936,7 @@
                 <w:szCs w:val="20"/>
                 <w:rtl/>
               </w:rPr>
-              <w:t>طلب — متابعة طلب مقدم</w:t>
+              <w:t>شكوى — شكوى عن مخالفة مشكوك فيها</w:t>
             </w:r>
           </w:p>
         </w:tc>
@@ -4951,9 +4951,9 @@
               <w:right w:w="108" w:type="dxa"/>
             </w:tcMar>
             <w:tcBorders>
+              <w:right w:val="single" w:sz="4" w:space="0" w:color="CCCCCC"/>
               <w:bottom w:val="single" w:sz="4" w:space="0" w:color="CCCCCC"/>
               <w:left w:val="single" w:sz="4" w:space="0" w:color="CCCCCC"/>
-              <w:right w:val="single" w:sz="4" w:space="0" w:color="CCCCCC"/>
               <w:top w:val="single" w:sz="4" w:space="0" w:color="CCCCCC"/>
             </w:tcBorders>
           </w:tcPr>
@@ -4986,9 +4986,9 @@
               <w:right w:w="108" w:type="dxa"/>
             </w:tcMar>
             <w:tcBorders>
+              <w:right w:val="single" w:sz="4" w:space="0" w:color="CCCCCC"/>
               <w:bottom w:val="single" w:sz="4" w:space="0" w:color="CCCCCC"/>
               <w:left w:val="single" w:sz="4" w:space="0" w:color="CCCCCC"/>
-              <w:right w:val="single" w:sz="4" w:space="0" w:color="CCCCCC"/>
               <w:top w:val="single" w:sz="4" w:space="0" w:color="CCCCCC"/>
             </w:tcBorders>
           </w:tcPr>
@@ -5006,7 +5006,7 @@
                 <w:szCs w:val="20"/>
                 <w:rtl/>
               </w:rPr>
-              <w:t>213942</w:t>
+              <w:t>218314</w:t>
             </w:r>
           </w:p>
         </w:tc>
@@ -5028,7 +5028,7 @@
           <w:szCs w:val="26"/>
           <w:rtl/>
         </w:rPr>
-        <w:t>3.3  تفصيل الشكاوى (30 حالة — 60.0%)</w:t>
+        <w:t>3.3  تفصيل الشكاوى (28 حالة — 56.0%)</w:t>
       </w:r>
       <w:bookmarkStart w:id="11" w:name="_Toc000000011"/>
       <w:bookmarkEnd w:id="11"/>
@@ -5050,7 +5050,7 @@
           <w:u w:val="none"/>
           <w:rtl/>
         </w:rPr>
-        <w:t>كشف إعادة التصنيف أن الشكاوى تمثّل الفئة المهيمنة الخفيّة بواقع 30 حالة، تتمركز في منظومة المخالفات المرورية والتراخيص بصورة لافتة تستوجب المعالجة المؤسسية المنظّمة:</w:t>
+        <w:t>تُمثّل الشكاوى الفئة المهيمنة الخفية التي كشفها التحليل الدقيق، وتتمركز بصورة لافتة في المنظومة المرورية والترخيصية حيث تشكّل مخالفات المرور ورخص المركبات المحور الرئيسي للتظلمات المُقدَّمة، وفيما يلي التوزيع التفصيلي لفئاتها الفرعية:</w:t>
       </w:r>
     </w:p>
     <w:tbl>
@@ -5078,10 +5078,10 @@
               <w:right w:w="108" w:type="dxa"/>
             </w:tcMar>
             <w:tcBorders>
+              <w:right w:val="single" w:sz="4" w:space="0" w:color="CCCCCC"/>
+              <w:top w:val="single" w:sz="4" w:space="0" w:color="CCCCCC"/>
               <w:bottom w:val="single" w:sz="4" w:space="0" w:color="CCCCCC"/>
               <w:left w:val="single" w:sz="4" w:space="0" w:color="CCCCCC"/>
-              <w:right w:val="single" w:sz="4" w:space="0" w:color="CCCCCC"/>
-              <w:top w:val="single" w:sz="4" w:space="0" w:color="CCCCCC"/>
             </w:tcBorders>
           </w:tcPr>
           <w:p>
@@ -5113,10 +5113,10 @@
               <w:right w:w="108" w:type="dxa"/>
             </w:tcMar>
             <w:tcBorders>
+              <w:right w:val="single" w:sz="4" w:space="0" w:color="CCCCCC"/>
+              <w:top w:val="single" w:sz="4" w:space="0" w:color="CCCCCC"/>
               <w:bottom w:val="single" w:sz="4" w:space="0" w:color="CCCCCC"/>
               <w:left w:val="single" w:sz="4" w:space="0" w:color="CCCCCC"/>
-              <w:right w:val="single" w:sz="4" w:space="0" w:color="CCCCCC"/>
-              <w:top w:val="single" w:sz="4" w:space="0" w:color="CCCCCC"/>
             </w:tcBorders>
           </w:tcPr>
           <w:p>
@@ -5148,10 +5148,10 @@
               <w:right w:w="108" w:type="dxa"/>
             </w:tcMar>
             <w:tcBorders>
+              <w:right w:val="single" w:sz="4" w:space="0" w:color="CCCCCC"/>
+              <w:top w:val="single" w:sz="4" w:space="0" w:color="CCCCCC"/>
               <w:bottom w:val="single" w:sz="4" w:space="0" w:color="CCCCCC"/>
               <w:left w:val="single" w:sz="4" w:space="0" w:color="CCCCCC"/>
-              <w:right w:val="single" w:sz="4" w:space="0" w:color="CCCCCC"/>
-              <w:top w:val="single" w:sz="4" w:space="0" w:color="CCCCCC"/>
             </w:tcBorders>
           </w:tcPr>
           <w:p>
@@ -5183,10 +5183,10 @@
               <w:right w:w="108" w:type="dxa"/>
             </w:tcMar>
             <w:tcBorders>
+              <w:right w:val="single" w:sz="4" w:space="0" w:color="CCCCCC"/>
+              <w:top w:val="single" w:sz="4" w:space="0" w:color="CCCCCC"/>
               <w:bottom w:val="single" w:sz="4" w:space="0" w:color="CCCCCC"/>
               <w:left w:val="single" w:sz="4" w:space="0" w:color="CCCCCC"/>
-              <w:right w:val="single" w:sz="4" w:space="0" w:color="CCCCCC"/>
-              <w:top w:val="single" w:sz="4" w:space="0" w:color="CCCCCC"/>
             </w:tcBorders>
           </w:tcPr>
           <w:p>
@@ -5220,10 +5220,10 @@
               <w:right w:w="108" w:type="dxa"/>
             </w:tcMar>
             <w:tcBorders>
+              <w:right w:val="single" w:sz="4" w:space="0" w:color="CCCCCC"/>
+              <w:top w:val="single" w:sz="4" w:space="0" w:color="CCCCCC"/>
               <w:bottom w:val="single" w:sz="4" w:space="0" w:color="CCCCCC"/>
               <w:left w:val="single" w:sz="4" w:space="0" w:color="CCCCCC"/>
-              <w:right w:val="single" w:sz="4" w:space="0" w:color="CCCCCC"/>
-              <w:top w:val="single" w:sz="4" w:space="0" w:color="CCCCCC"/>
             </w:tcBorders>
           </w:tcPr>
           <w:p>
@@ -5240,7 +5240,7 @@
                 <w:szCs w:val="20"/>
                 <w:rtl/>
               </w:rPr>
-              <w:t>متعاملون رصد النظام مخالفة باسمهم أو بلوحة مركبتهم في وقت أو مكان لم يكونوا فيه، ويطلبون مراجعة صورة الرادار وإثبات الخطأ وإلغاء المخالفة.</w:t>
+              <w:t>متعاملون رصد النظام مخالفات مرورية بأسمائهم بينما كانت مركباتهم خارج الإمارة أو تحمل لوحات لا تطابق سياراتهم، فتقدموا بطعن رسمي مدعوماً بأدلة مادية.</w:t>
             </w:r>
           </w:p>
         </w:tc>
@@ -5255,10 +5255,10 @@
               <w:right w:w="108" w:type="dxa"/>
             </w:tcMar>
             <w:tcBorders>
+              <w:right w:val="single" w:sz="4" w:space="0" w:color="CCCCCC"/>
+              <w:top w:val="single" w:sz="4" w:space="0" w:color="CCCCCC"/>
               <w:bottom w:val="single" w:sz="4" w:space="0" w:color="CCCCCC"/>
               <w:left w:val="single" w:sz="4" w:space="0" w:color="CCCCCC"/>
-              <w:right w:val="single" w:sz="4" w:space="0" w:color="CCCCCC"/>
-              <w:top w:val="single" w:sz="4" w:space="0" w:color="CCCCCC"/>
             </w:tcBorders>
           </w:tcPr>
           <w:p>
@@ -5275,7 +5275,7 @@
                 <w:szCs w:val="20"/>
                 <w:rtl/>
               </w:rPr>
-              <w:t>36.7%</w:t>
+              <w:t>39.3%</w:t>
             </w:r>
           </w:p>
         </w:tc>
@@ -5290,10 +5290,10 @@
               <w:right w:w="108" w:type="dxa"/>
             </w:tcMar>
             <w:tcBorders>
+              <w:right w:val="single" w:sz="4" w:space="0" w:color="CCCCCC"/>
+              <w:top w:val="single" w:sz="4" w:space="0" w:color="CCCCCC"/>
               <w:bottom w:val="single" w:sz="4" w:space="0" w:color="CCCCCC"/>
               <w:left w:val="single" w:sz="4" w:space="0" w:color="CCCCCC"/>
-              <w:right w:val="single" w:sz="4" w:space="0" w:color="CCCCCC"/>
-              <w:top w:val="single" w:sz="4" w:space="0" w:color="CCCCCC"/>
             </w:tcBorders>
           </w:tcPr>
           <w:p>
@@ -5325,10 +5325,10 @@
               <w:right w:w="108" w:type="dxa"/>
             </w:tcMar>
             <w:tcBorders>
+              <w:right w:val="single" w:sz="4" w:space="0" w:color="CCCCCC"/>
+              <w:top w:val="single" w:sz="4" w:space="0" w:color="CCCCCC"/>
               <w:bottom w:val="single" w:sz="4" w:space="0" w:color="CCCCCC"/>
               <w:left w:val="single" w:sz="4" w:space="0" w:color="CCCCCC"/>
-              <w:right w:val="single" w:sz="4" w:space="0" w:color="CCCCCC"/>
-              <w:top w:val="single" w:sz="4" w:space="0" w:color="CCCCCC"/>
             </w:tcBorders>
           </w:tcPr>
           <w:p>
@@ -5362,10 +5362,10 @@
               <w:right w:w="108" w:type="dxa"/>
             </w:tcMar>
             <w:tcBorders>
+              <w:right w:val="single" w:sz="4" w:space="0" w:color="CCCCCC"/>
+              <w:top w:val="single" w:sz="4" w:space="0" w:color="CCCCCC"/>
               <w:bottom w:val="single" w:sz="4" w:space="0" w:color="CCCCCC"/>
               <w:left w:val="single" w:sz="4" w:space="0" w:color="CCCCCC"/>
-              <w:right w:val="single" w:sz="4" w:space="0" w:color="CCCCCC"/>
-              <w:top w:val="single" w:sz="4" w:space="0" w:color="CCCCCC"/>
             </w:tcBorders>
           </w:tcPr>
           <w:p>
@@ -5382,7 +5382,7 @@
                 <w:szCs w:val="20"/>
                 <w:rtl/>
               </w:rPr>
-              <w:t>متعاملون يعترضون رسميًا على مخالفات مرورية مسجَّلة في سجلاتهم يرون أنها صدرت بصورة غير مستحقة أو أن ظروف الحادثة تستوجب إعادة النظر فيها.</w:t>
+              <w:t>متعاملون تعرضوا لحوادث أمنية أو مرورية وتقدموا ببلاغات رسمية لم تُستكمل إجراءاتها أو لم يُحال ملفها إلى الجهات المختصة حتى تاريخ التواصل.</w:t>
             </w:r>
           </w:p>
         </w:tc>
@@ -5397,10 +5397,10 @@
               <w:right w:w="108" w:type="dxa"/>
             </w:tcMar>
             <w:tcBorders>
+              <w:right w:val="single" w:sz="4" w:space="0" w:color="CCCCCC"/>
+              <w:top w:val="single" w:sz="4" w:space="0" w:color="CCCCCC"/>
               <w:bottom w:val="single" w:sz="4" w:space="0" w:color="CCCCCC"/>
               <w:left w:val="single" w:sz="4" w:space="0" w:color="CCCCCC"/>
-              <w:right w:val="single" w:sz="4" w:space="0" w:color="CCCCCC"/>
-              <w:top w:val="single" w:sz="4" w:space="0" w:color="CCCCCC"/>
             </w:tcBorders>
           </w:tcPr>
           <w:p>
@@ -5417,7 +5417,7 @@
                 <w:szCs w:val="20"/>
                 <w:rtl/>
               </w:rPr>
-              <w:t>20.0%</w:t>
+              <w:t>14.3%</w:t>
             </w:r>
           </w:p>
         </w:tc>
@@ -5432,10 +5432,10 @@
               <w:right w:w="108" w:type="dxa"/>
             </w:tcMar>
             <w:tcBorders>
+              <w:right w:val="single" w:sz="4" w:space="0" w:color="CCCCCC"/>
+              <w:top w:val="single" w:sz="4" w:space="0" w:color="CCCCCC"/>
               <w:bottom w:val="single" w:sz="4" w:space="0" w:color="CCCCCC"/>
               <w:left w:val="single" w:sz="4" w:space="0" w:color="CCCCCC"/>
-              <w:right w:val="single" w:sz="4" w:space="0" w:color="CCCCCC"/>
-              <w:top w:val="single" w:sz="4" w:space="0" w:color="CCCCCC"/>
             </w:tcBorders>
           </w:tcPr>
           <w:p>
@@ -5452,7 +5452,7 @@
                 <w:szCs w:val="20"/>
                 <w:rtl/>
               </w:rPr>
-              <w:t>6</w:t>
+              <w:t>4</w:t>
             </w:r>
           </w:p>
         </w:tc>
@@ -5467,10 +5467,10 @@
               <w:right w:w="108" w:type="dxa"/>
             </w:tcMar>
             <w:tcBorders>
+              <w:right w:val="single" w:sz="4" w:space="0" w:color="CCCCCC"/>
+              <w:top w:val="single" w:sz="4" w:space="0" w:color="CCCCCC"/>
               <w:bottom w:val="single" w:sz="4" w:space="0" w:color="CCCCCC"/>
               <w:left w:val="single" w:sz="4" w:space="0" w:color="CCCCCC"/>
-              <w:right w:val="single" w:sz="4" w:space="0" w:color="CCCCCC"/>
-              <w:top w:val="single" w:sz="4" w:space="0" w:color="CCCCCC"/>
             </w:tcBorders>
           </w:tcPr>
           <w:p>
@@ -5487,7 +5487,7 @@
                 <w:szCs w:val="20"/>
                 <w:rtl/>
               </w:rPr>
-              <w:t>اعتراض على مخالفة مرورية</w:t>
+              <w:t>تقديم بلاغ أمني أو مروري</w:t>
             </w:r>
           </w:p>
         </w:tc>
@@ -5504,10 +5504,10 @@
               <w:right w:w="108" w:type="dxa"/>
             </w:tcMar>
             <w:tcBorders>
+              <w:right w:val="single" w:sz="4" w:space="0" w:color="CCCCCC"/>
+              <w:top w:val="single" w:sz="4" w:space="0" w:color="CCCCCC"/>
               <w:bottom w:val="single" w:sz="4" w:space="0" w:color="CCCCCC"/>
               <w:left w:val="single" w:sz="4" w:space="0" w:color="CCCCCC"/>
-              <w:right w:val="single" w:sz="4" w:space="0" w:color="CCCCCC"/>
-              <w:top w:val="single" w:sz="4" w:space="0" w:color="CCCCCC"/>
             </w:tcBorders>
           </w:tcPr>
           <w:p>
@@ -5524,7 +5524,7 @@
                 <w:szCs w:val="20"/>
                 <w:rtl/>
               </w:rPr>
-              <w:t>متعاملون تعرّضوا لحوادث أمنية أو مرورية وتقدّموا ببلاغات رسمية، ويتابعون مآلها ويشكون من توقّف الإجراءات دون إبلاغهم بالنتيجة.</w:t>
+              <w:t>متعاملون أتمّوا كامل إجراءات طلب خدمة كاستلام رخصة قيادة أو ملكية مركبة، ولم يستلموا مستنداتهم رغم مرور فترة طويلة وتعدد محاولات المتابعة.</w:t>
             </w:r>
           </w:p>
         </w:tc>
@@ -5539,10 +5539,10 @@
               <w:right w:w="108" w:type="dxa"/>
             </w:tcMar>
             <w:tcBorders>
+              <w:right w:val="single" w:sz="4" w:space="0" w:color="CCCCCC"/>
+              <w:top w:val="single" w:sz="4" w:space="0" w:color="CCCCCC"/>
               <w:bottom w:val="single" w:sz="4" w:space="0" w:color="CCCCCC"/>
               <w:left w:val="single" w:sz="4" w:space="0" w:color="CCCCCC"/>
-              <w:right w:val="single" w:sz="4" w:space="0" w:color="CCCCCC"/>
-              <w:top w:val="single" w:sz="4" w:space="0" w:color="CCCCCC"/>
             </w:tcBorders>
           </w:tcPr>
           <w:p>
@@ -5559,7 +5559,7 @@
                 <w:szCs w:val="20"/>
                 <w:rtl/>
               </w:rPr>
-              <w:t>16.7%</w:t>
+              <w:t>14.3%</w:t>
             </w:r>
           </w:p>
         </w:tc>
@@ -5574,10 +5574,10 @@
               <w:right w:w="108" w:type="dxa"/>
             </w:tcMar>
             <w:tcBorders>
+              <w:right w:val="single" w:sz="4" w:space="0" w:color="CCCCCC"/>
+              <w:top w:val="single" w:sz="4" w:space="0" w:color="CCCCCC"/>
               <w:bottom w:val="single" w:sz="4" w:space="0" w:color="CCCCCC"/>
               <w:left w:val="single" w:sz="4" w:space="0" w:color="CCCCCC"/>
-              <w:right w:val="single" w:sz="4" w:space="0" w:color="CCCCCC"/>
-              <w:top w:val="single" w:sz="4" w:space="0" w:color="CCCCCC"/>
             </w:tcBorders>
           </w:tcPr>
           <w:p>
@@ -5594,7 +5594,7 @@
                 <w:szCs w:val="20"/>
                 <w:rtl/>
               </w:rPr>
-              <w:t>5</w:t>
+              <w:t>4</w:t>
             </w:r>
           </w:p>
         </w:tc>
@@ -5609,10 +5609,10 @@
               <w:right w:w="108" w:type="dxa"/>
             </w:tcMar>
             <w:tcBorders>
+              <w:right w:val="single" w:sz="4" w:space="0" w:color="CCCCCC"/>
+              <w:top w:val="single" w:sz="4" w:space="0" w:color="CCCCCC"/>
               <w:bottom w:val="single" w:sz="4" w:space="0" w:color="CCCCCC"/>
               <w:left w:val="single" w:sz="4" w:space="0" w:color="CCCCCC"/>
-              <w:right w:val="single" w:sz="4" w:space="0" w:color="CCCCCC"/>
-              <w:top w:val="single" w:sz="4" w:space="0" w:color="CCCCCC"/>
             </w:tcBorders>
           </w:tcPr>
           <w:p>
@@ -5629,7 +5629,7 @@
                 <w:szCs w:val="20"/>
                 <w:rtl/>
               </w:rPr>
-              <w:t>تقديم بلاغ أمني أو مروري</w:t>
+              <w:t>شكوى عن عدم استلام الخدمة</w:t>
             </w:r>
           </w:p>
         </w:tc>
@@ -5646,10 +5646,10 @@
               <w:right w:w="108" w:type="dxa"/>
             </w:tcMar>
             <w:tcBorders>
+              <w:right w:val="single" w:sz="4" w:space="0" w:color="CCCCCC"/>
+              <w:top w:val="single" w:sz="4" w:space="0" w:color="CCCCCC"/>
               <w:bottom w:val="single" w:sz="4" w:space="0" w:color="CCCCCC"/>
               <w:left w:val="single" w:sz="4" w:space="0" w:color="CCCCCC"/>
-              <w:right w:val="single" w:sz="4" w:space="0" w:color="CCCCCC"/>
-              <w:top w:val="single" w:sz="4" w:space="0" w:color="CCCCCC"/>
             </w:tcBorders>
           </w:tcPr>
           <w:p>
@@ -5666,7 +5666,7 @@
                 <w:szCs w:val="20"/>
                 <w:rtl/>
               </w:rPr>
-              <w:t>متعاملون أنهوا إجراءات استخراج وثائق رسمية كالرخص وملكيات المركبات ولم تصلهم حتى تاريخ تواصلهم رغم مرور أسابيع على اكتمال المعاملة.</w:t>
+              <w:t>متعاملون يرون أن مخالفات مرورية صدرت بحقهم غير مستحقة أو مبالغ فيها، فتقدموا باعتراض رسمي طالبين إعادة النظر في قرار التغريم.</w:t>
             </w:r>
           </w:p>
         </w:tc>
@@ -5681,10 +5681,10 @@
               <w:right w:w="108" w:type="dxa"/>
             </w:tcMar>
             <w:tcBorders>
+              <w:right w:val="single" w:sz="4" w:space="0" w:color="CCCCCC"/>
+              <w:top w:val="single" w:sz="4" w:space="0" w:color="CCCCCC"/>
               <w:bottom w:val="single" w:sz="4" w:space="0" w:color="CCCCCC"/>
               <w:left w:val="single" w:sz="4" w:space="0" w:color="CCCCCC"/>
-              <w:right w:val="single" w:sz="4" w:space="0" w:color="CCCCCC"/>
-              <w:top w:val="single" w:sz="4" w:space="0" w:color="CCCCCC"/>
             </w:tcBorders>
           </w:tcPr>
           <w:p>
@@ -5701,7 +5701,7 @@
                 <w:szCs w:val="20"/>
                 <w:rtl/>
               </w:rPr>
-              <w:t>13.3%</w:t>
+              <w:t>14.3%</w:t>
             </w:r>
           </w:p>
         </w:tc>
@@ -5716,10 +5716,10 @@
               <w:right w:w="108" w:type="dxa"/>
             </w:tcMar>
             <w:tcBorders>
+              <w:right w:val="single" w:sz="4" w:space="0" w:color="CCCCCC"/>
+              <w:top w:val="single" w:sz="4" w:space="0" w:color="CCCCCC"/>
               <w:bottom w:val="single" w:sz="4" w:space="0" w:color="CCCCCC"/>
               <w:left w:val="single" w:sz="4" w:space="0" w:color="CCCCCC"/>
-              <w:right w:val="single" w:sz="4" w:space="0" w:color="CCCCCC"/>
-              <w:top w:val="single" w:sz="4" w:space="0" w:color="CCCCCC"/>
             </w:tcBorders>
           </w:tcPr>
           <w:p>
@@ -5751,10 +5751,10 @@
               <w:right w:w="108" w:type="dxa"/>
             </w:tcMar>
             <w:tcBorders>
+              <w:right w:val="single" w:sz="4" w:space="0" w:color="CCCCCC"/>
+              <w:top w:val="single" w:sz="4" w:space="0" w:color="CCCCCC"/>
               <w:bottom w:val="single" w:sz="4" w:space="0" w:color="CCCCCC"/>
               <w:left w:val="single" w:sz="4" w:space="0" w:color="CCCCCC"/>
-              <w:right w:val="single" w:sz="4" w:space="0" w:color="CCCCCC"/>
-              <w:top w:val="single" w:sz="4" w:space="0" w:color="CCCCCC"/>
             </w:tcBorders>
           </w:tcPr>
           <w:p>
@@ -5771,7 +5771,7 @@
                 <w:szCs w:val="20"/>
                 <w:rtl/>
               </w:rPr>
-              <w:t>شكوى عن عدم استلام الخدمة</w:t>
+              <w:t>اعتراض على مخالفة مرورية</w:t>
             </w:r>
           </w:p>
         </w:tc>
@@ -5788,10 +5788,10 @@
               <w:right w:w="108" w:type="dxa"/>
             </w:tcMar>
             <w:tcBorders>
+              <w:right w:val="single" w:sz="4" w:space="0" w:color="CCCCCC"/>
+              <w:top w:val="single" w:sz="4" w:space="0" w:color="CCCCCC"/>
               <w:bottom w:val="single" w:sz="4" w:space="0" w:color="CCCCCC"/>
               <w:left w:val="single" w:sz="4" w:space="0" w:color="CCCCCC"/>
-              <w:right w:val="single" w:sz="4" w:space="0" w:color="CCCCCC"/>
-              <w:top w:val="single" w:sz="4" w:space="0" w:color="CCCCCC"/>
             </w:tcBorders>
           </w:tcPr>
           <w:p>
@@ -5808,7 +5808,7 @@
                 <w:szCs w:val="20"/>
                 <w:rtl/>
               </w:rPr>
-              <w:t>متعاملون واجهوا أخطاءً في بيانات أنظمة الشرطة أو المنصات الإلكترونية أدّت إلى عدم معالجة معاملاتهم أو إيقافها بسبب تعارض في المعلومات المسجّلة.</w:t>
+              <w:t>متعاملون واجهوا أخطاء في بيانات النظام كربط معاملاتهم بأرقام هواتف أو هويات غير صحيحة، مما أعاق إتمام خدماتهم ودفعهم للتواصل للإبلاغ عن الخلل.</w:t>
             </w:r>
           </w:p>
         </w:tc>
@@ -5823,10 +5823,10 @@
               <w:right w:w="108" w:type="dxa"/>
             </w:tcMar>
             <w:tcBorders>
+              <w:right w:val="single" w:sz="4" w:space="0" w:color="CCCCCC"/>
+              <w:top w:val="single" w:sz="4" w:space="0" w:color="CCCCCC"/>
               <w:bottom w:val="single" w:sz="4" w:space="0" w:color="CCCCCC"/>
               <w:left w:val="single" w:sz="4" w:space="0" w:color="CCCCCC"/>
-              <w:right w:val="single" w:sz="4" w:space="0" w:color="CCCCCC"/>
-              <w:top w:val="single" w:sz="4" w:space="0" w:color="CCCCCC"/>
             </w:tcBorders>
           </w:tcPr>
           <w:p>
@@ -5843,7 +5843,7 @@
                 <w:szCs w:val="20"/>
                 <w:rtl/>
               </w:rPr>
-              <w:t>6.7%</w:t>
+              <w:t>7.1%</w:t>
             </w:r>
           </w:p>
         </w:tc>
@@ -5858,10 +5858,10 @@
               <w:right w:w="108" w:type="dxa"/>
             </w:tcMar>
             <w:tcBorders>
+              <w:right w:val="single" w:sz="4" w:space="0" w:color="CCCCCC"/>
+              <w:top w:val="single" w:sz="4" w:space="0" w:color="CCCCCC"/>
               <w:bottom w:val="single" w:sz="4" w:space="0" w:color="CCCCCC"/>
               <w:left w:val="single" w:sz="4" w:space="0" w:color="CCCCCC"/>
-              <w:right w:val="single" w:sz="4" w:space="0" w:color="CCCCCC"/>
-              <w:top w:val="single" w:sz="4" w:space="0" w:color="CCCCCC"/>
             </w:tcBorders>
           </w:tcPr>
           <w:p>
@@ -5893,10 +5893,10 @@
               <w:right w:w="108" w:type="dxa"/>
             </w:tcMar>
             <w:tcBorders>
+              <w:right w:val="single" w:sz="4" w:space="0" w:color="CCCCCC"/>
+              <w:top w:val="single" w:sz="4" w:space="0" w:color="CCCCCC"/>
               <w:bottom w:val="single" w:sz="4" w:space="0" w:color="CCCCCC"/>
               <w:left w:val="single" w:sz="4" w:space="0" w:color="CCCCCC"/>
-              <w:right w:val="single" w:sz="4" w:space="0" w:color="CCCCCC"/>
-              <w:top w:val="single" w:sz="4" w:space="0" w:color="CCCCCC"/>
             </w:tcBorders>
           </w:tcPr>
           <w:p>
@@ -5930,10 +5930,10 @@
               <w:right w:w="108" w:type="dxa"/>
             </w:tcMar>
             <w:tcBorders>
+              <w:right w:val="single" w:sz="4" w:space="0" w:color="CCCCCC"/>
+              <w:top w:val="single" w:sz="4" w:space="0" w:color="CCCCCC"/>
               <w:bottom w:val="single" w:sz="4" w:space="0" w:color="CCCCCC"/>
               <w:left w:val="single" w:sz="4" w:space="0" w:color="CCCCCC"/>
-              <w:right w:val="single" w:sz="4" w:space="0" w:color="CCCCCC"/>
-              <w:top w:val="single" w:sz="4" w:space="0" w:color="CCCCCC"/>
             </w:tcBorders>
           </w:tcPr>
           <w:p>
@@ -5950,7 +5950,7 @@
                 <w:szCs w:val="20"/>
                 <w:rtl/>
               </w:rPr>
-              <w:t>متعامل تقدّم بطلب أو معاملة رسمية وانقضت مدة طويلة دون البتّ فيها أو التواصل معه لإعلامه بمستجدات ملفه.</w:t>
+              <w:t>متعامل تقدّم بطلب أو بلاغ منذ فترة مطوّلة ولم يُبَتّ فيه حتى تاريخ تواصله، فأبدى تذمّره من التأخر غير المبرر في إنجاز معاملته.</w:t>
             </w:r>
           </w:p>
         </w:tc>
@@ -5965,10 +5965,10 @@
               <w:right w:w="108" w:type="dxa"/>
             </w:tcMar>
             <w:tcBorders>
+              <w:right w:val="single" w:sz="4" w:space="0" w:color="CCCCCC"/>
+              <w:top w:val="single" w:sz="4" w:space="0" w:color="CCCCCC"/>
               <w:bottom w:val="single" w:sz="4" w:space="0" w:color="CCCCCC"/>
               <w:left w:val="single" w:sz="4" w:space="0" w:color="CCCCCC"/>
-              <w:right w:val="single" w:sz="4" w:space="0" w:color="CCCCCC"/>
-              <w:top w:val="single" w:sz="4" w:space="0" w:color="CCCCCC"/>
             </w:tcBorders>
           </w:tcPr>
           <w:p>
@@ -5985,7 +5985,7 @@
                 <w:szCs w:val="20"/>
                 <w:rtl/>
               </w:rPr>
-              <w:t>3.3%</w:t>
+              <w:t>3.6%</w:t>
             </w:r>
           </w:p>
         </w:tc>
@@ -6000,10 +6000,10 @@
               <w:right w:w="108" w:type="dxa"/>
             </w:tcMar>
             <w:tcBorders>
+              <w:right w:val="single" w:sz="4" w:space="0" w:color="CCCCCC"/>
+              <w:top w:val="single" w:sz="4" w:space="0" w:color="CCCCCC"/>
               <w:bottom w:val="single" w:sz="4" w:space="0" w:color="CCCCCC"/>
               <w:left w:val="single" w:sz="4" w:space="0" w:color="CCCCCC"/>
-              <w:right w:val="single" w:sz="4" w:space="0" w:color="CCCCCC"/>
-              <w:top w:val="single" w:sz="4" w:space="0" w:color="CCCCCC"/>
             </w:tcBorders>
           </w:tcPr>
           <w:p>
@@ -6035,10 +6035,10 @@
               <w:right w:w="108" w:type="dxa"/>
             </w:tcMar>
             <w:tcBorders>
+              <w:right w:val="single" w:sz="4" w:space="0" w:color="CCCCCC"/>
+              <w:top w:val="single" w:sz="4" w:space="0" w:color="CCCCCC"/>
               <w:bottom w:val="single" w:sz="4" w:space="0" w:color="CCCCCC"/>
               <w:left w:val="single" w:sz="4" w:space="0" w:color="CCCCCC"/>
-              <w:right w:val="single" w:sz="4" w:space="0" w:color="CCCCCC"/>
-              <w:top w:val="single" w:sz="4" w:space="0" w:color="CCCCCC"/>
             </w:tcBorders>
           </w:tcPr>
           <w:p>
@@ -6072,10 +6072,10 @@
               <w:right w:w="108" w:type="dxa"/>
             </w:tcMar>
             <w:tcBorders>
+              <w:right w:val="single" w:sz="4" w:space="0" w:color="CCCCCC"/>
+              <w:top w:val="single" w:sz="4" w:space="0" w:color="CCCCCC"/>
               <w:bottom w:val="single" w:sz="4" w:space="0" w:color="CCCCCC"/>
               <w:left w:val="single" w:sz="4" w:space="0" w:color="CCCCCC"/>
-              <w:right w:val="single" w:sz="4" w:space="0" w:color="CCCCCC"/>
-              <w:top w:val="single" w:sz="4" w:space="0" w:color="CCCCCC"/>
             </w:tcBorders>
           </w:tcPr>
           <w:p>
@@ -6092,7 +6092,7 @@
                 <w:szCs w:val="20"/>
                 <w:rtl/>
               </w:rPr>
-              <w:t>متعامل تواصل مع الجهة أو أحد أقسامها مرات عدة ولم يتلقَّ أي رد أو متابعة، مما اضطرّه إلى تكرار تواصله عبر قناة أخرى.</w:t>
+              <w:t>متعامل تواصل مسبقاً مع الجهة المختصة ولم يتلقَّ أي رد أو متابعة على تواصله السابق، فأعاد التقدم شاكياً من انعدام الاستجابة.</w:t>
             </w:r>
           </w:p>
         </w:tc>
@@ -6107,10 +6107,10 @@
               <w:right w:w="108" w:type="dxa"/>
             </w:tcMar>
             <w:tcBorders>
+              <w:right w:val="single" w:sz="4" w:space="0" w:color="CCCCCC"/>
+              <w:top w:val="single" w:sz="4" w:space="0" w:color="CCCCCC"/>
               <w:bottom w:val="single" w:sz="4" w:space="0" w:color="CCCCCC"/>
               <w:left w:val="single" w:sz="4" w:space="0" w:color="CCCCCC"/>
-              <w:right w:val="single" w:sz="4" w:space="0" w:color="CCCCCC"/>
-              <w:top w:val="single" w:sz="4" w:space="0" w:color="CCCCCC"/>
             </w:tcBorders>
           </w:tcPr>
           <w:p>
@@ -6127,7 +6127,7 @@
                 <w:szCs w:val="20"/>
                 <w:rtl/>
               </w:rPr>
-              <w:t>3.3%</w:t>
+              <w:t>3.6%</w:t>
             </w:r>
           </w:p>
         </w:tc>
@@ -6142,10 +6142,10 @@
               <w:right w:w="108" w:type="dxa"/>
             </w:tcMar>
             <w:tcBorders>
+              <w:right w:val="single" w:sz="4" w:space="0" w:color="CCCCCC"/>
+              <w:top w:val="single" w:sz="4" w:space="0" w:color="CCCCCC"/>
               <w:bottom w:val="single" w:sz="4" w:space="0" w:color="CCCCCC"/>
               <w:left w:val="single" w:sz="4" w:space="0" w:color="CCCCCC"/>
-              <w:right w:val="single" w:sz="4" w:space="0" w:color="CCCCCC"/>
-              <w:top w:val="single" w:sz="4" w:space="0" w:color="CCCCCC"/>
             </w:tcBorders>
           </w:tcPr>
           <w:p>
@@ -6177,9 +6177,81 @@
               <w:right w:w="108" w:type="dxa"/>
             </w:tcMar>
             <w:tcBorders>
+              <w:right w:val="single" w:sz="4" w:space="0" w:color="CCCCCC"/>
+              <w:top w:val="single" w:sz="4" w:space="0" w:color="CCCCCC"/>
               <w:bottom w:val="single" w:sz="4" w:space="0" w:color="CCCCCC"/>
               <w:left w:val="single" w:sz="4" w:space="0" w:color="CCCCCC"/>
+            </w:tcBorders>
+          </w:tcPr>
+          <w:p>
+            <w:pPr>
+              <w:bidi w:val="1"/>
+              <w:spacing w:before="60" w:after="60"/>
+            </w:pPr>
+            <w:r>
+              <w:rPr>
+                <w:rFonts w:ascii="Dubai" w:hAnsi="Dubai" w:eastAsia="Dubai" w:cs="Dubai"/>
+                <w:b w:val="0"/>
+                <w:color w:val="000000"/>
+                <w:sz w:val="20"/>
+                <w:szCs w:val="20"/>
+                <w:rtl/>
+              </w:rPr>
+              <w:t>شكوى على عدم الرد</w:t>
+            </w:r>
+          </w:p>
+        </w:tc>
+      </w:tr>
+      <w:tr>
+        <w:tc>
+          <w:tcPr>
+            <w:tcW w:type="dxa" w:w="2340"/>
+            <w:shd w:val="clear" w:color="auto" w:fill="D9D9D9"/>
+            <w:tcMar>
+              <w:top w:w="60" w:type="dxa"/>
+              <w:bottom w:w="60" w:type="dxa"/>
+              <w:left w:w="108" w:type="dxa"/>
+              <w:right w:w="108" w:type="dxa"/>
+            </w:tcMar>
+            <w:tcBorders>
               <w:right w:val="single" w:sz="4" w:space="0" w:color="CCCCCC"/>
+              <w:bottom w:val="single" w:sz="4" w:space="0" w:color="CCCCCC"/>
+              <w:top w:val="single" w:sz="4" w:space="0" w:color="CCCCCC"/>
+              <w:left w:val="single" w:sz="4" w:space="0" w:color="CCCCCC"/>
+            </w:tcBorders>
+          </w:tcPr>
+          <w:p>
+            <w:pPr>
+              <w:bidi w:val="1"/>
+              <w:spacing w:before="60" w:after="60"/>
+            </w:pPr>
+            <w:r>
+              <w:rPr>
+                <w:rFonts w:ascii="Dubai" w:hAnsi="Dubai" w:eastAsia="Dubai" w:cs="Dubai"/>
+                <w:b w:val="0"/>
+                <w:color w:val="000000"/>
+                <w:sz w:val="20"/>
+                <w:szCs w:val="20"/>
+                <w:rtl/>
+              </w:rPr>
+              <w:t>متعامل أبدى تظلماً من تجربة سلبية مع خدمة أو إجراء لا يندرج ضمن فئة شكوى محددة، وعبّر عن استيائه العام من الخدمة المقدمة.</w:t>
+            </w:r>
+          </w:p>
+        </w:tc>
+        <w:tc>
+          <w:tcPr>
+            <w:tcW w:type="dxa" w:w="2340"/>
+            <w:shd w:val="clear" w:color="auto" w:fill="D9D9D9"/>
+            <w:tcMar>
+              <w:top w:w="60" w:type="dxa"/>
+              <w:bottom w:w="60" w:type="dxa"/>
+              <w:left w:w="108" w:type="dxa"/>
+              <w:right w:w="108" w:type="dxa"/>
+            </w:tcMar>
+            <w:tcBorders>
+              <w:right w:val="single" w:sz="4" w:space="0" w:color="CCCCCC"/>
+              <w:bottom w:val="single" w:sz="4" w:space="0" w:color="CCCCCC"/>
+              <w:left w:val="single" w:sz="4" w:space="0" w:color="CCCCCC"/>
               <w:top w:val="single" w:sz="4" w:space="0" w:color="CCCCCC"/>
             </w:tcBorders>
           </w:tcPr>
@@ -6197,7 +6269,77 @@
                 <w:szCs w:val="20"/>
                 <w:rtl/>
               </w:rPr>
-              <w:t>شكوى على عدم الرد</w:t>
+              <w:t>3.6%</w:t>
+            </w:r>
+          </w:p>
+        </w:tc>
+        <w:tc>
+          <w:tcPr>
+            <w:tcW w:type="dxa" w:w="2340"/>
+            <w:shd w:val="clear" w:color="auto" w:fill="D9D9D9"/>
+            <w:tcMar>
+              <w:top w:w="60" w:type="dxa"/>
+              <w:bottom w:w="60" w:type="dxa"/>
+              <w:left w:w="108" w:type="dxa"/>
+              <w:right w:w="108" w:type="dxa"/>
+            </w:tcMar>
+            <w:tcBorders>
+              <w:right w:val="single" w:sz="4" w:space="0" w:color="CCCCCC"/>
+              <w:bottom w:val="single" w:sz="4" w:space="0" w:color="CCCCCC"/>
+              <w:left w:val="single" w:sz="4" w:space="0" w:color="CCCCCC"/>
+              <w:top w:val="single" w:sz="4" w:space="0" w:color="CCCCCC"/>
+            </w:tcBorders>
+          </w:tcPr>
+          <w:p>
+            <w:pPr>
+              <w:bidi w:val="1"/>
+              <w:spacing w:before="60" w:after="60"/>
+            </w:pPr>
+            <w:r>
+              <w:rPr>
+                <w:rFonts w:ascii="Dubai" w:hAnsi="Dubai" w:eastAsia="Dubai" w:cs="Dubai"/>
+                <w:b w:val="0"/>
+                <w:color w:val="000000"/>
+                <w:sz w:val="20"/>
+                <w:szCs w:val="20"/>
+                <w:rtl/>
+              </w:rPr>
+              <w:t>1</w:t>
+            </w:r>
+          </w:p>
+        </w:tc>
+        <w:tc>
+          <w:tcPr>
+            <w:tcW w:type="dxa" w:w="2340"/>
+            <w:shd w:val="clear" w:color="auto" w:fill="D9D9D9"/>
+            <w:tcMar>
+              <w:top w:w="60" w:type="dxa"/>
+              <w:bottom w:w="60" w:type="dxa"/>
+              <w:left w:w="108" w:type="dxa"/>
+              <w:right w:w="108" w:type="dxa"/>
+            </w:tcMar>
+            <w:tcBorders>
+              <w:right w:val="single" w:sz="4" w:space="0" w:color="CCCCCC"/>
+              <w:bottom w:val="single" w:sz="4" w:space="0" w:color="CCCCCC"/>
+              <w:left w:val="single" w:sz="4" w:space="0" w:color="CCCCCC"/>
+              <w:top w:val="single" w:sz="4" w:space="0" w:color="CCCCCC"/>
+            </w:tcBorders>
+          </w:tcPr>
+          <w:p>
+            <w:pPr>
+              <w:bidi w:val="1"/>
+              <w:spacing w:before="60" w:after="60"/>
+            </w:pPr>
+            <w:r>
+              <w:rPr>
+                <w:rFonts w:ascii="Dubai" w:hAnsi="Dubai" w:eastAsia="Dubai" w:cs="Dubai"/>
+                <w:b w:val="0"/>
+                <w:color w:val="000000"/>
+                <w:sz w:val="20"/>
+                <w:szCs w:val="20"/>
+                <w:rtl/>
+              </w:rPr>
+              <w:t>شكوى عامة</w:t>
             </w:r>
           </w:p>
         </w:tc>
@@ -6241,7 +6383,7 @@
           <w:u w:val="none"/>
           <w:rtl/>
         </w:rPr>
-        <w:t>أبرز الطلبات المقدَّمة (16 حالات — 32.0%):</w:t>
+        <w:t>أبرز الطلبات المقدَّمة (14 حالات — 28.0%):</w:t>
       </w:r>
     </w:p>
     <w:tbl>
@@ -6269,10 +6411,10 @@
               <w:right w:w="108" w:type="dxa"/>
             </w:tcMar>
             <w:tcBorders>
+              <w:right w:val="single" w:sz="4" w:space="0" w:color="CCCCCC"/>
+              <w:top w:val="single" w:sz="4" w:space="0" w:color="CCCCCC"/>
               <w:bottom w:val="single" w:sz="4" w:space="0" w:color="CCCCCC"/>
               <w:left w:val="single" w:sz="4" w:space="0" w:color="CCCCCC"/>
-              <w:right w:val="single" w:sz="4" w:space="0" w:color="CCCCCC"/>
-              <w:top w:val="single" w:sz="4" w:space="0" w:color="CCCCCC"/>
             </w:tcBorders>
           </w:tcPr>
           <w:p>
@@ -6304,10 +6446,10 @@
               <w:right w:w="108" w:type="dxa"/>
             </w:tcMar>
             <w:tcBorders>
+              <w:right w:val="single" w:sz="4" w:space="0" w:color="CCCCCC"/>
+              <w:top w:val="single" w:sz="4" w:space="0" w:color="CCCCCC"/>
               <w:bottom w:val="single" w:sz="4" w:space="0" w:color="CCCCCC"/>
               <w:left w:val="single" w:sz="4" w:space="0" w:color="CCCCCC"/>
-              <w:right w:val="single" w:sz="4" w:space="0" w:color="CCCCCC"/>
-              <w:top w:val="single" w:sz="4" w:space="0" w:color="CCCCCC"/>
             </w:tcBorders>
           </w:tcPr>
           <w:p>
@@ -6339,10 +6481,10 @@
               <w:right w:w="108" w:type="dxa"/>
             </w:tcMar>
             <w:tcBorders>
+              <w:right w:val="single" w:sz="4" w:space="0" w:color="CCCCCC"/>
+              <w:top w:val="single" w:sz="4" w:space="0" w:color="CCCCCC"/>
               <w:bottom w:val="single" w:sz="4" w:space="0" w:color="CCCCCC"/>
               <w:left w:val="single" w:sz="4" w:space="0" w:color="CCCCCC"/>
-              <w:right w:val="single" w:sz="4" w:space="0" w:color="CCCCCC"/>
-              <w:top w:val="single" w:sz="4" w:space="0" w:color="CCCCCC"/>
             </w:tcBorders>
           </w:tcPr>
           <w:p>
@@ -6374,10 +6516,10 @@
               <w:right w:w="108" w:type="dxa"/>
             </w:tcMar>
             <w:tcBorders>
+              <w:right w:val="single" w:sz="4" w:space="0" w:color="CCCCCC"/>
+              <w:top w:val="single" w:sz="4" w:space="0" w:color="CCCCCC"/>
               <w:bottom w:val="single" w:sz="4" w:space="0" w:color="CCCCCC"/>
               <w:left w:val="single" w:sz="4" w:space="0" w:color="CCCCCC"/>
-              <w:right w:val="single" w:sz="4" w:space="0" w:color="CCCCCC"/>
-              <w:top w:val="single" w:sz="4" w:space="0" w:color="CCCCCC"/>
             </w:tcBorders>
           </w:tcPr>
           <w:p>
@@ -6411,10 +6553,10 @@
               <w:right w:w="108" w:type="dxa"/>
             </w:tcMar>
             <w:tcBorders>
+              <w:right w:val="single" w:sz="4" w:space="0" w:color="CCCCCC"/>
+              <w:top w:val="single" w:sz="4" w:space="0" w:color="CCCCCC"/>
               <w:bottom w:val="single" w:sz="4" w:space="0" w:color="CCCCCC"/>
               <w:left w:val="single" w:sz="4" w:space="0" w:color="CCCCCC"/>
-              <w:right w:val="single" w:sz="4" w:space="0" w:color="CCCCCC"/>
-              <w:top w:val="single" w:sz="4" w:space="0" w:color="CCCCCC"/>
             </w:tcBorders>
           </w:tcPr>
           <w:p>
@@ -6431,7 +6573,7 @@
                 <w:szCs w:val="20"/>
                 <w:rtl/>
               </w:rPr>
-              <w:t>متعاملون يطلبون تصحيح بيانات شخصية أو تواصل مسجَّلة خطأً في الأنظمة، كرقم الهاتف أو عنوان المراسلة، مما يعيق إتمام معاملاتهم.</w:t>
+              <w:t>متعاملون اكتشفوا أن بياناتهم الشخصية أو المركبية المسجّلة في الأنظمة غير محدّثة أو تحتوي على أخطاء، فتواصلوا طالبين تصحيحها لاستكمال معاملاتهم.</w:t>
             </w:r>
           </w:p>
         </w:tc>
@@ -6446,10 +6588,10 @@
               <w:right w:w="108" w:type="dxa"/>
             </w:tcMar>
             <w:tcBorders>
+              <w:right w:val="single" w:sz="4" w:space="0" w:color="CCCCCC"/>
+              <w:top w:val="single" w:sz="4" w:space="0" w:color="CCCCCC"/>
               <w:bottom w:val="single" w:sz="4" w:space="0" w:color="CCCCCC"/>
               <w:left w:val="single" w:sz="4" w:space="0" w:color="CCCCCC"/>
-              <w:right w:val="single" w:sz="4" w:space="0" w:color="CCCCCC"/>
-              <w:top w:val="single" w:sz="4" w:space="0" w:color="CCCCCC"/>
             </w:tcBorders>
           </w:tcPr>
           <w:p>
@@ -6466,7 +6608,7 @@
                 <w:szCs w:val="20"/>
                 <w:rtl/>
               </w:rPr>
-              <w:t>31.2%</w:t>
+              <w:t>42.9%</w:t>
             </w:r>
           </w:p>
         </w:tc>
@@ -6481,10 +6623,10 @@
               <w:right w:w="108" w:type="dxa"/>
             </w:tcMar>
             <w:tcBorders>
+              <w:right w:val="single" w:sz="4" w:space="0" w:color="CCCCCC"/>
+              <w:top w:val="single" w:sz="4" w:space="0" w:color="CCCCCC"/>
               <w:bottom w:val="single" w:sz="4" w:space="0" w:color="CCCCCC"/>
               <w:left w:val="single" w:sz="4" w:space="0" w:color="CCCCCC"/>
-              <w:right w:val="single" w:sz="4" w:space="0" w:color="CCCCCC"/>
-              <w:top w:val="single" w:sz="4" w:space="0" w:color="CCCCCC"/>
             </w:tcBorders>
           </w:tcPr>
           <w:p>
@@ -6501,7 +6643,7 @@
                 <w:szCs w:val="20"/>
                 <w:rtl/>
               </w:rPr>
-              <w:t>5</w:t>
+              <w:t>6</w:t>
             </w:r>
           </w:p>
         </w:tc>
@@ -6516,10 +6658,10 @@
               <w:right w:w="108" w:type="dxa"/>
             </w:tcMar>
             <w:tcBorders>
+              <w:right w:val="single" w:sz="4" w:space="0" w:color="CCCCCC"/>
+              <w:top w:val="single" w:sz="4" w:space="0" w:color="CCCCCC"/>
               <w:bottom w:val="single" w:sz="4" w:space="0" w:color="CCCCCC"/>
               <w:left w:val="single" w:sz="4" w:space="0" w:color="CCCCCC"/>
-              <w:right w:val="single" w:sz="4" w:space="0" w:color="CCCCCC"/>
-              <w:top w:val="single" w:sz="4" w:space="0" w:color="CCCCCC"/>
             </w:tcBorders>
           </w:tcPr>
           <w:p>
@@ -6553,10 +6695,10 @@
               <w:right w:w="108" w:type="dxa"/>
             </w:tcMar>
             <w:tcBorders>
+              <w:right w:val="single" w:sz="4" w:space="0" w:color="CCCCCC"/>
+              <w:top w:val="single" w:sz="4" w:space="0" w:color="CCCCCC"/>
               <w:bottom w:val="single" w:sz="4" w:space="0" w:color="CCCCCC"/>
               <w:left w:val="single" w:sz="4" w:space="0" w:color="CCCCCC"/>
-              <w:right w:val="single" w:sz="4" w:space="0" w:color="CCCCCC"/>
-              <w:top w:val="single" w:sz="4" w:space="0" w:color="CCCCCC"/>
             </w:tcBorders>
           </w:tcPr>
           <w:p>
@@ -6573,7 +6715,7 @@
                 <w:szCs w:val="20"/>
                 <w:rtl/>
               </w:rPr>
-              <w:t>متعاملون قدّموا طلبات خدمة سابقًا عبر التطبيق أو المنصة الإلكترونية ولم يتلقّوا أي تأكيد أو تسليم حتى الآن، ويستفسرون عن وضع طلباتهم.</w:t>
+              <w:t>متعاملون سبق لهم تقديم طلبات خدمة عبر القنوات الرسمية ولم يتلقوا تحديثاً بشأن حالتها، فأعادوا التواصل للاستفسار عن مآل طلباتهم المعلّقة.</w:t>
             </w:r>
           </w:p>
         </w:tc>
@@ -6588,10 +6730,10 @@
               <w:right w:w="108" w:type="dxa"/>
             </w:tcMar>
             <w:tcBorders>
+              <w:right w:val="single" w:sz="4" w:space="0" w:color="CCCCCC"/>
+              <w:top w:val="single" w:sz="4" w:space="0" w:color="CCCCCC"/>
               <w:bottom w:val="single" w:sz="4" w:space="0" w:color="CCCCCC"/>
               <w:left w:val="single" w:sz="4" w:space="0" w:color="CCCCCC"/>
-              <w:right w:val="single" w:sz="4" w:space="0" w:color="CCCCCC"/>
-              <w:top w:val="single" w:sz="4" w:space="0" w:color="CCCCCC"/>
             </w:tcBorders>
           </w:tcPr>
           <w:p>
@@ -6608,7 +6750,7 @@
                 <w:szCs w:val="20"/>
                 <w:rtl/>
               </w:rPr>
-              <w:t>25.0%</w:t>
+              <w:t>21.4%</w:t>
             </w:r>
           </w:p>
         </w:tc>
@@ -6623,10 +6765,10 @@
               <w:right w:w="108" w:type="dxa"/>
             </w:tcMar>
             <w:tcBorders>
+              <w:right w:val="single" w:sz="4" w:space="0" w:color="CCCCCC"/>
+              <w:top w:val="single" w:sz="4" w:space="0" w:color="CCCCCC"/>
               <w:bottom w:val="single" w:sz="4" w:space="0" w:color="CCCCCC"/>
               <w:left w:val="single" w:sz="4" w:space="0" w:color="CCCCCC"/>
-              <w:right w:val="single" w:sz="4" w:space="0" w:color="CCCCCC"/>
-              <w:top w:val="single" w:sz="4" w:space="0" w:color="CCCCCC"/>
             </w:tcBorders>
           </w:tcPr>
           <w:p>
@@ -6643,7 +6785,7 @@
                 <w:szCs w:val="20"/>
                 <w:rtl/>
               </w:rPr>
-              <w:t>4</w:t>
+              <w:t>3</w:t>
             </w:r>
           </w:p>
         </w:tc>
@@ -6658,10 +6800,10 @@
               <w:right w:w="108" w:type="dxa"/>
             </w:tcMar>
             <w:tcBorders>
+              <w:right w:val="single" w:sz="4" w:space="0" w:color="CCCCCC"/>
+              <w:top w:val="single" w:sz="4" w:space="0" w:color="CCCCCC"/>
               <w:bottom w:val="single" w:sz="4" w:space="0" w:color="CCCCCC"/>
               <w:left w:val="single" w:sz="4" w:space="0" w:color="CCCCCC"/>
-              <w:right w:val="single" w:sz="4" w:space="0" w:color="CCCCCC"/>
-              <w:top w:val="single" w:sz="4" w:space="0" w:color="CCCCCC"/>
             </w:tcBorders>
           </w:tcPr>
           <w:p>
@@ -6695,10 +6837,10 @@
               <w:right w:w="108" w:type="dxa"/>
             </w:tcMar>
             <w:tcBorders>
+              <w:right w:val="single" w:sz="4" w:space="0" w:color="CCCCCC"/>
+              <w:top w:val="single" w:sz="4" w:space="0" w:color="CCCCCC"/>
               <w:bottom w:val="single" w:sz="4" w:space="0" w:color="CCCCCC"/>
               <w:left w:val="single" w:sz="4" w:space="0" w:color="CCCCCC"/>
-              <w:right w:val="single" w:sz="4" w:space="0" w:color="CCCCCC"/>
-              <w:top w:val="single" w:sz="4" w:space="0" w:color="CCCCCC"/>
             </w:tcBorders>
           </w:tcPr>
           <w:p>
@@ -6715,7 +6857,7 @@
                 <w:szCs w:val="20"/>
                 <w:rtl/>
               </w:rPr>
-              <w:t>متعاملون يتقدّمون بطلبات استخراج أو تجديد تصاريح حمل السلاح أو التراخيص ذات الصلة، ويحتاجون إلى توجيه بشأن المتطلبات والإجراءات.</w:t>
+              <w:t>متعاملون تقدّموا بطلبات للحصول على تصاريح حمل أسلحة أو تراخيص مرتبطة بها، وتواصلوا لاستيفاء الإجراءات اللازمة أو متابعة سير طلباتهم.</w:t>
             </w:r>
           </w:p>
         </w:tc>
@@ -6730,10 +6872,10 @@
               <w:right w:w="108" w:type="dxa"/>
             </w:tcMar>
             <w:tcBorders>
+              <w:right w:val="single" w:sz="4" w:space="0" w:color="CCCCCC"/>
+              <w:top w:val="single" w:sz="4" w:space="0" w:color="CCCCCC"/>
               <w:bottom w:val="single" w:sz="4" w:space="0" w:color="CCCCCC"/>
               <w:left w:val="single" w:sz="4" w:space="0" w:color="CCCCCC"/>
-              <w:right w:val="single" w:sz="4" w:space="0" w:color="CCCCCC"/>
-              <w:top w:val="single" w:sz="4" w:space="0" w:color="CCCCCC"/>
             </w:tcBorders>
           </w:tcPr>
           <w:p>
@@ -6750,7 +6892,7 @@
                 <w:szCs w:val="20"/>
                 <w:rtl/>
               </w:rPr>
-              <w:t>18.8%</w:t>
+              <w:t>14.3%</w:t>
             </w:r>
           </w:p>
         </w:tc>
@@ -6765,10 +6907,10 @@
               <w:right w:w="108" w:type="dxa"/>
             </w:tcMar>
             <w:tcBorders>
+              <w:right w:val="single" w:sz="4" w:space="0" w:color="CCCCCC"/>
+              <w:top w:val="single" w:sz="4" w:space="0" w:color="CCCCCC"/>
               <w:bottom w:val="single" w:sz="4" w:space="0" w:color="CCCCCC"/>
               <w:left w:val="single" w:sz="4" w:space="0" w:color="CCCCCC"/>
-              <w:right w:val="single" w:sz="4" w:space="0" w:color="CCCCCC"/>
-              <w:top w:val="single" w:sz="4" w:space="0" w:color="CCCCCC"/>
             </w:tcBorders>
           </w:tcPr>
           <w:p>
@@ -6785,7 +6927,7 @@
                 <w:szCs w:val="20"/>
                 <w:rtl/>
               </w:rPr>
-              <w:t>3</w:t>
+              <w:t>2</w:t>
             </w:r>
           </w:p>
         </w:tc>
@@ -6800,10 +6942,10 @@
               <w:right w:w="108" w:type="dxa"/>
             </w:tcMar>
             <w:tcBorders>
+              <w:right w:val="single" w:sz="4" w:space="0" w:color="CCCCCC"/>
+              <w:top w:val="single" w:sz="4" w:space="0" w:color="CCCCCC"/>
               <w:bottom w:val="single" w:sz="4" w:space="0" w:color="CCCCCC"/>
               <w:left w:val="single" w:sz="4" w:space="0" w:color="CCCCCC"/>
-              <w:right w:val="single" w:sz="4" w:space="0" w:color="CCCCCC"/>
-              <w:top w:val="single" w:sz="4" w:space="0" w:color="CCCCCC"/>
             </w:tcBorders>
           </w:tcPr>
           <w:p>
@@ -6837,10 +6979,10 @@
               <w:right w:w="108" w:type="dxa"/>
             </w:tcMar>
             <w:tcBorders>
+              <w:right w:val="single" w:sz="4" w:space="0" w:color="CCCCCC"/>
+              <w:top w:val="single" w:sz="4" w:space="0" w:color="CCCCCC"/>
               <w:bottom w:val="single" w:sz="4" w:space="0" w:color="CCCCCC"/>
               <w:left w:val="single" w:sz="4" w:space="0" w:color="CCCCCC"/>
-              <w:right w:val="single" w:sz="4" w:space="0" w:color="CCCCCC"/>
-              <w:top w:val="single" w:sz="4" w:space="0" w:color="CCCCCC"/>
             </w:tcBorders>
           </w:tcPr>
           <w:p>
@@ -6857,7 +6999,7 @@
                 <w:szCs w:val="20"/>
                 <w:rtl/>
               </w:rPr>
-              <w:t>متعامل أتمّ إجراءات تجديد رخصة قيادته أو ملكية مركبته إلكترونيًا ويتابع استلام الوثيقة المحدَّثة التي لم تصله بعد.</w:t>
+              <w:t>متعاملون يرغبون في تجديد رخص قيادتهم أو وثائق ملكية مركباتهم، وتواصلوا لمعرفة المتطلبات أو لإتمام إجراءات التجديد بصورة مباشرة.</w:t>
             </w:r>
           </w:p>
         </w:tc>
@@ -6872,10 +7014,10 @@
               <w:right w:w="108" w:type="dxa"/>
             </w:tcMar>
             <w:tcBorders>
+              <w:right w:val="single" w:sz="4" w:space="0" w:color="CCCCCC"/>
+              <w:top w:val="single" w:sz="4" w:space="0" w:color="CCCCCC"/>
               <w:bottom w:val="single" w:sz="4" w:space="0" w:color="CCCCCC"/>
               <w:left w:val="single" w:sz="4" w:space="0" w:color="CCCCCC"/>
-              <w:right w:val="single" w:sz="4" w:space="0" w:color="CCCCCC"/>
-              <w:top w:val="single" w:sz="4" w:space="0" w:color="CCCCCC"/>
             </w:tcBorders>
           </w:tcPr>
           <w:p>
@@ -6892,7 +7034,7 @@
                 <w:szCs w:val="20"/>
                 <w:rtl/>
               </w:rPr>
-              <w:t>6.2%</w:t>
+              <w:t>14.3%</w:t>
             </w:r>
           </w:p>
         </w:tc>
@@ -6907,10 +7049,10 @@
               <w:right w:w="108" w:type="dxa"/>
             </w:tcMar>
             <w:tcBorders>
+              <w:right w:val="single" w:sz="4" w:space="0" w:color="CCCCCC"/>
+              <w:top w:val="single" w:sz="4" w:space="0" w:color="CCCCCC"/>
               <w:bottom w:val="single" w:sz="4" w:space="0" w:color="CCCCCC"/>
               <w:left w:val="single" w:sz="4" w:space="0" w:color="CCCCCC"/>
-              <w:right w:val="single" w:sz="4" w:space="0" w:color="CCCCCC"/>
-              <w:top w:val="single" w:sz="4" w:space="0" w:color="CCCCCC"/>
             </w:tcBorders>
           </w:tcPr>
           <w:p>
@@ -6927,7 +7069,7 @@
                 <w:szCs w:val="20"/>
                 <w:rtl/>
               </w:rPr>
-              <w:t>1</w:t>
+              <w:t>2</w:t>
             </w:r>
           </w:p>
         </w:tc>
@@ -6942,10 +7084,10 @@
               <w:right w:w="108" w:type="dxa"/>
             </w:tcMar>
             <w:tcBorders>
+              <w:right w:val="single" w:sz="4" w:space="0" w:color="CCCCCC"/>
+              <w:top w:val="single" w:sz="4" w:space="0" w:color="CCCCCC"/>
               <w:bottom w:val="single" w:sz="4" w:space="0" w:color="CCCCCC"/>
               <w:left w:val="single" w:sz="4" w:space="0" w:color="CCCCCC"/>
-              <w:right w:val="single" w:sz="4" w:space="0" w:color="CCCCCC"/>
-              <w:top w:val="single" w:sz="4" w:space="0" w:color="CCCCCC"/>
             </w:tcBorders>
           </w:tcPr>
           <w:p>
@@ -6979,10 +7121,10 @@
               <w:right w:w="108" w:type="dxa"/>
             </w:tcMar>
             <w:tcBorders>
+              <w:right w:val="single" w:sz="4" w:space="0" w:color="CCCCCC"/>
               <w:bottom w:val="single" w:sz="4" w:space="0" w:color="CCCCCC"/>
+              <w:top w:val="single" w:sz="4" w:space="0" w:color="CCCCCC"/>
               <w:left w:val="single" w:sz="4" w:space="0" w:color="CCCCCC"/>
-              <w:right w:val="single" w:sz="4" w:space="0" w:color="CCCCCC"/>
-              <w:top w:val="single" w:sz="4" w:space="0" w:color="CCCCCC"/>
             </w:tcBorders>
           </w:tcPr>
           <w:p>
@@ -6999,7 +7141,7 @@
                 <w:szCs w:val="20"/>
                 <w:rtl/>
               </w:rPr>
-              <w:t>متعامل يطلب خدمة إدارية عامة من اختصاص الشرطة لا تندرج تحت تصنيف محدد، ويحتاج إلى توجيهه للقسم المختص لاستكمال إجراءاته.</w:t>
+              <w:t>متعامل تقدّم بطلب خدمة لا يندرج ضمن فئة محددة، وطلب مساعدة الجهة في إنجاز إجراء إداري يتطلب تدخّلاً من موظف مختص بصلاحية النظام.</w:t>
             </w:r>
           </w:p>
         </w:tc>
@@ -7014,9 +7156,9 @@
               <w:right w:w="108" w:type="dxa"/>
             </w:tcMar>
             <w:tcBorders>
+              <w:right w:val="single" w:sz="4" w:space="0" w:color="CCCCCC"/>
               <w:bottom w:val="single" w:sz="4" w:space="0" w:color="CCCCCC"/>
               <w:left w:val="single" w:sz="4" w:space="0" w:color="CCCCCC"/>
-              <w:right w:val="single" w:sz="4" w:space="0" w:color="CCCCCC"/>
               <w:top w:val="single" w:sz="4" w:space="0" w:color="CCCCCC"/>
             </w:tcBorders>
           </w:tcPr>
@@ -7034,7 +7176,7 @@
                 <w:szCs w:val="20"/>
                 <w:rtl/>
               </w:rPr>
-              <w:t>6.2%</w:t>
+              <w:t>7.1%</w:t>
             </w:r>
           </w:p>
         </w:tc>
@@ -7049,9 +7191,9 @@
               <w:right w:w="108" w:type="dxa"/>
             </w:tcMar>
             <w:tcBorders>
+              <w:right w:val="single" w:sz="4" w:space="0" w:color="CCCCCC"/>
               <w:bottom w:val="single" w:sz="4" w:space="0" w:color="CCCCCC"/>
               <w:left w:val="single" w:sz="4" w:space="0" w:color="CCCCCC"/>
-              <w:right w:val="single" w:sz="4" w:space="0" w:color="CCCCCC"/>
               <w:top w:val="single" w:sz="4" w:space="0" w:color="CCCCCC"/>
             </w:tcBorders>
           </w:tcPr>
@@ -7084,9 +7226,9 @@
               <w:right w:w="108" w:type="dxa"/>
             </w:tcMar>
             <w:tcBorders>
+              <w:right w:val="single" w:sz="4" w:space="0" w:color="CCCCCC"/>
               <w:bottom w:val="single" w:sz="4" w:space="0" w:color="CCCCCC"/>
               <w:left w:val="single" w:sz="4" w:space="0" w:color="CCCCCC"/>
-              <w:right w:val="single" w:sz="4" w:space="0" w:color="CCCCCC"/>
               <w:top w:val="single" w:sz="4" w:space="0" w:color="CCCCCC"/>
             </w:tcBorders>
           </w:tcPr>
@@ -7105,290 +7247,6 @@
                 <w:rtl/>
               </w:rPr>
               <w:t>طلب خدمة عام</w:t>
-            </w:r>
-          </w:p>
-        </w:tc>
-      </w:tr>
-      <w:tr>
-        <w:tc>
-          <w:tcPr>
-            <w:tcW w:type="dxa" w:w="2340"/>
-            <w:shd w:val="clear" w:color="auto" w:fill="D9D9D9"/>
-            <w:tcMar>
-              <w:top w:w="60" w:type="dxa"/>
-              <w:bottom w:w="60" w:type="dxa"/>
-              <w:left w:w="108" w:type="dxa"/>
-              <w:right w:w="108" w:type="dxa"/>
-            </w:tcMar>
-            <w:tcBorders>
-              <w:bottom w:val="single" w:sz="4" w:space="0" w:color="CCCCCC"/>
-              <w:left w:val="single" w:sz="4" w:space="0" w:color="CCCCCC"/>
-              <w:right w:val="single" w:sz="4" w:space="0" w:color="CCCCCC"/>
-              <w:top w:val="single" w:sz="4" w:space="0" w:color="CCCCCC"/>
-            </w:tcBorders>
-          </w:tcPr>
-          <w:p>
-            <w:pPr>
-              <w:bidi w:val="1"/>
-              <w:spacing w:before="60" w:after="60"/>
-            </w:pPr>
-            <w:r>
-              <w:rPr>
-                <w:rFonts w:ascii="Dubai" w:hAnsi="Dubai" w:eastAsia="Dubai" w:cs="Dubai"/>
-                <w:b w:val="0"/>
-                <w:color w:val="000000"/>
-                <w:sz w:val="20"/>
-                <w:szCs w:val="20"/>
-                <w:rtl/>
-              </w:rPr>
-              <w:t>متعامل يسعى إلى استخراج تصريح خاص لغرض محدد يستلزم موافقة الشرطة، ويطلب الإرشاد حول متطلبات تقديم الطلب وآليات الحصول عليه.</w:t>
-            </w:r>
-          </w:p>
-        </w:tc>
-        <w:tc>
-          <w:tcPr>
-            <w:tcW w:type="dxa" w:w="2340"/>
-            <w:shd w:val="clear" w:color="auto" w:fill="D9D9D9"/>
-            <w:tcMar>
-              <w:top w:w="60" w:type="dxa"/>
-              <w:bottom w:w="60" w:type="dxa"/>
-              <w:left w:w="108" w:type="dxa"/>
-              <w:right w:w="108" w:type="dxa"/>
-            </w:tcMar>
-            <w:tcBorders>
-              <w:bottom w:val="single" w:sz="4" w:space="0" w:color="CCCCCC"/>
-              <w:left w:val="single" w:sz="4" w:space="0" w:color="CCCCCC"/>
-              <w:right w:val="single" w:sz="4" w:space="0" w:color="CCCCCC"/>
-              <w:top w:val="single" w:sz="4" w:space="0" w:color="CCCCCC"/>
-            </w:tcBorders>
-          </w:tcPr>
-          <w:p>
-            <w:pPr>
-              <w:bidi w:val="1"/>
-              <w:spacing w:before="60" w:after="60"/>
-            </w:pPr>
-            <w:r>
-              <w:rPr>
-                <w:rFonts w:ascii="Dubai" w:hAnsi="Dubai" w:eastAsia="Dubai" w:cs="Dubai"/>
-                <w:b w:val="0"/>
-                <w:color w:val="000000"/>
-                <w:sz w:val="20"/>
-                <w:szCs w:val="20"/>
-                <w:rtl/>
-              </w:rPr>
-              <w:t>6.2%</w:t>
-            </w:r>
-          </w:p>
-        </w:tc>
-        <w:tc>
-          <w:tcPr>
-            <w:tcW w:type="dxa" w:w="2340"/>
-            <w:shd w:val="clear" w:color="auto" w:fill="D9D9D9"/>
-            <w:tcMar>
-              <w:top w:w="60" w:type="dxa"/>
-              <w:bottom w:w="60" w:type="dxa"/>
-              <w:left w:w="108" w:type="dxa"/>
-              <w:right w:w="108" w:type="dxa"/>
-            </w:tcMar>
-            <w:tcBorders>
-              <w:bottom w:val="single" w:sz="4" w:space="0" w:color="CCCCCC"/>
-              <w:left w:val="single" w:sz="4" w:space="0" w:color="CCCCCC"/>
-              <w:right w:val="single" w:sz="4" w:space="0" w:color="CCCCCC"/>
-              <w:top w:val="single" w:sz="4" w:space="0" w:color="CCCCCC"/>
-            </w:tcBorders>
-          </w:tcPr>
-          <w:p>
-            <w:pPr>
-              <w:bidi w:val="1"/>
-              <w:spacing w:before="60" w:after="60"/>
-            </w:pPr>
-            <w:r>
-              <w:rPr>
-                <w:rFonts w:ascii="Dubai" w:hAnsi="Dubai" w:eastAsia="Dubai" w:cs="Dubai"/>
-                <w:b w:val="0"/>
-                <w:color w:val="000000"/>
-                <w:sz w:val="20"/>
-                <w:szCs w:val="20"/>
-                <w:rtl/>
-              </w:rPr>
-              <w:t>1</w:t>
-            </w:r>
-          </w:p>
-        </w:tc>
-        <w:tc>
-          <w:tcPr>
-            <w:tcW w:type="dxa" w:w="2340"/>
-            <w:shd w:val="clear" w:color="auto" w:fill="D9D9D9"/>
-            <w:tcMar>
-              <w:top w:w="60" w:type="dxa"/>
-              <w:bottom w:w="60" w:type="dxa"/>
-              <w:left w:w="108" w:type="dxa"/>
-              <w:right w:w="108" w:type="dxa"/>
-            </w:tcMar>
-            <w:tcBorders>
-              <w:bottom w:val="single" w:sz="4" w:space="0" w:color="CCCCCC"/>
-              <w:left w:val="single" w:sz="4" w:space="0" w:color="CCCCCC"/>
-              <w:right w:val="single" w:sz="4" w:space="0" w:color="CCCCCC"/>
-              <w:top w:val="single" w:sz="4" w:space="0" w:color="CCCCCC"/>
-            </w:tcBorders>
-          </w:tcPr>
-          <w:p>
-            <w:pPr>
-              <w:bidi w:val="1"/>
-              <w:spacing w:before="60" w:after="60"/>
-            </w:pPr>
-            <w:r>
-              <w:rPr>
-                <w:rFonts w:ascii="Dubai" w:hAnsi="Dubai" w:eastAsia="Dubai" w:cs="Dubai"/>
-                <w:b w:val="0"/>
-                <w:color w:val="000000"/>
-                <w:sz w:val="20"/>
-                <w:szCs w:val="20"/>
-                <w:rtl/>
-              </w:rPr>
-              <w:t>طلب تصريح خاص</w:t>
-            </w:r>
-          </w:p>
-        </w:tc>
-      </w:tr>
-      <w:tr>
-        <w:tc>
-          <w:tcPr>
-            <w:tcW w:type="dxa" w:w="2340"/>
-            <w:shd w:val="clear" w:color="auto" w:fill="FFFFFF"/>
-            <w:tcMar>
-              <w:top w:w="60" w:type="dxa"/>
-              <w:bottom w:w="60" w:type="dxa"/>
-              <w:left w:w="108" w:type="dxa"/>
-              <w:right w:w="108" w:type="dxa"/>
-            </w:tcMar>
-            <w:tcBorders>
-              <w:bottom w:val="single" w:sz="4" w:space="0" w:color="CCCCCC"/>
-              <w:left w:val="single" w:sz="4" w:space="0" w:color="CCCCCC"/>
-              <w:right w:val="single" w:sz="4" w:space="0" w:color="CCCCCC"/>
-              <w:top w:val="single" w:sz="4" w:space="0" w:color="CCCCCC"/>
-            </w:tcBorders>
-          </w:tcPr>
-          <w:p>
-            <w:pPr>
-              <w:bidi w:val="1"/>
-              <w:spacing w:before="60" w:after="60"/>
-            </w:pPr>
-            <w:r>
-              <w:rPr>
-                <w:rFonts w:ascii="Dubai" w:hAnsi="Dubai" w:eastAsia="Dubai" w:cs="Dubai"/>
-                <w:b w:val="0"/>
-                <w:color w:val="000000"/>
-                <w:sz w:val="20"/>
-                <w:szCs w:val="20"/>
-                <w:rtl/>
-              </w:rPr>
-              <w:t>متعامل يرغب في سداد مخالفة مرورية مسجَّلة باسمه ويواجه عقبة تقنية أو إجرائية تحول دون إتمام عملية الدفع عبر القنوات المتاحة.</w:t>
-            </w:r>
-          </w:p>
-        </w:tc>
-        <w:tc>
-          <w:tcPr>
-            <w:tcW w:type="dxa" w:w="2340"/>
-            <w:shd w:val="clear" w:color="auto" w:fill="FFFFFF"/>
-            <w:tcMar>
-              <w:top w:w="60" w:type="dxa"/>
-              <w:bottom w:w="60" w:type="dxa"/>
-              <w:left w:w="108" w:type="dxa"/>
-              <w:right w:w="108" w:type="dxa"/>
-            </w:tcMar>
-            <w:tcBorders>
-              <w:bottom w:val="single" w:sz="4" w:space="0" w:color="CCCCCC"/>
-              <w:left w:val="single" w:sz="4" w:space="0" w:color="CCCCCC"/>
-              <w:right w:val="single" w:sz="4" w:space="0" w:color="CCCCCC"/>
-              <w:top w:val="single" w:sz="4" w:space="0" w:color="CCCCCC"/>
-            </w:tcBorders>
-          </w:tcPr>
-          <w:p>
-            <w:pPr>
-              <w:bidi w:val="1"/>
-              <w:spacing w:before="60" w:after="60"/>
-            </w:pPr>
-            <w:r>
-              <w:rPr>
-                <w:rFonts w:ascii="Dubai" w:hAnsi="Dubai" w:eastAsia="Dubai" w:cs="Dubai"/>
-                <w:b w:val="0"/>
-                <w:color w:val="000000"/>
-                <w:sz w:val="20"/>
-                <w:szCs w:val="20"/>
-                <w:rtl/>
-              </w:rPr>
-              <w:t>6.2%</w:t>
-            </w:r>
-          </w:p>
-        </w:tc>
-        <w:tc>
-          <w:tcPr>
-            <w:tcW w:type="dxa" w:w="2340"/>
-            <w:shd w:val="clear" w:color="auto" w:fill="FFFFFF"/>
-            <w:tcMar>
-              <w:top w:w="60" w:type="dxa"/>
-              <w:bottom w:w="60" w:type="dxa"/>
-              <w:left w:w="108" w:type="dxa"/>
-              <w:right w:w="108" w:type="dxa"/>
-            </w:tcMar>
-            <w:tcBorders>
-              <w:bottom w:val="single" w:sz="4" w:space="0" w:color="CCCCCC"/>
-              <w:left w:val="single" w:sz="4" w:space="0" w:color="CCCCCC"/>
-              <w:right w:val="single" w:sz="4" w:space="0" w:color="CCCCCC"/>
-              <w:top w:val="single" w:sz="4" w:space="0" w:color="CCCCCC"/>
-            </w:tcBorders>
-          </w:tcPr>
-          <w:p>
-            <w:pPr>
-              <w:bidi w:val="1"/>
-              <w:spacing w:before="60" w:after="60"/>
-            </w:pPr>
-            <w:r>
-              <w:rPr>
-                <w:rFonts w:ascii="Dubai" w:hAnsi="Dubai" w:eastAsia="Dubai" w:cs="Dubai"/>
-                <w:b w:val="0"/>
-                <w:color w:val="000000"/>
-                <w:sz w:val="20"/>
-                <w:szCs w:val="20"/>
-                <w:rtl/>
-              </w:rPr>
-              <w:t>1</w:t>
-            </w:r>
-          </w:p>
-        </w:tc>
-        <w:tc>
-          <w:tcPr>
-            <w:tcW w:type="dxa" w:w="2340"/>
-            <w:shd w:val="clear" w:color="auto" w:fill="FFFFFF"/>
-            <w:tcMar>
-              <w:top w:w="60" w:type="dxa"/>
-              <w:bottom w:w="60" w:type="dxa"/>
-              <w:left w:w="108" w:type="dxa"/>
-              <w:right w:w="108" w:type="dxa"/>
-            </w:tcMar>
-            <w:tcBorders>
-              <w:bottom w:val="single" w:sz="4" w:space="0" w:color="CCCCCC"/>
-              <w:left w:val="single" w:sz="4" w:space="0" w:color="CCCCCC"/>
-              <w:right w:val="single" w:sz="4" w:space="0" w:color="CCCCCC"/>
-              <w:top w:val="single" w:sz="4" w:space="0" w:color="CCCCCC"/>
-            </w:tcBorders>
-          </w:tcPr>
-          <w:p>
-            <w:pPr>
-              <w:bidi w:val="1"/>
-              <w:spacing w:before="60" w:after="60"/>
-            </w:pPr>
-            <w:r>
-              <w:rPr>
-                <w:rFonts w:ascii="Dubai" w:hAnsi="Dubai" w:eastAsia="Dubai" w:cs="Dubai"/>
-                <w:b w:val="0"/>
-                <w:color w:val="000000"/>
-                <w:sz w:val="20"/>
-                <w:szCs w:val="20"/>
-                <w:rtl/>
-              </w:rPr>
-              <w:t>طلب سداد مخالفة</w:t>
             </w:r>
           </w:p>
         </w:tc>
@@ -7410,7 +7268,7 @@
           <w:szCs w:val="26"/>
           <w:rtl/>
         </w:rPr>
-        <w:t>3.5  أبرز الاستفسارات المتكررة (4 حالات — 8.0%) — وهي الفئة الأكثر قابليةً للتحويل إلى خدمة ذاتية رقمية كاملة</w:t>
+        <w:t>3.5  أبرز الاستفسارات المتكررة (8 حالات — 16.0%) — وهي الفئة الأكثر قابليةً للتحويل إلى خدمة ذاتية رقمية كاملة</w:t>
       </w:r>
       <w:bookmarkStart w:id="13" w:name="_Toc000000013"/>
       <w:bookmarkEnd w:id="13"/>
@@ -7440,10 +7298,10 @@
               <w:right w:w="108" w:type="dxa"/>
             </w:tcMar>
             <w:tcBorders>
+              <w:right w:val="single" w:sz="4" w:space="0" w:color="CCCCCC"/>
+              <w:top w:val="single" w:sz="4" w:space="0" w:color="CCCCCC"/>
               <w:bottom w:val="single" w:sz="4" w:space="0" w:color="CCCCCC"/>
               <w:left w:val="single" w:sz="4" w:space="0" w:color="CCCCCC"/>
-              <w:right w:val="single" w:sz="4" w:space="0" w:color="CCCCCC"/>
-              <w:top w:val="single" w:sz="4" w:space="0" w:color="CCCCCC"/>
             </w:tcBorders>
           </w:tcPr>
           <w:p>
@@ -7475,10 +7333,10 @@
               <w:right w:w="108" w:type="dxa"/>
             </w:tcMar>
             <w:tcBorders>
+              <w:right w:val="single" w:sz="4" w:space="0" w:color="CCCCCC"/>
+              <w:top w:val="single" w:sz="4" w:space="0" w:color="CCCCCC"/>
               <w:bottom w:val="single" w:sz="4" w:space="0" w:color="CCCCCC"/>
               <w:left w:val="single" w:sz="4" w:space="0" w:color="CCCCCC"/>
-              <w:right w:val="single" w:sz="4" w:space="0" w:color="CCCCCC"/>
-              <w:top w:val="single" w:sz="4" w:space="0" w:color="CCCCCC"/>
             </w:tcBorders>
           </w:tcPr>
           <w:p>
@@ -7510,10 +7368,10 @@
               <w:right w:w="108" w:type="dxa"/>
             </w:tcMar>
             <w:tcBorders>
+              <w:right w:val="single" w:sz="4" w:space="0" w:color="CCCCCC"/>
+              <w:top w:val="single" w:sz="4" w:space="0" w:color="CCCCCC"/>
               <w:bottom w:val="single" w:sz="4" w:space="0" w:color="CCCCCC"/>
               <w:left w:val="single" w:sz="4" w:space="0" w:color="CCCCCC"/>
-              <w:right w:val="single" w:sz="4" w:space="0" w:color="CCCCCC"/>
-              <w:top w:val="single" w:sz="4" w:space="0" w:color="CCCCCC"/>
             </w:tcBorders>
           </w:tcPr>
           <w:p>
@@ -7545,10 +7403,10 @@
               <w:right w:w="108" w:type="dxa"/>
             </w:tcMar>
             <w:tcBorders>
+              <w:right w:val="single" w:sz="4" w:space="0" w:color="CCCCCC"/>
+              <w:top w:val="single" w:sz="4" w:space="0" w:color="CCCCCC"/>
               <w:bottom w:val="single" w:sz="4" w:space="0" w:color="CCCCCC"/>
               <w:left w:val="single" w:sz="4" w:space="0" w:color="CCCCCC"/>
-              <w:right w:val="single" w:sz="4" w:space="0" w:color="CCCCCC"/>
-              <w:top w:val="single" w:sz="4" w:space="0" w:color="CCCCCC"/>
             </w:tcBorders>
           </w:tcPr>
           <w:p>
@@ -7582,10 +7440,10 @@
               <w:right w:w="108" w:type="dxa"/>
             </w:tcMar>
             <w:tcBorders>
+              <w:right w:val="single" w:sz="4" w:space="0" w:color="CCCCCC"/>
+              <w:top w:val="single" w:sz="4" w:space="0" w:color="CCCCCC"/>
               <w:bottom w:val="single" w:sz="4" w:space="0" w:color="CCCCCC"/>
               <w:left w:val="single" w:sz="4" w:space="0" w:color="CCCCCC"/>
-              <w:right w:val="single" w:sz="4" w:space="0" w:color="CCCCCC"/>
-              <w:top w:val="single" w:sz="4" w:space="0" w:color="CCCCCC"/>
             </w:tcBorders>
           </w:tcPr>
           <w:p>
@@ -7602,7 +7460,7 @@
                 <w:szCs w:val="20"/>
                 <w:rtl/>
               </w:rPr>
-              <w:t>متعاملون يستفسرون عن إجراءات أو اشتراطات تتعلق برخص القيادة أو ملكية المركبات، كالمستندات المطلوبة أو مواعيد التجديد أو رسوم الخدمة.</w:t>
+              <w:t>متعاملون تواصلوا للاستفسار عن معلومات عامة تتعلق بخدمات الشرطة أو إجراءاتها دون أن يكون لديهم طلب محدد أو مشكلة تستوجب المتابعة.</w:t>
             </w:r>
           </w:p>
         </w:tc>
@@ -7617,10 +7475,10 @@
               <w:right w:w="108" w:type="dxa"/>
             </w:tcMar>
             <w:tcBorders>
+              <w:right w:val="single" w:sz="4" w:space="0" w:color="CCCCCC"/>
+              <w:top w:val="single" w:sz="4" w:space="0" w:color="CCCCCC"/>
               <w:bottom w:val="single" w:sz="4" w:space="0" w:color="CCCCCC"/>
               <w:left w:val="single" w:sz="4" w:space="0" w:color="CCCCCC"/>
-              <w:right w:val="single" w:sz="4" w:space="0" w:color="CCCCCC"/>
-              <w:top w:val="single" w:sz="4" w:space="0" w:color="CCCCCC"/>
             </w:tcBorders>
           </w:tcPr>
           <w:p>
@@ -7652,10 +7510,10 @@
               <w:right w:w="108" w:type="dxa"/>
             </w:tcMar>
             <w:tcBorders>
+              <w:right w:val="single" w:sz="4" w:space="0" w:color="CCCCCC"/>
+              <w:top w:val="single" w:sz="4" w:space="0" w:color="CCCCCC"/>
               <w:bottom w:val="single" w:sz="4" w:space="0" w:color="CCCCCC"/>
               <w:left w:val="single" w:sz="4" w:space="0" w:color="CCCCCC"/>
-              <w:right w:val="single" w:sz="4" w:space="0" w:color="CCCCCC"/>
-              <w:top w:val="single" w:sz="4" w:space="0" w:color="CCCCCC"/>
             </w:tcBorders>
           </w:tcPr>
           <w:p>
@@ -7672,7 +7530,7 @@
                 <w:szCs w:val="20"/>
                 <w:rtl/>
               </w:rPr>
-              <w:t>2</w:t>
+              <w:t>4</w:t>
             </w:r>
           </w:p>
         </w:tc>
@@ -7687,10 +7545,10 @@
               <w:right w:w="108" w:type="dxa"/>
             </w:tcMar>
             <w:tcBorders>
+              <w:right w:val="single" w:sz="4" w:space="0" w:color="CCCCCC"/>
+              <w:top w:val="single" w:sz="4" w:space="0" w:color="CCCCCC"/>
               <w:bottom w:val="single" w:sz="4" w:space="0" w:color="CCCCCC"/>
               <w:left w:val="single" w:sz="4" w:space="0" w:color="CCCCCC"/>
-              <w:right w:val="single" w:sz="4" w:space="0" w:color="CCCCCC"/>
-              <w:top w:val="single" w:sz="4" w:space="0" w:color="CCCCCC"/>
             </w:tcBorders>
           </w:tcPr>
           <w:p>
@@ -7707,7 +7565,7 @@
                 <w:szCs w:val="20"/>
                 <w:rtl/>
               </w:rPr>
-              <w:t>استفسار عن الرخص والمركبات</w:t>
+              <w:t>استفسار عام</w:t>
             </w:r>
           </w:p>
         </w:tc>
@@ -7724,10 +7582,10 @@
               <w:right w:w="108" w:type="dxa"/>
             </w:tcMar>
             <w:tcBorders>
+              <w:right w:val="single" w:sz="4" w:space="0" w:color="CCCCCC"/>
+              <w:top w:val="single" w:sz="4" w:space="0" w:color="CCCCCC"/>
               <w:bottom w:val="single" w:sz="4" w:space="0" w:color="CCCCCC"/>
               <w:left w:val="single" w:sz="4" w:space="0" w:color="CCCCCC"/>
-              <w:right w:val="single" w:sz="4" w:space="0" w:color="CCCCCC"/>
-              <w:top w:val="single" w:sz="4" w:space="0" w:color="CCCCCC"/>
             </w:tcBorders>
           </w:tcPr>
           <w:p>
@@ -7744,7 +7602,7 @@
                 <w:szCs w:val="20"/>
                 <w:rtl/>
               </w:rPr>
-              <w:t>متعاملون يستفسرون عن معلومات عامة تتعلق بخدمات شرطة الفجيرة أو قنوات التواصل أو ساعات العمل دون الإشارة إلى إشكالية بعينها.</w:t>
+              <w:t>متعاملون أرادوا الاستيضاح عن تفاصيل رخص القيادة أو ملكية المركبات كمواعيد الصلاحية ورسوم الاستخراج وآليات الاستعلام الإلكتروني.</w:t>
             </w:r>
           </w:p>
         </w:tc>
@@ -7759,10 +7617,10 @@
               <w:right w:w="108" w:type="dxa"/>
             </w:tcMar>
             <w:tcBorders>
+              <w:right w:val="single" w:sz="4" w:space="0" w:color="CCCCCC"/>
+              <w:top w:val="single" w:sz="4" w:space="0" w:color="CCCCCC"/>
               <w:bottom w:val="single" w:sz="4" w:space="0" w:color="CCCCCC"/>
               <w:left w:val="single" w:sz="4" w:space="0" w:color="CCCCCC"/>
-              <w:right w:val="single" w:sz="4" w:space="0" w:color="CCCCCC"/>
-              <w:top w:val="single" w:sz="4" w:space="0" w:color="CCCCCC"/>
             </w:tcBorders>
           </w:tcPr>
           <w:p>
@@ -7779,7 +7637,7 @@
                 <w:szCs w:val="20"/>
                 <w:rtl/>
               </w:rPr>
-              <w:t>50.0%</w:t>
+              <w:t>25.0%</w:t>
             </w:r>
           </w:p>
         </w:tc>
@@ -7794,10 +7652,10 @@
               <w:right w:w="108" w:type="dxa"/>
             </w:tcMar>
             <w:tcBorders>
+              <w:right w:val="single" w:sz="4" w:space="0" w:color="CCCCCC"/>
+              <w:top w:val="single" w:sz="4" w:space="0" w:color="CCCCCC"/>
               <w:bottom w:val="single" w:sz="4" w:space="0" w:color="CCCCCC"/>
               <w:left w:val="single" w:sz="4" w:space="0" w:color="CCCCCC"/>
-              <w:right w:val="single" w:sz="4" w:space="0" w:color="CCCCCC"/>
-              <w:top w:val="single" w:sz="4" w:space="0" w:color="CCCCCC"/>
             </w:tcBorders>
           </w:tcPr>
           <w:p>
@@ -7829,9 +7687,223 @@
               <w:right w:w="108" w:type="dxa"/>
             </w:tcMar>
             <w:tcBorders>
+              <w:right w:val="single" w:sz="4" w:space="0" w:color="CCCCCC"/>
+              <w:top w:val="single" w:sz="4" w:space="0" w:color="CCCCCC"/>
               <w:bottom w:val="single" w:sz="4" w:space="0" w:color="CCCCCC"/>
               <w:left w:val="single" w:sz="4" w:space="0" w:color="CCCCCC"/>
+            </w:tcBorders>
+          </w:tcPr>
+          <w:p>
+            <w:pPr>
+              <w:bidi w:val="1"/>
+              <w:spacing w:before="60" w:after="60"/>
+            </w:pPr>
+            <w:r>
+              <w:rPr>
+                <w:rFonts w:ascii="Dubai" w:hAnsi="Dubai" w:eastAsia="Dubai" w:cs="Dubai"/>
+                <w:b w:val="0"/>
+                <w:color w:val="000000"/>
+                <w:sz w:val="20"/>
+                <w:szCs w:val="20"/>
+                <w:rtl/>
+              </w:rPr>
+              <w:t>استفسار عن الرخص والمركبات</w:t>
+            </w:r>
+          </w:p>
+        </w:tc>
+      </w:tr>
+      <w:tr>
+        <w:tc>
+          <w:tcPr>
+            <w:tcW w:type="dxa" w:w="2340"/>
+            <w:shd w:val="clear" w:color="auto" w:fill="FFFFFF"/>
+            <w:tcMar>
+              <w:top w:w="60" w:type="dxa"/>
+              <w:bottom w:w="60" w:type="dxa"/>
+              <w:left w:w="108" w:type="dxa"/>
+              <w:right w:w="108" w:type="dxa"/>
+            </w:tcMar>
+            <w:tcBorders>
               <w:right w:val="single" w:sz="4" w:space="0" w:color="CCCCCC"/>
+              <w:top w:val="single" w:sz="4" w:space="0" w:color="CCCCCC"/>
+              <w:bottom w:val="single" w:sz="4" w:space="0" w:color="CCCCCC"/>
+              <w:left w:val="single" w:sz="4" w:space="0" w:color="CCCCCC"/>
+            </w:tcBorders>
+          </w:tcPr>
+          <w:p>
+            <w:pPr>
+              <w:bidi w:val="1"/>
+              <w:spacing w:before="60" w:after="60"/>
+            </w:pPr>
+            <w:r>
+              <w:rPr>
+                <w:rFonts w:ascii="Dubai" w:hAnsi="Dubai" w:eastAsia="Dubai" w:cs="Dubai"/>
+                <w:b w:val="0"/>
+                <w:color w:val="000000"/>
+                <w:sz w:val="20"/>
+                <w:szCs w:val="20"/>
+                <w:rtl/>
+              </w:rPr>
+              <w:t>متعامل تواصل ليعرف الخطوات الرسمية والوثائق المطلوبة لإتمام معاملة بعينها قبل الشروع في تقديمها عبر القنوات المعتمدة.</w:t>
+            </w:r>
+          </w:p>
+        </w:tc>
+        <w:tc>
+          <w:tcPr>
+            <w:tcW w:type="dxa" w:w="2340"/>
+            <w:shd w:val="clear" w:color="auto" w:fill="FFFFFF"/>
+            <w:tcMar>
+              <w:top w:w="60" w:type="dxa"/>
+              <w:bottom w:w="60" w:type="dxa"/>
+              <w:left w:w="108" w:type="dxa"/>
+              <w:right w:w="108" w:type="dxa"/>
+            </w:tcMar>
+            <w:tcBorders>
+              <w:right w:val="single" w:sz="4" w:space="0" w:color="CCCCCC"/>
+              <w:top w:val="single" w:sz="4" w:space="0" w:color="CCCCCC"/>
+              <w:bottom w:val="single" w:sz="4" w:space="0" w:color="CCCCCC"/>
+              <w:left w:val="single" w:sz="4" w:space="0" w:color="CCCCCC"/>
+            </w:tcBorders>
+          </w:tcPr>
+          <w:p>
+            <w:pPr>
+              <w:bidi w:val="1"/>
+              <w:spacing w:before="60" w:after="60"/>
+            </w:pPr>
+            <w:r>
+              <w:rPr>
+                <w:rFonts w:ascii="Dubai" w:hAnsi="Dubai" w:eastAsia="Dubai" w:cs="Dubai"/>
+                <w:b w:val="0"/>
+                <w:color w:val="000000"/>
+                <w:sz w:val="20"/>
+                <w:szCs w:val="20"/>
+                <w:rtl/>
+              </w:rPr>
+              <w:t>12.5%</w:t>
+            </w:r>
+          </w:p>
+        </w:tc>
+        <w:tc>
+          <w:tcPr>
+            <w:tcW w:type="dxa" w:w="2340"/>
+            <w:shd w:val="clear" w:color="auto" w:fill="FFFFFF"/>
+            <w:tcMar>
+              <w:top w:w="60" w:type="dxa"/>
+              <w:bottom w:w="60" w:type="dxa"/>
+              <w:left w:w="108" w:type="dxa"/>
+              <w:right w:w="108" w:type="dxa"/>
+            </w:tcMar>
+            <w:tcBorders>
+              <w:right w:val="single" w:sz="4" w:space="0" w:color="CCCCCC"/>
+              <w:top w:val="single" w:sz="4" w:space="0" w:color="CCCCCC"/>
+              <w:bottom w:val="single" w:sz="4" w:space="0" w:color="CCCCCC"/>
+              <w:left w:val="single" w:sz="4" w:space="0" w:color="CCCCCC"/>
+            </w:tcBorders>
+          </w:tcPr>
+          <w:p>
+            <w:pPr>
+              <w:bidi w:val="1"/>
+              <w:spacing w:before="60" w:after="60"/>
+            </w:pPr>
+            <w:r>
+              <w:rPr>
+                <w:rFonts w:ascii="Dubai" w:hAnsi="Dubai" w:eastAsia="Dubai" w:cs="Dubai"/>
+                <w:b w:val="0"/>
+                <w:color w:val="000000"/>
+                <w:sz w:val="20"/>
+                <w:szCs w:val="20"/>
+                <w:rtl/>
+              </w:rPr>
+              <w:t>1</w:t>
+            </w:r>
+          </w:p>
+        </w:tc>
+        <w:tc>
+          <w:tcPr>
+            <w:tcW w:type="dxa" w:w="2340"/>
+            <w:shd w:val="clear" w:color="auto" w:fill="FFFFFF"/>
+            <w:tcMar>
+              <w:top w:w="60" w:type="dxa"/>
+              <w:bottom w:w="60" w:type="dxa"/>
+              <w:left w:w="108" w:type="dxa"/>
+              <w:right w:w="108" w:type="dxa"/>
+            </w:tcMar>
+            <w:tcBorders>
+              <w:right w:val="single" w:sz="4" w:space="0" w:color="CCCCCC"/>
+              <w:top w:val="single" w:sz="4" w:space="0" w:color="CCCCCC"/>
+              <w:bottom w:val="single" w:sz="4" w:space="0" w:color="CCCCCC"/>
+              <w:left w:val="single" w:sz="4" w:space="0" w:color="CCCCCC"/>
+            </w:tcBorders>
+          </w:tcPr>
+          <w:p>
+            <w:pPr>
+              <w:bidi w:val="1"/>
+              <w:spacing w:before="60" w:after="60"/>
+            </w:pPr>
+            <w:r>
+              <w:rPr>
+                <w:rFonts w:ascii="Dubai" w:hAnsi="Dubai" w:eastAsia="Dubai" w:cs="Dubai"/>
+                <w:b w:val="0"/>
+                <w:color w:val="000000"/>
+                <w:sz w:val="20"/>
+                <w:szCs w:val="20"/>
+                <w:rtl/>
+              </w:rPr>
+              <w:t>استفسار عن الإجراءات والمتطلبات</w:t>
+            </w:r>
+          </w:p>
+        </w:tc>
+      </w:tr>
+      <w:tr>
+        <w:tc>
+          <w:tcPr>
+            <w:tcW w:type="dxa" w:w="2340"/>
+            <w:shd w:val="clear" w:color="auto" w:fill="D9D9D9"/>
+            <w:tcMar>
+              <w:top w:w="60" w:type="dxa"/>
+              <w:bottom w:w="60" w:type="dxa"/>
+              <w:left w:w="108" w:type="dxa"/>
+              <w:right w:w="108" w:type="dxa"/>
+            </w:tcMar>
+            <w:tcBorders>
+              <w:right w:val="single" w:sz="4" w:space="0" w:color="CCCCCC"/>
+              <w:bottom w:val="single" w:sz="4" w:space="0" w:color="CCCCCC"/>
+              <w:top w:val="single" w:sz="4" w:space="0" w:color="CCCCCC"/>
+              <w:left w:val="single" w:sz="4" w:space="0" w:color="CCCCCC"/>
+            </w:tcBorders>
+          </w:tcPr>
+          <w:p>
+            <w:pPr>
+              <w:bidi w:val="1"/>
+              <w:spacing w:before="60" w:after="60"/>
+            </w:pPr>
+            <w:r>
+              <w:rPr>
+                <w:rFonts w:ascii="Dubai" w:hAnsi="Dubai" w:eastAsia="Dubai" w:cs="Dubai"/>
+                <w:b w:val="0"/>
+                <w:color w:val="000000"/>
+                <w:sz w:val="20"/>
+                <w:szCs w:val="20"/>
+                <w:rtl/>
+              </w:rPr>
+              <w:t>متعامل استفسر عن اشتراطات وإجراءات الحصول على ترخيص سلاح أو تجديده، وطلب توضيحاً حول الجهة المختصة والمستندات اللازمة لذلك.</w:t>
+            </w:r>
+          </w:p>
+        </w:tc>
+        <w:tc>
+          <w:tcPr>
+            <w:tcW w:type="dxa" w:w="2340"/>
+            <w:shd w:val="clear" w:color="auto" w:fill="D9D9D9"/>
+            <w:tcMar>
+              <w:top w:w="60" w:type="dxa"/>
+              <w:bottom w:w="60" w:type="dxa"/>
+              <w:left w:w="108" w:type="dxa"/>
+              <w:right w:w="108" w:type="dxa"/>
+            </w:tcMar>
+            <w:tcBorders>
+              <w:right w:val="single" w:sz="4" w:space="0" w:color="CCCCCC"/>
+              <w:bottom w:val="single" w:sz="4" w:space="0" w:color="CCCCCC"/>
+              <w:left w:val="single" w:sz="4" w:space="0" w:color="CCCCCC"/>
               <w:top w:val="single" w:sz="4" w:space="0" w:color="CCCCCC"/>
             </w:tcBorders>
           </w:tcPr>
@@ -7849,7 +7921,77 @@
                 <w:szCs w:val="20"/>
                 <w:rtl/>
               </w:rPr>
-              <w:t>استفسار عام</w:t>
+              <w:t>12.5%</w:t>
+            </w:r>
+          </w:p>
+        </w:tc>
+        <w:tc>
+          <w:tcPr>
+            <w:tcW w:type="dxa" w:w="2340"/>
+            <w:shd w:val="clear" w:color="auto" w:fill="D9D9D9"/>
+            <w:tcMar>
+              <w:top w:w="60" w:type="dxa"/>
+              <w:bottom w:w="60" w:type="dxa"/>
+              <w:left w:w="108" w:type="dxa"/>
+              <w:right w:w="108" w:type="dxa"/>
+            </w:tcMar>
+            <w:tcBorders>
+              <w:right w:val="single" w:sz="4" w:space="0" w:color="CCCCCC"/>
+              <w:bottom w:val="single" w:sz="4" w:space="0" w:color="CCCCCC"/>
+              <w:left w:val="single" w:sz="4" w:space="0" w:color="CCCCCC"/>
+              <w:top w:val="single" w:sz="4" w:space="0" w:color="CCCCCC"/>
+            </w:tcBorders>
+          </w:tcPr>
+          <w:p>
+            <w:pPr>
+              <w:bidi w:val="1"/>
+              <w:spacing w:before="60" w:after="60"/>
+            </w:pPr>
+            <w:r>
+              <w:rPr>
+                <w:rFonts w:ascii="Dubai" w:hAnsi="Dubai" w:eastAsia="Dubai" w:cs="Dubai"/>
+                <w:b w:val="0"/>
+                <w:color w:val="000000"/>
+                <w:sz w:val="20"/>
+                <w:szCs w:val="20"/>
+                <w:rtl/>
+              </w:rPr>
+              <w:t>1</w:t>
+            </w:r>
+          </w:p>
+        </w:tc>
+        <w:tc>
+          <w:tcPr>
+            <w:tcW w:type="dxa" w:w="2340"/>
+            <w:shd w:val="clear" w:color="auto" w:fill="D9D9D9"/>
+            <w:tcMar>
+              <w:top w:w="60" w:type="dxa"/>
+              <w:bottom w:w="60" w:type="dxa"/>
+              <w:left w:w="108" w:type="dxa"/>
+              <w:right w:w="108" w:type="dxa"/>
+            </w:tcMar>
+            <w:tcBorders>
+              <w:right w:val="single" w:sz="4" w:space="0" w:color="CCCCCC"/>
+              <w:bottom w:val="single" w:sz="4" w:space="0" w:color="CCCCCC"/>
+              <w:left w:val="single" w:sz="4" w:space="0" w:color="CCCCCC"/>
+              <w:top w:val="single" w:sz="4" w:space="0" w:color="CCCCCC"/>
+            </w:tcBorders>
+          </w:tcPr>
+          <w:p>
+            <w:pPr>
+              <w:bidi w:val="1"/>
+              <w:spacing w:before="60" w:after="60"/>
+            </w:pPr>
+            <w:r>
+              <w:rPr>
+                <w:rFonts w:ascii="Dubai" w:hAnsi="Dubai" w:eastAsia="Dubai" w:cs="Dubai"/>
+                <w:b w:val="0"/>
+                <w:color w:val="000000"/>
+                <w:sz w:val="20"/>
+                <w:szCs w:val="20"/>
+                <w:rtl/>
+              </w:rPr>
+              <w:t>استفسار عن الأسلحة والتراخيص</w:t>
             </w:r>
           </w:p>
         </w:tc>
@@ -7893,7 +8035,7 @@
           <w:u w:val="none"/>
           <w:rtl/>
         </w:rPr>
-        <w:t>يكشف التحليل المعمّق للبيانات النصية غير المهيكلة عن 8 نقاط احتكاك رئيسية في رحلة المتعامل، كل منها ينتج عن سبب جذري محدد قابل للمعالجة: النقطة الأكثر حدة هي صورة المركبة في إشعار المخالفة تُظهر مركبة مختلفة أو لوحة غير صحيحة، أو تسجيل مخالفة على متعامل لم يكن في الفجيرة التي تؤثر على 11 حالة (22.0% من الإجمالي). ويُتاح تحقيق مكسب سريع من خلال تفعيل إشعار استباقي فوري عبر SMS أو البريد الإلكتروني عند رصد أي مخالفة مرورية، مما سيُقلص الحاجة إلى تواصل المتعامل مع الدعم ويمسّ ما نسبته 2.0% من إجمالي الحالات. وفيما يلي جدول تفصيلي بنقاط الاحتكاك المُحددة وأسبابها الجذرية والإجراءات التحسينية المقترحة:</w:t>
+        <w:t>يكشف التحليل المعمّق للبيانات النصية غير المهيكلة عن 7 نقاط احتكاك رئيسية في رحلة المتعامل، كل منها ينتج عن سبب جذري محدد قابل للمعالجة: النقطة الأكثر حدة هي صورة المركبة في إشعار المخالفة تُظهر مركبة مختلفة أو لوحة غير مطابقة، مما يضطر المتعامل للتواصل يدوياً لتصحيح الخطأ التي تؤثر على 9 حالة (18.0% من الإجمالي). وتبرز ضمن هذه النقاط فرصة تحسين سريعة التنفيذ تتعلق بغياب إشعار حالة تسليم الوثائق عبر البريد والتي تمثّل 8.0% من الحالات، ويمكن معالجتها فورياً بتفعيل إشعار استباقي عبر SMS أو البريد الإلكتروني يتضمن رابط تتبع الشحنة فور إرسال الوثيقة. فيما يلي عرض تفصيلي لجميع نقاط الاحتكاك المرصودة وأسبابها الجذرية والإجراءات التحسينية المقترحة:</w:t>
       </w:r>
     </w:p>
     <w:tbl>
@@ -7921,10 +8063,10 @@
               <w:right w:w="108" w:type="dxa"/>
             </w:tcMar>
             <w:tcBorders>
+              <w:right w:val="single" w:sz="4" w:space="0" w:color="CCCCCC"/>
+              <w:top w:val="single" w:sz="4" w:space="0" w:color="CCCCCC"/>
               <w:bottom w:val="single" w:sz="4" w:space="0" w:color="CCCCCC"/>
               <w:left w:val="single" w:sz="4" w:space="0" w:color="CCCCCC"/>
-              <w:right w:val="single" w:sz="4" w:space="0" w:color="CCCCCC"/>
-              <w:top w:val="single" w:sz="4" w:space="0" w:color="CCCCCC"/>
             </w:tcBorders>
           </w:tcPr>
           <w:p>
@@ -7956,10 +8098,10 @@
               <w:right w:w="108" w:type="dxa"/>
             </w:tcMar>
             <w:tcBorders>
+              <w:right w:val="single" w:sz="4" w:space="0" w:color="CCCCCC"/>
+              <w:top w:val="single" w:sz="4" w:space="0" w:color="CCCCCC"/>
               <w:bottom w:val="single" w:sz="4" w:space="0" w:color="CCCCCC"/>
               <w:left w:val="single" w:sz="4" w:space="0" w:color="CCCCCC"/>
-              <w:right w:val="single" w:sz="4" w:space="0" w:color="CCCCCC"/>
-              <w:top w:val="single" w:sz="4" w:space="0" w:color="CCCCCC"/>
             </w:tcBorders>
           </w:tcPr>
           <w:p>
@@ -7991,10 +8133,10 @@
               <w:right w:w="108" w:type="dxa"/>
             </w:tcMar>
             <w:tcBorders>
+              <w:right w:val="single" w:sz="4" w:space="0" w:color="CCCCCC"/>
+              <w:top w:val="single" w:sz="4" w:space="0" w:color="CCCCCC"/>
               <w:bottom w:val="single" w:sz="4" w:space="0" w:color="CCCCCC"/>
               <w:left w:val="single" w:sz="4" w:space="0" w:color="CCCCCC"/>
-              <w:right w:val="single" w:sz="4" w:space="0" w:color="CCCCCC"/>
-              <w:top w:val="single" w:sz="4" w:space="0" w:color="CCCCCC"/>
             </w:tcBorders>
           </w:tcPr>
           <w:p>
@@ -8026,10 +8168,10 @@
               <w:right w:w="108" w:type="dxa"/>
             </w:tcMar>
             <w:tcBorders>
+              <w:right w:val="single" w:sz="4" w:space="0" w:color="CCCCCC"/>
+              <w:top w:val="single" w:sz="4" w:space="0" w:color="CCCCCC"/>
               <w:bottom w:val="single" w:sz="4" w:space="0" w:color="CCCCCC"/>
               <w:left w:val="single" w:sz="4" w:space="0" w:color="CCCCCC"/>
-              <w:right w:val="single" w:sz="4" w:space="0" w:color="CCCCCC"/>
-              <w:top w:val="single" w:sz="4" w:space="0" w:color="CCCCCC"/>
             </w:tcBorders>
           </w:tcPr>
           <w:p>
@@ -8063,10 +8205,10 @@
               <w:right w:w="108" w:type="dxa"/>
             </w:tcMar>
             <w:tcBorders>
+              <w:right w:val="single" w:sz="4" w:space="0" w:color="CCCCCC"/>
+              <w:top w:val="single" w:sz="4" w:space="0" w:color="CCCCCC"/>
               <w:bottom w:val="single" w:sz="4" w:space="0" w:color="CCCCCC"/>
               <w:left w:val="single" w:sz="4" w:space="0" w:color="CCCCCC"/>
-              <w:right w:val="single" w:sz="4" w:space="0" w:color="CCCCCC"/>
-              <w:top w:val="single" w:sz="4" w:space="0" w:color="CCCCCC"/>
             </w:tcBorders>
           </w:tcPr>
           <w:p>
@@ -8083,7 +8225,7 @@
                 <w:szCs w:val="20"/>
                 <w:rtl/>
               </w:rPr>
-              <w:t>مراجعة وإصلاح منظومة مطابقة لوحات الرادار، وإنشاء قناة رقمية لتقديم شكاوى المخالفات المشكوك فيها مع توضيح آلية إثبات عدم التواجد في الفجيرة ومدة المعالجة.</w:t>
+              <w:t>تطوير نظام داخلي للكشف التلقائي عن عدم تطابق اللوحات قبل إرسال إشعارات المخالفات، وإتاحة قناة رقمية لتقديم الاعتراض مع إرفاق الأدلة الصورية دون اشتراط الحضور الشخصي.</w:t>
             </w:r>
           </w:p>
         </w:tc>
@@ -8098,10 +8240,10 @@
               <w:right w:w="108" w:type="dxa"/>
             </w:tcMar>
             <w:tcBorders>
+              <w:right w:val="single" w:sz="4" w:space="0" w:color="CCCCCC"/>
+              <w:top w:val="single" w:sz="4" w:space="0" w:color="CCCCCC"/>
               <w:bottom w:val="single" w:sz="4" w:space="0" w:color="CCCCCC"/>
               <w:left w:val="single" w:sz="4" w:space="0" w:color="CCCCCC"/>
-              <w:right w:val="single" w:sz="4" w:space="0" w:color="CCCCCC"/>
-              <w:top w:val="single" w:sz="4" w:space="0" w:color="CCCCCC"/>
             </w:tcBorders>
           </w:tcPr>
           <w:p>
@@ -8133,10 +8275,10 @@
               <w:right w:w="108" w:type="dxa"/>
             </w:tcMar>
             <w:tcBorders>
+              <w:right w:val="single" w:sz="4" w:space="0" w:color="CCCCCC"/>
+              <w:top w:val="single" w:sz="4" w:space="0" w:color="CCCCCC"/>
               <w:bottom w:val="single" w:sz="4" w:space="0" w:color="CCCCCC"/>
               <w:left w:val="single" w:sz="4" w:space="0" w:color="CCCCCC"/>
-              <w:right w:val="single" w:sz="4" w:space="0" w:color="CCCCCC"/>
-              <w:top w:val="single" w:sz="4" w:space="0" w:color="CCCCCC"/>
             </w:tcBorders>
           </w:tcPr>
           <w:p>
@@ -8153,7 +8295,7 @@
                 <w:szCs w:val="20"/>
                 <w:rtl/>
               </w:rPr>
-              <w:t>11</w:t>
+              <w:t>9</w:t>
             </w:r>
           </w:p>
         </w:tc>
@@ -8168,10 +8310,10 @@
               <w:right w:w="108" w:type="dxa"/>
             </w:tcMar>
             <w:tcBorders>
+              <w:right w:val="single" w:sz="4" w:space="0" w:color="CCCCCC"/>
+              <w:top w:val="single" w:sz="4" w:space="0" w:color="CCCCCC"/>
               <w:bottom w:val="single" w:sz="4" w:space="0" w:color="CCCCCC"/>
               <w:left w:val="single" w:sz="4" w:space="0" w:color="CCCCCC"/>
-              <w:right w:val="single" w:sz="4" w:space="0" w:color="CCCCCC"/>
-              <w:top w:val="single" w:sz="4" w:space="0" w:color="CCCCCC"/>
             </w:tcBorders>
           </w:tcPr>
           <w:p>
@@ -8188,7 +8330,7 @@
                 <w:szCs w:val="20"/>
                 <w:rtl/>
               </w:rPr>
-              <w:t>صورة المركبة في إشعار المخالفة تُظهر مركبة مختلفة أو لوحة غير صحيحة، أو تسجيل مخالفة على متعامل لم يكن في الفجيرة</w:t>
+              <w:t>صورة المركبة في إشعار المخالفة تُظهر مركبة مختلفة أو لوحة غير مطابقة، مما يضطر المتعامل للتواصل يدوياً لتصحيح الخطأ</w:t>
             </w:r>
           </w:p>
         </w:tc>
@@ -8205,10 +8347,10 @@
               <w:right w:w="108" w:type="dxa"/>
             </w:tcMar>
             <w:tcBorders>
+              <w:right w:val="single" w:sz="4" w:space="0" w:color="CCCCCC"/>
+              <w:top w:val="single" w:sz="4" w:space="0" w:color="CCCCCC"/>
               <w:bottom w:val="single" w:sz="4" w:space="0" w:color="CCCCCC"/>
               <w:left w:val="single" w:sz="4" w:space="0" w:color="CCCCCC"/>
-              <w:right w:val="single" w:sz="4" w:space="0" w:color="CCCCCC"/>
-              <w:top w:val="single" w:sz="4" w:space="0" w:color="CCCCCC"/>
             </w:tcBorders>
           </w:tcPr>
           <w:p>
@@ -8225,7 +8367,7 @@
                 <w:szCs w:val="20"/>
                 <w:rtl/>
               </w:rPr>
-              <w:t>إطلاق خدمة اعتراض رقمية على المخالفات عبر التطبيق والموقع، مع نشر إجراءات الاعتراض خطوة بخطوة وتوفير تتبع حالة الاعتراض داخل التطبيق.</w:t>
+              <w:t>إجراء تدقيق تقني لمعالجة فجوات التحديث الذاتي في التطبيق، وإنشاء مسار إرشادي داخل التطبيق يوضح الحقول القابلة للتعديل إلكترونياً مع دليل خطوة بخطوة لكل سيناريو.</w:t>
             </w:r>
           </w:p>
         </w:tc>
@@ -8240,10 +8382,10 @@
               <w:right w:w="108" w:type="dxa"/>
             </w:tcMar>
             <w:tcBorders>
+              <w:right w:val="single" w:sz="4" w:space="0" w:color="CCCCCC"/>
+              <w:top w:val="single" w:sz="4" w:space="0" w:color="CCCCCC"/>
               <w:bottom w:val="single" w:sz="4" w:space="0" w:color="CCCCCC"/>
               <w:left w:val="single" w:sz="4" w:space="0" w:color="CCCCCC"/>
-              <w:right w:val="single" w:sz="4" w:space="0" w:color="CCCCCC"/>
-              <w:top w:val="single" w:sz="4" w:space="0" w:color="CCCCCC"/>
             </w:tcBorders>
           </w:tcPr>
           <w:p>
@@ -8260,7 +8402,7 @@
                 <w:szCs w:val="20"/>
                 <w:rtl/>
               </w:rPr>
-              <w:t>معلومات مفقودة من الدليل</w:t>
+              <w:t>معلومات موجودة لكنها صعبة الوصول</w:t>
             </w:r>
           </w:p>
         </w:tc>
@@ -8275,10 +8417,10 @@
               <w:right w:w="108" w:type="dxa"/>
             </w:tcMar>
             <w:tcBorders>
+              <w:right w:val="single" w:sz="4" w:space="0" w:color="CCCCCC"/>
+              <w:top w:val="single" w:sz="4" w:space="0" w:color="CCCCCC"/>
               <w:bottom w:val="single" w:sz="4" w:space="0" w:color="CCCCCC"/>
               <w:left w:val="single" w:sz="4" w:space="0" w:color="CCCCCC"/>
-              <w:right w:val="single" w:sz="4" w:space="0" w:color="CCCCCC"/>
-              <w:top w:val="single" w:sz="4" w:space="0" w:color="CCCCCC"/>
             </w:tcBorders>
           </w:tcPr>
           <w:p>
@@ -8310,10 +8452,10 @@
               <w:right w:w="108" w:type="dxa"/>
             </w:tcMar>
             <w:tcBorders>
+              <w:right w:val="single" w:sz="4" w:space="0" w:color="CCCCCC"/>
+              <w:top w:val="single" w:sz="4" w:space="0" w:color="CCCCCC"/>
               <w:bottom w:val="single" w:sz="4" w:space="0" w:color="CCCCCC"/>
               <w:left w:val="single" w:sz="4" w:space="0" w:color="CCCCCC"/>
-              <w:right w:val="single" w:sz="4" w:space="0" w:color="CCCCCC"/>
-              <w:top w:val="single" w:sz="4" w:space="0" w:color="CCCCCC"/>
             </w:tcBorders>
           </w:tcPr>
           <w:p>
@@ -8330,7 +8472,7 @@
                 <w:szCs w:val="20"/>
                 <w:rtl/>
               </w:rPr>
-              <w:t>المتعامل يعترض على صحة المخالفة ولا يوجد قناة رقمية واضحة لتقديم الاعتراض الرسمي</w:t>
+              <w:t>لا تتيح المنظومة تحديث رقم الهاتف أو بيانات الهوية أو صورة الرخصة ذاتياً، فيضطر المتعامل للتواصل مع الدعم لإتمام التحديث</w:t>
             </w:r>
           </w:p>
         </w:tc>
@@ -8347,10 +8489,10 @@
               <w:right w:w="108" w:type="dxa"/>
             </w:tcMar>
             <w:tcBorders>
+              <w:right w:val="single" w:sz="4" w:space="0" w:color="CCCCCC"/>
+              <w:top w:val="single" w:sz="4" w:space="0" w:color="CCCCCC"/>
               <w:bottom w:val="single" w:sz="4" w:space="0" w:color="CCCCCC"/>
               <w:left w:val="single" w:sz="4" w:space="0" w:color="CCCCCC"/>
-              <w:right w:val="single" w:sz="4" w:space="0" w:color="CCCCCC"/>
-              <w:top w:val="single" w:sz="4" w:space="0" w:color="CCCCCC"/>
             </w:tcBorders>
           </w:tcPr>
           <w:p>
@@ -8367,7 +8509,7 @@
                 <w:szCs w:val="20"/>
                 <w:rtl/>
               </w:rPr>
-              <w:t>توسيع ميزة التحديث الذاتي في التطبيق لتشمل رقم الهاتف وصورة الهوية والصورة الشخصية، مع نشر دليل مصوّر خطوة بخطوة وتوفير نموذج إلكتروني بديل عند الحاجة.</w:t>
+              <w:t>تطبيق إشعارات آلية عبر SMS أو البريد الإلكتروني تُرسل رابط تتبع بريد الإمارات فور طباعة الوثيقة وإرسالها، مع تضمين المدة التقديرية للتوصيل لكل إمارة.</w:t>
             </w:r>
           </w:p>
         </w:tc>
@@ -8382,10 +8524,10 @@
               <w:right w:w="108" w:type="dxa"/>
             </w:tcMar>
             <w:tcBorders>
+              <w:right w:val="single" w:sz="4" w:space="0" w:color="CCCCCC"/>
+              <w:top w:val="single" w:sz="4" w:space="0" w:color="CCCCCC"/>
               <w:bottom w:val="single" w:sz="4" w:space="0" w:color="CCCCCC"/>
               <w:left w:val="single" w:sz="4" w:space="0" w:color="CCCCCC"/>
-              <w:right w:val="single" w:sz="4" w:space="0" w:color="CCCCCC"/>
-              <w:top w:val="single" w:sz="4" w:space="0" w:color="CCCCCC"/>
             </w:tcBorders>
           </w:tcPr>
           <w:p>
@@ -8402,7 +8544,7 @@
                 <w:szCs w:val="20"/>
                 <w:rtl/>
               </w:rPr>
-              <w:t>معلومات موجودة لكنها صعبة الوصول</w:t>
+              <w:t>غياب الإشعار الاستباقي</w:t>
             </w:r>
           </w:p>
         </w:tc>
@@ -8417,10 +8559,10 @@
               <w:right w:w="108" w:type="dxa"/>
             </w:tcMar>
             <w:tcBorders>
+              <w:right w:val="single" w:sz="4" w:space="0" w:color="CCCCCC"/>
+              <w:top w:val="single" w:sz="4" w:space="0" w:color="CCCCCC"/>
               <w:bottom w:val="single" w:sz="4" w:space="0" w:color="CCCCCC"/>
               <w:left w:val="single" w:sz="4" w:space="0" w:color="CCCCCC"/>
-              <w:right w:val="single" w:sz="4" w:space="0" w:color="CCCCCC"/>
-              <w:top w:val="single" w:sz="4" w:space="0" w:color="CCCCCC"/>
             </w:tcBorders>
           </w:tcPr>
           <w:p>
@@ -8437,7 +8579,7 @@
                 <w:szCs w:val="20"/>
                 <w:rtl/>
               </w:rPr>
-              <w:t>5</w:t>
+              <w:t>4</w:t>
             </w:r>
           </w:p>
         </w:tc>
@@ -8452,10 +8594,10 @@
               <w:right w:w="108" w:type="dxa"/>
             </w:tcMar>
             <w:tcBorders>
+              <w:right w:val="single" w:sz="4" w:space="0" w:color="CCCCCC"/>
+              <w:top w:val="single" w:sz="4" w:space="0" w:color="CCCCCC"/>
               <w:bottom w:val="single" w:sz="4" w:space="0" w:color="CCCCCC"/>
               <w:left w:val="single" w:sz="4" w:space="0" w:color="CCCCCC"/>
-              <w:right w:val="single" w:sz="4" w:space="0" w:color="CCCCCC"/>
-              <w:top w:val="single" w:sz="4" w:space="0" w:color="CCCCCC"/>
             </w:tcBorders>
           </w:tcPr>
           <w:p>
@@ -8472,7 +8614,7 @@
                 <w:szCs w:val="20"/>
                 <w:rtl/>
               </w:rPr>
-              <w:t>عدم قدرة المتعامل على تحديث بياناته الشخصية (رقم الهاتف، الهوية، الصورة) ذاتياً ويضطر للتواصل مع الدعم</w:t>
+              <w:t>لا يتلقى المتعامل إشعاراً أو رابط تتبع عند إرسال الملكية أو الرخصة عبر بريد الإمارات، فيتصل بالدعم لمعرفة الحالة</w:t>
             </w:r>
           </w:p>
         </w:tc>
@@ -8489,10 +8631,10 @@
               <w:right w:w="108" w:type="dxa"/>
             </w:tcMar>
             <w:tcBorders>
+              <w:right w:val="single" w:sz="4" w:space="0" w:color="CCCCCC"/>
+              <w:top w:val="single" w:sz="4" w:space="0" w:color="CCCCCC"/>
               <w:bottom w:val="single" w:sz="4" w:space="0" w:color="CCCCCC"/>
               <w:left w:val="single" w:sz="4" w:space="0" w:color="CCCCCC"/>
-              <w:right w:val="single" w:sz="4" w:space="0" w:color="CCCCCC"/>
-              <w:top w:val="single" w:sz="4" w:space="0" w:color="CCCCCC"/>
             </w:tcBorders>
           </w:tcPr>
           <w:p>
@@ -8509,7 +8651,7 @@
                 <w:szCs w:val="20"/>
                 <w:rtl/>
               </w:rPr>
-              <w:t>تفعيل إشعارات SMS تلقائية في كل مرحلة من مراحل تسليم المستند، وإضافة أداة تتبع ذاتي «أين مستندي؟» داخل التطبيق مع توضيح المدة المتوقعة للاستلام.</w:t>
+              <w:t>إنشاء قسم أسئلة شائعة مخصص بعنوان «حدود السرعة وقواعد المخالفات في الفجيرة» يوضح الحدود المعتمدة وهامش التسامح الرسمي، ونشره بشكل بارز على التطبيق والموقع وفي حملات توعية استباقية.</w:t>
             </w:r>
           </w:p>
         </w:tc>
@@ -8524,10 +8666,10 @@
               <w:right w:w="108" w:type="dxa"/>
             </w:tcMar>
             <w:tcBorders>
+              <w:right w:val="single" w:sz="4" w:space="0" w:color="CCCCCC"/>
+              <w:top w:val="single" w:sz="4" w:space="0" w:color="CCCCCC"/>
               <w:bottom w:val="single" w:sz="4" w:space="0" w:color="CCCCCC"/>
               <w:left w:val="single" w:sz="4" w:space="0" w:color="CCCCCC"/>
-              <w:right w:val="single" w:sz="4" w:space="0" w:color="CCCCCC"/>
-              <w:top w:val="single" w:sz="4" w:space="0" w:color="CCCCCC"/>
             </w:tcBorders>
           </w:tcPr>
           <w:p>
@@ -8544,7 +8686,7 @@
                 <w:szCs w:val="20"/>
                 <w:rtl/>
               </w:rPr>
-              <w:t>غياب الإشعار الاستباقي</w:t>
+              <w:t>معلومات مفقودة من الدليل</w:t>
             </w:r>
           </w:p>
         </w:tc>
@@ -8559,10 +8701,10 @@
               <w:right w:w="108" w:type="dxa"/>
             </w:tcMar>
             <w:tcBorders>
+              <w:right w:val="single" w:sz="4" w:space="0" w:color="CCCCCC"/>
+              <w:top w:val="single" w:sz="4" w:space="0" w:color="CCCCCC"/>
               <w:bottom w:val="single" w:sz="4" w:space="0" w:color="CCCCCC"/>
               <w:left w:val="single" w:sz="4" w:space="0" w:color="CCCCCC"/>
-              <w:right w:val="single" w:sz="4" w:space="0" w:color="CCCCCC"/>
-              <w:top w:val="single" w:sz="4" w:space="0" w:color="CCCCCC"/>
             </w:tcBorders>
           </w:tcPr>
           <w:p>
@@ -8594,10 +8736,10 @@
               <w:right w:w="108" w:type="dxa"/>
             </w:tcMar>
             <w:tcBorders>
+              <w:right w:val="single" w:sz="4" w:space="0" w:color="CCCCCC"/>
+              <w:top w:val="single" w:sz="4" w:space="0" w:color="CCCCCC"/>
               <w:bottom w:val="single" w:sz="4" w:space="0" w:color="CCCCCC"/>
               <w:left w:val="single" w:sz="4" w:space="0" w:color="CCCCCC"/>
-              <w:right w:val="single" w:sz="4" w:space="0" w:color="CCCCCC"/>
-              <w:top w:val="single" w:sz="4" w:space="0" w:color="CCCCCC"/>
             </w:tcBorders>
           </w:tcPr>
           <w:p>
@@ -8614,7 +8756,7 @@
                 <w:szCs w:val="20"/>
                 <w:rtl/>
               </w:rPr>
-              <w:t>عدم استلام ملكية المركبة أو رخصة القيادة بعد السداد دون وجود إشعار تتبع أو تسليم</w:t>
+              <w:t>يعترض المتعامل على مخالفات مرورية بسبب عدم وضوح الحد المسموح به أو اعتقاده بوجود هامش تسامح مختلف، مما يولّد حالات اعتراض متكررة</w:t>
             </w:r>
           </w:p>
         </w:tc>
@@ -8631,10 +8773,10 @@
               <w:right w:w="108" w:type="dxa"/>
             </w:tcMar>
             <w:tcBorders>
+              <w:right w:val="single" w:sz="4" w:space="0" w:color="CCCCCC"/>
+              <w:top w:val="single" w:sz="4" w:space="0" w:color="CCCCCC"/>
               <w:bottom w:val="single" w:sz="4" w:space="0" w:color="CCCCCC"/>
               <w:left w:val="single" w:sz="4" w:space="0" w:color="CCCCCC"/>
-              <w:right w:val="single" w:sz="4" w:space="0" w:color="CCCCCC"/>
-              <w:top w:val="single" w:sz="4" w:space="0" w:color="CCCCCC"/>
             </w:tcBorders>
           </w:tcPr>
           <w:p>
@@ -8651,7 +8793,7 @@
                 <w:szCs w:val="20"/>
                 <w:rtl/>
               </w:rPr>
-              <w:t>تفعيل إشعارات تلقائية عند كل تحديث في حالة الطلب، وإتاحة تتبع حالة الطلب ذاتياً عبر التطبيق لتقليل الحاجة إلى التواصل مع الدعم.</w:t>
+              <w:t>تطبيق نظام تتبع حالة الطلبات في الوقت الفعلي مع إشعارات SMS وبريد إلكتروني عند كل مرحلة معالجة، وإضافة محفزات تصعيد تلقائية عند تجاوز المدد المحددة دون تحديث.</w:t>
             </w:r>
           </w:p>
         </w:tc>
@@ -8666,10 +8808,10 @@
               <w:right w:w="108" w:type="dxa"/>
             </w:tcMar>
             <w:tcBorders>
+              <w:right w:val="single" w:sz="4" w:space="0" w:color="CCCCCC"/>
+              <w:top w:val="single" w:sz="4" w:space="0" w:color="CCCCCC"/>
               <w:bottom w:val="single" w:sz="4" w:space="0" w:color="CCCCCC"/>
               <w:left w:val="single" w:sz="4" w:space="0" w:color="CCCCCC"/>
-              <w:right w:val="single" w:sz="4" w:space="0" w:color="CCCCCC"/>
-              <w:top w:val="single" w:sz="4" w:space="0" w:color="CCCCCC"/>
             </w:tcBorders>
           </w:tcPr>
           <w:p>
@@ -8701,10 +8843,10 @@
               <w:right w:w="108" w:type="dxa"/>
             </w:tcMar>
             <w:tcBorders>
+              <w:right w:val="single" w:sz="4" w:space="0" w:color="CCCCCC"/>
+              <w:top w:val="single" w:sz="4" w:space="0" w:color="CCCCCC"/>
               <w:bottom w:val="single" w:sz="4" w:space="0" w:color="CCCCCC"/>
               <w:left w:val="single" w:sz="4" w:space="0" w:color="CCCCCC"/>
-              <w:right w:val="single" w:sz="4" w:space="0" w:color="CCCCCC"/>
-              <w:top w:val="single" w:sz="4" w:space="0" w:color="CCCCCC"/>
             </w:tcBorders>
           </w:tcPr>
           <w:p>
@@ -8721,7 +8863,7 @@
                 <w:szCs w:val="20"/>
                 <w:rtl/>
               </w:rPr>
-              <w:t>4</w:t>
+              <w:t>3</w:t>
             </w:r>
           </w:p>
         </w:tc>
@@ -8736,10 +8878,10 @@
               <w:right w:w="108" w:type="dxa"/>
             </w:tcMar>
             <w:tcBorders>
+              <w:right w:val="single" w:sz="4" w:space="0" w:color="CCCCCC"/>
+              <w:top w:val="single" w:sz="4" w:space="0" w:color="CCCCCC"/>
               <w:bottom w:val="single" w:sz="4" w:space="0" w:color="CCCCCC"/>
               <w:left w:val="single" w:sz="4" w:space="0" w:color="CCCCCC"/>
-              <w:right w:val="single" w:sz="4" w:space="0" w:color="CCCCCC"/>
-              <w:top w:val="single" w:sz="4" w:space="0" w:color="CCCCCC"/>
             </w:tcBorders>
           </w:tcPr>
           <w:p>
@@ -8756,7 +8898,7 @@
                 <w:szCs w:val="20"/>
                 <w:rtl/>
               </w:rPr>
-              <w:t>عدم وضوح حالة طلب تجديد الرخصة أو تسجيل المركبة المقدم مسبقاً دون أي إشعار بالتحديث</w:t>
+              <w:t>غياب الإشعارات التلقائية عن حالة الطلبات المقدمة يجبر المتعامل على فتح شكاوى متابعة</w:t>
             </w:r>
           </w:p>
         </w:tc>
@@ -8773,10 +8915,10 @@
               <w:right w:w="108" w:type="dxa"/>
             </w:tcMar>
             <w:tcBorders>
+              <w:right w:val="single" w:sz="4" w:space="0" w:color="CCCCCC"/>
+              <w:top w:val="single" w:sz="4" w:space="0" w:color="CCCCCC"/>
               <w:bottom w:val="single" w:sz="4" w:space="0" w:color="CCCCCC"/>
               <w:left w:val="single" w:sz="4" w:space="0" w:color="CCCCCC"/>
-              <w:right w:val="single" w:sz="4" w:space="0" w:color="CCCCCC"/>
-              <w:top w:val="single" w:sz="4" w:space="0" w:color="CCCCCC"/>
             </w:tcBorders>
           </w:tcPr>
           <w:p>
@@ -8793,7 +8935,7 @@
                 <w:szCs w:val="20"/>
                 <w:rtl/>
               </w:rPr>
-              <w:t>إدراج خدمة تصريح السلاح في الدليل مع معايير الأهلية والمستندات ومدة المعالجة، وتفعيل إشعارات تلقائية في كل مرحلة مراجعة مع توفير جهة تصعيد مباشرة.</w:t>
+              <w:t>ربط نظام الدفع بآلية استرداد تلقائي عند فشل تأكيد الخدمة، وإضافة نموذج رقمي لطلب الاسترداد في التطبيق مع سجل معاملات شفاف يتيح للمتعامل متابعة حالة الدفع.</w:t>
             </w:r>
           </w:p>
         </w:tc>
@@ -8808,10 +8950,10 @@
               <w:right w:w="108" w:type="dxa"/>
             </w:tcMar>
             <w:tcBorders>
+              <w:right w:val="single" w:sz="4" w:space="0" w:color="CCCCCC"/>
+              <w:top w:val="single" w:sz="4" w:space="0" w:color="CCCCCC"/>
               <w:bottom w:val="single" w:sz="4" w:space="0" w:color="CCCCCC"/>
               <w:left w:val="single" w:sz="4" w:space="0" w:color="CCCCCC"/>
-              <w:right w:val="single" w:sz="4" w:space="0" w:color="CCCCCC"/>
-              <w:top w:val="single" w:sz="4" w:space="0" w:color="CCCCCC"/>
             </w:tcBorders>
           </w:tcPr>
           <w:p>
@@ -8828,7 +8970,7 @@
                 <w:szCs w:val="20"/>
                 <w:rtl/>
               </w:rPr>
-              <w:t>غياب الإشعار الاستباقي</w:t>
+              <w:t>خلل تقني في المنصة</w:t>
             </w:r>
           </w:p>
         </w:tc>
@@ -8843,10 +8985,10 @@
               <w:right w:w="108" w:type="dxa"/>
             </w:tcMar>
             <w:tcBorders>
+              <w:right w:val="single" w:sz="4" w:space="0" w:color="CCCCCC"/>
+              <w:top w:val="single" w:sz="4" w:space="0" w:color="CCCCCC"/>
               <w:bottom w:val="single" w:sz="4" w:space="0" w:color="CCCCCC"/>
               <w:left w:val="single" w:sz="4" w:space="0" w:color="CCCCCC"/>
-              <w:right w:val="single" w:sz="4" w:space="0" w:color="CCCCCC"/>
-              <w:top w:val="single" w:sz="4" w:space="0" w:color="CCCCCC"/>
             </w:tcBorders>
           </w:tcPr>
           <w:p>
@@ -8863,7 +9005,7 @@
                 <w:szCs w:val="20"/>
                 <w:rtl/>
               </w:rPr>
-              <w:t>3</w:t>
+              <w:t>2</w:t>
             </w:r>
           </w:p>
         </w:tc>
@@ -8878,10 +9020,10 @@
               <w:right w:w="108" w:type="dxa"/>
             </w:tcMar>
             <w:tcBorders>
+              <w:right w:val="single" w:sz="4" w:space="0" w:color="CCCCCC"/>
+              <w:top w:val="single" w:sz="4" w:space="0" w:color="CCCCCC"/>
               <w:bottom w:val="single" w:sz="4" w:space="0" w:color="CCCCCC"/>
               <w:left w:val="single" w:sz="4" w:space="0" w:color="CCCCCC"/>
-              <w:right w:val="single" w:sz="4" w:space="0" w:color="CCCCCC"/>
-              <w:top w:val="single" w:sz="4" w:space="0" w:color="CCCCCC"/>
             </w:tcBorders>
           </w:tcPr>
           <w:p>
@@ -8898,7 +9040,7 @@
                 <w:szCs w:val="20"/>
                 <w:rtl/>
               </w:rPr>
-              <w:t>بقاء طلبات تصريح السلاح معلّقة لأشهر دون إشعار بحالة الطلب أو أي تحديث للمتعامل</w:t>
+              <w:t>يتعرض المتعامل لخصم الرسوم مرتين دون إتمام الخدمة، أو لعدم القدرة على التسجيل رغم استيفاء الشروط، بسبب أعطال في المنظومة</w:t>
             </w:r>
           </w:p>
         </w:tc>
@@ -8915,10 +9057,10 @@
               <w:right w:w="108" w:type="dxa"/>
             </w:tcMar>
             <w:tcBorders>
+              <w:right w:val="single" w:sz="4" w:space="0" w:color="CCCCCC"/>
               <w:bottom w:val="single" w:sz="4" w:space="0" w:color="CCCCCC"/>
+              <w:top w:val="single" w:sz="4" w:space="0" w:color="CCCCCC"/>
               <w:left w:val="single" w:sz="4" w:space="0" w:color="CCCCCC"/>
-              <w:right w:val="single" w:sz="4" w:space="0" w:color="CCCCCC"/>
-              <w:top w:val="single" w:sz="4" w:space="0" w:color="CCCCCC"/>
             </w:tcBorders>
           </w:tcPr>
           <w:p>
@@ -8935,7 +9077,7 @@
                 <w:szCs w:val="20"/>
                 <w:rtl/>
               </w:rPr>
-              <w:t>إنشاء قناة رقمية لطلبات الاسترداد في التطبيق، وإرسال رسالة SMS تأكيد تلقائية لكل معاملة دفع، مع توفير مسار تصعيد تقني واضح عبر الشات بوت.</w:t>
+              <w:t>إضافة خدمة «طلب ترخيص سلاح» كاملة في الدليل الإجرائي مع تطبيق إشعارات SMS مرتبطة بمراحل المعالجة، وإنشاء بوابة إلكترونية آمنة عبر UAE Pass للاطلاع على حالة الطلب.</w:t>
             </w:r>
           </w:p>
         </w:tc>
@@ -8950,9 +9092,9 @@
               <w:right w:w="108" w:type="dxa"/>
             </w:tcMar>
             <w:tcBorders>
+              <w:right w:val="single" w:sz="4" w:space="0" w:color="CCCCCC"/>
               <w:bottom w:val="single" w:sz="4" w:space="0" w:color="CCCCCC"/>
               <w:left w:val="single" w:sz="4" w:space="0" w:color="CCCCCC"/>
-              <w:right w:val="single" w:sz="4" w:space="0" w:color="CCCCCC"/>
               <w:top w:val="single" w:sz="4" w:space="0" w:color="CCCCCC"/>
             </w:tcBorders>
           </w:tcPr>
@@ -8970,7 +9112,7 @@
                 <w:szCs w:val="20"/>
                 <w:rtl/>
               </w:rPr>
-              <w:t>خلل تقني في المنصة</w:t>
+              <w:t>غياب الإشعار الاستباقي</w:t>
             </w:r>
           </w:p>
         </w:tc>
@@ -8985,9 +9127,9 @@
               <w:right w:w="108" w:type="dxa"/>
             </w:tcMar>
             <w:tcBorders>
+              <w:right w:val="single" w:sz="4" w:space="0" w:color="CCCCCC"/>
               <w:bottom w:val="single" w:sz="4" w:space="0" w:color="CCCCCC"/>
               <w:left w:val="single" w:sz="4" w:space="0" w:color="CCCCCC"/>
-              <w:right w:val="single" w:sz="4" w:space="0" w:color="CCCCCC"/>
               <w:top w:val="single" w:sz="4" w:space="0" w:color="CCCCCC"/>
             </w:tcBorders>
           </w:tcPr>
@@ -9005,7 +9147,7 @@
                 <w:szCs w:val="20"/>
                 <w:rtl/>
               </w:rPr>
-              <w:t>2</w:t>
+              <w:t>1</w:t>
             </w:r>
           </w:p>
         </w:tc>
@@ -9020,9 +9162,9 @@
               <w:right w:w="108" w:type="dxa"/>
             </w:tcMar>
             <w:tcBorders>
+              <w:right w:val="single" w:sz="4" w:space="0" w:color="CCCCCC"/>
               <w:bottom w:val="single" w:sz="4" w:space="0" w:color="CCCCCC"/>
               <w:left w:val="single" w:sz="4" w:space="0" w:color="CCCCCC"/>
-              <w:right w:val="single" w:sz="4" w:space="0" w:color="CCCCCC"/>
               <w:top w:val="single" w:sz="4" w:space="0" w:color="CCCCCC"/>
             </w:tcBorders>
           </w:tcPr>
@@ -9040,149 +9182,7 @@
                 <w:szCs w:val="20"/>
                 <w:rtl/>
               </w:rPr>
-              <w:t>خصم الرسوم مرتين أو منع تسجيل المركبة دون سبب واضح بسبب خلل تقني في النظام</w:t>
-            </w:r>
-          </w:p>
-        </w:tc>
-      </w:tr>
-      <w:tr>
-        <w:tc>
-          <w:tcPr>
-            <w:tcW w:type="dxa" w:w="2340"/>
-            <w:shd w:val="clear" w:color="auto" w:fill="D9D9D9"/>
-            <w:tcMar>
-              <w:top w:w="60" w:type="dxa"/>
-              <w:bottom w:w="60" w:type="dxa"/>
-              <w:left w:w="108" w:type="dxa"/>
-              <w:right w:w="108" w:type="dxa"/>
-            </w:tcMar>
-            <w:tcBorders>
-              <w:bottom w:val="single" w:sz="4" w:space="0" w:color="CCCCCC"/>
-              <w:left w:val="single" w:sz="4" w:space="0" w:color="CCCCCC"/>
-              <w:right w:val="single" w:sz="4" w:space="0" w:color="CCCCCC"/>
-              <w:top w:val="single" w:sz="4" w:space="0" w:color="CCCCCC"/>
-            </w:tcBorders>
-          </w:tcPr>
-          <w:p>
-            <w:pPr>
-              <w:bidi w:val="1"/>
-              <w:spacing w:before="60" w:after="60"/>
-            </w:pPr>
-            <w:r>
-              <w:rPr>
-                <w:rFonts w:ascii="Dubai" w:hAnsi="Dubai" w:eastAsia="Dubai" w:cs="Dubai"/>
-                <w:b w:val="0"/>
-                <w:color w:val="000000"/>
-                <w:sz w:val="20"/>
-                <w:szCs w:val="20"/>
-                <w:rtl/>
-              </w:rPr>
-              <w:t>إضافة شاشات تأكيد تعرض ملخصاً كاملاً قبل إتمام الدفع، ونشر أدلة مرئية خطوة بخطوة لعمليات الدفع الشائعة مع تلميحات توضيحية عند نقاط القرار في التطبيق.</w:t>
-            </w:r>
-          </w:p>
-        </w:tc>
-        <w:tc>
-          <w:tcPr>
-            <w:tcW w:type="dxa" w:w="2340"/>
-            <w:shd w:val="clear" w:color="auto" w:fill="D9D9D9"/>
-            <w:tcMar>
-              <w:top w:w="60" w:type="dxa"/>
-              <w:bottom w:w="60" w:type="dxa"/>
-              <w:left w:w="108" w:type="dxa"/>
-              <w:right w:w="108" w:type="dxa"/>
-            </w:tcMar>
-            <w:tcBorders>
-              <w:bottom w:val="single" w:sz="4" w:space="0" w:color="CCCCCC"/>
-              <w:left w:val="single" w:sz="4" w:space="0" w:color="CCCCCC"/>
-              <w:right w:val="single" w:sz="4" w:space="0" w:color="CCCCCC"/>
-              <w:top w:val="single" w:sz="4" w:space="0" w:color="CCCCCC"/>
-            </w:tcBorders>
-          </w:tcPr>
-          <w:p>
-            <w:pPr>
-              <w:bidi w:val="1"/>
-              <w:spacing w:before="60" w:after="60"/>
-            </w:pPr>
-            <w:r>
-              <w:rPr>
-                <w:rFonts w:ascii="Dubai" w:hAnsi="Dubai" w:eastAsia="Dubai" w:cs="Dubai"/>
-                <w:b w:val="0"/>
-                <w:color w:val="000000"/>
-                <w:sz w:val="20"/>
-                <w:szCs w:val="20"/>
-                <w:rtl/>
-              </w:rPr>
-              <w:t>معلومات مفقودة من الدليل</w:t>
-            </w:r>
-          </w:p>
-        </w:tc>
-        <w:tc>
-          <w:tcPr>
-            <w:tcW w:type="dxa" w:w="2340"/>
-            <w:shd w:val="clear" w:color="auto" w:fill="D9D9D9"/>
-            <w:tcMar>
-              <w:top w:w="60" w:type="dxa"/>
-              <w:bottom w:w="60" w:type="dxa"/>
-              <w:left w:w="108" w:type="dxa"/>
-              <w:right w:w="108" w:type="dxa"/>
-            </w:tcMar>
-            <w:tcBorders>
-              <w:bottom w:val="single" w:sz="4" w:space="0" w:color="CCCCCC"/>
-              <w:left w:val="single" w:sz="4" w:space="0" w:color="CCCCCC"/>
-              <w:right w:val="single" w:sz="4" w:space="0" w:color="CCCCCC"/>
-              <w:top w:val="single" w:sz="4" w:space="0" w:color="CCCCCC"/>
-            </w:tcBorders>
-          </w:tcPr>
-          <w:p>
-            <w:pPr>
-              <w:bidi w:val="1"/>
-              <w:spacing w:before="60" w:after="60"/>
-            </w:pPr>
-            <w:r>
-              <w:rPr>
-                <w:rFonts w:ascii="Dubai" w:hAnsi="Dubai" w:eastAsia="Dubai" w:cs="Dubai"/>
-                <w:b w:val="0"/>
-                <w:color w:val="000000"/>
-                <w:sz w:val="20"/>
-                <w:szCs w:val="20"/>
-                <w:rtl/>
-              </w:rPr>
-              <w:t>2</w:t>
-            </w:r>
-          </w:p>
-        </w:tc>
-        <w:tc>
-          <w:tcPr>
-            <w:tcW w:type="dxa" w:w="2340"/>
-            <w:shd w:val="clear" w:color="auto" w:fill="D9D9D9"/>
-            <w:tcMar>
-              <w:top w:w="60" w:type="dxa"/>
-              <w:bottom w:w="60" w:type="dxa"/>
-              <w:left w:w="108" w:type="dxa"/>
-              <w:right w:w="108" w:type="dxa"/>
-            </w:tcMar>
-            <w:tcBorders>
-              <w:bottom w:val="single" w:sz="4" w:space="0" w:color="CCCCCC"/>
-              <w:left w:val="single" w:sz="4" w:space="0" w:color="CCCCCC"/>
-              <w:right w:val="single" w:sz="4" w:space="0" w:color="CCCCCC"/>
-              <w:top w:val="single" w:sz="4" w:space="0" w:color="CCCCCC"/>
-            </w:tcBorders>
-          </w:tcPr>
-          <w:p>
-            <w:pPr>
-              <w:bidi w:val="1"/>
-              <w:spacing w:before="60" w:after="60"/>
-            </w:pPr>
-            <w:r>
-              <w:rPr>
-                <w:rFonts w:ascii="Dubai" w:hAnsi="Dubai" w:eastAsia="Dubai" w:cs="Dubai"/>
-                <w:b w:val="0"/>
-                <w:color w:val="000000"/>
-                <w:sz w:val="20"/>
-                <w:szCs w:val="20"/>
-                <w:rtl/>
-              </w:rPr>
-              <w:t>ارتكاب المتعامل خطأ في اختيار نوع اللوحة أو الخدمة أثناء الدفع بسبب عدم وضوح واجهة التطبيق</w:t>
+              <w:t>يقدم المتعامل طلب ترخيص سلاح ولا يتلقى أي تحديث أو ردّ لأشهر طويلة، مما يضطره للتواصل مع الدعم</w:t>
             </w:r>
           </w:p>
         </w:tc>
@@ -9226,7 +9226,7 @@
           <w:u w:val="none"/>
           <w:rtl/>
         </w:rPr>
-        <w:t>لماذا تستمر المشكلات رغم توفر التطبيق والموقع الإلكتروني؟ تكشف بيانات الفترة من يناير إلى ديسمبر 2025 أن 94.0% من الحالات قُدِّمت عبر القنوات الرقمية (تطبيق/موقع)، فيما نشأت 86.5% من الحالات في سياق رقمي مباشر، مما يؤكد أن المشكلة ليست غياب القنوات الرقمية بل غياب الوظائف الصحيحة داخلها. رُصدت 6 فجوات حرجة و2 فجوات عالية الخطورة، أبرزها موضوع «مخالفات مرورية مشكوك فيها — صورة مركبة مختلفة أو عدم التواجد في الفجيرة» بـ 11 حالة، ويمكن تحويل 11 حالة (22.0% من الإجمالي) عبر إشعار SMS/بريد إلكتروني استباقي دون أي تغيير في البنية التحتية.</w:t>
+        <w:t>لماذا تستمر المشكلات رغم توفر التطبيق والموقع الإلكتروني؟ تكشف البيانات أن 94.0% من الحالات وُجِّهت عبر القنوات الرقمية (تطبيق/موقع)، وأن 86.2% من الحالات نشأت في سياق رقمي (التطبيق / الموقع)، مما يؤكد أن التحدي لا يكمن في غياب هذه القنوات بل في غياب الوظائف الصحيحة داخلها؛ إذ رُصدت 5 فجوات حرجة و2 فجوات عالية الشدة، أبرزها فجوة «مخالفات مرورية مشكوك في صحتها — صورة المركبة في إشعار المخالفة تُظهر مركبة مختلفة أو لوحة غير مطابقة» بـ11 حالة، فيما يمكن تحويل 10 حالة (20.0% من الإجمالي) عبر إشعار SMS/بريد إلكتروني استباقي دون أي تغيير في البنية التحتية.</w:t>
       </w:r>
     </w:p>
     <w:p>
@@ -9276,10 +9276,10 @@
               <w:right w:w="108" w:type="dxa"/>
             </w:tcMar>
             <w:tcBorders>
+              <w:right w:val="single" w:sz="4" w:space="0" w:color="CCCCCC"/>
+              <w:top w:val="single" w:sz="4" w:space="0" w:color="CCCCCC"/>
               <w:bottom w:val="single" w:sz="4" w:space="0" w:color="CCCCCC"/>
               <w:left w:val="single" w:sz="4" w:space="0" w:color="CCCCCC"/>
-              <w:right w:val="single" w:sz="4" w:space="0" w:color="CCCCCC"/>
-              <w:top w:val="single" w:sz="4" w:space="0" w:color="CCCCCC"/>
             </w:tcBorders>
           </w:tcPr>
           <w:p>
@@ -9311,10 +9311,10 @@
               <w:right w:w="108" w:type="dxa"/>
             </w:tcMar>
             <w:tcBorders>
+              <w:right w:val="single" w:sz="4" w:space="0" w:color="CCCCCC"/>
+              <w:top w:val="single" w:sz="4" w:space="0" w:color="CCCCCC"/>
               <w:bottom w:val="single" w:sz="4" w:space="0" w:color="CCCCCC"/>
               <w:left w:val="single" w:sz="4" w:space="0" w:color="CCCCCC"/>
-              <w:right w:val="single" w:sz="4" w:space="0" w:color="CCCCCC"/>
-              <w:top w:val="single" w:sz="4" w:space="0" w:color="CCCCCC"/>
             </w:tcBorders>
           </w:tcPr>
           <w:p>
@@ -9346,10 +9346,10 @@
               <w:right w:w="108" w:type="dxa"/>
             </w:tcMar>
             <w:tcBorders>
+              <w:right w:val="single" w:sz="4" w:space="0" w:color="CCCCCC"/>
+              <w:top w:val="single" w:sz="4" w:space="0" w:color="CCCCCC"/>
               <w:bottom w:val="single" w:sz="4" w:space="0" w:color="CCCCCC"/>
               <w:left w:val="single" w:sz="4" w:space="0" w:color="CCCCCC"/>
-              <w:right w:val="single" w:sz="4" w:space="0" w:color="CCCCCC"/>
-              <w:top w:val="single" w:sz="4" w:space="0" w:color="CCCCCC"/>
             </w:tcBorders>
           </w:tcPr>
           <w:p>
@@ -9381,10 +9381,10 @@
               <w:right w:w="108" w:type="dxa"/>
             </w:tcMar>
             <w:tcBorders>
+              <w:right w:val="single" w:sz="4" w:space="0" w:color="CCCCCC"/>
+              <w:top w:val="single" w:sz="4" w:space="0" w:color="CCCCCC"/>
               <w:bottom w:val="single" w:sz="4" w:space="0" w:color="CCCCCC"/>
               <w:left w:val="single" w:sz="4" w:space="0" w:color="CCCCCC"/>
-              <w:right w:val="single" w:sz="4" w:space="0" w:color="CCCCCC"/>
-              <w:top w:val="single" w:sz="4" w:space="0" w:color="CCCCCC"/>
             </w:tcBorders>
           </w:tcPr>
           <w:p>
@@ -9416,10 +9416,10 @@
               <w:right w:w="108" w:type="dxa"/>
             </w:tcMar>
             <w:tcBorders>
+              <w:right w:val="single" w:sz="4" w:space="0" w:color="CCCCCC"/>
+              <w:top w:val="single" w:sz="4" w:space="0" w:color="CCCCCC"/>
               <w:bottom w:val="single" w:sz="4" w:space="0" w:color="CCCCCC"/>
               <w:left w:val="single" w:sz="4" w:space="0" w:color="CCCCCC"/>
-              <w:right w:val="single" w:sz="4" w:space="0" w:color="CCCCCC"/>
-              <w:top w:val="single" w:sz="4" w:space="0" w:color="CCCCCC"/>
             </w:tcBorders>
           </w:tcPr>
           <w:p>
@@ -9451,10 +9451,10 @@
               <w:right w:w="108" w:type="dxa"/>
             </w:tcMar>
             <w:tcBorders>
+              <w:right w:val="single" w:sz="4" w:space="0" w:color="CCCCCC"/>
+              <w:top w:val="single" w:sz="4" w:space="0" w:color="CCCCCC"/>
               <w:bottom w:val="single" w:sz="4" w:space="0" w:color="CCCCCC"/>
               <w:left w:val="single" w:sz="4" w:space="0" w:color="CCCCCC"/>
-              <w:right w:val="single" w:sz="4" w:space="0" w:color="CCCCCC"/>
-              <w:top w:val="single" w:sz="4" w:space="0" w:color="CCCCCC"/>
             </w:tcBorders>
           </w:tcPr>
           <w:p>
@@ -9488,10 +9488,10 @@
               <w:right w:w="108" w:type="dxa"/>
             </w:tcMar>
             <w:tcBorders>
+              <w:right w:val="single" w:sz="4" w:space="0" w:color="CCCCCC"/>
+              <w:top w:val="single" w:sz="4" w:space="0" w:color="CCCCCC"/>
               <w:bottom w:val="single" w:sz="4" w:space="0" w:color="CCCCCC"/>
               <w:left w:val="single" w:sz="4" w:space="0" w:color="CCCCCC"/>
-              <w:right w:val="single" w:sz="4" w:space="0" w:color="CCCCCC"/>
-              <w:top w:val="single" w:sz="4" w:space="0" w:color="CCCCCC"/>
             </w:tcBorders>
           </w:tcPr>
           <w:p>
@@ -9508,7 +9508,7 @@
                 <w:szCs w:val="20"/>
                 <w:rtl/>
               </w:rPr>
-              <w:t>إنشاء قناة رقمية لتقديم شكاوى المخالفات المشكوك فيها مع رفع الصور، وإضافة سؤال شائع يوضح إجراءات إثبات عدم التواجد وتصحيح بيانات الرادار.</w:t>
+              <w:t>أنشئ قناة رقمية للاعتراض على المخالفات وأضف أسئلة شائعة عن خطأ صور الأدلة، وطوّر نظاماً للكشف التلقائي عن عدم تطابق اللوحات قبل إرسال إشعارات المخالفات.</w:t>
             </w:r>
           </w:p>
         </w:tc>
@@ -9523,10 +9523,10 @@
               <w:right w:w="108" w:type="dxa"/>
             </w:tcMar>
             <w:tcBorders>
+              <w:right w:val="single" w:sz="4" w:space="0" w:color="CCCCCC"/>
+              <w:top w:val="single" w:sz="4" w:space="0" w:color="CCCCCC"/>
               <w:bottom w:val="single" w:sz="4" w:space="0" w:color="CCCCCC"/>
               <w:left w:val="single" w:sz="4" w:space="0" w:color="CCCCCC"/>
-              <w:right w:val="single" w:sz="4" w:space="0" w:color="CCCCCC"/>
-              <w:top w:val="single" w:sz="4" w:space="0" w:color="CCCCCC"/>
             </w:tcBorders>
           </w:tcPr>
           <w:p>
@@ -9543,7 +9543,7 @@
                 <w:szCs w:val="20"/>
                 <w:rtl/>
               </w:rPr>
-              <w:t>محتوى مفقود + غياب قناة رقمية</w:t>
+              <w:t>محتوى مفقود + غياب قناة رقمية للاعتراض</w:t>
             </w:r>
           </w:p>
         </w:tc>
@@ -9558,10 +9558,10 @@
               <w:right w:w="108" w:type="dxa"/>
             </w:tcMar>
             <w:tcBorders>
+              <w:right w:val="single" w:sz="4" w:space="0" w:color="CCCCCC"/>
+              <w:top w:val="single" w:sz="4" w:space="0" w:color="CCCCCC"/>
               <w:bottom w:val="single" w:sz="4" w:space="0" w:color="CCCCCC"/>
               <w:left w:val="single" w:sz="4" w:space="0" w:color="CCCCCC"/>
-              <w:right w:val="single" w:sz="4" w:space="0" w:color="CCCCCC"/>
-              <w:top w:val="single" w:sz="4" w:space="0" w:color="CCCCCC"/>
             </w:tcBorders>
           </w:tcPr>
           <w:p>
@@ -9578,7 +9578,7 @@
                 <w:szCs w:val="20"/>
                 <w:rtl/>
               </w:rPr>
-              <w:t>خدمة الاعتراض متاحة عبر مراكز الخدمة فقط (07:30–15:30)، ولا توجد قناة رقمية لتقديم شكوى مخالفة مشكوك فيها أو رفع صور إثباتية، ولا يوجد محتوى يوضح كيفية إثبات عدم التواجد في الفجيرة.</w:t>
+              <w:t>يتيح الدليل خدمة الاعتراض على الضبط المروري عبر مراكز الخدمة فقط، ولا توجد قناة رقمية لتقديم الاعتراض أو إرفاق أدلة صورية تُثبت عدم تطابق اللوحة.</w:t>
             </w:r>
           </w:p>
         </w:tc>
@@ -9593,10 +9593,10 @@
               <w:right w:w="108" w:type="dxa"/>
             </w:tcMar>
             <w:tcBorders>
+              <w:right w:val="single" w:sz="4" w:space="0" w:color="CCCCCC"/>
+              <w:top w:val="single" w:sz="4" w:space="0" w:color="CCCCCC"/>
               <w:bottom w:val="single" w:sz="4" w:space="0" w:color="CCCCCC"/>
               <w:left w:val="single" w:sz="4" w:space="0" w:color="CCCCCC"/>
-              <w:right w:val="single" w:sz="4" w:space="0" w:color="CCCCCC"/>
-              <w:top w:val="single" w:sz="4" w:space="0" w:color="CCCCCC"/>
             </w:tcBorders>
           </w:tcPr>
           <w:p>
@@ -9628,10 +9628,10 @@
               <w:right w:w="108" w:type="dxa"/>
             </w:tcMar>
             <w:tcBorders>
+              <w:right w:val="single" w:sz="4" w:space="0" w:color="CCCCCC"/>
+              <w:top w:val="single" w:sz="4" w:space="0" w:color="CCCCCC"/>
               <w:bottom w:val="single" w:sz="4" w:space="0" w:color="CCCCCC"/>
               <w:left w:val="single" w:sz="4" w:space="0" w:color="CCCCCC"/>
-              <w:right w:val="single" w:sz="4" w:space="0" w:color="CCCCCC"/>
-              <w:top w:val="single" w:sz="4" w:space="0" w:color="CCCCCC"/>
             </w:tcBorders>
           </w:tcPr>
           <w:p>
@@ -9663,10 +9663,10 @@
               <w:right w:w="108" w:type="dxa"/>
             </w:tcMar>
             <w:tcBorders>
+              <w:right w:val="single" w:sz="4" w:space="0" w:color="CCCCCC"/>
+              <w:top w:val="single" w:sz="4" w:space="0" w:color="CCCCCC"/>
               <w:bottom w:val="single" w:sz="4" w:space="0" w:color="CCCCCC"/>
               <w:left w:val="single" w:sz="4" w:space="0" w:color="CCCCCC"/>
-              <w:right w:val="single" w:sz="4" w:space="0" w:color="CCCCCC"/>
-              <w:top w:val="single" w:sz="4" w:space="0" w:color="CCCCCC"/>
             </w:tcBorders>
           </w:tcPr>
           <w:p>
@@ -9683,7 +9683,7 @@
                 <w:szCs w:val="20"/>
                 <w:rtl/>
               </w:rPr>
-              <w:t>مخالفات مرورية مشكوك فيها — صورة مركبة مختلفة أو عدم التواجد في الفجيرة</w:t>
+              <w:t>مخالفات مرورية مشكوك في صحتها — صورة المركبة في إشعار المخالفة تُظهر مركبة مختلفة أو لوحة غير مطابقة</w:t>
             </w:r>
           </w:p>
         </w:tc>
@@ -9700,10 +9700,10 @@
               <w:right w:w="108" w:type="dxa"/>
             </w:tcMar>
             <w:tcBorders>
+              <w:right w:val="single" w:sz="4" w:space="0" w:color="CCCCCC"/>
+              <w:top w:val="single" w:sz="4" w:space="0" w:color="CCCCCC"/>
               <w:bottom w:val="single" w:sz="4" w:space="0" w:color="CCCCCC"/>
               <w:left w:val="single" w:sz="4" w:space="0" w:color="CCCCCC"/>
-              <w:right w:val="single" w:sz="4" w:space="0" w:color="CCCCCC"/>
-              <w:top w:val="single" w:sz="4" w:space="0" w:color="CCCCCC"/>
             </w:tcBorders>
           </w:tcPr>
           <w:p>
@@ -9720,7 +9720,7 @@
                 <w:szCs w:val="20"/>
                 <w:rtl/>
               </w:rPr>
-              <w:t>إطلاق خدمة اعتراض رقمية عبر تطبيق MOI وموقع شرطة الفجيرة، مع تتبع حالة الاعتراض وسؤال شائع يوضح المستندات والجدول الزمني.</w:t>
+              <w:t>أجرِ تدقيقاً تقنياً لمعالجة فجوات التحديث الذاتي في التطبيق، وحدّث الدليل بتوضيح أي البيانات تُعدَّل إلكترونياً وأيها يستلزم الحضور، مع دليل خطوة بخطوة ولقطات شاشة توضيحية.</w:t>
             </w:r>
           </w:p>
         </w:tc>
@@ -9735,10 +9735,10 @@
               <w:right w:w="108" w:type="dxa"/>
             </w:tcMar>
             <w:tcBorders>
+              <w:right w:val="single" w:sz="4" w:space="0" w:color="CCCCCC"/>
+              <w:top w:val="single" w:sz="4" w:space="0" w:color="CCCCCC"/>
               <w:bottom w:val="single" w:sz="4" w:space="0" w:color="CCCCCC"/>
               <w:left w:val="single" w:sz="4" w:space="0" w:color="CCCCCC"/>
-              <w:right w:val="single" w:sz="4" w:space="0" w:color="CCCCCC"/>
-              <w:top w:val="single" w:sz="4" w:space="0" w:color="CCCCCC"/>
             </w:tcBorders>
           </w:tcPr>
           <w:p>
@@ -9755,7 +9755,7 @@
                 <w:szCs w:val="20"/>
                 <w:rtl/>
               </w:rPr>
-              <w:t>غياب قناة رقمية + إجراء غير ميسّر</w:t>
+              <w:t>معلومات غير واضحة + فجوة وظيفية في المنصة</w:t>
             </w:r>
           </w:p>
         </w:tc>
@@ -9770,10 +9770,10 @@
               <w:right w:w="108" w:type="dxa"/>
             </w:tcMar>
             <w:tcBorders>
+              <w:right w:val="single" w:sz="4" w:space="0" w:color="CCCCCC"/>
+              <w:top w:val="single" w:sz="4" w:space="0" w:color="CCCCCC"/>
               <w:bottom w:val="single" w:sz="4" w:space="0" w:color="CCCCCC"/>
               <w:left w:val="single" w:sz="4" w:space="0" w:color="CCCCCC"/>
-              <w:right w:val="single" w:sz="4" w:space="0" w:color="CCCCCC"/>
-              <w:top w:val="single" w:sz="4" w:space="0" w:color="CCCCCC"/>
             </w:tcBorders>
           </w:tcPr>
           <w:p>
@@ -9790,7 +9790,7 @@
                 <w:szCs w:val="20"/>
                 <w:rtl/>
               </w:rPr>
-              <w:t>الاعتراض الرسمي متاح عبر مراكز الخدمة فقط بأوراق ورقية، ولا يوجد مسار رقمي في تطبيق MOI أو موقع شرطة الفجيرة لتقديم الاعتراض أو تتبع حالته.</w:t>
+              <w:t>يدعم تطبيق MOI والموقع تعديل بيانات الرخصة وبطاقة الملكية نظرياً برسوم 100 درهم، غير أن حقولاً أساسية كرقم الهاتف وصورة الرخصة لا يمكن تحديثها ذاتياً مما يضطر المتعامل للتواصل مع الدعم.</w:t>
             </w:r>
           </w:p>
         </w:tc>
@@ -9805,10 +9805,10 @@
               <w:right w:w="108" w:type="dxa"/>
             </w:tcMar>
             <w:tcBorders>
+              <w:right w:val="single" w:sz="4" w:space="0" w:color="CCCCCC"/>
+              <w:top w:val="single" w:sz="4" w:space="0" w:color="CCCCCC"/>
               <w:bottom w:val="single" w:sz="4" w:space="0" w:color="CCCCCC"/>
               <w:left w:val="single" w:sz="4" w:space="0" w:color="CCCCCC"/>
-              <w:right w:val="single" w:sz="4" w:space="0" w:color="CCCCCC"/>
-              <w:top w:val="single" w:sz="4" w:space="0" w:color="CCCCCC"/>
             </w:tcBorders>
           </w:tcPr>
           <w:p>
@@ -9840,10 +9840,10 @@
               <w:right w:w="108" w:type="dxa"/>
             </w:tcMar>
             <w:tcBorders>
+              <w:right w:val="single" w:sz="4" w:space="0" w:color="CCCCCC"/>
+              <w:top w:val="single" w:sz="4" w:space="0" w:color="CCCCCC"/>
               <w:bottom w:val="single" w:sz="4" w:space="0" w:color="CCCCCC"/>
               <w:left w:val="single" w:sz="4" w:space="0" w:color="CCCCCC"/>
-              <w:right w:val="single" w:sz="4" w:space="0" w:color="CCCCCC"/>
-              <w:top w:val="single" w:sz="4" w:space="0" w:color="CCCCCC"/>
             </w:tcBorders>
           </w:tcPr>
           <w:p>
@@ -9875,10 +9875,10 @@
               <w:right w:w="108" w:type="dxa"/>
             </w:tcMar>
             <w:tcBorders>
+              <w:right w:val="single" w:sz="4" w:space="0" w:color="CCCCCC"/>
+              <w:top w:val="single" w:sz="4" w:space="0" w:color="CCCCCC"/>
               <w:bottom w:val="single" w:sz="4" w:space="0" w:color="CCCCCC"/>
               <w:left w:val="single" w:sz="4" w:space="0" w:color="CCCCCC"/>
-              <w:right w:val="single" w:sz="4" w:space="0" w:color="CCCCCC"/>
-              <w:top w:val="single" w:sz="4" w:space="0" w:color="CCCCCC"/>
             </w:tcBorders>
           </w:tcPr>
           <w:p>
@@ -9895,7 +9895,7 @@
                 <w:szCs w:val="20"/>
                 <w:rtl/>
               </w:rPr>
-              <w:t>اعتراضات على مخالفات مرورية — غياب قناة رقمية لتقديم الاعتراض الرسمي</w:t>
+              <w:t>تحديث البيانات في منظومة المرور — عدم قدرة المتعامل على تحديث بياناته ذاتياً عبر التطبيق</w:t>
             </w:r>
           </w:p>
         </w:tc>
@@ -9912,10 +9912,10 @@
               <w:right w:w="108" w:type="dxa"/>
             </w:tcMar>
             <w:tcBorders>
+              <w:right w:val="single" w:sz="4" w:space="0" w:color="CCCCCC"/>
+              <w:top w:val="single" w:sz="4" w:space="0" w:color="CCCCCC"/>
               <w:bottom w:val="single" w:sz="4" w:space="0" w:color="CCCCCC"/>
               <w:left w:val="single" w:sz="4" w:space="0" w:color="CCCCCC"/>
-              <w:right w:val="single" w:sz="4" w:space="0" w:color="CCCCCC"/>
-              <w:top w:val="single" w:sz="4" w:space="0" w:color="CCCCCC"/>
             </w:tcBorders>
           </w:tcPr>
           <w:p>
@@ -9932,7 +9932,7 @@
                 <w:szCs w:val="20"/>
                 <w:rtl/>
               </w:rPr>
-              <w:t>توسيع ميزة تحديث البيانات الذاتية لتشمل رقم الهاتف والصورة الشخصية وصورة الهوية، ونشر دليل مصوّر خطوة بخطوة داخل التطبيق.</w:t>
+              <w:t>تفعيل إشعار SMS/بريد تلقائي يتضمن رابط تتبع فور إرسال الوثائق، وأضف خدمة استعلام ذاتية عن حالة التوصيل في التطبيق مع المدة التقديرية لكل إمارة.</w:t>
             </w:r>
           </w:p>
         </w:tc>
@@ -9947,10 +9947,10 @@
               <w:right w:w="108" w:type="dxa"/>
             </w:tcMar>
             <w:tcBorders>
+              <w:right w:val="single" w:sz="4" w:space="0" w:color="CCCCCC"/>
+              <w:top w:val="single" w:sz="4" w:space="0" w:color="CCCCCC"/>
               <w:bottom w:val="single" w:sz="4" w:space="0" w:color="CCCCCC"/>
               <w:left w:val="single" w:sz="4" w:space="0" w:color="CCCCCC"/>
-              <w:right w:val="single" w:sz="4" w:space="0" w:color="CCCCCC"/>
-              <w:top w:val="single" w:sz="4" w:space="0" w:color="CCCCCC"/>
             </w:tcBorders>
           </w:tcPr>
           <w:p>
@@ -9967,7 +9967,7 @@
                 <w:szCs w:val="20"/>
                 <w:rtl/>
               </w:rPr>
-              <w:t>معلومات غير ميسّرة + غياب الخدمة الذاتية</w:t>
+              <w:t>غياب الإشعار الاستباقي + معلومات التتبع مفقودة</w:t>
             </w:r>
           </w:p>
         </w:tc>
@@ -9982,10 +9982,10 @@
               <w:right w:w="108" w:type="dxa"/>
             </w:tcMar>
             <w:tcBorders>
+              <w:right w:val="single" w:sz="4" w:space="0" w:color="CCCCCC"/>
+              <w:top w:val="single" w:sz="4" w:space="0" w:color="CCCCCC"/>
               <w:bottom w:val="single" w:sz="4" w:space="0" w:color="CCCCCC"/>
               <w:left w:val="single" w:sz="4" w:space="0" w:color="CCCCCC"/>
-              <w:right w:val="single" w:sz="4" w:space="0" w:color="CCCCCC"/>
-              <w:top w:val="single" w:sz="4" w:space="0" w:color="CCCCCC"/>
             </w:tcBorders>
           </w:tcPr>
           <w:p>
@@ -10002,7 +10002,7 @@
                 <w:szCs w:val="20"/>
                 <w:rtl/>
               </w:rPr>
-              <w:t>تغيير بيانات رخصة القيادة متاح عبر تطبيق MOI والموقع (24/7)، لكن تحديث رقم الهاتف والصورة الشخصية وصورة الهوية غير متاح ذاتياً ويستلزم التواصل مع الدعم.</w:t>
+              <w:t>يُذكر التوصيل عبر شركة التوصيل كخيار اختياري في خطوات مراكز الخدمة، لكن لا يوجد إشعار آلي برابط تتبع ولا استعلام ذاتي عن حالة التوصيل داخل التطبيق أو الموقع.</w:t>
             </w:r>
           </w:p>
         </w:tc>
@@ -10017,10 +10017,10 @@
               <w:right w:w="108" w:type="dxa"/>
             </w:tcMar>
             <w:tcBorders>
+              <w:right w:val="single" w:sz="4" w:space="0" w:color="CCCCCC"/>
+              <w:top w:val="single" w:sz="4" w:space="0" w:color="CCCCCC"/>
               <w:bottom w:val="single" w:sz="4" w:space="0" w:color="CCCCCC"/>
               <w:left w:val="single" w:sz="4" w:space="0" w:color="CCCCCC"/>
-              <w:right w:val="single" w:sz="4" w:space="0" w:color="CCCCCC"/>
-              <w:top w:val="single" w:sz="4" w:space="0" w:color="CCCCCC"/>
             </w:tcBorders>
           </w:tcPr>
           <w:p>
@@ -10052,10 +10052,10 @@
               <w:right w:w="108" w:type="dxa"/>
             </w:tcMar>
             <w:tcBorders>
+              <w:right w:val="single" w:sz="4" w:space="0" w:color="CCCCCC"/>
+              <w:top w:val="single" w:sz="4" w:space="0" w:color="CCCCCC"/>
               <w:bottom w:val="single" w:sz="4" w:space="0" w:color="CCCCCC"/>
               <w:left w:val="single" w:sz="4" w:space="0" w:color="CCCCCC"/>
-              <w:right w:val="single" w:sz="4" w:space="0" w:color="CCCCCC"/>
-              <w:top w:val="single" w:sz="4" w:space="0" w:color="CCCCCC"/>
             </w:tcBorders>
           </w:tcPr>
           <w:p>
@@ -10072,7 +10072,7 @@
                 <w:szCs w:val="20"/>
                 <w:rtl/>
               </w:rPr>
-              <w:t>5</w:t>
+              <w:t>4</w:t>
             </w:r>
           </w:p>
         </w:tc>
@@ -10087,10 +10087,10 @@
               <w:right w:w="108" w:type="dxa"/>
             </w:tcMar>
             <w:tcBorders>
+              <w:right w:val="single" w:sz="4" w:space="0" w:color="CCCCCC"/>
+              <w:top w:val="single" w:sz="4" w:space="0" w:color="CCCCCC"/>
               <w:bottom w:val="single" w:sz="4" w:space="0" w:color="CCCCCC"/>
               <w:left w:val="single" w:sz="4" w:space="0" w:color="CCCCCC"/>
-              <w:right w:val="single" w:sz="4" w:space="0" w:color="CCCCCC"/>
-              <w:top w:val="single" w:sz="4" w:space="0" w:color="CCCCCC"/>
             </w:tcBorders>
           </w:tcPr>
           <w:p>
@@ -10107,7 +10107,7 @@
                 <w:szCs w:val="20"/>
                 <w:rtl/>
               </w:rPr>
-              <w:t>تحديث بيانات المتعامل — غياب خيار الخدمة الذاتية</w:t>
+              <w:t>عدم استلام وثائق المركبة أو الرخصة — لا يتلقى المتعامل إشعاراً أو رابط تتبع عند إرسال الوثائق عبر البريد</w:t>
             </w:r>
           </w:p>
         </w:tc>
@@ -10124,10 +10124,10 @@
               <w:right w:w="108" w:type="dxa"/>
             </w:tcMar>
             <w:tcBorders>
+              <w:right w:val="single" w:sz="4" w:space="0" w:color="CCCCCC"/>
+              <w:top w:val="single" w:sz="4" w:space="0" w:color="CCCCCC"/>
               <w:bottom w:val="single" w:sz="4" w:space="0" w:color="CCCCCC"/>
               <w:left w:val="single" w:sz="4" w:space="0" w:color="CCCCCC"/>
-              <w:right w:val="single" w:sz="4" w:space="0" w:color="CCCCCC"/>
-              <w:top w:val="single" w:sz="4" w:space="0" w:color="CCCCCC"/>
             </w:tcBorders>
           </w:tcPr>
           <w:p>
@@ -10144,7 +10144,7 @@
                 <w:szCs w:val="20"/>
                 <w:rtl/>
               </w:rPr>
-              <w:t>تفعيل إشعار SMS/بريد تلقائي في كل مرحلة (تأكيد الدفع، طباعة، إرسال، استلام)، وإضافة أداة تتبع ذاتي «أين مستندي؟» في التطبيق.</w:t>
+              <w:t>أنشئ قسم أسئلة شائعة يوضح حدود السرعة وهامش التسامح وآلية احتساب المخالفة في الفجيرة، وانشره بارزاً في التطبيق والموقع ومراكز الخدمة.</w:t>
             </w:r>
           </w:p>
         </w:tc>
@@ -10159,10 +10159,10 @@
               <w:right w:w="108" w:type="dxa"/>
             </w:tcMar>
             <w:tcBorders>
+              <w:right w:val="single" w:sz="4" w:space="0" w:color="CCCCCC"/>
+              <w:top w:val="single" w:sz="4" w:space="0" w:color="CCCCCC"/>
               <w:bottom w:val="single" w:sz="4" w:space="0" w:color="CCCCCC"/>
               <w:left w:val="single" w:sz="4" w:space="0" w:color="CCCCCC"/>
-              <w:right w:val="single" w:sz="4" w:space="0" w:color="CCCCCC"/>
-              <w:top w:val="single" w:sz="4" w:space="0" w:color="CCCCCC"/>
             </w:tcBorders>
           </w:tcPr>
           <w:p>
@@ -10179,7 +10179,7 @@
                 <w:szCs w:val="20"/>
                 <w:rtl/>
               </w:rPr>
-              <w:t>غياب الإشعار الاستباقي + محتوى مفقود</w:t>
+              <w:t>محتوى مفقود + غياب المعلومات التنظيمية</w:t>
             </w:r>
           </w:p>
         </w:tc>
@@ -10194,10 +10194,10 @@
               <w:right w:w="108" w:type="dxa"/>
             </w:tcMar>
             <w:tcBorders>
+              <w:right w:val="single" w:sz="4" w:space="0" w:color="CCCCCC"/>
+              <w:top w:val="single" w:sz="4" w:space="0" w:color="CCCCCC"/>
               <w:bottom w:val="single" w:sz="4" w:space="0" w:color="CCCCCC"/>
               <w:left w:val="single" w:sz="4" w:space="0" w:color="CCCCCC"/>
-              <w:right w:val="single" w:sz="4" w:space="0" w:color="CCCCCC"/>
-              <w:top w:val="single" w:sz="4" w:space="0" w:color="CCCCCC"/>
             </w:tcBorders>
           </w:tcPr>
           <w:p>
@@ -10214,7 +10214,7 @@
                 <w:szCs w:val="20"/>
                 <w:rtl/>
               </w:rPr>
-              <w:t>لا يوجد محتوى في الدليل أو التطبيق يوضح مدة استلام المستندات، ولا توجد ميزة تتبع أو إشعارات تلقائية بمراحل الطباعة والإرسال والاستلام.</w:t>
+              <w:t>لا يتضمن الدليل أي محتوى يوضح حدود السرعة في الفجيرة أو هامش التسامح أو آلية احتساب المخالفة؛ الخدمة المتاحة إجرائية فقط دون أي محتوى توعوي.</w:t>
             </w:r>
           </w:p>
         </w:tc>
@@ -10229,10 +10229,10 @@
               <w:right w:w="108" w:type="dxa"/>
             </w:tcMar>
             <w:tcBorders>
+              <w:right w:val="single" w:sz="4" w:space="0" w:color="CCCCCC"/>
+              <w:top w:val="single" w:sz="4" w:space="0" w:color="CCCCCC"/>
               <w:bottom w:val="single" w:sz="4" w:space="0" w:color="CCCCCC"/>
               <w:left w:val="single" w:sz="4" w:space="0" w:color="CCCCCC"/>
-              <w:right w:val="single" w:sz="4" w:space="0" w:color="CCCCCC"/>
-              <w:top w:val="single" w:sz="4" w:space="0" w:color="CCCCCC"/>
             </w:tcBorders>
           </w:tcPr>
           <w:p>
@@ -10264,10 +10264,10 @@
               <w:right w:w="108" w:type="dxa"/>
             </w:tcMar>
             <w:tcBorders>
+              <w:right w:val="single" w:sz="4" w:space="0" w:color="CCCCCC"/>
+              <w:top w:val="single" w:sz="4" w:space="0" w:color="CCCCCC"/>
               <w:bottom w:val="single" w:sz="4" w:space="0" w:color="CCCCCC"/>
               <w:left w:val="single" w:sz="4" w:space="0" w:color="CCCCCC"/>
-              <w:right w:val="single" w:sz="4" w:space="0" w:color="CCCCCC"/>
-              <w:top w:val="single" w:sz="4" w:space="0" w:color="CCCCCC"/>
             </w:tcBorders>
           </w:tcPr>
           <w:p>
@@ -10299,10 +10299,10 @@
               <w:right w:w="108" w:type="dxa"/>
             </w:tcMar>
             <w:tcBorders>
+              <w:right w:val="single" w:sz="4" w:space="0" w:color="CCCCCC"/>
+              <w:top w:val="single" w:sz="4" w:space="0" w:color="CCCCCC"/>
               <w:bottom w:val="single" w:sz="4" w:space="0" w:color="CCCCCC"/>
               <w:left w:val="single" w:sz="4" w:space="0" w:color="CCCCCC"/>
-              <w:right w:val="single" w:sz="4" w:space="0" w:color="CCCCCC"/>
-              <w:top w:val="single" w:sz="4" w:space="0" w:color="CCCCCC"/>
             </w:tcBorders>
           </w:tcPr>
           <w:p>
@@ -10319,7 +10319,7 @@
                 <w:szCs w:val="20"/>
                 <w:rtl/>
               </w:rPr>
-              <w:t>عدم استلام المستندات — غياب تتبع التسليم والإشعارات</w:t>
+              <w:t>اعتراض على مخالفات مرورية — عدم وضوح أسباب المخالفة أو معيار السرعة المعتمد في إمارة الفجيرة</w:t>
             </w:r>
           </w:p>
         </w:tc>
@@ -10336,10 +10336,10 @@
               <w:right w:w="108" w:type="dxa"/>
             </w:tcMar>
             <w:tcBorders>
+              <w:right w:val="single" w:sz="4" w:space="0" w:color="CCCCCC"/>
+              <w:top w:val="single" w:sz="4" w:space="0" w:color="CCCCCC"/>
               <w:bottom w:val="single" w:sz="4" w:space="0" w:color="CCCCCC"/>
               <w:left w:val="single" w:sz="4" w:space="0" w:color="CCCCCC"/>
-              <w:right w:val="single" w:sz="4" w:space="0" w:color="CCCCCC"/>
-              <w:top w:val="single" w:sz="4" w:space="0" w:color="CCCCCC"/>
             </w:tcBorders>
           </w:tcPr>
           <w:p>
@@ -10356,7 +10356,7 @@
                 <w:szCs w:val="20"/>
                 <w:rtl/>
               </w:rPr>
-              <w:t>تفعيل إشعار SMS/بريد تلقائي عند كل مرحلة (مقدّم، قيد المراجعة، معتمد، جاهز للاستلام)، وإضافة لوحة «طلباتي» بحالة لحظية في التطبيق.</w:t>
+              <w:t>تفعيل إشعار SMS/بريد تلقائي عند كل مرحلة معالجة، وأضف خاصية تتبع الطلب في التطبيق، مع محفزات تصعيد تلقائية عند تجاوز مستوى الخدمة المحدد.</w:t>
             </w:r>
           </w:p>
         </w:tc>
@@ -10371,10 +10371,10 @@
               <w:right w:w="108" w:type="dxa"/>
             </w:tcMar>
             <w:tcBorders>
+              <w:right w:val="single" w:sz="4" w:space="0" w:color="CCCCCC"/>
+              <w:top w:val="single" w:sz="4" w:space="0" w:color="CCCCCC"/>
               <w:bottom w:val="single" w:sz="4" w:space="0" w:color="CCCCCC"/>
               <w:left w:val="single" w:sz="4" w:space="0" w:color="CCCCCC"/>
-              <w:right w:val="single" w:sz="4" w:space="0" w:color="CCCCCC"/>
-              <w:top w:val="single" w:sz="4" w:space="0" w:color="CCCCCC"/>
             </w:tcBorders>
           </w:tcPr>
           <w:p>
@@ -10406,10 +10406,10 @@
               <w:right w:w="108" w:type="dxa"/>
             </w:tcMar>
             <w:tcBorders>
+              <w:right w:val="single" w:sz="4" w:space="0" w:color="CCCCCC"/>
+              <w:top w:val="single" w:sz="4" w:space="0" w:color="CCCCCC"/>
               <w:bottom w:val="single" w:sz="4" w:space="0" w:color="CCCCCC"/>
               <w:left w:val="single" w:sz="4" w:space="0" w:color="CCCCCC"/>
-              <w:right w:val="single" w:sz="4" w:space="0" w:color="CCCCCC"/>
-              <w:top w:val="single" w:sz="4" w:space="0" w:color="CCCCCC"/>
             </w:tcBorders>
           </w:tcPr>
           <w:p>
@@ -10426,7 +10426,7 @@
                 <w:szCs w:val="20"/>
                 <w:rtl/>
               </w:rPr>
-              <w:t>لا توجد لوحة «طلباتي» في تطبيق MOI تعرض حالة طلبات تجديد الرخصة أو تسجيل المركبة لحظياً، ولا تُرسَل إشعارات تلقائية عند تغيّر حالة الطلب.</w:t>
+              <w:t>يقتصر الدليل الإجرائي على وصف خطوات التقديم فقط دون أي ذكر لآلية إشعار المتعامل بعد التقديم أو تتبع حالة الطلب في التطبيق أو الموقع.</w:t>
             </w:r>
           </w:p>
         </w:tc>
@@ -10441,10 +10441,10 @@
               <w:right w:w="108" w:type="dxa"/>
             </w:tcMar>
             <w:tcBorders>
+              <w:right w:val="single" w:sz="4" w:space="0" w:color="CCCCCC"/>
+              <w:top w:val="single" w:sz="4" w:space="0" w:color="CCCCCC"/>
               <w:bottom w:val="single" w:sz="4" w:space="0" w:color="CCCCCC"/>
               <w:left w:val="single" w:sz="4" w:space="0" w:color="CCCCCC"/>
-              <w:right w:val="single" w:sz="4" w:space="0" w:color="CCCCCC"/>
-              <w:top w:val="single" w:sz="4" w:space="0" w:color="CCCCCC"/>
             </w:tcBorders>
           </w:tcPr>
           <w:p>
@@ -10476,10 +10476,10 @@
               <w:right w:w="108" w:type="dxa"/>
             </w:tcMar>
             <w:tcBorders>
+              <w:right w:val="single" w:sz="4" w:space="0" w:color="CCCCCC"/>
+              <w:top w:val="single" w:sz="4" w:space="0" w:color="CCCCCC"/>
               <w:bottom w:val="single" w:sz="4" w:space="0" w:color="CCCCCC"/>
               <w:left w:val="single" w:sz="4" w:space="0" w:color="CCCCCC"/>
-              <w:right w:val="single" w:sz="4" w:space="0" w:color="CCCCCC"/>
-              <w:top w:val="single" w:sz="4" w:space="0" w:color="CCCCCC"/>
             </w:tcBorders>
           </w:tcPr>
           <w:p>
@@ -10496,7 +10496,7 @@
                 <w:szCs w:val="20"/>
                 <w:rtl/>
               </w:rPr>
-              <w:t>4</w:t>
+              <w:t>3</w:t>
             </w:r>
           </w:p>
         </w:tc>
@@ -10511,10 +10511,10 @@
               <w:right w:w="108" w:type="dxa"/>
             </w:tcMar>
             <w:tcBorders>
+              <w:right w:val="single" w:sz="4" w:space="0" w:color="CCCCCC"/>
+              <w:top w:val="single" w:sz="4" w:space="0" w:color="CCCCCC"/>
               <w:bottom w:val="single" w:sz="4" w:space="0" w:color="CCCCCC"/>
               <w:left w:val="single" w:sz="4" w:space="0" w:color="CCCCCC"/>
-              <w:right w:val="single" w:sz="4" w:space="0" w:color="CCCCCC"/>
-              <w:top w:val="single" w:sz="4" w:space="0" w:color="CCCCCC"/>
             </w:tcBorders>
           </w:tcPr>
           <w:p>
@@ -10531,7 +10531,7 @@
                 <w:szCs w:val="20"/>
                 <w:rtl/>
               </w:rPr>
-              <w:t>متابعة الطلبات المعلّقة — غياب الرؤية على حالة الطلب</w:t>
+              <w:t>متابعة طلبات مقدمة بدون تحديث للحالة — لا يتلقى المتعامل تحديثاً تلقائياً لحالة طلبه</w:t>
             </w:r>
           </w:p>
         </w:tc>
@@ -10548,10 +10548,10 @@
               <w:right w:w="108" w:type="dxa"/>
             </w:tcMar>
             <w:tcBorders>
+              <w:right w:val="single" w:sz="4" w:space="0" w:color="CCCCCC"/>
+              <w:top w:val="single" w:sz="4" w:space="0" w:color="CCCCCC"/>
               <w:bottom w:val="single" w:sz="4" w:space="0" w:color="CCCCCC"/>
               <w:left w:val="single" w:sz="4" w:space="0" w:color="CCCCCC"/>
-              <w:right w:val="single" w:sz="4" w:space="0" w:color="CCCCCC"/>
-              <w:top w:val="single" w:sz="4" w:space="0" w:color="CCCCCC"/>
             </w:tcBorders>
           </w:tcPr>
           <w:p>
@@ -10568,7 +10568,7 @@
                 <w:szCs w:val="20"/>
                 <w:rtl/>
               </w:rPr>
-              <w:t>تفعيل إشعار SMS/بريد تلقائي في كل مرحلة مراجعة، وإضافة خدمة تصريح السلاح للدليل مع معايير الأهلية والمستندات ومدة المعالجة وجهة اتصال مباشرة.</w:t>
+              <w:t>تفعيل إشعار SMS/بريد تلقائي عند خصم الرسوم مع استرداد فوري آلي عند فشل التأكيد، وأضف نموذجاً رقمياً للاسترداد وأسئلة شائعة واضحة لحالات الخصم المزدوج.</w:t>
             </w:r>
           </w:p>
         </w:tc>
@@ -10583,10 +10583,10 @@
               <w:right w:w="108" w:type="dxa"/>
             </w:tcMar>
             <w:tcBorders>
+              <w:right w:val="single" w:sz="4" w:space="0" w:color="CCCCCC"/>
+              <w:top w:val="single" w:sz="4" w:space="0" w:color="CCCCCC"/>
               <w:bottom w:val="single" w:sz="4" w:space="0" w:color="CCCCCC"/>
               <w:left w:val="single" w:sz="4" w:space="0" w:color="CCCCCC"/>
-              <w:right w:val="single" w:sz="4" w:space="0" w:color="CCCCCC"/>
-              <w:top w:val="single" w:sz="4" w:space="0" w:color="CCCCCC"/>
             </w:tcBorders>
           </w:tcPr>
           <w:p>
@@ -10603,7 +10603,7 @@
                 <w:szCs w:val="20"/>
                 <w:rtl/>
               </w:rPr>
-              <w:t>محتوى مفقود + غياب الإشعار الاستباقي</w:t>
+              <w:t>محتوى مفقود + خلل في المنصة + غياب آلية استرداد ذاتية</w:t>
             </w:r>
           </w:p>
         </w:tc>
@@ -10618,10 +10618,10 @@
               <w:right w:w="108" w:type="dxa"/>
             </w:tcMar>
             <w:tcBorders>
+              <w:right w:val="single" w:sz="4" w:space="0" w:color="CCCCCC"/>
+              <w:top w:val="single" w:sz="4" w:space="0" w:color="CCCCCC"/>
               <w:bottom w:val="single" w:sz="4" w:space="0" w:color="CCCCCC"/>
               <w:left w:val="single" w:sz="4" w:space="0" w:color="CCCCCC"/>
-              <w:right w:val="single" w:sz="4" w:space="0" w:color="CCCCCC"/>
-              <w:top w:val="single" w:sz="4" w:space="0" w:color="CCCCCC"/>
             </w:tcBorders>
           </w:tcPr>
           <w:p>
@@ -10638,7 +10638,7 @@
                 <w:szCs w:val="20"/>
                 <w:rtl/>
               </w:rPr>
-              <w:t>خدمة تصريح السلاح غائبة كلياً عن الدليل والتطبيق، ولا توجد معايير أهلية أو مستندات مطلوبة أو إشعارات بمراحل المراجعة أو جهة اتصال للتصعيد.</w:t>
+              <w:t>تتوفر خدمة استرجاع قيمة المخالفات عبر مراكز الخدمة فقط، ولا يوجد نموذج رقمي لطلب الاسترداد ولا آلية استرداد تلقائي عند فشل إتمام المعاملة في التطبيق أو الموقع.</w:t>
             </w:r>
           </w:p>
         </w:tc>
@@ -10653,10 +10653,10 @@
               <w:right w:w="108" w:type="dxa"/>
             </w:tcMar>
             <w:tcBorders>
+              <w:right w:val="single" w:sz="4" w:space="0" w:color="CCCCCC"/>
+              <w:top w:val="single" w:sz="4" w:space="0" w:color="CCCCCC"/>
               <w:bottom w:val="single" w:sz="4" w:space="0" w:color="CCCCCC"/>
               <w:left w:val="single" w:sz="4" w:space="0" w:color="CCCCCC"/>
-              <w:right w:val="single" w:sz="4" w:space="0" w:color="CCCCCC"/>
-              <w:top w:val="single" w:sz="4" w:space="0" w:color="CCCCCC"/>
             </w:tcBorders>
           </w:tcPr>
           <w:p>
@@ -10673,7 +10673,7 @@
                 <w:szCs w:val="20"/>
                 <w:rtl/>
               </w:rPr>
-              <w:t>🔴 حرجة</w:t>
+              <w:t>🟡 عالية</w:t>
             </w:r>
           </w:p>
         </w:tc>
@@ -10688,10 +10688,10 @@
               <w:right w:w="108" w:type="dxa"/>
             </w:tcMar>
             <w:tcBorders>
+              <w:right w:val="single" w:sz="4" w:space="0" w:color="CCCCCC"/>
+              <w:top w:val="single" w:sz="4" w:space="0" w:color="CCCCCC"/>
               <w:bottom w:val="single" w:sz="4" w:space="0" w:color="CCCCCC"/>
               <w:left w:val="single" w:sz="4" w:space="0" w:color="CCCCCC"/>
-              <w:right w:val="single" w:sz="4" w:space="0" w:color="CCCCCC"/>
-              <w:top w:val="single" w:sz="4" w:space="0" w:color="CCCCCC"/>
             </w:tcBorders>
           </w:tcPr>
           <w:p>
@@ -10708,7 +10708,7 @@
                 <w:szCs w:val="20"/>
                 <w:rtl/>
               </w:rPr>
-              <w:t>3</w:t>
+              <w:t>2</w:t>
             </w:r>
           </w:p>
         </w:tc>
@@ -10723,10 +10723,10 @@
               <w:right w:w="108" w:type="dxa"/>
             </w:tcMar>
             <w:tcBorders>
+              <w:right w:val="single" w:sz="4" w:space="0" w:color="CCCCCC"/>
+              <w:top w:val="single" w:sz="4" w:space="0" w:color="CCCCCC"/>
               <w:bottom w:val="single" w:sz="4" w:space="0" w:color="CCCCCC"/>
               <w:left w:val="single" w:sz="4" w:space="0" w:color="CCCCCC"/>
-              <w:right w:val="single" w:sz="4" w:space="0" w:color="CCCCCC"/>
-              <w:top w:val="single" w:sz="4" w:space="0" w:color="CCCCCC"/>
             </w:tcBorders>
           </w:tcPr>
           <w:p>
@@ -10743,7 +10743,7 @@
                 <w:szCs w:val="20"/>
                 <w:rtl/>
               </w:rPr>
-              <w:t>طلبات تصريح السلاح — غياب تحديثات الحالة والتواصل</w:t>
+              <w:t>أخطاء تقنية في إتمام المعاملات ودفع الرسوم — خصم الرسوم أكثر من مرة أو تعذّر إتمام التسجيل</w:t>
             </w:r>
           </w:p>
         </w:tc>
@@ -10760,10 +10760,10 @@
               <w:right w:w="108" w:type="dxa"/>
             </w:tcMar>
             <w:tcBorders>
+              <w:right w:val="single" w:sz="4" w:space="0" w:color="CCCCCC"/>
               <w:bottom w:val="single" w:sz="4" w:space="0" w:color="CCCCCC"/>
+              <w:top w:val="single" w:sz="4" w:space="0" w:color="CCCCCC"/>
               <w:left w:val="single" w:sz="4" w:space="0" w:color="CCCCCC"/>
-              <w:right w:val="single" w:sz="4" w:space="0" w:color="CCCCCC"/>
-              <w:top w:val="single" w:sz="4" w:space="0" w:color="CCCCCC"/>
             </w:tcBorders>
           </w:tcPr>
           <w:p>
@@ -10780,7 +10780,7 @@
                 <w:szCs w:val="20"/>
                 <w:rtl/>
               </w:rPr>
-              <w:t>إنشاء قناة رقمية لطلبات الاسترداد والنزاع في تطبيق MOI، وإرسال SMS تأكيد تلقائي لكل معاملة دفع، وإضافة سؤال شائع للخصم المزدوج.</w:t>
+              <w:t>تفعيل إشعار SMS/بريد تلقائي لكل مرحلة في معالجة طلب ترخيص السلاح، وأضف الخدمة كاملة في الدليل مع بوابة آمنة عبر UAE Pass لتتبع الطلبات الحساسة.</w:t>
             </w:r>
           </w:p>
         </w:tc>
@@ -10795,9 +10795,9 @@
               <w:right w:w="108" w:type="dxa"/>
             </w:tcMar>
             <w:tcBorders>
+              <w:right w:val="single" w:sz="4" w:space="0" w:color="CCCCCC"/>
               <w:bottom w:val="single" w:sz="4" w:space="0" w:color="CCCCCC"/>
               <w:left w:val="single" w:sz="4" w:space="0" w:color="CCCCCC"/>
-              <w:right w:val="single" w:sz="4" w:space="0" w:color="CCCCCC"/>
               <w:top w:val="single" w:sz="4" w:space="0" w:color="CCCCCC"/>
             </w:tcBorders>
           </w:tcPr>
@@ -10815,7 +10815,7 @@
                 <w:szCs w:val="20"/>
                 <w:rtl/>
               </w:rPr>
-              <w:t>خلل في المنصة + غياب قناة استرداد رقمية</w:t>
+              <w:t>محتوى مفقود بالكامل + غياب الإشعار الاستباقي</w:t>
             </w:r>
           </w:p>
         </w:tc>
@@ -10830,9 +10830,9 @@
               <w:right w:w="108" w:type="dxa"/>
             </w:tcMar>
             <w:tcBorders>
+              <w:right w:val="single" w:sz="4" w:space="0" w:color="CCCCCC"/>
               <w:bottom w:val="single" w:sz="4" w:space="0" w:color="CCCCCC"/>
               <w:left w:val="single" w:sz="4" w:space="0" w:color="CCCCCC"/>
-              <w:right w:val="single" w:sz="4" w:space="0" w:color="CCCCCC"/>
               <w:top w:val="single" w:sz="4" w:space="0" w:color="CCCCCC"/>
             </w:tcBorders>
           </w:tcPr>
@@ -10850,7 +10850,7 @@
                 <w:szCs w:val="20"/>
                 <w:rtl/>
               </w:rPr>
-              <w:t>خدمة استرجاع المخالفات المدفوعة متاحة عبر مراكز الخدمة فقط (07:30–15:30)، ولا توجد قناة رقمية في التطبيق لتقديم نزاع الخصم المزدوج أو طلب الاسترداد.</w:t>
+              <w:t>لا توجد خدمة ترخيص أسلحة مذكورة في الدليل الإجرائي، ولا أي محتوى يتعلق بشروط الأهلية أو مدد المعالجة أو آليات الإشعار في التطبيق أو الموقع.</w:t>
             </w:r>
           </w:p>
         </w:tc>
@@ -10865,9 +10865,9 @@
               <w:right w:w="108" w:type="dxa"/>
             </w:tcMar>
             <w:tcBorders>
+              <w:right w:val="single" w:sz="4" w:space="0" w:color="CCCCCC"/>
               <w:bottom w:val="single" w:sz="4" w:space="0" w:color="CCCCCC"/>
               <w:left w:val="single" w:sz="4" w:space="0" w:color="CCCCCC"/>
-              <w:right w:val="single" w:sz="4" w:space="0" w:color="CCCCCC"/>
               <w:top w:val="single" w:sz="4" w:space="0" w:color="CCCCCC"/>
             </w:tcBorders>
           </w:tcPr>
@@ -10900,9 +10900,9 @@
               <w:right w:w="108" w:type="dxa"/>
             </w:tcMar>
             <w:tcBorders>
+              <w:right w:val="single" w:sz="4" w:space="0" w:color="CCCCCC"/>
               <w:bottom w:val="single" w:sz="4" w:space="0" w:color="CCCCCC"/>
               <w:left w:val="single" w:sz="4" w:space="0" w:color="CCCCCC"/>
-              <w:right w:val="single" w:sz="4" w:space="0" w:color="CCCCCC"/>
               <w:top w:val="single" w:sz="4" w:space="0" w:color="CCCCCC"/>
             </w:tcBorders>
           </w:tcPr>
@@ -10920,7 +10920,7 @@
                 <w:szCs w:val="20"/>
                 <w:rtl/>
               </w:rPr>
-              <w:t>2</w:t>
+              <w:t>1</w:t>
             </w:r>
           </w:p>
         </w:tc>
@@ -10935,9 +10935,9 @@
               <w:right w:w="108" w:type="dxa"/>
             </w:tcMar>
             <w:tcBorders>
+              <w:right w:val="single" w:sz="4" w:space="0" w:color="CCCCCC"/>
               <w:bottom w:val="single" w:sz="4" w:space="0" w:color="CCCCCC"/>
               <w:left w:val="single" w:sz="4" w:space="0" w:color="CCCCCC"/>
-              <w:right w:val="single" w:sz="4" w:space="0" w:color="CCCCCC"/>
               <w:top w:val="single" w:sz="4" w:space="0" w:color="CCCCCC"/>
             </w:tcBorders>
           </w:tcPr>
@@ -10955,219 +10955,7 @@
                 <w:szCs w:val="20"/>
                 <w:rtl/>
               </w:rPr>
-              <w:t>أخطاء تقنية في النظام — خصم مزدوج وحجب تسجيل غير مبرر</w:t>
-            </w:r>
-          </w:p>
-        </w:tc>
-      </w:tr>
-      <w:tr>
-        <w:tc>
-          <w:tcPr>
-            <w:tcW w:type="dxa" w:w="1560"/>
-            <w:shd w:val="clear" w:color="auto" w:fill="D9D9D9"/>
-            <w:tcMar>
-              <w:top w:w="60" w:type="dxa"/>
-              <w:bottom w:w="60" w:type="dxa"/>
-              <w:left w:w="108" w:type="dxa"/>
-              <w:right w:w="108" w:type="dxa"/>
-            </w:tcMar>
-            <w:tcBorders>
-              <w:bottom w:val="single" w:sz="4" w:space="0" w:color="CCCCCC"/>
-              <w:left w:val="single" w:sz="4" w:space="0" w:color="CCCCCC"/>
-              <w:right w:val="single" w:sz="4" w:space="0" w:color="CCCCCC"/>
-              <w:top w:val="single" w:sz="4" w:space="0" w:color="CCCCCC"/>
-            </w:tcBorders>
-          </w:tcPr>
-          <w:p>
-            <w:pPr>
-              <w:bidi w:val="1"/>
-              <w:spacing w:before="60" w:after="60"/>
-            </w:pPr>
-            <w:r>
-              <w:rPr>
-                <w:rFonts w:ascii="Dubai" w:hAnsi="Dubai" w:eastAsia="Dubai" w:cs="Dubai"/>
-                <w:b w:val="0"/>
-                <w:color w:val="000000"/>
-                <w:sz w:val="20"/>
-                <w:szCs w:val="20"/>
-                <w:rtl/>
-              </w:rPr>
-              <w:t>إضافة أدلة مرئية بلقطات شاشة لعمليات الدفع الشائعة، وشاشات تأكيد بملخص كامل قبل الإرسال، وسؤال شائع لتصحيح الاختيار الخاطئ.</w:t>
-            </w:r>
-          </w:p>
-        </w:tc>
-        <w:tc>
-          <w:tcPr>
-            <w:tcW w:type="dxa" w:w="1560"/>
-            <w:shd w:val="clear" w:color="auto" w:fill="D9D9D9"/>
-            <w:tcMar>
-              <w:top w:w="60" w:type="dxa"/>
-              <w:bottom w:w="60" w:type="dxa"/>
-              <w:left w:w="108" w:type="dxa"/>
-              <w:right w:w="108" w:type="dxa"/>
-            </w:tcMar>
-            <w:tcBorders>
-              <w:bottom w:val="single" w:sz="4" w:space="0" w:color="CCCCCC"/>
-              <w:left w:val="single" w:sz="4" w:space="0" w:color="CCCCCC"/>
-              <w:right w:val="single" w:sz="4" w:space="0" w:color="CCCCCC"/>
-              <w:top w:val="single" w:sz="4" w:space="0" w:color="CCCCCC"/>
-            </w:tcBorders>
-          </w:tcPr>
-          <w:p>
-            <w:pPr>
-              <w:bidi w:val="1"/>
-              <w:spacing w:before="60" w:after="60"/>
-            </w:pPr>
-            <w:r>
-              <w:rPr>
-                <w:rFonts w:ascii="Dubai" w:hAnsi="Dubai" w:eastAsia="Dubai" w:cs="Dubai"/>
-                <w:b w:val="0"/>
-                <w:color w:val="000000"/>
-                <w:sz w:val="20"/>
-                <w:szCs w:val="20"/>
-                <w:rtl/>
-              </w:rPr>
-              <w:t>معلومات مفقودة + غياب إرشادات واجهة المستخدم</w:t>
-            </w:r>
-          </w:p>
-        </w:tc>
-        <w:tc>
-          <w:tcPr>
-            <w:tcW w:type="dxa" w:w="1560"/>
-            <w:shd w:val="clear" w:color="auto" w:fill="D9D9D9"/>
-            <w:tcMar>
-              <w:top w:w="60" w:type="dxa"/>
-              <w:bottom w:w="60" w:type="dxa"/>
-              <w:left w:w="108" w:type="dxa"/>
-              <w:right w:w="108" w:type="dxa"/>
-            </w:tcMar>
-            <w:tcBorders>
-              <w:bottom w:val="single" w:sz="4" w:space="0" w:color="CCCCCC"/>
-              <w:left w:val="single" w:sz="4" w:space="0" w:color="CCCCCC"/>
-              <w:right w:val="single" w:sz="4" w:space="0" w:color="CCCCCC"/>
-              <w:top w:val="single" w:sz="4" w:space="0" w:color="CCCCCC"/>
-            </w:tcBorders>
-          </w:tcPr>
-          <w:p>
-            <w:pPr>
-              <w:bidi w:val="1"/>
-              <w:spacing w:before="60" w:after="60"/>
-            </w:pPr>
-            <w:r>
-              <w:rPr>
-                <w:rFonts w:ascii="Dubai" w:hAnsi="Dubai" w:eastAsia="Dubai" w:cs="Dubai"/>
-                <w:b w:val="0"/>
-                <w:color w:val="000000"/>
-                <w:sz w:val="20"/>
-                <w:szCs w:val="20"/>
-                <w:rtl/>
-              </w:rPr>
-              <w:t>لا توجد إرشادات مرئية أو شاشات تأكيد واضحة في مسار الدفع، مما يؤدي إلى اختيار نوع لوحة أو خدمة خاطئة دون إمكانية التصحيح الفوري.</w:t>
-            </w:r>
-          </w:p>
-        </w:tc>
-        <w:tc>
-          <w:tcPr>
-            <w:tcW w:type="dxa" w:w="1560"/>
-            <w:shd w:val="clear" w:color="auto" w:fill="D9D9D9"/>
-            <w:tcMar>
-              <w:top w:w="60" w:type="dxa"/>
-              <w:bottom w:w="60" w:type="dxa"/>
-              <w:left w:w="108" w:type="dxa"/>
-              <w:right w:w="108" w:type="dxa"/>
-            </w:tcMar>
-            <w:tcBorders>
-              <w:bottom w:val="single" w:sz="4" w:space="0" w:color="CCCCCC"/>
-              <w:left w:val="single" w:sz="4" w:space="0" w:color="CCCCCC"/>
-              <w:right w:val="single" w:sz="4" w:space="0" w:color="CCCCCC"/>
-              <w:top w:val="single" w:sz="4" w:space="0" w:color="CCCCCC"/>
-            </w:tcBorders>
-          </w:tcPr>
-          <w:p>
-            <w:pPr>
-              <w:bidi w:val="1"/>
-              <w:spacing w:before="60" w:after="60"/>
-            </w:pPr>
-            <w:r>
-              <w:rPr>
-                <w:rFonts w:ascii="Dubai" w:hAnsi="Dubai" w:eastAsia="Dubai" w:cs="Dubai"/>
-                <w:b w:val="0"/>
-                <w:color w:val="000000"/>
-                <w:sz w:val="20"/>
-                <w:szCs w:val="20"/>
-                <w:rtl/>
-              </w:rPr>
-              <w:t>🟡 عالية</w:t>
-            </w:r>
-          </w:p>
-        </w:tc>
-        <w:tc>
-          <w:tcPr>
-            <w:tcW w:type="dxa" w:w="1560"/>
-            <w:shd w:val="clear" w:color="auto" w:fill="D9D9D9"/>
-            <w:tcMar>
-              <w:top w:w="60" w:type="dxa"/>
-              <w:bottom w:w="60" w:type="dxa"/>
-              <w:left w:w="108" w:type="dxa"/>
-              <w:right w:w="108" w:type="dxa"/>
-            </w:tcMar>
-            <w:tcBorders>
-              <w:bottom w:val="single" w:sz="4" w:space="0" w:color="CCCCCC"/>
-              <w:left w:val="single" w:sz="4" w:space="0" w:color="CCCCCC"/>
-              <w:right w:val="single" w:sz="4" w:space="0" w:color="CCCCCC"/>
-              <w:top w:val="single" w:sz="4" w:space="0" w:color="CCCCCC"/>
-            </w:tcBorders>
-          </w:tcPr>
-          <w:p>
-            <w:pPr>
-              <w:bidi w:val="1"/>
-              <w:spacing w:before="60" w:after="60"/>
-            </w:pPr>
-            <w:r>
-              <w:rPr>
-                <w:rFonts w:ascii="Dubai" w:hAnsi="Dubai" w:eastAsia="Dubai" w:cs="Dubai"/>
-                <w:b w:val="0"/>
-                <w:color w:val="000000"/>
-                <w:sz w:val="20"/>
-                <w:szCs w:val="20"/>
-                <w:rtl/>
-              </w:rPr>
-              <w:t>2</w:t>
-            </w:r>
-          </w:p>
-        </w:tc>
-        <w:tc>
-          <w:tcPr>
-            <w:tcW w:type="dxa" w:w="1560"/>
-            <w:shd w:val="clear" w:color="auto" w:fill="D9D9D9"/>
-            <w:tcMar>
-              <w:top w:w="60" w:type="dxa"/>
-              <w:bottom w:w="60" w:type="dxa"/>
-              <w:left w:w="108" w:type="dxa"/>
-              <w:right w:w="108" w:type="dxa"/>
-            </w:tcMar>
-            <w:tcBorders>
-              <w:bottom w:val="single" w:sz="4" w:space="0" w:color="CCCCCC"/>
-              <w:left w:val="single" w:sz="4" w:space="0" w:color="CCCCCC"/>
-              <w:right w:val="single" w:sz="4" w:space="0" w:color="CCCCCC"/>
-              <w:top w:val="single" w:sz="4" w:space="0" w:color="CCCCCC"/>
-            </w:tcBorders>
-          </w:tcPr>
-          <w:p>
-            <w:pPr>
-              <w:bidi w:val="1"/>
-              <w:spacing w:before="60" w:after="60"/>
-            </w:pPr>
-            <w:r>
-              <w:rPr>
-                <w:rFonts w:ascii="Dubai" w:hAnsi="Dubai" w:eastAsia="Dubai" w:cs="Dubai"/>
-                <w:b w:val="0"/>
-                <w:color w:val="000000"/>
-                <w:sz w:val="20"/>
-                <w:szCs w:val="20"/>
-                <w:rtl/>
-              </w:rPr>
-              <w:t>أخطاء في إجراءات الدفع — عدم وضوح واجهة التطبيق يؤدي إلى اختيارات خاطئة</w:t>
+              <w:t>تأخر البت في طلبات تراخيص الأسلحة — لا يتلقى المتعامل أي إشعار بحالة الطلب</w:t>
             </w:r>
           </w:p>
         </w:tc>
@@ -11219,10 +11007,10 @@
               <w:right w:w="108" w:type="dxa"/>
             </w:tcMar>
             <w:tcBorders>
+              <w:right w:val="single" w:sz="4" w:space="0" w:color="CCCCCC"/>
+              <w:top w:val="single" w:sz="4" w:space="0" w:color="CCCCCC"/>
               <w:bottom w:val="single" w:sz="4" w:space="0" w:color="CCCCCC"/>
               <w:left w:val="single" w:sz="4" w:space="0" w:color="CCCCCC"/>
-              <w:right w:val="single" w:sz="4" w:space="0" w:color="CCCCCC"/>
-              <w:top w:val="single" w:sz="4" w:space="0" w:color="CCCCCC"/>
             </w:tcBorders>
           </w:tcPr>
           <w:p>
@@ -11254,10 +11042,10 @@
               <w:right w:w="108" w:type="dxa"/>
             </w:tcMar>
             <w:tcBorders>
+              <w:right w:val="single" w:sz="4" w:space="0" w:color="CCCCCC"/>
+              <w:top w:val="single" w:sz="4" w:space="0" w:color="CCCCCC"/>
               <w:bottom w:val="single" w:sz="4" w:space="0" w:color="CCCCCC"/>
               <w:left w:val="single" w:sz="4" w:space="0" w:color="CCCCCC"/>
-              <w:right w:val="single" w:sz="4" w:space="0" w:color="CCCCCC"/>
-              <w:top w:val="single" w:sz="4" w:space="0" w:color="CCCCCC"/>
             </w:tcBorders>
           </w:tcPr>
           <w:p>
@@ -11289,10 +11077,10 @@
               <w:right w:w="108" w:type="dxa"/>
             </w:tcMar>
             <w:tcBorders>
+              <w:right w:val="single" w:sz="4" w:space="0" w:color="CCCCCC"/>
+              <w:top w:val="single" w:sz="4" w:space="0" w:color="CCCCCC"/>
               <w:bottom w:val="single" w:sz="4" w:space="0" w:color="CCCCCC"/>
               <w:left w:val="single" w:sz="4" w:space="0" w:color="CCCCCC"/>
-              <w:right w:val="single" w:sz="4" w:space="0" w:color="CCCCCC"/>
-              <w:top w:val="single" w:sz="4" w:space="0" w:color="CCCCCC"/>
             </w:tcBorders>
           </w:tcPr>
           <w:p>
@@ -11324,10 +11112,10 @@
               <w:right w:w="108" w:type="dxa"/>
             </w:tcMar>
             <w:tcBorders>
+              <w:right w:val="single" w:sz="4" w:space="0" w:color="CCCCCC"/>
+              <w:top w:val="single" w:sz="4" w:space="0" w:color="CCCCCC"/>
               <w:bottom w:val="single" w:sz="4" w:space="0" w:color="CCCCCC"/>
               <w:left w:val="single" w:sz="4" w:space="0" w:color="CCCCCC"/>
-              <w:right w:val="single" w:sz="4" w:space="0" w:color="CCCCCC"/>
-              <w:top w:val="single" w:sz="4" w:space="0" w:color="CCCCCC"/>
             </w:tcBorders>
           </w:tcPr>
           <w:p>
@@ -11361,10 +11149,10 @@
               <w:right w:w="108" w:type="dxa"/>
             </w:tcMar>
             <w:tcBorders>
+              <w:right w:val="single" w:sz="4" w:space="0" w:color="CCCCCC"/>
+              <w:top w:val="single" w:sz="4" w:space="0" w:color="CCCCCC"/>
               <w:bottom w:val="single" w:sz="4" w:space="0" w:color="CCCCCC"/>
               <w:left w:val="single" w:sz="4" w:space="0" w:color="CCCCCC"/>
-              <w:right w:val="single" w:sz="4" w:space="0" w:color="CCCCCC"/>
-              <w:top w:val="single" w:sz="4" w:space="0" w:color="CCCCCC"/>
             </w:tcBorders>
           </w:tcPr>
           <w:p>
@@ -11381,7 +11169,7 @@
                 <w:szCs w:val="20"/>
                 <w:rtl/>
               </w:rPr>
-              <w:t>إنشاء نموذج إبلاغ رقمي في التطبيق لتقديم شكاوى المخالفات المشكوك فيها مع رفع المستندات الإثباتية وتحديد مدة معالجة واضحة.</w:t>
+              <w:t>طوّر نظاماً داخلياً للكشف التلقائي عن عدم تطابق اللوحات قبل إصدار إشعارات المخالفات، وأنشئ قناة رقمية لتقديم الاعتراض مع إرفاق الأدلة الصورية.</w:t>
             </w:r>
           </w:p>
         </w:tc>
@@ -11396,10 +11184,10 @@
               <w:right w:w="108" w:type="dxa"/>
             </w:tcMar>
             <w:tcBorders>
+              <w:right w:val="single" w:sz="4" w:space="0" w:color="CCCCCC"/>
+              <w:top w:val="single" w:sz="4" w:space="0" w:color="CCCCCC"/>
               <w:bottom w:val="single" w:sz="4" w:space="0" w:color="CCCCCC"/>
               <w:left w:val="single" w:sz="4" w:space="0" w:color="CCCCCC"/>
-              <w:right w:val="single" w:sz="4" w:space="0" w:color="CCCCCC"/>
-              <w:top w:val="single" w:sz="4" w:space="0" w:color="CCCCCC"/>
             </w:tcBorders>
           </w:tcPr>
           <w:p>
@@ -11416,7 +11204,7 @@
                 <w:szCs w:val="20"/>
                 <w:rtl/>
               </w:rPr>
-              <w:t>13 حالة — صورة المركبة في إشعار المخالفة تُظهر مركبة مختلفة أو لوحة غير صحيحة، أو تسجيل مخالفة على متعامل لم يكن في الفجيرة</w:t>
+              <w:t>11 حالة — صورة المركبة في إشعار المخالفة تُظهر مركبة مختلفة أو لوحة غير مطابقة، مما يضطر المتعامل للتواصل يدوياً لتصحيح الخطأ</w:t>
             </w:r>
           </w:p>
         </w:tc>
@@ -11431,10 +11219,10 @@
               <w:right w:w="108" w:type="dxa"/>
             </w:tcMar>
             <w:tcBorders>
+              <w:right w:val="single" w:sz="4" w:space="0" w:color="CCCCCC"/>
+              <w:top w:val="single" w:sz="4" w:space="0" w:color="CCCCCC"/>
               <w:bottom w:val="single" w:sz="4" w:space="0" w:color="CCCCCC"/>
               <w:left w:val="single" w:sz="4" w:space="0" w:color="CCCCCC"/>
-              <w:right w:val="single" w:sz="4" w:space="0" w:color="CCCCCC"/>
-              <w:top w:val="single" w:sz="4" w:space="0" w:color="CCCCCC"/>
             </w:tcBorders>
           </w:tcPr>
           <w:p>
@@ -11466,10 +11254,10 @@
               <w:right w:w="108" w:type="dxa"/>
             </w:tcMar>
             <w:tcBorders>
+              <w:right w:val="single" w:sz="4" w:space="0" w:color="CCCCCC"/>
+              <w:top w:val="single" w:sz="4" w:space="0" w:color="CCCCCC"/>
               <w:bottom w:val="single" w:sz="4" w:space="0" w:color="CCCCCC"/>
               <w:left w:val="single" w:sz="4" w:space="0" w:color="CCCCCC"/>
-              <w:right w:val="single" w:sz="4" w:space="0" w:color="CCCCCC"/>
-              <w:top w:val="single" w:sz="4" w:space="0" w:color="CCCCCC"/>
             </w:tcBorders>
           </w:tcPr>
           <w:p>
@@ -11503,10 +11291,10 @@
               <w:right w:w="108" w:type="dxa"/>
             </w:tcMar>
             <w:tcBorders>
+              <w:right w:val="single" w:sz="4" w:space="0" w:color="CCCCCC"/>
+              <w:top w:val="single" w:sz="4" w:space="0" w:color="CCCCCC"/>
               <w:bottom w:val="single" w:sz="4" w:space="0" w:color="CCCCCC"/>
               <w:left w:val="single" w:sz="4" w:space="0" w:color="CCCCCC"/>
-              <w:right w:val="single" w:sz="4" w:space="0" w:color="CCCCCC"/>
-              <w:top w:val="single" w:sz="4" w:space="0" w:color="CCCCCC"/>
             </w:tcBorders>
           </w:tcPr>
           <w:p>
@@ -11523,7 +11311,7 @@
                 <w:szCs w:val="20"/>
                 <w:rtl/>
               </w:rPr>
-              <w:t>تفعيل إشعارات SMS/بريد إلكتروني تلقائية عند كل تغيّر في حالة الطلب من تقديم حتى الاستلام النهائي.</w:t>
+              <w:t>فعّل إشعارات SMS/بريد إلكتروني تلقائية برابط تتبع فور إرسال الوثائق، وأضف استعلاماً ذاتياً عن التوصيل داخل التطبيق.</w:t>
             </w:r>
           </w:p>
         </w:tc>
@@ -11538,10 +11326,10 @@
               <w:right w:w="108" w:type="dxa"/>
             </w:tcMar>
             <w:tcBorders>
+              <w:right w:val="single" w:sz="4" w:space="0" w:color="CCCCCC"/>
+              <w:top w:val="single" w:sz="4" w:space="0" w:color="CCCCCC"/>
               <w:bottom w:val="single" w:sz="4" w:space="0" w:color="CCCCCC"/>
               <w:left w:val="single" w:sz="4" w:space="0" w:color="CCCCCC"/>
-              <w:right w:val="single" w:sz="4" w:space="0" w:color="CCCCCC"/>
-              <w:top w:val="single" w:sz="4" w:space="0" w:color="CCCCCC"/>
             </w:tcBorders>
           </w:tcPr>
           <w:p>
@@ -11558,7 +11346,7 @@
                 <w:szCs w:val="20"/>
                 <w:rtl/>
               </w:rPr>
-              <w:t>11 حالة — عدم وضوح حالة طلب تجديد الرخصة أو تسجيل المركبة المقدم مسبقاً دون أي إشعار بالتحديث</w:t>
+              <w:t>8 حالة — لا يتلقى المتعامل إشعاراً أو رابط تتبع عند إرسال الملكية أو الرخصة عبر بريد الإمارات، فيتصل بالدعم لمعرفة الحالة</w:t>
             </w:r>
           </w:p>
         </w:tc>
@@ -11573,10 +11361,10 @@
               <w:right w:w="108" w:type="dxa"/>
             </w:tcMar>
             <w:tcBorders>
+              <w:right w:val="single" w:sz="4" w:space="0" w:color="CCCCCC"/>
+              <w:top w:val="single" w:sz="4" w:space="0" w:color="CCCCCC"/>
               <w:bottom w:val="single" w:sz="4" w:space="0" w:color="CCCCCC"/>
               <w:left w:val="single" w:sz="4" w:space="0" w:color="CCCCCC"/>
-              <w:right w:val="single" w:sz="4" w:space="0" w:color="CCCCCC"/>
-              <w:top w:val="single" w:sz="4" w:space="0" w:color="CCCCCC"/>
             </w:tcBorders>
           </w:tcPr>
           <w:p>
@@ -11608,10 +11396,10 @@
               <w:right w:w="108" w:type="dxa"/>
             </w:tcMar>
             <w:tcBorders>
+              <w:right w:val="single" w:sz="4" w:space="0" w:color="CCCCCC"/>
+              <w:top w:val="single" w:sz="4" w:space="0" w:color="CCCCCC"/>
               <w:bottom w:val="single" w:sz="4" w:space="0" w:color="CCCCCC"/>
               <w:left w:val="single" w:sz="4" w:space="0" w:color="CCCCCC"/>
-              <w:right w:val="single" w:sz="4" w:space="0" w:color="CCCCCC"/>
-              <w:top w:val="single" w:sz="4" w:space="0" w:color="CCCCCC"/>
             </w:tcBorders>
           </w:tcPr>
           <w:p>
@@ -11645,10 +11433,10 @@
               <w:right w:w="108" w:type="dxa"/>
             </w:tcMar>
             <w:tcBorders>
+              <w:right w:val="single" w:sz="4" w:space="0" w:color="CCCCCC"/>
+              <w:top w:val="single" w:sz="4" w:space="0" w:color="CCCCCC"/>
               <w:bottom w:val="single" w:sz="4" w:space="0" w:color="CCCCCC"/>
               <w:left w:val="single" w:sz="4" w:space="0" w:color="CCCCCC"/>
-              <w:right w:val="single" w:sz="4" w:space="0" w:color="CCCCCC"/>
-              <w:top w:val="single" w:sz="4" w:space="0" w:color="CCCCCC"/>
             </w:tcBorders>
           </w:tcPr>
           <w:p>
@@ -11665,7 +11453,7 @@
                 <w:szCs w:val="20"/>
                 <w:rtl/>
               </w:rPr>
-              <w:t>إطلاق مسار رقمي متكامل للاعتراض على المخالفات عبر تطبيق MOI مع تتبع الحالة وقائمة المستندات المطلوبة.</w:t>
+              <w:t>عالج الفجوات الوظيفية في التطبيق وحدّث الدليل بتوضيح ما يمكن تعديله إلكترونياً مع دليل خطوة بخطوة ولقطات شاشة توضيحية.</w:t>
             </w:r>
           </w:p>
         </w:tc>
@@ -11680,10 +11468,10 @@
               <w:right w:w="108" w:type="dxa"/>
             </w:tcMar>
             <w:tcBorders>
+              <w:right w:val="single" w:sz="4" w:space="0" w:color="CCCCCC"/>
+              <w:top w:val="single" w:sz="4" w:space="0" w:color="CCCCCC"/>
               <w:bottom w:val="single" w:sz="4" w:space="0" w:color="CCCCCC"/>
               <w:left w:val="single" w:sz="4" w:space="0" w:color="CCCCCC"/>
-              <w:right w:val="single" w:sz="4" w:space="0" w:color="CCCCCC"/>
-              <w:top w:val="single" w:sz="4" w:space="0" w:color="CCCCCC"/>
             </w:tcBorders>
           </w:tcPr>
           <w:p>
@@ -11700,7 +11488,7 @@
                 <w:szCs w:val="20"/>
                 <w:rtl/>
               </w:rPr>
-              <w:t>8 حالة — المتعامل يعترض على صحة المخالفة ولا يوجد قناة رقمية واضحة لتقديم الاعتراض الرسمي</w:t>
+              <w:t>6 حالة — لا تتيح المنظومة تحديث رقم الهاتف أو بيانات الهوية أو صورة الرخصة ذاتياً، فيضطر المتعامل للتواصل مع الدعم لإتمام التحديث</w:t>
             </w:r>
           </w:p>
         </w:tc>
@@ -11715,10 +11503,10 @@
               <w:right w:w="108" w:type="dxa"/>
             </w:tcMar>
             <w:tcBorders>
+              <w:right w:val="single" w:sz="4" w:space="0" w:color="CCCCCC"/>
+              <w:top w:val="single" w:sz="4" w:space="0" w:color="CCCCCC"/>
               <w:bottom w:val="single" w:sz="4" w:space="0" w:color="CCCCCC"/>
               <w:left w:val="single" w:sz="4" w:space="0" w:color="CCCCCC"/>
-              <w:right w:val="single" w:sz="4" w:space="0" w:color="CCCCCC"/>
-              <w:top w:val="single" w:sz="4" w:space="0" w:color="CCCCCC"/>
             </w:tcBorders>
           </w:tcPr>
           <w:p>
@@ -11735,7 +11523,7 @@
                 <w:szCs w:val="20"/>
                 <w:rtl/>
               </w:rPr>
-              <w:t>غياب مسار رقمي مخصص</w:t>
+              <w:t>ضعف التوعية بالقنوات الرقمية المتاحة</w:t>
             </w:r>
           </w:p>
         </w:tc>
@@ -11750,10 +11538,10 @@
               <w:right w:w="108" w:type="dxa"/>
             </w:tcMar>
             <w:tcBorders>
+              <w:right w:val="single" w:sz="4" w:space="0" w:color="CCCCCC"/>
+              <w:top w:val="single" w:sz="4" w:space="0" w:color="CCCCCC"/>
               <w:bottom w:val="single" w:sz="4" w:space="0" w:color="CCCCCC"/>
               <w:left w:val="single" w:sz="4" w:space="0" w:color="CCCCCC"/>
-              <w:right w:val="single" w:sz="4" w:space="0" w:color="CCCCCC"/>
-              <w:top w:val="single" w:sz="4" w:space="0" w:color="CCCCCC"/>
             </w:tcBorders>
           </w:tcPr>
           <w:p>
@@ -11787,10 +11575,10 @@
               <w:right w:w="108" w:type="dxa"/>
             </w:tcMar>
             <w:tcBorders>
+              <w:right w:val="single" w:sz="4" w:space="0" w:color="CCCCCC"/>
               <w:bottom w:val="single" w:sz="4" w:space="0" w:color="CCCCCC"/>
+              <w:top w:val="single" w:sz="4" w:space="0" w:color="CCCCCC"/>
               <w:left w:val="single" w:sz="4" w:space="0" w:color="CCCCCC"/>
-              <w:right w:val="single" w:sz="4" w:space="0" w:color="CCCCCC"/>
-              <w:top w:val="single" w:sz="4" w:space="0" w:color="CCCCCC"/>
             </w:tcBorders>
           </w:tcPr>
           <w:p>
@@ -11807,7 +11595,7 @@
                 <w:szCs w:val="20"/>
                 <w:rtl/>
               </w:rPr>
-              <w:t>نشر دليل مرئي خطوة بخطوة لتحديث البيانات الذاتية داخل التطبيق، وإضافة أسئلة شائعة موجّهة بنقاط الدخول الرئيسية.</w:t>
+              <w:t>أنشئ مساراً رقمياً للاعتراض وانشر محتوى توعوياً واضحاً عن حدود السرعة وهامش التسامح في التطبيق والموقع.</w:t>
             </w:r>
           </w:p>
         </w:tc>
@@ -11822,9 +11610,9 @@
               <w:right w:w="108" w:type="dxa"/>
             </w:tcMar>
             <w:tcBorders>
+              <w:right w:val="single" w:sz="4" w:space="0" w:color="CCCCCC"/>
               <w:bottom w:val="single" w:sz="4" w:space="0" w:color="CCCCCC"/>
               <w:left w:val="single" w:sz="4" w:space="0" w:color="CCCCCC"/>
-              <w:right w:val="single" w:sz="4" w:space="0" w:color="CCCCCC"/>
               <w:top w:val="single" w:sz="4" w:space="0" w:color="CCCCCC"/>
             </w:tcBorders>
           </w:tcPr>
@@ -11842,7 +11630,7 @@
                 <w:szCs w:val="20"/>
                 <w:rtl/>
               </w:rPr>
-              <w:t>5 حالة — عدم قدرة المتعامل على تحديث بياناته الشخصية (رقم الهاتف، الهوية، الصورة) ذاتياً ويضطر للتواصل مع الدعم</w:t>
+              <w:t>4 حالة — يعترض المتعامل على مخالفات مرورية بسبب عدم وضوح الحد المسموح به أو اعتقاده بوجود هامش تسامح مختلف، مما يولّد حالات اعتراض متكررة</w:t>
             </w:r>
           </w:p>
         </w:tc>
@@ -11857,9 +11645,9 @@
               <w:right w:w="108" w:type="dxa"/>
             </w:tcMar>
             <w:tcBorders>
+              <w:right w:val="single" w:sz="4" w:space="0" w:color="CCCCCC"/>
               <w:bottom w:val="single" w:sz="4" w:space="0" w:color="CCCCCC"/>
               <w:left w:val="single" w:sz="4" w:space="0" w:color="CCCCCC"/>
-              <w:right w:val="single" w:sz="4" w:space="0" w:color="CCCCCC"/>
               <w:top w:val="single" w:sz="4" w:space="0" w:color="CCCCCC"/>
             </w:tcBorders>
           </w:tcPr>
@@ -11877,7 +11665,7 @@
                 <w:szCs w:val="20"/>
                 <w:rtl/>
               </w:rPr>
-              <w:t>ضعف التوعية بالقنوات الرقمية المتاحة</w:t>
+              <w:t>غياب مسار رقمي مخصص</w:t>
             </w:r>
           </w:p>
         </w:tc>
@@ -11892,9 +11680,9 @@
               <w:right w:w="108" w:type="dxa"/>
             </w:tcMar>
             <w:tcBorders>
+              <w:right w:val="single" w:sz="4" w:space="0" w:color="CCCCCC"/>
               <w:bottom w:val="single" w:sz="4" w:space="0" w:color="CCCCCC"/>
               <w:left w:val="single" w:sz="4" w:space="0" w:color="CCCCCC"/>
-              <w:right w:val="single" w:sz="4" w:space="0" w:color="CCCCCC"/>
               <w:top w:val="single" w:sz="4" w:space="0" w:color="CCCCCC"/>
             </w:tcBorders>
           </w:tcPr>
@@ -11956,7 +11744,7 @@
           <w:u w:val="none"/>
           <w:rtl/>
         </w:rPr>
-        <w:t>يستعرض هذا القسم سبعة أسئلة شائعة ذات أولوية، مستخرجة من الأنماط الأكثر تكراراً في البيانات النصية للفترة الممتدة من يناير إلى ديسمبر 2025، إلى جانب مسار إشعارات استباقية مقترح لتحسين تجربة المتعاملين. تشير البيانات إلى أن ما لا يقل عن 4 حالات تمثّل ما نسبته 8.0% من إجمالي الحالات، يمكن تفاديها بالكامل من خلال تفعيل منظومة إشعارات تلقائية بسيطة دون الحاجة إلى أي تغيير هيكلي.</w:t>
+        <w:t>يستعرض هذا القسم سبعة أسئلة شائعة ذات أولوية، مستخرجة من الأنماط الأكثر تكراراً في البيانات النصية للفترة من يناير إلى ديسمبر 2025، إلى جانب مسار إشعارات استباقية مقترح لتحسين تجربة المتعامل. وتشير البيانات إلى إمكانية تجنّب ما لا يقل عن 12 حالة تواصل تمثّل 24.0% من إجمالي الحالات البالغة 50 حالة، وذلك بتطبيق منظومة إشعارات آلية بسيطة دون الحاجة إلى أي تغيير هيكلي.</w:t>
       </w:r>
     </w:p>
     <w:p>
@@ -12024,10 +11812,10 @@
               <w:right w:w="108" w:type="dxa"/>
             </w:tcMar>
             <w:tcBorders>
+              <w:right w:val="single" w:sz="4" w:space="0" w:color="CCCCCC"/>
+              <w:top w:val="single" w:sz="4" w:space="0" w:color="CCCCCC"/>
               <w:bottom w:val="single" w:sz="4" w:space="0" w:color="CCCCCC"/>
               <w:left w:val="single" w:sz="4" w:space="0" w:color="CCCCCC"/>
-              <w:right w:val="single" w:sz="4" w:space="0" w:color="CCCCCC"/>
-              <w:top w:val="single" w:sz="4" w:space="0" w:color="CCCCCC"/>
             </w:tcBorders>
           </w:tcPr>
           <w:p>
@@ -12059,10 +11847,10 @@
               <w:right w:w="108" w:type="dxa"/>
             </w:tcMar>
             <w:tcBorders>
+              <w:right w:val="single" w:sz="4" w:space="0" w:color="CCCCCC"/>
+              <w:top w:val="single" w:sz="4" w:space="0" w:color="CCCCCC"/>
               <w:bottom w:val="single" w:sz="4" w:space="0" w:color="CCCCCC"/>
               <w:left w:val="single" w:sz="4" w:space="0" w:color="CCCCCC"/>
-              <w:right w:val="single" w:sz="4" w:space="0" w:color="CCCCCC"/>
-              <w:top w:val="single" w:sz="4" w:space="0" w:color="CCCCCC"/>
             </w:tcBorders>
           </w:tcPr>
           <w:p>
@@ -12094,10 +11882,10 @@
               <w:right w:w="108" w:type="dxa"/>
             </w:tcMar>
             <w:tcBorders>
+              <w:right w:val="single" w:sz="4" w:space="0" w:color="CCCCCC"/>
+              <w:top w:val="single" w:sz="4" w:space="0" w:color="CCCCCC"/>
               <w:bottom w:val="single" w:sz="4" w:space="0" w:color="CCCCCC"/>
               <w:left w:val="single" w:sz="4" w:space="0" w:color="CCCCCC"/>
-              <w:right w:val="single" w:sz="4" w:space="0" w:color="CCCCCC"/>
-              <w:top w:val="single" w:sz="4" w:space="0" w:color="CCCCCC"/>
             </w:tcBorders>
           </w:tcPr>
           <w:p>
@@ -12129,10 +11917,10 @@
               <w:right w:w="108" w:type="dxa"/>
             </w:tcMar>
             <w:tcBorders>
+              <w:right w:val="single" w:sz="4" w:space="0" w:color="CCCCCC"/>
+              <w:top w:val="single" w:sz="4" w:space="0" w:color="CCCCCC"/>
               <w:bottom w:val="single" w:sz="4" w:space="0" w:color="CCCCCC"/>
               <w:left w:val="single" w:sz="4" w:space="0" w:color="CCCCCC"/>
-              <w:right w:val="single" w:sz="4" w:space="0" w:color="CCCCCC"/>
-              <w:top w:val="single" w:sz="4" w:space="0" w:color="CCCCCC"/>
             </w:tcBorders>
           </w:tcPr>
           <w:p>
@@ -12166,10 +11954,10 @@
               <w:right w:w="108" w:type="dxa"/>
             </w:tcMar>
             <w:tcBorders>
+              <w:right w:val="single" w:sz="4" w:space="0" w:color="CCCCCC"/>
+              <w:top w:val="single" w:sz="4" w:space="0" w:color="CCCCCC"/>
               <w:bottom w:val="single" w:sz="4" w:space="0" w:color="CCCCCC"/>
               <w:left w:val="single" w:sz="4" w:space="0" w:color="CCCCCC"/>
-              <w:right w:val="single" w:sz="4" w:space="0" w:color="CCCCCC"/>
-              <w:top w:val="single" w:sz="4" w:space="0" w:color="CCCCCC"/>
             </w:tcBorders>
           </w:tcPr>
           <w:p>
@@ -12186,7 +11974,7 @@
                 <w:szCs w:val="20"/>
                 <w:rtl/>
               </w:rPr>
-              <w:t>11</w:t>
+              <w:t>9</w:t>
             </w:r>
           </w:p>
         </w:tc>
@@ -12201,10 +11989,10 @@
               <w:right w:w="108" w:type="dxa"/>
             </w:tcMar>
             <w:tcBorders>
+              <w:right w:val="single" w:sz="4" w:space="0" w:color="CCCCCC"/>
+              <w:top w:val="single" w:sz="4" w:space="0" w:color="CCCCCC"/>
               <w:bottom w:val="single" w:sz="4" w:space="0" w:color="CCCCCC"/>
               <w:left w:val="single" w:sz="4" w:space="0" w:color="CCCCCC"/>
-              <w:right w:val="single" w:sz="4" w:space="0" w:color="CCCCCC"/>
-              <w:top w:val="single" w:sz="4" w:space="0" w:color="CCCCCC"/>
             </w:tcBorders>
           </w:tcPr>
           <w:p>
@@ -12221,7 +12009,7 @@
                 <w:szCs w:val="20"/>
                 <w:rtl/>
               </w:rPr>
-              <w:t>افتح تطبيق MOI وراجع صورة المركبة المرفقة بالمخالفة. إذا كانت الصورة لمركبة مختلفة عن مركبتك، قدّم شكوى رسمية عبر التطبيق أو الموقع الإلكتروني مرفقاً بها صورة مركبتك وبيانات اللوحة. سيتولى المختصون التحقق من الأمر وتصحيحه.</w:t>
+              <w:t>افتح تطبيق MOI وراجع صورة المخالفة. إذا أظهرت الصورة مركبة أو لوحة مختلفة عن مركبتك، أو كنت خارج الفجيرة يوم المخالفة، قدّم شكوى عبر القنوات الرسمية مرفقاً بها صورة مركبتك ومستندات تثبت تنقلاتك. ستتولى الجهة المختصة التدقيق وإبلاغك بالنتيجة.</w:t>
             </w:r>
           </w:p>
         </w:tc>
@@ -12236,10 +12024,10 @@
               <w:right w:w="108" w:type="dxa"/>
             </w:tcMar>
             <w:tcBorders>
+              <w:right w:val="single" w:sz="4" w:space="0" w:color="CCCCCC"/>
+              <w:top w:val="single" w:sz="4" w:space="0" w:color="CCCCCC"/>
               <w:bottom w:val="single" w:sz="4" w:space="0" w:color="CCCCCC"/>
               <w:left w:val="single" w:sz="4" w:space="0" w:color="CCCCCC"/>
-              <w:right w:val="single" w:sz="4" w:space="0" w:color="CCCCCC"/>
-              <w:top w:val="single" w:sz="4" w:space="0" w:color="CCCCCC"/>
             </w:tcBorders>
           </w:tcPr>
           <w:p>
@@ -12256,7 +12044,7 @@
                 <w:szCs w:val="20"/>
                 <w:rtl/>
               </w:rPr>
-              <w:t>كيف أتحقق من أن المخالفة المرورية المسجّلة باسمي تخصّ مركبتي فعلاً وليست مركبة أخرى؟</w:t>
+              <w:t>كيف أتحقق من أن المخالفة المرورية المسجلة باسمي تعود فعلاً لمركبتي؟</w:t>
             </w:r>
           </w:p>
         </w:tc>
@@ -12271,10 +12059,10 @@
               <w:right w:w="108" w:type="dxa"/>
             </w:tcMar>
             <w:tcBorders>
+              <w:right w:val="single" w:sz="4" w:space="0" w:color="CCCCCC"/>
+              <w:top w:val="single" w:sz="4" w:space="0" w:color="CCCCCC"/>
               <w:bottom w:val="single" w:sz="4" w:space="0" w:color="CCCCCC"/>
               <w:left w:val="single" w:sz="4" w:space="0" w:color="CCCCCC"/>
-              <w:right w:val="single" w:sz="4" w:space="0" w:color="CCCCCC"/>
-              <w:top w:val="single" w:sz="4" w:space="0" w:color="CCCCCC"/>
             </w:tcBorders>
           </w:tcPr>
           <w:p>
@@ -12308,10 +12096,10 @@
               <w:right w:w="108" w:type="dxa"/>
             </w:tcMar>
             <w:tcBorders>
+              <w:right w:val="single" w:sz="4" w:space="0" w:color="CCCCCC"/>
+              <w:top w:val="single" w:sz="4" w:space="0" w:color="CCCCCC"/>
               <w:bottom w:val="single" w:sz="4" w:space="0" w:color="CCCCCC"/>
               <w:left w:val="single" w:sz="4" w:space="0" w:color="CCCCCC"/>
-              <w:right w:val="single" w:sz="4" w:space="0" w:color="CCCCCC"/>
-              <w:top w:val="single" w:sz="4" w:space="0" w:color="CCCCCC"/>
             </w:tcBorders>
           </w:tcPr>
           <w:p>
@@ -12328,7 +12116,7 @@
                 <w:szCs w:val="20"/>
                 <w:rtl/>
               </w:rPr>
-              <w:t>6</w:t>
+              <w:t>4</w:t>
             </w:r>
           </w:p>
         </w:tc>
@@ -12343,10 +12131,10 @@
               <w:right w:w="108" w:type="dxa"/>
             </w:tcMar>
             <w:tcBorders>
+              <w:right w:val="single" w:sz="4" w:space="0" w:color="CCCCCC"/>
+              <w:top w:val="single" w:sz="4" w:space="0" w:color="CCCCCC"/>
               <w:bottom w:val="single" w:sz="4" w:space="0" w:color="CCCCCC"/>
               <w:left w:val="single" w:sz="4" w:space="0" w:color="CCCCCC"/>
-              <w:right w:val="single" w:sz="4" w:space="0" w:color="CCCCCC"/>
-              <w:top w:val="single" w:sz="4" w:space="0" w:color="CCCCCC"/>
             </w:tcBorders>
           </w:tcPr>
           <w:p>
@@ -12363,7 +12151,7 @@
                 <w:szCs w:val="20"/>
                 <w:rtl/>
               </w:rPr>
-              <w:t>نعم، يحق لك تقديم اعتراض رسمي عبر تطبيق MOI مباشرةً، أو بمراجعة إدارة المرور في الفجيرة أو مركز مسافي الشامل. في حال رُفض الاعتراض وأردت الاستفادة من الخصم المتاح، تواصل مع الإدارة المختصة وتقدّم بطلب رسمي.</w:t>
+              <w:t>تواصل مع شرطة الفجيرة مباشرةً أو راجع الإدارة المختصة لتقديم طلب اعتراض رسمي. إذا ثبتت صحة المخالفة وأردت طلب تخفيض، قدّم طلباً كتابياً للإدارة المعنية. تجدر الإشارة إلى أن حدود السرعة في الفجيرة قد تختلف عن باقي الإمارات ولا يُطبَّق هامش تسامح موحد.</w:t>
             </w:r>
           </w:p>
         </w:tc>
@@ -12378,10 +12166,10 @@
               <w:right w:w="108" w:type="dxa"/>
             </w:tcMar>
             <w:tcBorders>
+              <w:right w:val="single" w:sz="4" w:space="0" w:color="CCCCCC"/>
+              <w:top w:val="single" w:sz="4" w:space="0" w:color="CCCCCC"/>
               <w:bottom w:val="single" w:sz="4" w:space="0" w:color="CCCCCC"/>
               <w:left w:val="single" w:sz="4" w:space="0" w:color="CCCCCC"/>
-              <w:right w:val="single" w:sz="4" w:space="0" w:color="CCCCCC"/>
-              <w:top w:val="single" w:sz="4" w:space="0" w:color="CCCCCC"/>
             </w:tcBorders>
           </w:tcPr>
           <w:p>
@@ -12398,7 +12186,7 @@
                 <w:szCs w:val="20"/>
                 <w:rtl/>
               </w:rPr>
-              <w:t>هل يحق لي الاعتراض على مخالفة مرورية أرى أنها صدرت بحقي خطأً؟</w:t>
+              <w:t>كيف أتقدم باعتراض رسمي على مخالفة مرورية في إمارة الفجيرة؟</w:t>
             </w:r>
           </w:p>
         </w:tc>
@@ -12413,10 +12201,10 @@
               <w:right w:w="108" w:type="dxa"/>
             </w:tcMar>
             <w:tcBorders>
+              <w:right w:val="single" w:sz="4" w:space="0" w:color="CCCCCC"/>
+              <w:top w:val="single" w:sz="4" w:space="0" w:color="CCCCCC"/>
               <w:bottom w:val="single" w:sz="4" w:space="0" w:color="CCCCCC"/>
               <w:left w:val="single" w:sz="4" w:space="0" w:color="CCCCCC"/>
-              <w:right w:val="single" w:sz="4" w:space="0" w:color="CCCCCC"/>
-              <w:top w:val="single" w:sz="4" w:space="0" w:color="CCCCCC"/>
             </w:tcBorders>
           </w:tcPr>
           <w:p>
@@ -12450,10 +12238,10 @@
               <w:right w:w="108" w:type="dxa"/>
             </w:tcMar>
             <w:tcBorders>
+              <w:right w:val="single" w:sz="4" w:space="0" w:color="CCCCCC"/>
+              <w:top w:val="single" w:sz="4" w:space="0" w:color="CCCCCC"/>
               <w:bottom w:val="single" w:sz="4" w:space="0" w:color="CCCCCC"/>
               <w:left w:val="single" w:sz="4" w:space="0" w:color="CCCCCC"/>
-              <w:right w:val="single" w:sz="4" w:space="0" w:color="CCCCCC"/>
-              <w:top w:val="single" w:sz="4" w:space="0" w:color="CCCCCC"/>
             </w:tcBorders>
           </w:tcPr>
           <w:p>
@@ -12470,7 +12258,7 @@
                 <w:szCs w:val="20"/>
                 <w:rtl/>
               </w:rPr>
-              <w:t>5</w:t>
+              <w:t>4</w:t>
             </w:r>
           </w:p>
         </w:tc>
@@ -12485,10 +12273,10 @@
               <w:right w:w="108" w:type="dxa"/>
             </w:tcMar>
             <w:tcBorders>
+              <w:right w:val="single" w:sz="4" w:space="0" w:color="CCCCCC"/>
+              <w:top w:val="single" w:sz="4" w:space="0" w:color="CCCCCC"/>
               <w:bottom w:val="single" w:sz="4" w:space="0" w:color="CCCCCC"/>
               <w:left w:val="single" w:sz="4" w:space="0" w:color="CCCCCC"/>
-              <w:right w:val="single" w:sz="4" w:space="0" w:color="CCCCCC"/>
-              <w:top w:val="single" w:sz="4" w:space="0" w:color="CCCCCC"/>
             </w:tcBorders>
           </w:tcPr>
           <w:p>
@@ -12505,7 +12293,7 @@
                 <w:szCs w:val="20"/>
                 <w:rtl/>
               </w:rPr>
-              <w:t>تواصل مع شرطة الفجيرة أو راجع مركز الخدمة مباشرةً لتحديث رقم هاتفك وبياناتك. أما البيانات المرتبطة بالهوية كالاسم، فتستلزم مراجعة الإدارة العامة للجنسية والإقامة وشؤون الأجانب، إذ ترتبط بمنظومة UAE PASS للهوية الرقمية.</w:t>
+              <w:t>حاول أولاً تحديث بياناتك ذاتياً عبر تطبيق MOI. إن لم يكن ذلك متاحاً، راجع شرطة الفجيرة شخصياً مصطحباً مستنداتك الداعمة (الهوية الإماراتية، جواز السفر، الإقامة)، وسيتولى الموظف المختص تحديث البيانات في المنظومة المرورية نيابةً عنك.</w:t>
             </w:r>
           </w:p>
         </w:tc>
@@ -12520,10 +12308,10 @@
               <w:right w:w="108" w:type="dxa"/>
             </w:tcMar>
             <w:tcBorders>
+              <w:right w:val="single" w:sz="4" w:space="0" w:color="CCCCCC"/>
+              <w:top w:val="single" w:sz="4" w:space="0" w:color="CCCCCC"/>
               <w:bottom w:val="single" w:sz="4" w:space="0" w:color="CCCCCC"/>
               <w:left w:val="single" w:sz="4" w:space="0" w:color="CCCCCC"/>
-              <w:right w:val="single" w:sz="4" w:space="0" w:color="CCCCCC"/>
-              <w:top w:val="single" w:sz="4" w:space="0" w:color="CCCCCC"/>
             </w:tcBorders>
           </w:tcPr>
           <w:p>
@@ -12540,7 +12328,7 @@
                 <w:szCs w:val="20"/>
                 <w:rtl/>
               </w:rPr>
-              <w:t>كيف أحدّث رقم هاتفي أو بياناتي الشخصية في سجلات نظام المرور؟</w:t>
+              <w:t>كيف أحدّث رقم هاتفي أو بياناتي الشخصية في منظومة المرور؟</w:t>
             </w:r>
           </w:p>
         </w:tc>
@@ -12555,10 +12343,10 @@
               <w:right w:w="108" w:type="dxa"/>
             </w:tcMar>
             <w:tcBorders>
+              <w:right w:val="single" w:sz="4" w:space="0" w:color="CCCCCC"/>
+              <w:top w:val="single" w:sz="4" w:space="0" w:color="CCCCCC"/>
               <w:bottom w:val="single" w:sz="4" w:space="0" w:color="CCCCCC"/>
               <w:left w:val="single" w:sz="4" w:space="0" w:color="CCCCCC"/>
-              <w:right w:val="single" w:sz="4" w:space="0" w:color="CCCCCC"/>
-              <w:top w:val="single" w:sz="4" w:space="0" w:color="CCCCCC"/>
             </w:tcBorders>
           </w:tcPr>
           <w:p>
@@ -12592,10 +12380,10 @@
               <w:right w:w="108" w:type="dxa"/>
             </w:tcMar>
             <w:tcBorders>
+              <w:right w:val="single" w:sz="4" w:space="0" w:color="CCCCCC"/>
+              <w:top w:val="single" w:sz="4" w:space="0" w:color="CCCCCC"/>
               <w:bottom w:val="single" w:sz="4" w:space="0" w:color="CCCCCC"/>
               <w:left w:val="single" w:sz="4" w:space="0" w:color="CCCCCC"/>
-              <w:right w:val="single" w:sz="4" w:space="0" w:color="CCCCCC"/>
-              <w:top w:val="single" w:sz="4" w:space="0" w:color="CCCCCC"/>
             </w:tcBorders>
           </w:tcPr>
           <w:p>
@@ -12612,7 +12400,7 @@
                 <w:szCs w:val="20"/>
                 <w:rtl/>
               </w:rPr>
-              <w:t>4</w:t>
+              <w:t>3</w:t>
             </w:r>
           </w:p>
         </w:tc>
@@ -12627,10 +12415,10 @@
               <w:right w:w="108" w:type="dxa"/>
             </w:tcMar>
             <w:tcBorders>
+              <w:right w:val="single" w:sz="4" w:space="0" w:color="CCCCCC"/>
+              <w:top w:val="single" w:sz="4" w:space="0" w:color="CCCCCC"/>
               <w:bottom w:val="single" w:sz="4" w:space="0" w:color="CCCCCC"/>
               <w:left w:val="single" w:sz="4" w:space="0" w:color="CCCCCC"/>
-              <w:right w:val="single" w:sz="4" w:space="0" w:color="CCCCCC"/>
-              <w:top w:val="single" w:sz="4" w:space="0" w:color="CCCCCC"/>
             </w:tcBorders>
           </w:tcPr>
           <w:p>
@@ -12647,7 +12435,7 @@
                 <w:szCs w:val="20"/>
                 <w:rtl/>
               </w:rPr>
-              <w:t>تُرسَل الوثائق عبر بريد الإمارات إلى العنوان المسجّل في طلبك. تحقّق أولاً من صحة عنوان التوصيل ورقم هاتفك في النظام. إن مضى وقت كافٍ دون استلام، تواصل مع شرطة الفجيرة طالباً إعادة الطباعة والإرسال مع إرفاق إثبات السداد.</w:t>
+              <w:t>تُرسَل وثيقة الملكية عبر بريد الإمارات إلى العنوان المسجّل. في حال عدم الاستلام، تواصل مع شرطة الفجيرة وأخبرهم برقم طلبك وعنوان التوصيل الكامل، وسيتم التنسيق لإعادة الطباعة وإعادة الإرسال في أقرب وقت.</w:t>
             </w:r>
           </w:p>
         </w:tc>
@@ -12662,10 +12450,10 @@
               <w:right w:w="108" w:type="dxa"/>
             </w:tcMar>
             <w:tcBorders>
+              <w:right w:val="single" w:sz="4" w:space="0" w:color="CCCCCC"/>
+              <w:top w:val="single" w:sz="4" w:space="0" w:color="CCCCCC"/>
               <w:bottom w:val="single" w:sz="4" w:space="0" w:color="CCCCCC"/>
               <w:left w:val="single" w:sz="4" w:space="0" w:color="CCCCCC"/>
-              <w:right w:val="single" w:sz="4" w:space="0" w:color="CCCCCC"/>
-              <w:top w:val="single" w:sz="4" w:space="0" w:color="CCCCCC"/>
             </w:tcBorders>
           </w:tcPr>
           <w:p>
@@ -12682,7 +12470,7 @@
                 <w:szCs w:val="20"/>
                 <w:rtl/>
               </w:rPr>
-              <w:t>سدّدت الرسوم المطلوبة لكن لم أستلم ملكية مركبتي أو رخصة القيادة حتى الآن، ماذا أفعل؟</w:t>
+              <w:t>طلبت طباعة ملكية مركبتي ودفعت الرسوم لكنها لم تصلني، ماذا أفعل؟</w:t>
             </w:r>
           </w:p>
         </w:tc>
@@ -12697,10 +12485,10 @@
               <w:right w:w="108" w:type="dxa"/>
             </w:tcMar>
             <w:tcBorders>
+              <w:right w:val="single" w:sz="4" w:space="0" w:color="CCCCCC"/>
+              <w:top w:val="single" w:sz="4" w:space="0" w:color="CCCCCC"/>
               <w:bottom w:val="single" w:sz="4" w:space="0" w:color="CCCCCC"/>
               <w:left w:val="single" w:sz="4" w:space="0" w:color="CCCCCC"/>
-              <w:right w:val="single" w:sz="4" w:space="0" w:color="CCCCCC"/>
-              <w:top w:val="single" w:sz="4" w:space="0" w:color="CCCCCC"/>
             </w:tcBorders>
           </w:tcPr>
           <w:p>
@@ -12734,10 +12522,10 @@
               <w:right w:w="108" w:type="dxa"/>
             </w:tcMar>
             <w:tcBorders>
+              <w:right w:val="single" w:sz="4" w:space="0" w:color="CCCCCC"/>
+              <w:top w:val="single" w:sz="4" w:space="0" w:color="CCCCCC"/>
               <w:bottom w:val="single" w:sz="4" w:space="0" w:color="CCCCCC"/>
               <w:left w:val="single" w:sz="4" w:space="0" w:color="CCCCCC"/>
-              <w:right w:val="single" w:sz="4" w:space="0" w:color="CCCCCC"/>
-              <w:top w:val="single" w:sz="4" w:space="0" w:color="CCCCCC"/>
             </w:tcBorders>
           </w:tcPr>
           <w:p>
@@ -12769,10 +12557,10 @@
               <w:right w:w="108" w:type="dxa"/>
             </w:tcMar>
             <w:tcBorders>
+              <w:right w:val="single" w:sz="4" w:space="0" w:color="CCCCCC"/>
+              <w:top w:val="single" w:sz="4" w:space="0" w:color="CCCCCC"/>
               <w:bottom w:val="single" w:sz="4" w:space="0" w:color="CCCCCC"/>
               <w:left w:val="single" w:sz="4" w:space="0" w:color="CCCCCC"/>
-              <w:right w:val="single" w:sz="4" w:space="0" w:color="CCCCCC"/>
-              <w:top w:val="single" w:sz="4" w:space="0" w:color="CCCCCC"/>
             </w:tcBorders>
           </w:tcPr>
           <w:p>
@@ -12789,7 +12577,7 @@
                 <w:szCs w:val="20"/>
                 <w:rtl/>
               </w:rPr>
-              <w:t>تُعالَج طلبات تصاريح الأسلحة من قِبل اللجنة المختصة في مديرية الأسلحة والمتفجرات. للاستفسار عن حالة طلبك أو في حال التأخر، تواصل مع شرطة الفجيرة لمتابعة التنسيق مع الجهة المعنية والحصول على تحديث بشأن موعد البت في الطلب.</w:t>
+              <w:t>تصدر قرارات تراخيص الأسلحة عن اللجنة المختصة في مديرية الأسلحة والمتفجرات بوزارة الداخلية، وهي الجهة الوحيدة المخوّلة بالموافقة أو الرفض. تواصل مع شرطة الفجيرة مزوّداً إياهم برقم طلبك، وسيتولون التنسيق مع الجهة المعنية لمتابعة حالة طلبك وإبلاغك بآخر المستجدات.</w:t>
             </w:r>
           </w:p>
         </w:tc>
@@ -12804,10 +12592,10 @@
               <w:right w:w="108" w:type="dxa"/>
             </w:tcMar>
             <w:tcBorders>
+              <w:right w:val="single" w:sz="4" w:space="0" w:color="CCCCCC"/>
+              <w:top w:val="single" w:sz="4" w:space="0" w:color="CCCCCC"/>
               <w:bottom w:val="single" w:sz="4" w:space="0" w:color="CCCCCC"/>
               <w:left w:val="single" w:sz="4" w:space="0" w:color="CCCCCC"/>
-              <w:right w:val="single" w:sz="4" w:space="0" w:color="CCCCCC"/>
-              <w:top w:val="single" w:sz="4" w:space="0" w:color="CCCCCC"/>
             </w:tcBorders>
           </w:tcPr>
           <w:p>
@@ -12824,7 +12612,7 @@
                 <w:szCs w:val="20"/>
                 <w:rtl/>
               </w:rPr>
-              <w:t>ما حالة طلب تصريح السلاح الذي قدّمته، وكم يستغرق البت فيه عادةً؟</w:t>
+              <w:t>تقدمت بطلب ترخيص سلاح منذ فترة طويلة ولم يُبَتّ فيه، كيف أتابع طلبي؟</w:t>
             </w:r>
           </w:p>
         </w:tc>
@@ -12839,10 +12627,10 @@
               <w:right w:w="108" w:type="dxa"/>
             </w:tcMar>
             <w:tcBorders>
+              <w:right w:val="single" w:sz="4" w:space="0" w:color="CCCCCC"/>
+              <w:top w:val="single" w:sz="4" w:space="0" w:color="CCCCCC"/>
               <w:bottom w:val="single" w:sz="4" w:space="0" w:color="CCCCCC"/>
               <w:left w:val="single" w:sz="4" w:space="0" w:color="CCCCCC"/>
-              <w:right w:val="single" w:sz="4" w:space="0" w:color="CCCCCC"/>
-              <w:top w:val="single" w:sz="4" w:space="0" w:color="CCCCCC"/>
             </w:tcBorders>
           </w:tcPr>
           <w:p>
@@ -12876,10 +12664,10 @@
               <w:right w:w="108" w:type="dxa"/>
             </w:tcMar>
             <w:tcBorders>
+              <w:right w:val="single" w:sz="4" w:space="0" w:color="CCCCCC"/>
+              <w:top w:val="single" w:sz="4" w:space="0" w:color="CCCCCC"/>
               <w:bottom w:val="single" w:sz="4" w:space="0" w:color="CCCCCC"/>
               <w:left w:val="single" w:sz="4" w:space="0" w:color="CCCCCC"/>
-              <w:right w:val="single" w:sz="4" w:space="0" w:color="CCCCCC"/>
-              <w:top w:val="single" w:sz="4" w:space="0" w:color="CCCCCC"/>
             </w:tcBorders>
           </w:tcPr>
           <w:p>
@@ -12911,10 +12699,10 @@
               <w:right w:w="108" w:type="dxa"/>
             </w:tcMar>
             <w:tcBorders>
+              <w:right w:val="single" w:sz="4" w:space="0" w:color="CCCCCC"/>
+              <w:top w:val="single" w:sz="4" w:space="0" w:color="CCCCCC"/>
               <w:bottom w:val="single" w:sz="4" w:space="0" w:color="CCCCCC"/>
               <w:left w:val="single" w:sz="4" w:space="0" w:color="CCCCCC"/>
-              <w:right w:val="single" w:sz="4" w:space="0" w:color="CCCCCC"/>
-              <w:top w:val="single" w:sz="4" w:space="0" w:color="CCCCCC"/>
             </w:tcBorders>
           </w:tcPr>
           <w:p>
@@ -12931,7 +12719,7 @@
                 <w:szCs w:val="20"/>
                 <w:rtl/>
               </w:rPr>
-              <w:t>تواصل فوراً مع شرطة الفجيرة مرفقاً تفاصيل الدفع وإثبات العمليتين الماليتين (كشف الحساب أو لقطة الشاشة). سيتحقق المختصون من الخطأ التقني ويعيدون المبلغ المخصوم زيادةً إلى حسابك.</w:t>
+              <w:t>غالباً يكون التأخير ناتجاً عن عدم تحديث الصورة الشخصية في النظام؛ يُرسَل SMS لطلب تحديثها وقد يُغفل عنه. افتح تطبيق MOI وتأكد من تحديث صورتك الشخصية. إن استمر التأخير بعد ذلك، تواصل مع شرطة الفجيرة مع ذكر رقم طلبك لمتابعة الحالة.</w:t>
             </w:r>
           </w:p>
         </w:tc>
@@ -12946,10 +12734,10 @@
               <w:right w:w="108" w:type="dxa"/>
             </w:tcMar>
             <w:tcBorders>
+              <w:right w:val="single" w:sz="4" w:space="0" w:color="CCCCCC"/>
+              <w:top w:val="single" w:sz="4" w:space="0" w:color="CCCCCC"/>
               <w:bottom w:val="single" w:sz="4" w:space="0" w:color="CCCCCC"/>
               <w:left w:val="single" w:sz="4" w:space="0" w:color="CCCCCC"/>
-              <w:right w:val="single" w:sz="4" w:space="0" w:color="CCCCCC"/>
-              <w:top w:val="single" w:sz="4" w:space="0" w:color="CCCCCC"/>
             </w:tcBorders>
           </w:tcPr>
           <w:p>
@@ -12966,7 +12754,7 @@
                 <w:szCs w:val="20"/>
                 <w:rtl/>
               </w:rPr>
-              <w:t>خُصمت منّي الرسوم مرتين بسبب خطأ تقني ولم تُصدر لي الخدمة أو الشهادة، كيف أسترد المبلغ؟</w:t>
+              <w:t>جدّدت رخصة قيادتي عبر تطبيق MOI لكنها لم تصلني بعد مرور أشهر، ما السبب؟</w:t>
             </w:r>
           </w:p>
         </w:tc>
@@ -12981,10 +12769,10 @@
               <w:right w:w="108" w:type="dxa"/>
             </w:tcMar>
             <w:tcBorders>
+              <w:right w:val="single" w:sz="4" w:space="0" w:color="CCCCCC"/>
+              <w:top w:val="single" w:sz="4" w:space="0" w:color="CCCCCC"/>
               <w:bottom w:val="single" w:sz="4" w:space="0" w:color="CCCCCC"/>
               <w:left w:val="single" w:sz="4" w:space="0" w:color="CCCCCC"/>
-              <w:right w:val="single" w:sz="4" w:space="0" w:color="CCCCCC"/>
-              <w:top w:val="single" w:sz="4" w:space="0" w:color="CCCCCC"/>
             </w:tcBorders>
           </w:tcPr>
           <w:p>
@@ -13018,10 +12806,10 @@
               <w:right w:w="108" w:type="dxa"/>
             </w:tcMar>
             <w:tcBorders>
+              <w:right w:val="single" w:sz="4" w:space="0" w:color="CCCCCC"/>
               <w:bottom w:val="single" w:sz="4" w:space="0" w:color="CCCCCC"/>
+              <w:top w:val="single" w:sz="4" w:space="0" w:color="CCCCCC"/>
               <w:left w:val="single" w:sz="4" w:space="0" w:color="CCCCCC"/>
-              <w:right w:val="single" w:sz="4" w:space="0" w:color="CCCCCC"/>
-              <w:top w:val="single" w:sz="4" w:space="0" w:color="CCCCCC"/>
             </w:tcBorders>
           </w:tcPr>
           <w:p>
@@ -13038,7 +12826,7 @@
                 <w:szCs w:val="20"/>
                 <w:rtl/>
               </w:rPr>
-              <w:t>2</w:t>
+              <w:t>1</w:t>
             </w:r>
           </w:p>
         </w:tc>
@@ -13053,9 +12841,9 @@
               <w:right w:w="108" w:type="dxa"/>
             </w:tcMar>
             <w:tcBorders>
+              <w:right w:val="single" w:sz="4" w:space="0" w:color="CCCCCC"/>
               <w:bottom w:val="single" w:sz="4" w:space="0" w:color="CCCCCC"/>
               <w:left w:val="single" w:sz="4" w:space="0" w:color="CCCCCC"/>
-              <w:right w:val="single" w:sz="4" w:space="0" w:color="CCCCCC"/>
               <w:top w:val="single" w:sz="4" w:space="0" w:color="CCCCCC"/>
             </w:tcBorders>
           </w:tcPr>
@@ -13073,7 +12861,7 @@
                 <w:szCs w:val="20"/>
                 <w:rtl/>
               </w:rPr>
-              <w:t>راجع الجهة المختصة في شرطة الفجيرة مرفقاً إثبات الدفع لتقييم إمكانية الاسترداد. يوضح تطبيق MOI أنواع اللوحات وخطوات الاختيار بالتفصيل، لذا يُنصح بمراجعة التعليمات قبل إتمام الدفع تفادياً لهذا النوع من الأخطاء.</w:t>
+              <w:t>تواصل مع شرطة الفجيرة وأرفق ما يثبت الدفع المكرر (كشف حساب مصرفي أو لقطة شاشة تُظهر العمليتين). سيتحقق الموظف المختص من المعاملة في النظام، وبعد التأكد سيتم تسوية السجل المالي واسترداد المبلغ المدفوع مرتين إلى حسابك.</w:t>
             </w:r>
           </w:p>
         </w:tc>
@@ -13088,9 +12876,9 @@
               <w:right w:w="108" w:type="dxa"/>
             </w:tcMar>
             <w:tcBorders>
+              <w:right w:val="single" w:sz="4" w:space="0" w:color="CCCCCC"/>
               <w:bottom w:val="single" w:sz="4" w:space="0" w:color="CCCCCC"/>
               <w:left w:val="single" w:sz="4" w:space="0" w:color="CCCCCC"/>
-              <w:right w:val="single" w:sz="4" w:space="0" w:color="CCCCCC"/>
               <w:top w:val="single" w:sz="4" w:space="0" w:color="CCCCCC"/>
             </w:tcBorders>
           </w:tcPr>
@@ -13108,7 +12896,7 @@
                 <w:szCs w:val="20"/>
                 <w:rtl/>
               </w:rPr>
-              <w:t>اخترت نوع لوحة خاطئاً في التطبيق وسدّدت الرسوم، هل يمكنني استرداد المبلغ؟</w:t>
+              <w:t>دفعت رسوم معاملة مرورية مرتين بسبب خطأ في التطبيق، كيف أسترد المبلغ المدفوع زيادةً؟</w:t>
             </w:r>
           </w:p>
         </w:tc>
@@ -13123,9 +12911,9 @@
               <w:right w:w="108" w:type="dxa"/>
             </w:tcMar>
             <w:tcBorders>
+              <w:right w:val="single" w:sz="4" w:space="0" w:color="CCCCCC"/>
               <w:bottom w:val="single" w:sz="4" w:space="0" w:color="CCCCCC"/>
               <w:left w:val="single" w:sz="4" w:space="0" w:color="CCCCCC"/>
-              <w:right w:val="single" w:sz="4" w:space="0" w:color="CCCCCC"/>
               <w:top w:val="single" w:sz="4" w:space="0" w:color="CCCCCC"/>
             </w:tcBorders>
           </w:tcPr>
@@ -13150,22 +12938,6 @@
       </w:tr>
     </w:tbl>
     <w:p/>
-    <w:p>
-      <w:pPr>
-        <w:bidi w:val="1"/>
-      </w:pPr>
-      <w:r>
-        <w:rPr>
-          <w:rFonts w:ascii="Dubai" w:hAnsi="Dubai" w:eastAsia="Dubai" w:cs="Dubai"/>
-          <w:i/>
-          <w:color w:val="000000"/>
-          <w:sz w:val="22"/>
-          <w:szCs w:val="22"/>
-          <w:rtl/>
-        </w:rPr>
-        <w:t>هذه الأسئلة مستخرجة من الأنماط الأكثر تكراراً في البيانات النصية.</w:t>
-      </w:r>
-    </w:p>
     <w:p>
       <w:pPr>
         <w:bidi w:val="1"/>
@@ -13181,7 +12953,7 @@
           <w:szCs w:val="26"/>
           <w:rtl/>
         </w:rPr>
-        <w:t>6.2  مسار إلغاء 4+ حالة تواصل بالإشعار الاستباقي</w:t>
+        <w:t>6.2  مسار إلغاء 12+ حالة تواصل بالإشعار الاستباقي</w:t>
       </w:r>
       <w:bookmarkStart w:id="20" w:name="_Toc000000020"/>
       <w:bookmarkEnd w:id="20"/>
@@ -13203,7 +12975,7 @@
           <w:u w:val="none"/>
           <w:rtl/>
         </w:rPr>
-        <w:t>تحليل البيانات يكشف أن 4+ حالة تواصل (8% من الإجمالي) كان يمكن إلغاؤها كلياً بمنظومة إشعارات بسيطة — دون أي تغيير هيكلي في الأنظمة أو الإجراءات:</w:t>
+        <w:t>تحليل البيانات يكشف أن 12+ حالة تواصل (24% من الإجمالي) كان يمكن إلغاؤها كلياً بمنظومة إشعارات بسيطة — دون أي تغيير هيكلي في الأنظمة أو الإجراءات:</w:t>
       </w:r>
     </w:p>
     <w:tbl>
@@ -13232,10 +13004,10 @@
               <w:right w:w="108" w:type="dxa"/>
             </w:tcMar>
             <w:tcBorders>
+              <w:right w:val="single" w:sz="4" w:space="0" w:color="CCCCCC"/>
+              <w:top w:val="single" w:sz="4" w:space="0" w:color="CCCCCC"/>
               <w:bottom w:val="single" w:sz="4" w:space="0" w:color="CCCCCC"/>
               <w:left w:val="single" w:sz="4" w:space="0" w:color="CCCCCC"/>
-              <w:right w:val="single" w:sz="4" w:space="0" w:color="CCCCCC"/>
-              <w:top w:val="single" w:sz="4" w:space="0" w:color="CCCCCC"/>
             </w:tcBorders>
           </w:tcPr>
           <w:p>
@@ -13267,10 +13039,10 @@
               <w:right w:w="108" w:type="dxa"/>
             </w:tcMar>
             <w:tcBorders>
+              <w:right w:val="single" w:sz="4" w:space="0" w:color="CCCCCC"/>
+              <w:top w:val="single" w:sz="4" w:space="0" w:color="CCCCCC"/>
               <w:bottom w:val="single" w:sz="4" w:space="0" w:color="CCCCCC"/>
               <w:left w:val="single" w:sz="4" w:space="0" w:color="CCCCCC"/>
-              <w:right w:val="single" w:sz="4" w:space="0" w:color="CCCCCC"/>
-              <w:top w:val="single" w:sz="4" w:space="0" w:color="CCCCCC"/>
             </w:tcBorders>
           </w:tcPr>
           <w:p>
@@ -13302,10 +13074,10 @@
               <w:right w:w="108" w:type="dxa"/>
             </w:tcMar>
             <w:tcBorders>
+              <w:right w:val="single" w:sz="4" w:space="0" w:color="CCCCCC"/>
+              <w:top w:val="single" w:sz="4" w:space="0" w:color="CCCCCC"/>
               <w:bottom w:val="single" w:sz="4" w:space="0" w:color="CCCCCC"/>
               <w:left w:val="single" w:sz="4" w:space="0" w:color="CCCCCC"/>
-              <w:right w:val="single" w:sz="4" w:space="0" w:color="CCCCCC"/>
-              <w:top w:val="single" w:sz="4" w:space="0" w:color="CCCCCC"/>
             </w:tcBorders>
           </w:tcPr>
           <w:p>
@@ -13337,10 +13109,10 @@
               <w:right w:w="108" w:type="dxa"/>
             </w:tcMar>
             <w:tcBorders>
+              <w:right w:val="single" w:sz="4" w:space="0" w:color="CCCCCC"/>
+              <w:top w:val="single" w:sz="4" w:space="0" w:color="CCCCCC"/>
               <w:bottom w:val="single" w:sz="4" w:space="0" w:color="CCCCCC"/>
               <w:left w:val="single" w:sz="4" w:space="0" w:color="CCCCCC"/>
-              <w:right w:val="single" w:sz="4" w:space="0" w:color="CCCCCC"/>
-              <w:top w:val="single" w:sz="4" w:space="0" w:color="CCCCCC"/>
             </w:tcBorders>
           </w:tcPr>
           <w:p>
@@ -13372,10 +13144,10 @@
               <w:right w:w="108" w:type="dxa"/>
             </w:tcMar>
             <w:tcBorders>
+              <w:right w:val="single" w:sz="4" w:space="0" w:color="CCCCCC"/>
+              <w:top w:val="single" w:sz="4" w:space="0" w:color="CCCCCC"/>
               <w:bottom w:val="single" w:sz="4" w:space="0" w:color="CCCCCC"/>
               <w:left w:val="single" w:sz="4" w:space="0" w:color="CCCCCC"/>
-              <w:right w:val="single" w:sz="4" w:space="0" w:color="CCCCCC"/>
-              <w:top w:val="single" w:sz="4" w:space="0" w:color="CCCCCC"/>
             </w:tcBorders>
           </w:tcPr>
           <w:p>
@@ -13409,10 +13181,10 @@
               <w:right w:w="108" w:type="dxa"/>
             </w:tcMar>
             <w:tcBorders>
+              <w:right w:val="single" w:sz="4" w:space="0" w:color="CCCCCC"/>
+              <w:top w:val="single" w:sz="4" w:space="0" w:color="CCCCCC"/>
               <w:bottom w:val="single" w:sz="4" w:space="0" w:color="CCCCCC"/>
               <w:left w:val="single" w:sz="4" w:space="0" w:color="CCCCCC"/>
-              <w:right w:val="single" w:sz="4" w:space="0" w:color="CCCCCC"/>
-              <w:top w:val="single" w:sz="4" w:space="0" w:color="CCCCCC"/>
             </w:tcBorders>
           </w:tcPr>
           <w:p>
@@ -13429,7 +13201,7 @@
                 <w:szCs w:val="20"/>
                 <w:rtl/>
               </w:rPr>
-              <w:t>تفادي حالة واحدة من الاستفسارات المتعلقة بالتحقق من ملكية المخالفة وتقليص مراجعات التحقق.</w:t>
+              <w:t>تجنّب 4 حالات تواصل غير ضرورية وتقليل استفسارات التسليم بشكل ملحوظ.</w:t>
             </w:r>
           </w:p>
         </w:tc>
@@ -13444,10 +13216,10 @@
               <w:right w:w="108" w:type="dxa"/>
             </w:tcMar>
             <w:tcBorders>
+              <w:right w:val="single" w:sz="4" w:space="0" w:color="CCCCCC"/>
+              <w:top w:val="single" w:sz="4" w:space="0" w:color="CCCCCC"/>
               <w:bottom w:val="single" w:sz="4" w:space="0" w:color="CCCCCC"/>
               <w:left w:val="single" w:sz="4" w:space="0" w:color="CCCCCC"/>
-              <w:right w:val="single" w:sz="4" w:space="0" w:color="CCCCCC"/>
-              <w:top w:val="single" w:sz="4" w:space="0" w:color="CCCCCC"/>
             </w:tcBorders>
           </w:tcPr>
           <w:p>
@@ -13479,10 +13251,10 @@
               <w:right w:w="108" w:type="dxa"/>
             </w:tcMar>
             <w:tcBorders>
+              <w:right w:val="single" w:sz="4" w:space="0" w:color="CCCCCC"/>
+              <w:top w:val="single" w:sz="4" w:space="0" w:color="CCCCCC"/>
               <w:bottom w:val="single" w:sz="4" w:space="0" w:color="CCCCCC"/>
               <w:left w:val="single" w:sz="4" w:space="0" w:color="CCCCCC"/>
-              <w:right w:val="single" w:sz="4" w:space="0" w:color="CCCCCC"/>
-              <w:top w:val="single" w:sz="4" w:space="0" w:color="CCCCCC"/>
             </w:tcBorders>
           </w:tcPr>
           <w:p>
@@ -13499,7 +13271,7 @@
                 <w:szCs w:val="20"/>
                 <w:rtl/>
               </w:rPr>
-              <w:t>«شرطة الفجيرة: تم رصد مخالفة مرورية برقم [X] بتاريخ [X] على مركبتك. يمكنك الاطلاع على صورة المخالفة عبر تطبيق MOI.»</w:t>
+              <w:t>«شرطة الفجيرة: تم إرسال وثيقتك [X] عبر بريد الإمارات بتاريخ [X]. تتبّع شحنتك عبر الرابط: [X]»</w:t>
             </w:r>
           </w:p>
         </w:tc>
@@ -13514,10 +13286,10 @@
               <w:right w:w="108" w:type="dxa"/>
             </w:tcMar>
             <w:tcBorders>
+              <w:right w:val="single" w:sz="4" w:space="0" w:color="CCCCCC"/>
+              <w:top w:val="single" w:sz="4" w:space="0" w:color="CCCCCC"/>
               <w:bottom w:val="single" w:sz="4" w:space="0" w:color="CCCCCC"/>
               <w:left w:val="single" w:sz="4" w:space="0" w:color="CCCCCC"/>
-              <w:right w:val="single" w:sz="4" w:space="0" w:color="CCCCCC"/>
-              <w:top w:val="single" w:sz="4" w:space="0" w:color="CCCCCC"/>
             </w:tcBorders>
           </w:tcPr>
           <w:p>
@@ -13534,7 +13306,7 @@
                 <w:szCs w:val="20"/>
                 <w:rtl/>
               </w:rPr>
-              <w:t>1 حالات</w:t>
+              <w:t>4 حالات</w:t>
             </w:r>
           </w:p>
         </w:tc>
@@ -13549,10 +13321,10 @@
               <w:right w:w="108" w:type="dxa"/>
             </w:tcMar>
             <w:tcBorders>
+              <w:right w:val="single" w:sz="4" w:space="0" w:color="CCCCCC"/>
+              <w:top w:val="single" w:sz="4" w:space="0" w:color="CCCCCC"/>
               <w:bottom w:val="single" w:sz="4" w:space="0" w:color="CCCCCC"/>
               <w:left w:val="single" w:sz="4" w:space="0" w:color="CCCCCC"/>
-              <w:right w:val="single" w:sz="4" w:space="0" w:color="CCCCCC"/>
-              <w:top w:val="single" w:sz="4" w:space="0" w:color="CCCCCC"/>
             </w:tcBorders>
           </w:tcPr>
           <w:p>
@@ -13569,7 +13341,7 @@
                 <w:szCs w:val="20"/>
                 <w:rtl/>
               </w:rPr>
-              <w:t>إشعار فوري عند رصد مخالفة مرورية مع إرفاق صورة المركبة المخالفة</w:t>
+              <w:t>إشعار حالة تسليم الوثائق عبر البريد</w:t>
             </w:r>
           </w:p>
         </w:tc>
@@ -13586,10 +13358,10 @@
               <w:right w:w="108" w:type="dxa"/>
             </w:tcMar>
             <w:tcBorders>
+              <w:right w:val="single" w:sz="4" w:space="0" w:color="CCCCCC"/>
+              <w:top w:val="single" w:sz="4" w:space="0" w:color="CCCCCC"/>
               <w:bottom w:val="single" w:sz="4" w:space="0" w:color="CCCCCC"/>
               <w:left w:val="single" w:sz="4" w:space="0" w:color="CCCCCC"/>
-              <w:right w:val="single" w:sz="4" w:space="0" w:color="CCCCCC"/>
-              <w:top w:val="single" w:sz="4" w:space="0" w:color="CCCCCC"/>
             </w:tcBorders>
           </w:tcPr>
           <w:p>
@@ -13606,7 +13378,7 @@
                 <w:szCs w:val="20"/>
                 <w:rtl/>
               </w:rPr>
-              <w:t>إلغاء حالة استفسار واحدة عن حالة الوثائق وتخفيض المراجعات الناجمة عن تأخر الاستلام.</w:t>
+              <w:t>تجنّب 3 حالات متابعة وتعزيز ثقة المتعامل بشفافية مراحل معالجة الطلب.</w:t>
             </w:r>
           </w:p>
         </w:tc>
@@ -13621,10 +13393,10 @@
               <w:right w:w="108" w:type="dxa"/>
             </w:tcMar>
             <w:tcBorders>
+              <w:right w:val="single" w:sz="4" w:space="0" w:color="CCCCCC"/>
+              <w:top w:val="single" w:sz="4" w:space="0" w:color="CCCCCC"/>
               <w:bottom w:val="single" w:sz="4" w:space="0" w:color="CCCCCC"/>
               <w:left w:val="single" w:sz="4" w:space="0" w:color="CCCCCC"/>
-              <w:right w:val="single" w:sz="4" w:space="0" w:color="CCCCCC"/>
-              <w:top w:val="single" w:sz="4" w:space="0" w:color="CCCCCC"/>
             </w:tcBorders>
           </w:tcPr>
           <w:p>
@@ -13656,10 +13428,10 @@
               <w:right w:w="108" w:type="dxa"/>
             </w:tcMar>
             <w:tcBorders>
+              <w:right w:val="single" w:sz="4" w:space="0" w:color="CCCCCC"/>
+              <w:top w:val="single" w:sz="4" w:space="0" w:color="CCCCCC"/>
               <w:bottom w:val="single" w:sz="4" w:space="0" w:color="CCCCCC"/>
               <w:left w:val="single" w:sz="4" w:space="0" w:color="CCCCCC"/>
-              <w:right w:val="single" w:sz="4" w:space="0" w:color="CCCCCC"/>
-              <w:top w:val="single" w:sz="4" w:space="0" w:color="CCCCCC"/>
             </w:tcBorders>
           </w:tcPr>
           <w:p>
@@ -13676,7 +13448,7 @@
                 <w:szCs w:val="20"/>
                 <w:rtl/>
               </w:rPr>
-              <w:t>«شرطة الفجيرة: وثيقتك [X] قيد التوصيل عبر بريد الإمارات. رقم التتبع: [X]. المدة المتوقعة للاستلام: [X] أيام عمل.»</w:t>
+              <w:t>«شرطة الفجيرة: طلب ترخيص السلاح رقم [X] قيد المراجعة حالياً. سيتم إشعارك فور صدور القرار.»</w:t>
             </w:r>
           </w:p>
         </w:tc>
@@ -13691,10 +13463,10 @@
               <w:right w:w="108" w:type="dxa"/>
             </w:tcMar>
             <w:tcBorders>
+              <w:right w:val="single" w:sz="4" w:space="0" w:color="CCCCCC"/>
+              <w:top w:val="single" w:sz="4" w:space="0" w:color="CCCCCC"/>
               <w:bottom w:val="single" w:sz="4" w:space="0" w:color="CCCCCC"/>
               <w:left w:val="single" w:sz="4" w:space="0" w:color="CCCCCC"/>
-              <w:right w:val="single" w:sz="4" w:space="0" w:color="CCCCCC"/>
-              <w:top w:val="single" w:sz="4" w:space="0" w:color="CCCCCC"/>
             </w:tcBorders>
           </w:tcPr>
           <w:p>
@@ -13711,7 +13483,7 @@
                 <w:szCs w:val="20"/>
                 <w:rtl/>
               </w:rPr>
-              <w:t>1 حالات</w:t>
+              <w:t>3 حالات</w:t>
             </w:r>
           </w:p>
         </w:tc>
@@ -13726,10 +13498,10 @@
               <w:right w:w="108" w:type="dxa"/>
             </w:tcMar>
             <w:tcBorders>
+              <w:right w:val="single" w:sz="4" w:space="0" w:color="CCCCCC"/>
+              <w:top w:val="single" w:sz="4" w:space="0" w:color="CCCCCC"/>
               <w:bottom w:val="single" w:sz="4" w:space="0" w:color="CCCCCC"/>
               <w:left w:val="single" w:sz="4" w:space="0" w:color="CCCCCC"/>
-              <w:right w:val="single" w:sz="4" w:space="0" w:color="CCCCCC"/>
-              <w:top w:val="single" w:sz="4" w:space="0" w:color="CCCCCC"/>
             </w:tcBorders>
           </w:tcPr>
           <w:p>
@@ -13746,7 +13518,7 @@
                 <w:szCs w:val="20"/>
                 <w:rtl/>
               </w:rPr>
-              <w:t>إشعار تتبع توصيل الوثائق (ملكية المركبة أو رخصة القيادة)</w:t>
+              <w:t>تحديث دوري لحالة طلبات تراخيص الأسلحة</w:t>
             </w:r>
           </w:p>
         </w:tc>
@@ -13763,10 +13535,10 @@
               <w:right w:w="108" w:type="dxa"/>
             </w:tcMar>
             <w:tcBorders>
+              <w:right w:val="single" w:sz="4" w:space="0" w:color="CCCCCC"/>
+              <w:top w:val="single" w:sz="4" w:space="0" w:color="CCCCCC"/>
               <w:bottom w:val="single" w:sz="4" w:space="0" w:color="CCCCCC"/>
               <w:left w:val="single" w:sz="4" w:space="0" w:color="CCCCCC"/>
-              <w:right w:val="single" w:sz="4" w:space="0" w:color="CCCCCC"/>
-              <w:top w:val="single" w:sz="4" w:space="0" w:color="CCCCCC"/>
             </w:tcBorders>
           </w:tcPr>
           <w:p>
@@ -13783,7 +13555,7 @@
                 <w:szCs w:val="20"/>
                 <w:rtl/>
               </w:rPr>
-              <w:t>تفادي حالة استفسار واحدة عن سير طلبات التصاريح وخفض الاتصالات المتعلقة بالمتابعة.</w:t>
+              <w:t>تجنّب 3 حالات استفسار عن المستجدات وتحسين تجربة المتعامل الرقمية.</w:t>
             </w:r>
           </w:p>
         </w:tc>
@@ -13798,10 +13570,10 @@
               <w:right w:w="108" w:type="dxa"/>
             </w:tcMar>
             <w:tcBorders>
+              <w:right w:val="single" w:sz="4" w:space="0" w:color="CCCCCC"/>
+              <w:top w:val="single" w:sz="4" w:space="0" w:color="CCCCCC"/>
               <w:bottom w:val="single" w:sz="4" w:space="0" w:color="CCCCCC"/>
               <w:left w:val="single" w:sz="4" w:space="0" w:color="CCCCCC"/>
-              <w:right w:val="single" w:sz="4" w:space="0" w:color="CCCCCC"/>
-              <w:top w:val="single" w:sz="4" w:space="0" w:color="CCCCCC"/>
             </w:tcBorders>
           </w:tcPr>
           <w:p>
@@ -13818,7 +13590,7 @@
                 <w:szCs w:val="20"/>
                 <w:rtl/>
               </w:rPr>
-              <w:t>SMS / بريد إلكتروني</w:t>
+              <w:t>SMS / إشعار تطبيق MOI</w:t>
             </w:r>
           </w:p>
         </w:tc>
@@ -13833,10 +13605,10 @@
               <w:right w:w="108" w:type="dxa"/>
             </w:tcMar>
             <w:tcBorders>
+              <w:right w:val="single" w:sz="4" w:space="0" w:color="CCCCCC"/>
+              <w:top w:val="single" w:sz="4" w:space="0" w:color="CCCCCC"/>
               <w:bottom w:val="single" w:sz="4" w:space="0" w:color="CCCCCC"/>
               <w:left w:val="single" w:sz="4" w:space="0" w:color="CCCCCC"/>
-              <w:right w:val="single" w:sz="4" w:space="0" w:color="CCCCCC"/>
-              <w:top w:val="single" w:sz="4" w:space="0" w:color="CCCCCC"/>
             </w:tcBorders>
           </w:tcPr>
           <w:p>
@@ -13853,7 +13625,7 @@
                 <w:szCs w:val="20"/>
                 <w:rtl/>
               </w:rPr>
-              <w:t>«شرطة الفجيرة: طلب تصريح السلاح رقم [X] قيد المراجعة من اللجنة المختصة. سيتم إشعارك فور صدور القرار.»</w:t>
+              <w:t>«شرطة الفجيرة: تم تحديث حالة طلبك رقم [X] إلى [X]. لمزيد من التفاصيل افتح تطبيق MOI.»</w:t>
             </w:r>
           </w:p>
         </w:tc>
@@ -13868,10 +13640,10 @@
               <w:right w:w="108" w:type="dxa"/>
             </w:tcMar>
             <w:tcBorders>
+              <w:right w:val="single" w:sz="4" w:space="0" w:color="CCCCCC"/>
+              <w:top w:val="single" w:sz="4" w:space="0" w:color="CCCCCC"/>
               <w:bottom w:val="single" w:sz="4" w:space="0" w:color="CCCCCC"/>
               <w:left w:val="single" w:sz="4" w:space="0" w:color="CCCCCC"/>
-              <w:right w:val="single" w:sz="4" w:space="0" w:color="CCCCCC"/>
-              <w:top w:val="single" w:sz="4" w:space="0" w:color="CCCCCC"/>
             </w:tcBorders>
           </w:tcPr>
           <w:p>
@@ -13888,7 +13660,7 @@
                 <w:szCs w:val="20"/>
                 <w:rtl/>
               </w:rPr>
-              <w:t>1 حالات</w:t>
+              <w:t>3 حالات</w:t>
             </w:r>
           </w:p>
         </w:tc>
@@ -13903,10 +13675,10 @@
               <w:right w:w="108" w:type="dxa"/>
             </w:tcMar>
             <w:tcBorders>
+              <w:right w:val="single" w:sz="4" w:space="0" w:color="CCCCCC"/>
+              <w:top w:val="single" w:sz="4" w:space="0" w:color="CCCCCC"/>
               <w:bottom w:val="single" w:sz="4" w:space="0" w:color="CCCCCC"/>
               <w:left w:val="single" w:sz="4" w:space="0" w:color="CCCCCC"/>
-              <w:right w:val="single" w:sz="4" w:space="0" w:color="CCCCCC"/>
-              <w:top w:val="single" w:sz="4" w:space="0" w:color="CCCCCC"/>
             </w:tcBorders>
           </w:tcPr>
           <w:p>
@@ -13923,7 +13695,7 @@
                 <w:szCs w:val="20"/>
                 <w:rtl/>
               </w:rPr>
-              <w:t>إشعار بحالة طلب تصريح السلاح</w:t>
+              <w:t>إشعار تحديث حالة الطلبات المقدمة عموماً</w:t>
             </w:r>
           </w:p>
         </w:tc>
@@ -13940,10 +13712,10 @@
               <w:right w:w="108" w:type="dxa"/>
             </w:tcMar>
             <w:tcBorders>
+              <w:right w:val="single" w:sz="4" w:space="0" w:color="CCCCCC"/>
               <w:bottom w:val="single" w:sz="4" w:space="0" w:color="CCCCCC"/>
+              <w:top w:val="single" w:sz="4" w:space="0" w:color="CCCCCC"/>
               <w:left w:val="single" w:sz="4" w:space="0" w:color="CCCCCC"/>
-              <w:right w:val="single" w:sz="4" w:space="0" w:color="CCCCCC"/>
-              <w:top w:val="single" w:sz="4" w:space="0" w:color="CCCCCC"/>
             </w:tcBorders>
           </w:tcPr>
           <w:p>
@@ -13960,7 +13732,7 @@
                 <w:szCs w:val="20"/>
                 <w:rtl/>
               </w:rPr>
-              <w:t>إلغاء حالة استفسار واحدة عن متطلبات الطلبات وتقليص المراجعات الناجمة عن نقص المستندات.</w:t>
+              <w:t>تجنّب 2 حالات تواصل ناتجة عن توقف الطلب بسبب نقص المتطلبات.</w:t>
             </w:r>
           </w:p>
         </w:tc>
@@ -13975,9 +13747,9 @@
               <w:right w:w="108" w:type="dxa"/>
             </w:tcMar>
             <w:tcBorders>
+              <w:right w:val="single" w:sz="4" w:space="0" w:color="CCCCCC"/>
               <w:bottom w:val="single" w:sz="4" w:space="0" w:color="CCCCCC"/>
               <w:left w:val="single" w:sz="4" w:space="0" w:color="CCCCCC"/>
-              <w:right w:val="single" w:sz="4" w:space="0" w:color="CCCCCC"/>
               <w:top w:val="single" w:sz="4" w:space="0" w:color="CCCCCC"/>
             </w:tcBorders>
           </w:tcPr>
@@ -14010,9 +13782,9 @@
               <w:right w:w="108" w:type="dxa"/>
             </w:tcMar>
             <w:tcBorders>
+              <w:right w:val="single" w:sz="4" w:space="0" w:color="CCCCCC"/>
               <w:bottom w:val="single" w:sz="4" w:space="0" w:color="CCCCCC"/>
               <w:left w:val="single" w:sz="4" w:space="0" w:color="CCCCCC"/>
-              <w:right w:val="single" w:sz="4" w:space="0" w:color="CCCCCC"/>
               <w:top w:val="single" w:sz="4" w:space="0" w:color="CCCCCC"/>
             </w:tcBorders>
           </w:tcPr>
@@ -14030,7 +13802,7 @@
                 <w:szCs w:val="20"/>
                 <w:rtl/>
               </w:rPr>
-              <w:t>«شرطة الفجيرة: طلبك رقم [X] يستلزم استكمال المستندات التالية: [X]. يُرجى المراجعة قبل تاريخ [X] لإتمام المعاملة.»</w:t>
+              <w:t>«شرطة الفجيرة: طلب تجديد رخصتك رقم [X] يستلزم استكمال خطوة [X]. يرجى المراجعة قبل تاريخ [X].»</w:t>
             </w:r>
           </w:p>
         </w:tc>
@@ -14045,9 +13817,9 @@
               <w:right w:w="108" w:type="dxa"/>
             </w:tcMar>
             <w:tcBorders>
+              <w:right w:val="single" w:sz="4" w:space="0" w:color="CCCCCC"/>
               <w:bottom w:val="single" w:sz="4" w:space="0" w:color="CCCCCC"/>
               <w:left w:val="single" w:sz="4" w:space="0" w:color="CCCCCC"/>
-              <w:right w:val="single" w:sz="4" w:space="0" w:color="CCCCCC"/>
               <w:top w:val="single" w:sz="4" w:space="0" w:color="CCCCCC"/>
             </w:tcBorders>
           </w:tcPr>
@@ -14065,7 +13837,7 @@
                 <w:szCs w:val="20"/>
                 <w:rtl/>
               </w:rPr>
-              <w:t>1 حالات</w:t>
+              <w:t>2 حالات</w:t>
             </w:r>
           </w:p>
         </w:tc>
@@ -14080,9 +13852,9 @@
               <w:right w:w="108" w:type="dxa"/>
             </w:tcMar>
             <w:tcBorders>
+              <w:right w:val="single" w:sz="4" w:space="0" w:color="CCCCCC"/>
               <w:bottom w:val="single" w:sz="4" w:space="0" w:color="CCCCCC"/>
               <w:left w:val="single" w:sz="4" w:space="0" w:color="CCCCCC"/>
-              <w:right w:val="single" w:sz="4" w:space="0" w:color="CCCCCC"/>
               <w:top w:val="single" w:sz="4" w:space="0" w:color="CCCCCC"/>
             </w:tcBorders>
           </w:tcPr>
@@ -14100,29 +13872,13 @@
                 <w:szCs w:val="20"/>
                 <w:rtl/>
               </w:rPr>
-              <w:t>إشعار بمتطلبات استكمال طلب تجديد الرخصة أو تسجيل المركبة</w:t>
+              <w:t>تنبيه بمتطلبات استكمال طلب تجديد الرخصة</w:t>
             </w:r>
           </w:p>
         </w:tc>
       </w:tr>
     </w:tbl>
     <w:p/>
-    <w:p>
-      <w:pPr>
-        <w:bidi w:val="1"/>
-      </w:pPr>
-      <w:r>
-        <w:rPr>
-          <w:rFonts w:ascii="Dubai" w:hAnsi="Dubai" w:eastAsia="Dubai" w:cs="Dubai"/>
-          <w:i/>
-          <w:color w:val="000000"/>
-          <w:sz w:val="22"/>
-          <w:szCs w:val="22"/>
-          <w:rtl/>
-        </w:rPr>
-        <w:t>تحليل البيانات يكشف أن 4+ حالة تواصل (8% من الإجمالي) كان يمكن إلغاؤها كلياً بمنظومة إشعارات بسيطة — دون أي تغيير هيكلي في الأنظمة أو الإجراءات:</w:t>
-      </w:r>
-    </w:p>
     <w:p>
       <w:pPr>
         <w:bidi w:val="1"/>
@@ -14160,7 +13916,7 @@
           <w:u w:val="none"/>
           <w:rtl/>
         </w:rPr>
-        <w:t>تتكامل الفرص المرصودة في يناير - ديسمبر 2025 مع قدرات الذكاء الاصطناعي لبناء منظومة خدمة ذاتية ذكية تغطي ما لا يقل عن 92.0% من إجمالي الحالات الواردة دون تدخل بشري في مرحلة التصنيف. واستناداً إلى تحليل 50 حالة موثقة خلال الفترة المذكورة، تُقدم هذه الوثيقة أربع أدوات ذكاء اصطناعي متكاملة تعالج أبرز مصادر الاحتكاك في رحلة المتعامل من عند نقطة نشوئها.</w:t>
+        <w:t>تتكامل الفرص المرصودة في يناير - ديسمبر 2025 مع قدرات الذكاء الاصطناعي لتشكيل منظومة خدمة ذاتية ذكية قادرة على تغطية ما يزيد على 84.0% من حجم التواصل الحالي دون تدخل بشري في مرحلة التصنيف. واستناداً إلى مجموع 50 حالة موثقة خلال الفترة المذكورة، تم تحديد أربع أدوات ذكاء اصطناعي متكاملة تعالج أبرز مصادر الاحتكاك في رحلة المتعامل من المصدر وليس بعد تسجيل الشكوى.</w:t>
       </w:r>
     </w:p>
     <w:p>
@@ -14180,7 +13936,7 @@
           <w:u w:val="none"/>
           <w:rtl/>
         </w:rPr>
-        <w:t>ملاحظة محورية: بيانات التدريب جاهزة الآن — إذ تتوفر 50 حالة مصنّفة ومُعلَّمة من فترة يناير - ديسمبر 2025 تُشكّل قاعدة بيانات تدريب جاهزة للاستخدام الفوري. يُتيح هذا المجموعة المُعلَّمة الشروع في تدريب نموذج تصنيف الذكاء الاصطناعي دون أي تأخير في مرحلة جمع البيانات أو الإعداد.</w:t>
+        <w:t>ملاحظة محورية: بيانات التدريب جاهزة الآن — إذ تتوفر 50 حالة مُصنَّفة ومُوسومة يدوياً تغطي الفترة الممتدة من يناير حتى ديسمبر 2025، وهذه المجموعة المُعلَّمة كافية لانطلاق تدريب المصنِّف الآلي بالذكاء الاصطناعي فوراً دون الحاجة إلى جمع بيانات إضافية.</w:t>
       </w:r>
     </w:p>
     <w:tbl>
@@ -14208,10 +13964,10 @@
               <w:right w:w="108" w:type="dxa"/>
             </w:tcMar>
             <w:tcBorders>
+              <w:right w:val="single" w:sz="4" w:space="0" w:color="CCCCCC"/>
+              <w:top w:val="single" w:sz="4" w:space="0" w:color="CCCCCC"/>
               <w:bottom w:val="single" w:sz="4" w:space="0" w:color="CCCCCC"/>
               <w:left w:val="single" w:sz="4" w:space="0" w:color="CCCCCC"/>
-              <w:right w:val="single" w:sz="4" w:space="0" w:color="CCCCCC"/>
-              <w:top w:val="single" w:sz="4" w:space="0" w:color="CCCCCC"/>
             </w:tcBorders>
           </w:tcPr>
           <w:p>
@@ -14243,10 +13999,10 @@
               <w:right w:w="108" w:type="dxa"/>
             </w:tcMar>
             <w:tcBorders>
+              <w:right w:val="single" w:sz="4" w:space="0" w:color="CCCCCC"/>
+              <w:top w:val="single" w:sz="4" w:space="0" w:color="CCCCCC"/>
               <w:bottom w:val="single" w:sz="4" w:space="0" w:color="CCCCCC"/>
               <w:left w:val="single" w:sz="4" w:space="0" w:color="CCCCCC"/>
-              <w:right w:val="single" w:sz="4" w:space="0" w:color="CCCCCC"/>
-              <w:top w:val="single" w:sz="4" w:space="0" w:color="CCCCCC"/>
             </w:tcBorders>
           </w:tcPr>
           <w:p>
@@ -14278,10 +14034,10 @@
               <w:right w:w="108" w:type="dxa"/>
             </w:tcMar>
             <w:tcBorders>
+              <w:right w:val="single" w:sz="4" w:space="0" w:color="CCCCCC"/>
+              <w:top w:val="single" w:sz="4" w:space="0" w:color="CCCCCC"/>
               <w:bottom w:val="single" w:sz="4" w:space="0" w:color="CCCCCC"/>
               <w:left w:val="single" w:sz="4" w:space="0" w:color="CCCCCC"/>
-              <w:right w:val="single" w:sz="4" w:space="0" w:color="CCCCCC"/>
-              <w:top w:val="single" w:sz="4" w:space="0" w:color="CCCCCC"/>
             </w:tcBorders>
           </w:tcPr>
           <w:p>
@@ -14313,10 +14069,10 @@
               <w:right w:w="108" w:type="dxa"/>
             </w:tcMar>
             <w:tcBorders>
+              <w:right w:val="single" w:sz="4" w:space="0" w:color="CCCCCC"/>
+              <w:top w:val="single" w:sz="4" w:space="0" w:color="CCCCCC"/>
               <w:bottom w:val="single" w:sz="4" w:space="0" w:color="CCCCCC"/>
               <w:left w:val="single" w:sz="4" w:space="0" w:color="CCCCCC"/>
-              <w:right w:val="single" w:sz="4" w:space="0" w:color="CCCCCC"/>
-              <w:top w:val="single" w:sz="4" w:space="0" w:color="CCCCCC"/>
             </w:tcBorders>
           </w:tcPr>
           <w:p>
@@ -14350,10 +14106,10 @@
               <w:right w:w="108" w:type="dxa"/>
             </w:tcMar>
             <w:tcBorders>
+              <w:right w:val="single" w:sz="4" w:space="0" w:color="CCCCCC"/>
+              <w:top w:val="single" w:sz="4" w:space="0" w:color="CCCCCC"/>
               <w:bottom w:val="single" w:sz="4" w:space="0" w:color="CCCCCC"/>
               <w:left w:val="single" w:sz="4" w:space="0" w:color="CCCCCC"/>
-              <w:right w:val="single" w:sz="4" w:space="0" w:color="CCCCCC"/>
-              <w:top w:val="single" w:sz="4" w:space="0" w:color="CCCCCC"/>
             </w:tcBorders>
           </w:tcPr>
           <w:p>
@@ -14385,10 +14141,10 @@
               <w:right w:w="108" w:type="dxa"/>
             </w:tcMar>
             <w:tcBorders>
+              <w:right w:val="single" w:sz="4" w:space="0" w:color="CCCCCC"/>
+              <w:top w:val="single" w:sz="4" w:space="0" w:color="CCCCCC"/>
               <w:bottom w:val="single" w:sz="4" w:space="0" w:color="CCCCCC"/>
               <w:left w:val="single" w:sz="4" w:space="0" w:color="CCCCCC"/>
-              <w:right w:val="single" w:sz="4" w:space="0" w:color="CCCCCC"/>
-              <w:top w:val="single" w:sz="4" w:space="0" w:color="CCCCCC"/>
             </w:tcBorders>
           </w:tcPr>
           <w:p>
@@ -14419,10 +14175,10 @@
               <w:right w:w="108" w:type="dxa"/>
             </w:tcMar>
             <w:tcBorders>
+              <w:right w:val="single" w:sz="4" w:space="0" w:color="CCCCCC"/>
+              <w:top w:val="single" w:sz="4" w:space="0" w:color="CCCCCC"/>
               <w:bottom w:val="single" w:sz="4" w:space="0" w:color="CCCCCC"/>
               <w:left w:val="single" w:sz="4" w:space="0" w:color="CCCCCC"/>
-              <w:right w:val="single" w:sz="4" w:space="0" w:color="CCCCCC"/>
-              <w:top w:val="single" w:sz="4" w:space="0" w:color="CCCCCC"/>
             </w:tcBorders>
           </w:tcPr>
           <w:p>
@@ -14439,7 +14195,7 @@
                 <w:szCs w:val="20"/>
                 <w:rtl/>
               </w:rPr>
-              <w:t>يُفعَّل النظام تلقائياً لحظة التقاط صورة المخالفة المرورية، إذ يستخدم نموذج رؤية حاسوبية (Computer Vision) لمطابقة لون المركبة وطرازها في الصورة مع بيانات السيارة المسجلة في قاعدة بيانات المركبات. وعند اكتشاف أي تناقض بين اللوحة المصورة وسجل الملكية، يُصدر النظام تنبيهاً فورياً للمختص قبل إتمام إصدار المخالفة وإرسالها للمتعامل.</w:t>
+              <w:t>يُفعَّل النظام لحظة التقاط صورة المخالفة المرورية، إذ يستخدم نموذج رؤية حاسوبية (Computer Vision) لمطابقة لون المركبة وطرازها مع بيانات السجل الرسمي للوحة المصورة. يرصد النظام أي تناقض بين مواصفات المركبة في الصورة والبيانات المسجلة في قاعدة البيانات، ويُصدر تنبيهاً فورياً للمشغل قبل إتمام إصدار المخالفة، مما يمنع وصول البلاغات المشكوك فيها إلى المتعامل أصلاً.</w:t>
             </w:r>
           </w:p>
         </w:tc>
@@ -14454,10 +14210,10 @@
               <w:right w:w="108" w:type="dxa"/>
             </w:tcMar>
             <w:tcBorders>
+              <w:right w:val="single" w:sz="4" w:space="0" w:color="CCCCCC"/>
+              <w:top w:val="single" w:sz="4" w:space="0" w:color="CCCCCC"/>
               <w:bottom w:val="single" w:sz="4" w:space="0" w:color="CCCCCC"/>
               <w:left w:val="single" w:sz="4" w:space="0" w:color="CCCCCC"/>
-              <w:right w:val="single" w:sz="4" w:space="0" w:color="CCCCCC"/>
-              <w:top w:val="single" w:sz="4" w:space="0" w:color="CCCCCC"/>
             </w:tcBorders>
           </w:tcPr>
           <w:p>
@@ -14474,7 +14230,7 @@
                 <w:szCs w:val="20"/>
                 <w:rtl/>
               </w:rPr>
-              <w:t>نظام التحقق البصري من صحة المخالفة</w:t>
+              <w:t>نظام التحقق البصري من صحة المخالفات المرورية</w:t>
             </w:r>
           </w:p>
         </w:tc>
@@ -14491,10 +14247,10 @@
               <w:right w:w="108" w:type="dxa"/>
             </w:tcMar>
             <w:tcBorders>
+              <w:right w:val="single" w:sz="4" w:space="0" w:color="CCCCCC"/>
+              <w:top w:val="single" w:sz="4" w:space="0" w:color="CCCCCC"/>
               <w:bottom w:val="single" w:sz="4" w:space="0" w:color="CCCCCC"/>
               <w:left w:val="single" w:sz="4" w:space="0" w:color="CCCCCC"/>
-              <w:right w:val="single" w:sz="4" w:space="0" w:color="CCCCCC"/>
-              <w:top w:val="single" w:sz="4" w:space="0" w:color="CCCCCC"/>
             </w:tcBorders>
           </w:tcPr>
           <w:p>
@@ -14526,10 +14282,10 @@
               <w:right w:w="108" w:type="dxa"/>
             </w:tcMar>
             <w:tcBorders>
+              <w:right w:val="single" w:sz="4" w:space="0" w:color="CCCCCC"/>
+              <w:top w:val="single" w:sz="4" w:space="0" w:color="CCCCCC"/>
               <w:bottom w:val="single" w:sz="4" w:space="0" w:color="CCCCCC"/>
               <w:left w:val="single" w:sz="4" w:space="0" w:color="CCCCCC"/>
-              <w:right w:val="single" w:sz="4" w:space="0" w:color="CCCCCC"/>
-              <w:top w:val="single" w:sz="4" w:space="0" w:color="CCCCCC"/>
             </w:tcBorders>
           </w:tcPr>
           <w:p>
@@ -14560,10 +14316,10 @@
               <w:right w:w="108" w:type="dxa"/>
             </w:tcMar>
             <w:tcBorders>
+              <w:right w:val="single" w:sz="4" w:space="0" w:color="CCCCCC"/>
+              <w:top w:val="single" w:sz="4" w:space="0" w:color="CCCCCC"/>
               <w:bottom w:val="single" w:sz="4" w:space="0" w:color="CCCCCC"/>
               <w:left w:val="single" w:sz="4" w:space="0" w:color="CCCCCC"/>
-              <w:right w:val="single" w:sz="4" w:space="0" w:color="CCCCCC"/>
-              <w:top w:val="single" w:sz="4" w:space="0" w:color="CCCCCC"/>
             </w:tcBorders>
           </w:tcPr>
           <w:p>
@@ -14580,7 +14336,7 @@
                 <w:szCs w:val="20"/>
                 <w:rtl/>
               </w:rPr>
-              <w:t>عند ورود أي حالة جديدة في CRM، يحلل النموذج نص الطلب باستخدام تصنيف نصي مدعوم بالذكاء الاصطناعي، ثم يقارنه بقاعدة بيانات صلاحيات الجهات لتحديد الجهة المختصة تلقائياً — سواء أكانت شرطة الفجيرة أم RTA أم جهة حكومية أخرى. يُنتج النظام رسالة توجيه فورية تُرسل للمتعامل عبر القناة الرقمية المناسبة دون الحاجة إلى مراجعة يدوية.</w:t>
+              <w:t>يعتمد النظام على نموذج تصنيف نصي مدرَّب على أنماط حالات CRM لتحليل محتوى كل استفسار وارد جديد وتحديد الجهة المختصة تلقائياً، سواء أكانت شرطة الفجيرة أم RTA أم البلدية أم أي هيئة أخرى، وفقاً لقاعدة بيانات صلاحيات موثقة. يُنتج النظام توجيهاً فورياً يُرسَل للمتعامل عبر SMS أو المنصة الرقمية، مما يلغي مرحلة إعادة التوجيه اليدوي ويُقلص دوران الحالة بين الجهات.</w:t>
             </w:r>
           </w:p>
         </w:tc>
@@ -14595,10 +14351,10 @@
               <w:right w:w="108" w:type="dxa"/>
             </w:tcMar>
             <w:tcBorders>
+              <w:right w:val="single" w:sz="4" w:space="0" w:color="CCCCCC"/>
+              <w:top w:val="single" w:sz="4" w:space="0" w:color="CCCCCC"/>
               <w:bottom w:val="single" w:sz="4" w:space="0" w:color="CCCCCC"/>
               <w:left w:val="single" w:sz="4" w:space="0" w:color="CCCCCC"/>
-              <w:right w:val="single" w:sz="4" w:space="0" w:color="CCCCCC"/>
-              <w:top w:val="single" w:sz="4" w:space="0" w:color="CCCCCC"/>
             </w:tcBorders>
           </w:tcPr>
           <w:p>
@@ -14632,10 +14388,10 @@
               <w:right w:w="108" w:type="dxa"/>
             </w:tcMar>
             <w:tcBorders>
+              <w:right w:val="single" w:sz="4" w:space="0" w:color="CCCCCC"/>
+              <w:top w:val="single" w:sz="4" w:space="0" w:color="CCCCCC"/>
               <w:bottom w:val="single" w:sz="4" w:space="0" w:color="CCCCCC"/>
               <w:left w:val="single" w:sz="4" w:space="0" w:color="CCCCCC"/>
-              <w:right w:val="single" w:sz="4" w:space="0" w:color="CCCCCC"/>
-              <w:top w:val="single" w:sz="4" w:space="0" w:color="CCCCCC"/>
             </w:tcBorders>
           </w:tcPr>
           <w:p>
@@ -14667,10 +14423,10 @@
               <w:right w:w="108" w:type="dxa"/>
             </w:tcMar>
             <w:tcBorders>
+              <w:right w:val="single" w:sz="4" w:space="0" w:color="CCCCCC"/>
+              <w:top w:val="single" w:sz="4" w:space="0" w:color="CCCCCC"/>
               <w:bottom w:val="single" w:sz="4" w:space="0" w:color="CCCCCC"/>
               <w:left w:val="single" w:sz="4" w:space="0" w:color="CCCCCC"/>
-              <w:right w:val="single" w:sz="4" w:space="0" w:color="CCCCCC"/>
-              <w:top w:val="single" w:sz="4" w:space="0" w:color="CCCCCC"/>
             </w:tcBorders>
           </w:tcPr>
           <w:p>
@@ -14701,10 +14457,10 @@
               <w:right w:w="108" w:type="dxa"/>
             </w:tcMar>
             <w:tcBorders>
+              <w:right w:val="single" w:sz="4" w:space="0" w:color="CCCCCC"/>
+              <w:top w:val="single" w:sz="4" w:space="0" w:color="CCCCCC"/>
               <w:bottom w:val="single" w:sz="4" w:space="0" w:color="CCCCCC"/>
               <w:left w:val="single" w:sz="4" w:space="0" w:color="CCCCCC"/>
-              <w:right w:val="single" w:sz="4" w:space="0" w:color="CCCCCC"/>
-              <w:top w:val="single" w:sz="4" w:space="0" w:color="CCCCCC"/>
             </w:tcBorders>
           </w:tcPr>
           <w:p>
@@ -14721,7 +14477,7 @@
                 <w:szCs w:val="20"/>
                 <w:rtl/>
               </w:rPr>
-              <w:t>يعترض النظام كل وثيقة يرفعها المتعامل قبل إتمام إرسال الطلب، ويُجري عليها سلسلة فحوصات آلية باستخدام OCR واشتراطات جودة الصورة: يتحقق من دقة الصورة الشخصية وصلاحية شهادة الفحص الفني واكتمال الحقول الإلزامية وتطابق رقم الهوية مع البيانات المدخلة. وعند رصد أي قصور، يُوجّه النظام المتعامل فوراً بتعليمات تصحيح محددة قبل تسجيل الطلب في CRM.</w:t>
+              <w:t>يُشغَّل النظام تلقائياً فور رفع المتعامل لأي وثيقة أو صورة ضمن طلبه الإلكتروني، حيث يوظف تقنية OCR وخوارزميات فحص الجودة للتحقق من دقة الصورة الشخصية وصلاحية شهادة الفحص الفني واكتمال الحقول الإلزامية وتطابق رقم الهوية. يُصدر النظام تقريراً فورياً يُرشد المتعامل إلى الحقول الناقصة أو الصور غير المستوفية قبل إرسال الطلب، دون الحاجة إلى مراجعة يدوية من الموظف.</w:t>
             </w:r>
           </w:p>
         </w:tc>
@@ -14736,10 +14492,10 @@
               <w:right w:w="108" w:type="dxa"/>
             </w:tcMar>
             <w:tcBorders>
+              <w:right w:val="single" w:sz="4" w:space="0" w:color="CCCCCC"/>
+              <w:top w:val="single" w:sz="4" w:space="0" w:color="CCCCCC"/>
               <w:bottom w:val="single" w:sz="4" w:space="0" w:color="CCCCCC"/>
               <w:left w:val="single" w:sz="4" w:space="0" w:color="CCCCCC"/>
-              <w:right w:val="single" w:sz="4" w:space="0" w:color="CCCCCC"/>
-              <w:top w:val="single" w:sz="4" w:space="0" w:color="CCCCCC"/>
             </w:tcBorders>
           </w:tcPr>
           <w:p>
@@ -14756,7 +14512,7 @@
                 <w:szCs w:val="20"/>
                 <w:rtl/>
               </w:rPr>
-              <w:t>فاحص جودة الوثائق واكتمالها آلياً</w:t>
+              <w:t>فاحص جودة الوثائق والصور بتقنية OCR</w:t>
             </w:r>
           </w:p>
         </w:tc>
@@ -14773,10 +14529,10 @@
               <w:right w:w="108" w:type="dxa"/>
             </w:tcMar>
             <w:tcBorders>
+              <w:right w:val="single" w:sz="4" w:space="0" w:color="CCCCCC"/>
               <w:bottom w:val="single" w:sz="4" w:space="0" w:color="CCCCCC"/>
+              <w:top w:val="single" w:sz="4" w:space="0" w:color="CCCCCC"/>
               <w:left w:val="single" w:sz="4" w:space="0" w:color="CCCCCC"/>
-              <w:right w:val="single" w:sz="4" w:space="0" w:color="CCCCCC"/>
-              <w:top w:val="single" w:sz="4" w:space="0" w:color="CCCCCC"/>
             </w:tcBorders>
           </w:tcPr>
           <w:p>
@@ -14808,9 +14564,9 @@
               <w:right w:w="108" w:type="dxa"/>
             </w:tcMar>
             <w:tcBorders>
+              <w:right w:val="single" w:sz="4" w:space="0" w:color="CCCCCC"/>
               <w:bottom w:val="single" w:sz="4" w:space="0" w:color="CCCCCC"/>
               <w:left w:val="single" w:sz="4" w:space="0" w:color="CCCCCC"/>
-              <w:right w:val="single" w:sz="4" w:space="0" w:color="CCCCCC"/>
               <w:top w:val="single" w:sz="4" w:space="0" w:color="CCCCCC"/>
             </w:tcBorders>
           </w:tcPr>
@@ -14842,9 +14598,9 @@
               <w:right w:w="108" w:type="dxa"/>
             </w:tcMar>
             <w:tcBorders>
+              <w:right w:val="single" w:sz="4" w:space="0" w:color="CCCCCC"/>
               <w:bottom w:val="single" w:sz="4" w:space="0" w:color="CCCCCC"/>
               <w:left w:val="single" w:sz="4" w:space="0" w:color="CCCCCC"/>
-              <w:right w:val="single" w:sz="4" w:space="0" w:color="CCCCCC"/>
               <w:top w:val="single" w:sz="4" w:space="0" w:color="CCCCCC"/>
             </w:tcBorders>
           </w:tcPr>
@@ -14862,7 +14618,7 @@
                 <w:szCs w:val="20"/>
                 <w:rtl/>
               </w:rPr>
-              <w:t>يعمل النظام على نصوص الشكاوى والمقترحات المخزنة في CRM، ويستخرج منها المواقع والمناطق الجغرافية المذكورة باستخدام تقنية استخراج الكيانات الجغرافية (NER)، ثم يُرسم هذه البيانات تلقائياً في خريطة حرارية تُظهر كثافة الإبلاغ لكل منطقة. يُخرج النظام تقريراً دورياً يُصنّف التقاطعات والمناطق ذات التركز غير المتناسب لدعم قرارات تخصيص الموارد وأولويات البنية التحتية.</w:t>
+              <w:t>يعمل النظام على مجموعة نصوص CRM الواردة خلال الفترة المحددة، إذ يستخدم تقنية استخراج الكيانات الجغرافية (NER) لتحديد أسماء المناطق والتقاطعات المذكورة في الشكاوى والمقترحات. تُحوَّل هذه الكيانات إلى خريطة حرارية تكشف المناطق ذات الكثافة الشكوائية غير المتناسبة، وتُقدَّم النتائج في تقارير مرئية دورية تدعم قرارات تخصيص الموارد وتحديد أولويات البنية التحتية.</w:t>
             </w:r>
           </w:p>
         </w:tc>
@@ -14877,9 +14633,9 @@
               <w:right w:w="108" w:type="dxa"/>
             </w:tcMar>
             <w:tcBorders>
+              <w:right w:val="single" w:sz="4" w:space="0" w:color="CCCCCC"/>
               <w:bottom w:val="single" w:sz="4" w:space="0" w:color="CCCCCC"/>
               <w:left w:val="single" w:sz="4" w:space="0" w:color="CCCCCC"/>
-              <w:right w:val="single" w:sz="4" w:space="0" w:color="CCCCCC"/>
               <w:top w:val="single" w:sz="4" w:space="0" w:color="CCCCCC"/>
             </w:tcBorders>
           </w:tcPr>
@@ -14897,29 +14653,13 @@
                 <w:szCs w:val="20"/>
                 <w:rtl/>
               </w:rPr>
-              <w:t>رادار الاحتكاك الجغرافي بالخريطة الحرارية</w:t>
+              <w:t>رادار الاحتكاك الجغرافي بخرائط حرارية عبر NER</w:t>
             </w:r>
           </w:p>
         </w:tc>
       </w:tr>
     </w:tbl>
     <w:p/>
-    <w:p>
-      <w:pPr>
-        <w:bidi w:val="1"/>
-      </w:pPr>
-      <w:r>
-        <w:rPr>
-          <w:rFonts w:ascii="Dubai" w:hAnsi="Dubai" w:eastAsia="Dubai" w:cs="Dubai"/>
-          <w:i/>
-          <w:color w:val="000000"/>
-          <w:sz w:val="22"/>
-          <w:szCs w:val="22"/>
-          <w:rtl/>
-        </w:rPr>
-        <w:t>تتكامل الفرص المرصودة في يناير - ديسمبر 2025 مع قدرات الذكاء الاصطناعي لبناء منظومة خدمة ذاتية ذكية تغطي ما لا يقل عن 92.0% من إجمالي الحالات الواردة دون تدخل بشري في مرحلة التصنيف. واستناداً إلى تحليل 50 حالة موثقة خلال الفترة المذكورة، تُقدم هذه الوثيقة أربع أدوات ذكاء اصطناعي متكاملة تعالج أبرز مصادر الاحتكاك في رحلة المتعامل من عند نقطة نشوئها.</w:t>
-      </w:r>
-    </w:p>
     <w:p>
       <w:pPr>
         <w:bidi w:val="1"/>
@@ -14957,7 +14697,7 @@
           <w:u w:val="none"/>
           <w:rtl/>
         </w:rPr>
-        <w:t>تجمع هذه الخارطة توصيات التحليلات الأربعة في منظومة أولويات متدرجة مستندةً إلى بيانات الفترة يناير - ديسمبر 2025 البالغة 50 حالة، بهدف تحويل الفجوات المرصودة إلى إجراءات تحسينية قابلة للقياس. جميع البنود الثمانية مستخلصة مباشرةً من التحليل دون توصيات عامة، ومرتّبة تنازلياً وفق معيارَي الأثر وسهولة التنفيذ.</w:t>
+        <w:t>تجمع هذه الخارطة توصيات التحليلات الأربعة في منظومة أولويات متدرجة مستندةً إلى بيانات الفترة يناير - ديسمبر 2025 البالغ فيها إجمالي الحالات 50 حالة، بهدف تحويل المعالجة من التفاعلية إلى الاستباقية. جميع البنود الثمانية مستخلصة من الحالات الفعلية دون توصيات نظرية، ومرتّبة تنازلياً وفق معيارَي الأثر وسهولة التنفيذ.</w:t>
       </w:r>
     </w:p>
     <w:tbl>
@@ -14987,10 +14727,10 @@
               <w:right w:w="108" w:type="dxa"/>
             </w:tcMar>
             <w:tcBorders>
+              <w:right w:val="single" w:sz="4" w:space="0" w:color="CCCCCC"/>
+              <w:top w:val="single" w:sz="4" w:space="0" w:color="CCCCCC"/>
               <w:bottom w:val="single" w:sz="4" w:space="0" w:color="CCCCCC"/>
               <w:left w:val="single" w:sz="4" w:space="0" w:color="CCCCCC"/>
-              <w:right w:val="single" w:sz="4" w:space="0" w:color="CCCCCC"/>
-              <w:top w:val="single" w:sz="4" w:space="0" w:color="CCCCCC"/>
             </w:tcBorders>
           </w:tcPr>
           <w:p>
@@ -15022,10 +14762,10 @@
               <w:right w:w="108" w:type="dxa"/>
             </w:tcMar>
             <w:tcBorders>
+              <w:right w:val="single" w:sz="4" w:space="0" w:color="CCCCCC"/>
+              <w:top w:val="single" w:sz="4" w:space="0" w:color="CCCCCC"/>
               <w:bottom w:val="single" w:sz="4" w:space="0" w:color="CCCCCC"/>
               <w:left w:val="single" w:sz="4" w:space="0" w:color="CCCCCC"/>
-              <w:right w:val="single" w:sz="4" w:space="0" w:color="CCCCCC"/>
-              <w:top w:val="single" w:sz="4" w:space="0" w:color="CCCCCC"/>
             </w:tcBorders>
           </w:tcPr>
           <w:p>
@@ -15057,10 +14797,10 @@
               <w:right w:w="108" w:type="dxa"/>
             </w:tcMar>
             <w:tcBorders>
+              <w:right w:val="single" w:sz="4" w:space="0" w:color="CCCCCC"/>
+              <w:top w:val="single" w:sz="4" w:space="0" w:color="CCCCCC"/>
               <w:bottom w:val="single" w:sz="4" w:space="0" w:color="CCCCCC"/>
               <w:left w:val="single" w:sz="4" w:space="0" w:color="CCCCCC"/>
-              <w:right w:val="single" w:sz="4" w:space="0" w:color="CCCCCC"/>
-              <w:top w:val="single" w:sz="4" w:space="0" w:color="CCCCCC"/>
             </w:tcBorders>
           </w:tcPr>
           <w:p>
@@ -15092,10 +14832,10 @@
               <w:right w:w="108" w:type="dxa"/>
             </w:tcMar>
             <w:tcBorders>
+              <w:right w:val="single" w:sz="4" w:space="0" w:color="CCCCCC"/>
+              <w:top w:val="single" w:sz="4" w:space="0" w:color="CCCCCC"/>
               <w:bottom w:val="single" w:sz="4" w:space="0" w:color="CCCCCC"/>
               <w:left w:val="single" w:sz="4" w:space="0" w:color="CCCCCC"/>
-              <w:right w:val="single" w:sz="4" w:space="0" w:color="CCCCCC"/>
-              <w:top w:val="single" w:sz="4" w:space="0" w:color="CCCCCC"/>
             </w:tcBorders>
           </w:tcPr>
           <w:p>
@@ -15127,10 +14867,10 @@
               <w:right w:w="108" w:type="dxa"/>
             </w:tcMar>
             <w:tcBorders>
+              <w:right w:val="single" w:sz="4" w:space="0" w:color="CCCCCC"/>
+              <w:top w:val="single" w:sz="4" w:space="0" w:color="CCCCCC"/>
               <w:bottom w:val="single" w:sz="4" w:space="0" w:color="CCCCCC"/>
               <w:left w:val="single" w:sz="4" w:space="0" w:color="CCCCCC"/>
-              <w:right w:val="single" w:sz="4" w:space="0" w:color="CCCCCC"/>
-              <w:top w:val="single" w:sz="4" w:space="0" w:color="CCCCCC"/>
             </w:tcBorders>
           </w:tcPr>
           <w:p>
@@ -15162,10 +14902,10 @@
               <w:right w:w="108" w:type="dxa"/>
             </w:tcMar>
             <w:tcBorders>
+              <w:right w:val="single" w:sz="4" w:space="0" w:color="CCCCCC"/>
+              <w:top w:val="single" w:sz="4" w:space="0" w:color="CCCCCC"/>
               <w:bottom w:val="single" w:sz="4" w:space="0" w:color="CCCCCC"/>
               <w:left w:val="single" w:sz="4" w:space="0" w:color="CCCCCC"/>
-              <w:right w:val="single" w:sz="4" w:space="0" w:color="CCCCCC"/>
-              <w:top w:val="single" w:sz="4" w:space="0" w:color="CCCCCC"/>
             </w:tcBorders>
           </w:tcPr>
           <w:p>
@@ -15199,10 +14939,10 @@
               <w:right w:w="108" w:type="dxa"/>
             </w:tcMar>
             <w:tcBorders>
+              <w:right w:val="single" w:sz="4" w:space="0" w:color="CCCCCC"/>
+              <w:top w:val="single" w:sz="4" w:space="0" w:color="CCCCCC"/>
               <w:bottom w:val="single" w:sz="4" w:space="0" w:color="CCCCCC"/>
               <w:left w:val="single" w:sz="4" w:space="0" w:color="CCCCCC"/>
-              <w:right w:val="single" w:sz="4" w:space="0" w:color="CCCCCC"/>
-              <w:top w:val="single" w:sz="4" w:space="0" w:color="CCCCCC"/>
             </w:tcBorders>
           </w:tcPr>
           <w:p>
@@ -15234,10 +14974,10 @@
               <w:right w:w="108" w:type="dxa"/>
             </w:tcMar>
             <w:tcBorders>
+              <w:right w:val="single" w:sz="4" w:space="0" w:color="CCCCCC"/>
+              <w:top w:val="single" w:sz="4" w:space="0" w:color="CCCCCC"/>
               <w:bottom w:val="single" w:sz="4" w:space="0" w:color="CCCCCC"/>
               <w:left w:val="single" w:sz="4" w:space="0" w:color="CCCCCC"/>
-              <w:right w:val="single" w:sz="4" w:space="0" w:color="CCCCCC"/>
-              <w:top w:val="single" w:sz="4" w:space="0" w:color="CCCCCC"/>
             </w:tcBorders>
           </w:tcPr>
           <w:p>
@@ -15254,7 +14994,7 @@
                 <w:szCs w:val="20"/>
                 <w:rtl/>
               </w:rPr>
-              <w:t>تقليص 6+ حالة اعتراض على مخالفات وخفض الاتصالات المتكررة بتوفير مسار رسمي واضح.</w:t>
+              <w:t>إلغاء 4+ حالات تواصل ناجمة عن استفسار المتعاملين عن وصول وثائقهم قبل اكتمال التسليم.</w:t>
             </w:r>
           </w:p>
         </w:tc>
@@ -15269,10 +15009,10 @@
               <w:right w:w="108" w:type="dxa"/>
             </w:tcMar>
             <w:tcBorders>
+              <w:right w:val="single" w:sz="4" w:space="0" w:color="CCCCCC"/>
+              <w:top w:val="single" w:sz="4" w:space="0" w:color="CCCCCC"/>
               <w:bottom w:val="single" w:sz="4" w:space="0" w:color="CCCCCC"/>
               <w:left w:val="single" w:sz="4" w:space="0" w:color="CCCCCC"/>
-              <w:right w:val="single" w:sz="4" w:space="0" w:color="CCCCCC"/>
-              <w:top w:val="single" w:sz="4" w:space="0" w:color="CCCCCC"/>
             </w:tcBorders>
           </w:tcPr>
           <w:p>
@@ -15304,10 +15044,10 @@
               <w:right w:w="108" w:type="dxa"/>
             </w:tcMar>
             <w:tcBorders>
+              <w:right w:val="single" w:sz="4" w:space="0" w:color="CCCCCC"/>
+              <w:top w:val="single" w:sz="4" w:space="0" w:color="CCCCCC"/>
               <w:bottom w:val="single" w:sz="4" w:space="0" w:color="CCCCCC"/>
               <w:left w:val="single" w:sz="4" w:space="0" w:color="CCCCCC"/>
-              <w:right w:val="single" w:sz="4" w:space="0" w:color="CCCCCC"/>
-              <w:top w:val="single" w:sz="4" w:space="0" w:color="CCCCCC"/>
             </w:tcBorders>
           </w:tcPr>
           <w:p>
@@ -15324,7 +15064,7 @@
                 <w:szCs w:val="20"/>
                 <w:rtl/>
               </w:rPr>
-              <w:t>إنشاء قناة اعتراض رقمية رسمية على المخالفات المرورية داخل تطبيق MOI، تتيح للمتعامل رفع اعتراضه مع إرفاق المستندات الداعمة وتلقّي رقم مرجعي فوري عبر SMS.</w:t>
+              <w:t>عند طباعة وثيقة الملكية أو الرخصة وإحالتها لبريد الإمارات، يُرسَل تلقائياً عبر SMS ورسالة في التطبيق رابطُ تتبع الشحنة مع المدة المتوقعة للتسليم.</w:t>
             </w:r>
           </w:p>
         </w:tc>
@@ -15339,10 +15079,10 @@
               <w:right w:w="108" w:type="dxa"/>
             </w:tcMar>
             <w:tcBorders>
+              <w:right w:val="single" w:sz="4" w:space="0" w:color="CCCCCC"/>
+              <w:top w:val="single" w:sz="4" w:space="0" w:color="CCCCCC"/>
               <w:bottom w:val="single" w:sz="4" w:space="0" w:color="CCCCCC"/>
               <w:left w:val="single" w:sz="4" w:space="0" w:color="CCCCCC"/>
-              <w:right w:val="single" w:sz="4" w:space="0" w:color="CCCCCC"/>
-              <w:top w:val="single" w:sz="4" w:space="0" w:color="CCCCCC"/>
             </w:tcBorders>
           </w:tcPr>
           <w:p>
@@ -15374,10 +15114,10 @@
               <w:right w:w="108" w:type="dxa"/>
             </w:tcMar>
             <w:tcBorders>
+              <w:right w:val="single" w:sz="4" w:space="0" w:color="CCCCCC"/>
+              <w:top w:val="single" w:sz="4" w:space="0" w:color="CCCCCC"/>
               <w:bottom w:val="single" w:sz="4" w:space="0" w:color="CCCCCC"/>
               <w:left w:val="single" w:sz="4" w:space="0" w:color="CCCCCC"/>
-              <w:right w:val="single" w:sz="4" w:space="0" w:color="CCCCCC"/>
-              <w:top w:val="single" w:sz="4" w:space="0" w:color="CCCCCC"/>
             </w:tcBorders>
           </w:tcPr>
           <w:p>
@@ -15411,10 +15151,10 @@
               <w:right w:w="108" w:type="dxa"/>
             </w:tcMar>
             <w:tcBorders>
+              <w:right w:val="single" w:sz="4" w:space="0" w:color="CCCCCC"/>
+              <w:top w:val="single" w:sz="4" w:space="0" w:color="CCCCCC"/>
               <w:bottom w:val="single" w:sz="4" w:space="0" w:color="CCCCCC"/>
               <w:left w:val="single" w:sz="4" w:space="0" w:color="CCCCCC"/>
-              <w:right w:val="single" w:sz="4" w:space="0" w:color="CCCCCC"/>
-              <w:top w:val="single" w:sz="4" w:space="0" w:color="CCCCCC"/>
             </w:tcBorders>
           </w:tcPr>
           <w:p>
@@ -15446,10 +15186,10 @@
               <w:right w:w="108" w:type="dxa"/>
             </w:tcMar>
             <w:tcBorders>
+              <w:right w:val="single" w:sz="4" w:space="0" w:color="CCCCCC"/>
+              <w:top w:val="single" w:sz="4" w:space="0" w:color="CCCCCC"/>
               <w:bottom w:val="single" w:sz="4" w:space="0" w:color="CCCCCC"/>
               <w:left w:val="single" w:sz="4" w:space="0" w:color="CCCCCC"/>
-              <w:right w:val="single" w:sz="4" w:space="0" w:color="CCCCCC"/>
-              <w:top w:val="single" w:sz="4" w:space="0" w:color="CCCCCC"/>
             </w:tcBorders>
           </w:tcPr>
           <w:p>
@@ -15466,7 +15206,7 @@
                 <w:szCs w:val="20"/>
                 <w:rtl/>
               </w:rPr>
-              <w:t>معالجة 4+ حالة ناجمة عن غياب تتبع التسليم وتقليص استفسارات الاستلام المتكررة.</w:t>
+              <w:t>تقليص 4+ حالة ناتجة عن غياب إشعار الإرسال، وخفض الاتصالات الواردة لمتابعة الوثائق.</w:t>
             </w:r>
           </w:p>
         </w:tc>
@@ -15481,10 +15221,10 @@
               <w:right w:w="108" w:type="dxa"/>
             </w:tcMar>
             <w:tcBorders>
+              <w:right w:val="single" w:sz="4" w:space="0" w:color="CCCCCC"/>
+              <w:top w:val="single" w:sz="4" w:space="0" w:color="CCCCCC"/>
               <w:bottom w:val="single" w:sz="4" w:space="0" w:color="CCCCCC"/>
               <w:left w:val="single" w:sz="4" w:space="0" w:color="CCCCCC"/>
-              <w:right w:val="single" w:sz="4" w:space="0" w:color="CCCCCC"/>
-              <w:top w:val="single" w:sz="4" w:space="0" w:color="CCCCCC"/>
             </w:tcBorders>
           </w:tcPr>
           <w:p>
@@ -15516,10 +15256,10 @@
               <w:right w:w="108" w:type="dxa"/>
             </w:tcMar>
             <w:tcBorders>
+              <w:right w:val="single" w:sz="4" w:space="0" w:color="CCCCCC"/>
+              <w:top w:val="single" w:sz="4" w:space="0" w:color="CCCCCC"/>
               <w:bottom w:val="single" w:sz="4" w:space="0" w:color="CCCCCC"/>
               <w:left w:val="single" w:sz="4" w:space="0" w:color="CCCCCC"/>
-              <w:right w:val="single" w:sz="4" w:space="0" w:color="CCCCCC"/>
-              <w:top w:val="single" w:sz="4" w:space="0" w:color="CCCCCC"/>
             </w:tcBorders>
           </w:tcPr>
           <w:p>
@@ -15536,7 +15276,7 @@
                 <w:szCs w:val="20"/>
                 <w:rtl/>
               </w:rPr>
-              <w:t>تفعيل إشعارات SMS وبريد إلكتروني تلقائية عند كل مرحلة تسليم مستند (تأكيد دفع، طباعة، إرسال، استلام)، مع إضافة أداة «أين مستندي؟» في تطبيق MOI لتتبع ذاتي.</w:t>
+              <w:t>أضف خطوة إلزامية في سير عمل CRM تُقيّد رقم بوليصة بريد الإمارات فور الإرسال، ويُفعَّل إشعار SMS تلقائي للمتعامل يتضمن رقم التتبع ورابطه المباشر.</w:t>
             </w:r>
           </w:p>
         </w:tc>
@@ -15551,10 +15291,10 @@
               <w:right w:w="108" w:type="dxa"/>
             </w:tcMar>
             <w:tcBorders>
+              <w:right w:val="single" w:sz="4" w:space="0" w:color="CCCCCC"/>
+              <w:top w:val="single" w:sz="4" w:space="0" w:color="CCCCCC"/>
               <w:bottom w:val="single" w:sz="4" w:space="0" w:color="CCCCCC"/>
               <w:left w:val="single" w:sz="4" w:space="0" w:color="CCCCCC"/>
-              <w:right w:val="single" w:sz="4" w:space="0" w:color="CCCCCC"/>
-              <w:top w:val="single" w:sz="4" w:space="0" w:color="CCCCCC"/>
             </w:tcBorders>
           </w:tcPr>
           <w:p>
@@ -15586,10 +15326,10 @@
               <w:right w:w="108" w:type="dxa"/>
             </w:tcMar>
             <w:tcBorders>
+              <w:right w:val="single" w:sz="4" w:space="0" w:color="CCCCCC"/>
+              <w:top w:val="single" w:sz="4" w:space="0" w:color="CCCCCC"/>
               <w:bottom w:val="single" w:sz="4" w:space="0" w:color="CCCCCC"/>
               <w:left w:val="single" w:sz="4" w:space="0" w:color="CCCCCC"/>
-              <w:right w:val="single" w:sz="4" w:space="0" w:color="CCCCCC"/>
-              <w:top w:val="single" w:sz="4" w:space="0" w:color="CCCCCC"/>
             </w:tcBorders>
           </w:tcPr>
           <w:p>
@@ -15623,10 +15363,10 @@
               <w:right w:w="108" w:type="dxa"/>
             </w:tcMar>
             <w:tcBorders>
+              <w:right w:val="single" w:sz="4" w:space="0" w:color="CCCCCC"/>
+              <w:top w:val="single" w:sz="4" w:space="0" w:color="CCCCCC"/>
               <w:bottom w:val="single" w:sz="4" w:space="0" w:color="CCCCCC"/>
               <w:left w:val="single" w:sz="4" w:space="0" w:color="CCCCCC"/>
-              <w:right w:val="single" w:sz="4" w:space="0" w:color="CCCCCC"/>
-              <w:top w:val="single" w:sz="4" w:space="0" w:color="CCCCCC"/>
             </w:tcBorders>
           </w:tcPr>
           <w:p>
@@ -15658,10 +15398,10 @@
               <w:right w:w="108" w:type="dxa"/>
             </w:tcMar>
             <w:tcBorders>
+              <w:right w:val="single" w:sz="4" w:space="0" w:color="CCCCCC"/>
+              <w:top w:val="single" w:sz="4" w:space="0" w:color="CCCCCC"/>
               <w:bottom w:val="single" w:sz="4" w:space="0" w:color="CCCCCC"/>
               <w:left w:val="single" w:sz="4" w:space="0" w:color="CCCCCC"/>
-              <w:right w:val="single" w:sz="4" w:space="0" w:color="CCCCCC"/>
-              <w:top w:val="single" w:sz="4" w:space="0" w:color="CCCCCC"/>
             </w:tcBorders>
           </w:tcPr>
           <w:p>
@@ -15678,7 +15418,7 @@
                 <w:szCs w:val="20"/>
                 <w:rtl/>
               </w:rPr>
-              <w:t>معالجة 4+ حالة متابعة معلّقة وخفض تواصل المتعامل للاستفسار عن حالة طلبه.</w:t>
+              <w:t>تقليص 4+ حالة اعتراض مرورية مستندة إلى سوء الفهم، وخفض الاعتراضات المتكررة غير المبررة.</w:t>
             </w:r>
           </w:p>
         </w:tc>
@@ -15693,10 +15433,10 @@
               <w:right w:w="108" w:type="dxa"/>
             </w:tcMar>
             <w:tcBorders>
+              <w:right w:val="single" w:sz="4" w:space="0" w:color="CCCCCC"/>
+              <w:top w:val="single" w:sz="4" w:space="0" w:color="CCCCCC"/>
               <w:bottom w:val="single" w:sz="4" w:space="0" w:color="CCCCCC"/>
               <w:left w:val="single" w:sz="4" w:space="0" w:color="CCCCCC"/>
-              <w:right w:val="single" w:sz="4" w:space="0" w:color="CCCCCC"/>
-              <w:top w:val="single" w:sz="4" w:space="0" w:color="CCCCCC"/>
             </w:tcBorders>
           </w:tcPr>
           <w:p>
@@ -15728,10 +15468,10 @@
               <w:right w:w="108" w:type="dxa"/>
             </w:tcMar>
             <w:tcBorders>
+              <w:right w:val="single" w:sz="4" w:space="0" w:color="CCCCCC"/>
+              <w:top w:val="single" w:sz="4" w:space="0" w:color="CCCCCC"/>
               <w:bottom w:val="single" w:sz="4" w:space="0" w:color="CCCCCC"/>
               <w:left w:val="single" w:sz="4" w:space="0" w:color="CCCCCC"/>
-              <w:right w:val="single" w:sz="4" w:space="0" w:color="CCCCCC"/>
-              <w:top w:val="single" w:sz="4" w:space="0" w:color="CCCCCC"/>
             </w:tcBorders>
           </w:tcPr>
           <w:p>
@@ -15748,7 +15488,7 @@
                 <w:szCs w:val="20"/>
                 <w:rtl/>
               </w:rPr>
-              <w:t>إضافة لوحة «طلباتي» في تطبيق MOI تعرض حالة الطلب لحظياً، مع إشعارات تلقائية عبر SMS عند كل تحديث لمراحل تجديد الرخصة وتسجيل المركبة.</w:t>
+              <w:t>انشر عبر التطبيق والبوابة الإلكترونية صفحة توضيحية تعرض الحدود المرورية المسموح بها وآلية الاعتراض الرسمية، مع إرسال رسالة SMS تذكيرية عند تسجيل كل مخالفة.</w:t>
             </w:r>
           </w:p>
         </w:tc>
@@ -15763,10 +15503,10 @@
               <w:right w:w="108" w:type="dxa"/>
             </w:tcMar>
             <w:tcBorders>
+              <w:right w:val="single" w:sz="4" w:space="0" w:color="CCCCCC"/>
+              <w:top w:val="single" w:sz="4" w:space="0" w:color="CCCCCC"/>
               <w:bottom w:val="single" w:sz="4" w:space="0" w:color="CCCCCC"/>
               <w:left w:val="single" w:sz="4" w:space="0" w:color="CCCCCC"/>
-              <w:right w:val="single" w:sz="4" w:space="0" w:color="CCCCCC"/>
-              <w:top w:val="single" w:sz="4" w:space="0" w:color="CCCCCC"/>
             </w:tcBorders>
           </w:tcPr>
           <w:p>
@@ -15798,10 +15538,10 @@
               <w:right w:w="108" w:type="dxa"/>
             </w:tcMar>
             <w:tcBorders>
+              <w:right w:val="single" w:sz="4" w:space="0" w:color="CCCCCC"/>
+              <w:top w:val="single" w:sz="4" w:space="0" w:color="CCCCCC"/>
               <w:bottom w:val="single" w:sz="4" w:space="0" w:color="CCCCCC"/>
               <w:left w:val="single" w:sz="4" w:space="0" w:color="CCCCCC"/>
-              <w:right w:val="single" w:sz="4" w:space="0" w:color="CCCCCC"/>
-              <w:top w:val="single" w:sz="4" w:space="0" w:color="CCCCCC"/>
             </w:tcBorders>
           </w:tcPr>
           <w:p>
@@ -15835,10 +15575,10 @@
               <w:right w:w="108" w:type="dxa"/>
             </w:tcMar>
             <w:tcBorders>
+              <w:right w:val="single" w:sz="4" w:space="0" w:color="CCCCCC"/>
+              <w:top w:val="single" w:sz="4" w:space="0" w:color="CCCCCC"/>
               <w:bottom w:val="single" w:sz="4" w:space="0" w:color="CCCCCC"/>
               <w:left w:val="single" w:sz="4" w:space="0" w:color="CCCCCC"/>
-              <w:right w:val="single" w:sz="4" w:space="0" w:color="CCCCCC"/>
-              <w:top w:val="single" w:sz="4" w:space="0" w:color="CCCCCC"/>
             </w:tcBorders>
           </w:tcPr>
           <w:p>
@@ -15870,10 +15610,10 @@
               <w:right w:w="108" w:type="dxa"/>
             </w:tcMar>
             <w:tcBorders>
+              <w:right w:val="single" w:sz="4" w:space="0" w:color="CCCCCC"/>
+              <w:top w:val="single" w:sz="4" w:space="0" w:color="CCCCCC"/>
               <w:bottom w:val="single" w:sz="4" w:space="0" w:color="CCCCCC"/>
               <w:left w:val="single" w:sz="4" w:space="0" w:color="CCCCCC"/>
-              <w:right w:val="single" w:sz="4" w:space="0" w:color="CCCCCC"/>
-              <w:top w:val="single" w:sz="4" w:space="0" w:color="CCCCCC"/>
             </w:tcBorders>
           </w:tcPr>
           <w:p>
@@ -15890,7 +15630,7 @@
                 <w:szCs w:val="20"/>
                 <w:rtl/>
               </w:rPr>
-              <w:t>تقليص 4+ حالة عدم استلام مستندات بتحديد توقعات واضحة وتنبيه استباقي للمتعامل.</w:t>
+              <w:t>إلغاء 3+ حالات متابعة دورية لطلبات تراخيص الأسلحة وتخفيف الضغط على قنوات الدعم.</w:t>
             </w:r>
           </w:p>
         </w:tc>
@@ -15905,10 +15645,10 @@
               <w:right w:w="108" w:type="dxa"/>
             </w:tcMar>
             <w:tcBorders>
+              <w:right w:val="single" w:sz="4" w:space="0" w:color="CCCCCC"/>
+              <w:top w:val="single" w:sz="4" w:space="0" w:color="CCCCCC"/>
               <w:bottom w:val="single" w:sz="4" w:space="0" w:color="CCCCCC"/>
               <w:left w:val="single" w:sz="4" w:space="0" w:color="CCCCCC"/>
-              <w:right w:val="single" w:sz="4" w:space="0" w:color="CCCCCC"/>
-              <w:top w:val="single" w:sz="4" w:space="0" w:color="CCCCCC"/>
             </w:tcBorders>
           </w:tcPr>
           <w:p>
@@ -15940,10 +15680,10 @@
               <w:right w:w="108" w:type="dxa"/>
             </w:tcMar>
             <w:tcBorders>
+              <w:right w:val="single" w:sz="4" w:space="0" w:color="CCCCCC"/>
+              <w:top w:val="single" w:sz="4" w:space="0" w:color="CCCCCC"/>
               <w:bottom w:val="single" w:sz="4" w:space="0" w:color="CCCCCC"/>
               <w:left w:val="single" w:sz="4" w:space="0" w:color="CCCCCC"/>
-              <w:right w:val="single" w:sz="4" w:space="0" w:color="CCCCCC"/>
-              <w:top w:val="single" w:sz="4" w:space="0" w:color="CCCCCC"/>
             </w:tcBorders>
           </w:tcPr>
           <w:p>
@@ -15960,7 +15700,7 @@
                 <w:szCs w:val="20"/>
                 <w:rtl/>
               </w:rPr>
-              <w:t>نشر جدول زمني واضح في بوابة MOI والتطبيق يحدد المدة المتوقعة لاستلام بطاقة الملكية ورخصة القيادة بعد السداد، مع ربطه بإشعار تلقائي عند انتهاء المدة.</w:t>
+              <w:t>فعّل مشغّلاً زمنياً في نظام الطلبات يُرسل كل 30 يوماً إشعار SMS وبريد إلكتروني لمقدم طلب ترخيص السلاح، يوضح مرحلة طلبه الحالية من بين: «قيد المراجعة / محوّل للجنة / منتهٍ».</w:t>
             </w:r>
           </w:p>
         </w:tc>
@@ -15975,10 +15715,10 @@
               <w:right w:w="108" w:type="dxa"/>
             </w:tcMar>
             <w:tcBorders>
+              <w:right w:val="single" w:sz="4" w:space="0" w:color="CCCCCC"/>
+              <w:top w:val="single" w:sz="4" w:space="0" w:color="CCCCCC"/>
               <w:bottom w:val="single" w:sz="4" w:space="0" w:color="CCCCCC"/>
               <w:left w:val="single" w:sz="4" w:space="0" w:color="CCCCCC"/>
-              <w:right w:val="single" w:sz="4" w:space="0" w:color="CCCCCC"/>
-              <w:top w:val="single" w:sz="4" w:space="0" w:color="CCCCCC"/>
             </w:tcBorders>
           </w:tcPr>
           <w:p>
@@ -16010,10 +15750,10 @@
               <w:right w:w="108" w:type="dxa"/>
             </w:tcMar>
             <w:tcBorders>
+              <w:right w:val="single" w:sz="4" w:space="0" w:color="CCCCCC"/>
+              <w:top w:val="single" w:sz="4" w:space="0" w:color="CCCCCC"/>
               <w:bottom w:val="single" w:sz="4" w:space="0" w:color="CCCCCC"/>
               <w:left w:val="single" w:sz="4" w:space="0" w:color="CCCCCC"/>
-              <w:right w:val="single" w:sz="4" w:space="0" w:color="CCCCCC"/>
-              <w:top w:val="single" w:sz="4" w:space="0" w:color="CCCCCC"/>
             </w:tcBorders>
           </w:tcPr>
           <w:p>
@@ -16047,10 +15787,10 @@
               <w:right w:w="108" w:type="dxa"/>
             </w:tcMar>
             <w:tcBorders>
+              <w:right w:val="single" w:sz="4" w:space="0" w:color="CCCCCC"/>
+              <w:top w:val="single" w:sz="4" w:space="0" w:color="CCCCCC"/>
               <w:bottom w:val="single" w:sz="4" w:space="0" w:color="CCCCCC"/>
               <w:left w:val="single" w:sz="4" w:space="0" w:color="CCCCCC"/>
-              <w:right w:val="single" w:sz="4" w:space="0" w:color="CCCCCC"/>
-              <w:top w:val="single" w:sz="4" w:space="0" w:color="CCCCCC"/>
             </w:tcBorders>
           </w:tcPr>
           <w:p>
@@ -16082,10 +15822,10 @@
               <w:right w:w="108" w:type="dxa"/>
             </w:tcMar>
             <w:tcBorders>
+              <w:right w:val="single" w:sz="4" w:space="0" w:color="CCCCCC"/>
+              <w:top w:val="single" w:sz="4" w:space="0" w:color="CCCCCC"/>
               <w:bottom w:val="single" w:sz="4" w:space="0" w:color="CCCCCC"/>
               <w:left w:val="single" w:sz="4" w:space="0" w:color="CCCCCC"/>
-              <w:right w:val="single" w:sz="4" w:space="0" w:color="CCCCCC"/>
-              <w:top w:val="single" w:sz="4" w:space="0" w:color="CCCCCC"/>
             </w:tcBorders>
           </w:tcPr>
           <w:p>
@@ -16102,7 +15842,7 @@
                 <w:szCs w:val="20"/>
                 <w:rtl/>
               </w:rPr>
-              <w:t>تقليص 4+ حالة غياب وضوح حالة الطلب وتحويل المتعامل من المتابعة اليدوية إلى التتبع الذاتي.</w:t>
+              <w:t>إلغاء 3+ حالات استفسار عن نتائج الطلبات وتحويل التواصل من تفاعلي إلى استباقي.</w:t>
             </w:r>
           </w:p>
         </w:tc>
@@ -16117,10 +15857,10 @@
               <w:right w:w="108" w:type="dxa"/>
             </w:tcMar>
             <w:tcBorders>
+              <w:right w:val="single" w:sz="4" w:space="0" w:color="CCCCCC"/>
+              <w:top w:val="single" w:sz="4" w:space="0" w:color="CCCCCC"/>
               <w:bottom w:val="single" w:sz="4" w:space="0" w:color="CCCCCC"/>
               <w:left w:val="single" w:sz="4" w:space="0" w:color="CCCCCC"/>
-              <w:right w:val="single" w:sz="4" w:space="0" w:color="CCCCCC"/>
-              <w:top w:val="single" w:sz="4" w:space="0" w:color="CCCCCC"/>
             </w:tcBorders>
           </w:tcPr>
           <w:p>
@@ -16152,10 +15892,10 @@
               <w:right w:w="108" w:type="dxa"/>
             </w:tcMar>
             <w:tcBorders>
+              <w:right w:val="single" w:sz="4" w:space="0" w:color="CCCCCC"/>
+              <w:top w:val="single" w:sz="4" w:space="0" w:color="CCCCCC"/>
               <w:bottom w:val="single" w:sz="4" w:space="0" w:color="CCCCCC"/>
               <w:left w:val="single" w:sz="4" w:space="0" w:color="CCCCCC"/>
-              <w:right w:val="single" w:sz="4" w:space="0" w:color="CCCCCC"/>
-              <w:top w:val="single" w:sz="4" w:space="0" w:color="CCCCCC"/>
             </w:tcBorders>
           </w:tcPr>
           <w:p>
@@ -16172,7 +15912,7 @@
                 <w:szCs w:val="20"/>
                 <w:rtl/>
               </w:rPr>
-              <w:t>تفعيل إشعار SMS تلقائي للمتعامل عند أي تغيير في حالة طلب تجديد الرخصة أو تسجيل المركبة، مع نشر مدد المعالجة المعتمدة بشكل بارز في الدليل الرقمي.</w:t>
+              <w:t>اربط نظام إدارة الطلبات بمحرك إشعارات يُطلق رسالة SMS وإشعاراً داخل التطبيق فور تغيّر حالة أي طلب إلى: «مقبول» أو «مرفوض» أو «يحتاج مستندات إضافية»، دون انتظار تواصل المتعامل.</w:t>
             </w:r>
           </w:p>
         </w:tc>
@@ -16187,10 +15927,10 @@
               <w:right w:w="108" w:type="dxa"/>
             </w:tcMar>
             <w:tcBorders>
+              <w:right w:val="single" w:sz="4" w:space="0" w:color="CCCCCC"/>
+              <w:top w:val="single" w:sz="4" w:space="0" w:color="CCCCCC"/>
               <w:bottom w:val="single" w:sz="4" w:space="0" w:color="CCCCCC"/>
               <w:left w:val="single" w:sz="4" w:space="0" w:color="CCCCCC"/>
-              <w:right w:val="single" w:sz="4" w:space="0" w:color="CCCCCC"/>
-              <w:top w:val="single" w:sz="4" w:space="0" w:color="CCCCCC"/>
             </w:tcBorders>
           </w:tcPr>
           <w:p>
@@ -16222,10 +15962,10 @@
               <w:right w:w="108" w:type="dxa"/>
             </w:tcMar>
             <w:tcBorders>
+              <w:right w:val="single" w:sz="4" w:space="0" w:color="CCCCCC"/>
+              <w:top w:val="single" w:sz="4" w:space="0" w:color="CCCCCC"/>
               <w:bottom w:val="single" w:sz="4" w:space="0" w:color="CCCCCC"/>
               <w:left w:val="single" w:sz="4" w:space="0" w:color="CCCCCC"/>
-              <w:right w:val="single" w:sz="4" w:space="0" w:color="CCCCCC"/>
-              <w:top w:val="single" w:sz="4" w:space="0" w:color="CCCCCC"/>
             </w:tcBorders>
           </w:tcPr>
           <w:p>
@@ -16259,10 +15999,10 @@
               <w:right w:w="108" w:type="dxa"/>
             </w:tcMar>
             <w:tcBorders>
+              <w:right w:val="single" w:sz="4" w:space="0" w:color="CCCCCC"/>
+              <w:top w:val="single" w:sz="4" w:space="0" w:color="CCCCCC"/>
               <w:bottom w:val="single" w:sz="4" w:space="0" w:color="CCCCCC"/>
               <w:left w:val="single" w:sz="4" w:space="0" w:color="CCCCCC"/>
-              <w:right w:val="single" w:sz="4" w:space="0" w:color="CCCCCC"/>
-              <w:top w:val="single" w:sz="4" w:space="0" w:color="CCCCCC"/>
             </w:tcBorders>
           </w:tcPr>
           <w:p>
@@ -16294,10 +16034,10 @@
               <w:right w:w="108" w:type="dxa"/>
             </w:tcMar>
             <w:tcBorders>
+              <w:right w:val="single" w:sz="4" w:space="0" w:color="CCCCCC"/>
+              <w:top w:val="single" w:sz="4" w:space="0" w:color="CCCCCC"/>
               <w:bottom w:val="single" w:sz="4" w:space="0" w:color="CCCCCC"/>
               <w:left w:val="single" w:sz="4" w:space="0" w:color="CCCCCC"/>
-              <w:right w:val="single" w:sz="4" w:space="0" w:color="CCCCCC"/>
-              <w:top w:val="single" w:sz="4" w:space="0" w:color="CCCCCC"/>
             </w:tcBorders>
           </w:tcPr>
           <w:p>
@@ -16314,7 +16054,7 @@
                 <w:szCs w:val="20"/>
                 <w:rtl/>
               </w:rPr>
-              <w:t>معالجة 3+ حالة تصريح سلاح وخفض التواصل العشوائي بتوفير مسار شفاف ومنظّم.</w:t>
+              <w:t>معالجة 3+ حالة متابعة ناجمة عن غياب التحديث التلقائي وتعزيز الشفافية الإجرائية للمتعاملين.</w:t>
             </w:r>
           </w:p>
         </w:tc>
@@ -16329,10 +16069,10 @@
               <w:right w:w="108" w:type="dxa"/>
             </w:tcMar>
             <w:tcBorders>
+              <w:right w:val="single" w:sz="4" w:space="0" w:color="CCCCCC"/>
+              <w:top w:val="single" w:sz="4" w:space="0" w:color="CCCCCC"/>
               <w:bottom w:val="single" w:sz="4" w:space="0" w:color="CCCCCC"/>
               <w:left w:val="single" w:sz="4" w:space="0" w:color="CCCCCC"/>
-              <w:right w:val="single" w:sz="4" w:space="0" w:color="CCCCCC"/>
-              <w:top w:val="single" w:sz="4" w:space="0" w:color="CCCCCC"/>
             </w:tcBorders>
           </w:tcPr>
           <w:p>
@@ -16364,10 +16104,10 @@
               <w:right w:w="108" w:type="dxa"/>
             </w:tcMar>
             <w:tcBorders>
+              <w:right w:val="single" w:sz="4" w:space="0" w:color="CCCCCC"/>
+              <w:top w:val="single" w:sz="4" w:space="0" w:color="CCCCCC"/>
               <w:bottom w:val="single" w:sz="4" w:space="0" w:color="CCCCCC"/>
               <w:left w:val="single" w:sz="4" w:space="0" w:color="CCCCCC"/>
-              <w:right w:val="single" w:sz="4" w:space="0" w:color="CCCCCC"/>
-              <w:top w:val="single" w:sz="4" w:space="0" w:color="CCCCCC"/>
             </w:tcBorders>
           </w:tcPr>
           <w:p>
@@ -16384,7 +16124,7 @@
                 <w:szCs w:val="20"/>
                 <w:rtl/>
               </w:rPr>
-              <w:t>إدراج خدمة تصريح السلاح في الدليل الرقمي بمعايير الأهلية والمستندات المطلوبة ومدة المعالجة، مع تفعيل إشعارات SMS عند كل مرحلة مراجعة وإضافة قناة تواصل مباشرة مع مديرية الأسلحة.</w:t>
+              <w:t>طوّر في البوابة والتطبيق خاصية «تتبع طلبي» برقم الخدمة، مع إشعارات متعددة القنوات عند كل مرحلة معالجة، ومحفزات تصعيد تلقائية عند تجاوز مستويات الخدمة المحددة دون تحديث للحالة.</w:t>
             </w:r>
           </w:p>
         </w:tc>
@@ -16399,10 +16139,10 @@
               <w:right w:w="108" w:type="dxa"/>
             </w:tcMar>
             <w:tcBorders>
+              <w:right w:val="single" w:sz="4" w:space="0" w:color="CCCCCC"/>
+              <w:top w:val="single" w:sz="4" w:space="0" w:color="CCCCCC"/>
               <w:bottom w:val="single" w:sz="4" w:space="0" w:color="CCCCCC"/>
               <w:left w:val="single" w:sz="4" w:space="0" w:color="CCCCCC"/>
-              <w:right w:val="single" w:sz="4" w:space="0" w:color="CCCCCC"/>
-              <w:top w:val="single" w:sz="4" w:space="0" w:color="CCCCCC"/>
             </w:tcBorders>
           </w:tcPr>
           <w:p>
@@ -16434,10 +16174,10 @@
               <w:right w:w="108" w:type="dxa"/>
             </w:tcMar>
             <w:tcBorders>
+              <w:right w:val="single" w:sz="4" w:space="0" w:color="CCCCCC"/>
+              <w:top w:val="single" w:sz="4" w:space="0" w:color="CCCCCC"/>
               <w:bottom w:val="single" w:sz="4" w:space="0" w:color="CCCCCC"/>
               <w:left w:val="single" w:sz="4" w:space="0" w:color="CCCCCC"/>
-              <w:right w:val="single" w:sz="4" w:space="0" w:color="CCCCCC"/>
-              <w:top w:val="single" w:sz="4" w:space="0" w:color="CCCCCC"/>
             </w:tcBorders>
           </w:tcPr>
           <w:p>
@@ -16471,10 +16211,10 @@
               <w:right w:w="108" w:type="dxa"/>
             </w:tcMar>
             <w:tcBorders>
+              <w:right w:val="single" w:sz="4" w:space="0" w:color="CCCCCC"/>
+              <w:top w:val="single" w:sz="4" w:space="0" w:color="CCCCCC"/>
               <w:bottom w:val="single" w:sz="4" w:space="0" w:color="CCCCCC"/>
               <w:left w:val="single" w:sz="4" w:space="0" w:color="CCCCCC"/>
-              <w:right w:val="single" w:sz="4" w:space="0" w:color="CCCCCC"/>
-              <w:top w:val="single" w:sz="4" w:space="0" w:color="CCCCCC"/>
             </w:tcBorders>
           </w:tcPr>
           <w:p>
@@ -16506,10 +16246,10 @@
               <w:right w:w="108" w:type="dxa"/>
             </w:tcMar>
             <w:tcBorders>
+              <w:right w:val="single" w:sz="4" w:space="0" w:color="CCCCCC"/>
+              <w:top w:val="single" w:sz="4" w:space="0" w:color="CCCCCC"/>
               <w:bottom w:val="single" w:sz="4" w:space="0" w:color="CCCCCC"/>
               <w:left w:val="single" w:sz="4" w:space="0" w:color="CCCCCC"/>
-              <w:right w:val="single" w:sz="4" w:space="0" w:color="CCCCCC"/>
-              <w:top w:val="single" w:sz="4" w:space="0" w:color="CCCCCC"/>
             </w:tcBorders>
           </w:tcPr>
           <w:p>
@@ -16526,7 +16266,7 @@
                 <w:szCs w:val="20"/>
                 <w:rtl/>
               </w:rPr>
-              <w:t>تحويل المقترحات العشوائية إلى قرارات مبنية على كثافة الحالات الفعلية لكل منطقة جغرافية.</w:t>
+              <w:t>تحويل مقترحات البنية التحتية من اجتهادات فردية إلى قرارات استثمار مبنية على كثافة الحالات الجغرافية الفعلية.</w:t>
             </w:r>
           </w:p>
         </w:tc>
@@ -16541,10 +16281,10 @@
               <w:right w:w="108" w:type="dxa"/>
             </w:tcMar>
             <w:tcBorders>
+              <w:right w:val="single" w:sz="4" w:space="0" w:color="CCCCCC"/>
+              <w:top w:val="single" w:sz="4" w:space="0" w:color="CCCCCC"/>
               <w:bottom w:val="single" w:sz="4" w:space="0" w:color="CCCCCC"/>
               <w:left w:val="single" w:sz="4" w:space="0" w:color="CCCCCC"/>
-              <w:right w:val="single" w:sz="4" w:space="0" w:color="CCCCCC"/>
-              <w:top w:val="single" w:sz="4" w:space="0" w:color="CCCCCC"/>
             </w:tcBorders>
           </w:tcPr>
           <w:p>
@@ -16576,10 +16316,10 @@
               <w:right w:w="108" w:type="dxa"/>
             </w:tcMar>
             <w:tcBorders>
+              <w:right w:val="single" w:sz="4" w:space="0" w:color="CCCCCC"/>
+              <w:top w:val="single" w:sz="4" w:space="0" w:color="CCCCCC"/>
               <w:bottom w:val="single" w:sz="4" w:space="0" w:color="CCCCCC"/>
               <w:left w:val="single" w:sz="4" w:space="0" w:color="CCCCCC"/>
-              <w:right w:val="single" w:sz="4" w:space="0" w:color="CCCCCC"/>
-              <w:top w:val="single" w:sz="4" w:space="0" w:color="CCCCCC"/>
             </w:tcBorders>
           </w:tcPr>
           <w:p>
@@ -16596,7 +16336,7 @@
                 <w:szCs w:val="20"/>
                 <w:rtl/>
               </w:rPr>
-              <w:t>بناء رادار خرائطي حراري يجمع الحالات المتكررة جغرافياً ويصنّفها حسب نوع الاحتكاك، لتحويل بيانات الفترة يناير - ديسمبر 2025 إلى قرارات استثمار بنية تحتية مستهدفة.</w:t>
+              <w:t>شغّل نموذج استخراج الكيانات المسماة NER لرصد المناطق الجغرافية المتكررة في مقترحات البنية التحتية الواردة، وأنتج خرائط حرارية ربع سنوية ترفع لمتخذي القرار لتحديد أولويات الاستثمار الميداني.</w:t>
             </w:r>
           </w:p>
         </w:tc>
@@ -16611,10 +16351,10 @@
               <w:right w:w="108" w:type="dxa"/>
             </w:tcMar>
             <w:tcBorders>
+              <w:right w:val="single" w:sz="4" w:space="0" w:color="CCCCCC"/>
+              <w:top w:val="single" w:sz="4" w:space="0" w:color="CCCCCC"/>
               <w:bottom w:val="single" w:sz="4" w:space="0" w:color="CCCCCC"/>
               <w:left w:val="single" w:sz="4" w:space="0" w:color="CCCCCC"/>
-              <w:right w:val="single" w:sz="4" w:space="0" w:color="CCCCCC"/>
-              <w:top w:val="single" w:sz="4" w:space="0" w:color="CCCCCC"/>
             </w:tcBorders>
           </w:tcPr>
           <w:p>
@@ -16646,10 +16386,10 @@
               <w:right w:w="108" w:type="dxa"/>
             </w:tcMar>
             <w:tcBorders>
+              <w:right w:val="single" w:sz="4" w:space="0" w:color="CCCCCC"/>
+              <w:top w:val="single" w:sz="4" w:space="0" w:color="CCCCCC"/>
               <w:bottom w:val="single" w:sz="4" w:space="0" w:color="CCCCCC"/>
               <w:left w:val="single" w:sz="4" w:space="0" w:color="CCCCCC"/>
-              <w:right w:val="single" w:sz="4" w:space="0" w:color="CCCCCC"/>
-              <w:top w:val="single" w:sz="4" w:space="0" w:color="CCCCCC"/>
             </w:tcBorders>
           </w:tcPr>
           <w:p>
@@ -16683,10 +16423,10 @@
               <w:right w:w="108" w:type="dxa"/>
             </w:tcMar>
             <w:tcBorders>
+              <w:right w:val="single" w:sz="4" w:space="0" w:color="CCCCCC"/>
               <w:bottom w:val="single" w:sz="4" w:space="0" w:color="CCCCCC"/>
+              <w:top w:val="single" w:sz="4" w:space="0" w:color="CCCCCC"/>
               <w:left w:val="single" w:sz="4" w:space="0" w:color="CCCCCC"/>
-              <w:right w:val="single" w:sz="4" w:space="0" w:color="CCCCCC"/>
-              <w:top w:val="single" w:sz="4" w:space="0" w:color="CCCCCC"/>
             </w:tcBorders>
           </w:tcPr>
           <w:p>
@@ -16718,9 +16458,9 @@
               <w:right w:w="108" w:type="dxa"/>
             </w:tcMar>
             <w:tcBorders>
+              <w:right w:val="single" w:sz="4" w:space="0" w:color="CCCCCC"/>
               <w:bottom w:val="single" w:sz="4" w:space="0" w:color="CCCCCC"/>
               <w:left w:val="single" w:sz="4" w:space="0" w:color="CCCCCC"/>
-              <w:right w:val="single" w:sz="4" w:space="0" w:color="CCCCCC"/>
               <w:top w:val="single" w:sz="4" w:space="0" w:color="CCCCCC"/>
             </w:tcBorders>
           </w:tcPr>
@@ -16738,7 +16478,7 @@
                 <w:szCs w:val="20"/>
                 <w:rtl/>
               </w:rPr>
-              <w:t>قطع دوران الحالات بين الجهات وتقليص وقت الحل الفعلي بإلغاء إعادة التوجيه اليدوي.</w:t>
+              <w:t>قطع دوران الحالات بين الجهات وتقليص وقت الحل لـ 5+ حالة وُجِّهت سابقاً لجهة خاطئة.</w:t>
             </w:r>
           </w:p>
         </w:tc>
@@ -16753,9 +16493,9 @@
               <w:right w:w="108" w:type="dxa"/>
             </w:tcMar>
             <w:tcBorders>
+              <w:right w:val="single" w:sz="4" w:space="0" w:color="CCCCCC"/>
               <w:bottom w:val="single" w:sz="4" w:space="0" w:color="CCCCCC"/>
               <w:left w:val="single" w:sz="4" w:space="0" w:color="CCCCCC"/>
-              <w:right w:val="single" w:sz="4" w:space="0" w:color="CCCCCC"/>
               <w:top w:val="single" w:sz="4" w:space="0" w:color="CCCCCC"/>
             </w:tcBorders>
           </w:tcPr>
@@ -16788,9 +16528,9 @@
               <w:right w:w="108" w:type="dxa"/>
             </w:tcMar>
             <w:tcBorders>
+              <w:right w:val="single" w:sz="4" w:space="0" w:color="CCCCCC"/>
               <w:bottom w:val="single" w:sz="4" w:space="0" w:color="CCCCCC"/>
               <w:left w:val="single" w:sz="4" w:space="0" w:color="CCCCCC"/>
-              <w:right w:val="single" w:sz="4" w:space="0" w:color="CCCCCC"/>
               <w:top w:val="single" w:sz="4" w:space="0" w:color="CCCCCC"/>
             </w:tcBorders>
           </w:tcPr>
@@ -16808,7 +16548,7 @@
                 <w:szCs w:val="20"/>
                 <w:rtl/>
               </w:rPr>
-              <w:t>تطوير موجّه ذكي في منصة CRM يصنّف الحالات الواردة تلقائياً ويوجّهها للجهة الحكومية المختصة، مع إشعار فوري للمتعامل برقم مرجعي وجهة الإحالة عبر SMS.</w:t>
+              <w:t>طوّر موجّهاً ذكياً مدمجاً في CRM يصنّف الحالات الواردة ويحيلها تلقائياً للجهة الحكومية المختصة عبر واجهات برمجية API، مع تنبيه للمشغل عند كل إحالة خارجية.</w:t>
             </w:r>
           </w:p>
         </w:tc>
@@ -16823,9 +16563,9 @@
               <w:right w:w="108" w:type="dxa"/>
             </w:tcMar>
             <w:tcBorders>
+              <w:right w:val="single" w:sz="4" w:space="0" w:color="CCCCCC"/>
               <w:bottom w:val="single" w:sz="4" w:space="0" w:color="CCCCCC"/>
               <w:left w:val="single" w:sz="4" w:space="0" w:color="CCCCCC"/>
-              <w:right w:val="single" w:sz="4" w:space="0" w:color="CCCCCC"/>
               <w:top w:val="single" w:sz="4" w:space="0" w:color="CCCCCC"/>
             </w:tcBorders>
           </w:tcPr>
@@ -16858,9 +16598,9 @@
               <w:right w:w="108" w:type="dxa"/>
             </w:tcMar>
             <w:tcBorders>
+              <w:right w:val="single" w:sz="4" w:space="0" w:color="CCCCCC"/>
               <w:bottom w:val="single" w:sz="4" w:space="0" w:color="CCCCCC"/>
               <w:left w:val="single" w:sz="4" w:space="0" w:color="CCCCCC"/>
-              <w:right w:val="single" w:sz="4" w:space="0" w:color="CCCCCC"/>
               <w:top w:val="single" w:sz="4" w:space="0" w:color="CCCCCC"/>
             </w:tcBorders>
           </w:tcPr>
@@ -16885,22 +16625,6 @@
       </w:tr>
     </w:tbl>
     <w:p/>
-    <w:p>
-      <w:pPr>
-        <w:bidi w:val="1"/>
-      </w:pPr>
-      <w:r>
-        <w:rPr>
-          <w:rFonts w:ascii="Dubai" w:hAnsi="Dubai" w:eastAsia="Dubai" w:cs="Dubai"/>
-          <w:i/>
-          <w:color w:val="000000"/>
-          <w:sz w:val="22"/>
-          <w:szCs w:val="22"/>
-          <w:rtl/>
-        </w:rPr>
-        <w:t>تجمع هذه الخارطة توصيات التحليلات الأربعة في منظومة أولويات متدرجة مستندةً إلى بيانات الفترة يناير - ديسمبر 2025 البالغة 50 حالة، بهدف تحويل الفجوات المرصودة إلى إجراءات تحسينية قابلة للقياس. جميع البنود الثمانية مستخلصة مباشرةً من التحليل دون توصيات عامة، ومرتّبة تنازلياً وفق معيارَي الأثر وسهولة التنفيذ.</w:t>
-      </w:r>
-    </w:p>
     <w:p>
       <w:pPr>
         <w:bidi w:val="1"/>
@@ -16938,7 +16662,7 @@
           <w:u w:val="none"/>
           <w:rtl/>
         </w:rPr>
-        <w:t>الرسالة النهائية: إن وصول 94.0% من إجمالي الحالات عبر القنوات الرقمية (التطبيق والموقع الإلكتروني) مقروناً بمعدل إغلاق ضمن مستوى الخدمة بلغ 98.0% يُثبت تميّزاً تشغيلياً واضحاً في قناة التقديم؛ غير أن 86.5% من حالات الاحتكاك نشأت في سياق الخدمة الرقمية ذاتها — سواء أخطاء في التطبيق أو تجديد إلكتروني أو دفع رقمي — مما يدل دلالةً قاطعة على أن الفجوة ليست في وصول المتعامل بل في وظائف الخدمة نفسها. كشفت إعادة تصنيف 46 حالة من أصل 50 بمعدل 92.0% أن المشكلة الجوهرية ليست غياب قنوات التواصل بل غياب الوظائف الخدمية المطلوبة، ويتجلى ذلك في نقطة الاحتكاك الأعلى تكراراً وهي «مخالفات مرورية مشكوك فيها» التي سجّلت 11 حالة منفردة. تُثبت التحليلات الواردة في هذا التقرير أن الحل يكمن في سدّ الفجوات الوظيفية الست ذات الأولوية الحرجة، وتفعيل الإشعار الاستباقي القادر على إلغاء ما لا يقل عن 4 حالات قابلة للحذف كلياً، وتصحيح جودة البيانات — لا في إضافة موارد بشرية — إذ إن التحول الحقيقي يبدأ من البيانات وينتهي بقرار استباقي يسبق حاجة المتعامل.</w:t>
+        <w:t>الرسالة النهائية: إن وصول 94.0% من الحالات عبر القنوات الرقمية (التطبيق والموقع الإلكتروني) مقروناً بمعدل إغلاق ضمن مستوى الخدمة بلغ 98.0% يُثبت تميّزاً تشغيلياً واضحاً في قناة التقديم، غير أن 86.2% من حالات الاحتكاك نشأت في سياق الخدمة الرقمية ذاتها — من أخطاء التطبيق والتجديد الإلكتروني والدفع الرقمي — مما يكشف أن الفجوة ليست في إتاحة القنوات بل في وظائف الخدمة وجودتها. إن إعادة تصنيف 42 حالة بنسبة 84.0% دليلٌ قاطع على أن المشكلة الجوهرية تكمن في غياب وظائف الخدمة لا في نقص قنوات التواصل، ويتجلى ذلك بوضوح في نقطة الاحتكاك الأعلى تكراراً وهي «مخالفة تُظهر مركبة مختلفة أو صدرت في غياب المتعامل عن الفجيرة» التي سُجّلت في 9 حالات. تُثبت التحليلات الواردة في هذا التقرير أن المسار الأمثل يرتكز على ثلاثة محاور لا على الموارد البشرية: سد الفجوات الوظيفية الخمس الحرجة المُحدَّدة في تحليل الفجوات، وتفعيل منظومة الإشعار الاستباقي القادرة على إلغاء ما لا يقل عن 12 حالة قبل وقوعها، فضلاً عن تصحيح جودة البيانات لضمان دقة القرار وكفاءة الخدمة.</w:t>
       </w:r>
     </w:p>
     <w:p>
@@ -16985,10 +16709,10 @@
               <w:right w:w="108" w:type="dxa"/>
             </w:tcMar>
             <w:tcBorders>
+              <w:right w:val="single" w:sz="4" w:space="0" w:color="CCCCCC"/>
+              <w:top w:val="single" w:sz="4" w:space="0" w:color="CCCCCC"/>
               <w:bottom w:val="single" w:sz="4" w:space="0" w:color="CCCCCC"/>
               <w:left w:val="single" w:sz="4" w:space="0" w:color="CCCCCC"/>
-              <w:right w:val="single" w:sz="4" w:space="0" w:color="CCCCCC"/>
-              <w:top w:val="single" w:sz="4" w:space="0" w:color="CCCCCC"/>
             </w:tcBorders>
           </w:tcPr>
           <w:p>
@@ -17020,10 +16744,10 @@
               <w:right w:w="108" w:type="dxa"/>
             </w:tcMar>
             <w:tcBorders>
+              <w:right w:val="single" w:sz="4" w:space="0" w:color="CCCCCC"/>
+              <w:top w:val="single" w:sz="4" w:space="0" w:color="CCCCCC"/>
               <w:bottom w:val="single" w:sz="4" w:space="0" w:color="CCCCCC"/>
               <w:left w:val="single" w:sz="4" w:space="0" w:color="CCCCCC"/>
-              <w:right w:val="single" w:sz="4" w:space="0" w:color="CCCCCC"/>
-              <w:top w:val="single" w:sz="4" w:space="0" w:color="CCCCCC"/>
             </w:tcBorders>
           </w:tcPr>
           <w:p>
@@ -17055,10 +16779,10 @@
               <w:right w:w="108" w:type="dxa"/>
             </w:tcMar>
             <w:tcBorders>
+              <w:right w:val="single" w:sz="4" w:space="0" w:color="CCCCCC"/>
+              <w:top w:val="single" w:sz="4" w:space="0" w:color="CCCCCC"/>
               <w:bottom w:val="single" w:sz="4" w:space="0" w:color="CCCCCC"/>
               <w:left w:val="single" w:sz="4" w:space="0" w:color="CCCCCC"/>
-              <w:right w:val="single" w:sz="4" w:space="0" w:color="CCCCCC"/>
-              <w:top w:val="single" w:sz="4" w:space="0" w:color="CCCCCC"/>
             </w:tcBorders>
           </w:tcPr>
           <w:p>
@@ -17092,10 +16816,10 @@
               <w:right w:w="108" w:type="dxa"/>
             </w:tcMar>
             <w:tcBorders>
+              <w:right w:val="single" w:sz="4" w:space="0" w:color="CCCCCC"/>
+              <w:top w:val="single" w:sz="4" w:space="0" w:color="CCCCCC"/>
               <w:bottom w:val="single" w:sz="4" w:space="0" w:color="CCCCCC"/>
               <w:left w:val="single" w:sz="4" w:space="0" w:color="CCCCCC"/>
-              <w:right w:val="single" w:sz="4" w:space="0" w:color="CCCCCC"/>
-              <w:top w:val="single" w:sz="4" w:space="0" w:color="CCCCCC"/>
             </w:tcBorders>
           </w:tcPr>
           <w:p>
@@ -17112,7 +16836,7 @@
                 <w:szCs w:val="20"/>
                 <w:rtl/>
               </w:rPr>
-              <w:t>نظام التحقق البصري من صحة المخالفة</w:t>
+              <w:t>نظام التحقق البصري من صحة المخالفات المرورية</w:t>
             </w:r>
           </w:p>
         </w:tc>
@@ -17127,10 +16851,10 @@
               <w:right w:w="108" w:type="dxa"/>
             </w:tcMar>
             <w:tcBorders>
+              <w:right w:val="single" w:sz="4" w:space="0" w:color="CCCCCC"/>
+              <w:top w:val="single" w:sz="4" w:space="0" w:color="CCCCCC"/>
               <w:bottom w:val="single" w:sz="4" w:space="0" w:color="CCCCCC"/>
               <w:left w:val="single" w:sz="4" w:space="0" w:color="CCCCCC"/>
-              <w:right w:val="single" w:sz="4" w:space="0" w:color="CCCCCC"/>
-              <w:top w:val="single" w:sz="4" w:space="0" w:color="CCCCCC"/>
             </w:tcBorders>
           </w:tcPr>
           <w:p>
@@ -17147,7 +16871,7 @@
                 <w:szCs w:val="20"/>
                 <w:rtl/>
               </w:rPr>
-              <w:t>إشعار فوري عند رصد مخالفة مرورية مع إرفاق صورة المركبة المخالفة</w:t>
+              <w:t>أسئلة شائعة موحدة وشاملة</w:t>
             </w:r>
           </w:p>
         </w:tc>
@@ -17162,10 +16886,10 @@
               <w:right w:w="108" w:type="dxa"/>
             </w:tcMar>
             <w:tcBorders>
+              <w:right w:val="single" w:sz="4" w:space="0" w:color="CCCCCC"/>
+              <w:top w:val="single" w:sz="4" w:space="0" w:color="CCCCCC"/>
               <w:bottom w:val="single" w:sz="4" w:space="0" w:color="CCCCCC"/>
               <w:left w:val="single" w:sz="4" w:space="0" w:color="CCCCCC"/>
-              <w:right w:val="single" w:sz="4" w:space="0" w:color="CCCCCC"/>
-              <w:top w:val="single" w:sz="4" w:space="0" w:color="CCCCCC"/>
             </w:tcBorders>
           </w:tcPr>
           <w:p>
@@ -17199,10 +16923,10 @@
               <w:right w:w="108" w:type="dxa"/>
             </w:tcMar>
             <w:tcBorders>
+              <w:right w:val="single" w:sz="4" w:space="0" w:color="CCCCCC"/>
+              <w:top w:val="single" w:sz="4" w:space="0" w:color="CCCCCC"/>
               <w:bottom w:val="single" w:sz="4" w:space="0" w:color="CCCCCC"/>
               <w:left w:val="single" w:sz="4" w:space="0" w:color="CCCCCC"/>
-              <w:right w:val="single" w:sz="4" w:space="0" w:color="CCCCCC"/>
-              <w:top w:val="single" w:sz="4" w:space="0" w:color="CCCCCC"/>
             </w:tcBorders>
           </w:tcPr>
           <w:p>
@@ -17234,10 +16958,10 @@
               <w:right w:w="108" w:type="dxa"/>
             </w:tcMar>
             <w:tcBorders>
+              <w:right w:val="single" w:sz="4" w:space="0" w:color="CCCCCC"/>
+              <w:top w:val="single" w:sz="4" w:space="0" w:color="CCCCCC"/>
               <w:bottom w:val="single" w:sz="4" w:space="0" w:color="CCCCCC"/>
               <w:left w:val="single" w:sz="4" w:space="0" w:color="CCCCCC"/>
-              <w:right w:val="single" w:sz="4" w:space="0" w:color="CCCCCC"/>
-              <w:top w:val="single" w:sz="4" w:space="0" w:color="CCCCCC"/>
             </w:tcBorders>
           </w:tcPr>
           <w:p>
@@ -17254,7 +16978,7 @@
                 <w:szCs w:val="20"/>
                 <w:rtl/>
               </w:rPr>
-              <w:t>إشعار تتبع توصيل الوثائق (ملكية المركبة أو رخصة القيادة)</w:t>
+              <w:t>إشعار حالة تسليم الوثائق عبر البريد</w:t>
             </w:r>
           </w:p>
         </w:tc>
@@ -17269,10 +16993,10 @@
               <w:right w:w="108" w:type="dxa"/>
             </w:tcMar>
             <w:tcBorders>
+              <w:right w:val="single" w:sz="4" w:space="0" w:color="CCCCCC"/>
+              <w:top w:val="single" w:sz="4" w:space="0" w:color="CCCCCC"/>
               <w:bottom w:val="single" w:sz="4" w:space="0" w:color="CCCCCC"/>
               <w:left w:val="single" w:sz="4" w:space="0" w:color="CCCCCC"/>
-              <w:right w:val="single" w:sz="4" w:space="0" w:color="CCCCCC"/>
-              <w:top w:val="single" w:sz="4" w:space="0" w:color="CCCCCC"/>
             </w:tcBorders>
           </w:tcPr>
           <w:p>
@@ -17306,10 +17030,10 @@
               <w:right w:w="108" w:type="dxa"/>
             </w:tcMar>
             <w:tcBorders>
+              <w:right w:val="single" w:sz="4" w:space="0" w:color="CCCCCC"/>
+              <w:top w:val="single" w:sz="4" w:space="0" w:color="CCCCCC"/>
               <w:bottom w:val="single" w:sz="4" w:space="0" w:color="CCCCCC"/>
               <w:left w:val="single" w:sz="4" w:space="0" w:color="CCCCCC"/>
-              <w:right w:val="single" w:sz="4" w:space="0" w:color="CCCCCC"/>
-              <w:top w:val="single" w:sz="4" w:space="0" w:color="CCCCCC"/>
             </w:tcBorders>
           </w:tcPr>
           <w:p>
@@ -17326,7 +17050,7 @@
                 <w:szCs w:val="20"/>
                 <w:rtl/>
               </w:rPr>
-              <w:t>فاحص جودة الوثائق واكتمالها آلياً</w:t>
+              <w:t>فاحص جودة الوثائق والصور بتقنية OCR</w:t>
             </w:r>
           </w:p>
         </w:tc>
@@ -17341,10 +17065,10 @@
               <w:right w:w="108" w:type="dxa"/>
             </w:tcMar>
             <w:tcBorders>
+              <w:right w:val="single" w:sz="4" w:space="0" w:color="CCCCCC"/>
+              <w:top w:val="single" w:sz="4" w:space="0" w:color="CCCCCC"/>
               <w:bottom w:val="single" w:sz="4" w:space="0" w:color="CCCCCC"/>
               <w:left w:val="single" w:sz="4" w:space="0" w:color="CCCCCC"/>
-              <w:right w:val="single" w:sz="4" w:space="0" w:color="CCCCCC"/>
-              <w:top w:val="single" w:sz="4" w:space="0" w:color="CCCCCC"/>
             </w:tcBorders>
           </w:tcPr>
           <w:p>
@@ -17361,7 +17085,7 @@
                 <w:szCs w:val="20"/>
                 <w:rtl/>
               </w:rPr>
-              <w:t>إشعار بحالة طلب تصريح السلاح</w:t>
+              <w:t>تنبيه بمتطلبات استكمال طلب تجديد الرخصة</w:t>
             </w:r>
           </w:p>
         </w:tc>
@@ -17376,10 +17100,10 @@
               <w:right w:w="108" w:type="dxa"/>
             </w:tcMar>
             <w:tcBorders>
+              <w:right w:val="single" w:sz="4" w:space="0" w:color="CCCCCC"/>
+              <w:top w:val="single" w:sz="4" w:space="0" w:color="CCCCCC"/>
               <w:bottom w:val="single" w:sz="4" w:space="0" w:color="CCCCCC"/>
               <w:left w:val="single" w:sz="4" w:space="0" w:color="CCCCCC"/>
-              <w:right w:val="single" w:sz="4" w:space="0" w:color="CCCCCC"/>
-              <w:top w:val="single" w:sz="4" w:space="0" w:color="CCCCCC"/>
             </w:tcBorders>
           </w:tcPr>
           <w:p>
@@ -17413,10 +17137,10 @@
               <w:right w:w="108" w:type="dxa"/>
             </w:tcMar>
             <w:tcBorders>
+              <w:right w:val="single" w:sz="4" w:space="0" w:color="CCCCCC"/>
               <w:bottom w:val="single" w:sz="4" w:space="0" w:color="CCCCCC"/>
+              <w:top w:val="single" w:sz="4" w:space="0" w:color="CCCCCC"/>
               <w:left w:val="single" w:sz="4" w:space="0" w:color="CCCCCC"/>
-              <w:right w:val="single" w:sz="4" w:space="0" w:color="CCCCCC"/>
-              <w:top w:val="single" w:sz="4" w:space="0" w:color="CCCCCC"/>
             </w:tcBorders>
           </w:tcPr>
           <w:p>
@@ -17433,7 +17157,7 @@
                 <w:szCs w:val="20"/>
                 <w:rtl/>
               </w:rPr>
-              <w:t>رادار الاحتكاك الجغرافي بالخريطة الحرارية</w:t>
+              <w:t>رادار الاحتكاك الجغرافي بخرائط حرارية عبر NER</w:t>
             </w:r>
           </w:p>
         </w:tc>
@@ -17448,9 +17172,9 @@
               <w:right w:w="108" w:type="dxa"/>
             </w:tcMar>
             <w:tcBorders>
+              <w:right w:val="single" w:sz="4" w:space="0" w:color="CCCCCC"/>
               <w:bottom w:val="single" w:sz="4" w:space="0" w:color="CCCCCC"/>
               <w:left w:val="single" w:sz="4" w:space="0" w:color="CCCCCC"/>
-              <w:right w:val="single" w:sz="4" w:space="0" w:color="CCCCCC"/>
               <w:top w:val="single" w:sz="4" w:space="0" w:color="CCCCCC"/>
             </w:tcBorders>
           </w:tcPr>
@@ -17468,7 +17192,7 @@
                 <w:szCs w:val="20"/>
                 <w:rtl/>
               </w:rPr>
-              <w:t>إشعار بمتطلبات استكمال طلب تجديد الرخصة أو تسجيل المركبة</w:t>
+              <w:t>تحديث دوري لحالة طلبات تراخيص الأسلحة</w:t>
             </w:r>
           </w:p>
         </w:tc>
@@ -17483,9 +17207,9 @@
               <w:right w:w="108" w:type="dxa"/>
             </w:tcMar>
             <w:tcBorders>
+              <w:right w:val="single" w:sz="4" w:space="0" w:color="CCCCCC"/>
               <w:bottom w:val="single" w:sz="4" w:space="0" w:color="CCCCCC"/>
               <w:left w:val="single" w:sz="4" w:space="0" w:color="CCCCCC"/>
-              <w:right w:val="single" w:sz="4" w:space="0" w:color="CCCCCC"/>
               <w:top w:val="single" w:sz="4" w:space="0" w:color="CCCCCC"/>
             </w:tcBorders>
           </w:tcPr>
@@ -17554,10 +17278,10 @@
               <w:right w:w="108" w:type="dxa"/>
             </w:tcMar>
             <w:tcBorders>
+              <w:right w:val="single" w:sz="4" w:space="0" w:color="CCCCCC"/>
+              <w:top w:val="single" w:sz="4" w:space="0" w:color="CCCCCC"/>
               <w:bottom w:val="single" w:sz="4" w:space="0" w:color="CCCCCC"/>
               <w:left w:val="single" w:sz="4" w:space="0" w:color="CCCCCC"/>
-              <w:right w:val="single" w:sz="4" w:space="0" w:color="CCCCCC"/>
-              <w:top w:val="single" w:sz="4" w:space="0" w:color="CCCCCC"/>
             </w:tcBorders>
           </w:tcPr>
           <w:p>
@@ -17589,10 +17313,10 @@
               <w:right w:w="108" w:type="dxa"/>
             </w:tcMar>
             <w:tcBorders>
+              <w:right w:val="single" w:sz="4" w:space="0" w:color="CCCCCC"/>
+              <w:top w:val="single" w:sz="4" w:space="0" w:color="CCCCCC"/>
               <w:bottom w:val="single" w:sz="4" w:space="0" w:color="CCCCCC"/>
               <w:left w:val="single" w:sz="4" w:space="0" w:color="CCCCCC"/>
-              <w:right w:val="single" w:sz="4" w:space="0" w:color="CCCCCC"/>
-              <w:top w:val="single" w:sz="4" w:space="0" w:color="CCCCCC"/>
             </w:tcBorders>
           </w:tcPr>
           <w:p>
@@ -17624,10 +17348,10 @@
               <w:right w:w="108" w:type="dxa"/>
             </w:tcMar>
             <w:tcBorders>
+              <w:right w:val="single" w:sz="4" w:space="0" w:color="CCCCCC"/>
+              <w:top w:val="single" w:sz="4" w:space="0" w:color="CCCCCC"/>
               <w:bottom w:val="single" w:sz="4" w:space="0" w:color="CCCCCC"/>
               <w:left w:val="single" w:sz="4" w:space="0" w:color="CCCCCC"/>
-              <w:right w:val="single" w:sz="4" w:space="0" w:color="CCCCCC"/>
-              <w:top w:val="single" w:sz="4" w:space="0" w:color="CCCCCC"/>
             </w:tcBorders>
           </w:tcPr>
           <w:p>
@@ -17644,7 +17368,7 @@
                 <w:szCs w:val="20"/>
                 <w:rtl/>
               </w:rPr>
-              <w:t>4+</w:t>
+              <w:t>12+</w:t>
             </w:r>
           </w:p>
         </w:tc>
@@ -17659,10 +17383,10 @@
               <w:right w:w="108" w:type="dxa"/>
             </w:tcMar>
             <w:tcBorders>
+              <w:right w:val="single" w:sz="4" w:space="0" w:color="CCCCCC"/>
+              <w:top w:val="single" w:sz="4" w:space="0" w:color="CCCCCC"/>
               <w:bottom w:val="single" w:sz="4" w:space="0" w:color="CCCCCC"/>
               <w:left w:val="single" w:sz="4" w:space="0" w:color="CCCCCC"/>
-              <w:right w:val="single" w:sz="4" w:space="0" w:color="CCCCCC"/>
-              <w:top w:val="single" w:sz="4" w:space="0" w:color="CCCCCC"/>
             </w:tcBorders>
           </w:tcPr>
           <w:p>
@@ -17679,7 +17403,7 @@
                 <w:szCs w:val="20"/>
                 <w:rtl/>
               </w:rPr>
-              <w:t>8.0%</w:t>
+              <w:t>16.0%</w:t>
             </w:r>
           </w:p>
         </w:tc>
@@ -17696,10 +17420,10 @@
               <w:right w:w="108" w:type="dxa"/>
             </w:tcMar>
             <w:tcBorders>
+              <w:right w:val="single" w:sz="4" w:space="0" w:color="CCCCCC"/>
+              <w:top w:val="single" w:sz="4" w:space="0" w:color="CCCCCC"/>
               <w:bottom w:val="single" w:sz="4" w:space="0" w:color="CCCCCC"/>
               <w:left w:val="single" w:sz="4" w:space="0" w:color="CCCCCC"/>
-              <w:right w:val="single" w:sz="4" w:space="0" w:color="CCCCCC"/>
-              <w:top w:val="single" w:sz="4" w:space="0" w:color="CCCCCC"/>
             </w:tcBorders>
           </w:tcPr>
           <w:p>
@@ -17731,10 +17455,10 @@
               <w:right w:w="108" w:type="dxa"/>
             </w:tcMar>
             <w:tcBorders>
+              <w:right w:val="single" w:sz="4" w:space="0" w:color="CCCCCC"/>
+              <w:top w:val="single" w:sz="4" w:space="0" w:color="CCCCCC"/>
               <w:bottom w:val="single" w:sz="4" w:space="0" w:color="CCCCCC"/>
               <w:left w:val="single" w:sz="4" w:space="0" w:color="CCCCCC"/>
-              <w:right w:val="single" w:sz="4" w:space="0" w:color="CCCCCC"/>
-              <w:top w:val="single" w:sz="4" w:space="0" w:color="CCCCCC"/>
             </w:tcBorders>
           </w:tcPr>
           <w:p>
@@ -17766,10 +17490,10 @@
               <w:right w:w="108" w:type="dxa"/>
             </w:tcMar>
             <w:tcBorders>
+              <w:right w:val="single" w:sz="4" w:space="0" w:color="CCCCCC"/>
+              <w:top w:val="single" w:sz="4" w:space="0" w:color="CCCCCC"/>
               <w:bottom w:val="single" w:sz="4" w:space="0" w:color="CCCCCC"/>
               <w:left w:val="single" w:sz="4" w:space="0" w:color="CCCCCC"/>
-              <w:right w:val="single" w:sz="4" w:space="0" w:color="CCCCCC"/>
-              <w:top w:val="single" w:sz="4" w:space="0" w:color="CCCCCC"/>
             </w:tcBorders>
           </w:tcPr>
           <w:p>
@@ -17801,10 +17525,10 @@
               <w:right w:w="108" w:type="dxa"/>
             </w:tcMar>
             <w:tcBorders>
+              <w:right w:val="single" w:sz="4" w:space="0" w:color="CCCCCC"/>
+              <w:top w:val="single" w:sz="4" w:space="0" w:color="CCCCCC"/>
               <w:bottom w:val="single" w:sz="4" w:space="0" w:color="CCCCCC"/>
               <w:left w:val="single" w:sz="4" w:space="0" w:color="CCCCCC"/>
-              <w:right w:val="single" w:sz="4" w:space="0" w:color="CCCCCC"/>
-              <w:top w:val="single" w:sz="4" w:space="0" w:color="CCCCCC"/>
             </w:tcBorders>
           </w:tcPr>
           <w:p>
@@ -41872,7 +41596,7 @@
     <c:plotArea>
       <c:layout/>
       <c:barChart>
-        <c:barDir val="bar"/>
+        <c:barDir val="col"/>
         <c:grouping val="clustered"/>
         <c:varyColors val="0"/>
         <c:ser>
@@ -41881,72 +41605,6 @@
           <c:tx>
             <c:strRef>
               <c:f>Sheet1!$B$1</c:f>
-              <c:strCache>
-                <c:ptCount val="1"/>
-                <c:pt idx="0">
-                  <c:v>التصنيف الأصلي</c:v>
-                </c:pt>
-              </c:strCache>
-            </c:strRef>
-          </c:tx>
-          <c:spPr>
-            <a:solidFill>
-              <a:srgbClr val="2E5090"/>
-            </a:solidFill>
-            <a:ln>
-              <a:solidFill>
-                <a:srgbClr val="2E5090"/>
-              </a:solidFill>
-            </a:ln>
-          </c:spPr>
-          <c:cat>
-            <c:strRef>
-              <c:f>Sheet1!$A$2:$A$5</c:f>
-              <c:strCache>
-                <c:ptCount val="4"/>
-                <c:pt idx="0">
-                  <c:v>شكوى</c:v>
-                </c:pt>
-                <c:pt idx="1">
-                  <c:v>استفسار</c:v>
-                </c:pt>
-                <c:pt idx="2">
-                  <c:v>طلب</c:v>
-                </c:pt>
-                <c:pt idx="3">
-                  <c:v>شكر وثناء</c:v>
-                </c:pt>
-              </c:strCache>
-            </c:strRef>
-          </c:cat>
-          <c:val>
-            <c:numRef>
-              <c:f>Sheet1!$B$2:$B$5</c:f>
-              <c:numCache>
-                <c:formatCode>General</c:formatCode>
-                <c:ptCount val="4"/>
-                <c:pt idx="0">
-                  <c:v>0.0</c:v>
-                </c:pt>
-                <c:pt idx="1">
-                  <c:v>50.0</c:v>
-                </c:pt>
-                <c:pt idx="2">
-                  <c:v>0.0</c:v>
-                </c:pt>
-                <c:pt idx="3">
-                  <c:v>0.0</c:v>
-                </c:pt>
-              </c:numCache>
-            </c:numRef>
-          </c:val>
-        </c:ser>
-        <c:ser>
-          <c:idx val="1"/>
-          <c:order val="1"/>
-          <c:tx>
-            <c:strRef>
-              <c:f>Sheet1!$C$1</c:f>
               <c:strCache>
                 <c:ptCount val="1"/>
                 <c:pt idx="0">
@@ -41987,18 +41645,84 @@
           </c:cat>
           <c:val>
             <c:numRef>
+              <c:f>Sheet1!$B$2:$B$5</c:f>
+              <c:numCache>
+                <c:formatCode>General</c:formatCode>
+                <c:ptCount val="4"/>
+                <c:pt idx="0">
+                  <c:v>28.0</c:v>
+                </c:pt>
+                <c:pt idx="1">
+                  <c:v>8.0</c:v>
+                </c:pt>
+                <c:pt idx="2">
+                  <c:v>14.0</c:v>
+                </c:pt>
+                <c:pt idx="3">
+                  <c:v>0.0</c:v>
+                </c:pt>
+              </c:numCache>
+            </c:numRef>
+          </c:val>
+        </c:ser>
+        <c:ser>
+          <c:idx val="1"/>
+          <c:order val="1"/>
+          <c:tx>
+            <c:strRef>
+              <c:f>Sheet1!$C$1</c:f>
+              <c:strCache>
+                <c:ptCount val="1"/>
+                <c:pt idx="0">
+                  <c:v>التصنيف الأصلي</c:v>
+                </c:pt>
+              </c:strCache>
+            </c:strRef>
+          </c:tx>
+          <c:spPr>
+            <a:solidFill>
+              <a:srgbClr val="999999"/>
+            </a:solidFill>
+            <a:ln>
+              <a:solidFill>
+                <a:srgbClr val="999999"/>
+              </a:solidFill>
+            </a:ln>
+          </c:spPr>
+          <c:cat>
+            <c:strRef>
+              <c:f>Sheet1!$A$2:$A$5</c:f>
+              <c:strCache>
+                <c:ptCount val="4"/>
+                <c:pt idx="0">
+                  <c:v>شكوى</c:v>
+                </c:pt>
+                <c:pt idx="1">
+                  <c:v>استفسار</c:v>
+                </c:pt>
+                <c:pt idx="2">
+                  <c:v>طلب</c:v>
+                </c:pt>
+                <c:pt idx="3">
+                  <c:v>شكر وثناء</c:v>
+                </c:pt>
+              </c:strCache>
+            </c:strRef>
+          </c:cat>
+          <c:val>
+            <c:numRef>
               <c:f>Sheet1!$C$2:$C$5</c:f>
               <c:numCache>
                 <c:formatCode>General</c:formatCode>
                 <c:ptCount val="4"/>
                 <c:pt idx="0">
-                  <c:v>30.0</c:v>
+                  <c:v>0.0</c:v>
                 </c:pt>
                 <c:pt idx="1">
-                  <c:v>4.0</c:v>
+                  <c:v>50.0</c:v>
                 </c:pt>
                 <c:pt idx="2">
-                  <c:v>16.0</c:v>
+                  <c:v>0.0</c:v>
                 </c:pt>
                 <c:pt idx="3">
                   <c:v>0.0</c:v>

--- a/real/inquiries-output/تقرير تحليل استفسارات المتعاملين .docx
+++ b/real/inquiries-output/تقرير تحليل استفسارات المتعاملين .docx
@@ -130,7 +130,7 @@
           <w:u w:val="none"/>
           <w:rtl/>
         </w:rPr>
-        <w:t>إجمالي الحالات: 50 حالة</w:t>
+        <w:t>إجمالي الحالات المغلقة: 49 حالة</w:t>
       </w:r>
     </w:p>
     <w:p>
@@ -150,7 +150,7 @@
           <w:u w:val="none"/>
           <w:rtl/>
         </w:rPr>
-        <w:t>الشكاوى: 56.0% من إجمالي التواصل</w:t>
+        <w:t>الشكاوى: 60.0% من إجمالي التواصل</w:t>
       </w:r>
     </w:p>
     <w:p>
@@ -195,7 +195,7 @@
           <w:u w:val="none"/>
           <w:rtl/>
         </w:rPr>
-        <w:t>شرطة الفجيرة  |  2026-05-15  |  تحليل ذكاء الاعمال المتكامل</w:t>
+        <w:t>شرطة الفجيرة  |  2026-05-15  |  تحليل ذكاء الأعمال المتكامل</w:t>
       </w:r>
     </w:p>
     <w:p>
@@ -654,7 +654,7 @@
                 <w:noProof/>
                 <w:rtl/>
               </w:rPr>
-              <w:t>3.2  دقة التصنيف — 84.0% من الحالات تم إعادة تصنيفها</w:t>
+              <w:t>3.2  دقة التصنيف — 92.0% من الحالات تم إعادة تصنيفها</w:t>
             </w:r>
             <w:r>
               <w:rPr>
@@ -705,7 +705,7 @@
                 <w:noProof/>
                 <w:rtl/>
               </w:rPr>
-              <w:t>3.3  تفصيل الشكاوى (28 حالة — 56.0%)</w:t>
+              <w:t>3.3  تفصيل الشكاوى (30 حالة — 60.0%)</w:t>
             </w:r>
             <w:r>
               <w:rPr>
@@ -807,7 +807,7 @@
                 <w:noProof/>
                 <w:rtl/>
               </w:rPr>
-              <w:t>3.5  أبرز الاستفسارات المتكررة (8 حالات — 16.0%) — وهي الفئة الأكثر قابليةً للتحويل إلى خدمة ذاتية رقمية كاملة</w:t>
+              <w:t>3.5  أبرز الاستفسارات المتكررة (4 حالات — 8.0%) — وهي الفئة الأكثر قابليةً للتحويل إلى خدمة ذاتية رقمية كاملة</w:t>
             </w:r>
             <w:r>
               <w:rPr>
@@ -1164,7 +1164,7 @@
                 <w:noProof/>
                 <w:rtl/>
               </w:rPr>
-              <w:t>6.2  مسار إلغاء 12+ حالة تواصل بالإشعار الاستباقي</w:t>
+              <w:t>6.2  مسار إلغاء 10+ حالة تواصل بالإشعار الاستباقي</w:t>
             </w:r>
             <w:r>
               <w:rPr>
@@ -1505,7 +1505,7 @@
           <w:u w:val="none"/>
           <w:rtl/>
         </w:rPr>
-        <w:t>يُقدّم هذا التقرير تحليلاً معمّقاً لـ 50 حالة استفسار مستخلصة من تصدير نظام إدارة علاقات العملاء، مُدعَّمةً بمرجعية دليل الخدمات والأسئلة الشائعة، وتغطي الفترة الممتدة من يناير إلى ديسمبر 2025، بهدف تحويل البيانات الخام إلى قرارات تشغيلية قابلة للتنفيذ لا مجرد عرض أرقام. المُستجد الجوهري: إعادة التصنيف كشفت أن 84.0% من الحالات كانت مُصنَّفة خطأً، مما أسفر عن إخفاء حقيقة أن الشكاوى تمثل 56.0% من إجمالي عبء العمل الفعلي — وهو خلل هيكلي في فهم طبيعة التفاعلات كان يحجب الأولويات الحقيقية للتحسين.</w:t>
+        <w:t>يُقدّم هذا التقرير تحليلاً معمّقاً لـ 50 حالة مُستخرجة من «تصدير نظام إدارة علاقات العملاء» للفترة الممتدة من يناير إلى ديسمبر 2025، مع مقارنتها بما ورد في «دليل الخدمات والأسئلة الشائعة»، بهدف تحويل البيانات الخام إلى قرارات تشغيلية قابلة للتنفيذ لا مجرد عرض أرقام. المُستجد الجوهري: أن 92.0% من الحالات كانت مُصنَّفة بشكل خاطئ في المصدر الأصلي، وبعد إعادة التصنيف باتت الشكاوى تمثّل 60.0% من إجمالي العبء التشغيلي، مما يكشف عن فجوة هيكلية عميقة كانت مخفيّة خلف بيانات غير دقيقة.</w:t>
       </w:r>
     </w:p>
     <w:p>
@@ -1545,7 +1545,7 @@
           <w:u w:val="none"/>
           <w:rtl/>
         </w:rPr>
-        <w:t>الرسالة الجوهرية: إن اجتماع خلل التصنيف البالغ 84.0% مع 7 نقاط احتكاك موثّقة يكشف أن المنظومة تعالج أعراضاً ظاهرة بينما تظل الأسباب الجذرية دون معالجة، وهو ما يُفسّر تحوّل 28 حالة إلى شكاوى فعلية رغم معدل الإغلاق في الوقت المحدد البالغ 98.0%. معالجة هذه الفجوات الهيكلية — لا سيما تفعيل الإشعار الاستباقي في 4 نقاط احتكاك وإصلاح الخلل التقني المرتبط بصور المركبات في إشعارات المخالفات — يُتيح تحويل جزء جوهري من الشكاوى إلى تجارب خدمة سلسة دون الحاجة إلى تدخل بشري. الاستثمار في دقة التصنيف وتكامل الإشعارات الرقمية ليس تحسيناً تشغيلياً فحسب، بل هو أساس استراتيجية مبنية على البيانات تُمكّن القيادة من اتخاذ قرارات استباقية بدلاً من الاستجابة التفاعلية.</w:t>
+        <w:t>الرسالة الجوهرية: إن تصنيف 92.0% من الحالات بشكل خاطئ، إلى جانب 8 نقاط احتكاك موثّقة تُغطّيها منظومة الخدمات الراهنة بمعدل لا يتجاوز 24.0% في المتوسط، يكشف عن خلل منهجي في آليات رصد تجربة المتعامل وليس مجرد ثغرات معزولة. معالجة هذا الخلل ستُفضي مباشرةً إلى تحويل 30 حالة شكوى موثّقة إلى فرص تحسين قابلة للقياس، مع الاستثمار في 3 فرص إشعار استباقي كفيلة بخفض تواصل المتعاملين مع الدعم قبل وقوع المشكلة. إن مسار الإصلاح الحقيقي لا ينطلق من رفع معدلات الإغلاق — وهي مرتفعة بالفعل عند 98.0% — بل من بناء منظومة بيانات دقيقة تجعل كل قرار تشغيلي قادماً من أرضية معرفية صلبة.</w:t>
       </w:r>
     </w:p>
     <w:tbl>
@@ -1573,10 +1573,10 @@
               <w:right w:w="108" w:type="dxa"/>
             </w:tcMar>
             <w:tcBorders>
+              <w:top w:val="single" w:sz="4" w:space="0" w:color="CCCCCC"/>
               <w:right w:val="single" w:sz="4" w:space="0" w:color="CCCCCC"/>
-              <w:top w:val="single" w:sz="4" w:space="0" w:color="CCCCCC"/>
+              <w:left w:val="single" w:sz="4" w:space="0" w:color="CCCCCC"/>
               <w:bottom w:val="single" w:sz="4" w:space="0" w:color="CCCCCC"/>
-              <w:left w:val="single" w:sz="4" w:space="0" w:color="CCCCCC"/>
             </w:tcBorders>
           </w:tcPr>
           <w:p>
@@ -1608,10 +1608,10 @@
               <w:right w:w="108" w:type="dxa"/>
             </w:tcMar>
             <w:tcBorders>
+              <w:top w:val="single" w:sz="4" w:space="0" w:color="CCCCCC"/>
               <w:right w:val="single" w:sz="4" w:space="0" w:color="CCCCCC"/>
-              <w:top w:val="single" w:sz="4" w:space="0" w:color="CCCCCC"/>
+              <w:left w:val="single" w:sz="4" w:space="0" w:color="CCCCCC"/>
               <w:bottom w:val="single" w:sz="4" w:space="0" w:color="CCCCCC"/>
-              <w:left w:val="single" w:sz="4" w:space="0" w:color="CCCCCC"/>
             </w:tcBorders>
           </w:tcPr>
           <w:p>
@@ -1643,10 +1643,10 @@
               <w:right w:w="108" w:type="dxa"/>
             </w:tcMar>
             <w:tcBorders>
+              <w:top w:val="single" w:sz="4" w:space="0" w:color="CCCCCC"/>
               <w:right w:val="single" w:sz="4" w:space="0" w:color="CCCCCC"/>
-              <w:top w:val="single" w:sz="4" w:space="0" w:color="CCCCCC"/>
+              <w:left w:val="single" w:sz="4" w:space="0" w:color="CCCCCC"/>
               <w:bottom w:val="single" w:sz="4" w:space="0" w:color="CCCCCC"/>
-              <w:left w:val="single" w:sz="4" w:space="0" w:color="CCCCCC"/>
             </w:tcBorders>
           </w:tcPr>
           <w:p>
@@ -1678,10 +1678,10 @@
               <w:right w:w="108" w:type="dxa"/>
             </w:tcMar>
             <w:tcBorders>
+              <w:top w:val="single" w:sz="4" w:space="0" w:color="CCCCCC"/>
               <w:right w:val="single" w:sz="4" w:space="0" w:color="CCCCCC"/>
-              <w:top w:val="single" w:sz="4" w:space="0" w:color="CCCCCC"/>
+              <w:left w:val="single" w:sz="4" w:space="0" w:color="CCCCCC"/>
               <w:bottom w:val="single" w:sz="4" w:space="0" w:color="CCCCCC"/>
-              <w:left w:val="single" w:sz="4" w:space="0" w:color="CCCCCC"/>
             </w:tcBorders>
           </w:tcPr>
           <w:p>
@@ -1715,10 +1715,10 @@
               <w:right w:w="108" w:type="dxa"/>
             </w:tcMar>
             <w:tcBorders>
+              <w:top w:val="single" w:sz="4" w:space="0" w:color="CCCCCC"/>
               <w:right w:val="single" w:sz="4" w:space="0" w:color="CCCCCC"/>
-              <w:top w:val="single" w:sz="4" w:space="0" w:color="CCCCCC"/>
+              <w:left w:val="single" w:sz="4" w:space="0" w:color="CCCCCC"/>
               <w:bottom w:val="single" w:sz="4" w:space="0" w:color="CCCCCC"/>
-              <w:left w:val="single" w:sz="4" w:space="0" w:color="CCCCCC"/>
             </w:tcBorders>
           </w:tcPr>
           <w:p>
@@ -1750,10 +1750,10 @@
               <w:right w:w="108" w:type="dxa"/>
             </w:tcMar>
             <w:tcBorders>
+              <w:top w:val="single" w:sz="4" w:space="0" w:color="CCCCCC"/>
               <w:right w:val="single" w:sz="4" w:space="0" w:color="CCCCCC"/>
-              <w:top w:val="single" w:sz="4" w:space="0" w:color="CCCCCC"/>
+              <w:left w:val="single" w:sz="4" w:space="0" w:color="CCCCCC"/>
               <w:bottom w:val="single" w:sz="4" w:space="0" w:color="CCCCCC"/>
-              <w:left w:val="single" w:sz="4" w:space="0" w:color="CCCCCC"/>
             </w:tcBorders>
           </w:tcPr>
           <w:p>
@@ -1770,7 +1770,7 @@
                 <w:szCs w:val="20"/>
                 <w:rtl/>
               </w:rPr>
-              <w:t>كانت 42 من 50 حالة مُصنَّفة أصلاً بشكل غير صحيح. تمثل هذه الفجوة أساس التحديات التشغيلية المُكتشفة في هذا التحليل.</w:t>
+              <w:t>كانت 46 من 50 حالة مُصنَّفة أصلاً بشكل غير صحيح. تمثل هذه الفجوة أساس التحديات التشغيلية المُكتشفة في هذا التحليل.</w:t>
             </w:r>
           </w:p>
         </w:tc>
@@ -1785,10 +1785,10 @@
               <w:right w:w="108" w:type="dxa"/>
             </w:tcMar>
             <w:tcBorders>
+              <w:top w:val="single" w:sz="4" w:space="0" w:color="CCCCCC"/>
               <w:right w:val="single" w:sz="4" w:space="0" w:color="CCCCCC"/>
-              <w:top w:val="single" w:sz="4" w:space="0" w:color="CCCCCC"/>
+              <w:left w:val="single" w:sz="4" w:space="0" w:color="CCCCCC"/>
               <w:bottom w:val="single" w:sz="4" w:space="0" w:color="CCCCCC"/>
-              <w:left w:val="single" w:sz="4" w:space="0" w:color="CCCCCC"/>
             </w:tcBorders>
           </w:tcPr>
           <w:p>
@@ -1805,7 +1805,7 @@
                 <w:szCs w:val="20"/>
                 <w:rtl/>
               </w:rPr>
-              <w:t>تصنيف غير دقيق بنسبة 84.0%</w:t>
+              <w:t>تصنيف غير دقيق بنسبة 92.0%</w:t>
             </w:r>
           </w:p>
         </w:tc>
@@ -1820,10 +1820,10 @@
               <w:right w:w="108" w:type="dxa"/>
             </w:tcMar>
             <w:tcBorders>
-              <w:right w:val="single" w:sz="4" w:space="0" w:color="CCCCCC"/>
               <w:top w:val="single" w:sz="4" w:space="0" w:color="CCCCCC"/>
               <w:bottom w:val="single" w:sz="4" w:space="0" w:color="CCCCCC"/>
               <w:left w:val="single" w:sz="4" w:space="0" w:color="CCCCCC"/>
+              <w:right w:val="single" w:sz="4" w:space="0" w:color="CCCCCC"/>
             </w:tcBorders>
           </w:tcPr>
           <w:p>
@@ -1857,10 +1857,10 @@
               <w:right w:w="108" w:type="dxa"/>
             </w:tcMar>
             <w:tcBorders>
+              <w:top w:val="single" w:sz="4" w:space="0" w:color="CCCCCC"/>
               <w:right w:val="single" w:sz="4" w:space="0" w:color="CCCCCC"/>
-              <w:top w:val="single" w:sz="4" w:space="0" w:color="CCCCCC"/>
+              <w:left w:val="single" w:sz="4" w:space="0" w:color="CCCCCC"/>
               <w:bottom w:val="single" w:sz="4" w:space="0" w:color="CCCCCC"/>
-              <w:left w:val="single" w:sz="4" w:space="0" w:color="CCCCCC"/>
             </w:tcBorders>
           </w:tcPr>
           <w:p>
@@ -1892,10 +1892,10 @@
               <w:right w:w="108" w:type="dxa"/>
             </w:tcMar>
             <w:tcBorders>
+              <w:top w:val="single" w:sz="4" w:space="0" w:color="CCCCCC"/>
               <w:right w:val="single" w:sz="4" w:space="0" w:color="CCCCCC"/>
-              <w:top w:val="single" w:sz="4" w:space="0" w:color="CCCCCC"/>
+              <w:left w:val="single" w:sz="4" w:space="0" w:color="CCCCCC"/>
               <w:bottom w:val="single" w:sz="4" w:space="0" w:color="CCCCCC"/>
-              <w:left w:val="single" w:sz="4" w:space="0" w:color="CCCCCC"/>
             </w:tcBorders>
           </w:tcPr>
           <w:p>
@@ -1912,7 +1912,7 @@
                 <w:szCs w:val="20"/>
                 <w:rtl/>
               </w:rPr>
-              <w:t>28 حالة من 50 كانت شكاوى بعد إعادة التصنيف. . هذا التركيز يعكس محور التحسين الأساسي للعمليات.</w:t>
+              <w:t>30 حالة من 50 كانت شكاوى بعد إعادة التصنيف. . هذا التركيز يعكس محور التحسين الأساسي للعمليات.</w:t>
             </w:r>
           </w:p>
         </w:tc>
@@ -1927,10 +1927,10 @@
               <w:right w:w="108" w:type="dxa"/>
             </w:tcMar>
             <w:tcBorders>
+              <w:top w:val="single" w:sz="4" w:space="0" w:color="CCCCCC"/>
               <w:right w:val="single" w:sz="4" w:space="0" w:color="CCCCCC"/>
-              <w:top w:val="single" w:sz="4" w:space="0" w:color="CCCCCC"/>
+              <w:left w:val="single" w:sz="4" w:space="0" w:color="CCCCCC"/>
               <w:bottom w:val="single" w:sz="4" w:space="0" w:color="CCCCCC"/>
-              <w:left w:val="single" w:sz="4" w:space="0" w:color="CCCCCC"/>
             </w:tcBorders>
           </w:tcPr>
           <w:p>
@@ -1947,7 +1947,7 @@
                 <w:szCs w:val="20"/>
                 <w:rtl/>
               </w:rPr>
-              <w:t>الشكاوى تهيمن بـ 56.0% على عبء العمل</w:t>
+              <w:t>الشكاوى تهيمن بـ 60.0% على عبء العمل</w:t>
             </w:r>
           </w:p>
         </w:tc>
@@ -1962,10 +1962,10 @@
               <w:right w:w="108" w:type="dxa"/>
             </w:tcMar>
             <w:tcBorders>
-              <w:right w:val="single" w:sz="4" w:space="0" w:color="CCCCCC"/>
               <w:top w:val="single" w:sz="4" w:space="0" w:color="CCCCCC"/>
               <w:bottom w:val="single" w:sz="4" w:space="0" w:color="CCCCCC"/>
               <w:left w:val="single" w:sz="4" w:space="0" w:color="CCCCCC"/>
+              <w:right w:val="single" w:sz="4" w:space="0" w:color="CCCCCC"/>
             </w:tcBorders>
           </w:tcPr>
           <w:p>
@@ -1999,10 +1999,10 @@
               <w:right w:w="108" w:type="dxa"/>
             </w:tcMar>
             <w:tcBorders>
+              <w:top w:val="single" w:sz="4" w:space="0" w:color="CCCCCC"/>
               <w:right w:val="single" w:sz="4" w:space="0" w:color="CCCCCC"/>
-              <w:top w:val="single" w:sz="4" w:space="0" w:color="CCCCCC"/>
+              <w:left w:val="single" w:sz="4" w:space="0" w:color="CCCCCC"/>
               <w:bottom w:val="single" w:sz="4" w:space="0" w:color="CCCCCC"/>
-              <w:left w:val="single" w:sz="4" w:space="0" w:color="CCCCCC"/>
             </w:tcBorders>
           </w:tcPr>
           <w:p>
@@ -2034,10 +2034,10 @@
               <w:right w:w="108" w:type="dxa"/>
             </w:tcMar>
             <w:tcBorders>
+              <w:top w:val="single" w:sz="4" w:space="0" w:color="CCCCCC"/>
               <w:right w:val="single" w:sz="4" w:space="0" w:color="CCCCCC"/>
-              <w:top w:val="single" w:sz="4" w:space="0" w:color="CCCCCC"/>
+              <w:left w:val="single" w:sz="4" w:space="0" w:color="CCCCCC"/>
               <w:bottom w:val="single" w:sz="4" w:space="0" w:color="CCCCCC"/>
-              <w:left w:val="single" w:sz="4" w:space="0" w:color="CCCCCC"/>
             </w:tcBorders>
           </w:tcPr>
           <w:p>
@@ -2069,10 +2069,10 @@
               <w:right w:w="108" w:type="dxa"/>
             </w:tcMar>
             <w:tcBorders>
+              <w:top w:val="single" w:sz="4" w:space="0" w:color="CCCCCC"/>
               <w:right w:val="single" w:sz="4" w:space="0" w:color="CCCCCC"/>
-              <w:top w:val="single" w:sz="4" w:space="0" w:color="CCCCCC"/>
+              <w:left w:val="single" w:sz="4" w:space="0" w:color="CCCCCC"/>
               <w:bottom w:val="single" w:sz="4" w:space="0" w:color="CCCCCC"/>
-              <w:left w:val="single" w:sz="4" w:space="0" w:color="CCCCCC"/>
             </w:tcBorders>
           </w:tcPr>
           <w:p>
@@ -2089,7 +2089,7 @@
                 <w:szCs w:val="20"/>
                 <w:rtl/>
               </w:rPr>
-              <w:t>نقطة احتكاك واحدة: صورة المركبة في إشعار المخالفة تُظهر مركبة مختلفة أو لوحة غير مطابقة، مما يضطر المتعامل للتواصل يدوياً لتصحيح الخطأ (9 حالة، 18.0%)</w:t>
+              <w:t>نقطة احتكاك واحدة: صورة المركبة في إشعار المخالفة تُظهر مركبة مختلفة أو المتعامل لم يكن متواجداً في الفجيرة (9 حالة، 18.0%)</w:t>
             </w:r>
           </w:p>
         </w:tc>
@@ -2104,10 +2104,10 @@
               <w:right w:w="108" w:type="dxa"/>
             </w:tcMar>
             <w:tcBorders>
-              <w:right w:val="single" w:sz="4" w:space="0" w:color="CCCCCC"/>
               <w:top w:val="single" w:sz="4" w:space="0" w:color="CCCCCC"/>
               <w:bottom w:val="single" w:sz="4" w:space="0" w:color="CCCCCC"/>
               <w:left w:val="single" w:sz="4" w:space="0" w:color="CCCCCC"/>
+              <w:right w:val="single" w:sz="4" w:space="0" w:color="CCCCCC"/>
             </w:tcBorders>
           </w:tcPr>
           <w:p>
@@ -2141,10 +2141,10 @@
               <w:right w:w="108" w:type="dxa"/>
             </w:tcMar>
             <w:tcBorders>
+              <w:top w:val="single" w:sz="4" w:space="0" w:color="CCCCCC"/>
               <w:right w:val="single" w:sz="4" w:space="0" w:color="CCCCCC"/>
-              <w:top w:val="single" w:sz="4" w:space="0" w:color="CCCCCC"/>
+              <w:left w:val="single" w:sz="4" w:space="0" w:color="CCCCCC"/>
               <w:bottom w:val="single" w:sz="4" w:space="0" w:color="CCCCCC"/>
-              <w:left w:val="single" w:sz="4" w:space="0" w:color="CCCCCC"/>
             </w:tcBorders>
           </w:tcPr>
           <w:p>
@@ -2161,7 +2161,7 @@
                 <w:szCs w:val="20"/>
                 <w:rtl/>
               </w:rPr>
-              <w:t>🟡 عالية</w:t>
+              <w:t>🔴 حرجة</w:t>
             </w:r>
           </w:p>
         </w:tc>
@@ -2176,10 +2176,10 @@
               <w:right w:w="108" w:type="dxa"/>
             </w:tcMar>
             <w:tcBorders>
+              <w:top w:val="single" w:sz="4" w:space="0" w:color="CCCCCC"/>
               <w:right w:val="single" w:sz="4" w:space="0" w:color="CCCCCC"/>
-              <w:top w:val="single" w:sz="4" w:space="0" w:color="CCCCCC"/>
+              <w:left w:val="single" w:sz="4" w:space="0" w:color="CCCCCC"/>
               <w:bottom w:val="single" w:sz="4" w:space="0" w:color="CCCCCC"/>
-              <w:left w:val="single" w:sz="4" w:space="0" w:color="CCCCCC"/>
             </w:tcBorders>
           </w:tcPr>
           <w:p>
@@ -2196,7 +2196,7 @@
                 <w:szCs w:val="20"/>
                 <w:rtl/>
               </w:rPr>
-              <w:t>تشترك 3 نقاط احتكاك في سبب جذري مشترك: لا يتلقى المتعامل إشعاراً أو رابط تتبع عند إرسال الملكية أو الرخصة عبر بريد الإمارات، فيتصل بالدعم لمعرفة الحالة, غياب الإشعارات التلقائية عن حالة الطلبات المقدمة يجبر المتعامل على فتح شكاوى متابعة, يقدم المتعامل طلب ترخيص سلاح ولا يتلقى أي تحديث أو ردّ لأشهر طويلة، مما يضطره للتواصل مع الدعم. إجمالي الحالات المتأثرة: 8 حالة. تحسين هذه المجموعة سيسهم بشكل كبير في تقليل الاحتكاكات.</w:t>
+              <w:t>تشترك نقطتا احتكاك في سبب جذري مشترك: غياب قناة رقمية للاعتراض على المخالفات المرورية يضطر المتعامل للتواصل مع الدعم, عدم تمكّن المتعامل من تحديث بياناته الشخصية ذاتياً عبر التطبيق. إجمالي الحالات المتأثرة: 11 حالة. تحسين هذه المجموعة سيسهم بشكل كبير في تقليل الاحتكاكات.</w:t>
             </w:r>
           </w:p>
         </w:tc>
@@ -2211,10 +2211,10 @@
               <w:right w:w="108" w:type="dxa"/>
             </w:tcMar>
             <w:tcBorders>
+              <w:top w:val="single" w:sz="4" w:space="0" w:color="CCCCCC"/>
               <w:right w:val="single" w:sz="4" w:space="0" w:color="CCCCCC"/>
-              <w:top w:val="single" w:sz="4" w:space="0" w:color="CCCCCC"/>
+              <w:left w:val="single" w:sz="4" w:space="0" w:color="CCCCCC"/>
               <w:bottom w:val="single" w:sz="4" w:space="0" w:color="CCCCCC"/>
-              <w:left w:val="single" w:sz="4" w:space="0" w:color="CCCCCC"/>
             </w:tcBorders>
           </w:tcPr>
           <w:p>
@@ -2231,7 +2231,7 @@
                 <w:szCs w:val="20"/>
                 <w:rtl/>
               </w:rPr>
-              <w:t>3 نقاط احتكاك — غياب الإشعار الاستباقي (8 حالة)</w:t>
+              <w:t>نقطتا احتكاك — معلومات موجودة لكنها صعبة الوصول (11 حالة)</w:t>
             </w:r>
           </w:p>
         </w:tc>
@@ -2246,10 +2246,10 @@
               <w:right w:w="108" w:type="dxa"/>
             </w:tcMar>
             <w:tcBorders>
-              <w:right w:val="single" w:sz="4" w:space="0" w:color="CCCCCC"/>
               <w:top w:val="single" w:sz="4" w:space="0" w:color="CCCCCC"/>
               <w:bottom w:val="single" w:sz="4" w:space="0" w:color="CCCCCC"/>
               <w:left w:val="single" w:sz="4" w:space="0" w:color="CCCCCC"/>
+              <w:right w:val="single" w:sz="4" w:space="0" w:color="CCCCCC"/>
             </w:tcBorders>
           </w:tcPr>
           <w:p>
@@ -2283,10 +2283,10 @@
               <w:right w:w="108" w:type="dxa"/>
             </w:tcMar>
             <w:tcBorders>
+              <w:top w:val="single" w:sz="4" w:space="0" w:color="CCCCCC"/>
               <w:right w:val="single" w:sz="4" w:space="0" w:color="CCCCCC"/>
+              <w:left w:val="single" w:sz="4" w:space="0" w:color="CCCCCC"/>
               <w:bottom w:val="single" w:sz="4" w:space="0" w:color="CCCCCC"/>
-              <w:top w:val="single" w:sz="4" w:space="0" w:color="CCCCCC"/>
-              <w:left w:val="single" w:sz="4" w:space="0" w:color="CCCCCC"/>
             </w:tcBorders>
           </w:tcPr>
           <w:p>
@@ -2318,10 +2318,10 @@
               <w:right w:w="108" w:type="dxa"/>
             </w:tcMar>
             <w:tcBorders>
+              <w:top w:val="single" w:sz="4" w:space="0" w:color="CCCCCC"/>
               <w:right w:val="single" w:sz="4" w:space="0" w:color="CCCCCC"/>
+              <w:left w:val="single" w:sz="4" w:space="0" w:color="CCCCCC"/>
               <w:bottom w:val="single" w:sz="4" w:space="0" w:color="CCCCCC"/>
-              <w:left w:val="single" w:sz="4" w:space="0" w:color="CCCCCC"/>
-              <w:top w:val="single" w:sz="4" w:space="0" w:color="CCCCCC"/>
             </w:tcBorders>
           </w:tcPr>
           <w:p>
@@ -2353,10 +2353,10 @@
               <w:right w:w="108" w:type="dxa"/>
             </w:tcMar>
             <w:tcBorders>
+              <w:top w:val="single" w:sz="4" w:space="0" w:color="CCCCCC"/>
               <w:right w:val="single" w:sz="4" w:space="0" w:color="CCCCCC"/>
+              <w:left w:val="single" w:sz="4" w:space="0" w:color="CCCCCC"/>
               <w:bottom w:val="single" w:sz="4" w:space="0" w:color="CCCCCC"/>
-              <w:left w:val="single" w:sz="4" w:space="0" w:color="CCCCCC"/>
-              <w:top w:val="single" w:sz="4" w:space="0" w:color="CCCCCC"/>
             </w:tcBorders>
           </w:tcPr>
           <w:p>
@@ -2388,10 +2388,10 @@
               <w:right w:w="108" w:type="dxa"/>
             </w:tcMar>
             <w:tcBorders>
+              <w:top w:val="single" w:sz="4" w:space="0" w:color="CCCCCC"/>
               <w:right w:val="single" w:sz="4" w:space="0" w:color="CCCCCC"/>
+              <w:left w:val="single" w:sz="4" w:space="0" w:color="CCCCCC"/>
               <w:bottom w:val="single" w:sz="4" w:space="0" w:color="CCCCCC"/>
-              <w:left w:val="single" w:sz="4" w:space="0" w:color="CCCCCC"/>
-              <w:top w:val="single" w:sz="4" w:space="0" w:color="CCCCCC"/>
             </w:tcBorders>
           </w:tcPr>
           <w:p>
@@ -2480,10 +2480,10 @@
               <w:right w:w="108" w:type="dxa"/>
             </w:tcMar>
             <w:tcBorders>
+              <w:top w:val="single" w:sz="4" w:space="0" w:color="CCCCCC"/>
               <w:right w:val="single" w:sz="4" w:space="0" w:color="CCCCCC"/>
-              <w:top w:val="single" w:sz="4" w:space="0" w:color="CCCCCC"/>
+              <w:left w:val="single" w:sz="4" w:space="0" w:color="CCCCCC"/>
               <w:bottom w:val="single" w:sz="4" w:space="0" w:color="CCCCCC"/>
-              <w:left w:val="single" w:sz="4" w:space="0" w:color="CCCCCC"/>
             </w:tcBorders>
           </w:tcPr>
           <w:p>
@@ -2515,10 +2515,10 @@
               <w:right w:w="108" w:type="dxa"/>
             </w:tcMar>
             <w:tcBorders>
+              <w:top w:val="single" w:sz="4" w:space="0" w:color="CCCCCC"/>
               <w:right w:val="single" w:sz="4" w:space="0" w:color="CCCCCC"/>
-              <w:top w:val="single" w:sz="4" w:space="0" w:color="CCCCCC"/>
+              <w:left w:val="single" w:sz="4" w:space="0" w:color="CCCCCC"/>
               <w:bottom w:val="single" w:sz="4" w:space="0" w:color="CCCCCC"/>
-              <w:left w:val="single" w:sz="4" w:space="0" w:color="CCCCCC"/>
             </w:tcBorders>
           </w:tcPr>
           <w:p>
@@ -2550,10 +2550,10 @@
               <w:right w:w="108" w:type="dxa"/>
             </w:tcMar>
             <w:tcBorders>
+              <w:top w:val="single" w:sz="4" w:space="0" w:color="CCCCCC"/>
               <w:right w:val="single" w:sz="4" w:space="0" w:color="CCCCCC"/>
-              <w:top w:val="single" w:sz="4" w:space="0" w:color="CCCCCC"/>
+              <w:left w:val="single" w:sz="4" w:space="0" w:color="CCCCCC"/>
               <w:bottom w:val="single" w:sz="4" w:space="0" w:color="CCCCCC"/>
-              <w:left w:val="single" w:sz="4" w:space="0" w:color="CCCCCC"/>
             </w:tcBorders>
           </w:tcPr>
           <w:p>
@@ -2585,10 +2585,10 @@
               <w:right w:w="108" w:type="dxa"/>
             </w:tcMar>
             <w:tcBorders>
+              <w:top w:val="single" w:sz="4" w:space="0" w:color="CCCCCC"/>
               <w:right w:val="single" w:sz="4" w:space="0" w:color="CCCCCC"/>
-              <w:top w:val="single" w:sz="4" w:space="0" w:color="CCCCCC"/>
+              <w:left w:val="single" w:sz="4" w:space="0" w:color="CCCCCC"/>
               <w:bottom w:val="single" w:sz="4" w:space="0" w:color="CCCCCC"/>
-              <w:left w:val="single" w:sz="4" w:space="0" w:color="CCCCCC"/>
             </w:tcBorders>
           </w:tcPr>
           <w:p>
@@ -2622,10 +2622,10 @@
               <w:right w:w="108" w:type="dxa"/>
             </w:tcMar>
             <w:tcBorders>
+              <w:top w:val="single" w:sz="4" w:space="0" w:color="CCCCCC"/>
               <w:right w:val="single" w:sz="4" w:space="0" w:color="CCCCCC"/>
-              <w:top w:val="single" w:sz="4" w:space="0" w:color="CCCCCC"/>
+              <w:left w:val="single" w:sz="4" w:space="0" w:color="CCCCCC"/>
               <w:bottom w:val="single" w:sz="4" w:space="0" w:color="CCCCCC"/>
-              <w:left w:val="single" w:sz="4" w:space="0" w:color="CCCCCC"/>
             </w:tcBorders>
           </w:tcPr>
           <w:p>
@@ -2657,10 +2657,10 @@
               <w:right w:w="108" w:type="dxa"/>
             </w:tcMar>
             <w:tcBorders>
+              <w:top w:val="single" w:sz="4" w:space="0" w:color="CCCCCC"/>
               <w:right w:val="single" w:sz="4" w:space="0" w:color="CCCCCC"/>
-              <w:top w:val="single" w:sz="4" w:space="0" w:color="CCCCCC"/>
+              <w:left w:val="single" w:sz="4" w:space="0" w:color="CCCCCC"/>
               <w:bottom w:val="single" w:sz="4" w:space="0" w:color="CCCCCC"/>
-              <w:left w:val="single" w:sz="4" w:space="0" w:color="CCCCCC"/>
             </w:tcBorders>
           </w:tcPr>
           <w:p>
@@ -2692,10 +2692,10 @@
               <w:right w:w="108" w:type="dxa"/>
             </w:tcMar>
             <w:tcBorders>
+              <w:top w:val="single" w:sz="4" w:space="0" w:color="CCCCCC"/>
               <w:right w:val="single" w:sz="4" w:space="0" w:color="CCCCCC"/>
-              <w:top w:val="single" w:sz="4" w:space="0" w:color="CCCCCC"/>
+              <w:left w:val="single" w:sz="4" w:space="0" w:color="CCCCCC"/>
               <w:bottom w:val="single" w:sz="4" w:space="0" w:color="CCCCCC"/>
-              <w:left w:val="single" w:sz="4" w:space="0" w:color="CCCCCC"/>
             </w:tcBorders>
           </w:tcPr>
           <w:p>
@@ -2727,10 +2727,10 @@
               <w:right w:w="108" w:type="dxa"/>
             </w:tcMar>
             <w:tcBorders>
-              <w:right w:val="single" w:sz="4" w:space="0" w:color="CCCCCC"/>
               <w:top w:val="single" w:sz="4" w:space="0" w:color="CCCCCC"/>
               <w:bottom w:val="single" w:sz="4" w:space="0" w:color="CCCCCC"/>
               <w:left w:val="single" w:sz="4" w:space="0" w:color="CCCCCC"/>
+              <w:right w:val="single" w:sz="4" w:space="0" w:color="CCCCCC"/>
             </w:tcBorders>
           </w:tcPr>
           <w:p>
@@ -2764,10 +2764,10 @@
               <w:right w:w="108" w:type="dxa"/>
             </w:tcMar>
             <w:tcBorders>
+              <w:top w:val="single" w:sz="4" w:space="0" w:color="CCCCCC"/>
               <w:right w:val="single" w:sz="4" w:space="0" w:color="CCCCCC"/>
+              <w:left w:val="single" w:sz="4" w:space="0" w:color="CCCCCC"/>
               <w:bottom w:val="single" w:sz="4" w:space="0" w:color="CCCCCC"/>
-              <w:top w:val="single" w:sz="4" w:space="0" w:color="CCCCCC"/>
-              <w:left w:val="single" w:sz="4" w:space="0" w:color="CCCCCC"/>
             </w:tcBorders>
           </w:tcPr>
           <w:p>
@@ -2799,10 +2799,10 @@
               <w:right w:w="108" w:type="dxa"/>
             </w:tcMar>
             <w:tcBorders>
+              <w:top w:val="single" w:sz="4" w:space="0" w:color="CCCCCC"/>
               <w:right w:val="single" w:sz="4" w:space="0" w:color="CCCCCC"/>
+              <w:left w:val="single" w:sz="4" w:space="0" w:color="CCCCCC"/>
               <w:bottom w:val="single" w:sz="4" w:space="0" w:color="CCCCCC"/>
-              <w:left w:val="single" w:sz="4" w:space="0" w:color="CCCCCC"/>
-              <w:top w:val="single" w:sz="4" w:space="0" w:color="CCCCCC"/>
             </w:tcBorders>
           </w:tcPr>
           <w:p>
@@ -2819,7 +2819,7 @@
                 <w:szCs w:val="20"/>
                 <w:rtl/>
               </w:rPr>
-              <w:t>160 صفحة، 9 أسئلة مصدقة</w:t>
+              <w:t>160 صفحة، 8 أسئلة مصدقة</w:t>
             </w:r>
           </w:p>
         </w:tc>
@@ -2834,10 +2834,10 @@
               <w:right w:w="108" w:type="dxa"/>
             </w:tcMar>
             <w:tcBorders>
+              <w:top w:val="single" w:sz="4" w:space="0" w:color="CCCCCC"/>
               <w:right w:val="single" w:sz="4" w:space="0" w:color="CCCCCC"/>
+              <w:left w:val="single" w:sz="4" w:space="0" w:color="CCCCCC"/>
               <w:bottom w:val="single" w:sz="4" w:space="0" w:color="CCCCCC"/>
-              <w:left w:val="single" w:sz="4" w:space="0" w:color="CCCCCC"/>
-              <w:top w:val="single" w:sz="4" w:space="0" w:color="CCCCCC"/>
             </w:tcBorders>
           </w:tcPr>
           <w:p>
@@ -2869,10 +2869,10 @@
               <w:right w:w="108" w:type="dxa"/>
             </w:tcMar>
             <w:tcBorders>
+              <w:top w:val="single" w:sz="4" w:space="0" w:color="CCCCCC"/>
               <w:right w:val="single" w:sz="4" w:space="0" w:color="CCCCCC"/>
+              <w:left w:val="single" w:sz="4" w:space="0" w:color="CCCCCC"/>
               <w:bottom w:val="single" w:sz="4" w:space="0" w:color="CCCCCC"/>
-              <w:left w:val="single" w:sz="4" w:space="0" w:color="CCCCCC"/>
-              <w:top w:val="single" w:sz="4" w:space="0" w:color="CCCCCC"/>
             </w:tcBorders>
           </w:tcPr>
           <w:p>
@@ -3173,7 +3173,7 @@
           <w:u w:val="none"/>
           <w:rtl/>
         </w:rPr>
-        <w:t>تحليل 50 حالة في يناير - ديسمبر 2025 كشف أن التصنيف الدقيق للمضمون الفعلي لكل تواصل يُنتج صورةً مغايرةً تماماً لما يُظهره النظام الأصلي، إذ تتجاوز الفروقات حدود التعديل البسيط لتبلغ مستوى إعادة الهيكلة الكاملة لطبيعة العبء الوظيفي. التحوّل الجوهري: الفئة المهيمنة الحقيقية هي «شكوى» بواقع 28 حالة تمثّل 56.0% من إجمالي التواصل، في مقابل تصنيف أصلي كان يُدرج 50 حالة بالكامل تحت فئة «استفسار» قبل إجراء التصحيح.</w:t>
+        <w:t>تحليل 50 حالة في يناير - ديسمبر 2025 كشف أن التصنيف الدقيق للمحتوى الفعلي لكل تواصل يُفضي إلى صورة مغايرة تمامًا لما تعكسه بيانات نظام إدارة علاقات المتعاملين الأصلية. وقد أظهر التحليل المعمّق أن توزيع أنواع التواصل يختلف اختلافًا جذريًا عن التصنيف الافتراضي المسجَّل في النظام. التحوّل الجوهري: تُمثّل الشكاوى النوع الأعلى حضورًا بواقع 30 حالة تشكّل 60.0% من إجمالي التواصل، في مقابل تصنيف أصلي كان يُدرج جميع الحالات الخمسين ضمن الاستفسارات قبل إعادة التدقيق.</w:t>
       </w:r>
     </w:p>
     <w:tbl>
@@ -3202,10 +3202,10 @@
               <w:right w:w="108" w:type="dxa"/>
             </w:tcMar>
             <w:tcBorders>
+              <w:top w:val="single" w:sz="4" w:space="0" w:color="CCCCCC"/>
               <w:right w:val="single" w:sz="4" w:space="0" w:color="CCCCCC"/>
-              <w:top w:val="single" w:sz="4" w:space="0" w:color="CCCCCC"/>
+              <w:left w:val="single" w:sz="4" w:space="0" w:color="CCCCCC"/>
               <w:bottom w:val="single" w:sz="4" w:space="0" w:color="CCCCCC"/>
-              <w:left w:val="single" w:sz="4" w:space="0" w:color="CCCCCC"/>
             </w:tcBorders>
           </w:tcPr>
           <w:p>
@@ -3237,10 +3237,10 @@
               <w:right w:w="108" w:type="dxa"/>
             </w:tcMar>
             <w:tcBorders>
+              <w:top w:val="single" w:sz="4" w:space="0" w:color="CCCCCC"/>
               <w:right w:val="single" w:sz="4" w:space="0" w:color="CCCCCC"/>
-              <w:top w:val="single" w:sz="4" w:space="0" w:color="CCCCCC"/>
+              <w:left w:val="single" w:sz="4" w:space="0" w:color="CCCCCC"/>
               <w:bottom w:val="single" w:sz="4" w:space="0" w:color="CCCCCC"/>
-              <w:left w:val="single" w:sz="4" w:space="0" w:color="CCCCCC"/>
             </w:tcBorders>
           </w:tcPr>
           <w:p>
@@ -3272,10 +3272,10 @@
               <w:right w:w="108" w:type="dxa"/>
             </w:tcMar>
             <w:tcBorders>
+              <w:top w:val="single" w:sz="4" w:space="0" w:color="CCCCCC"/>
               <w:right w:val="single" w:sz="4" w:space="0" w:color="CCCCCC"/>
-              <w:top w:val="single" w:sz="4" w:space="0" w:color="CCCCCC"/>
+              <w:left w:val="single" w:sz="4" w:space="0" w:color="CCCCCC"/>
               <w:bottom w:val="single" w:sz="4" w:space="0" w:color="CCCCCC"/>
-              <w:left w:val="single" w:sz="4" w:space="0" w:color="CCCCCC"/>
             </w:tcBorders>
           </w:tcPr>
           <w:p>
@@ -3307,10 +3307,10 @@
               <w:right w:w="108" w:type="dxa"/>
             </w:tcMar>
             <w:tcBorders>
+              <w:top w:val="single" w:sz="4" w:space="0" w:color="CCCCCC"/>
               <w:right w:val="single" w:sz="4" w:space="0" w:color="CCCCCC"/>
-              <w:top w:val="single" w:sz="4" w:space="0" w:color="CCCCCC"/>
+              <w:left w:val="single" w:sz="4" w:space="0" w:color="CCCCCC"/>
               <w:bottom w:val="single" w:sz="4" w:space="0" w:color="CCCCCC"/>
-              <w:left w:val="single" w:sz="4" w:space="0" w:color="CCCCCC"/>
             </w:tcBorders>
           </w:tcPr>
           <w:p>
@@ -3342,10 +3342,10 @@
               <w:right w:w="108" w:type="dxa"/>
             </w:tcMar>
             <w:tcBorders>
+              <w:top w:val="single" w:sz="4" w:space="0" w:color="CCCCCC"/>
               <w:right w:val="single" w:sz="4" w:space="0" w:color="CCCCCC"/>
-              <w:top w:val="single" w:sz="4" w:space="0" w:color="CCCCCC"/>
+              <w:left w:val="single" w:sz="4" w:space="0" w:color="CCCCCC"/>
               <w:bottom w:val="single" w:sz="4" w:space="0" w:color="CCCCCC"/>
-              <w:left w:val="single" w:sz="4" w:space="0" w:color="CCCCCC"/>
             </w:tcBorders>
           </w:tcPr>
           <w:p>
@@ -3379,10 +3379,10 @@
               <w:right w:w="108" w:type="dxa"/>
             </w:tcMar>
             <w:tcBorders>
+              <w:top w:val="single" w:sz="4" w:space="0" w:color="CCCCCC"/>
               <w:right w:val="single" w:sz="4" w:space="0" w:color="CCCCCC"/>
-              <w:top w:val="single" w:sz="4" w:space="0" w:color="CCCCCC"/>
+              <w:left w:val="single" w:sz="4" w:space="0" w:color="CCCCCC"/>
               <w:bottom w:val="single" w:sz="4" w:space="0" w:color="CCCCCC"/>
-              <w:left w:val="single" w:sz="4" w:space="0" w:color="CCCCCC"/>
             </w:tcBorders>
           </w:tcPr>
           <w:p>
@@ -3414,10 +3414,10 @@
               <w:right w:w="108" w:type="dxa"/>
             </w:tcMar>
             <w:tcBorders>
+              <w:top w:val="single" w:sz="4" w:space="0" w:color="CCCCCC"/>
               <w:right w:val="single" w:sz="4" w:space="0" w:color="CCCCCC"/>
-              <w:top w:val="single" w:sz="4" w:space="0" w:color="CCCCCC"/>
+              <w:left w:val="single" w:sz="4" w:space="0" w:color="CCCCCC"/>
               <w:bottom w:val="single" w:sz="4" w:space="0" w:color="CCCCCC"/>
-              <w:left w:val="single" w:sz="4" w:space="0" w:color="CCCCCC"/>
             </w:tcBorders>
           </w:tcPr>
           <w:p>
@@ -3434,7 +3434,7 @@
                 <w:szCs w:val="20"/>
                 <w:rtl/>
               </w:rPr>
-              <w:t>+28 (كانت صفراً في الملف الأصلي)</w:t>
+              <w:t>+30 (كانت صفراً في الملف الأصلي)</w:t>
             </w:r>
           </w:p>
         </w:tc>
@@ -3449,10 +3449,10 @@
               <w:right w:w="108" w:type="dxa"/>
             </w:tcMar>
             <w:tcBorders>
+              <w:top w:val="single" w:sz="4" w:space="0" w:color="CCCCCC"/>
               <w:right w:val="single" w:sz="4" w:space="0" w:color="CCCCCC"/>
-              <w:top w:val="single" w:sz="4" w:space="0" w:color="CCCCCC"/>
+              <w:left w:val="single" w:sz="4" w:space="0" w:color="CCCCCC"/>
               <w:bottom w:val="single" w:sz="4" w:space="0" w:color="CCCCCC"/>
-              <w:left w:val="single" w:sz="4" w:space="0" w:color="CCCCCC"/>
             </w:tcBorders>
           </w:tcPr>
           <w:p>
@@ -3469,7 +3469,7 @@
                 <w:szCs w:val="20"/>
                 <w:rtl/>
               </w:rPr>
-              <w:t>56.0%</w:t>
+              <w:t>60.0%</w:t>
             </w:r>
           </w:p>
         </w:tc>
@@ -3484,10 +3484,10 @@
               <w:right w:w="108" w:type="dxa"/>
             </w:tcMar>
             <w:tcBorders>
+              <w:top w:val="single" w:sz="4" w:space="0" w:color="CCCCCC"/>
               <w:right w:val="single" w:sz="4" w:space="0" w:color="CCCCCC"/>
-              <w:top w:val="single" w:sz="4" w:space="0" w:color="CCCCCC"/>
+              <w:left w:val="single" w:sz="4" w:space="0" w:color="CCCCCC"/>
               <w:bottom w:val="single" w:sz="4" w:space="0" w:color="CCCCCC"/>
-              <w:left w:val="single" w:sz="4" w:space="0" w:color="CCCCCC"/>
             </w:tcBorders>
           </w:tcPr>
           <w:p>
@@ -3504,7 +3504,7 @@
                 <w:szCs w:val="20"/>
                 <w:rtl/>
               </w:rPr>
-              <w:t>28</w:t>
+              <w:t>30</w:t>
             </w:r>
           </w:p>
         </w:tc>
@@ -3519,10 +3519,10 @@
               <w:right w:w="108" w:type="dxa"/>
             </w:tcMar>
             <w:tcBorders>
-              <w:right w:val="single" w:sz="4" w:space="0" w:color="CCCCCC"/>
               <w:top w:val="single" w:sz="4" w:space="0" w:color="CCCCCC"/>
               <w:bottom w:val="single" w:sz="4" w:space="0" w:color="CCCCCC"/>
               <w:left w:val="single" w:sz="4" w:space="0" w:color="CCCCCC"/>
+              <w:right w:val="single" w:sz="4" w:space="0" w:color="CCCCCC"/>
             </w:tcBorders>
           </w:tcPr>
           <w:p>
@@ -3556,10 +3556,10 @@
               <w:right w:w="108" w:type="dxa"/>
             </w:tcMar>
             <w:tcBorders>
+              <w:top w:val="single" w:sz="4" w:space="0" w:color="CCCCCC"/>
               <w:right w:val="single" w:sz="4" w:space="0" w:color="CCCCCC"/>
-              <w:top w:val="single" w:sz="4" w:space="0" w:color="CCCCCC"/>
+              <w:left w:val="single" w:sz="4" w:space="0" w:color="CCCCCC"/>
               <w:bottom w:val="single" w:sz="4" w:space="0" w:color="CCCCCC"/>
-              <w:left w:val="single" w:sz="4" w:space="0" w:color="CCCCCC"/>
             </w:tcBorders>
           </w:tcPr>
           <w:p>
@@ -3591,10 +3591,10 @@
               <w:right w:w="108" w:type="dxa"/>
             </w:tcMar>
             <w:tcBorders>
+              <w:top w:val="single" w:sz="4" w:space="0" w:color="CCCCCC"/>
               <w:right w:val="single" w:sz="4" w:space="0" w:color="CCCCCC"/>
-              <w:top w:val="single" w:sz="4" w:space="0" w:color="CCCCCC"/>
+              <w:left w:val="single" w:sz="4" w:space="0" w:color="CCCCCC"/>
               <w:bottom w:val="single" w:sz="4" w:space="0" w:color="CCCCCC"/>
-              <w:left w:val="single" w:sz="4" w:space="0" w:color="CCCCCC"/>
             </w:tcBorders>
           </w:tcPr>
           <w:p>
@@ -3611,7 +3611,7 @@
                 <w:szCs w:val="20"/>
                 <w:rtl/>
               </w:rPr>
-              <w:t>+14 (كانت صفراً في الملف الأصلي)</w:t>
+              <w:t>+16 (كانت صفراً في الملف الأصلي)</w:t>
             </w:r>
           </w:p>
         </w:tc>
@@ -3626,10 +3626,10 @@
               <w:right w:w="108" w:type="dxa"/>
             </w:tcMar>
             <w:tcBorders>
+              <w:top w:val="single" w:sz="4" w:space="0" w:color="CCCCCC"/>
               <w:right w:val="single" w:sz="4" w:space="0" w:color="CCCCCC"/>
-              <w:top w:val="single" w:sz="4" w:space="0" w:color="CCCCCC"/>
+              <w:left w:val="single" w:sz="4" w:space="0" w:color="CCCCCC"/>
               <w:bottom w:val="single" w:sz="4" w:space="0" w:color="CCCCCC"/>
-              <w:left w:val="single" w:sz="4" w:space="0" w:color="CCCCCC"/>
             </w:tcBorders>
           </w:tcPr>
           <w:p>
@@ -3646,7 +3646,7 @@
                 <w:szCs w:val="20"/>
                 <w:rtl/>
               </w:rPr>
-              <w:t>28.0%</w:t>
+              <w:t>32.0%</w:t>
             </w:r>
           </w:p>
         </w:tc>
@@ -3661,10 +3661,10 @@
               <w:right w:w="108" w:type="dxa"/>
             </w:tcMar>
             <w:tcBorders>
+              <w:top w:val="single" w:sz="4" w:space="0" w:color="CCCCCC"/>
               <w:right w:val="single" w:sz="4" w:space="0" w:color="CCCCCC"/>
-              <w:top w:val="single" w:sz="4" w:space="0" w:color="CCCCCC"/>
+              <w:left w:val="single" w:sz="4" w:space="0" w:color="CCCCCC"/>
               <w:bottom w:val="single" w:sz="4" w:space="0" w:color="CCCCCC"/>
-              <w:left w:val="single" w:sz="4" w:space="0" w:color="CCCCCC"/>
             </w:tcBorders>
           </w:tcPr>
           <w:p>
@@ -3681,7 +3681,7 @@
                 <w:szCs w:val="20"/>
                 <w:rtl/>
               </w:rPr>
-              <w:t>14</w:t>
+              <w:t>16</w:t>
             </w:r>
           </w:p>
         </w:tc>
@@ -3696,10 +3696,10 @@
               <w:right w:w="108" w:type="dxa"/>
             </w:tcMar>
             <w:tcBorders>
-              <w:right w:val="single" w:sz="4" w:space="0" w:color="CCCCCC"/>
               <w:top w:val="single" w:sz="4" w:space="0" w:color="CCCCCC"/>
               <w:bottom w:val="single" w:sz="4" w:space="0" w:color="CCCCCC"/>
               <w:left w:val="single" w:sz="4" w:space="0" w:color="CCCCCC"/>
+              <w:right w:val="single" w:sz="4" w:space="0" w:color="CCCCCC"/>
             </w:tcBorders>
           </w:tcPr>
           <w:p>
@@ -3733,10 +3733,10 @@
               <w:right w:w="108" w:type="dxa"/>
             </w:tcMar>
             <w:tcBorders>
+              <w:top w:val="single" w:sz="4" w:space="0" w:color="CCCCCC"/>
               <w:right w:val="single" w:sz="4" w:space="0" w:color="CCCCCC"/>
-              <w:top w:val="single" w:sz="4" w:space="0" w:color="CCCCCC"/>
+              <w:left w:val="single" w:sz="4" w:space="0" w:color="CCCCCC"/>
               <w:bottom w:val="single" w:sz="4" w:space="0" w:color="CCCCCC"/>
-              <w:left w:val="single" w:sz="4" w:space="0" w:color="CCCCCC"/>
             </w:tcBorders>
           </w:tcPr>
           <w:p>
@@ -3768,10 +3768,10 @@
               <w:right w:w="108" w:type="dxa"/>
             </w:tcMar>
             <w:tcBorders>
+              <w:top w:val="single" w:sz="4" w:space="0" w:color="CCCCCC"/>
               <w:right w:val="single" w:sz="4" w:space="0" w:color="CCCCCC"/>
-              <w:top w:val="single" w:sz="4" w:space="0" w:color="CCCCCC"/>
+              <w:left w:val="single" w:sz="4" w:space="0" w:color="CCCCCC"/>
               <w:bottom w:val="single" w:sz="4" w:space="0" w:color="CCCCCC"/>
-              <w:left w:val="single" w:sz="4" w:space="0" w:color="CCCCCC"/>
             </w:tcBorders>
           </w:tcPr>
           <w:p>
@@ -3788,7 +3788,7 @@
                 <w:szCs w:val="20"/>
                 <w:rtl/>
               </w:rPr>
-              <w:t>−42 عن الأصلي</w:t>
+              <w:t>−46 عن الأصلي</w:t>
             </w:r>
           </w:p>
         </w:tc>
@@ -3803,10 +3803,10 @@
               <w:right w:w="108" w:type="dxa"/>
             </w:tcMar>
             <w:tcBorders>
+              <w:top w:val="single" w:sz="4" w:space="0" w:color="CCCCCC"/>
               <w:right w:val="single" w:sz="4" w:space="0" w:color="CCCCCC"/>
-              <w:top w:val="single" w:sz="4" w:space="0" w:color="CCCCCC"/>
+              <w:left w:val="single" w:sz="4" w:space="0" w:color="CCCCCC"/>
               <w:bottom w:val="single" w:sz="4" w:space="0" w:color="CCCCCC"/>
-              <w:left w:val="single" w:sz="4" w:space="0" w:color="CCCCCC"/>
             </w:tcBorders>
           </w:tcPr>
           <w:p>
@@ -3823,7 +3823,7 @@
                 <w:szCs w:val="20"/>
                 <w:rtl/>
               </w:rPr>
-              <w:t>16.0%</w:t>
+              <w:t>8.0%</w:t>
             </w:r>
           </w:p>
         </w:tc>
@@ -3838,10 +3838,10 @@
               <w:right w:w="108" w:type="dxa"/>
             </w:tcMar>
             <w:tcBorders>
+              <w:top w:val="single" w:sz="4" w:space="0" w:color="CCCCCC"/>
               <w:right w:val="single" w:sz="4" w:space="0" w:color="CCCCCC"/>
-              <w:top w:val="single" w:sz="4" w:space="0" w:color="CCCCCC"/>
+              <w:left w:val="single" w:sz="4" w:space="0" w:color="CCCCCC"/>
               <w:bottom w:val="single" w:sz="4" w:space="0" w:color="CCCCCC"/>
-              <w:left w:val="single" w:sz="4" w:space="0" w:color="CCCCCC"/>
             </w:tcBorders>
           </w:tcPr>
           <w:p>
@@ -3858,7 +3858,7 @@
                 <w:szCs w:val="20"/>
                 <w:rtl/>
               </w:rPr>
-              <w:t>8</w:t>
+              <w:t>4</w:t>
             </w:r>
           </w:p>
         </w:tc>
@@ -3873,10 +3873,10 @@
               <w:right w:w="108" w:type="dxa"/>
             </w:tcMar>
             <w:tcBorders>
-              <w:right w:val="single" w:sz="4" w:space="0" w:color="CCCCCC"/>
               <w:top w:val="single" w:sz="4" w:space="0" w:color="CCCCCC"/>
               <w:bottom w:val="single" w:sz="4" w:space="0" w:color="CCCCCC"/>
               <w:left w:val="single" w:sz="4" w:space="0" w:color="CCCCCC"/>
+              <w:right w:val="single" w:sz="4" w:space="0" w:color="CCCCCC"/>
             </w:tcBorders>
           </w:tcPr>
           <w:p>
@@ -3910,10 +3910,10 @@
               <w:right w:w="108" w:type="dxa"/>
             </w:tcMar>
             <w:tcBorders>
+              <w:top w:val="single" w:sz="4" w:space="0" w:color="CCCCCC"/>
               <w:right w:val="single" w:sz="4" w:space="0" w:color="CCCCCC"/>
+              <w:left w:val="single" w:sz="4" w:space="0" w:color="CCCCCC"/>
               <w:bottom w:val="single" w:sz="4" w:space="0" w:color="CCCCCC"/>
-              <w:top w:val="single" w:sz="4" w:space="0" w:color="CCCCCC"/>
-              <w:left w:val="single" w:sz="4" w:space="0" w:color="CCCCCC"/>
             </w:tcBorders>
           </w:tcPr>
           <w:p>
@@ -3945,10 +3945,10 @@
               <w:right w:w="108" w:type="dxa"/>
             </w:tcMar>
             <w:tcBorders>
+              <w:top w:val="single" w:sz="4" w:space="0" w:color="CCCCCC"/>
               <w:right w:val="single" w:sz="4" w:space="0" w:color="CCCCCC"/>
+              <w:left w:val="single" w:sz="4" w:space="0" w:color="CCCCCC"/>
               <w:bottom w:val="single" w:sz="4" w:space="0" w:color="CCCCCC"/>
-              <w:left w:val="single" w:sz="4" w:space="0" w:color="CCCCCC"/>
-              <w:top w:val="single" w:sz="4" w:space="0" w:color="CCCCCC"/>
             </w:tcBorders>
           </w:tcPr>
           <w:p>
@@ -3980,10 +3980,10 @@
               <w:right w:w="108" w:type="dxa"/>
             </w:tcMar>
             <w:tcBorders>
+              <w:top w:val="single" w:sz="4" w:space="0" w:color="CCCCCC"/>
               <w:right w:val="single" w:sz="4" w:space="0" w:color="CCCCCC"/>
+              <w:left w:val="single" w:sz="4" w:space="0" w:color="CCCCCC"/>
               <w:bottom w:val="single" w:sz="4" w:space="0" w:color="CCCCCC"/>
-              <w:left w:val="single" w:sz="4" w:space="0" w:color="CCCCCC"/>
-              <w:top w:val="single" w:sz="4" w:space="0" w:color="CCCCCC"/>
             </w:tcBorders>
           </w:tcPr>
           <w:p>
@@ -4015,10 +4015,10 @@
               <w:right w:w="108" w:type="dxa"/>
             </w:tcMar>
             <w:tcBorders>
+              <w:top w:val="single" w:sz="4" w:space="0" w:color="CCCCCC"/>
               <w:right w:val="single" w:sz="4" w:space="0" w:color="CCCCCC"/>
+              <w:left w:val="single" w:sz="4" w:space="0" w:color="CCCCCC"/>
               <w:bottom w:val="single" w:sz="4" w:space="0" w:color="CCCCCC"/>
-              <w:left w:val="single" w:sz="4" w:space="0" w:color="CCCCCC"/>
-              <w:top w:val="single" w:sz="4" w:space="0" w:color="CCCCCC"/>
             </w:tcBorders>
           </w:tcPr>
           <w:p>
@@ -4050,10 +4050,10 @@
               <w:right w:w="108" w:type="dxa"/>
             </w:tcMar>
             <w:tcBorders>
+              <w:top w:val="single" w:sz="4" w:space="0" w:color="CCCCCC"/>
               <w:right w:val="single" w:sz="4" w:space="0" w:color="CCCCCC"/>
+              <w:left w:val="single" w:sz="4" w:space="0" w:color="CCCCCC"/>
               <w:bottom w:val="single" w:sz="4" w:space="0" w:color="CCCCCC"/>
-              <w:left w:val="single" w:sz="4" w:space="0" w:color="CCCCCC"/>
-              <w:top w:val="single" w:sz="4" w:space="0" w:color="CCCCCC"/>
             </w:tcBorders>
           </w:tcPr>
           <w:p>
@@ -4115,7 +4115,7 @@
           <w:szCs w:val="26"/>
           <w:rtl/>
         </w:rPr>
-        <w:t>3.2  دقة التصنيف — 84.0% من الحالات تم إعادة تصنيفها</w:t>
+        <w:t>3.2  دقة التصنيف — 92.0% من الحالات تم إعادة تصنيفها</w:t>
       </w:r>
       <w:bookmarkStart w:id="10" w:name="_Toc000000010"/>
       <w:bookmarkEnd w:id="10"/>
@@ -4137,7 +4137,7 @@
           <w:u w:val="none"/>
           <w:rtl/>
         </w:rPr>
-        <w:t>الاكتشاف الحرج: جميع الحالات الـ 50 من أصل 50 كانت مُسجَّلة في نظام إدارة علاقات العملاء تحت تصنيف «استفسار»، غير أن المراجعة التحليلية الدقيقة لمضمون كل حالة أسفرت عن إعادة تصنيف 42 حالة بنسبة بلغت 84.0%. لا يعكس ذلك خطأً بشرياً في الإدخال، بل يُشير إلى أن تسمية النظام الأصلي تعتمد على قناة الاستقبال أو النية الأولية للتواصل لا على طبيعة المضمون الفعلي للطلب. القائمة الكاملة لـ 42 حالة مع الأدلة متاحة في الملحق الرقمي (ملف Excel المرفق).</w:t>
+        <w:t>الاكتشاف الحرج: جميع الحالات الخمسين (50 من 50) كانت مُسجَّلة في نظام إدارة علاقات المتعاملين تحت مسمّى «استفسار»، غير أن إعادة التحليل بالاستناد إلى المحتوى الفعلي لكل تواصل أسفرت عن إعادة تصنيف 46 حالة بنسبة بلغت 92.0%. لا يعني ذلك وجود خطأ بشري في الإدخال، إذ يعكس التصنيف الأصلي قناة الاستقبال أو النية الظاهرة للمتعامل لحظة تقديم الطلب لا طبيعة مضمونه الحقيقية. القائمة الكاملة لـ 46 حالة مع الأدلة متاحة في الملحق الرقمي (ملف Excel المرفق).</w:t>
       </w:r>
     </w:p>
     <w:tbl>
@@ -4165,10 +4165,10 @@
               <w:right w:w="108" w:type="dxa"/>
             </w:tcMar>
             <w:tcBorders>
+              <w:top w:val="single" w:sz="4" w:space="0" w:color="CCCCCC"/>
               <w:right w:val="single" w:sz="4" w:space="0" w:color="CCCCCC"/>
-              <w:top w:val="single" w:sz="4" w:space="0" w:color="CCCCCC"/>
+              <w:left w:val="single" w:sz="4" w:space="0" w:color="CCCCCC"/>
               <w:bottom w:val="single" w:sz="4" w:space="0" w:color="CCCCCC"/>
-              <w:left w:val="single" w:sz="4" w:space="0" w:color="CCCCCC"/>
             </w:tcBorders>
           </w:tcPr>
           <w:p>
@@ -4200,10 +4200,10 @@
               <w:right w:w="108" w:type="dxa"/>
             </w:tcMar>
             <w:tcBorders>
+              <w:top w:val="single" w:sz="4" w:space="0" w:color="CCCCCC"/>
               <w:right w:val="single" w:sz="4" w:space="0" w:color="CCCCCC"/>
-              <w:top w:val="single" w:sz="4" w:space="0" w:color="CCCCCC"/>
+              <w:left w:val="single" w:sz="4" w:space="0" w:color="CCCCCC"/>
               <w:bottom w:val="single" w:sz="4" w:space="0" w:color="CCCCCC"/>
-              <w:left w:val="single" w:sz="4" w:space="0" w:color="CCCCCC"/>
             </w:tcBorders>
           </w:tcPr>
           <w:p>
@@ -4235,10 +4235,10 @@
               <w:right w:w="108" w:type="dxa"/>
             </w:tcMar>
             <w:tcBorders>
+              <w:top w:val="single" w:sz="4" w:space="0" w:color="CCCCCC"/>
               <w:right w:val="single" w:sz="4" w:space="0" w:color="CCCCCC"/>
-              <w:top w:val="single" w:sz="4" w:space="0" w:color="CCCCCC"/>
+              <w:left w:val="single" w:sz="4" w:space="0" w:color="CCCCCC"/>
               <w:bottom w:val="single" w:sz="4" w:space="0" w:color="CCCCCC"/>
-              <w:left w:val="single" w:sz="4" w:space="0" w:color="CCCCCC"/>
             </w:tcBorders>
           </w:tcPr>
           <w:p>
@@ -4270,10 +4270,10 @@
               <w:right w:w="108" w:type="dxa"/>
             </w:tcMar>
             <w:tcBorders>
+              <w:top w:val="single" w:sz="4" w:space="0" w:color="CCCCCC"/>
               <w:right w:val="single" w:sz="4" w:space="0" w:color="CCCCCC"/>
-              <w:top w:val="single" w:sz="4" w:space="0" w:color="CCCCCC"/>
+              <w:left w:val="single" w:sz="4" w:space="0" w:color="CCCCCC"/>
               <w:bottom w:val="single" w:sz="4" w:space="0" w:color="CCCCCC"/>
-              <w:left w:val="single" w:sz="4" w:space="0" w:color="CCCCCC"/>
             </w:tcBorders>
           </w:tcPr>
           <w:p>
@@ -4307,10 +4307,10 @@
               <w:right w:w="108" w:type="dxa"/>
             </w:tcMar>
             <w:tcBorders>
+              <w:top w:val="single" w:sz="4" w:space="0" w:color="CCCCCC"/>
               <w:right w:val="single" w:sz="4" w:space="0" w:color="CCCCCC"/>
-              <w:top w:val="single" w:sz="4" w:space="0" w:color="CCCCCC"/>
+              <w:left w:val="single" w:sz="4" w:space="0" w:color="CCCCCC"/>
               <w:bottom w:val="single" w:sz="4" w:space="0" w:color="CCCCCC"/>
-              <w:left w:val="single" w:sz="4" w:space="0" w:color="CCCCCC"/>
             </w:tcBorders>
           </w:tcPr>
           <w:p>
@@ -4342,10 +4342,10 @@
               <w:right w:w="108" w:type="dxa"/>
             </w:tcMar>
             <w:tcBorders>
+              <w:top w:val="single" w:sz="4" w:space="0" w:color="CCCCCC"/>
               <w:right w:val="single" w:sz="4" w:space="0" w:color="CCCCCC"/>
-              <w:top w:val="single" w:sz="4" w:space="0" w:color="CCCCCC"/>
+              <w:left w:val="single" w:sz="4" w:space="0" w:color="CCCCCC"/>
               <w:bottom w:val="single" w:sz="4" w:space="0" w:color="CCCCCC"/>
-              <w:left w:val="single" w:sz="4" w:space="0" w:color="CCCCCC"/>
             </w:tcBorders>
           </w:tcPr>
           <w:p>
@@ -4377,10 +4377,10 @@
               <w:right w:w="108" w:type="dxa"/>
             </w:tcMar>
             <w:tcBorders>
+              <w:top w:val="single" w:sz="4" w:space="0" w:color="CCCCCC"/>
               <w:right w:val="single" w:sz="4" w:space="0" w:color="CCCCCC"/>
-              <w:top w:val="single" w:sz="4" w:space="0" w:color="CCCCCC"/>
+              <w:left w:val="single" w:sz="4" w:space="0" w:color="CCCCCC"/>
               <w:bottom w:val="single" w:sz="4" w:space="0" w:color="CCCCCC"/>
-              <w:left w:val="single" w:sz="4" w:space="0" w:color="CCCCCC"/>
             </w:tcBorders>
           </w:tcPr>
           <w:p>
@@ -4412,10 +4412,10 @@
               <w:right w:w="108" w:type="dxa"/>
             </w:tcMar>
             <w:tcBorders>
-              <w:right w:val="single" w:sz="4" w:space="0" w:color="CCCCCC"/>
               <w:top w:val="single" w:sz="4" w:space="0" w:color="CCCCCC"/>
               <w:bottom w:val="single" w:sz="4" w:space="0" w:color="CCCCCC"/>
               <w:left w:val="single" w:sz="4" w:space="0" w:color="CCCCCC"/>
+              <w:right w:val="single" w:sz="4" w:space="0" w:color="CCCCCC"/>
             </w:tcBorders>
           </w:tcPr>
           <w:p>
@@ -4449,10 +4449,10 @@
               <w:right w:w="108" w:type="dxa"/>
             </w:tcMar>
             <w:tcBorders>
+              <w:top w:val="single" w:sz="4" w:space="0" w:color="CCCCCC"/>
               <w:right w:val="single" w:sz="4" w:space="0" w:color="CCCCCC"/>
-              <w:top w:val="single" w:sz="4" w:space="0" w:color="CCCCCC"/>
+              <w:left w:val="single" w:sz="4" w:space="0" w:color="CCCCCC"/>
               <w:bottom w:val="single" w:sz="4" w:space="0" w:color="CCCCCC"/>
-              <w:left w:val="single" w:sz="4" w:space="0" w:color="CCCCCC"/>
             </w:tcBorders>
           </w:tcPr>
           <w:p>
@@ -4484,10 +4484,10 @@
               <w:right w:w="108" w:type="dxa"/>
             </w:tcMar>
             <w:tcBorders>
+              <w:top w:val="single" w:sz="4" w:space="0" w:color="CCCCCC"/>
               <w:right w:val="single" w:sz="4" w:space="0" w:color="CCCCCC"/>
-              <w:top w:val="single" w:sz="4" w:space="0" w:color="CCCCCC"/>
+              <w:left w:val="single" w:sz="4" w:space="0" w:color="CCCCCC"/>
               <w:bottom w:val="single" w:sz="4" w:space="0" w:color="CCCCCC"/>
-              <w:left w:val="single" w:sz="4" w:space="0" w:color="CCCCCC"/>
             </w:tcBorders>
           </w:tcPr>
           <w:p>
@@ -4519,10 +4519,10 @@
               <w:right w:w="108" w:type="dxa"/>
             </w:tcMar>
             <w:tcBorders>
+              <w:top w:val="single" w:sz="4" w:space="0" w:color="CCCCCC"/>
               <w:right w:val="single" w:sz="4" w:space="0" w:color="CCCCCC"/>
-              <w:top w:val="single" w:sz="4" w:space="0" w:color="CCCCCC"/>
+              <w:left w:val="single" w:sz="4" w:space="0" w:color="CCCCCC"/>
               <w:bottom w:val="single" w:sz="4" w:space="0" w:color="CCCCCC"/>
-              <w:left w:val="single" w:sz="4" w:space="0" w:color="CCCCCC"/>
             </w:tcBorders>
           </w:tcPr>
           <w:p>
@@ -4554,10 +4554,10 @@
               <w:right w:w="108" w:type="dxa"/>
             </w:tcMar>
             <w:tcBorders>
-              <w:right w:val="single" w:sz="4" w:space="0" w:color="CCCCCC"/>
               <w:top w:val="single" w:sz="4" w:space="0" w:color="CCCCCC"/>
               <w:bottom w:val="single" w:sz="4" w:space="0" w:color="CCCCCC"/>
               <w:left w:val="single" w:sz="4" w:space="0" w:color="CCCCCC"/>
+              <w:right w:val="single" w:sz="4" w:space="0" w:color="CCCCCC"/>
             </w:tcBorders>
           </w:tcPr>
           <w:p>
@@ -4591,10 +4591,10 @@
               <w:right w:w="108" w:type="dxa"/>
             </w:tcMar>
             <w:tcBorders>
+              <w:top w:val="single" w:sz="4" w:space="0" w:color="CCCCCC"/>
               <w:right w:val="single" w:sz="4" w:space="0" w:color="CCCCCC"/>
-              <w:top w:val="single" w:sz="4" w:space="0" w:color="CCCCCC"/>
+              <w:left w:val="single" w:sz="4" w:space="0" w:color="CCCCCC"/>
               <w:bottom w:val="single" w:sz="4" w:space="0" w:color="CCCCCC"/>
-              <w:left w:val="single" w:sz="4" w:space="0" w:color="CCCCCC"/>
             </w:tcBorders>
           </w:tcPr>
           <w:p>
@@ -4626,10 +4626,10 @@
               <w:right w:w="108" w:type="dxa"/>
             </w:tcMar>
             <w:tcBorders>
+              <w:top w:val="single" w:sz="4" w:space="0" w:color="CCCCCC"/>
               <w:right w:val="single" w:sz="4" w:space="0" w:color="CCCCCC"/>
-              <w:top w:val="single" w:sz="4" w:space="0" w:color="CCCCCC"/>
+              <w:left w:val="single" w:sz="4" w:space="0" w:color="CCCCCC"/>
               <w:bottom w:val="single" w:sz="4" w:space="0" w:color="CCCCCC"/>
-              <w:left w:val="single" w:sz="4" w:space="0" w:color="CCCCCC"/>
             </w:tcBorders>
           </w:tcPr>
           <w:p>
@@ -4661,10 +4661,10 @@
               <w:right w:w="108" w:type="dxa"/>
             </w:tcMar>
             <w:tcBorders>
+              <w:top w:val="single" w:sz="4" w:space="0" w:color="CCCCCC"/>
               <w:right w:val="single" w:sz="4" w:space="0" w:color="CCCCCC"/>
-              <w:top w:val="single" w:sz="4" w:space="0" w:color="CCCCCC"/>
+              <w:left w:val="single" w:sz="4" w:space="0" w:color="CCCCCC"/>
               <w:bottom w:val="single" w:sz="4" w:space="0" w:color="CCCCCC"/>
-              <w:left w:val="single" w:sz="4" w:space="0" w:color="CCCCCC"/>
             </w:tcBorders>
           </w:tcPr>
           <w:p>
@@ -4696,10 +4696,10 @@
               <w:right w:w="108" w:type="dxa"/>
             </w:tcMar>
             <w:tcBorders>
-              <w:right w:val="single" w:sz="4" w:space="0" w:color="CCCCCC"/>
               <w:top w:val="single" w:sz="4" w:space="0" w:color="CCCCCC"/>
               <w:bottom w:val="single" w:sz="4" w:space="0" w:color="CCCCCC"/>
               <w:left w:val="single" w:sz="4" w:space="0" w:color="CCCCCC"/>
+              <w:right w:val="single" w:sz="4" w:space="0" w:color="CCCCCC"/>
             </w:tcBorders>
           </w:tcPr>
           <w:p>
@@ -4733,10 +4733,10 @@
               <w:right w:w="108" w:type="dxa"/>
             </w:tcMar>
             <w:tcBorders>
+              <w:top w:val="single" w:sz="4" w:space="0" w:color="CCCCCC"/>
               <w:right w:val="single" w:sz="4" w:space="0" w:color="CCCCCC"/>
-              <w:top w:val="single" w:sz="4" w:space="0" w:color="CCCCCC"/>
+              <w:left w:val="single" w:sz="4" w:space="0" w:color="CCCCCC"/>
               <w:bottom w:val="single" w:sz="4" w:space="0" w:color="CCCCCC"/>
-              <w:left w:val="single" w:sz="4" w:space="0" w:color="CCCCCC"/>
             </w:tcBorders>
           </w:tcPr>
           <w:p>
@@ -4753,13 +4753,7 @@
                 <w:szCs w:val="20"/>
                 <w:rtl/>
               </w:rPr>
-              <w:t>"تم تجرير مخالفة سرعة في مدينة الفجيرة يوم ١/١/٢٠٢٥ مع العلم لم أكون متواجد في الفجيرة هذا اليوم وايضاً صورة المخالفة برقم لوحة سيارة غير لوحة سيارتي</w:t>
-              <w:br/>
-              <w:t>رقم المخالفة: 6250003094</w:t>
-              <w:br/>
-              <w:t>رقم لوحة سيارتي التي ١١/٧٢٧٣٩</w:t>
-              <w:br/>
-              <w:t>مرفق صورة الرادار"</w:t>
+              <w:t>"سلام عليكم :ملتزم بقواعد السير والمرور تم تحرير مخالفة لي ب 14/1/25 عدم الالتزام بقواعد السير في منطقة ثوبان الصناعية وملتزمين في هذا الأمر يوجد مسارين مسار للشاحنات ومسار للسيارات الصغيرة في دوار ثوبان وانت تعلم أن الدوار له أكثر من شعبة وشكرا. إضافة إلى ذلك كنت مشغل ضوء الإشارة المتجه إلى اليسار"</w:t>
             </w:r>
           </w:p>
         </w:tc>
@@ -4774,10 +4768,10 @@
               <w:right w:w="108" w:type="dxa"/>
             </w:tcMar>
             <w:tcBorders>
+              <w:top w:val="single" w:sz="4" w:space="0" w:color="CCCCCC"/>
               <w:right w:val="single" w:sz="4" w:space="0" w:color="CCCCCC"/>
-              <w:top w:val="single" w:sz="4" w:space="0" w:color="CCCCCC"/>
+              <w:left w:val="single" w:sz="4" w:space="0" w:color="CCCCCC"/>
               <w:bottom w:val="single" w:sz="4" w:space="0" w:color="CCCCCC"/>
-              <w:left w:val="single" w:sz="4" w:space="0" w:color="CCCCCC"/>
             </w:tcBorders>
           </w:tcPr>
           <w:p>
@@ -4794,7 +4788,7 @@
                 <w:szCs w:val="20"/>
                 <w:rtl/>
               </w:rPr>
-              <w:t>شكوى — شكوى عن مخالفة مشكوك فيها</w:t>
+              <w:t>شكوى — اعتراض على مخالفة مرورية</w:t>
             </w:r>
           </w:p>
         </w:tc>
@@ -4809,10 +4803,10 @@
               <w:right w:w="108" w:type="dxa"/>
             </w:tcMar>
             <w:tcBorders>
+              <w:top w:val="single" w:sz="4" w:space="0" w:color="CCCCCC"/>
               <w:right w:val="single" w:sz="4" w:space="0" w:color="CCCCCC"/>
-              <w:top w:val="single" w:sz="4" w:space="0" w:color="CCCCCC"/>
+              <w:left w:val="single" w:sz="4" w:space="0" w:color="CCCCCC"/>
               <w:bottom w:val="single" w:sz="4" w:space="0" w:color="CCCCCC"/>
-              <w:left w:val="single" w:sz="4" w:space="0" w:color="CCCCCC"/>
             </w:tcBorders>
           </w:tcPr>
           <w:p>
@@ -4844,10 +4838,10 @@
               <w:right w:w="108" w:type="dxa"/>
             </w:tcMar>
             <w:tcBorders>
-              <w:right w:val="single" w:sz="4" w:space="0" w:color="CCCCCC"/>
               <w:top w:val="single" w:sz="4" w:space="0" w:color="CCCCCC"/>
               <w:bottom w:val="single" w:sz="4" w:space="0" w:color="CCCCCC"/>
               <w:left w:val="single" w:sz="4" w:space="0" w:color="CCCCCC"/>
+              <w:right w:val="single" w:sz="4" w:space="0" w:color="CCCCCC"/>
             </w:tcBorders>
           </w:tcPr>
           <w:p>
@@ -4864,7 +4858,7 @@
                 <w:szCs w:val="20"/>
                 <w:rtl/>
               </w:rPr>
-              <w:t>212803</w:t>
+              <w:t>212027</w:t>
             </w:r>
           </w:p>
         </w:tc>
@@ -4881,10 +4875,10 @@
               <w:right w:w="108" w:type="dxa"/>
             </w:tcMar>
             <w:tcBorders>
+              <w:top w:val="single" w:sz="4" w:space="0" w:color="CCCCCC"/>
               <w:right w:val="single" w:sz="4" w:space="0" w:color="CCCCCC"/>
+              <w:left w:val="single" w:sz="4" w:space="0" w:color="CCCCCC"/>
               <w:bottom w:val="single" w:sz="4" w:space="0" w:color="CCCCCC"/>
-              <w:top w:val="single" w:sz="4" w:space="0" w:color="CCCCCC"/>
-              <w:left w:val="single" w:sz="4" w:space="0" w:color="CCCCCC"/>
             </w:tcBorders>
           </w:tcPr>
           <w:p>
@@ -4901,7 +4895,13 @@
                 <w:szCs w:val="20"/>
                 <w:rtl/>
               </w:rPr>
-              <w:t>"This is the third time iam getting fine by mistake for traffic violation. This vehicle shown in this photo is not my vehicle. My vehicle is toyota hiace van fujairah registration 10129 code A. And my vehicle not gone to fujairah during the violation date amd time mentioned. Please do the needful. For same vehicle i got repeated violation within 3 months."</w:t>
+              <w:t>"تم تجرير مخالفة سرعة في مدينة الفجيرة يوم ١/١/٢٠٢٥ مع العلم لم أكون متواجد في الفجيرة هذا اليوم وايضاً صورة المخالفة برقم لوحة سيارة غير لوحة سيارتي</w:t>
+              <w:br/>
+              <w:t>رقم المخالفة: 6250003094</w:t>
+              <w:br/>
+              <w:t>رقم لوحة سيارتي التي ١١/٧٢٧٣٩</w:t>
+              <w:br/>
+              <w:t>مرفق صورة الرادار"</w:t>
             </w:r>
           </w:p>
         </w:tc>
@@ -4916,10 +4916,10 @@
               <w:right w:w="108" w:type="dxa"/>
             </w:tcMar>
             <w:tcBorders>
+              <w:top w:val="single" w:sz="4" w:space="0" w:color="CCCCCC"/>
               <w:right w:val="single" w:sz="4" w:space="0" w:color="CCCCCC"/>
+              <w:left w:val="single" w:sz="4" w:space="0" w:color="CCCCCC"/>
               <w:bottom w:val="single" w:sz="4" w:space="0" w:color="CCCCCC"/>
-              <w:left w:val="single" w:sz="4" w:space="0" w:color="CCCCCC"/>
-              <w:top w:val="single" w:sz="4" w:space="0" w:color="CCCCCC"/>
             </w:tcBorders>
           </w:tcPr>
           <w:p>
@@ -4951,10 +4951,10 @@
               <w:right w:w="108" w:type="dxa"/>
             </w:tcMar>
             <w:tcBorders>
+              <w:top w:val="single" w:sz="4" w:space="0" w:color="CCCCCC"/>
               <w:right w:val="single" w:sz="4" w:space="0" w:color="CCCCCC"/>
+              <w:left w:val="single" w:sz="4" w:space="0" w:color="CCCCCC"/>
               <w:bottom w:val="single" w:sz="4" w:space="0" w:color="CCCCCC"/>
-              <w:left w:val="single" w:sz="4" w:space="0" w:color="CCCCCC"/>
-              <w:top w:val="single" w:sz="4" w:space="0" w:color="CCCCCC"/>
             </w:tcBorders>
           </w:tcPr>
           <w:p>
@@ -4986,10 +4986,10 @@
               <w:right w:w="108" w:type="dxa"/>
             </w:tcMar>
             <w:tcBorders>
+              <w:top w:val="single" w:sz="4" w:space="0" w:color="CCCCCC"/>
               <w:right w:val="single" w:sz="4" w:space="0" w:color="CCCCCC"/>
+              <w:left w:val="single" w:sz="4" w:space="0" w:color="CCCCCC"/>
               <w:bottom w:val="single" w:sz="4" w:space="0" w:color="CCCCCC"/>
-              <w:left w:val="single" w:sz="4" w:space="0" w:color="CCCCCC"/>
-              <w:top w:val="single" w:sz="4" w:space="0" w:color="CCCCCC"/>
             </w:tcBorders>
           </w:tcPr>
           <w:p>
@@ -5006,7 +5006,7 @@
                 <w:szCs w:val="20"/>
                 <w:rtl/>
               </w:rPr>
-              <w:t>218314</w:t>
+              <w:t>212803</w:t>
             </w:r>
           </w:p>
         </w:tc>
@@ -5028,7 +5028,7 @@
           <w:szCs w:val="26"/>
           <w:rtl/>
         </w:rPr>
-        <w:t>3.3  تفصيل الشكاوى (28 حالة — 56.0%)</w:t>
+        <w:t>3.3  تفصيل الشكاوى (30 حالة — 60.0%)</w:t>
       </w:r>
       <w:bookmarkStart w:id="11" w:name="_Toc000000011"/>
       <w:bookmarkEnd w:id="11"/>
@@ -5050,7 +5050,7 @@
           <w:u w:val="none"/>
           <w:rtl/>
         </w:rPr>
-        <w:t>تُمثّل الشكاوى الفئة المهيمنة الخفية التي كشفها التحليل الدقيق، وتتمركز بصورة لافتة في المنظومة المرورية والترخيصية حيث تشكّل مخالفات المرور ورخص المركبات المحور الرئيسي للتظلمات المُقدَّمة، وفيما يلي التوزيع التفصيلي لفئاتها الفرعية:</w:t>
+        <w:t>تُمثّل الشكاوى الفئة المهيمنة الخفيّة التي كشف عنها التحليل الدقيق، وتتمحور بصورة واضحة حول منظومة المرور والترخيص إذ تستحوذ المخالفات المرورية والبلاغات الأمنية وتعثّر استلام الوثائق على الحصة الكبرى منها:</w:t>
       </w:r>
     </w:p>
     <w:tbl>
@@ -5078,10 +5078,10 @@
               <w:right w:w="108" w:type="dxa"/>
             </w:tcMar>
             <w:tcBorders>
+              <w:top w:val="single" w:sz="4" w:space="0" w:color="CCCCCC"/>
               <w:right w:val="single" w:sz="4" w:space="0" w:color="CCCCCC"/>
-              <w:top w:val="single" w:sz="4" w:space="0" w:color="CCCCCC"/>
+              <w:left w:val="single" w:sz="4" w:space="0" w:color="CCCCCC"/>
               <w:bottom w:val="single" w:sz="4" w:space="0" w:color="CCCCCC"/>
-              <w:left w:val="single" w:sz="4" w:space="0" w:color="CCCCCC"/>
             </w:tcBorders>
           </w:tcPr>
           <w:p>
@@ -5113,10 +5113,10 @@
               <w:right w:w="108" w:type="dxa"/>
             </w:tcMar>
             <w:tcBorders>
+              <w:top w:val="single" w:sz="4" w:space="0" w:color="CCCCCC"/>
               <w:right w:val="single" w:sz="4" w:space="0" w:color="CCCCCC"/>
-              <w:top w:val="single" w:sz="4" w:space="0" w:color="CCCCCC"/>
+              <w:left w:val="single" w:sz="4" w:space="0" w:color="CCCCCC"/>
               <w:bottom w:val="single" w:sz="4" w:space="0" w:color="CCCCCC"/>
-              <w:left w:val="single" w:sz="4" w:space="0" w:color="CCCCCC"/>
             </w:tcBorders>
           </w:tcPr>
           <w:p>
@@ -5148,10 +5148,10 @@
               <w:right w:w="108" w:type="dxa"/>
             </w:tcMar>
             <w:tcBorders>
+              <w:top w:val="single" w:sz="4" w:space="0" w:color="CCCCCC"/>
               <w:right w:val="single" w:sz="4" w:space="0" w:color="CCCCCC"/>
-              <w:top w:val="single" w:sz="4" w:space="0" w:color="CCCCCC"/>
+              <w:left w:val="single" w:sz="4" w:space="0" w:color="CCCCCC"/>
               <w:bottom w:val="single" w:sz="4" w:space="0" w:color="CCCCCC"/>
-              <w:left w:val="single" w:sz="4" w:space="0" w:color="CCCCCC"/>
             </w:tcBorders>
           </w:tcPr>
           <w:p>
@@ -5183,10 +5183,10 @@
               <w:right w:w="108" w:type="dxa"/>
             </w:tcMar>
             <w:tcBorders>
+              <w:top w:val="single" w:sz="4" w:space="0" w:color="CCCCCC"/>
               <w:right w:val="single" w:sz="4" w:space="0" w:color="CCCCCC"/>
-              <w:top w:val="single" w:sz="4" w:space="0" w:color="CCCCCC"/>
+              <w:left w:val="single" w:sz="4" w:space="0" w:color="CCCCCC"/>
               <w:bottom w:val="single" w:sz="4" w:space="0" w:color="CCCCCC"/>
-              <w:left w:val="single" w:sz="4" w:space="0" w:color="CCCCCC"/>
             </w:tcBorders>
           </w:tcPr>
           <w:p>
@@ -5220,10 +5220,10 @@
               <w:right w:w="108" w:type="dxa"/>
             </w:tcMar>
             <w:tcBorders>
+              <w:top w:val="single" w:sz="4" w:space="0" w:color="CCCCCC"/>
               <w:right w:val="single" w:sz="4" w:space="0" w:color="CCCCCC"/>
-              <w:top w:val="single" w:sz="4" w:space="0" w:color="CCCCCC"/>
+              <w:left w:val="single" w:sz="4" w:space="0" w:color="CCCCCC"/>
               <w:bottom w:val="single" w:sz="4" w:space="0" w:color="CCCCCC"/>
-              <w:left w:val="single" w:sz="4" w:space="0" w:color="CCCCCC"/>
             </w:tcBorders>
           </w:tcPr>
           <w:p>
@@ -5240,7 +5240,7 @@
                 <w:szCs w:val="20"/>
                 <w:rtl/>
               </w:rPr>
-              <w:t>متعاملون رصد النظام مخالفات مرورية بأسمائهم بينما كانت مركباتهم خارج الإمارة أو تحمل لوحات لا تطابق سياراتهم، فتقدموا بطعن رسمي مدعوماً بأدلة مادية.</w:t>
+              <w:t>متعاملون رُصدت بحقهم مخالفات مرورية يؤكدون خطأها، سواء لعدم تواجدهم في الإمارة وقت الرصد أو لاختلاف رقم لوحة المركبة في صورة المخالفة عن مركبتهم الفعلية.</w:t>
             </w:r>
           </w:p>
         </w:tc>
@@ -5255,10 +5255,10 @@
               <w:right w:w="108" w:type="dxa"/>
             </w:tcMar>
             <w:tcBorders>
+              <w:top w:val="single" w:sz="4" w:space="0" w:color="CCCCCC"/>
               <w:right w:val="single" w:sz="4" w:space="0" w:color="CCCCCC"/>
-              <w:top w:val="single" w:sz="4" w:space="0" w:color="CCCCCC"/>
+              <w:left w:val="single" w:sz="4" w:space="0" w:color="CCCCCC"/>
               <w:bottom w:val="single" w:sz="4" w:space="0" w:color="CCCCCC"/>
-              <w:left w:val="single" w:sz="4" w:space="0" w:color="CCCCCC"/>
             </w:tcBorders>
           </w:tcPr>
           <w:p>
@@ -5275,7 +5275,7 @@
                 <w:szCs w:val="20"/>
                 <w:rtl/>
               </w:rPr>
-              <w:t>39.3%</w:t>
+              <w:t>36.7%</w:t>
             </w:r>
           </w:p>
         </w:tc>
@@ -5290,10 +5290,10 @@
               <w:right w:w="108" w:type="dxa"/>
             </w:tcMar>
             <w:tcBorders>
+              <w:top w:val="single" w:sz="4" w:space="0" w:color="CCCCCC"/>
               <w:right w:val="single" w:sz="4" w:space="0" w:color="CCCCCC"/>
-              <w:top w:val="single" w:sz="4" w:space="0" w:color="CCCCCC"/>
+              <w:left w:val="single" w:sz="4" w:space="0" w:color="CCCCCC"/>
               <w:bottom w:val="single" w:sz="4" w:space="0" w:color="CCCCCC"/>
-              <w:left w:val="single" w:sz="4" w:space="0" w:color="CCCCCC"/>
             </w:tcBorders>
           </w:tcPr>
           <w:p>
@@ -5325,10 +5325,10 @@
               <w:right w:w="108" w:type="dxa"/>
             </w:tcMar>
             <w:tcBorders>
-              <w:right w:val="single" w:sz="4" w:space="0" w:color="CCCCCC"/>
               <w:top w:val="single" w:sz="4" w:space="0" w:color="CCCCCC"/>
               <w:bottom w:val="single" w:sz="4" w:space="0" w:color="CCCCCC"/>
               <w:left w:val="single" w:sz="4" w:space="0" w:color="CCCCCC"/>
+              <w:right w:val="single" w:sz="4" w:space="0" w:color="CCCCCC"/>
             </w:tcBorders>
           </w:tcPr>
           <w:p>
@@ -5362,10 +5362,10 @@
               <w:right w:w="108" w:type="dxa"/>
             </w:tcMar>
             <w:tcBorders>
+              <w:top w:val="single" w:sz="4" w:space="0" w:color="CCCCCC"/>
               <w:right w:val="single" w:sz="4" w:space="0" w:color="CCCCCC"/>
-              <w:top w:val="single" w:sz="4" w:space="0" w:color="CCCCCC"/>
+              <w:left w:val="single" w:sz="4" w:space="0" w:color="CCCCCC"/>
               <w:bottom w:val="single" w:sz="4" w:space="0" w:color="CCCCCC"/>
-              <w:left w:val="single" w:sz="4" w:space="0" w:color="CCCCCC"/>
             </w:tcBorders>
           </w:tcPr>
           <w:p>
@@ -5382,7 +5382,7 @@
                 <w:szCs w:val="20"/>
                 <w:rtl/>
               </w:rPr>
-              <w:t>متعاملون تعرضوا لحوادث أمنية أو مرورية وتقدموا ببلاغات رسمية لم تُستكمل إجراءاتها أو لم يُحال ملفها إلى الجهات المختصة حتى تاريخ التواصل.</w:t>
+              <w:t>متعاملون تقدّموا ببلاغات أمنية أو مرورية رسمية لشرطة الفجيرة، ويتابعون وضع بلاغاتهم بعد مرور وقت دون استيفاء الإجراءات أو التحويل للجهات المختصة.</w:t>
             </w:r>
           </w:p>
         </w:tc>
@@ -5397,10 +5397,10 @@
               <w:right w:w="108" w:type="dxa"/>
             </w:tcMar>
             <w:tcBorders>
+              <w:top w:val="single" w:sz="4" w:space="0" w:color="CCCCCC"/>
               <w:right w:val="single" w:sz="4" w:space="0" w:color="CCCCCC"/>
-              <w:top w:val="single" w:sz="4" w:space="0" w:color="CCCCCC"/>
+              <w:left w:val="single" w:sz="4" w:space="0" w:color="CCCCCC"/>
               <w:bottom w:val="single" w:sz="4" w:space="0" w:color="CCCCCC"/>
-              <w:left w:val="single" w:sz="4" w:space="0" w:color="CCCCCC"/>
             </w:tcBorders>
           </w:tcPr>
           <w:p>
@@ -5417,7 +5417,7 @@
                 <w:szCs w:val="20"/>
                 <w:rtl/>
               </w:rPr>
-              <w:t>14.3%</w:t>
+              <w:t>20.0%</w:t>
             </w:r>
           </w:p>
         </w:tc>
@@ -5432,10 +5432,10 @@
               <w:right w:w="108" w:type="dxa"/>
             </w:tcMar>
             <w:tcBorders>
+              <w:top w:val="single" w:sz="4" w:space="0" w:color="CCCCCC"/>
               <w:right w:val="single" w:sz="4" w:space="0" w:color="CCCCCC"/>
-              <w:top w:val="single" w:sz="4" w:space="0" w:color="CCCCCC"/>
+              <w:left w:val="single" w:sz="4" w:space="0" w:color="CCCCCC"/>
               <w:bottom w:val="single" w:sz="4" w:space="0" w:color="CCCCCC"/>
-              <w:left w:val="single" w:sz="4" w:space="0" w:color="CCCCCC"/>
             </w:tcBorders>
           </w:tcPr>
           <w:p>
@@ -5452,7 +5452,7 @@
                 <w:szCs w:val="20"/>
                 <w:rtl/>
               </w:rPr>
-              <w:t>4</w:t>
+              <w:t>6</w:t>
             </w:r>
           </w:p>
         </w:tc>
@@ -5467,10 +5467,10 @@
               <w:right w:w="108" w:type="dxa"/>
             </w:tcMar>
             <w:tcBorders>
-              <w:right w:val="single" w:sz="4" w:space="0" w:color="CCCCCC"/>
               <w:top w:val="single" w:sz="4" w:space="0" w:color="CCCCCC"/>
               <w:bottom w:val="single" w:sz="4" w:space="0" w:color="CCCCCC"/>
               <w:left w:val="single" w:sz="4" w:space="0" w:color="CCCCCC"/>
+              <w:right w:val="single" w:sz="4" w:space="0" w:color="CCCCCC"/>
             </w:tcBorders>
           </w:tcPr>
           <w:p>
@@ -5504,10 +5504,10 @@
               <w:right w:w="108" w:type="dxa"/>
             </w:tcMar>
             <w:tcBorders>
+              <w:top w:val="single" w:sz="4" w:space="0" w:color="CCCCCC"/>
               <w:right w:val="single" w:sz="4" w:space="0" w:color="CCCCCC"/>
-              <w:top w:val="single" w:sz="4" w:space="0" w:color="CCCCCC"/>
+              <w:left w:val="single" w:sz="4" w:space="0" w:color="CCCCCC"/>
               <w:bottom w:val="single" w:sz="4" w:space="0" w:color="CCCCCC"/>
-              <w:left w:val="single" w:sz="4" w:space="0" w:color="CCCCCC"/>
             </w:tcBorders>
           </w:tcPr>
           <w:p>
@@ -5524,7 +5524,7 @@
                 <w:szCs w:val="20"/>
                 <w:rtl/>
               </w:rPr>
-              <w:t>متعاملون أتمّوا كامل إجراءات طلب خدمة كاستلام رخصة قيادة أو ملكية مركبة، ولم يستلموا مستنداتهم رغم مرور فترة طويلة وتعدد محاولات المتابعة.</w:t>
+              <w:t>متعاملون يعترضون رسميًا على مخالفات مرورية محرَّرة بحقهم، مستندين إلى أدلة تثبت التزامهم بقواعد السير أو وجود ملابسات تنفي صحة المخالفة.</w:t>
             </w:r>
           </w:p>
         </w:tc>
@@ -5539,10 +5539,10 @@
               <w:right w:w="108" w:type="dxa"/>
             </w:tcMar>
             <w:tcBorders>
+              <w:top w:val="single" w:sz="4" w:space="0" w:color="CCCCCC"/>
               <w:right w:val="single" w:sz="4" w:space="0" w:color="CCCCCC"/>
-              <w:top w:val="single" w:sz="4" w:space="0" w:color="CCCCCC"/>
+              <w:left w:val="single" w:sz="4" w:space="0" w:color="CCCCCC"/>
               <w:bottom w:val="single" w:sz="4" w:space="0" w:color="CCCCCC"/>
-              <w:left w:val="single" w:sz="4" w:space="0" w:color="CCCCCC"/>
             </w:tcBorders>
           </w:tcPr>
           <w:p>
@@ -5559,7 +5559,7 @@
                 <w:szCs w:val="20"/>
                 <w:rtl/>
               </w:rPr>
-              <w:t>14.3%</w:t>
+              <w:t>16.7%</w:t>
             </w:r>
           </w:p>
         </w:tc>
@@ -5574,10 +5574,10 @@
               <w:right w:w="108" w:type="dxa"/>
             </w:tcMar>
             <w:tcBorders>
+              <w:top w:val="single" w:sz="4" w:space="0" w:color="CCCCCC"/>
               <w:right w:val="single" w:sz="4" w:space="0" w:color="CCCCCC"/>
-              <w:top w:val="single" w:sz="4" w:space="0" w:color="CCCCCC"/>
+              <w:left w:val="single" w:sz="4" w:space="0" w:color="CCCCCC"/>
               <w:bottom w:val="single" w:sz="4" w:space="0" w:color="CCCCCC"/>
-              <w:left w:val="single" w:sz="4" w:space="0" w:color="CCCCCC"/>
             </w:tcBorders>
           </w:tcPr>
           <w:p>
@@ -5594,7 +5594,7 @@
                 <w:szCs w:val="20"/>
                 <w:rtl/>
               </w:rPr>
-              <w:t>4</w:t>
+              <w:t>5</w:t>
             </w:r>
           </w:p>
         </w:tc>
@@ -5609,10 +5609,10 @@
               <w:right w:w="108" w:type="dxa"/>
             </w:tcMar>
             <w:tcBorders>
-              <w:right w:val="single" w:sz="4" w:space="0" w:color="CCCCCC"/>
               <w:top w:val="single" w:sz="4" w:space="0" w:color="CCCCCC"/>
               <w:bottom w:val="single" w:sz="4" w:space="0" w:color="CCCCCC"/>
               <w:left w:val="single" w:sz="4" w:space="0" w:color="CCCCCC"/>
+              <w:right w:val="single" w:sz="4" w:space="0" w:color="CCCCCC"/>
             </w:tcBorders>
           </w:tcPr>
           <w:p>
@@ -5629,7 +5629,7 @@
                 <w:szCs w:val="20"/>
                 <w:rtl/>
               </w:rPr>
-              <w:t>شكوى عن عدم استلام الخدمة</w:t>
+              <w:t>اعتراض على مخالفة مرورية</w:t>
             </w:r>
           </w:p>
         </w:tc>
@@ -5646,10 +5646,10 @@
               <w:right w:w="108" w:type="dxa"/>
             </w:tcMar>
             <w:tcBorders>
+              <w:top w:val="single" w:sz="4" w:space="0" w:color="CCCCCC"/>
               <w:right w:val="single" w:sz="4" w:space="0" w:color="CCCCCC"/>
-              <w:top w:val="single" w:sz="4" w:space="0" w:color="CCCCCC"/>
+              <w:left w:val="single" w:sz="4" w:space="0" w:color="CCCCCC"/>
               <w:bottom w:val="single" w:sz="4" w:space="0" w:color="CCCCCC"/>
-              <w:left w:val="single" w:sz="4" w:space="0" w:color="CCCCCC"/>
             </w:tcBorders>
           </w:tcPr>
           <w:p>
@@ -5666,7 +5666,7 @@
                 <w:szCs w:val="20"/>
                 <w:rtl/>
               </w:rPr>
-              <w:t>متعاملون يرون أن مخالفات مرورية صدرت بحقهم غير مستحقة أو مبالغ فيها، فتقدموا باعتراض رسمي طالبين إعادة النظر في قرار التغريم.</w:t>
+              <w:t>متعاملون أتمّوا إجراءات استخراج وثائق رسمية كملكية المركبة أو رخصة القيادة ولم يستلموها حتى تاريخ التواصل رغم انقضاء المدة المتوقعة وتعدد محاولات المتابعة.</w:t>
             </w:r>
           </w:p>
         </w:tc>
@@ -5681,10 +5681,10 @@
               <w:right w:w="108" w:type="dxa"/>
             </w:tcMar>
             <w:tcBorders>
+              <w:top w:val="single" w:sz="4" w:space="0" w:color="CCCCCC"/>
               <w:right w:val="single" w:sz="4" w:space="0" w:color="CCCCCC"/>
-              <w:top w:val="single" w:sz="4" w:space="0" w:color="CCCCCC"/>
+              <w:left w:val="single" w:sz="4" w:space="0" w:color="CCCCCC"/>
               <w:bottom w:val="single" w:sz="4" w:space="0" w:color="CCCCCC"/>
-              <w:left w:val="single" w:sz="4" w:space="0" w:color="CCCCCC"/>
             </w:tcBorders>
           </w:tcPr>
           <w:p>
@@ -5701,7 +5701,7 @@
                 <w:szCs w:val="20"/>
                 <w:rtl/>
               </w:rPr>
-              <w:t>14.3%</w:t>
+              <w:t>13.3%</w:t>
             </w:r>
           </w:p>
         </w:tc>
@@ -5716,10 +5716,10 @@
               <w:right w:w="108" w:type="dxa"/>
             </w:tcMar>
             <w:tcBorders>
+              <w:top w:val="single" w:sz="4" w:space="0" w:color="CCCCCC"/>
               <w:right w:val="single" w:sz="4" w:space="0" w:color="CCCCCC"/>
-              <w:top w:val="single" w:sz="4" w:space="0" w:color="CCCCCC"/>
+              <w:left w:val="single" w:sz="4" w:space="0" w:color="CCCCCC"/>
               <w:bottom w:val="single" w:sz="4" w:space="0" w:color="CCCCCC"/>
-              <w:left w:val="single" w:sz="4" w:space="0" w:color="CCCCCC"/>
             </w:tcBorders>
           </w:tcPr>
           <w:p>
@@ -5751,10 +5751,10 @@
               <w:right w:w="108" w:type="dxa"/>
             </w:tcMar>
             <w:tcBorders>
-              <w:right w:val="single" w:sz="4" w:space="0" w:color="CCCCCC"/>
               <w:top w:val="single" w:sz="4" w:space="0" w:color="CCCCCC"/>
               <w:bottom w:val="single" w:sz="4" w:space="0" w:color="CCCCCC"/>
               <w:left w:val="single" w:sz="4" w:space="0" w:color="CCCCCC"/>
+              <w:right w:val="single" w:sz="4" w:space="0" w:color="CCCCCC"/>
             </w:tcBorders>
           </w:tcPr>
           <w:p>
@@ -5771,7 +5771,7 @@
                 <w:szCs w:val="20"/>
                 <w:rtl/>
               </w:rPr>
-              <w:t>اعتراض على مخالفة مرورية</w:t>
+              <w:t>شكوى عن عدم استلام الخدمة</w:t>
             </w:r>
           </w:p>
         </w:tc>
@@ -5788,10 +5788,10 @@
               <w:right w:w="108" w:type="dxa"/>
             </w:tcMar>
             <w:tcBorders>
+              <w:top w:val="single" w:sz="4" w:space="0" w:color="CCCCCC"/>
               <w:right w:val="single" w:sz="4" w:space="0" w:color="CCCCCC"/>
-              <w:top w:val="single" w:sz="4" w:space="0" w:color="CCCCCC"/>
+              <w:left w:val="single" w:sz="4" w:space="0" w:color="CCCCCC"/>
               <w:bottom w:val="single" w:sz="4" w:space="0" w:color="CCCCCC"/>
-              <w:left w:val="single" w:sz="4" w:space="0" w:color="CCCCCC"/>
             </w:tcBorders>
           </w:tcPr>
           <w:p>
@@ -5808,7 +5808,7 @@
                 <w:szCs w:val="20"/>
                 <w:rtl/>
               </w:rPr>
-              <w:t>متعاملون واجهوا أخطاء في بيانات النظام كربط معاملاتهم بأرقام هواتف أو هويات غير صحيحة، مما أعاق إتمام خدماتهم ودفعهم للتواصل للإبلاغ عن الخلل.</w:t>
+              <w:t>متعاملون واجهوا أخطاءً في البيانات المسجَّلة بالأنظمة الإلكترونية، كتسجيل رقم هاتف مغلوط أدى إلى إعاقة التواصل واستلام الخدمة.</w:t>
             </w:r>
           </w:p>
         </w:tc>
@@ -5823,10 +5823,10 @@
               <w:right w:w="108" w:type="dxa"/>
             </w:tcMar>
             <w:tcBorders>
+              <w:top w:val="single" w:sz="4" w:space="0" w:color="CCCCCC"/>
               <w:right w:val="single" w:sz="4" w:space="0" w:color="CCCCCC"/>
-              <w:top w:val="single" w:sz="4" w:space="0" w:color="CCCCCC"/>
+              <w:left w:val="single" w:sz="4" w:space="0" w:color="CCCCCC"/>
               <w:bottom w:val="single" w:sz="4" w:space="0" w:color="CCCCCC"/>
-              <w:left w:val="single" w:sz="4" w:space="0" w:color="CCCCCC"/>
             </w:tcBorders>
           </w:tcPr>
           <w:p>
@@ -5843,7 +5843,7 @@
                 <w:szCs w:val="20"/>
                 <w:rtl/>
               </w:rPr>
-              <w:t>7.1%</w:t>
+              <w:t>6.7%</w:t>
             </w:r>
           </w:p>
         </w:tc>
@@ -5858,10 +5858,10 @@
               <w:right w:w="108" w:type="dxa"/>
             </w:tcMar>
             <w:tcBorders>
+              <w:top w:val="single" w:sz="4" w:space="0" w:color="CCCCCC"/>
               <w:right w:val="single" w:sz="4" w:space="0" w:color="CCCCCC"/>
-              <w:top w:val="single" w:sz="4" w:space="0" w:color="CCCCCC"/>
+              <w:left w:val="single" w:sz="4" w:space="0" w:color="CCCCCC"/>
               <w:bottom w:val="single" w:sz="4" w:space="0" w:color="CCCCCC"/>
-              <w:left w:val="single" w:sz="4" w:space="0" w:color="CCCCCC"/>
             </w:tcBorders>
           </w:tcPr>
           <w:p>
@@ -5893,10 +5893,10 @@
               <w:right w:w="108" w:type="dxa"/>
             </w:tcMar>
             <w:tcBorders>
-              <w:right w:val="single" w:sz="4" w:space="0" w:color="CCCCCC"/>
               <w:top w:val="single" w:sz="4" w:space="0" w:color="CCCCCC"/>
               <w:bottom w:val="single" w:sz="4" w:space="0" w:color="CCCCCC"/>
               <w:left w:val="single" w:sz="4" w:space="0" w:color="CCCCCC"/>
+              <w:right w:val="single" w:sz="4" w:space="0" w:color="CCCCCC"/>
             </w:tcBorders>
           </w:tcPr>
           <w:p>
@@ -5930,10 +5930,10 @@
               <w:right w:w="108" w:type="dxa"/>
             </w:tcMar>
             <w:tcBorders>
+              <w:top w:val="single" w:sz="4" w:space="0" w:color="CCCCCC"/>
               <w:right w:val="single" w:sz="4" w:space="0" w:color="CCCCCC"/>
-              <w:top w:val="single" w:sz="4" w:space="0" w:color="CCCCCC"/>
+              <w:left w:val="single" w:sz="4" w:space="0" w:color="CCCCCC"/>
               <w:bottom w:val="single" w:sz="4" w:space="0" w:color="CCCCCC"/>
-              <w:left w:val="single" w:sz="4" w:space="0" w:color="CCCCCC"/>
             </w:tcBorders>
           </w:tcPr>
           <w:p>
@@ -5950,7 +5950,7 @@
                 <w:szCs w:val="20"/>
                 <w:rtl/>
               </w:rPr>
-              <w:t>متعامل تقدّم بطلب أو بلاغ منذ فترة مطوّلة ولم يُبَتّ فيه حتى تاريخ تواصله، فأبدى تذمّره من التأخر غير المبرر في إنجاز معاملته.</w:t>
+              <w:t>متعامل تجاوز طلبه أو بلاغه المدة الزمنية المعقولة للمعالجة دون إنجاز أو تحديث، فتواصل مستفسرًا عن سبب التأخر ومطالبًا بإغلاق المعاملة.</w:t>
             </w:r>
           </w:p>
         </w:tc>
@@ -5965,10 +5965,10 @@
               <w:right w:w="108" w:type="dxa"/>
             </w:tcMar>
             <w:tcBorders>
+              <w:top w:val="single" w:sz="4" w:space="0" w:color="CCCCCC"/>
               <w:right w:val="single" w:sz="4" w:space="0" w:color="CCCCCC"/>
-              <w:top w:val="single" w:sz="4" w:space="0" w:color="CCCCCC"/>
+              <w:left w:val="single" w:sz="4" w:space="0" w:color="CCCCCC"/>
               <w:bottom w:val="single" w:sz="4" w:space="0" w:color="CCCCCC"/>
-              <w:left w:val="single" w:sz="4" w:space="0" w:color="CCCCCC"/>
             </w:tcBorders>
           </w:tcPr>
           <w:p>
@@ -5985,7 +5985,7 @@
                 <w:szCs w:val="20"/>
                 <w:rtl/>
               </w:rPr>
-              <w:t>3.6%</w:t>
+              <w:t>3.3%</w:t>
             </w:r>
           </w:p>
         </w:tc>
@@ -6000,10 +6000,10 @@
               <w:right w:w="108" w:type="dxa"/>
             </w:tcMar>
             <w:tcBorders>
+              <w:top w:val="single" w:sz="4" w:space="0" w:color="CCCCCC"/>
               <w:right w:val="single" w:sz="4" w:space="0" w:color="CCCCCC"/>
-              <w:top w:val="single" w:sz="4" w:space="0" w:color="CCCCCC"/>
+              <w:left w:val="single" w:sz="4" w:space="0" w:color="CCCCCC"/>
               <w:bottom w:val="single" w:sz="4" w:space="0" w:color="CCCCCC"/>
-              <w:left w:val="single" w:sz="4" w:space="0" w:color="CCCCCC"/>
             </w:tcBorders>
           </w:tcPr>
           <w:p>
@@ -6035,10 +6035,10 @@
               <w:right w:w="108" w:type="dxa"/>
             </w:tcMar>
             <w:tcBorders>
-              <w:right w:val="single" w:sz="4" w:space="0" w:color="CCCCCC"/>
               <w:top w:val="single" w:sz="4" w:space="0" w:color="CCCCCC"/>
               <w:bottom w:val="single" w:sz="4" w:space="0" w:color="CCCCCC"/>
               <w:left w:val="single" w:sz="4" w:space="0" w:color="CCCCCC"/>
+              <w:right w:val="single" w:sz="4" w:space="0" w:color="CCCCCC"/>
             </w:tcBorders>
           </w:tcPr>
           <w:p>
@@ -6072,10 +6072,10 @@
               <w:right w:w="108" w:type="dxa"/>
             </w:tcMar>
             <w:tcBorders>
+              <w:top w:val="single" w:sz="4" w:space="0" w:color="CCCCCC"/>
               <w:right w:val="single" w:sz="4" w:space="0" w:color="CCCCCC"/>
-              <w:top w:val="single" w:sz="4" w:space="0" w:color="CCCCCC"/>
+              <w:left w:val="single" w:sz="4" w:space="0" w:color="CCCCCC"/>
               <w:bottom w:val="single" w:sz="4" w:space="0" w:color="CCCCCC"/>
-              <w:left w:val="single" w:sz="4" w:space="0" w:color="CCCCCC"/>
             </w:tcBorders>
           </w:tcPr>
           <w:p>
@@ -6092,7 +6092,7 @@
                 <w:szCs w:val="20"/>
                 <w:rtl/>
               </w:rPr>
-              <w:t>متعامل تواصل مسبقاً مع الجهة المختصة ولم يتلقَّ أي رد أو متابعة على تواصله السابق، فأعاد التقدم شاكياً من انعدام الاستجابة.</w:t>
+              <w:t>متعامل تواصل مع الجهة المختصة في وقت سابق ولم يتلقَّ أي رد أو إفادة بشأن طلبه، فأعاد التواصل مطالبًا بالاستجابة وإيضاح الموقف من معاملته.</w:t>
             </w:r>
           </w:p>
         </w:tc>
@@ -6107,10 +6107,10 @@
               <w:right w:w="108" w:type="dxa"/>
             </w:tcMar>
             <w:tcBorders>
+              <w:top w:val="single" w:sz="4" w:space="0" w:color="CCCCCC"/>
               <w:right w:val="single" w:sz="4" w:space="0" w:color="CCCCCC"/>
-              <w:top w:val="single" w:sz="4" w:space="0" w:color="CCCCCC"/>
+              <w:left w:val="single" w:sz="4" w:space="0" w:color="CCCCCC"/>
               <w:bottom w:val="single" w:sz="4" w:space="0" w:color="CCCCCC"/>
-              <w:left w:val="single" w:sz="4" w:space="0" w:color="CCCCCC"/>
             </w:tcBorders>
           </w:tcPr>
           <w:p>
@@ -6127,7 +6127,7 @@
                 <w:szCs w:val="20"/>
                 <w:rtl/>
               </w:rPr>
-              <w:t>3.6%</w:t>
+              <w:t>3.3%</w:t>
             </w:r>
           </w:p>
         </w:tc>
@@ -6142,10 +6142,10 @@
               <w:right w:w="108" w:type="dxa"/>
             </w:tcMar>
             <w:tcBorders>
+              <w:top w:val="single" w:sz="4" w:space="0" w:color="CCCCCC"/>
               <w:right w:val="single" w:sz="4" w:space="0" w:color="CCCCCC"/>
-              <w:top w:val="single" w:sz="4" w:space="0" w:color="CCCCCC"/>
+              <w:left w:val="single" w:sz="4" w:space="0" w:color="CCCCCC"/>
               <w:bottom w:val="single" w:sz="4" w:space="0" w:color="CCCCCC"/>
-              <w:left w:val="single" w:sz="4" w:space="0" w:color="CCCCCC"/>
             </w:tcBorders>
           </w:tcPr>
           <w:p>
@@ -6177,10 +6177,10 @@
               <w:right w:w="108" w:type="dxa"/>
             </w:tcMar>
             <w:tcBorders>
+              <w:top w:val="single" w:sz="4" w:space="0" w:color="CCCCCC"/>
               <w:right w:val="single" w:sz="4" w:space="0" w:color="CCCCCC"/>
-              <w:top w:val="single" w:sz="4" w:space="0" w:color="CCCCCC"/>
+              <w:left w:val="single" w:sz="4" w:space="0" w:color="CCCCCC"/>
               <w:bottom w:val="single" w:sz="4" w:space="0" w:color="CCCCCC"/>
-              <w:left w:val="single" w:sz="4" w:space="0" w:color="CCCCCC"/>
             </w:tcBorders>
           </w:tcPr>
           <w:p>
@@ -6198,148 +6198,6 @@
                 <w:rtl/>
               </w:rPr>
               <w:t>شكوى على عدم الرد</w:t>
-            </w:r>
-          </w:p>
-        </w:tc>
-      </w:tr>
-      <w:tr>
-        <w:tc>
-          <w:tcPr>
-            <w:tcW w:type="dxa" w:w="2340"/>
-            <w:shd w:val="clear" w:color="auto" w:fill="D9D9D9"/>
-            <w:tcMar>
-              <w:top w:w="60" w:type="dxa"/>
-              <w:bottom w:w="60" w:type="dxa"/>
-              <w:left w:w="108" w:type="dxa"/>
-              <w:right w:w="108" w:type="dxa"/>
-            </w:tcMar>
-            <w:tcBorders>
-              <w:right w:val="single" w:sz="4" w:space="0" w:color="CCCCCC"/>
-              <w:bottom w:val="single" w:sz="4" w:space="0" w:color="CCCCCC"/>
-              <w:top w:val="single" w:sz="4" w:space="0" w:color="CCCCCC"/>
-              <w:left w:val="single" w:sz="4" w:space="0" w:color="CCCCCC"/>
-            </w:tcBorders>
-          </w:tcPr>
-          <w:p>
-            <w:pPr>
-              <w:bidi w:val="1"/>
-              <w:spacing w:before="60" w:after="60"/>
-            </w:pPr>
-            <w:r>
-              <w:rPr>
-                <w:rFonts w:ascii="Dubai" w:hAnsi="Dubai" w:eastAsia="Dubai" w:cs="Dubai"/>
-                <w:b w:val="0"/>
-                <w:color w:val="000000"/>
-                <w:sz w:val="20"/>
-                <w:szCs w:val="20"/>
-                <w:rtl/>
-              </w:rPr>
-              <w:t>متعامل أبدى تظلماً من تجربة سلبية مع خدمة أو إجراء لا يندرج ضمن فئة شكوى محددة، وعبّر عن استيائه العام من الخدمة المقدمة.</w:t>
-            </w:r>
-          </w:p>
-        </w:tc>
-        <w:tc>
-          <w:tcPr>
-            <w:tcW w:type="dxa" w:w="2340"/>
-            <w:shd w:val="clear" w:color="auto" w:fill="D9D9D9"/>
-            <w:tcMar>
-              <w:top w:w="60" w:type="dxa"/>
-              <w:bottom w:w="60" w:type="dxa"/>
-              <w:left w:w="108" w:type="dxa"/>
-              <w:right w:w="108" w:type="dxa"/>
-            </w:tcMar>
-            <w:tcBorders>
-              <w:right w:val="single" w:sz="4" w:space="0" w:color="CCCCCC"/>
-              <w:bottom w:val="single" w:sz="4" w:space="0" w:color="CCCCCC"/>
-              <w:left w:val="single" w:sz="4" w:space="0" w:color="CCCCCC"/>
-              <w:top w:val="single" w:sz="4" w:space="0" w:color="CCCCCC"/>
-            </w:tcBorders>
-          </w:tcPr>
-          <w:p>
-            <w:pPr>
-              <w:bidi w:val="1"/>
-              <w:spacing w:before="60" w:after="60"/>
-            </w:pPr>
-            <w:r>
-              <w:rPr>
-                <w:rFonts w:ascii="Dubai" w:hAnsi="Dubai" w:eastAsia="Dubai" w:cs="Dubai"/>
-                <w:b w:val="0"/>
-                <w:color w:val="000000"/>
-                <w:sz w:val="20"/>
-                <w:szCs w:val="20"/>
-                <w:rtl/>
-              </w:rPr>
-              <w:t>3.6%</w:t>
-            </w:r>
-          </w:p>
-        </w:tc>
-        <w:tc>
-          <w:tcPr>
-            <w:tcW w:type="dxa" w:w="2340"/>
-            <w:shd w:val="clear" w:color="auto" w:fill="D9D9D9"/>
-            <w:tcMar>
-              <w:top w:w="60" w:type="dxa"/>
-              <w:bottom w:w="60" w:type="dxa"/>
-              <w:left w:w="108" w:type="dxa"/>
-              <w:right w:w="108" w:type="dxa"/>
-            </w:tcMar>
-            <w:tcBorders>
-              <w:right w:val="single" w:sz="4" w:space="0" w:color="CCCCCC"/>
-              <w:bottom w:val="single" w:sz="4" w:space="0" w:color="CCCCCC"/>
-              <w:left w:val="single" w:sz="4" w:space="0" w:color="CCCCCC"/>
-              <w:top w:val="single" w:sz="4" w:space="0" w:color="CCCCCC"/>
-            </w:tcBorders>
-          </w:tcPr>
-          <w:p>
-            <w:pPr>
-              <w:bidi w:val="1"/>
-              <w:spacing w:before="60" w:after="60"/>
-            </w:pPr>
-            <w:r>
-              <w:rPr>
-                <w:rFonts w:ascii="Dubai" w:hAnsi="Dubai" w:eastAsia="Dubai" w:cs="Dubai"/>
-                <w:b w:val="0"/>
-                <w:color w:val="000000"/>
-                <w:sz w:val="20"/>
-                <w:szCs w:val="20"/>
-                <w:rtl/>
-              </w:rPr>
-              <w:t>1</w:t>
-            </w:r>
-          </w:p>
-        </w:tc>
-        <w:tc>
-          <w:tcPr>
-            <w:tcW w:type="dxa" w:w="2340"/>
-            <w:shd w:val="clear" w:color="auto" w:fill="D9D9D9"/>
-            <w:tcMar>
-              <w:top w:w="60" w:type="dxa"/>
-              <w:bottom w:w="60" w:type="dxa"/>
-              <w:left w:w="108" w:type="dxa"/>
-              <w:right w:w="108" w:type="dxa"/>
-            </w:tcMar>
-            <w:tcBorders>
-              <w:right w:val="single" w:sz="4" w:space="0" w:color="CCCCCC"/>
-              <w:bottom w:val="single" w:sz="4" w:space="0" w:color="CCCCCC"/>
-              <w:left w:val="single" w:sz="4" w:space="0" w:color="CCCCCC"/>
-              <w:top w:val="single" w:sz="4" w:space="0" w:color="CCCCCC"/>
-            </w:tcBorders>
-          </w:tcPr>
-          <w:p>
-            <w:pPr>
-              <w:bidi w:val="1"/>
-              <w:spacing w:before="60" w:after="60"/>
-            </w:pPr>
-            <w:r>
-              <w:rPr>
-                <w:rFonts w:ascii="Dubai" w:hAnsi="Dubai" w:eastAsia="Dubai" w:cs="Dubai"/>
-                <w:b w:val="0"/>
-                <w:color w:val="000000"/>
-                <w:sz w:val="20"/>
-                <w:szCs w:val="20"/>
-                <w:rtl/>
-              </w:rPr>
-              <w:t>شكوى عامة</w:t>
             </w:r>
           </w:p>
         </w:tc>
@@ -6383,7 +6241,7 @@
           <w:u w:val="none"/>
           <w:rtl/>
         </w:rPr>
-        <w:t>أبرز الطلبات المقدَّمة (14 حالات — 28.0%):</w:t>
+        <w:t>أبرز الطلبات المقدَّمة (16 حالات — 32.0%):</w:t>
       </w:r>
     </w:p>
     <w:tbl>
@@ -6411,10 +6269,10 @@
               <w:right w:w="108" w:type="dxa"/>
             </w:tcMar>
             <w:tcBorders>
+              <w:top w:val="single" w:sz="4" w:space="0" w:color="CCCCCC"/>
               <w:right w:val="single" w:sz="4" w:space="0" w:color="CCCCCC"/>
-              <w:top w:val="single" w:sz="4" w:space="0" w:color="CCCCCC"/>
+              <w:left w:val="single" w:sz="4" w:space="0" w:color="CCCCCC"/>
               <w:bottom w:val="single" w:sz="4" w:space="0" w:color="CCCCCC"/>
-              <w:left w:val="single" w:sz="4" w:space="0" w:color="CCCCCC"/>
             </w:tcBorders>
           </w:tcPr>
           <w:p>
@@ -6446,10 +6304,10 @@
               <w:right w:w="108" w:type="dxa"/>
             </w:tcMar>
             <w:tcBorders>
+              <w:top w:val="single" w:sz="4" w:space="0" w:color="CCCCCC"/>
               <w:right w:val="single" w:sz="4" w:space="0" w:color="CCCCCC"/>
-              <w:top w:val="single" w:sz="4" w:space="0" w:color="CCCCCC"/>
+              <w:left w:val="single" w:sz="4" w:space="0" w:color="CCCCCC"/>
               <w:bottom w:val="single" w:sz="4" w:space="0" w:color="CCCCCC"/>
-              <w:left w:val="single" w:sz="4" w:space="0" w:color="CCCCCC"/>
             </w:tcBorders>
           </w:tcPr>
           <w:p>
@@ -6481,10 +6339,10 @@
               <w:right w:w="108" w:type="dxa"/>
             </w:tcMar>
             <w:tcBorders>
+              <w:top w:val="single" w:sz="4" w:space="0" w:color="CCCCCC"/>
               <w:right w:val="single" w:sz="4" w:space="0" w:color="CCCCCC"/>
-              <w:top w:val="single" w:sz="4" w:space="0" w:color="CCCCCC"/>
+              <w:left w:val="single" w:sz="4" w:space="0" w:color="CCCCCC"/>
               <w:bottom w:val="single" w:sz="4" w:space="0" w:color="CCCCCC"/>
-              <w:left w:val="single" w:sz="4" w:space="0" w:color="CCCCCC"/>
             </w:tcBorders>
           </w:tcPr>
           <w:p>
@@ -6516,10 +6374,10 @@
               <w:right w:w="108" w:type="dxa"/>
             </w:tcMar>
             <w:tcBorders>
+              <w:top w:val="single" w:sz="4" w:space="0" w:color="CCCCCC"/>
               <w:right w:val="single" w:sz="4" w:space="0" w:color="CCCCCC"/>
-              <w:top w:val="single" w:sz="4" w:space="0" w:color="CCCCCC"/>
+              <w:left w:val="single" w:sz="4" w:space="0" w:color="CCCCCC"/>
               <w:bottom w:val="single" w:sz="4" w:space="0" w:color="CCCCCC"/>
-              <w:left w:val="single" w:sz="4" w:space="0" w:color="CCCCCC"/>
             </w:tcBorders>
           </w:tcPr>
           <w:p>
@@ -6553,10 +6411,10 @@
               <w:right w:w="108" w:type="dxa"/>
             </w:tcMar>
             <w:tcBorders>
+              <w:top w:val="single" w:sz="4" w:space="0" w:color="CCCCCC"/>
               <w:right w:val="single" w:sz="4" w:space="0" w:color="CCCCCC"/>
-              <w:top w:val="single" w:sz="4" w:space="0" w:color="CCCCCC"/>
+              <w:left w:val="single" w:sz="4" w:space="0" w:color="CCCCCC"/>
               <w:bottom w:val="single" w:sz="4" w:space="0" w:color="CCCCCC"/>
-              <w:left w:val="single" w:sz="4" w:space="0" w:color="CCCCCC"/>
             </w:tcBorders>
           </w:tcPr>
           <w:p>
@@ -6573,7 +6431,7 @@
                 <w:szCs w:val="20"/>
                 <w:rtl/>
               </w:rPr>
-              <w:t>متعاملون اكتشفوا أن بياناتهم الشخصية أو المركبية المسجّلة في الأنظمة غير محدّثة أو تحتوي على أخطاء، فتواصلوا طالبين تصحيحها لاستكمال معاملاتهم.</w:t>
+              <w:t>متعاملون طلبوا تصحيح بيانات شخصية أو مركباتية مسجَّلة بصورة خاطئة في الأنظمة، كتحديث أرقام الهواتف أو تصويب معلومات الملكية لاستئناف تلقّي الخدمات.</w:t>
             </w:r>
           </w:p>
         </w:tc>
@@ -6588,10 +6446,10 @@
               <w:right w:w="108" w:type="dxa"/>
             </w:tcMar>
             <w:tcBorders>
+              <w:top w:val="single" w:sz="4" w:space="0" w:color="CCCCCC"/>
               <w:right w:val="single" w:sz="4" w:space="0" w:color="CCCCCC"/>
-              <w:top w:val="single" w:sz="4" w:space="0" w:color="CCCCCC"/>
+              <w:left w:val="single" w:sz="4" w:space="0" w:color="CCCCCC"/>
               <w:bottom w:val="single" w:sz="4" w:space="0" w:color="CCCCCC"/>
-              <w:left w:val="single" w:sz="4" w:space="0" w:color="CCCCCC"/>
             </w:tcBorders>
           </w:tcPr>
           <w:p>
@@ -6608,7 +6466,7 @@
                 <w:szCs w:val="20"/>
                 <w:rtl/>
               </w:rPr>
-              <w:t>42.9%</w:t>
+              <w:t>37.5%</w:t>
             </w:r>
           </w:p>
         </w:tc>
@@ -6623,10 +6481,10 @@
               <w:right w:w="108" w:type="dxa"/>
             </w:tcMar>
             <w:tcBorders>
+              <w:top w:val="single" w:sz="4" w:space="0" w:color="CCCCCC"/>
               <w:right w:val="single" w:sz="4" w:space="0" w:color="CCCCCC"/>
-              <w:top w:val="single" w:sz="4" w:space="0" w:color="CCCCCC"/>
+              <w:left w:val="single" w:sz="4" w:space="0" w:color="CCCCCC"/>
               <w:bottom w:val="single" w:sz="4" w:space="0" w:color="CCCCCC"/>
-              <w:left w:val="single" w:sz="4" w:space="0" w:color="CCCCCC"/>
             </w:tcBorders>
           </w:tcPr>
           <w:p>
@@ -6658,10 +6516,10 @@
               <w:right w:w="108" w:type="dxa"/>
             </w:tcMar>
             <w:tcBorders>
-              <w:right w:val="single" w:sz="4" w:space="0" w:color="CCCCCC"/>
               <w:top w:val="single" w:sz="4" w:space="0" w:color="CCCCCC"/>
               <w:bottom w:val="single" w:sz="4" w:space="0" w:color="CCCCCC"/>
               <w:left w:val="single" w:sz="4" w:space="0" w:color="CCCCCC"/>
+              <w:right w:val="single" w:sz="4" w:space="0" w:color="CCCCCC"/>
             </w:tcBorders>
           </w:tcPr>
           <w:p>
@@ -6695,10 +6553,10 @@
               <w:right w:w="108" w:type="dxa"/>
             </w:tcMar>
             <w:tcBorders>
+              <w:top w:val="single" w:sz="4" w:space="0" w:color="CCCCCC"/>
               <w:right w:val="single" w:sz="4" w:space="0" w:color="CCCCCC"/>
-              <w:top w:val="single" w:sz="4" w:space="0" w:color="CCCCCC"/>
+              <w:left w:val="single" w:sz="4" w:space="0" w:color="CCCCCC"/>
               <w:bottom w:val="single" w:sz="4" w:space="0" w:color="CCCCCC"/>
-              <w:left w:val="single" w:sz="4" w:space="0" w:color="CCCCCC"/>
             </w:tcBorders>
           </w:tcPr>
           <w:p>
@@ -6715,7 +6573,7 @@
                 <w:szCs w:val="20"/>
                 <w:rtl/>
               </w:rPr>
-              <w:t>متعاملون سبق لهم تقديم طلبات خدمة عبر القنوات الرسمية ولم يتلقوا تحديثاً بشأن حالتها، فأعادوا التواصل للاستفسار عن مآل طلباتهم المعلّقة.</w:t>
+              <w:t>متعاملون تقدّموا بطلبات رسمية في وقت سابق وتواصلوا لمعرفة آخر مستجدات معاملاتهم والتحقق من بلوغها المرحلة التالية أو اكتمال إجراءاتها.</w:t>
             </w:r>
           </w:p>
         </w:tc>
@@ -6730,10 +6588,10 @@
               <w:right w:w="108" w:type="dxa"/>
             </w:tcMar>
             <w:tcBorders>
+              <w:top w:val="single" w:sz="4" w:space="0" w:color="CCCCCC"/>
               <w:right w:val="single" w:sz="4" w:space="0" w:color="CCCCCC"/>
-              <w:top w:val="single" w:sz="4" w:space="0" w:color="CCCCCC"/>
+              <w:left w:val="single" w:sz="4" w:space="0" w:color="CCCCCC"/>
               <w:bottom w:val="single" w:sz="4" w:space="0" w:color="CCCCCC"/>
-              <w:left w:val="single" w:sz="4" w:space="0" w:color="CCCCCC"/>
             </w:tcBorders>
           </w:tcPr>
           <w:p>
@@ -6750,7 +6608,7 @@
                 <w:szCs w:val="20"/>
                 <w:rtl/>
               </w:rPr>
-              <w:t>21.4%</w:t>
+              <w:t>25.0%</w:t>
             </w:r>
           </w:p>
         </w:tc>
@@ -6765,10 +6623,10 @@
               <w:right w:w="108" w:type="dxa"/>
             </w:tcMar>
             <w:tcBorders>
+              <w:top w:val="single" w:sz="4" w:space="0" w:color="CCCCCC"/>
               <w:right w:val="single" w:sz="4" w:space="0" w:color="CCCCCC"/>
-              <w:top w:val="single" w:sz="4" w:space="0" w:color="CCCCCC"/>
+              <w:left w:val="single" w:sz="4" w:space="0" w:color="CCCCCC"/>
               <w:bottom w:val="single" w:sz="4" w:space="0" w:color="CCCCCC"/>
-              <w:left w:val="single" w:sz="4" w:space="0" w:color="CCCCCC"/>
             </w:tcBorders>
           </w:tcPr>
           <w:p>
@@ -6785,7 +6643,7 @@
                 <w:szCs w:val="20"/>
                 <w:rtl/>
               </w:rPr>
-              <w:t>3</w:t>
+              <w:t>4</w:t>
             </w:r>
           </w:p>
         </w:tc>
@@ -6800,10 +6658,10 @@
               <w:right w:w="108" w:type="dxa"/>
             </w:tcMar>
             <w:tcBorders>
-              <w:right w:val="single" w:sz="4" w:space="0" w:color="CCCCCC"/>
               <w:top w:val="single" w:sz="4" w:space="0" w:color="CCCCCC"/>
               <w:bottom w:val="single" w:sz="4" w:space="0" w:color="CCCCCC"/>
               <w:left w:val="single" w:sz="4" w:space="0" w:color="CCCCCC"/>
+              <w:right w:val="single" w:sz="4" w:space="0" w:color="CCCCCC"/>
             </w:tcBorders>
           </w:tcPr>
           <w:p>
@@ -6837,10 +6695,10 @@
               <w:right w:w="108" w:type="dxa"/>
             </w:tcMar>
             <w:tcBorders>
+              <w:top w:val="single" w:sz="4" w:space="0" w:color="CCCCCC"/>
               <w:right w:val="single" w:sz="4" w:space="0" w:color="CCCCCC"/>
-              <w:top w:val="single" w:sz="4" w:space="0" w:color="CCCCCC"/>
+              <w:left w:val="single" w:sz="4" w:space="0" w:color="CCCCCC"/>
               <w:bottom w:val="single" w:sz="4" w:space="0" w:color="CCCCCC"/>
-              <w:left w:val="single" w:sz="4" w:space="0" w:color="CCCCCC"/>
             </w:tcBorders>
           </w:tcPr>
           <w:p>
@@ -6857,7 +6715,7 @@
                 <w:szCs w:val="20"/>
                 <w:rtl/>
               </w:rPr>
-              <w:t>متعاملون تقدّموا بطلبات للحصول على تصاريح حمل أسلحة أو تراخيص مرتبطة بها، وتواصلوا لاستيفاء الإجراءات اللازمة أو متابعة سير طلباتهم.</w:t>
+              <w:t>متعاملون تقدّموا بطلبات للحصول على تصاريح حمل أسلحة أو تراخيص ذات صلة، واستدعت معاملاتهم تدخّل موظف مختص للتحقق من استيفاء الاشتراطات.</w:t>
             </w:r>
           </w:p>
         </w:tc>
@@ -6872,10 +6730,10 @@
               <w:right w:w="108" w:type="dxa"/>
             </w:tcMar>
             <w:tcBorders>
+              <w:top w:val="single" w:sz="4" w:space="0" w:color="CCCCCC"/>
               <w:right w:val="single" w:sz="4" w:space="0" w:color="CCCCCC"/>
-              <w:top w:val="single" w:sz="4" w:space="0" w:color="CCCCCC"/>
+              <w:left w:val="single" w:sz="4" w:space="0" w:color="CCCCCC"/>
               <w:bottom w:val="single" w:sz="4" w:space="0" w:color="CCCCCC"/>
-              <w:left w:val="single" w:sz="4" w:space="0" w:color="CCCCCC"/>
             </w:tcBorders>
           </w:tcPr>
           <w:p>
@@ -6892,7 +6750,7 @@
                 <w:szCs w:val="20"/>
                 <w:rtl/>
               </w:rPr>
-              <w:t>14.3%</w:t>
+              <w:t>12.5%</w:t>
             </w:r>
           </w:p>
         </w:tc>
@@ -6907,10 +6765,10 @@
               <w:right w:w="108" w:type="dxa"/>
             </w:tcMar>
             <w:tcBorders>
+              <w:top w:val="single" w:sz="4" w:space="0" w:color="CCCCCC"/>
               <w:right w:val="single" w:sz="4" w:space="0" w:color="CCCCCC"/>
-              <w:top w:val="single" w:sz="4" w:space="0" w:color="CCCCCC"/>
+              <w:left w:val="single" w:sz="4" w:space="0" w:color="CCCCCC"/>
               <w:bottom w:val="single" w:sz="4" w:space="0" w:color="CCCCCC"/>
-              <w:left w:val="single" w:sz="4" w:space="0" w:color="CCCCCC"/>
             </w:tcBorders>
           </w:tcPr>
           <w:p>
@@ -6942,10 +6800,10 @@
               <w:right w:w="108" w:type="dxa"/>
             </w:tcMar>
             <w:tcBorders>
-              <w:right w:val="single" w:sz="4" w:space="0" w:color="CCCCCC"/>
               <w:top w:val="single" w:sz="4" w:space="0" w:color="CCCCCC"/>
               <w:bottom w:val="single" w:sz="4" w:space="0" w:color="CCCCCC"/>
               <w:left w:val="single" w:sz="4" w:space="0" w:color="CCCCCC"/>
+              <w:right w:val="single" w:sz="4" w:space="0" w:color="CCCCCC"/>
             </w:tcBorders>
           </w:tcPr>
           <w:p>
@@ -6979,10 +6837,10 @@
               <w:right w:w="108" w:type="dxa"/>
             </w:tcMar>
             <w:tcBorders>
+              <w:top w:val="single" w:sz="4" w:space="0" w:color="CCCCCC"/>
               <w:right w:val="single" w:sz="4" w:space="0" w:color="CCCCCC"/>
-              <w:top w:val="single" w:sz="4" w:space="0" w:color="CCCCCC"/>
+              <w:left w:val="single" w:sz="4" w:space="0" w:color="CCCCCC"/>
               <w:bottom w:val="single" w:sz="4" w:space="0" w:color="CCCCCC"/>
-              <w:left w:val="single" w:sz="4" w:space="0" w:color="CCCCCC"/>
             </w:tcBorders>
           </w:tcPr>
           <w:p>
@@ -6999,7 +6857,7 @@
                 <w:szCs w:val="20"/>
                 <w:rtl/>
               </w:rPr>
-              <w:t>متعاملون يرغبون في تجديد رخص قيادتهم أو وثائق ملكية مركباتهم، وتواصلوا لمعرفة المتطلبات أو لإتمام إجراءات التجديد بصورة مباشرة.</w:t>
+              <w:t>متعاملون تواصلوا لطلب خدمات شرطية أو إدارية متنوعة لا تندرج ضمن الفئات المحددة، وتطلّبت تنسيقًا مع الجهة المختصة لتحديد مسار تقديم الخدمة.</w:t>
             </w:r>
           </w:p>
         </w:tc>
@@ -7014,10 +6872,10 @@
               <w:right w:w="108" w:type="dxa"/>
             </w:tcMar>
             <w:tcBorders>
+              <w:top w:val="single" w:sz="4" w:space="0" w:color="CCCCCC"/>
               <w:right w:val="single" w:sz="4" w:space="0" w:color="CCCCCC"/>
-              <w:top w:val="single" w:sz="4" w:space="0" w:color="CCCCCC"/>
+              <w:left w:val="single" w:sz="4" w:space="0" w:color="CCCCCC"/>
               <w:bottom w:val="single" w:sz="4" w:space="0" w:color="CCCCCC"/>
-              <w:left w:val="single" w:sz="4" w:space="0" w:color="CCCCCC"/>
             </w:tcBorders>
           </w:tcPr>
           <w:p>
@@ -7034,7 +6892,7 @@
                 <w:szCs w:val="20"/>
                 <w:rtl/>
               </w:rPr>
-              <w:t>14.3%</w:t>
+              <w:t>12.5%</w:t>
             </w:r>
           </w:p>
         </w:tc>
@@ -7049,10 +6907,10 @@
               <w:right w:w="108" w:type="dxa"/>
             </w:tcMar>
             <w:tcBorders>
+              <w:top w:val="single" w:sz="4" w:space="0" w:color="CCCCCC"/>
               <w:right w:val="single" w:sz="4" w:space="0" w:color="CCCCCC"/>
-              <w:top w:val="single" w:sz="4" w:space="0" w:color="CCCCCC"/>
+              <w:left w:val="single" w:sz="4" w:space="0" w:color="CCCCCC"/>
               <w:bottom w:val="single" w:sz="4" w:space="0" w:color="CCCCCC"/>
-              <w:left w:val="single" w:sz="4" w:space="0" w:color="CCCCCC"/>
             </w:tcBorders>
           </w:tcPr>
           <w:p>
@@ -7084,10 +6942,10 @@
               <w:right w:w="108" w:type="dxa"/>
             </w:tcMar>
             <w:tcBorders>
-              <w:right w:val="single" w:sz="4" w:space="0" w:color="CCCCCC"/>
               <w:top w:val="single" w:sz="4" w:space="0" w:color="CCCCCC"/>
               <w:bottom w:val="single" w:sz="4" w:space="0" w:color="CCCCCC"/>
               <w:left w:val="single" w:sz="4" w:space="0" w:color="CCCCCC"/>
+              <w:right w:val="single" w:sz="4" w:space="0" w:color="CCCCCC"/>
             </w:tcBorders>
           </w:tcPr>
           <w:p>
@@ -7104,7 +6962,7 @@
                 <w:szCs w:val="20"/>
                 <w:rtl/>
               </w:rPr>
-              <w:t>طلب تجديد رخصة أو ملكية</w:t>
+              <w:t>طلب خدمة عام</w:t>
             </w:r>
           </w:p>
         </w:tc>
@@ -7121,10 +6979,10 @@
               <w:right w:w="108" w:type="dxa"/>
             </w:tcMar>
             <w:tcBorders>
+              <w:top w:val="single" w:sz="4" w:space="0" w:color="CCCCCC"/>
               <w:right w:val="single" w:sz="4" w:space="0" w:color="CCCCCC"/>
+              <w:left w:val="single" w:sz="4" w:space="0" w:color="CCCCCC"/>
               <w:bottom w:val="single" w:sz="4" w:space="0" w:color="CCCCCC"/>
-              <w:top w:val="single" w:sz="4" w:space="0" w:color="CCCCCC"/>
-              <w:left w:val="single" w:sz="4" w:space="0" w:color="CCCCCC"/>
             </w:tcBorders>
           </w:tcPr>
           <w:p>
@@ -7141,7 +6999,7 @@
                 <w:szCs w:val="20"/>
                 <w:rtl/>
               </w:rPr>
-              <w:t>متعامل تقدّم بطلب خدمة لا يندرج ضمن فئة محددة، وطلب مساعدة الجهة في إنجاز إجراء إداري يتطلب تدخّلاً من موظف مختص بصلاحية النظام.</w:t>
+              <w:t>متعامل تواصل لإتمام إجراءات تجديد رخصة قيادة أو وثيقة ملكية مركبة، وكان بحاجة إلى مساعدة موظف للتحقق من الاشتراطات وإتمام المعاملة.</w:t>
             </w:r>
           </w:p>
         </w:tc>
@@ -7156,10 +7014,10 @@
               <w:right w:w="108" w:type="dxa"/>
             </w:tcMar>
             <w:tcBorders>
+              <w:top w:val="single" w:sz="4" w:space="0" w:color="CCCCCC"/>
               <w:right w:val="single" w:sz="4" w:space="0" w:color="CCCCCC"/>
+              <w:left w:val="single" w:sz="4" w:space="0" w:color="CCCCCC"/>
               <w:bottom w:val="single" w:sz="4" w:space="0" w:color="CCCCCC"/>
-              <w:left w:val="single" w:sz="4" w:space="0" w:color="CCCCCC"/>
-              <w:top w:val="single" w:sz="4" w:space="0" w:color="CCCCCC"/>
             </w:tcBorders>
           </w:tcPr>
           <w:p>
@@ -7176,7 +7034,7 @@
                 <w:szCs w:val="20"/>
                 <w:rtl/>
               </w:rPr>
-              <w:t>7.1%</w:t>
+              <w:t>6.2%</w:t>
             </w:r>
           </w:p>
         </w:tc>
@@ -7191,10 +7049,10 @@
               <w:right w:w="108" w:type="dxa"/>
             </w:tcMar>
             <w:tcBorders>
+              <w:top w:val="single" w:sz="4" w:space="0" w:color="CCCCCC"/>
               <w:right w:val="single" w:sz="4" w:space="0" w:color="CCCCCC"/>
+              <w:left w:val="single" w:sz="4" w:space="0" w:color="CCCCCC"/>
               <w:bottom w:val="single" w:sz="4" w:space="0" w:color="CCCCCC"/>
-              <w:left w:val="single" w:sz="4" w:space="0" w:color="CCCCCC"/>
-              <w:top w:val="single" w:sz="4" w:space="0" w:color="CCCCCC"/>
             </w:tcBorders>
           </w:tcPr>
           <w:p>
@@ -7226,10 +7084,10 @@
               <w:right w:w="108" w:type="dxa"/>
             </w:tcMar>
             <w:tcBorders>
-              <w:right w:val="single" w:sz="4" w:space="0" w:color="CCCCCC"/>
+              <w:top w:val="single" w:sz="4" w:space="0" w:color="CCCCCC"/>
               <w:bottom w:val="single" w:sz="4" w:space="0" w:color="CCCCCC"/>
               <w:left w:val="single" w:sz="4" w:space="0" w:color="CCCCCC"/>
-              <w:top w:val="single" w:sz="4" w:space="0" w:color="CCCCCC"/>
+              <w:right w:val="single" w:sz="4" w:space="0" w:color="CCCCCC"/>
             </w:tcBorders>
           </w:tcPr>
           <w:p>
@@ -7246,7 +7104,149 @@
                 <w:szCs w:val="20"/>
                 <w:rtl/>
               </w:rPr>
-              <w:t>طلب خدمة عام</w:t>
+              <w:t>طلب تجديد رخصة أو ملكية</w:t>
+            </w:r>
+          </w:p>
+        </w:tc>
+      </w:tr>
+      <w:tr>
+        <w:tc>
+          <w:tcPr>
+            <w:tcW w:type="dxa" w:w="2340"/>
+            <w:shd w:val="clear" w:color="auto" w:fill="D9D9D9"/>
+            <w:tcMar>
+              <w:top w:w="60" w:type="dxa"/>
+              <w:bottom w:w="60" w:type="dxa"/>
+              <w:left w:w="108" w:type="dxa"/>
+              <w:right w:w="108" w:type="dxa"/>
+            </w:tcMar>
+            <w:tcBorders>
+              <w:top w:val="single" w:sz="4" w:space="0" w:color="CCCCCC"/>
+              <w:right w:val="single" w:sz="4" w:space="0" w:color="CCCCCC"/>
+              <w:left w:val="single" w:sz="4" w:space="0" w:color="CCCCCC"/>
+              <w:bottom w:val="single" w:sz="4" w:space="0" w:color="CCCCCC"/>
+            </w:tcBorders>
+          </w:tcPr>
+          <w:p>
+            <w:pPr>
+              <w:bidi w:val="1"/>
+              <w:spacing w:before="60" w:after="60"/>
+            </w:pPr>
+            <w:r>
+              <w:rPr>
+                <w:rFonts w:ascii="Dubai" w:hAnsi="Dubai" w:eastAsia="Dubai" w:cs="Dubai"/>
+                <w:b w:val="0"/>
+                <w:color w:val="000000"/>
+                <w:sz w:val="20"/>
+                <w:szCs w:val="20"/>
+                <w:rtl/>
+              </w:rPr>
+              <w:t>متعامل تقدّم بطلب تصريح لغرض محدد ذي طابع استثنائي، واستلزم طلبه مراجعة الجهة المختصة للبتّ فيه وفق الصلاحيات المخوّلة.</w:t>
+            </w:r>
+          </w:p>
+        </w:tc>
+        <w:tc>
+          <w:tcPr>
+            <w:tcW w:type="dxa" w:w="2340"/>
+            <w:shd w:val="clear" w:color="auto" w:fill="D9D9D9"/>
+            <w:tcMar>
+              <w:top w:w="60" w:type="dxa"/>
+              <w:bottom w:w="60" w:type="dxa"/>
+              <w:left w:w="108" w:type="dxa"/>
+              <w:right w:w="108" w:type="dxa"/>
+            </w:tcMar>
+            <w:tcBorders>
+              <w:top w:val="single" w:sz="4" w:space="0" w:color="CCCCCC"/>
+              <w:right w:val="single" w:sz="4" w:space="0" w:color="CCCCCC"/>
+              <w:left w:val="single" w:sz="4" w:space="0" w:color="CCCCCC"/>
+              <w:bottom w:val="single" w:sz="4" w:space="0" w:color="CCCCCC"/>
+            </w:tcBorders>
+          </w:tcPr>
+          <w:p>
+            <w:pPr>
+              <w:bidi w:val="1"/>
+              <w:spacing w:before="60" w:after="60"/>
+            </w:pPr>
+            <w:r>
+              <w:rPr>
+                <w:rFonts w:ascii="Dubai" w:hAnsi="Dubai" w:eastAsia="Dubai" w:cs="Dubai"/>
+                <w:b w:val="0"/>
+                <w:color w:val="000000"/>
+                <w:sz w:val="20"/>
+                <w:szCs w:val="20"/>
+                <w:rtl/>
+              </w:rPr>
+              <w:t>6.2%</w:t>
+            </w:r>
+          </w:p>
+        </w:tc>
+        <w:tc>
+          <w:tcPr>
+            <w:tcW w:type="dxa" w:w="2340"/>
+            <w:shd w:val="clear" w:color="auto" w:fill="D9D9D9"/>
+            <w:tcMar>
+              <w:top w:w="60" w:type="dxa"/>
+              <w:bottom w:w="60" w:type="dxa"/>
+              <w:left w:w="108" w:type="dxa"/>
+              <w:right w:w="108" w:type="dxa"/>
+            </w:tcMar>
+            <w:tcBorders>
+              <w:top w:val="single" w:sz="4" w:space="0" w:color="CCCCCC"/>
+              <w:right w:val="single" w:sz="4" w:space="0" w:color="CCCCCC"/>
+              <w:left w:val="single" w:sz="4" w:space="0" w:color="CCCCCC"/>
+              <w:bottom w:val="single" w:sz="4" w:space="0" w:color="CCCCCC"/>
+            </w:tcBorders>
+          </w:tcPr>
+          <w:p>
+            <w:pPr>
+              <w:bidi w:val="1"/>
+              <w:spacing w:before="60" w:after="60"/>
+            </w:pPr>
+            <w:r>
+              <w:rPr>
+                <w:rFonts w:ascii="Dubai" w:hAnsi="Dubai" w:eastAsia="Dubai" w:cs="Dubai"/>
+                <w:b w:val="0"/>
+                <w:color w:val="000000"/>
+                <w:sz w:val="20"/>
+                <w:szCs w:val="20"/>
+                <w:rtl/>
+              </w:rPr>
+              <w:t>1</w:t>
+            </w:r>
+          </w:p>
+        </w:tc>
+        <w:tc>
+          <w:tcPr>
+            <w:tcW w:type="dxa" w:w="2340"/>
+            <w:shd w:val="clear" w:color="auto" w:fill="D9D9D9"/>
+            <w:tcMar>
+              <w:top w:w="60" w:type="dxa"/>
+              <w:bottom w:w="60" w:type="dxa"/>
+              <w:left w:w="108" w:type="dxa"/>
+              <w:right w:w="108" w:type="dxa"/>
+            </w:tcMar>
+            <w:tcBorders>
+              <w:top w:val="single" w:sz="4" w:space="0" w:color="CCCCCC"/>
+              <w:right w:val="single" w:sz="4" w:space="0" w:color="CCCCCC"/>
+              <w:left w:val="single" w:sz="4" w:space="0" w:color="CCCCCC"/>
+              <w:bottom w:val="single" w:sz="4" w:space="0" w:color="CCCCCC"/>
+            </w:tcBorders>
+          </w:tcPr>
+          <w:p>
+            <w:pPr>
+              <w:bidi w:val="1"/>
+              <w:spacing w:before="60" w:after="60"/>
+            </w:pPr>
+            <w:r>
+              <w:rPr>
+                <w:rFonts w:ascii="Dubai" w:hAnsi="Dubai" w:eastAsia="Dubai" w:cs="Dubai"/>
+                <w:b w:val="0"/>
+                <w:color w:val="000000"/>
+                <w:sz w:val="20"/>
+                <w:szCs w:val="20"/>
+                <w:rtl/>
+              </w:rPr>
+              <w:t>طلب تصريح خاص</w:t>
             </w:r>
           </w:p>
         </w:tc>
@@ -7268,7 +7268,7 @@
           <w:szCs w:val="26"/>
           <w:rtl/>
         </w:rPr>
-        <w:t>3.5  أبرز الاستفسارات المتكررة (8 حالات — 16.0%) — وهي الفئة الأكثر قابليةً للتحويل إلى خدمة ذاتية رقمية كاملة</w:t>
+        <w:t>3.5  أبرز الاستفسارات المتكررة (4 حالات — 8.0%) — وهي الفئة الأكثر قابليةً للتحويل إلى خدمة ذاتية رقمية كاملة</w:t>
       </w:r>
       <w:bookmarkStart w:id="13" w:name="_Toc000000013"/>
       <w:bookmarkEnd w:id="13"/>
@@ -7298,10 +7298,10 @@
               <w:right w:w="108" w:type="dxa"/>
             </w:tcMar>
             <w:tcBorders>
+              <w:top w:val="single" w:sz="4" w:space="0" w:color="CCCCCC"/>
               <w:right w:val="single" w:sz="4" w:space="0" w:color="CCCCCC"/>
-              <w:top w:val="single" w:sz="4" w:space="0" w:color="CCCCCC"/>
+              <w:left w:val="single" w:sz="4" w:space="0" w:color="CCCCCC"/>
               <w:bottom w:val="single" w:sz="4" w:space="0" w:color="CCCCCC"/>
-              <w:left w:val="single" w:sz="4" w:space="0" w:color="CCCCCC"/>
             </w:tcBorders>
           </w:tcPr>
           <w:p>
@@ -7333,10 +7333,10 @@
               <w:right w:w="108" w:type="dxa"/>
             </w:tcMar>
             <w:tcBorders>
+              <w:top w:val="single" w:sz="4" w:space="0" w:color="CCCCCC"/>
               <w:right w:val="single" w:sz="4" w:space="0" w:color="CCCCCC"/>
-              <w:top w:val="single" w:sz="4" w:space="0" w:color="CCCCCC"/>
+              <w:left w:val="single" w:sz="4" w:space="0" w:color="CCCCCC"/>
               <w:bottom w:val="single" w:sz="4" w:space="0" w:color="CCCCCC"/>
-              <w:left w:val="single" w:sz="4" w:space="0" w:color="CCCCCC"/>
             </w:tcBorders>
           </w:tcPr>
           <w:p>
@@ -7368,10 +7368,10 @@
               <w:right w:w="108" w:type="dxa"/>
             </w:tcMar>
             <w:tcBorders>
+              <w:top w:val="single" w:sz="4" w:space="0" w:color="CCCCCC"/>
               <w:right w:val="single" w:sz="4" w:space="0" w:color="CCCCCC"/>
-              <w:top w:val="single" w:sz="4" w:space="0" w:color="CCCCCC"/>
+              <w:left w:val="single" w:sz="4" w:space="0" w:color="CCCCCC"/>
               <w:bottom w:val="single" w:sz="4" w:space="0" w:color="CCCCCC"/>
-              <w:left w:val="single" w:sz="4" w:space="0" w:color="CCCCCC"/>
             </w:tcBorders>
           </w:tcPr>
           <w:p>
@@ -7403,10 +7403,10 @@
               <w:right w:w="108" w:type="dxa"/>
             </w:tcMar>
             <w:tcBorders>
+              <w:top w:val="single" w:sz="4" w:space="0" w:color="CCCCCC"/>
               <w:right w:val="single" w:sz="4" w:space="0" w:color="CCCCCC"/>
-              <w:top w:val="single" w:sz="4" w:space="0" w:color="CCCCCC"/>
+              <w:left w:val="single" w:sz="4" w:space="0" w:color="CCCCCC"/>
               <w:bottom w:val="single" w:sz="4" w:space="0" w:color="CCCCCC"/>
-              <w:left w:val="single" w:sz="4" w:space="0" w:color="CCCCCC"/>
             </w:tcBorders>
           </w:tcPr>
           <w:p>
@@ -7440,10 +7440,10 @@
               <w:right w:w="108" w:type="dxa"/>
             </w:tcMar>
             <w:tcBorders>
+              <w:top w:val="single" w:sz="4" w:space="0" w:color="CCCCCC"/>
               <w:right w:val="single" w:sz="4" w:space="0" w:color="CCCCCC"/>
-              <w:top w:val="single" w:sz="4" w:space="0" w:color="CCCCCC"/>
+              <w:left w:val="single" w:sz="4" w:space="0" w:color="CCCCCC"/>
               <w:bottom w:val="single" w:sz="4" w:space="0" w:color="CCCCCC"/>
-              <w:left w:val="single" w:sz="4" w:space="0" w:color="CCCCCC"/>
             </w:tcBorders>
           </w:tcPr>
           <w:p>
@@ -7460,7 +7460,7 @@
                 <w:szCs w:val="20"/>
                 <w:rtl/>
               </w:rPr>
-              <w:t>متعاملون تواصلوا للاستفسار عن معلومات عامة تتعلق بخدمات الشرطة أو إجراءاتها دون أن يكون لديهم طلب محدد أو مشكلة تستوجب المتابعة.</w:t>
+              <w:t>متعاملون استفسروا عن إجراءات أو متطلبات تتعلق برخص القيادة أو تسجيل المركبات، وكانت أسئلتهم إيضاحية لا تستدعي تدخّلًا تشغيليًا من موظف.</w:t>
             </w:r>
           </w:p>
         </w:tc>
@@ -7475,10 +7475,10 @@
               <w:right w:w="108" w:type="dxa"/>
             </w:tcMar>
             <w:tcBorders>
+              <w:top w:val="single" w:sz="4" w:space="0" w:color="CCCCCC"/>
               <w:right w:val="single" w:sz="4" w:space="0" w:color="CCCCCC"/>
-              <w:top w:val="single" w:sz="4" w:space="0" w:color="CCCCCC"/>
+              <w:left w:val="single" w:sz="4" w:space="0" w:color="CCCCCC"/>
               <w:bottom w:val="single" w:sz="4" w:space="0" w:color="CCCCCC"/>
-              <w:left w:val="single" w:sz="4" w:space="0" w:color="CCCCCC"/>
             </w:tcBorders>
           </w:tcPr>
           <w:p>
@@ -7510,10 +7510,10 @@
               <w:right w:w="108" w:type="dxa"/>
             </w:tcMar>
             <w:tcBorders>
+              <w:top w:val="single" w:sz="4" w:space="0" w:color="CCCCCC"/>
               <w:right w:val="single" w:sz="4" w:space="0" w:color="CCCCCC"/>
-              <w:top w:val="single" w:sz="4" w:space="0" w:color="CCCCCC"/>
+              <w:left w:val="single" w:sz="4" w:space="0" w:color="CCCCCC"/>
               <w:bottom w:val="single" w:sz="4" w:space="0" w:color="CCCCCC"/>
-              <w:left w:val="single" w:sz="4" w:space="0" w:color="CCCCCC"/>
             </w:tcBorders>
           </w:tcPr>
           <w:p>
@@ -7530,7 +7530,7 @@
                 <w:szCs w:val="20"/>
                 <w:rtl/>
               </w:rPr>
-              <w:t>4</w:t>
+              <w:t>2</w:t>
             </w:r>
           </w:p>
         </w:tc>
@@ -7545,10 +7545,10 @@
               <w:right w:w="108" w:type="dxa"/>
             </w:tcMar>
             <w:tcBorders>
-              <w:right w:val="single" w:sz="4" w:space="0" w:color="CCCCCC"/>
               <w:top w:val="single" w:sz="4" w:space="0" w:color="CCCCCC"/>
               <w:bottom w:val="single" w:sz="4" w:space="0" w:color="CCCCCC"/>
               <w:left w:val="single" w:sz="4" w:space="0" w:color="CCCCCC"/>
+              <w:right w:val="single" w:sz="4" w:space="0" w:color="CCCCCC"/>
             </w:tcBorders>
           </w:tcPr>
           <w:p>
@@ -7565,7 +7565,7 @@
                 <w:szCs w:val="20"/>
                 <w:rtl/>
               </w:rPr>
-              <w:t>استفسار عام</w:t>
+              <w:t>استفسار عن الرخص والمركبات</w:t>
             </w:r>
           </w:p>
         </w:tc>
@@ -7582,10 +7582,10 @@
               <w:right w:w="108" w:type="dxa"/>
             </w:tcMar>
             <w:tcBorders>
+              <w:top w:val="single" w:sz="4" w:space="0" w:color="CCCCCC"/>
               <w:right w:val="single" w:sz="4" w:space="0" w:color="CCCCCC"/>
-              <w:top w:val="single" w:sz="4" w:space="0" w:color="CCCCCC"/>
+              <w:left w:val="single" w:sz="4" w:space="0" w:color="CCCCCC"/>
               <w:bottom w:val="single" w:sz="4" w:space="0" w:color="CCCCCC"/>
-              <w:left w:val="single" w:sz="4" w:space="0" w:color="CCCCCC"/>
             </w:tcBorders>
           </w:tcPr>
           <w:p>
@@ -7602,7 +7602,7 @@
                 <w:szCs w:val="20"/>
                 <w:rtl/>
               </w:rPr>
-              <w:t>متعاملون أرادوا الاستيضاح عن تفاصيل رخص القيادة أو ملكية المركبات كمواعيد الصلاحية ورسوم الاستخراج وآليات الاستعلام الإلكتروني.</w:t>
+              <w:t>متعاملون تواصلوا للاستفسار عن معلومات عامة تخص خدمات شرطة الفجيرة أو آليات التواصل، وأسئلتهم قابلة للإجابة الفورية عبر القنوات الرقمية الذاتية.</w:t>
             </w:r>
           </w:p>
         </w:tc>
@@ -7617,10 +7617,10 @@
               <w:right w:w="108" w:type="dxa"/>
             </w:tcMar>
             <w:tcBorders>
+              <w:top w:val="single" w:sz="4" w:space="0" w:color="CCCCCC"/>
               <w:right w:val="single" w:sz="4" w:space="0" w:color="CCCCCC"/>
-              <w:top w:val="single" w:sz="4" w:space="0" w:color="CCCCCC"/>
+              <w:left w:val="single" w:sz="4" w:space="0" w:color="CCCCCC"/>
               <w:bottom w:val="single" w:sz="4" w:space="0" w:color="CCCCCC"/>
-              <w:left w:val="single" w:sz="4" w:space="0" w:color="CCCCCC"/>
             </w:tcBorders>
           </w:tcPr>
           <w:p>
@@ -7637,7 +7637,7 @@
                 <w:szCs w:val="20"/>
                 <w:rtl/>
               </w:rPr>
-              <w:t>25.0%</w:t>
+              <w:t>50.0%</w:t>
             </w:r>
           </w:p>
         </w:tc>
@@ -7652,10 +7652,10 @@
               <w:right w:w="108" w:type="dxa"/>
             </w:tcMar>
             <w:tcBorders>
+              <w:top w:val="single" w:sz="4" w:space="0" w:color="CCCCCC"/>
               <w:right w:val="single" w:sz="4" w:space="0" w:color="CCCCCC"/>
-              <w:top w:val="single" w:sz="4" w:space="0" w:color="CCCCCC"/>
+              <w:left w:val="single" w:sz="4" w:space="0" w:color="CCCCCC"/>
               <w:bottom w:val="single" w:sz="4" w:space="0" w:color="CCCCCC"/>
-              <w:left w:val="single" w:sz="4" w:space="0" w:color="CCCCCC"/>
             </w:tcBorders>
           </w:tcPr>
           <w:p>
@@ -7687,10 +7687,10 @@
               <w:right w:w="108" w:type="dxa"/>
             </w:tcMar>
             <w:tcBorders>
+              <w:top w:val="single" w:sz="4" w:space="0" w:color="CCCCCC"/>
               <w:right w:val="single" w:sz="4" w:space="0" w:color="CCCCCC"/>
-              <w:top w:val="single" w:sz="4" w:space="0" w:color="CCCCCC"/>
+              <w:left w:val="single" w:sz="4" w:space="0" w:color="CCCCCC"/>
               <w:bottom w:val="single" w:sz="4" w:space="0" w:color="CCCCCC"/>
-              <w:left w:val="single" w:sz="4" w:space="0" w:color="CCCCCC"/>
             </w:tcBorders>
           </w:tcPr>
           <w:p>
@@ -7707,291 +7707,7 @@
                 <w:szCs w:val="20"/>
                 <w:rtl/>
               </w:rPr>
-              <w:t>استفسار عن الرخص والمركبات</w:t>
-            </w:r>
-          </w:p>
-        </w:tc>
-      </w:tr>
-      <w:tr>
-        <w:tc>
-          <w:tcPr>
-            <w:tcW w:type="dxa" w:w="2340"/>
-            <w:shd w:val="clear" w:color="auto" w:fill="FFFFFF"/>
-            <w:tcMar>
-              <w:top w:w="60" w:type="dxa"/>
-              <w:bottom w:w="60" w:type="dxa"/>
-              <w:left w:w="108" w:type="dxa"/>
-              <w:right w:w="108" w:type="dxa"/>
-            </w:tcMar>
-            <w:tcBorders>
-              <w:right w:val="single" w:sz="4" w:space="0" w:color="CCCCCC"/>
-              <w:top w:val="single" w:sz="4" w:space="0" w:color="CCCCCC"/>
-              <w:bottom w:val="single" w:sz="4" w:space="0" w:color="CCCCCC"/>
-              <w:left w:val="single" w:sz="4" w:space="0" w:color="CCCCCC"/>
-            </w:tcBorders>
-          </w:tcPr>
-          <w:p>
-            <w:pPr>
-              <w:bidi w:val="1"/>
-              <w:spacing w:before="60" w:after="60"/>
-            </w:pPr>
-            <w:r>
-              <w:rPr>
-                <w:rFonts w:ascii="Dubai" w:hAnsi="Dubai" w:eastAsia="Dubai" w:cs="Dubai"/>
-                <w:b w:val="0"/>
-                <w:color w:val="000000"/>
-                <w:sz w:val="20"/>
-                <w:szCs w:val="20"/>
-                <w:rtl/>
-              </w:rPr>
-              <w:t>متعامل تواصل ليعرف الخطوات الرسمية والوثائق المطلوبة لإتمام معاملة بعينها قبل الشروع في تقديمها عبر القنوات المعتمدة.</w:t>
-            </w:r>
-          </w:p>
-        </w:tc>
-        <w:tc>
-          <w:tcPr>
-            <w:tcW w:type="dxa" w:w="2340"/>
-            <w:shd w:val="clear" w:color="auto" w:fill="FFFFFF"/>
-            <w:tcMar>
-              <w:top w:w="60" w:type="dxa"/>
-              <w:bottom w:w="60" w:type="dxa"/>
-              <w:left w:w="108" w:type="dxa"/>
-              <w:right w:w="108" w:type="dxa"/>
-            </w:tcMar>
-            <w:tcBorders>
-              <w:right w:val="single" w:sz="4" w:space="0" w:color="CCCCCC"/>
-              <w:top w:val="single" w:sz="4" w:space="0" w:color="CCCCCC"/>
-              <w:bottom w:val="single" w:sz="4" w:space="0" w:color="CCCCCC"/>
-              <w:left w:val="single" w:sz="4" w:space="0" w:color="CCCCCC"/>
-            </w:tcBorders>
-          </w:tcPr>
-          <w:p>
-            <w:pPr>
-              <w:bidi w:val="1"/>
-              <w:spacing w:before="60" w:after="60"/>
-            </w:pPr>
-            <w:r>
-              <w:rPr>
-                <w:rFonts w:ascii="Dubai" w:hAnsi="Dubai" w:eastAsia="Dubai" w:cs="Dubai"/>
-                <w:b w:val="0"/>
-                <w:color w:val="000000"/>
-                <w:sz w:val="20"/>
-                <w:szCs w:val="20"/>
-                <w:rtl/>
-              </w:rPr>
-              <w:t>12.5%</w:t>
-            </w:r>
-          </w:p>
-        </w:tc>
-        <w:tc>
-          <w:tcPr>
-            <w:tcW w:type="dxa" w:w="2340"/>
-            <w:shd w:val="clear" w:color="auto" w:fill="FFFFFF"/>
-            <w:tcMar>
-              <w:top w:w="60" w:type="dxa"/>
-              <w:bottom w:w="60" w:type="dxa"/>
-              <w:left w:w="108" w:type="dxa"/>
-              <w:right w:w="108" w:type="dxa"/>
-            </w:tcMar>
-            <w:tcBorders>
-              <w:right w:val="single" w:sz="4" w:space="0" w:color="CCCCCC"/>
-              <w:top w:val="single" w:sz="4" w:space="0" w:color="CCCCCC"/>
-              <w:bottom w:val="single" w:sz="4" w:space="0" w:color="CCCCCC"/>
-              <w:left w:val="single" w:sz="4" w:space="0" w:color="CCCCCC"/>
-            </w:tcBorders>
-          </w:tcPr>
-          <w:p>
-            <w:pPr>
-              <w:bidi w:val="1"/>
-              <w:spacing w:before="60" w:after="60"/>
-            </w:pPr>
-            <w:r>
-              <w:rPr>
-                <w:rFonts w:ascii="Dubai" w:hAnsi="Dubai" w:eastAsia="Dubai" w:cs="Dubai"/>
-                <w:b w:val="0"/>
-                <w:color w:val="000000"/>
-                <w:sz w:val="20"/>
-                <w:szCs w:val="20"/>
-                <w:rtl/>
-              </w:rPr>
-              <w:t>1</w:t>
-            </w:r>
-          </w:p>
-        </w:tc>
-        <w:tc>
-          <w:tcPr>
-            <w:tcW w:type="dxa" w:w="2340"/>
-            <w:shd w:val="clear" w:color="auto" w:fill="FFFFFF"/>
-            <w:tcMar>
-              <w:top w:w="60" w:type="dxa"/>
-              <w:bottom w:w="60" w:type="dxa"/>
-              <w:left w:w="108" w:type="dxa"/>
-              <w:right w:w="108" w:type="dxa"/>
-            </w:tcMar>
-            <w:tcBorders>
-              <w:right w:val="single" w:sz="4" w:space="0" w:color="CCCCCC"/>
-              <w:top w:val="single" w:sz="4" w:space="0" w:color="CCCCCC"/>
-              <w:bottom w:val="single" w:sz="4" w:space="0" w:color="CCCCCC"/>
-              <w:left w:val="single" w:sz="4" w:space="0" w:color="CCCCCC"/>
-            </w:tcBorders>
-          </w:tcPr>
-          <w:p>
-            <w:pPr>
-              <w:bidi w:val="1"/>
-              <w:spacing w:before="60" w:after="60"/>
-            </w:pPr>
-            <w:r>
-              <w:rPr>
-                <w:rFonts w:ascii="Dubai" w:hAnsi="Dubai" w:eastAsia="Dubai" w:cs="Dubai"/>
-                <w:b w:val="0"/>
-                <w:color w:val="000000"/>
-                <w:sz w:val="20"/>
-                <w:szCs w:val="20"/>
-                <w:rtl/>
-              </w:rPr>
-              <w:t>استفسار عن الإجراءات والمتطلبات</w:t>
-            </w:r>
-          </w:p>
-        </w:tc>
-      </w:tr>
-      <w:tr>
-        <w:tc>
-          <w:tcPr>
-            <w:tcW w:type="dxa" w:w="2340"/>
-            <w:shd w:val="clear" w:color="auto" w:fill="D9D9D9"/>
-            <w:tcMar>
-              <w:top w:w="60" w:type="dxa"/>
-              <w:bottom w:w="60" w:type="dxa"/>
-              <w:left w:w="108" w:type="dxa"/>
-              <w:right w:w="108" w:type="dxa"/>
-            </w:tcMar>
-            <w:tcBorders>
-              <w:right w:val="single" w:sz="4" w:space="0" w:color="CCCCCC"/>
-              <w:bottom w:val="single" w:sz="4" w:space="0" w:color="CCCCCC"/>
-              <w:top w:val="single" w:sz="4" w:space="0" w:color="CCCCCC"/>
-              <w:left w:val="single" w:sz="4" w:space="0" w:color="CCCCCC"/>
-            </w:tcBorders>
-          </w:tcPr>
-          <w:p>
-            <w:pPr>
-              <w:bidi w:val="1"/>
-              <w:spacing w:before="60" w:after="60"/>
-            </w:pPr>
-            <w:r>
-              <w:rPr>
-                <w:rFonts w:ascii="Dubai" w:hAnsi="Dubai" w:eastAsia="Dubai" w:cs="Dubai"/>
-                <w:b w:val="0"/>
-                <w:color w:val="000000"/>
-                <w:sz w:val="20"/>
-                <w:szCs w:val="20"/>
-                <w:rtl/>
-              </w:rPr>
-              <w:t>متعامل استفسر عن اشتراطات وإجراءات الحصول على ترخيص سلاح أو تجديده، وطلب توضيحاً حول الجهة المختصة والمستندات اللازمة لذلك.</w:t>
-            </w:r>
-          </w:p>
-        </w:tc>
-        <w:tc>
-          <w:tcPr>
-            <w:tcW w:type="dxa" w:w="2340"/>
-            <w:shd w:val="clear" w:color="auto" w:fill="D9D9D9"/>
-            <w:tcMar>
-              <w:top w:w="60" w:type="dxa"/>
-              <w:bottom w:w="60" w:type="dxa"/>
-              <w:left w:w="108" w:type="dxa"/>
-              <w:right w:w="108" w:type="dxa"/>
-            </w:tcMar>
-            <w:tcBorders>
-              <w:right w:val="single" w:sz="4" w:space="0" w:color="CCCCCC"/>
-              <w:bottom w:val="single" w:sz="4" w:space="0" w:color="CCCCCC"/>
-              <w:left w:val="single" w:sz="4" w:space="0" w:color="CCCCCC"/>
-              <w:top w:val="single" w:sz="4" w:space="0" w:color="CCCCCC"/>
-            </w:tcBorders>
-          </w:tcPr>
-          <w:p>
-            <w:pPr>
-              <w:bidi w:val="1"/>
-              <w:spacing w:before="60" w:after="60"/>
-            </w:pPr>
-            <w:r>
-              <w:rPr>
-                <w:rFonts w:ascii="Dubai" w:hAnsi="Dubai" w:eastAsia="Dubai" w:cs="Dubai"/>
-                <w:b w:val="0"/>
-                <w:color w:val="000000"/>
-                <w:sz w:val="20"/>
-                <w:szCs w:val="20"/>
-                <w:rtl/>
-              </w:rPr>
-              <w:t>12.5%</w:t>
-            </w:r>
-          </w:p>
-        </w:tc>
-        <w:tc>
-          <w:tcPr>
-            <w:tcW w:type="dxa" w:w="2340"/>
-            <w:shd w:val="clear" w:color="auto" w:fill="D9D9D9"/>
-            <w:tcMar>
-              <w:top w:w="60" w:type="dxa"/>
-              <w:bottom w:w="60" w:type="dxa"/>
-              <w:left w:w="108" w:type="dxa"/>
-              <w:right w:w="108" w:type="dxa"/>
-            </w:tcMar>
-            <w:tcBorders>
-              <w:right w:val="single" w:sz="4" w:space="0" w:color="CCCCCC"/>
-              <w:bottom w:val="single" w:sz="4" w:space="0" w:color="CCCCCC"/>
-              <w:left w:val="single" w:sz="4" w:space="0" w:color="CCCCCC"/>
-              <w:top w:val="single" w:sz="4" w:space="0" w:color="CCCCCC"/>
-            </w:tcBorders>
-          </w:tcPr>
-          <w:p>
-            <w:pPr>
-              <w:bidi w:val="1"/>
-              <w:spacing w:before="60" w:after="60"/>
-            </w:pPr>
-            <w:r>
-              <w:rPr>
-                <w:rFonts w:ascii="Dubai" w:hAnsi="Dubai" w:eastAsia="Dubai" w:cs="Dubai"/>
-                <w:b w:val="0"/>
-                <w:color w:val="000000"/>
-                <w:sz w:val="20"/>
-                <w:szCs w:val="20"/>
-                <w:rtl/>
-              </w:rPr>
-              <w:t>1</w:t>
-            </w:r>
-          </w:p>
-        </w:tc>
-        <w:tc>
-          <w:tcPr>
-            <w:tcW w:type="dxa" w:w="2340"/>
-            <w:shd w:val="clear" w:color="auto" w:fill="D9D9D9"/>
-            <w:tcMar>
-              <w:top w:w="60" w:type="dxa"/>
-              <w:bottom w:w="60" w:type="dxa"/>
-              <w:left w:w="108" w:type="dxa"/>
-              <w:right w:w="108" w:type="dxa"/>
-            </w:tcMar>
-            <w:tcBorders>
-              <w:right w:val="single" w:sz="4" w:space="0" w:color="CCCCCC"/>
-              <w:bottom w:val="single" w:sz="4" w:space="0" w:color="CCCCCC"/>
-              <w:left w:val="single" w:sz="4" w:space="0" w:color="CCCCCC"/>
-              <w:top w:val="single" w:sz="4" w:space="0" w:color="CCCCCC"/>
-            </w:tcBorders>
-          </w:tcPr>
-          <w:p>
-            <w:pPr>
-              <w:bidi w:val="1"/>
-              <w:spacing w:before="60" w:after="60"/>
-            </w:pPr>
-            <w:r>
-              <w:rPr>
-                <w:rFonts w:ascii="Dubai" w:hAnsi="Dubai" w:eastAsia="Dubai" w:cs="Dubai"/>
-                <w:b w:val="0"/>
-                <w:color w:val="000000"/>
-                <w:sz w:val="20"/>
-                <w:szCs w:val="20"/>
-                <w:rtl/>
-              </w:rPr>
-              <w:t>استفسار عن الأسلحة والتراخيص</w:t>
+              <w:t>استفسار عام</w:t>
             </w:r>
           </w:p>
         </w:tc>
@@ -8035,7 +7751,7 @@
           <w:u w:val="none"/>
           <w:rtl/>
         </w:rPr>
-        <w:t>يكشف التحليل المعمّق للبيانات النصية غير المهيكلة عن 7 نقاط احتكاك رئيسية في رحلة المتعامل، كل منها ينتج عن سبب جذري محدد قابل للمعالجة: النقطة الأكثر حدة هي صورة المركبة في إشعار المخالفة تُظهر مركبة مختلفة أو لوحة غير مطابقة، مما يضطر المتعامل للتواصل يدوياً لتصحيح الخطأ التي تؤثر على 9 حالة (18.0% من الإجمالي). وتبرز ضمن هذه النقاط فرصة تحسين سريعة التنفيذ تتعلق بغياب إشعار حالة تسليم الوثائق عبر البريد والتي تمثّل 8.0% من الحالات، ويمكن معالجتها فورياً بتفعيل إشعار استباقي عبر SMS أو البريد الإلكتروني يتضمن رابط تتبع الشحنة فور إرسال الوثيقة. فيما يلي عرض تفصيلي لجميع نقاط الاحتكاك المرصودة وأسبابها الجذرية والإجراءات التحسينية المقترحة:</w:t>
+        <w:t>يكشف التحليل المعمّق للبيانات النصية غير المهيكلة عن 8 نقاط احتكاك رئيسية في رحلة المتعامل، كل منها ينتج عن سبب جذري محدد قابل للمعالجة: النقطة الأكثر حدة هي صورة المركبة في إشعار المخالفة تُظهر مركبة مختلفة أو المتعامل لم يكن متواجداً في الفجيرة التي تؤثر على 9 حالة (18.0% من الإجمالي). وتبرز فرصة تحسين سريعة تتمثل في تفعيل إشعار تتبع التوصيل عبر SMS فور طباعة وثيقة ملكية المركبة أو رخصة القيادة وإرسالها، مما يُعالج 4 حالات (8.0% من الإجمالي) بتدخل تقني محدود وأثر فوري على تجربة المتعامل:</w:t>
       </w:r>
     </w:p>
     <w:tbl>
@@ -8063,10 +7779,10 @@
               <w:right w:w="108" w:type="dxa"/>
             </w:tcMar>
             <w:tcBorders>
+              <w:top w:val="single" w:sz="4" w:space="0" w:color="CCCCCC"/>
               <w:right w:val="single" w:sz="4" w:space="0" w:color="CCCCCC"/>
-              <w:top w:val="single" w:sz="4" w:space="0" w:color="CCCCCC"/>
+              <w:left w:val="single" w:sz="4" w:space="0" w:color="CCCCCC"/>
               <w:bottom w:val="single" w:sz="4" w:space="0" w:color="CCCCCC"/>
-              <w:left w:val="single" w:sz="4" w:space="0" w:color="CCCCCC"/>
             </w:tcBorders>
           </w:tcPr>
           <w:p>
@@ -8098,10 +7814,10 @@
               <w:right w:w="108" w:type="dxa"/>
             </w:tcMar>
             <w:tcBorders>
+              <w:top w:val="single" w:sz="4" w:space="0" w:color="CCCCCC"/>
               <w:right w:val="single" w:sz="4" w:space="0" w:color="CCCCCC"/>
-              <w:top w:val="single" w:sz="4" w:space="0" w:color="CCCCCC"/>
+              <w:left w:val="single" w:sz="4" w:space="0" w:color="CCCCCC"/>
               <w:bottom w:val="single" w:sz="4" w:space="0" w:color="CCCCCC"/>
-              <w:left w:val="single" w:sz="4" w:space="0" w:color="CCCCCC"/>
             </w:tcBorders>
           </w:tcPr>
           <w:p>
@@ -8133,10 +7849,10 @@
               <w:right w:w="108" w:type="dxa"/>
             </w:tcMar>
             <w:tcBorders>
+              <w:top w:val="single" w:sz="4" w:space="0" w:color="CCCCCC"/>
               <w:right w:val="single" w:sz="4" w:space="0" w:color="CCCCCC"/>
-              <w:top w:val="single" w:sz="4" w:space="0" w:color="CCCCCC"/>
+              <w:left w:val="single" w:sz="4" w:space="0" w:color="CCCCCC"/>
               <w:bottom w:val="single" w:sz="4" w:space="0" w:color="CCCCCC"/>
-              <w:left w:val="single" w:sz="4" w:space="0" w:color="CCCCCC"/>
             </w:tcBorders>
           </w:tcPr>
           <w:p>
@@ -8168,10 +7884,10 @@
               <w:right w:w="108" w:type="dxa"/>
             </w:tcMar>
             <w:tcBorders>
+              <w:top w:val="single" w:sz="4" w:space="0" w:color="CCCCCC"/>
               <w:right w:val="single" w:sz="4" w:space="0" w:color="CCCCCC"/>
-              <w:top w:val="single" w:sz="4" w:space="0" w:color="CCCCCC"/>
+              <w:left w:val="single" w:sz="4" w:space="0" w:color="CCCCCC"/>
               <w:bottom w:val="single" w:sz="4" w:space="0" w:color="CCCCCC"/>
-              <w:left w:val="single" w:sz="4" w:space="0" w:color="CCCCCC"/>
             </w:tcBorders>
           </w:tcPr>
           <w:p>
@@ -8205,10 +7921,10 @@
               <w:right w:w="108" w:type="dxa"/>
             </w:tcMar>
             <w:tcBorders>
+              <w:top w:val="single" w:sz="4" w:space="0" w:color="CCCCCC"/>
               <w:right w:val="single" w:sz="4" w:space="0" w:color="CCCCCC"/>
-              <w:top w:val="single" w:sz="4" w:space="0" w:color="CCCCCC"/>
+              <w:left w:val="single" w:sz="4" w:space="0" w:color="CCCCCC"/>
               <w:bottom w:val="single" w:sz="4" w:space="0" w:color="CCCCCC"/>
-              <w:left w:val="single" w:sz="4" w:space="0" w:color="CCCCCC"/>
             </w:tcBorders>
           </w:tcPr>
           <w:p>
@@ -8225,7 +7941,7 @@
                 <w:szCs w:val="20"/>
                 <w:rtl/>
               </w:rPr>
-              <w:t>تطوير نظام داخلي للكشف التلقائي عن عدم تطابق اللوحات قبل إرسال إشعارات المخالفات، وإتاحة قناة رقمية لتقديم الاعتراض مع إرفاق الأدلة الصورية دون اشتراط الحضور الشخصي.</w:t>
+              <w:t>مراجعة منظومة مطابقة لوحات الرادار وإصلاح الخلل، وتوفير قناة رقمية للاعتراض مع إرفاق الأدلة، وإضافة دليل استرداد المخالفات المدفوعة خطأً.</w:t>
             </w:r>
           </w:p>
         </w:tc>
@@ -8240,10 +7956,10 @@
               <w:right w:w="108" w:type="dxa"/>
             </w:tcMar>
             <w:tcBorders>
+              <w:top w:val="single" w:sz="4" w:space="0" w:color="CCCCCC"/>
               <w:right w:val="single" w:sz="4" w:space="0" w:color="CCCCCC"/>
-              <w:top w:val="single" w:sz="4" w:space="0" w:color="CCCCCC"/>
+              <w:left w:val="single" w:sz="4" w:space="0" w:color="CCCCCC"/>
               <w:bottom w:val="single" w:sz="4" w:space="0" w:color="CCCCCC"/>
-              <w:left w:val="single" w:sz="4" w:space="0" w:color="CCCCCC"/>
             </w:tcBorders>
           </w:tcPr>
           <w:p>
@@ -8275,10 +7991,10 @@
               <w:right w:w="108" w:type="dxa"/>
             </w:tcMar>
             <w:tcBorders>
+              <w:top w:val="single" w:sz="4" w:space="0" w:color="CCCCCC"/>
               <w:right w:val="single" w:sz="4" w:space="0" w:color="CCCCCC"/>
-              <w:top w:val="single" w:sz="4" w:space="0" w:color="CCCCCC"/>
+              <w:left w:val="single" w:sz="4" w:space="0" w:color="CCCCCC"/>
               <w:bottom w:val="single" w:sz="4" w:space="0" w:color="CCCCCC"/>
-              <w:left w:val="single" w:sz="4" w:space="0" w:color="CCCCCC"/>
             </w:tcBorders>
           </w:tcPr>
           <w:p>
@@ -8310,10 +8026,10 @@
               <w:right w:w="108" w:type="dxa"/>
             </w:tcMar>
             <w:tcBorders>
-              <w:right w:val="single" w:sz="4" w:space="0" w:color="CCCCCC"/>
               <w:top w:val="single" w:sz="4" w:space="0" w:color="CCCCCC"/>
               <w:bottom w:val="single" w:sz="4" w:space="0" w:color="CCCCCC"/>
               <w:left w:val="single" w:sz="4" w:space="0" w:color="CCCCCC"/>
+              <w:right w:val="single" w:sz="4" w:space="0" w:color="CCCCCC"/>
             </w:tcBorders>
           </w:tcPr>
           <w:p>
@@ -8330,7 +8046,7 @@
                 <w:szCs w:val="20"/>
                 <w:rtl/>
               </w:rPr>
-              <w:t>صورة المركبة في إشعار المخالفة تُظهر مركبة مختلفة أو لوحة غير مطابقة، مما يضطر المتعامل للتواصل يدوياً لتصحيح الخطأ</w:t>
+              <w:t>صورة المركبة في إشعار المخالفة تُظهر مركبة مختلفة أو المتعامل لم يكن متواجداً في الفجيرة</w:t>
             </w:r>
           </w:p>
         </w:tc>
@@ -8347,10 +8063,10 @@
               <w:right w:w="108" w:type="dxa"/>
             </w:tcMar>
             <w:tcBorders>
+              <w:top w:val="single" w:sz="4" w:space="0" w:color="CCCCCC"/>
               <w:right w:val="single" w:sz="4" w:space="0" w:color="CCCCCC"/>
-              <w:top w:val="single" w:sz="4" w:space="0" w:color="CCCCCC"/>
+              <w:left w:val="single" w:sz="4" w:space="0" w:color="CCCCCC"/>
               <w:bottom w:val="single" w:sz="4" w:space="0" w:color="CCCCCC"/>
-              <w:left w:val="single" w:sz="4" w:space="0" w:color="CCCCCC"/>
             </w:tcBorders>
           </w:tcPr>
           <w:p>
@@ -8367,7 +8083,7 @@
                 <w:szCs w:val="20"/>
                 <w:rtl/>
               </w:rPr>
-              <w:t>إجراء تدقيق تقني لمعالجة فجوات التحديث الذاتي في التطبيق، وإنشاء مسار إرشادي داخل التطبيق يوضح الحقول القابلة للتعديل إلكترونياً مع دليل خطوة بخطوة لكل سيناريو.</w:t>
+              <w:t>نشر دليل مصور خطوة بخطوة لتحديث البيانات الشخصية ذاتياً في تطبيق MOI، والتحقيق في العوائق التقنية وإصلاحها فوراً.</w:t>
             </w:r>
           </w:p>
         </w:tc>
@@ -8382,10 +8098,10 @@
               <w:right w:w="108" w:type="dxa"/>
             </w:tcMar>
             <w:tcBorders>
+              <w:top w:val="single" w:sz="4" w:space="0" w:color="CCCCCC"/>
               <w:right w:val="single" w:sz="4" w:space="0" w:color="CCCCCC"/>
-              <w:top w:val="single" w:sz="4" w:space="0" w:color="CCCCCC"/>
+              <w:left w:val="single" w:sz="4" w:space="0" w:color="CCCCCC"/>
               <w:bottom w:val="single" w:sz="4" w:space="0" w:color="CCCCCC"/>
-              <w:left w:val="single" w:sz="4" w:space="0" w:color="CCCCCC"/>
             </w:tcBorders>
           </w:tcPr>
           <w:p>
@@ -8417,10 +8133,10 @@
               <w:right w:w="108" w:type="dxa"/>
             </w:tcMar>
             <w:tcBorders>
+              <w:top w:val="single" w:sz="4" w:space="0" w:color="CCCCCC"/>
               <w:right w:val="single" w:sz="4" w:space="0" w:color="CCCCCC"/>
-              <w:top w:val="single" w:sz="4" w:space="0" w:color="CCCCCC"/>
+              <w:left w:val="single" w:sz="4" w:space="0" w:color="CCCCCC"/>
               <w:bottom w:val="single" w:sz="4" w:space="0" w:color="CCCCCC"/>
-              <w:left w:val="single" w:sz="4" w:space="0" w:color="CCCCCC"/>
             </w:tcBorders>
           </w:tcPr>
           <w:p>
@@ -8452,10 +8168,10 @@
               <w:right w:w="108" w:type="dxa"/>
             </w:tcMar>
             <w:tcBorders>
-              <w:right w:val="single" w:sz="4" w:space="0" w:color="CCCCCC"/>
               <w:top w:val="single" w:sz="4" w:space="0" w:color="CCCCCC"/>
               <w:bottom w:val="single" w:sz="4" w:space="0" w:color="CCCCCC"/>
               <w:left w:val="single" w:sz="4" w:space="0" w:color="CCCCCC"/>
+              <w:right w:val="single" w:sz="4" w:space="0" w:color="CCCCCC"/>
             </w:tcBorders>
           </w:tcPr>
           <w:p>
@@ -8472,7 +8188,7 @@
                 <w:szCs w:val="20"/>
                 <w:rtl/>
               </w:rPr>
-              <w:t>لا تتيح المنظومة تحديث رقم الهاتف أو بيانات الهوية أو صورة الرخصة ذاتياً، فيضطر المتعامل للتواصل مع الدعم لإتمام التحديث</w:t>
+              <w:t>عدم تمكّن المتعامل من تحديث بياناته الشخصية ذاتياً عبر التطبيق</w:t>
             </w:r>
           </w:p>
         </w:tc>
@@ -8489,10 +8205,10 @@
               <w:right w:w="108" w:type="dxa"/>
             </w:tcMar>
             <w:tcBorders>
+              <w:top w:val="single" w:sz="4" w:space="0" w:color="CCCCCC"/>
               <w:right w:val="single" w:sz="4" w:space="0" w:color="CCCCCC"/>
-              <w:top w:val="single" w:sz="4" w:space="0" w:color="CCCCCC"/>
+              <w:left w:val="single" w:sz="4" w:space="0" w:color="CCCCCC"/>
               <w:bottom w:val="single" w:sz="4" w:space="0" w:color="CCCCCC"/>
-              <w:left w:val="single" w:sz="4" w:space="0" w:color="CCCCCC"/>
             </w:tcBorders>
           </w:tcPr>
           <w:p>
@@ -8509,7 +8225,7 @@
                 <w:szCs w:val="20"/>
                 <w:rtl/>
               </w:rPr>
-              <w:t>تطبيق إشعارات آلية عبر SMS أو البريد الإلكتروني تُرسل رابط تتبع بريد الإمارات فور طباعة الوثيقة وإرسالها، مع تضمين المدة التقديرية للتوصيل لكل إمارة.</w:t>
+              <w:t>تطوير مسار اعتراض رقمي متكامل عبر تطبيق MOI والموقع الإلكتروني يُتيح تقديم الاعتراض بالوثائق دون الحضور الشخصي على مدار الساعة.</w:t>
             </w:r>
           </w:p>
         </w:tc>
@@ -8524,10 +8240,10 @@
               <w:right w:w="108" w:type="dxa"/>
             </w:tcMar>
             <w:tcBorders>
+              <w:top w:val="single" w:sz="4" w:space="0" w:color="CCCCCC"/>
               <w:right w:val="single" w:sz="4" w:space="0" w:color="CCCCCC"/>
-              <w:top w:val="single" w:sz="4" w:space="0" w:color="CCCCCC"/>
+              <w:left w:val="single" w:sz="4" w:space="0" w:color="CCCCCC"/>
               <w:bottom w:val="single" w:sz="4" w:space="0" w:color="CCCCCC"/>
-              <w:left w:val="single" w:sz="4" w:space="0" w:color="CCCCCC"/>
             </w:tcBorders>
           </w:tcPr>
           <w:p>
@@ -8544,7 +8260,7 @@
                 <w:szCs w:val="20"/>
                 <w:rtl/>
               </w:rPr>
-              <w:t>غياب الإشعار الاستباقي</w:t>
+              <w:t>معلومات موجودة لكنها صعبة الوصول</w:t>
             </w:r>
           </w:p>
         </w:tc>
@@ -8559,10 +8275,10 @@
               <w:right w:w="108" w:type="dxa"/>
             </w:tcMar>
             <w:tcBorders>
+              <w:top w:val="single" w:sz="4" w:space="0" w:color="CCCCCC"/>
               <w:right w:val="single" w:sz="4" w:space="0" w:color="CCCCCC"/>
-              <w:top w:val="single" w:sz="4" w:space="0" w:color="CCCCCC"/>
+              <w:left w:val="single" w:sz="4" w:space="0" w:color="CCCCCC"/>
               <w:bottom w:val="single" w:sz="4" w:space="0" w:color="CCCCCC"/>
-              <w:left w:val="single" w:sz="4" w:space="0" w:color="CCCCCC"/>
             </w:tcBorders>
           </w:tcPr>
           <w:p>
@@ -8579,7 +8295,7 @@
                 <w:szCs w:val="20"/>
                 <w:rtl/>
               </w:rPr>
-              <w:t>4</w:t>
+              <w:t>5</w:t>
             </w:r>
           </w:p>
         </w:tc>
@@ -8594,10 +8310,10 @@
               <w:right w:w="108" w:type="dxa"/>
             </w:tcMar>
             <w:tcBorders>
-              <w:right w:val="single" w:sz="4" w:space="0" w:color="CCCCCC"/>
               <w:top w:val="single" w:sz="4" w:space="0" w:color="CCCCCC"/>
               <w:bottom w:val="single" w:sz="4" w:space="0" w:color="CCCCCC"/>
               <w:left w:val="single" w:sz="4" w:space="0" w:color="CCCCCC"/>
+              <w:right w:val="single" w:sz="4" w:space="0" w:color="CCCCCC"/>
             </w:tcBorders>
           </w:tcPr>
           <w:p>
@@ -8614,7 +8330,7 @@
                 <w:szCs w:val="20"/>
                 <w:rtl/>
               </w:rPr>
-              <w:t>لا يتلقى المتعامل إشعاراً أو رابط تتبع عند إرسال الملكية أو الرخصة عبر بريد الإمارات، فيتصل بالدعم لمعرفة الحالة</w:t>
+              <w:t>غياب قناة رقمية للاعتراض على المخالفات المرورية يضطر المتعامل للتواصل مع الدعم</w:t>
             </w:r>
           </w:p>
         </w:tc>
@@ -8631,10 +8347,10 @@
               <w:right w:w="108" w:type="dxa"/>
             </w:tcMar>
             <w:tcBorders>
+              <w:top w:val="single" w:sz="4" w:space="0" w:color="CCCCCC"/>
               <w:right w:val="single" w:sz="4" w:space="0" w:color="CCCCCC"/>
-              <w:top w:val="single" w:sz="4" w:space="0" w:color="CCCCCC"/>
+              <w:left w:val="single" w:sz="4" w:space="0" w:color="CCCCCC"/>
               <w:bottom w:val="single" w:sz="4" w:space="0" w:color="CCCCCC"/>
-              <w:left w:val="single" w:sz="4" w:space="0" w:color="CCCCCC"/>
             </w:tcBorders>
           </w:tcPr>
           <w:p>
@@ -8651,7 +8367,7 @@
                 <w:szCs w:val="20"/>
                 <w:rtl/>
               </w:rPr>
-              <w:t>إنشاء قسم أسئلة شائعة مخصص بعنوان «حدود السرعة وقواعد المخالفات في الفجيرة» يوضح الحدود المعتمدة وهامش التسامح الرسمي، ونشره بشكل بارز على التطبيق والموقع وفي حملات توعية استباقية.</w:t>
+              <w:t>تفعيل إشعار SMS تلقائي يتضمن رابط تتبع بريد الإمارات فور طباعة بطاقة الملكية أو الرخصة، مع إضافة شاشة تتبع ذاتية في تطبيق MOI.</w:t>
             </w:r>
           </w:p>
         </w:tc>
@@ -8666,10 +8382,10 @@
               <w:right w:w="108" w:type="dxa"/>
             </w:tcMar>
             <w:tcBorders>
+              <w:top w:val="single" w:sz="4" w:space="0" w:color="CCCCCC"/>
               <w:right w:val="single" w:sz="4" w:space="0" w:color="CCCCCC"/>
-              <w:top w:val="single" w:sz="4" w:space="0" w:color="CCCCCC"/>
+              <w:left w:val="single" w:sz="4" w:space="0" w:color="CCCCCC"/>
               <w:bottom w:val="single" w:sz="4" w:space="0" w:color="CCCCCC"/>
-              <w:left w:val="single" w:sz="4" w:space="0" w:color="CCCCCC"/>
             </w:tcBorders>
           </w:tcPr>
           <w:p>
@@ -8686,7 +8402,7 @@
                 <w:szCs w:val="20"/>
                 <w:rtl/>
               </w:rPr>
-              <w:t>معلومات مفقودة من الدليل</w:t>
+              <w:t>غياب الإشعار الاستباقي</w:t>
             </w:r>
           </w:p>
         </w:tc>
@@ -8701,10 +8417,10 @@
               <w:right w:w="108" w:type="dxa"/>
             </w:tcMar>
             <w:tcBorders>
+              <w:top w:val="single" w:sz="4" w:space="0" w:color="CCCCCC"/>
               <w:right w:val="single" w:sz="4" w:space="0" w:color="CCCCCC"/>
-              <w:top w:val="single" w:sz="4" w:space="0" w:color="CCCCCC"/>
+              <w:left w:val="single" w:sz="4" w:space="0" w:color="CCCCCC"/>
               <w:bottom w:val="single" w:sz="4" w:space="0" w:color="CCCCCC"/>
-              <w:left w:val="single" w:sz="4" w:space="0" w:color="CCCCCC"/>
             </w:tcBorders>
           </w:tcPr>
           <w:p>
@@ -8736,10 +8452,10 @@
               <w:right w:w="108" w:type="dxa"/>
             </w:tcMar>
             <w:tcBorders>
-              <w:right w:val="single" w:sz="4" w:space="0" w:color="CCCCCC"/>
               <w:top w:val="single" w:sz="4" w:space="0" w:color="CCCCCC"/>
               <w:bottom w:val="single" w:sz="4" w:space="0" w:color="CCCCCC"/>
               <w:left w:val="single" w:sz="4" w:space="0" w:color="CCCCCC"/>
+              <w:right w:val="single" w:sz="4" w:space="0" w:color="CCCCCC"/>
             </w:tcBorders>
           </w:tcPr>
           <w:p>
@@ -8756,7 +8472,7 @@
                 <w:szCs w:val="20"/>
                 <w:rtl/>
               </w:rPr>
-              <w:t>يعترض المتعامل على مخالفات مرورية بسبب عدم وضوح الحد المسموح به أو اعتقاده بوجود هامش تسامح مختلف، مما يولّد حالات اعتراض متكررة</w:t>
+              <w:t>عدم إرسال رابط تتبع توصيل ملكية المركبة أو الرخصة بعد الطباعة</w:t>
             </w:r>
           </w:p>
         </w:tc>
@@ -8773,10 +8489,10 @@
               <w:right w:w="108" w:type="dxa"/>
             </w:tcMar>
             <w:tcBorders>
+              <w:top w:val="single" w:sz="4" w:space="0" w:color="CCCCCC"/>
               <w:right w:val="single" w:sz="4" w:space="0" w:color="CCCCCC"/>
-              <w:top w:val="single" w:sz="4" w:space="0" w:color="CCCCCC"/>
+              <w:left w:val="single" w:sz="4" w:space="0" w:color="CCCCCC"/>
               <w:bottom w:val="single" w:sz="4" w:space="0" w:color="CCCCCC"/>
-              <w:left w:val="single" w:sz="4" w:space="0" w:color="CCCCCC"/>
             </w:tcBorders>
           </w:tcPr>
           <w:p>
@@ -8793,7 +8509,7 @@
                 <w:szCs w:val="20"/>
                 <w:rtl/>
               </w:rPr>
-              <w:t>تطبيق نظام تتبع حالة الطلبات في الوقت الفعلي مع إشعارات SMS وبريد إلكتروني عند كل مرحلة معالجة، وإضافة محفزات تصعيد تلقائية عند تجاوز المدد المحددة دون تحديث.</w:t>
+              <w:t>تفعيل إشعارات دفع وSMS تلقائية عند كل مرحلة معالجة، وإضافة شاشة «طلباتي» في تطبيق MOI لمتابعة الحالة الفورية مع تحديد مدد الخدمة المستهدفة.</w:t>
             </w:r>
           </w:p>
         </w:tc>
@@ -8808,10 +8524,10 @@
               <w:right w:w="108" w:type="dxa"/>
             </w:tcMar>
             <w:tcBorders>
+              <w:top w:val="single" w:sz="4" w:space="0" w:color="CCCCCC"/>
               <w:right w:val="single" w:sz="4" w:space="0" w:color="CCCCCC"/>
-              <w:top w:val="single" w:sz="4" w:space="0" w:color="CCCCCC"/>
+              <w:left w:val="single" w:sz="4" w:space="0" w:color="CCCCCC"/>
               <w:bottom w:val="single" w:sz="4" w:space="0" w:color="CCCCCC"/>
-              <w:left w:val="single" w:sz="4" w:space="0" w:color="CCCCCC"/>
             </w:tcBorders>
           </w:tcPr>
           <w:p>
@@ -8843,10 +8559,10 @@
               <w:right w:w="108" w:type="dxa"/>
             </w:tcMar>
             <w:tcBorders>
+              <w:top w:val="single" w:sz="4" w:space="0" w:color="CCCCCC"/>
               <w:right w:val="single" w:sz="4" w:space="0" w:color="CCCCCC"/>
-              <w:top w:val="single" w:sz="4" w:space="0" w:color="CCCCCC"/>
+              <w:left w:val="single" w:sz="4" w:space="0" w:color="CCCCCC"/>
               <w:bottom w:val="single" w:sz="4" w:space="0" w:color="CCCCCC"/>
-              <w:left w:val="single" w:sz="4" w:space="0" w:color="CCCCCC"/>
             </w:tcBorders>
           </w:tcPr>
           <w:p>
@@ -8863,7 +8579,7 @@
                 <w:szCs w:val="20"/>
                 <w:rtl/>
               </w:rPr>
-              <w:t>3</w:t>
+              <w:t>4</w:t>
             </w:r>
           </w:p>
         </w:tc>
@@ -8878,10 +8594,10 @@
               <w:right w:w="108" w:type="dxa"/>
             </w:tcMar>
             <w:tcBorders>
-              <w:right w:val="single" w:sz="4" w:space="0" w:color="CCCCCC"/>
               <w:top w:val="single" w:sz="4" w:space="0" w:color="CCCCCC"/>
               <w:bottom w:val="single" w:sz="4" w:space="0" w:color="CCCCCC"/>
               <w:left w:val="single" w:sz="4" w:space="0" w:color="CCCCCC"/>
+              <w:right w:val="single" w:sz="4" w:space="0" w:color="CCCCCC"/>
             </w:tcBorders>
           </w:tcPr>
           <w:p>
@@ -8898,7 +8614,7 @@
                 <w:szCs w:val="20"/>
                 <w:rtl/>
               </w:rPr>
-              <w:t>غياب الإشعارات التلقائية عن حالة الطلبات المقدمة يجبر المتعامل على فتح شكاوى متابعة</w:t>
+              <w:t>عدم وضوح حالة الطلب المقدم — لا يصل إشعار تلقائي بتحديث الحالة</w:t>
             </w:r>
           </w:p>
         </w:tc>
@@ -8915,10 +8631,10 @@
               <w:right w:w="108" w:type="dxa"/>
             </w:tcMar>
             <w:tcBorders>
+              <w:top w:val="single" w:sz="4" w:space="0" w:color="CCCCCC"/>
               <w:right w:val="single" w:sz="4" w:space="0" w:color="CCCCCC"/>
-              <w:top w:val="single" w:sz="4" w:space="0" w:color="CCCCCC"/>
+              <w:left w:val="single" w:sz="4" w:space="0" w:color="CCCCCC"/>
               <w:bottom w:val="single" w:sz="4" w:space="0" w:color="CCCCCC"/>
-              <w:left w:val="single" w:sz="4" w:space="0" w:color="CCCCCC"/>
             </w:tcBorders>
           </w:tcPr>
           <w:p>
@@ -8935,7 +8651,7 @@
                 <w:szCs w:val="20"/>
                 <w:rtl/>
               </w:rPr>
-              <w:t>ربط نظام الدفع بآلية استرداد تلقائي عند فشل تأكيد الخدمة، وإضافة نموذج رقمي لطلب الاسترداد في التطبيق مع سجل معاملات شفاف يتيح للمتعامل متابعة حالة الدفع.</w:t>
+              <w:t>إنشاء نموذج إلكتروني لاسترداد الرسوم المزدوجة عبر تطبيق MOI، وتطبيق منطق التراجع التلقائي عن المعاملات الفاشلة أو المكررة، وتوفير صفحة حالة النظام اللحظية.</w:t>
             </w:r>
           </w:p>
         </w:tc>
@@ -8950,10 +8666,10 @@
               <w:right w:w="108" w:type="dxa"/>
             </w:tcMar>
             <w:tcBorders>
+              <w:top w:val="single" w:sz="4" w:space="0" w:color="CCCCCC"/>
               <w:right w:val="single" w:sz="4" w:space="0" w:color="CCCCCC"/>
-              <w:top w:val="single" w:sz="4" w:space="0" w:color="CCCCCC"/>
+              <w:left w:val="single" w:sz="4" w:space="0" w:color="CCCCCC"/>
               <w:bottom w:val="single" w:sz="4" w:space="0" w:color="CCCCCC"/>
-              <w:left w:val="single" w:sz="4" w:space="0" w:color="CCCCCC"/>
             </w:tcBorders>
           </w:tcPr>
           <w:p>
@@ -8985,10 +8701,10 @@
               <w:right w:w="108" w:type="dxa"/>
             </w:tcMar>
             <w:tcBorders>
+              <w:top w:val="single" w:sz="4" w:space="0" w:color="CCCCCC"/>
               <w:right w:val="single" w:sz="4" w:space="0" w:color="CCCCCC"/>
-              <w:top w:val="single" w:sz="4" w:space="0" w:color="CCCCCC"/>
+              <w:left w:val="single" w:sz="4" w:space="0" w:color="CCCCCC"/>
               <w:bottom w:val="single" w:sz="4" w:space="0" w:color="CCCCCC"/>
-              <w:left w:val="single" w:sz="4" w:space="0" w:color="CCCCCC"/>
             </w:tcBorders>
           </w:tcPr>
           <w:p>
@@ -9020,10 +8736,10 @@
               <w:right w:w="108" w:type="dxa"/>
             </w:tcMar>
             <w:tcBorders>
-              <w:right w:val="single" w:sz="4" w:space="0" w:color="CCCCCC"/>
               <w:top w:val="single" w:sz="4" w:space="0" w:color="CCCCCC"/>
               <w:bottom w:val="single" w:sz="4" w:space="0" w:color="CCCCCC"/>
               <w:left w:val="single" w:sz="4" w:space="0" w:color="CCCCCC"/>
+              <w:right w:val="single" w:sz="4" w:space="0" w:color="CCCCCC"/>
             </w:tcBorders>
           </w:tcPr>
           <w:p>
@@ -9040,7 +8756,7 @@
                 <w:szCs w:val="20"/>
                 <w:rtl/>
               </w:rPr>
-              <w:t>يتعرض المتعامل لخصم الرسوم مرتين دون إتمام الخدمة، أو لعدم القدرة على التسجيل رغم استيفاء الشروط، بسبب أعطال في المنظومة</w:t>
+              <w:t>خصم رسوم مزدوجة أو تعذّر التسجيل رغم استيفاء الشروط بسبب خلل في النظام</w:t>
             </w:r>
           </w:p>
         </w:tc>
@@ -9057,10 +8773,10 @@
               <w:right w:w="108" w:type="dxa"/>
             </w:tcMar>
             <w:tcBorders>
+              <w:top w:val="single" w:sz="4" w:space="0" w:color="CCCCCC"/>
               <w:right w:val="single" w:sz="4" w:space="0" w:color="CCCCCC"/>
+              <w:left w:val="single" w:sz="4" w:space="0" w:color="CCCCCC"/>
               <w:bottom w:val="single" w:sz="4" w:space="0" w:color="CCCCCC"/>
-              <w:top w:val="single" w:sz="4" w:space="0" w:color="CCCCCC"/>
-              <w:left w:val="single" w:sz="4" w:space="0" w:color="CCCCCC"/>
             </w:tcBorders>
           </w:tcPr>
           <w:p>
@@ -9077,7 +8793,7 @@
                 <w:szCs w:val="20"/>
                 <w:rtl/>
               </w:rPr>
-              <w:t>إضافة خدمة «طلب ترخيص سلاح» كاملة في الدليل الإجرائي مع تطبيق إشعارات SMS مرتبطة بمراحل المعالجة، وإنشاء بوابة إلكترونية آمنة عبر UAE Pass للاطلاع على حالة الطلب.</w:t>
+              <w:t>إضافة بطاقة خدمة كاملة لترخيص الأسلحة في الدليل مع تفعيل إشعارات SMS تلقائية عند كل مرحلة، وتعيين رقم مرجعي وموظف حالة مخصص لكل طلب.</w:t>
             </w:r>
           </w:p>
         </w:tc>
@@ -9092,10 +8808,10 @@
               <w:right w:w="108" w:type="dxa"/>
             </w:tcMar>
             <w:tcBorders>
+              <w:top w:val="single" w:sz="4" w:space="0" w:color="CCCCCC"/>
               <w:right w:val="single" w:sz="4" w:space="0" w:color="CCCCCC"/>
+              <w:left w:val="single" w:sz="4" w:space="0" w:color="CCCCCC"/>
               <w:bottom w:val="single" w:sz="4" w:space="0" w:color="CCCCCC"/>
-              <w:left w:val="single" w:sz="4" w:space="0" w:color="CCCCCC"/>
-              <w:top w:val="single" w:sz="4" w:space="0" w:color="CCCCCC"/>
             </w:tcBorders>
           </w:tcPr>
           <w:p>
@@ -9127,10 +8843,10 @@
               <w:right w:w="108" w:type="dxa"/>
             </w:tcMar>
             <w:tcBorders>
+              <w:top w:val="single" w:sz="4" w:space="0" w:color="CCCCCC"/>
               <w:right w:val="single" w:sz="4" w:space="0" w:color="CCCCCC"/>
+              <w:left w:val="single" w:sz="4" w:space="0" w:color="CCCCCC"/>
               <w:bottom w:val="single" w:sz="4" w:space="0" w:color="CCCCCC"/>
-              <w:left w:val="single" w:sz="4" w:space="0" w:color="CCCCCC"/>
-              <w:top w:val="single" w:sz="4" w:space="0" w:color="CCCCCC"/>
             </w:tcBorders>
           </w:tcPr>
           <w:p>
@@ -9147,7 +8863,7 @@
                 <w:szCs w:val="20"/>
                 <w:rtl/>
               </w:rPr>
-              <w:t>1</w:t>
+              <w:t>2</w:t>
             </w:r>
           </w:p>
         </w:tc>
@@ -9162,10 +8878,10 @@
               <w:right w:w="108" w:type="dxa"/>
             </w:tcMar>
             <w:tcBorders>
-              <w:right w:val="single" w:sz="4" w:space="0" w:color="CCCCCC"/>
+              <w:top w:val="single" w:sz="4" w:space="0" w:color="CCCCCC"/>
               <w:bottom w:val="single" w:sz="4" w:space="0" w:color="CCCCCC"/>
               <w:left w:val="single" w:sz="4" w:space="0" w:color="CCCCCC"/>
-              <w:top w:val="single" w:sz="4" w:space="0" w:color="CCCCCC"/>
+              <w:right w:val="single" w:sz="4" w:space="0" w:color="CCCCCC"/>
             </w:tcBorders>
           </w:tcPr>
           <w:p>
@@ -9182,7 +8898,149 @@
                 <w:szCs w:val="20"/>
                 <w:rtl/>
               </w:rPr>
-              <w:t>يقدم المتعامل طلب ترخيص سلاح ولا يتلقى أي تحديث أو ردّ لأشهر طويلة، مما يضطره للتواصل مع الدعم</w:t>
+              <w:t>بقاء طلب ترخيص السلاح معلقاً دون إشعار بالحالة أو الجهة المختصة</w:t>
+            </w:r>
+          </w:p>
+        </w:tc>
+      </w:tr>
+      <w:tr>
+        <w:tc>
+          <w:tcPr>
+            <w:tcW w:type="dxa" w:w="2340"/>
+            <w:shd w:val="clear" w:color="auto" w:fill="D9D9D9"/>
+            <w:tcMar>
+              <w:top w:w="60" w:type="dxa"/>
+              <w:bottom w:w="60" w:type="dxa"/>
+              <w:left w:w="108" w:type="dxa"/>
+              <w:right w:w="108" w:type="dxa"/>
+            </w:tcMar>
+            <w:tcBorders>
+              <w:top w:val="single" w:sz="4" w:space="0" w:color="CCCCCC"/>
+              <w:right w:val="single" w:sz="4" w:space="0" w:color="CCCCCC"/>
+              <w:left w:val="single" w:sz="4" w:space="0" w:color="CCCCCC"/>
+              <w:bottom w:val="single" w:sz="4" w:space="0" w:color="CCCCCC"/>
+            </w:tcBorders>
+          </w:tcPr>
+          <w:p>
+            <w:pPr>
+              <w:bidi w:val="1"/>
+              <w:spacing w:before="60" w:after="60"/>
+            </w:pPr>
+            <w:r>
+              <w:rPr>
+                <w:rFonts w:ascii="Dubai" w:hAnsi="Dubai" w:eastAsia="Dubai" w:cs="Dubai"/>
+                <w:b w:val="0"/>
+                <w:color w:val="000000"/>
+                <w:sz w:val="20"/>
+                <w:szCs w:val="20"/>
+                <w:rtl/>
+              </w:rPr>
+              <w:t>إنشاء دليل مصور بلقطات شاشة لمسار اختيار نوع اللوحة، وإضافة تلميح سياقي داخل التطبيق وتأكيد استباقي يعرض نوع اللوحة المختارة قبل الخصم.</w:t>
+            </w:r>
+          </w:p>
+        </w:tc>
+        <w:tc>
+          <w:tcPr>
+            <w:tcW w:type="dxa" w:w="2340"/>
+            <w:shd w:val="clear" w:color="auto" w:fill="D9D9D9"/>
+            <w:tcMar>
+              <w:top w:w="60" w:type="dxa"/>
+              <w:bottom w:w="60" w:type="dxa"/>
+              <w:left w:w="108" w:type="dxa"/>
+              <w:right w:w="108" w:type="dxa"/>
+            </w:tcMar>
+            <w:tcBorders>
+              <w:top w:val="single" w:sz="4" w:space="0" w:color="CCCCCC"/>
+              <w:right w:val="single" w:sz="4" w:space="0" w:color="CCCCCC"/>
+              <w:left w:val="single" w:sz="4" w:space="0" w:color="CCCCCC"/>
+              <w:bottom w:val="single" w:sz="4" w:space="0" w:color="CCCCCC"/>
+            </w:tcBorders>
+          </w:tcPr>
+          <w:p>
+            <w:pPr>
+              <w:bidi w:val="1"/>
+              <w:spacing w:before="60" w:after="60"/>
+            </w:pPr>
+            <w:r>
+              <w:rPr>
+                <w:rFonts w:ascii="Dubai" w:hAnsi="Dubai" w:eastAsia="Dubai" w:cs="Dubai"/>
+                <w:b w:val="0"/>
+                <w:color w:val="000000"/>
+                <w:sz w:val="20"/>
+                <w:szCs w:val="20"/>
+                <w:rtl/>
+              </w:rPr>
+              <w:t>معلومات مفقودة من الدليل</w:t>
+            </w:r>
+          </w:p>
+        </w:tc>
+        <w:tc>
+          <w:tcPr>
+            <w:tcW w:type="dxa" w:w="2340"/>
+            <w:shd w:val="clear" w:color="auto" w:fill="D9D9D9"/>
+            <w:tcMar>
+              <w:top w:w="60" w:type="dxa"/>
+              <w:bottom w:w="60" w:type="dxa"/>
+              <w:left w:w="108" w:type="dxa"/>
+              <w:right w:w="108" w:type="dxa"/>
+            </w:tcMar>
+            <w:tcBorders>
+              <w:top w:val="single" w:sz="4" w:space="0" w:color="CCCCCC"/>
+              <w:right w:val="single" w:sz="4" w:space="0" w:color="CCCCCC"/>
+              <w:left w:val="single" w:sz="4" w:space="0" w:color="CCCCCC"/>
+              <w:bottom w:val="single" w:sz="4" w:space="0" w:color="CCCCCC"/>
+            </w:tcBorders>
+          </w:tcPr>
+          <w:p>
+            <w:pPr>
+              <w:bidi w:val="1"/>
+              <w:spacing w:before="60" w:after="60"/>
+            </w:pPr>
+            <w:r>
+              <w:rPr>
+                <w:rFonts w:ascii="Dubai" w:hAnsi="Dubai" w:eastAsia="Dubai" w:cs="Dubai"/>
+                <w:b w:val="0"/>
+                <w:color w:val="000000"/>
+                <w:sz w:val="20"/>
+                <w:szCs w:val="20"/>
+                <w:rtl/>
+              </w:rPr>
+              <w:t>2</w:t>
+            </w:r>
+          </w:p>
+        </w:tc>
+        <w:tc>
+          <w:tcPr>
+            <w:tcW w:type="dxa" w:w="2340"/>
+            <w:shd w:val="clear" w:color="auto" w:fill="D9D9D9"/>
+            <w:tcMar>
+              <w:top w:w="60" w:type="dxa"/>
+              <w:bottom w:w="60" w:type="dxa"/>
+              <w:left w:w="108" w:type="dxa"/>
+              <w:right w:w="108" w:type="dxa"/>
+            </w:tcMar>
+            <w:tcBorders>
+              <w:top w:val="single" w:sz="4" w:space="0" w:color="CCCCCC"/>
+              <w:right w:val="single" w:sz="4" w:space="0" w:color="CCCCCC"/>
+              <w:left w:val="single" w:sz="4" w:space="0" w:color="CCCCCC"/>
+              <w:bottom w:val="single" w:sz="4" w:space="0" w:color="CCCCCC"/>
+            </w:tcBorders>
+          </w:tcPr>
+          <w:p>
+            <w:pPr>
+              <w:bidi w:val="1"/>
+              <w:spacing w:before="60" w:after="60"/>
+            </w:pPr>
+            <w:r>
+              <w:rPr>
+                <w:rFonts w:ascii="Dubai" w:hAnsi="Dubai" w:eastAsia="Dubai" w:cs="Dubai"/>
+                <w:b w:val="0"/>
+                <w:color w:val="000000"/>
+                <w:sz w:val="20"/>
+                <w:szCs w:val="20"/>
+                <w:rtl/>
+              </w:rPr>
+              <w:t>عدم وضوح خطوات اختيار نوع اللوحة والدفع في تطبيق MOI يؤدي لإجراءات خاطئة</w:t>
             </w:r>
           </w:p>
         </w:tc>
@@ -9226,7 +9084,7 @@
           <w:u w:val="none"/>
           <w:rtl/>
         </w:rPr>
-        <w:t>لماذا تستمر المشكلات رغم توفر التطبيق والموقع الإلكتروني؟ تكشف البيانات أن 94.0% من الحالات وُجِّهت عبر القنوات الرقمية (تطبيق/موقع)، وأن 86.2% من الحالات نشأت في سياق رقمي (التطبيق / الموقع)، مما يؤكد أن التحدي لا يكمن في غياب هذه القنوات بل في غياب الوظائف الصحيحة داخلها؛ إذ رُصدت 5 فجوات حرجة و2 فجوات عالية الشدة، أبرزها فجوة «مخالفات مرورية مشكوك في صحتها — صورة المركبة في إشعار المخالفة تُظهر مركبة مختلفة أو لوحة غير مطابقة» بـ11 حالة، فيما يمكن تحويل 10 حالة (20.0% من الإجمالي) عبر إشعار SMS/بريد إلكتروني استباقي دون أي تغيير في البنية التحتية.</w:t>
+        <w:t>لماذا تستمر المشكلات رغم توفر التطبيق والموقع الإلكتروني؟ على الرغم من أن 94.0% من الحالات قُدِّمت عبر القنوات الرقمية (تطبيق/موقع)، وأن 100.0% من الحالات نشأت في سياق رقمي (التطبيق / الموقع)، فإن المشكلة ليست غياب القنوات الرقمية، بل غياب الوظائف الصحيحة داخل تلك القنوات؛ إذ رُصدت 5 فجوات حرجة و3 فجوات عالية الشدة، أبرزها فجوة «مخالفة مرورية خاطئة — صورة المركبة في إشعار المخالفة تُظهر مركبة مختلفة أو المتعامل لم يكن متواجداً في الفجيرة» بـ 11 حالة، فضلاً عن إمكانية تحويل 10 حالة (20.0% من الإجمالي) عبر إشعار SMS/بريد إلكتروني استباقي دون أي تغيير في البنية التحتية.</w:t>
       </w:r>
     </w:p>
     <w:p>
@@ -9276,10 +9134,10 @@
               <w:right w:w="108" w:type="dxa"/>
             </w:tcMar>
             <w:tcBorders>
+              <w:top w:val="single" w:sz="4" w:space="0" w:color="CCCCCC"/>
               <w:right w:val="single" w:sz="4" w:space="0" w:color="CCCCCC"/>
-              <w:top w:val="single" w:sz="4" w:space="0" w:color="CCCCCC"/>
+              <w:left w:val="single" w:sz="4" w:space="0" w:color="CCCCCC"/>
               <w:bottom w:val="single" w:sz="4" w:space="0" w:color="CCCCCC"/>
-              <w:left w:val="single" w:sz="4" w:space="0" w:color="CCCCCC"/>
             </w:tcBorders>
           </w:tcPr>
           <w:p>
@@ -9311,10 +9169,10 @@
               <w:right w:w="108" w:type="dxa"/>
             </w:tcMar>
             <w:tcBorders>
+              <w:top w:val="single" w:sz="4" w:space="0" w:color="CCCCCC"/>
               <w:right w:val="single" w:sz="4" w:space="0" w:color="CCCCCC"/>
-              <w:top w:val="single" w:sz="4" w:space="0" w:color="CCCCCC"/>
+              <w:left w:val="single" w:sz="4" w:space="0" w:color="CCCCCC"/>
               <w:bottom w:val="single" w:sz="4" w:space="0" w:color="CCCCCC"/>
-              <w:left w:val="single" w:sz="4" w:space="0" w:color="CCCCCC"/>
             </w:tcBorders>
           </w:tcPr>
           <w:p>
@@ -9346,10 +9204,10 @@
               <w:right w:w="108" w:type="dxa"/>
             </w:tcMar>
             <w:tcBorders>
+              <w:top w:val="single" w:sz="4" w:space="0" w:color="CCCCCC"/>
               <w:right w:val="single" w:sz="4" w:space="0" w:color="CCCCCC"/>
-              <w:top w:val="single" w:sz="4" w:space="0" w:color="CCCCCC"/>
+              <w:left w:val="single" w:sz="4" w:space="0" w:color="CCCCCC"/>
               <w:bottom w:val="single" w:sz="4" w:space="0" w:color="CCCCCC"/>
-              <w:left w:val="single" w:sz="4" w:space="0" w:color="CCCCCC"/>
             </w:tcBorders>
           </w:tcPr>
           <w:p>
@@ -9381,10 +9239,10 @@
               <w:right w:w="108" w:type="dxa"/>
             </w:tcMar>
             <w:tcBorders>
+              <w:top w:val="single" w:sz="4" w:space="0" w:color="CCCCCC"/>
               <w:right w:val="single" w:sz="4" w:space="0" w:color="CCCCCC"/>
-              <w:top w:val="single" w:sz="4" w:space="0" w:color="CCCCCC"/>
+              <w:left w:val="single" w:sz="4" w:space="0" w:color="CCCCCC"/>
               <w:bottom w:val="single" w:sz="4" w:space="0" w:color="CCCCCC"/>
-              <w:left w:val="single" w:sz="4" w:space="0" w:color="CCCCCC"/>
             </w:tcBorders>
           </w:tcPr>
           <w:p>
@@ -9416,10 +9274,10 @@
               <w:right w:w="108" w:type="dxa"/>
             </w:tcMar>
             <w:tcBorders>
+              <w:top w:val="single" w:sz="4" w:space="0" w:color="CCCCCC"/>
               <w:right w:val="single" w:sz="4" w:space="0" w:color="CCCCCC"/>
-              <w:top w:val="single" w:sz="4" w:space="0" w:color="CCCCCC"/>
+              <w:left w:val="single" w:sz="4" w:space="0" w:color="CCCCCC"/>
               <w:bottom w:val="single" w:sz="4" w:space="0" w:color="CCCCCC"/>
-              <w:left w:val="single" w:sz="4" w:space="0" w:color="CCCCCC"/>
             </w:tcBorders>
           </w:tcPr>
           <w:p>
@@ -9451,10 +9309,10 @@
               <w:right w:w="108" w:type="dxa"/>
             </w:tcMar>
             <w:tcBorders>
+              <w:top w:val="single" w:sz="4" w:space="0" w:color="CCCCCC"/>
               <w:right w:val="single" w:sz="4" w:space="0" w:color="CCCCCC"/>
-              <w:top w:val="single" w:sz="4" w:space="0" w:color="CCCCCC"/>
+              <w:left w:val="single" w:sz="4" w:space="0" w:color="CCCCCC"/>
               <w:bottom w:val="single" w:sz="4" w:space="0" w:color="CCCCCC"/>
-              <w:left w:val="single" w:sz="4" w:space="0" w:color="CCCCCC"/>
             </w:tcBorders>
           </w:tcPr>
           <w:p>
@@ -9488,10 +9346,10 @@
               <w:right w:w="108" w:type="dxa"/>
             </w:tcMar>
             <w:tcBorders>
+              <w:top w:val="single" w:sz="4" w:space="0" w:color="CCCCCC"/>
               <w:right w:val="single" w:sz="4" w:space="0" w:color="CCCCCC"/>
-              <w:top w:val="single" w:sz="4" w:space="0" w:color="CCCCCC"/>
+              <w:left w:val="single" w:sz="4" w:space="0" w:color="CCCCCC"/>
               <w:bottom w:val="single" w:sz="4" w:space="0" w:color="CCCCCC"/>
-              <w:left w:val="single" w:sz="4" w:space="0" w:color="CCCCCC"/>
             </w:tcBorders>
           </w:tcPr>
           <w:p>
@@ -9508,7 +9366,7 @@
                 <w:szCs w:val="20"/>
                 <w:rtl/>
               </w:rPr>
-              <w:t>أنشئ قناة رقمية للاعتراض على المخالفات وأضف أسئلة شائعة عن خطأ صور الأدلة، وطوّر نظاماً للكشف التلقائي عن عدم تطابق اللوحات قبل إرسال إشعارات المخالفات.</w:t>
+              <w:t>أضف قناة رقمية للاعتراض مع إرفاق الأدلة، وأصلح نظام مطابقة لوحات الرادار، وأدرج دليلاً خطوة بخطوة في الأسئلة الشائعة.</w:t>
             </w:r>
           </w:p>
         </w:tc>
@@ -9523,10 +9381,10 @@
               <w:right w:w="108" w:type="dxa"/>
             </w:tcMar>
             <w:tcBorders>
+              <w:top w:val="single" w:sz="4" w:space="0" w:color="CCCCCC"/>
               <w:right w:val="single" w:sz="4" w:space="0" w:color="CCCCCC"/>
-              <w:top w:val="single" w:sz="4" w:space="0" w:color="CCCCCC"/>
+              <w:left w:val="single" w:sz="4" w:space="0" w:color="CCCCCC"/>
               <w:bottom w:val="single" w:sz="4" w:space="0" w:color="CCCCCC"/>
-              <w:left w:val="single" w:sz="4" w:space="0" w:color="CCCCCC"/>
             </w:tcBorders>
           </w:tcPr>
           <w:p>
@@ -9543,7 +9401,7 @@
                 <w:szCs w:val="20"/>
                 <w:rtl/>
               </w:rPr>
-              <w:t>محتوى مفقود + غياب قناة رقمية للاعتراض</w:t>
+              <w:t>محتوى مفقود + قناة تقديم حضورية فقط</w:t>
             </w:r>
           </w:p>
         </w:tc>
@@ -9558,10 +9416,10 @@
               <w:right w:w="108" w:type="dxa"/>
             </w:tcMar>
             <w:tcBorders>
+              <w:top w:val="single" w:sz="4" w:space="0" w:color="CCCCCC"/>
               <w:right w:val="single" w:sz="4" w:space="0" w:color="CCCCCC"/>
-              <w:top w:val="single" w:sz="4" w:space="0" w:color="CCCCCC"/>
+              <w:left w:val="single" w:sz="4" w:space="0" w:color="CCCCCC"/>
               <w:bottom w:val="single" w:sz="4" w:space="0" w:color="CCCCCC"/>
-              <w:left w:val="single" w:sz="4" w:space="0" w:color="CCCCCC"/>
             </w:tcBorders>
           </w:tcPr>
           <w:p>
@@ -9578,7 +9436,7 @@
                 <w:szCs w:val="20"/>
                 <w:rtl/>
               </w:rPr>
-              <w:t>يتيح الدليل خدمة الاعتراض على الضبط المروري عبر مراكز الخدمة فقط، ولا توجد قناة رقمية لتقديم الاعتراض أو إرفاق أدلة صورية تُثبت عدم تطابق اللوحة.</w:t>
+              <w:t>تتوفر خدمة الاعتراض على الضبط المروري لكنها تقتصر على مراكز الخدمة الحضورية فقط، ولا توجد قناة رقمية لتقديم الاعتراض مع إرفاق الأدلة، كما يغيب أي دليل إرشادي حول حالة اختلاف صورة المركبة.</w:t>
             </w:r>
           </w:p>
         </w:tc>
@@ -9593,10 +9451,10 @@
               <w:right w:w="108" w:type="dxa"/>
             </w:tcMar>
             <w:tcBorders>
+              <w:top w:val="single" w:sz="4" w:space="0" w:color="CCCCCC"/>
               <w:right w:val="single" w:sz="4" w:space="0" w:color="CCCCCC"/>
-              <w:top w:val="single" w:sz="4" w:space="0" w:color="CCCCCC"/>
+              <w:left w:val="single" w:sz="4" w:space="0" w:color="CCCCCC"/>
               <w:bottom w:val="single" w:sz="4" w:space="0" w:color="CCCCCC"/>
-              <w:left w:val="single" w:sz="4" w:space="0" w:color="CCCCCC"/>
             </w:tcBorders>
           </w:tcPr>
           <w:p>
@@ -9628,10 +9486,10 @@
               <w:right w:w="108" w:type="dxa"/>
             </w:tcMar>
             <w:tcBorders>
+              <w:top w:val="single" w:sz="4" w:space="0" w:color="CCCCCC"/>
               <w:right w:val="single" w:sz="4" w:space="0" w:color="CCCCCC"/>
-              <w:top w:val="single" w:sz="4" w:space="0" w:color="CCCCCC"/>
+              <w:left w:val="single" w:sz="4" w:space="0" w:color="CCCCCC"/>
               <w:bottom w:val="single" w:sz="4" w:space="0" w:color="CCCCCC"/>
-              <w:left w:val="single" w:sz="4" w:space="0" w:color="CCCCCC"/>
             </w:tcBorders>
           </w:tcPr>
           <w:p>
@@ -9663,10 +9521,10 @@
               <w:right w:w="108" w:type="dxa"/>
             </w:tcMar>
             <w:tcBorders>
-              <w:right w:val="single" w:sz="4" w:space="0" w:color="CCCCCC"/>
               <w:top w:val="single" w:sz="4" w:space="0" w:color="CCCCCC"/>
               <w:bottom w:val="single" w:sz="4" w:space="0" w:color="CCCCCC"/>
               <w:left w:val="single" w:sz="4" w:space="0" w:color="CCCCCC"/>
+              <w:right w:val="single" w:sz="4" w:space="0" w:color="CCCCCC"/>
             </w:tcBorders>
           </w:tcPr>
           <w:p>
@@ -9683,7 +9541,7 @@
                 <w:szCs w:val="20"/>
                 <w:rtl/>
               </w:rPr>
-              <w:t>مخالفات مرورية مشكوك في صحتها — صورة المركبة في إشعار المخالفة تُظهر مركبة مختلفة أو لوحة غير مطابقة</w:t>
+              <w:t>مخالفة مرورية خاطئة — صورة المركبة في إشعار المخالفة تُظهر مركبة مختلفة أو المتعامل لم يكن متواجداً في الفجيرة</w:t>
             </w:r>
           </w:p>
         </w:tc>
@@ -9700,10 +9558,10 @@
               <w:right w:w="108" w:type="dxa"/>
             </w:tcMar>
             <w:tcBorders>
+              <w:top w:val="single" w:sz="4" w:space="0" w:color="CCCCCC"/>
               <w:right w:val="single" w:sz="4" w:space="0" w:color="CCCCCC"/>
-              <w:top w:val="single" w:sz="4" w:space="0" w:color="CCCCCC"/>
+              <w:left w:val="single" w:sz="4" w:space="0" w:color="CCCCCC"/>
               <w:bottom w:val="single" w:sz="4" w:space="0" w:color="CCCCCC"/>
-              <w:left w:val="single" w:sz="4" w:space="0" w:color="CCCCCC"/>
             </w:tcBorders>
           </w:tcPr>
           <w:p>
@@ -9720,7 +9578,7 @@
                 <w:szCs w:val="20"/>
                 <w:rtl/>
               </w:rPr>
-              <w:t>أجرِ تدقيقاً تقنياً لمعالجة فجوات التحديث الذاتي في التطبيق، وحدّث الدليل بتوضيح أي البيانات تُعدَّل إلكترونياً وأيها يستلزم الحضور، مع دليل خطوة بخطوة ولقطات شاشة توضيحية.</w:t>
+              <w:t>انشر دليلاً مصوراً خطوة بخطوة لتحديث البيانات الشخصية في تطبيق MOI، وميّز بوضوح بين مسارات تحديث رخصة القيادة والملكية والحساب الشخصي.</w:t>
             </w:r>
           </w:p>
         </w:tc>
@@ -9735,10 +9593,10 @@
               <w:right w:w="108" w:type="dxa"/>
             </w:tcMar>
             <w:tcBorders>
+              <w:top w:val="single" w:sz="4" w:space="0" w:color="CCCCCC"/>
               <w:right w:val="single" w:sz="4" w:space="0" w:color="CCCCCC"/>
-              <w:top w:val="single" w:sz="4" w:space="0" w:color="CCCCCC"/>
+              <w:left w:val="single" w:sz="4" w:space="0" w:color="CCCCCC"/>
               <w:bottom w:val="single" w:sz="4" w:space="0" w:color="CCCCCC"/>
-              <w:left w:val="single" w:sz="4" w:space="0" w:color="CCCCCC"/>
             </w:tcBorders>
           </w:tcPr>
           <w:p>
@@ -9755,7 +9613,7 @@
                 <w:szCs w:val="20"/>
                 <w:rtl/>
               </w:rPr>
-              <w:t>معلومات غير واضحة + فجوة وظيفية في المنصة</w:t>
+              <w:t>معلومات غير واضحة + عملية غير مفهومة</w:t>
             </w:r>
           </w:p>
         </w:tc>
@@ -9770,10 +9628,10 @@
               <w:right w:w="108" w:type="dxa"/>
             </w:tcMar>
             <w:tcBorders>
+              <w:top w:val="single" w:sz="4" w:space="0" w:color="CCCCCC"/>
               <w:right w:val="single" w:sz="4" w:space="0" w:color="CCCCCC"/>
-              <w:top w:val="single" w:sz="4" w:space="0" w:color="CCCCCC"/>
+              <w:left w:val="single" w:sz="4" w:space="0" w:color="CCCCCC"/>
               <w:bottom w:val="single" w:sz="4" w:space="0" w:color="CCCCCC"/>
-              <w:left w:val="single" w:sz="4" w:space="0" w:color="CCCCCC"/>
             </w:tcBorders>
           </w:tcPr>
           <w:p>
@@ -9790,7 +9648,7 @@
                 <w:szCs w:val="20"/>
                 <w:rtl/>
               </w:rPr>
-              <w:t>يدعم تطبيق MOI والموقع تعديل بيانات الرخصة وبطاقة الملكية نظرياً برسوم 100 درهم، غير أن حقولاً أساسية كرقم الهاتف وصورة الرخصة لا يمكن تحديثها ذاتياً مما يضطر المتعامل للتواصل مع الدعم.</w:t>
+              <w:t>يتيح تطبيق MOI تغيير بيانات رخصة القيادة وبطاقة الملكية إلكترونياً، غير أن تحديث البيانات الشخصية كرقم الهاتف والعنوان ذاتياً يفتقر إلى دليل مصور واضح، مما يُربك المتعامل.</w:t>
             </w:r>
           </w:p>
         </w:tc>
@@ -9805,10 +9663,10 @@
               <w:right w:w="108" w:type="dxa"/>
             </w:tcMar>
             <w:tcBorders>
+              <w:top w:val="single" w:sz="4" w:space="0" w:color="CCCCCC"/>
               <w:right w:val="single" w:sz="4" w:space="0" w:color="CCCCCC"/>
-              <w:top w:val="single" w:sz="4" w:space="0" w:color="CCCCCC"/>
+              <w:left w:val="single" w:sz="4" w:space="0" w:color="CCCCCC"/>
               <w:bottom w:val="single" w:sz="4" w:space="0" w:color="CCCCCC"/>
-              <w:left w:val="single" w:sz="4" w:space="0" w:color="CCCCCC"/>
             </w:tcBorders>
           </w:tcPr>
           <w:p>
@@ -9840,10 +9698,10 @@
               <w:right w:w="108" w:type="dxa"/>
             </w:tcMar>
             <w:tcBorders>
+              <w:top w:val="single" w:sz="4" w:space="0" w:color="CCCCCC"/>
               <w:right w:val="single" w:sz="4" w:space="0" w:color="CCCCCC"/>
-              <w:top w:val="single" w:sz="4" w:space="0" w:color="CCCCCC"/>
+              <w:left w:val="single" w:sz="4" w:space="0" w:color="CCCCCC"/>
               <w:bottom w:val="single" w:sz="4" w:space="0" w:color="CCCCCC"/>
-              <w:left w:val="single" w:sz="4" w:space="0" w:color="CCCCCC"/>
             </w:tcBorders>
           </w:tcPr>
           <w:p>
@@ -9875,10 +9733,10 @@
               <w:right w:w="108" w:type="dxa"/>
             </w:tcMar>
             <w:tcBorders>
-              <w:right w:val="single" w:sz="4" w:space="0" w:color="CCCCCC"/>
               <w:top w:val="single" w:sz="4" w:space="0" w:color="CCCCCC"/>
               <w:bottom w:val="single" w:sz="4" w:space="0" w:color="CCCCCC"/>
               <w:left w:val="single" w:sz="4" w:space="0" w:color="CCCCCC"/>
+              <w:right w:val="single" w:sz="4" w:space="0" w:color="CCCCCC"/>
             </w:tcBorders>
           </w:tcPr>
           <w:p>
@@ -9895,7 +9753,7 @@
                 <w:szCs w:val="20"/>
                 <w:rtl/>
               </w:rPr>
-              <w:t>تحديث البيانات في منظومة المرور — عدم قدرة المتعامل على تحديث بياناته ذاتياً عبر التطبيق</w:t>
+              <w:t>تحديث بيانات المتعاملين — عدم تمكّن المتعامل من تحديث بياناته الشخصية ذاتياً عبر التطبيق</w:t>
             </w:r>
           </w:p>
         </w:tc>
@@ -9912,10 +9770,10 @@
               <w:right w:w="108" w:type="dxa"/>
             </w:tcMar>
             <w:tcBorders>
+              <w:top w:val="single" w:sz="4" w:space="0" w:color="CCCCCC"/>
               <w:right w:val="single" w:sz="4" w:space="0" w:color="CCCCCC"/>
-              <w:top w:val="single" w:sz="4" w:space="0" w:color="CCCCCC"/>
+              <w:left w:val="single" w:sz="4" w:space="0" w:color="CCCCCC"/>
               <w:bottom w:val="single" w:sz="4" w:space="0" w:color="CCCCCC"/>
-              <w:left w:val="single" w:sz="4" w:space="0" w:color="CCCCCC"/>
             </w:tcBorders>
           </w:tcPr>
           <w:p>
@@ -9932,7 +9790,7 @@
                 <w:szCs w:val="20"/>
                 <w:rtl/>
               </w:rPr>
-              <w:t>تفعيل إشعار SMS/بريد تلقائي يتضمن رابط تتبع فور إرسال الوثائق، وأضف خدمة استعلام ذاتية عن حالة التوصيل في التطبيق مع المدة التقديرية لكل إمارة.</w:t>
+              <w:t>طوّر مسار اعتراض رقمي عبر تطبيق MOI والموقع الإلكتروني يُمكّن المتعامل من تقديم اعتراضه بالوثائق دون حضور شخصي على مدار الساعة.</w:t>
             </w:r>
           </w:p>
         </w:tc>
@@ -9947,10 +9805,10 @@
               <w:right w:w="108" w:type="dxa"/>
             </w:tcMar>
             <w:tcBorders>
+              <w:top w:val="single" w:sz="4" w:space="0" w:color="CCCCCC"/>
               <w:right w:val="single" w:sz="4" w:space="0" w:color="CCCCCC"/>
-              <w:top w:val="single" w:sz="4" w:space="0" w:color="CCCCCC"/>
+              <w:left w:val="single" w:sz="4" w:space="0" w:color="CCCCCC"/>
               <w:bottom w:val="single" w:sz="4" w:space="0" w:color="CCCCCC"/>
-              <w:left w:val="single" w:sz="4" w:space="0" w:color="CCCCCC"/>
             </w:tcBorders>
           </w:tcPr>
           <w:p>
@@ -9967,7 +9825,7 @@
                 <w:szCs w:val="20"/>
                 <w:rtl/>
               </w:rPr>
-              <w:t>غياب الإشعار الاستباقي + معلومات التتبع مفقودة</w:t>
+              <w:t>قناة تقديم غير متاحة رقمياً</w:t>
             </w:r>
           </w:p>
         </w:tc>
@@ -9982,10 +9840,10 @@
               <w:right w:w="108" w:type="dxa"/>
             </w:tcMar>
             <w:tcBorders>
+              <w:top w:val="single" w:sz="4" w:space="0" w:color="CCCCCC"/>
               <w:right w:val="single" w:sz="4" w:space="0" w:color="CCCCCC"/>
-              <w:top w:val="single" w:sz="4" w:space="0" w:color="CCCCCC"/>
+              <w:left w:val="single" w:sz="4" w:space="0" w:color="CCCCCC"/>
               <w:bottom w:val="single" w:sz="4" w:space="0" w:color="CCCCCC"/>
-              <w:left w:val="single" w:sz="4" w:space="0" w:color="CCCCCC"/>
             </w:tcBorders>
           </w:tcPr>
           <w:p>
@@ -10002,7 +9860,7 @@
                 <w:szCs w:val="20"/>
                 <w:rtl/>
               </w:rPr>
-              <w:t>يُذكر التوصيل عبر شركة التوصيل كخيار اختياري في خطوات مراكز الخدمة، لكن لا يوجد إشعار آلي برابط تتبع ولا استعلام ذاتي عن حالة التوصيل داخل التطبيق أو الموقع.</w:t>
+              <w:t>خدمة الاعتراض على الضبط المروري متاحة في مراكز الخدمة فقط بساعات عمل محدودة (07:30–15:30)، ولا يوجد مسار رقمي عبر التطبيق أو الموقع لتقديم الاعتراض بالوثائق.</w:t>
             </w:r>
           </w:p>
         </w:tc>
@@ -10017,10 +9875,10 @@
               <w:right w:w="108" w:type="dxa"/>
             </w:tcMar>
             <w:tcBorders>
+              <w:top w:val="single" w:sz="4" w:space="0" w:color="CCCCCC"/>
               <w:right w:val="single" w:sz="4" w:space="0" w:color="CCCCCC"/>
-              <w:top w:val="single" w:sz="4" w:space="0" w:color="CCCCCC"/>
+              <w:left w:val="single" w:sz="4" w:space="0" w:color="CCCCCC"/>
               <w:bottom w:val="single" w:sz="4" w:space="0" w:color="CCCCCC"/>
-              <w:left w:val="single" w:sz="4" w:space="0" w:color="CCCCCC"/>
             </w:tcBorders>
           </w:tcPr>
           <w:p>
@@ -10052,10 +9910,10 @@
               <w:right w:w="108" w:type="dxa"/>
             </w:tcMar>
             <w:tcBorders>
+              <w:top w:val="single" w:sz="4" w:space="0" w:color="CCCCCC"/>
               <w:right w:val="single" w:sz="4" w:space="0" w:color="CCCCCC"/>
-              <w:top w:val="single" w:sz="4" w:space="0" w:color="CCCCCC"/>
+              <w:left w:val="single" w:sz="4" w:space="0" w:color="CCCCCC"/>
               <w:bottom w:val="single" w:sz="4" w:space="0" w:color="CCCCCC"/>
-              <w:left w:val="single" w:sz="4" w:space="0" w:color="CCCCCC"/>
             </w:tcBorders>
           </w:tcPr>
           <w:p>
@@ -10072,7 +9930,7 @@
                 <w:szCs w:val="20"/>
                 <w:rtl/>
               </w:rPr>
-              <w:t>4</w:t>
+              <w:t>5</w:t>
             </w:r>
           </w:p>
         </w:tc>
@@ -10087,10 +9945,10 @@
               <w:right w:w="108" w:type="dxa"/>
             </w:tcMar>
             <w:tcBorders>
-              <w:right w:val="single" w:sz="4" w:space="0" w:color="CCCCCC"/>
               <w:top w:val="single" w:sz="4" w:space="0" w:color="CCCCCC"/>
               <w:bottom w:val="single" w:sz="4" w:space="0" w:color="CCCCCC"/>
               <w:left w:val="single" w:sz="4" w:space="0" w:color="CCCCCC"/>
+              <w:right w:val="single" w:sz="4" w:space="0" w:color="CCCCCC"/>
             </w:tcBorders>
           </w:tcPr>
           <w:p>
@@ -10107,7 +9965,7 @@
                 <w:szCs w:val="20"/>
                 <w:rtl/>
               </w:rPr>
-              <w:t>عدم استلام وثائق المركبة أو الرخصة — لا يتلقى المتعامل إشعاراً أو رابط تتبع عند إرسال الوثائق عبر البريد</w:t>
+              <w:t>اعتراض على مخالفة مرورية — غياب قناة رقمية للاعتراض على المخالفات المرورية يضطر المتعامل للتواصل مع الدعم</w:t>
             </w:r>
           </w:p>
         </w:tc>
@@ -10124,10 +9982,10 @@
               <w:right w:w="108" w:type="dxa"/>
             </w:tcMar>
             <w:tcBorders>
+              <w:top w:val="single" w:sz="4" w:space="0" w:color="CCCCCC"/>
               <w:right w:val="single" w:sz="4" w:space="0" w:color="CCCCCC"/>
-              <w:top w:val="single" w:sz="4" w:space="0" w:color="CCCCCC"/>
+              <w:left w:val="single" w:sz="4" w:space="0" w:color="CCCCCC"/>
               <w:bottom w:val="single" w:sz="4" w:space="0" w:color="CCCCCC"/>
-              <w:left w:val="single" w:sz="4" w:space="0" w:color="CCCCCC"/>
             </w:tcBorders>
           </w:tcPr>
           <w:p>
@@ -10144,7 +10002,7 @@
                 <w:szCs w:val="20"/>
                 <w:rtl/>
               </w:rPr>
-              <w:t>أنشئ قسم أسئلة شائعة يوضح حدود السرعة وهامش التسامح وآلية احتساب المخالفة في الفجيرة، وانشره بارزاً في التطبيق والموقع ومراكز الخدمة.</w:t>
+              <w:t>تفعيل إشعار SMS/بريد تلقائي يتضمن رابط تتبع فور طباعة الوثيقة، وأنشئ شاشة تتبع ذاتية في تطبيق MOI مع قسم إرشادي مخصص.</w:t>
             </w:r>
           </w:p>
         </w:tc>
@@ -10159,10 +10017,10 @@
               <w:right w:w="108" w:type="dxa"/>
             </w:tcMar>
             <w:tcBorders>
+              <w:top w:val="single" w:sz="4" w:space="0" w:color="CCCCCC"/>
               <w:right w:val="single" w:sz="4" w:space="0" w:color="CCCCCC"/>
-              <w:top w:val="single" w:sz="4" w:space="0" w:color="CCCCCC"/>
+              <w:left w:val="single" w:sz="4" w:space="0" w:color="CCCCCC"/>
               <w:bottom w:val="single" w:sz="4" w:space="0" w:color="CCCCCC"/>
-              <w:left w:val="single" w:sz="4" w:space="0" w:color="CCCCCC"/>
             </w:tcBorders>
           </w:tcPr>
           <w:p>
@@ -10179,7 +10037,7 @@
                 <w:szCs w:val="20"/>
                 <w:rtl/>
               </w:rPr>
-              <w:t>محتوى مفقود + غياب المعلومات التنظيمية</w:t>
+              <w:t>غياب الإشعار الاستباقي</w:t>
             </w:r>
           </w:p>
         </w:tc>
@@ -10194,10 +10052,10 @@
               <w:right w:w="108" w:type="dxa"/>
             </w:tcMar>
             <w:tcBorders>
+              <w:top w:val="single" w:sz="4" w:space="0" w:color="CCCCCC"/>
               <w:right w:val="single" w:sz="4" w:space="0" w:color="CCCCCC"/>
-              <w:top w:val="single" w:sz="4" w:space="0" w:color="CCCCCC"/>
+              <w:left w:val="single" w:sz="4" w:space="0" w:color="CCCCCC"/>
               <w:bottom w:val="single" w:sz="4" w:space="0" w:color="CCCCCC"/>
-              <w:left w:val="single" w:sz="4" w:space="0" w:color="CCCCCC"/>
             </w:tcBorders>
           </w:tcPr>
           <w:p>
@@ -10214,7 +10072,7 @@
                 <w:szCs w:val="20"/>
                 <w:rtl/>
               </w:rPr>
-              <w:t>لا يتضمن الدليل أي محتوى يوضح حدود السرعة في الفجيرة أو هامش التسامح أو آلية احتساب المخالفة؛ الخدمة المتاحة إجرائية فقط دون أي محتوى توعوي.</w:t>
+              <w:t>لا يتضمن الدليل الإرشادي أي نص حول إرسال رابط تتبع التوصيل لملكية المركبة أو الرخصة بعد الطباعة، ولا توجد شاشة تتبع ذاتية في تطبيق MOI.</w:t>
             </w:r>
           </w:p>
         </w:tc>
@@ -10229,10 +10087,10 @@
               <w:right w:w="108" w:type="dxa"/>
             </w:tcMar>
             <w:tcBorders>
+              <w:top w:val="single" w:sz="4" w:space="0" w:color="CCCCCC"/>
               <w:right w:val="single" w:sz="4" w:space="0" w:color="CCCCCC"/>
-              <w:top w:val="single" w:sz="4" w:space="0" w:color="CCCCCC"/>
+              <w:left w:val="single" w:sz="4" w:space="0" w:color="CCCCCC"/>
               <w:bottom w:val="single" w:sz="4" w:space="0" w:color="CCCCCC"/>
-              <w:left w:val="single" w:sz="4" w:space="0" w:color="CCCCCC"/>
             </w:tcBorders>
           </w:tcPr>
           <w:p>
@@ -10264,10 +10122,10 @@
               <w:right w:w="108" w:type="dxa"/>
             </w:tcMar>
             <w:tcBorders>
+              <w:top w:val="single" w:sz="4" w:space="0" w:color="CCCCCC"/>
               <w:right w:val="single" w:sz="4" w:space="0" w:color="CCCCCC"/>
-              <w:top w:val="single" w:sz="4" w:space="0" w:color="CCCCCC"/>
+              <w:left w:val="single" w:sz="4" w:space="0" w:color="CCCCCC"/>
               <w:bottom w:val="single" w:sz="4" w:space="0" w:color="CCCCCC"/>
-              <w:left w:val="single" w:sz="4" w:space="0" w:color="CCCCCC"/>
             </w:tcBorders>
           </w:tcPr>
           <w:p>
@@ -10299,10 +10157,10 @@
               <w:right w:w="108" w:type="dxa"/>
             </w:tcMar>
             <w:tcBorders>
-              <w:right w:val="single" w:sz="4" w:space="0" w:color="CCCCCC"/>
               <w:top w:val="single" w:sz="4" w:space="0" w:color="CCCCCC"/>
               <w:bottom w:val="single" w:sz="4" w:space="0" w:color="CCCCCC"/>
               <w:left w:val="single" w:sz="4" w:space="0" w:color="CCCCCC"/>
+              <w:right w:val="single" w:sz="4" w:space="0" w:color="CCCCCC"/>
             </w:tcBorders>
           </w:tcPr>
           <w:p>
@@ -10319,7 +10177,7 @@
                 <w:szCs w:val="20"/>
                 <w:rtl/>
               </w:rPr>
-              <w:t>اعتراض على مخالفات مرورية — عدم وضوح أسباب المخالفة أو معيار السرعة المعتمد في إمارة الفجيرة</w:t>
+              <w:t>عدم استلام وثائق رسمية — عدم إرسال رابط تتبع توصيل ملكية المركبة أو الرخصة بعد الطباعة</w:t>
             </w:r>
           </w:p>
         </w:tc>
@@ -10336,10 +10194,10 @@
               <w:right w:w="108" w:type="dxa"/>
             </w:tcMar>
             <w:tcBorders>
+              <w:top w:val="single" w:sz="4" w:space="0" w:color="CCCCCC"/>
               <w:right w:val="single" w:sz="4" w:space="0" w:color="CCCCCC"/>
-              <w:top w:val="single" w:sz="4" w:space="0" w:color="CCCCCC"/>
+              <w:left w:val="single" w:sz="4" w:space="0" w:color="CCCCCC"/>
               <w:bottom w:val="single" w:sz="4" w:space="0" w:color="CCCCCC"/>
-              <w:left w:val="single" w:sz="4" w:space="0" w:color="CCCCCC"/>
             </w:tcBorders>
           </w:tcPr>
           <w:p>
@@ -10356,7 +10214,7 @@
                 <w:szCs w:val="20"/>
                 <w:rtl/>
               </w:rPr>
-              <w:t>تفعيل إشعار SMS/بريد تلقائي عند كل مرحلة معالجة، وأضف خاصية تتبع الطلب في التطبيق، مع محفزات تصعيد تلقائية عند تجاوز مستوى الخدمة المحدد.</w:t>
+              <w:t>تفعيل إشعارات تلقائية (SMS/دفع) عند كل مرحلة معالجة، وأضف شاشة «طلباتي» في تطبيق MOI لمتابعة الحالة الفورية.</w:t>
             </w:r>
           </w:p>
         </w:tc>
@@ -10371,10 +10229,10 @@
               <w:right w:w="108" w:type="dxa"/>
             </w:tcMar>
             <w:tcBorders>
+              <w:top w:val="single" w:sz="4" w:space="0" w:color="CCCCCC"/>
               <w:right w:val="single" w:sz="4" w:space="0" w:color="CCCCCC"/>
-              <w:top w:val="single" w:sz="4" w:space="0" w:color="CCCCCC"/>
+              <w:left w:val="single" w:sz="4" w:space="0" w:color="CCCCCC"/>
               <w:bottom w:val="single" w:sz="4" w:space="0" w:color="CCCCCC"/>
-              <w:left w:val="single" w:sz="4" w:space="0" w:color="CCCCCC"/>
             </w:tcBorders>
           </w:tcPr>
           <w:p>
@@ -10391,7 +10249,7 @@
                 <w:szCs w:val="20"/>
                 <w:rtl/>
               </w:rPr>
-              <w:t>غياب الإشعار الاستباقي + محتوى مفقود</w:t>
+              <w:t>غياب الإشعار الاستباقي بتحديث الحالة</w:t>
             </w:r>
           </w:p>
         </w:tc>
@@ -10406,10 +10264,10 @@
               <w:right w:w="108" w:type="dxa"/>
             </w:tcMar>
             <w:tcBorders>
+              <w:top w:val="single" w:sz="4" w:space="0" w:color="CCCCCC"/>
               <w:right w:val="single" w:sz="4" w:space="0" w:color="CCCCCC"/>
-              <w:top w:val="single" w:sz="4" w:space="0" w:color="CCCCCC"/>
+              <w:left w:val="single" w:sz="4" w:space="0" w:color="CCCCCC"/>
               <w:bottom w:val="single" w:sz="4" w:space="0" w:color="CCCCCC"/>
-              <w:left w:val="single" w:sz="4" w:space="0" w:color="CCCCCC"/>
             </w:tcBorders>
           </w:tcPr>
           <w:p>
@@ -10426,7 +10284,7 @@
                 <w:szCs w:val="20"/>
                 <w:rtl/>
               </w:rPr>
-              <w:t>يقتصر الدليل الإجرائي على وصف خطوات التقديم فقط دون أي ذكر لآلية إشعار المتعامل بعد التقديم أو تتبع حالة الطلب في التطبيق أو الموقع.</w:t>
+              <w:t>لا يوجد في الدليل الإرشادي أي آلية لإشعار المتعامل بتحديث حالة طلبه، كما تفتقر منصة MOI إلى شاشة مركزية لمتابعة مراحل معالجة الطلبات.</w:t>
             </w:r>
           </w:p>
         </w:tc>
@@ -10441,10 +10299,10 @@
               <w:right w:w="108" w:type="dxa"/>
             </w:tcMar>
             <w:tcBorders>
+              <w:top w:val="single" w:sz="4" w:space="0" w:color="CCCCCC"/>
               <w:right w:val="single" w:sz="4" w:space="0" w:color="CCCCCC"/>
-              <w:top w:val="single" w:sz="4" w:space="0" w:color="CCCCCC"/>
+              <w:left w:val="single" w:sz="4" w:space="0" w:color="CCCCCC"/>
               <w:bottom w:val="single" w:sz="4" w:space="0" w:color="CCCCCC"/>
-              <w:left w:val="single" w:sz="4" w:space="0" w:color="CCCCCC"/>
             </w:tcBorders>
           </w:tcPr>
           <w:p>
@@ -10476,10 +10334,10 @@
               <w:right w:w="108" w:type="dxa"/>
             </w:tcMar>
             <w:tcBorders>
+              <w:top w:val="single" w:sz="4" w:space="0" w:color="CCCCCC"/>
               <w:right w:val="single" w:sz="4" w:space="0" w:color="CCCCCC"/>
-              <w:top w:val="single" w:sz="4" w:space="0" w:color="CCCCCC"/>
+              <w:left w:val="single" w:sz="4" w:space="0" w:color="CCCCCC"/>
               <w:bottom w:val="single" w:sz="4" w:space="0" w:color="CCCCCC"/>
-              <w:left w:val="single" w:sz="4" w:space="0" w:color="CCCCCC"/>
             </w:tcBorders>
           </w:tcPr>
           <w:p>
@@ -10496,7 +10354,7 @@
                 <w:szCs w:val="20"/>
                 <w:rtl/>
               </w:rPr>
-              <w:t>3</w:t>
+              <w:t>4</w:t>
             </w:r>
           </w:p>
         </w:tc>
@@ -10511,10 +10369,10 @@
               <w:right w:w="108" w:type="dxa"/>
             </w:tcMar>
             <w:tcBorders>
-              <w:right w:val="single" w:sz="4" w:space="0" w:color="CCCCCC"/>
               <w:top w:val="single" w:sz="4" w:space="0" w:color="CCCCCC"/>
               <w:bottom w:val="single" w:sz="4" w:space="0" w:color="CCCCCC"/>
               <w:left w:val="single" w:sz="4" w:space="0" w:color="CCCCCC"/>
+              <w:right w:val="single" w:sz="4" w:space="0" w:color="CCCCCC"/>
             </w:tcBorders>
           </w:tcPr>
           <w:p>
@@ -10531,7 +10389,7 @@
                 <w:szCs w:val="20"/>
                 <w:rtl/>
               </w:rPr>
-              <w:t>متابعة طلبات مقدمة بدون تحديث للحالة — لا يتلقى المتعامل تحديثاً تلقائياً لحالة طلبه</w:t>
+              <w:t>متابعة طلبات مقدمة — عدم وضوح حالة الطلب المقدم — لا يصل إشعار تلقائي بتحديث الحالة</w:t>
             </w:r>
           </w:p>
         </w:tc>
@@ -10548,10 +10406,10 @@
               <w:right w:w="108" w:type="dxa"/>
             </w:tcMar>
             <w:tcBorders>
+              <w:top w:val="single" w:sz="4" w:space="0" w:color="CCCCCC"/>
               <w:right w:val="single" w:sz="4" w:space="0" w:color="CCCCCC"/>
-              <w:top w:val="single" w:sz="4" w:space="0" w:color="CCCCCC"/>
+              <w:left w:val="single" w:sz="4" w:space="0" w:color="CCCCCC"/>
               <w:bottom w:val="single" w:sz="4" w:space="0" w:color="CCCCCC"/>
-              <w:left w:val="single" w:sz="4" w:space="0" w:color="CCCCCC"/>
             </w:tcBorders>
           </w:tcPr>
           <w:p>
@@ -10568,7 +10426,7 @@
                 <w:szCs w:val="20"/>
                 <w:rtl/>
               </w:rPr>
-              <w:t>تفعيل إشعار SMS/بريد تلقائي عند خصم الرسوم مع استرداد فوري آلي عند فشل التأكيد، وأضف نموذجاً رقمياً للاسترداد وأسئلة شائعة واضحة لحالات الخصم المزدوج.</w:t>
+              <w:t>أضف قسماً في الدليل لحالات الخصم المزدوج مع مسار تصعيد واضح، وأنشئ نموذجاً إلكترونياً لاسترداد الرسوم، وطبّق آلية تراجع تلقائي عن المعاملات الفاشلة.</w:t>
             </w:r>
           </w:p>
         </w:tc>
@@ -10583,10 +10441,10 @@
               <w:right w:w="108" w:type="dxa"/>
             </w:tcMar>
             <w:tcBorders>
+              <w:top w:val="single" w:sz="4" w:space="0" w:color="CCCCCC"/>
               <w:right w:val="single" w:sz="4" w:space="0" w:color="CCCCCC"/>
-              <w:top w:val="single" w:sz="4" w:space="0" w:color="CCCCCC"/>
+              <w:left w:val="single" w:sz="4" w:space="0" w:color="CCCCCC"/>
               <w:bottom w:val="single" w:sz="4" w:space="0" w:color="CCCCCC"/>
-              <w:left w:val="single" w:sz="4" w:space="0" w:color="CCCCCC"/>
             </w:tcBorders>
           </w:tcPr>
           <w:p>
@@ -10603,7 +10461,7 @@
                 <w:szCs w:val="20"/>
                 <w:rtl/>
               </w:rPr>
-              <w:t>محتوى مفقود + خلل في المنصة + غياب آلية استرداد ذاتية</w:t>
+              <w:t>محتوى مفقود + خلل في المنصة</w:t>
             </w:r>
           </w:p>
         </w:tc>
@@ -10618,10 +10476,10 @@
               <w:right w:w="108" w:type="dxa"/>
             </w:tcMar>
             <w:tcBorders>
+              <w:top w:val="single" w:sz="4" w:space="0" w:color="CCCCCC"/>
               <w:right w:val="single" w:sz="4" w:space="0" w:color="CCCCCC"/>
-              <w:top w:val="single" w:sz="4" w:space="0" w:color="CCCCCC"/>
+              <w:left w:val="single" w:sz="4" w:space="0" w:color="CCCCCC"/>
               <w:bottom w:val="single" w:sz="4" w:space="0" w:color="CCCCCC"/>
-              <w:left w:val="single" w:sz="4" w:space="0" w:color="CCCCCC"/>
             </w:tcBorders>
           </w:tcPr>
           <w:p>
@@ -10638,7 +10496,7 @@
                 <w:szCs w:val="20"/>
                 <w:rtl/>
               </w:rPr>
-              <w:t>تتوفر خدمة استرجاع قيمة المخالفات عبر مراكز الخدمة فقط، ولا يوجد نموذج رقمي لطلب الاسترداد ولا آلية استرداد تلقائي عند فشل إتمام المعاملة في التطبيق أو الموقع.</w:t>
+              <w:t>تتوفر خدمة استرجاع قيمة المخالفات المرورية لكنها مقتصرة على المخالفات دون رسوم التسجيل، ولا يوجد قسم في الدليل يتناول إجراءات استرداد الرسوم المزدوجة أو خلل النظام.</w:t>
             </w:r>
           </w:p>
         </w:tc>
@@ -10653,10 +10511,10 @@
               <w:right w:w="108" w:type="dxa"/>
             </w:tcMar>
             <w:tcBorders>
+              <w:top w:val="single" w:sz="4" w:space="0" w:color="CCCCCC"/>
               <w:right w:val="single" w:sz="4" w:space="0" w:color="CCCCCC"/>
-              <w:top w:val="single" w:sz="4" w:space="0" w:color="CCCCCC"/>
+              <w:left w:val="single" w:sz="4" w:space="0" w:color="CCCCCC"/>
               <w:bottom w:val="single" w:sz="4" w:space="0" w:color="CCCCCC"/>
-              <w:left w:val="single" w:sz="4" w:space="0" w:color="CCCCCC"/>
             </w:tcBorders>
           </w:tcPr>
           <w:p>
@@ -10688,10 +10546,10 @@
               <w:right w:w="108" w:type="dxa"/>
             </w:tcMar>
             <w:tcBorders>
+              <w:top w:val="single" w:sz="4" w:space="0" w:color="CCCCCC"/>
               <w:right w:val="single" w:sz="4" w:space="0" w:color="CCCCCC"/>
-              <w:top w:val="single" w:sz="4" w:space="0" w:color="CCCCCC"/>
+              <w:left w:val="single" w:sz="4" w:space="0" w:color="CCCCCC"/>
               <w:bottom w:val="single" w:sz="4" w:space="0" w:color="CCCCCC"/>
-              <w:left w:val="single" w:sz="4" w:space="0" w:color="CCCCCC"/>
             </w:tcBorders>
           </w:tcPr>
           <w:p>
@@ -10723,10 +10581,10 @@
               <w:right w:w="108" w:type="dxa"/>
             </w:tcMar>
             <w:tcBorders>
-              <w:right w:val="single" w:sz="4" w:space="0" w:color="CCCCCC"/>
               <w:top w:val="single" w:sz="4" w:space="0" w:color="CCCCCC"/>
               <w:bottom w:val="single" w:sz="4" w:space="0" w:color="CCCCCC"/>
               <w:left w:val="single" w:sz="4" w:space="0" w:color="CCCCCC"/>
+              <w:right w:val="single" w:sz="4" w:space="0" w:color="CCCCCC"/>
             </w:tcBorders>
           </w:tcPr>
           <w:p>
@@ -10743,7 +10601,7 @@
                 <w:szCs w:val="20"/>
                 <w:rtl/>
               </w:rPr>
-              <w:t>أخطاء تقنية في إتمام المعاملات ودفع الرسوم — خصم الرسوم أكثر من مرة أو تعذّر إتمام التسجيل</w:t>
+              <w:t>أعطال تقنية في منظومة الدفع والتسجيل — خصم رسوم مزدوجة أو تعذّر التسجيل رغم استيفاء الشروط بسبب خلل في النظام</w:t>
             </w:r>
           </w:p>
         </w:tc>
@@ -10760,10 +10618,10 @@
               <w:right w:w="108" w:type="dxa"/>
             </w:tcMar>
             <w:tcBorders>
+              <w:top w:val="single" w:sz="4" w:space="0" w:color="CCCCCC"/>
               <w:right w:val="single" w:sz="4" w:space="0" w:color="CCCCCC"/>
+              <w:left w:val="single" w:sz="4" w:space="0" w:color="CCCCCC"/>
               <w:bottom w:val="single" w:sz="4" w:space="0" w:color="CCCCCC"/>
-              <w:top w:val="single" w:sz="4" w:space="0" w:color="CCCCCC"/>
-              <w:left w:val="single" w:sz="4" w:space="0" w:color="CCCCCC"/>
             </w:tcBorders>
           </w:tcPr>
           <w:p>
@@ -10780,7 +10638,7 @@
                 <w:szCs w:val="20"/>
                 <w:rtl/>
               </w:rPr>
-              <w:t>تفعيل إشعار SMS/بريد تلقائي لكل مرحلة في معالجة طلب ترخيص السلاح، وأضف الخدمة كاملة في الدليل مع بوابة آمنة عبر UAE Pass لتتبع الطلبات الحساسة.</w:t>
+              <w:t>تفعيل إشعار SMS/بريد تلقائي عند كل مرحلة من مراحل طلب ترخيص السلاح، وأضف بطاقة خدمة كاملة في الدليل تشمل الوثائق والجهة المختصة والمدة الزمنية.</w:t>
             </w:r>
           </w:p>
         </w:tc>
@@ -10795,10 +10653,10 @@
               <w:right w:w="108" w:type="dxa"/>
             </w:tcMar>
             <w:tcBorders>
+              <w:top w:val="single" w:sz="4" w:space="0" w:color="CCCCCC"/>
               <w:right w:val="single" w:sz="4" w:space="0" w:color="CCCCCC"/>
+              <w:left w:val="single" w:sz="4" w:space="0" w:color="CCCCCC"/>
               <w:bottom w:val="single" w:sz="4" w:space="0" w:color="CCCCCC"/>
-              <w:left w:val="single" w:sz="4" w:space="0" w:color="CCCCCC"/>
-              <w:top w:val="single" w:sz="4" w:space="0" w:color="CCCCCC"/>
             </w:tcBorders>
           </w:tcPr>
           <w:p>
@@ -10815,7 +10673,7 @@
                 <w:szCs w:val="20"/>
                 <w:rtl/>
               </w:rPr>
-              <w:t>محتوى مفقود بالكامل + غياب الإشعار الاستباقي</w:t>
+              <w:t>محتوى مفقود + غياب الإشعار الاستباقي</w:t>
             </w:r>
           </w:p>
         </w:tc>
@@ -10830,10 +10688,10 @@
               <w:right w:w="108" w:type="dxa"/>
             </w:tcMar>
             <w:tcBorders>
+              <w:top w:val="single" w:sz="4" w:space="0" w:color="CCCCCC"/>
               <w:right w:val="single" w:sz="4" w:space="0" w:color="CCCCCC"/>
+              <w:left w:val="single" w:sz="4" w:space="0" w:color="CCCCCC"/>
               <w:bottom w:val="single" w:sz="4" w:space="0" w:color="CCCCCC"/>
-              <w:left w:val="single" w:sz="4" w:space="0" w:color="CCCCCC"/>
-              <w:top w:val="single" w:sz="4" w:space="0" w:color="CCCCCC"/>
             </w:tcBorders>
           </w:tcPr>
           <w:p>
@@ -10850,7 +10708,7 @@
                 <w:szCs w:val="20"/>
                 <w:rtl/>
               </w:rPr>
-              <w:t>لا توجد خدمة ترخيص أسلحة مذكورة في الدليل الإجرائي، ولا أي محتوى يتعلق بشروط الأهلية أو مدد المعالجة أو آليات الإشعار في التطبيق أو الموقع.</w:t>
+              <w:t>لا يوجد أي ذكر لخدمة ترخيص الأسلحة في الدليل الإرشادي، ولا تتوفر بطاقة خدمة أو مسار رقمي لمتابعة الطلب أو التواصل مع الجهة المختصة.</w:t>
             </w:r>
           </w:p>
         </w:tc>
@@ -10865,10 +10723,10 @@
               <w:right w:w="108" w:type="dxa"/>
             </w:tcMar>
             <w:tcBorders>
+              <w:top w:val="single" w:sz="4" w:space="0" w:color="CCCCCC"/>
               <w:right w:val="single" w:sz="4" w:space="0" w:color="CCCCCC"/>
+              <w:left w:val="single" w:sz="4" w:space="0" w:color="CCCCCC"/>
               <w:bottom w:val="single" w:sz="4" w:space="0" w:color="CCCCCC"/>
-              <w:left w:val="single" w:sz="4" w:space="0" w:color="CCCCCC"/>
-              <w:top w:val="single" w:sz="4" w:space="0" w:color="CCCCCC"/>
             </w:tcBorders>
           </w:tcPr>
           <w:p>
@@ -10900,10 +10758,10 @@
               <w:right w:w="108" w:type="dxa"/>
             </w:tcMar>
             <w:tcBorders>
+              <w:top w:val="single" w:sz="4" w:space="0" w:color="CCCCCC"/>
               <w:right w:val="single" w:sz="4" w:space="0" w:color="CCCCCC"/>
+              <w:left w:val="single" w:sz="4" w:space="0" w:color="CCCCCC"/>
               <w:bottom w:val="single" w:sz="4" w:space="0" w:color="CCCCCC"/>
-              <w:left w:val="single" w:sz="4" w:space="0" w:color="CCCCCC"/>
-              <w:top w:val="single" w:sz="4" w:space="0" w:color="CCCCCC"/>
             </w:tcBorders>
           </w:tcPr>
           <w:p>
@@ -10920,7 +10778,7 @@
                 <w:szCs w:val="20"/>
                 <w:rtl/>
               </w:rPr>
-              <w:t>1</w:t>
+              <w:t>2</w:t>
             </w:r>
           </w:p>
         </w:tc>
@@ -10935,10 +10793,10 @@
               <w:right w:w="108" w:type="dxa"/>
             </w:tcMar>
             <w:tcBorders>
-              <w:right w:val="single" w:sz="4" w:space="0" w:color="CCCCCC"/>
+              <w:top w:val="single" w:sz="4" w:space="0" w:color="CCCCCC"/>
               <w:bottom w:val="single" w:sz="4" w:space="0" w:color="CCCCCC"/>
               <w:left w:val="single" w:sz="4" w:space="0" w:color="CCCCCC"/>
-              <w:top w:val="single" w:sz="4" w:space="0" w:color="CCCCCC"/>
+              <w:right w:val="single" w:sz="4" w:space="0" w:color="CCCCCC"/>
             </w:tcBorders>
           </w:tcPr>
           <w:p>
@@ -10955,7 +10813,219 @@
                 <w:szCs w:val="20"/>
                 <w:rtl/>
               </w:rPr>
-              <w:t>تأخر البت في طلبات تراخيص الأسلحة — لا يتلقى المتعامل أي إشعار بحالة الطلب</w:t>
+              <w:t>طلبات تراخيص الأسلحة المعلقة — بقاء طلب ترخيص السلاح معلقاً دون إشعار بالحالة أو الجهة المختصة</w:t>
+            </w:r>
+          </w:p>
+        </w:tc>
+      </w:tr>
+      <w:tr>
+        <w:tc>
+          <w:tcPr>
+            <w:tcW w:type="dxa" w:w="1560"/>
+            <w:shd w:val="clear" w:color="auto" w:fill="D9D9D9"/>
+            <w:tcMar>
+              <w:top w:w="60" w:type="dxa"/>
+              <w:bottom w:w="60" w:type="dxa"/>
+              <w:left w:w="108" w:type="dxa"/>
+              <w:right w:w="108" w:type="dxa"/>
+            </w:tcMar>
+            <w:tcBorders>
+              <w:top w:val="single" w:sz="4" w:space="0" w:color="CCCCCC"/>
+              <w:right w:val="single" w:sz="4" w:space="0" w:color="CCCCCC"/>
+              <w:left w:val="single" w:sz="4" w:space="0" w:color="CCCCCC"/>
+              <w:bottom w:val="single" w:sz="4" w:space="0" w:color="CCCCCC"/>
+            </w:tcBorders>
+          </w:tcPr>
+          <w:p>
+            <w:pPr>
+              <w:bidi w:val="1"/>
+              <w:spacing w:before="60" w:after="60"/>
+            </w:pPr>
+            <w:r>
+              <w:rPr>
+                <w:rFonts w:ascii="Dubai" w:hAnsi="Dubai" w:eastAsia="Dubai" w:cs="Dubai"/>
+                <w:b w:val="0"/>
+                <w:color w:val="000000"/>
+                <w:sz w:val="20"/>
+                <w:szCs w:val="20"/>
+                <w:rtl/>
+              </w:rPr>
+              <w:t>أنشئ دليلاً مصوراً خطوة بخطوة لمسار تسجيل المركبة واختيار اللوحة في تطبيق MOI، وأضف تلميحاً سياقياً عند خطوة الاختيار وتأكيداً استباقياً قبل الدفع.</w:t>
+            </w:r>
+          </w:p>
+        </w:tc>
+        <w:tc>
+          <w:tcPr>
+            <w:tcW w:type="dxa" w:w="1560"/>
+            <w:shd w:val="clear" w:color="auto" w:fill="D9D9D9"/>
+            <w:tcMar>
+              <w:top w:w="60" w:type="dxa"/>
+              <w:bottom w:w="60" w:type="dxa"/>
+              <w:left w:w="108" w:type="dxa"/>
+              <w:right w:w="108" w:type="dxa"/>
+            </w:tcMar>
+            <w:tcBorders>
+              <w:top w:val="single" w:sz="4" w:space="0" w:color="CCCCCC"/>
+              <w:right w:val="single" w:sz="4" w:space="0" w:color="CCCCCC"/>
+              <w:left w:val="single" w:sz="4" w:space="0" w:color="CCCCCC"/>
+              <w:bottom w:val="single" w:sz="4" w:space="0" w:color="CCCCCC"/>
+            </w:tcBorders>
+          </w:tcPr>
+          <w:p>
+            <w:pPr>
+              <w:bidi w:val="1"/>
+              <w:spacing w:before="60" w:after="60"/>
+            </w:pPr>
+            <w:r>
+              <w:rPr>
+                <w:rFonts w:ascii="Dubai" w:hAnsi="Dubai" w:eastAsia="Dubai" w:cs="Dubai"/>
+                <w:b w:val="0"/>
+                <w:color w:val="000000"/>
+                <w:sz w:val="20"/>
+                <w:szCs w:val="20"/>
+                <w:rtl/>
+              </w:rPr>
+              <w:t>معلومات ناقصة + عملية غير واضحة</w:t>
+            </w:r>
+          </w:p>
+        </w:tc>
+        <w:tc>
+          <w:tcPr>
+            <w:tcW w:type="dxa" w:w="1560"/>
+            <w:shd w:val="clear" w:color="auto" w:fill="D9D9D9"/>
+            <w:tcMar>
+              <w:top w:w="60" w:type="dxa"/>
+              <w:bottom w:w="60" w:type="dxa"/>
+              <w:left w:w="108" w:type="dxa"/>
+              <w:right w:w="108" w:type="dxa"/>
+            </w:tcMar>
+            <w:tcBorders>
+              <w:top w:val="single" w:sz="4" w:space="0" w:color="CCCCCC"/>
+              <w:right w:val="single" w:sz="4" w:space="0" w:color="CCCCCC"/>
+              <w:left w:val="single" w:sz="4" w:space="0" w:color="CCCCCC"/>
+              <w:bottom w:val="single" w:sz="4" w:space="0" w:color="CCCCCC"/>
+            </w:tcBorders>
+          </w:tcPr>
+          <w:p>
+            <w:pPr>
+              <w:bidi w:val="1"/>
+              <w:spacing w:before="60" w:after="60"/>
+            </w:pPr>
+            <w:r>
+              <w:rPr>
+                <w:rFonts w:ascii="Dubai" w:hAnsi="Dubai" w:eastAsia="Dubai" w:cs="Dubai"/>
+                <w:b w:val="0"/>
+                <w:color w:val="000000"/>
+                <w:sz w:val="20"/>
+                <w:szCs w:val="20"/>
+                <w:rtl/>
+              </w:rPr>
+              <w:t>يتضمن الدليل جدول رسوم اللوحات دون لقطات شاشة أو دليل مصور، وتفتقر خطوات التطبيق إلى تلميحات سياقية توضح الفرق بين أنواع اللوحات ورسومها عند الاختيار.</w:t>
+            </w:r>
+          </w:p>
+        </w:tc>
+        <w:tc>
+          <w:tcPr>
+            <w:tcW w:type="dxa" w:w="1560"/>
+            <w:shd w:val="clear" w:color="auto" w:fill="D9D9D9"/>
+            <w:tcMar>
+              <w:top w:w="60" w:type="dxa"/>
+              <w:bottom w:w="60" w:type="dxa"/>
+              <w:left w:w="108" w:type="dxa"/>
+              <w:right w:w="108" w:type="dxa"/>
+            </w:tcMar>
+            <w:tcBorders>
+              <w:top w:val="single" w:sz="4" w:space="0" w:color="CCCCCC"/>
+              <w:right w:val="single" w:sz="4" w:space="0" w:color="CCCCCC"/>
+              <w:left w:val="single" w:sz="4" w:space="0" w:color="CCCCCC"/>
+              <w:bottom w:val="single" w:sz="4" w:space="0" w:color="CCCCCC"/>
+            </w:tcBorders>
+          </w:tcPr>
+          <w:p>
+            <w:pPr>
+              <w:bidi w:val="1"/>
+              <w:spacing w:before="60" w:after="60"/>
+            </w:pPr>
+            <w:r>
+              <w:rPr>
+                <w:rFonts w:ascii="Dubai" w:hAnsi="Dubai" w:eastAsia="Dubai" w:cs="Dubai"/>
+                <w:b w:val="0"/>
+                <w:color w:val="000000"/>
+                <w:sz w:val="20"/>
+                <w:szCs w:val="20"/>
+                <w:rtl/>
+              </w:rPr>
+              <w:t>🟡 عالية</w:t>
+            </w:r>
+          </w:p>
+        </w:tc>
+        <w:tc>
+          <w:tcPr>
+            <w:tcW w:type="dxa" w:w="1560"/>
+            <w:shd w:val="clear" w:color="auto" w:fill="D9D9D9"/>
+            <w:tcMar>
+              <w:top w:w="60" w:type="dxa"/>
+              <w:bottom w:w="60" w:type="dxa"/>
+              <w:left w:w="108" w:type="dxa"/>
+              <w:right w:w="108" w:type="dxa"/>
+            </w:tcMar>
+            <w:tcBorders>
+              <w:top w:val="single" w:sz="4" w:space="0" w:color="CCCCCC"/>
+              <w:right w:val="single" w:sz="4" w:space="0" w:color="CCCCCC"/>
+              <w:left w:val="single" w:sz="4" w:space="0" w:color="CCCCCC"/>
+              <w:bottom w:val="single" w:sz="4" w:space="0" w:color="CCCCCC"/>
+            </w:tcBorders>
+          </w:tcPr>
+          <w:p>
+            <w:pPr>
+              <w:bidi w:val="1"/>
+              <w:spacing w:before="60" w:after="60"/>
+            </w:pPr>
+            <w:r>
+              <w:rPr>
+                <w:rFonts w:ascii="Dubai" w:hAnsi="Dubai" w:eastAsia="Dubai" w:cs="Dubai"/>
+                <w:b w:val="0"/>
+                <w:color w:val="000000"/>
+                <w:sz w:val="20"/>
+                <w:szCs w:val="20"/>
+                <w:rtl/>
+              </w:rPr>
+              <w:t>2</w:t>
+            </w:r>
+          </w:p>
+        </w:tc>
+        <w:tc>
+          <w:tcPr>
+            <w:tcW w:type="dxa" w:w="1560"/>
+            <w:shd w:val="clear" w:color="auto" w:fill="D9D9D9"/>
+            <w:tcMar>
+              <w:top w:w="60" w:type="dxa"/>
+              <w:bottom w:w="60" w:type="dxa"/>
+              <w:left w:w="108" w:type="dxa"/>
+              <w:right w:w="108" w:type="dxa"/>
+            </w:tcMar>
+            <w:tcBorders>
+              <w:top w:val="single" w:sz="4" w:space="0" w:color="CCCCCC"/>
+              <w:right w:val="single" w:sz="4" w:space="0" w:color="CCCCCC"/>
+              <w:left w:val="single" w:sz="4" w:space="0" w:color="CCCCCC"/>
+              <w:bottom w:val="single" w:sz="4" w:space="0" w:color="CCCCCC"/>
+            </w:tcBorders>
+          </w:tcPr>
+          <w:p>
+            <w:pPr>
+              <w:bidi w:val="1"/>
+              <w:spacing w:before="60" w:after="60"/>
+            </w:pPr>
+            <w:r>
+              <w:rPr>
+                <w:rFonts w:ascii="Dubai" w:hAnsi="Dubai" w:eastAsia="Dubai" w:cs="Dubai"/>
+                <w:b w:val="0"/>
+                <w:color w:val="000000"/>
+                <w:sz w:val="20"/>
+                <w:szCs w:val="20"/>
+                <w:rtl/>
+              </w:rPr>
+              <w:t>أخطاء في إجراءات الدفع وتسجيل المركبات — عدم وضوح خطوات اختيار نوع اللوحة والدفع في تطبيق MOI يؤدي لإجراءات خاطئة</w:t>
             </w:r>
           </w:p>
         </w:tc>
@@ -11007,10 +11077,10 @@
               <w:right w:w="108" w:type="dxa"/>
             </w:tcMar>
             <w:tcBorders>
+              <w:top w:val="single" w:sz="4" w:space="0" w:color="CCCCCC"/>
               <w:right w:val="single" w:sz="4" w:space="0" w:color="CCCCCC"/>
-              <w:top w:val="single" w:sz="4" w:space="0" w:color="CCCCCC"/>
+              <w:left w:val="single" w:sz="4" w:space="0" w:color="CCCCCC"/>
               <w:bottom w:val="single" w:sz="4" w:space="0" w:color="CCCCCC"/>
-              <w:left w:val="single" w:sz="4" w:space="0" w:color="CCCCCC"/>
             </w:tcBorders>
           </w:tcPr>
           <w:p>
@@ -11042,10 +11112,10 @@
               <w:right w:w="108" w:type="dxa"/>
             </w:tcMar>
             <w:tcBorders>
+              <w:top w:val="single" w:sz="4" w:space="0" w:color="CCCCCC"/>
               <w:right w:val="single" w:sz="4" w:space="0" w:color="CCCCCC"/>
-              <w:top w:val="single" w:sz="4" w:space="0" w:color="CCCCCC"/>
+              <w:left w:val="single" w:sz="4" w:space="0" w:color="CCCCCC"/>
               <w:bottom w:val="single" w:sz="4" w:space="0" w:color="CCCCCC"/>
-              <w:left w:val="single" w:sz="4" w:space="0" w:color="CCCCCC"/>
             </w:tcBorders>
           </w:tcPr>
           <w:p>
@@ -11077,10 +11147,10 @@
               <w:right w:w="108" w:type="dxa"/>
             </w:tcMar>
             <w:tcBorders>
+              <w:top w:val="single" w:sz="4" w:space="0" w:color="CCCCCC"/>
               <w:right w:val="single" w:sz="4" w:space="0" w:color="CCCCCC"/>
-              <w:top w:val="single" w:sz="4" w:space="0" w:color="CCCCCC"/>
+              <w:left w:val="single" w:sz="4" w:space="0" w:color="CCCCCC"/>
               <w:bottom w:val="single" w:sz="4" w:space="0" w:color="CCCCCC"/>
-              <w:left w:val="single" w:sz="4" w:space="0" w:color="CCCCCC"/>
             </w:tcBorders>
           </w:tcPr>
           <w:p>
@@ -11112,10 +11182,10 @@
               <w:right w:w="108" w:type="dxa"/>
             </w:tcMar>
             <w:tcBorders>
+              <w:top w:val="single" w:sz="4" w:space="0" w:color="CCCCCC"/>
               <w:right w:val="single" w:sz="4" w:space="0" w:color="CCCCCC"/>
-              <w:top w:val="single" w:sz="4" w:space="0" w:color="CCCCCC"/>
+              <w:left w:val="single" w:sz="4" w:space="0" w:color="CCCCCC"/>
               <w:bottom w:val="single" w:sz="4" w:space="0" w:color="CCCCCC"/>
-              <w:left w:val="single" w:sz="4" w:space="0" w:color="CCCCCC"/>
             </w:tcBorders>
           </w:tcPr>
           <w:p>
@@ -11149,10 +11219,10 @@
               <w:right w:w="108" w:type="dxa"/>
             </w:tcMar>
             <w:tcBorders>
+              <w:top w:val="single" w:sz="4" w:space="0" w:color="CCCCCC"/>
               <w:right w:val="single" w:sz="4" w:space="0" w:color="CCCCCC"/>
-              <w:top w:val="single" w:sz="4" w:space="0" w:color="CCCCCC"/>
+              <w:left w:val="single" w:sz="4" w:space="0" w:color="CCCCCC"/>
               <w:bottom w:val="single" w:sz="4" w:space="0" w:color="CCCCCC"/>
-              <w:left w:val="single" w:sz="4" w:space="0" w:color="CCCCCC"/>
             </w:tcBorders>
           </w:tcPr>
           <w:p>
@@ -11169,7 +11239,7 @@
                 <w:szCs w:val="20"/>
                 <w:rtl/>
               </w:rPr>
-              <w:t>طوّر نظاماً داخلياً للكشف التلقائي عن عدم تطابق اللوحات قبل إصدار إشعارات المخالفات، وأنشئ قناة رقمية لتقديم الاعتراض مع إرفاق الأدلة الصورية.</w:t>
+              <w:t>أنشئ نموذج إبلاغ رقمي موحداً لأخطاء المخالفات مع مسار تصعيد واضح وإصلاح نظام مطابقة لوحات الرادار.</w:t>
             </w:r>
           </w:p>
         </w:tc>
@@ -11184,10 +11254,10 @@
               <w:right w:w="108" w:type="dxa"/>
             </w:tcMar>
             <w:tcBorders>
+              <w:top w:val="single" w:sz="4" w:space="0" w:color="CCCCCC"/>
               <w:right w:val="single" w:sz="4" w:space="0" w:color="CCCCCC"/>
-              <w:top w:val="single" w:sz="4" w:space="0" w:color="CCCCCC"/>
+              <w:left w:val="single" w:sz="4" w:space="0" w:color="CCCCCC"/>
               <w:bottom w:val="single" w:sz="4" w:space="0" w:color="CCCCCC"/>
-              <w:left w:val="single" w:sz="4" w:space="0" w:color="CCCCCC"/>
             </w:tcBorders>
           </w:tcPr>
           <w:p>
@@ -11204,7 +11274,7 @@
                 <w:szCs w:val="20"/>
                 <w:rtl/>
               </w:rPr>
-              <w:t>11 حالة — صورة المركبة في إشعار المخالفة تُظهر مركبة مختلفة أو لوحة غير مطابقة، مما يضطر المتعامل للتواصل يدوياً لتصحيح الخطأ</w:t>
+              <w:t>11 حالة — صورة المركبة في إشعار المخالفة تُظهر مركبة مختلفة أو المتعامل لم يكن متواجداً في الفجيرة</w:t>
             </w:r>
           </w:p>
         </w:tc>
@@ -11219,10 +11289,10 @@
               <w:right w:w="108" w:type="dxa"/>
             </w:tcMar>
             <w:tcBorders>
+              <w:top w:val="single" w:sz="4" w:space="0" w:color="CCCCCC"/>
               <w:right w:val="single" w:sz="4" w:space="0" w:color="CCCCCC"/>
-              <w:top w:val="single" w:sz="4" w:space="0" w:color="CCCCCC"/>
+              <w:left w:val="single" w:sz="4" w:space="0" w:color="CCCCCC"/>
               <w:bottom w:val="single" w:sz="4" w:space="0" w:color="CCCCCC"/>
-              <w:left w:val="single" w:sz="4" w:space="0" w:color="CCCCCC"/>
             </w:tcBorders>
           </w:tcPr>
           <w:p>
@@ -11254,10 +11324,10 @@
               <w:right w:w="108" w:type="dxa"/>
             </w:tcMar>
             <w:tcBorders>
-              <w:right w:val="single" w:sz="4" w:space="0" w:color="CCCCCC"/>
               <w:top w:val="single" w:sz="4" w:space="0" w:color="CCCCCC"/>
               <w:bottom w:val="single" w:sz="4" w:space="0" w:color="CCCCCC"/>
               <w:left w:val="single" w:sz="4" w:space="0" w:color="CCCCCC"/>
+              <w:right w:val="single" w:sz="4" w:space="0" w:color="CCCCCC"/>
             </w:tcBorders>
           </w:tcPr>
           <w:p>
@@ -11291,10 +11361,10 @@
               <w:right w:w="108" w:type="dxa"/>
             </w:tcMar>
             <w:tcBorders>
+              <w:top w:val="single" w:sz="4" w:space="0" w:color="CCCCCC"/>
               <w:right w:val="single" w:sz="4" w:space="0" w:color="CCCCCC"/>
-              <w:top w:val="single" w:sz="4" w:space="0" w:color="CCCCCC"/>
+              <w:left w:val="single" w:sz="4" w:space="0" w:color="CCCCCC"/>
               <w:bottom w:val="single" w:sz="4" w:space="0" w:color="CCCCCC"/>
-              <w:left w:val="single" w:sz="4" w:space="0" w:color="CCCCCC"/>
             </w:tcBorders>
           </w:tcPr>
           <w:p>
@@ -11311,7 +11381,7 @@
                 <w:szCs w:val="20"/>
                 <w:rtl/>
               </w:rPr>
-              <w:t>فعّل إشعارات SMS/بريد إلكتروني تلقائية برابط تتبع فور إرسال الوثائق، وأضف استعلاماً ذاتياً عن التوصيل داخل التطبيق.</w:t>
+              <w:t>انشر أدلة مصورة خطوة بخطوة داخل تطبيق MOI لكل مسار خدمة رقمي مع أسئلة شائعة محدّثة.</w:t>
             </w:r>
           </w:p>
         </w:tc>
@@ -11326,10 +11396,10 @@
               <w:right w:w="108" w:type="dxa"/>
             </w:tcMar>
             <w:tcBorders>
+              <w:top w:val="single" w:sz="4" w:space="0" w:color="CCCCCC"/>
               <w:right w:val="single" w:sz="4" w:space="0" w:color="CCCCCC"/>
-              <w:top w:val="single" w:sz="4" w:space="0" w:color="CCCCCC"/>
+              <w:left w:val="single" w:sz="4" w:space="0" w:color="CCCCCC"/>
               <w:bottom w:val="single" w:sz="4" w:space="0" w:color="CCCCCC"/>
-              <w:left w:val="single" w:sz="4" w:space="0" w:color="CCCCCC"/>
             </w:tcBorders>
           </w:tcPr>
           <w:p>
@@ -11346,7 +11416,7 @@
                 <w:szCs w:val="20"/>
                 <w:rtl/>
               </w:rPr>
-              <w:t>8 حالة — لا يتلقى المتعامل إشعاراً أو رابط تتبع عند إرسال الملكية أو الرخصة عبر بريد الإمارات، فيتصل بالدعم لمعرفة الحالة</w:t>
+              <w:t>11 حالة — عدم تمكّن المتعامل من تحديث بياناته الشخصية ذاتياً عبر التطبيق</w:t>
             </w:r>
           </w:p>
         </w:tc>
@@ -11361,10 +11431,10 @@
               <w:right w:w="108" w:type="dxa"/>
             </w:tcMar>
             <w:tcBorders>
+              <w:top w:val="single" w:sz="4" w:space="0" w:color="CCCCCC"/>
               <w:right w:val="single" w:sz="4" w:space="0" w:color="CCCCCC"/>
-              <w:top w:val="single" w:sz="4" w:space="0" w:color="CCCCCC"/>
+              <w:left w:val="single" w:sz="4" w:space="0" w:color="CCCCCC"/>
               <w:bottom w:val="single" w:sz="4" w:space="0" w:color="CCCCCC"/>
-              <w:left w:val="single" w:sz="4" w:space="0" w:color="CCCCCC"/>
             </w:tcBorders>
           </w:tcPr>
           <w:p>
@@ -11381,7 +11451,7 @@
                 <w:szCs w:val="20"/>
                 <w:rtl/>
               </w:rPr>
-              <w:t>ضعف الإشعار الاستباقي</w:t>
+              <w:t>ضعف التوعية بالقنوات الرقمية المتاحة</w:t>
             </w:r>
           </w:p>
         </w:tc>
@@ -11396,10 +11466,10 @@
               <w:right w:w="108" w:type="dxa"/>
             </w:tcMar>
             <w:tcBorders>
-              <w:right w:val="single" w:sz="4" w:space="0" w:color="CCCCCC"/>
               <w:top w:val="single" w:sz="4" w:space="0" w:color="CCCCCC"/>
               <w:bottom w:val="single" w:sz="4" w:space="0" w:color="CCCCCC"/>
               <w:left w:val="single" w:sz="4" w:space="0" w:color="CCCCCC"/>
+              <w:right w:val="single" w:sz="4" w:space="0" w:color="CCCCCC"/>
             </w:tcBorders>
           </w:tcPr>
           <w:p>
@@ -11433,10 +11503,10 @@
               <w:right w:w="108" w:type="dxa"/>
             </w:tcMar>
             <w:tcBorders>
+              <w:top w:val="single" w:sz="4" w:space="0" w:color="CCCCCC"/>
               <w:right w:val="single" w:sz="4" w:space="0" w:color="CCCCCC"/>
-              <w:top w:val="single" w:sz="4" w:space="0" w:color="CCCCCC"/>
+              <w:left w:val="single" w:sz="4" w:space="0" w:color="CCCCCC"/>
               <w:bottom w:val="single" w:sz="4" w:space="0" w:color="CCCCCC"/>
-              <w:left w:val="single" w:sz="4" w:space="0" w:color="CCCCCC"/>
             </w:tcBorders>
           </w:tcPr>
           <w:p>
@@ -11453,7 +11523,7 @@
                 <w:szCs w:val="20"/>
                 <w:rtl/>
               </w:rPr>
-              <w:t>عالج الفجوات الوظيفية في التطبيق وحدّث الدليل بتوضيح ما يمكن تعديله إلكترونياً مع دليل خطوة بخطوة ولقطات شاشة توضيحية.</w:t>
+              <w:t>فعّل إشعارات SMS/بريد تلقائية عند كل مرحلة معالجة طلب وأضف شاشة متابعة مركزية في التطبيق.</w:t>
             </w:r>
           </w:p>
         </w:tc>
@@ -11468,10 +11538,10 @@
               <w:right w:w="108" w:type="dxa"/>
             </w:tcMar>
             <w:tcBorders>
+              <w:top w:val="single" w:sz="4" w:space="0" w:color="CCCCCC"/>
               <w:right w:val="single" w:sz="4" w:space="0" w:color="CCCCCC"/>
-              <w:top w:val="single" w:sz="4" w:space="0" w:color="CCCCCC"/>
+              <w:left w:val="single" w:sz="4" w:space="0" w:color="CCCCCC"/>
               <w:bottom w:val="single" w:sz="4" w:space="0" w:color="CCCCCC"/>
-              <w:left w:val="single" w:sz="4" w:space="0" w:color="CCCCCC"/>
             </w:tcBorders>
           </w:tcPr>
           <w:p>
@@ -11488,7 +11558,7 @@
                 <w:szCs w:val="20"/>
                 <w:rtl/>
               </w:rPr>
-              <w:t>6 حالة — لا تتيح المنظومة تحديث رقم الهاتف أو بيانات الهوية أو صورة الرخصة ذاتياً، فيضطر المتعامل للتواصل مع الدعم لإتمام التحديث</w:t>
+              <w:t>10 حالة — عدم وضوح حالة الطلب المقدم — لا يصل إشعار تلقائي بتحديث الحالة</w:t>
             </w:r>
           </w:p>
         </w:tc>
@@ -11503,10 +11573,10 @@
               <w:right w:w="108" w:type="dxa"/>
             </w:tcMar>
             <w:tcBorders>
+              <w:top w:val="single" w:sz="4" w:space="0" w:color="CCCCCC"/>
               <w:right w:val="single" w:sz="4" w:space="0" w:color="CCCCCC"/>
-              <w:top w:val="single" w:sz="4" w:space="0" w:color="CCCCCC"/>
+              <w:left w:val="single" w:sz="4" w:space="0" w:color="CCCCCC"/>
               <w:bottom w:val="single" w:sz="4" w:space="0" w:color="CCCCCC"/>
-              <w:left w:val="single" w:sz="4" w:space="0" w:color="CCCCCC"/>
             </w:tcBorders>
           </w:tcPr>
           <w:p>
@@ -11523,7 +11593,7 @@
                 <w:szCs w:val="20"/>
                 <w:rtl/>
               </w:rPr>
-              <w:t>ضعف التوعية بالقنوات الرقمية المتاحة</w:t>
+              <w:t>ضعف الإشعار الاستباقي</w:t>
             </w:r>
           </w:p>
         </w:tc>
@@ -11538,10 +11608,10 @@
               <w:right w:w="108" w:type="dxa"/>
             </w:tcMar>
             <w:tcBorders>
-              <w:right w:val="single" w:sz="4" w:space="0" w:color="CCCCCC"/>
               <w:top w:val="single" w:sz="4" w:space="0" w:color="CCCCCC"/>
               <w:bottom w:val="single" w:sz="4" w:space="0" w:color="CCCCCC"/>
               <w:left w:val="single" w:sz="4" w:space="0" w:color="CCCCCC"/>
+              <w:right w:val="single" w:sz="4" w:space="0" w:color="CCCCCC"/>
             </w:tcBorders>
           </w:tcPr>
           <w:p>
@@ -11575,10 +11645,10 @@
               <w:right w:w="108" w:type="dxa"/>
             </w:tcMar>
             <w:tcBorders>
+              <w:top w:val="single" w:sz="4" w:space="0" w:color="CCCCCC"/>
               <w:right w:val="single" w:sz="4" w:space="0" w:color="CCCCCC"/>
+              <w:left w:val="single" w:sz="4" w:space="0" w:color="CCCCCC"/>
               <w:bottom w:val="single" w:sz="4" w:space="0" w:color="CCCCCC"/>
-              <w:top w:val="single" w:sz="4" w:space="0" w:color="CCCCCC"/>
-              <w:left w:val="single" w:sz="4" w:space="0" w:color="CCCCCC"/>
             </w:tcBorders>
           </w:tcPr>
           <w:p>
@@ -11595,7 +11665,7 @@
                 <w:szCs w:val="20"/>
                 <w:rtl/>
               </w:rPr>
-              <w:t>أنشئ مساراً رقمياً للاعتراض وانشر محتوى توعوياً واضحاً عن حدود السرعة وهامش التسامح في التطبيق والموقع.</w:t>
+              <w:t>طوّر مسارات رقمية مخصصة مع تلميحات سياقية وتأكيد استباقي لكل خطوة دفع وتسجيل.</w:t>
             </w:r>
           </w:p>
         </w:tc>
@@ -11610,10 +11680,10 @@
               <w:right w:w="108" w:type="dxa"/>
             </w:tcMar>
             <w:tcBorders>
+              <w:top w:val="single" w:sz="4" w:space="0" w:color="CCCCCC"/>
               <w:right w:val="single" w:sz="4" w:space="0" w:color="CCCCCC"/>
+              <w:left w:val="single" w:sz="4" w:space="0" w:color="CCCCCC"/>
               <w:bottom w:val="single" w:sz="4" w:space="0" w:color="CCCCCC"/>
-              <w:left w:val="single" w:sz="4" w:space="0" w:color="CCCCCC"/>
-              <w:top w:val="single" w:sz="4" w:space="0" w:color="CCCCCC"/>
             </w:tcBorders>
           </w:tcPr>
           <w:p>
@@ -11630,7 +11700,7 @@
                 <w:szCs w:val="20"/>
                 <w:rtl/>
               </w:rPr>
-              <w:t>4 حالة — يعترض المتعامل على مخالفات مرورية بسبب عدم وضوح الحد المسموح به أو اعتقاده بوجود هامش تسامح مختلف، مما يولّد حالات اعتراض متكررة</w:t>
+              <w:t>2 حالة — عدم وضوح خطوات اختيار نوع اللوحة والدفع في تطبيق MOI يؤدي لإجراءات خاطئة</w:t>
             </w:r>
           </w:p>
         </w:tc>
@@ -11645,10 +11715,10 @@
               <w:right w:w="108" w:type="dxa"/>
             </w:tcMar>
             <w:tcBorders>
+              <w:top w:val="single" w:sz="4" w:space="0" w:color="CCCCCC"/>
               <w:right w:val="single" w:sz="4" w:space="0" w:color="CCCCCC"/>
+              <w:left w:val="single" w:sz="4" w:space="0" w:color="CCCCCC"/>
               <w:bottom w:val="single" w:sz="4" w:space="0" w:color="CCCCCC"/>
-              <w:left w:val="single" w:sz="4" w:space="0" w:color="CCCCCC"/>
-              <w:top w:val="single" w:sz="4" w:space="0" w:color="CCCCCC"/>
             </w:tcBorders>
           </w:tcPr>
           <w:p>
@@ -11680,10 +11750,10 @@
               <w:right w:w="108" w:type="dxa"/>
             </w:tcMar>
             <w:tcBorders>
+              <w:top w:val="single" w:sz="4" w:space="0" w:color="CCCCCC"/>
               <w:right w:val="single" w:sz="4" w:space="0" w:color="CCCCCC"/>
+              <w:left w:val="single" w:sz="4" w:space="0" w:color="CCCCCC"/>
               <w:bottom w:val="single" w:sz="4" w:space="0" w:color="CCCCCC"/>
-              <w:left w:val="single" w:sz="4" w:space="0" w:color="CCCCCC"/>
-              <w:top w:val="single" w:sz="4" w:space="0" w:color="CCCCCC"/>
             </w:tcBorders>
           </w:tcPr>
           <w:p>
@@ -11744,7 +11814,7 @@
           <w:u w:val="none"/>
           <w:rtl/>
         </w:rPr>
-        <w:t>يستعرض هذا القسم سبعة أسئلة شائعة ذات أولوية، مستخرجة من الأنماط الأكثر تكراراً في البيانات النصية للفترة من يناير إلى ديسمبر 2025، إلى جانب مسار إشعارات استباقية مقترح لتحسين تجربة المتعامل. وتشير البيانات إلى إمكانية تجنّب ما لا يقل عن 12 حالة تواصل تمثّل 24.0% من إجمالي الحالات البالغة 50 حالة، وذلك بتطبيق منظومة إشعارات آلية بسيطة دون الحاجة إلى أي تغيير هيكلي.</w:t>
+        <w:t>يستعرض هذا القسم خطة التحويل الرقمي المبنية على سبعة أسئلة شائعة ذات أولوية، مستخرجة من الأنماط الأكثر تكراراً في البيانات النصية للفترة من يناير إلى ديسمبر 2025، إلى جانب مسار إشعارات استباقية مقترح. تُظهر البيانات أن ما يزيد على 10 حالات تمثّل 20.0% من إجمالي الحالات البالغة 50 حالة يمكن إلغاؤها بالكامل من خلال منظومة إشعارات تلقائية بسيطة دون الحاجة إلى أي تغيير هيكلي.</w:t>
       </w:r>
     </w:p>
     <w:p>
@@ -11812,10 +11882,10 @@
               <w:right w:w="108" w:type="dxa"/>
             </w:tcMar>
             <w:tcBorders>
+              <w:top w:val="single" w:sz="4" w:space="0" w:color="CCCCCC"/>
               <w:right w:val="single" w:sz="4" w:space="0" w:color="CCCCCC"/>
-              <w:top w:val="single" w:sz="4" w:space="0" w:color="CCCCCC"/>
+              <w:left w:val="single" w:sz="4" w:space="0" w:color="CCCCCC"/>
               <w:bottom w:val="single" w:sz="4" w:space="0" w:color="CCCCCC"/>
-              <w:left w:val="single" w:sz="4" w:space="0" w:color="CCCCCC"/>
             </w:tcBorders>
           </w:tcPr>
           <w:p>
@@ -11847,10 +11917,10 @@
               <w:right w:w="108" w:type="dxa"/>
             </w:tcMar>
             <w:tcBorders>
+              <w:top w:val="single" w:sz="4" w:space="0" w:color="CCCCCC"/>
               <w:right w:val="single" w:sz="4" w:space="0" w:color="CCCCCC"/>
-              <w:top w:val="single" w:sz="4" w:space="0" w:color="CCCCCC"/>
+              <w:left w:val="single" w:sz="4" w:space="0" w:color="CCCCCC"/>
               <w:bottom w:val="single" w:sz="4" w:space="0" w:color="CCCCCC"/>
-              <w:left w:val="single" w:sz="4" w:space="0" w:color="CCCCCC"/>
             </w:tcBorders>
           </w:tcPr>
           <w:p>
@@ -11882,10 +11952,10 @@
               <w:right w:w="108" w:type="dxa"/>
             </w:tcMar>
             <w:tcBorders>
+              <w:top w:val="single" w:sz="4" w:space="0" w:color="CCCCCC"/>
               <w:right w:val="single" w:sz="4" w:space="0" w:color="CCCCCC"/>
-              <w:top w:val="single" w:sz="4" w:space="0" w:color="CCCCCC"/>
+              <w:left w:val="single" w:sz="4" w:space="0" w:color="CCCCCC"/>
               <w:bottom w:val="single" w:sz="4" w:space="0" w:color="CCCCCC"/>
-              <w:left w:val="single" w:sz="4" w:space="0" w:color="CCCCCC"/>
             </w:tcBorders>
           </w:tcPr>
           <w:p>
@@ -11917,10 +11987,10 @@
               <w:right w:w="108" w:type="dxa"/>
             </w:tcMar>
             <w:tcBorders>
+              <w:top w:val="single" w:sz="4" w:space="0" w:color="CCCCCC"/>
               <w:right w:val="single" w:sz="4" w:space="0" w:color="CCCCCC"/>
-              <w:top w:val="single" w:sz="4" w:space="0" w:color="CCCCCC"/>
+              <w:left w:val="single" w:sz="4" w:space="0" w:color="CCCCCC"/>
               <w:bottom w:val="single" w:sz="4" w:space="0" w:color="CCCCCC"/>
-              <w:left w:val="single" w:sz="4" w:space="0" w:color="CCCCCC"/>
             </w:tcBorders>
           </w:tcPr>
           <w:p>
@@ -11954,10 +12024,10 @@
               <w:right w:w="108" w:type="dxa"/>
             </w:tcMar>
             <w:tcBorders>
+              <w:top w:val="single" w:sz="4" w:space="0" w:color="CCCCCC"/>
               <w:right w:val="single" w:sz="4" w:space="0" w:color="CCCCCC"/>
-              <w:top w:val="single" w:sz="4" w:space="0" w:color="CCCCCC"/>
+              <w:left w:val="single" w:sz="4" w:space="0" w:color="CCCCCC"/>
               <w:bottom w:val="single" w:sz="4" w:space="0" w:color="CCCCCC"/>
-              <w:left w:val="single" w:sz="4" w:space="0" w:color="CCCCCC"/>
             </w:tcBorders>
           </w:tcPr>
           <w:p>
@@ -11989,10 +12059,10 @@
               <w:right w:w="108" w:type="dxa"/>
             </w:tcMar>
             <w:tcBorders>
+              <w:top w:val="single" w:sz="4" w:space="0" w:color="CCCCCC"/>
               <w:right w:val="single" w:sz="4" w:space="0" w:color="CCCCCC"/>
-              <w:top w:val="single" w:sz="4" w:space="0" w:color="CCCCCC"/>
+              <w:left w:val="single" w:sz="4" w:space="0" w:color="CCCCCC"/>
               <w:bottom w:val="single" w:sz="4" w:space="0" w:color="CCCCCC"/>
-              <w:left w:val="single" w:sz="4" w:space="0" w:color="CCCCCC"/>
             </w:tcBorders>
           </w:tcPr>
           <w:p>
@@ -12009,7 +12079,7 @@
                 <w:szCs w:val="20"/>
                 <w:rtl/>
               </w:rPr>
-              <w:t>افتح تطبيق MOI وراجع صورة المخالفة. إذا أظهرت الصورة مركبة أو لوحة مختلفة عن مركبتك، أو كنت خارج الفجيرة يوم المخالفة، قدّم شكوى عبر القنوات الرسمية مرفقاً بها صورة مركبتك ومستندات تثبت تنقلاتك. ستتولى الجهة المختصة التدقيق وإبلاغك بالنتيجة.</w:t>
+              <w:t>افتح تطبيق MOI واختر خدمة الاستعلام عن المخالفات المرورية وأدخل رقم لوحة مركبتك. إذا لم تظهر المخالفة في النظام أو كانت صورة المركبة في الإشعار لا تطابق مركبتك، تواصل مع شرطة الفجيرة مباشرةً لإجراء التدقيق وتصحيح السجل.</w:t>
             </w:r>
           </w:p>
         </w:tc>
@@ -12024,10 +12094,10 @@
               <w:right w:w="108" w:type="dxa"/>
             </w:tcMar>
             <w:tcBorders>
+              <w:top w:val="single" w:sz="4" w:space="0" w:color="CCCCCC"/>
               <w:right w:val="single" w:sz="4" w:space="0" w:color="CCCCCC"/>
-              <w:top w:val="single" w:sz="4" w:space="0" w:color="CCCCCC"/>
+              <w:left w:val="single" w:sz="4" w:space="0" w:color="CCCCCC"/>
               <w:bottom w:val="single" w:sz="4" w:space="0" w:color="CCCCCC"/>
-              <w:left w:val="single" w:sz="4" w:space="0" w:color="CCCCCC"/>
             </w:tcBorders>
           </w:tcPr>
           <w:p>
@@ -12044,7 +12114,7 @@
                 <w:szCs w:val="20"/>
                 <w:rtl/>
               </w:rPr>
-              <w:t>كيف أتحقق من أن المخالفة المرورية المسجلة باسمي تعود فعلاً لمركبتي؟</w:t>
+              <w:t>كيف أتحقق من أن المخالفة المرورية الواردة إليّ مسجّلة فعلاً على مركبتي في الفجيرة؟</w:t>
             </w:r>
           </w:p>
         </w:tc>
@@ -12059,10 +12129,10 @@
               <w:right w:w="108" w:type="dxa"/>
             </w:tcMar>
             <w:tcBorders>
-              <w:right w:val="single" w:sz="4" w:space="0" w:color="CCCCCC"/>
               <w:top w:val="single" w:sz="4" w:space="0" w:color="CCCCCC"/>
               <w:bottom w:val="single" w:sz="4" w:space="0" w:color="CCCCCC"/>
               <w:left w:val="single" w:sz="4" w:space="0" w:color="CCCCCC"/>
+              <w:right w:val="single" w:sz="4" w:space="0" w:color="CCCCCC"/>
             </w:tcBorders>
           </w:tcPr>
           <w:p>
@@ -12096,10 +12166,10 @@
               <w:right w:w="108" w:type="dxa"/>
             </w:tcMar>
             <w:tcBorders>
+              <w:top w:val="single" w:sz="4" w:space="0" w:color="CCCCCC"/>
               <w:right w:val="single" w:sz="4" w:space="0" w:color="CCCCCC"/>
-              <w:top w:val="single" w:sz="4" w:space="0" w:color="CCCCCC"/>
+              <w:left w:val="single" w:sz="4" w:space="0" w:color="CCCCCC"/>
               <w:bottom w:val="single" w:sz="4" w:space="0" w:color="CCCCCC"/>
-              <w:left w:val="single" w:sz="4" w:space="0" w:color="CCCCCC"/>
             </w:tcBorders>
           </w:tcPr>
           <w:p>
@@ -12116,7 +12186,7 @@
                 <w:szCs w:val="20"/>
                 <w:rtl/>
               </w:rPr>
-              <w:t>4</w:t>
+              <w:t>6</w:t>
             </w:r>
           </w:p>
         </w:tc>
@@ -12131,10 +12201,10 @@
               <w:right w:w="108" w:type="dxa"/>
             </w:tcMar>
             <w:tcBorders>
+              <w:top w:val="single" w:sz="4" w:space="0" w:color="CCCCCC"/>
               <w:right w:val="single" w:sz="4" w:space="0" w:color="CCCCCC"/>
-              <w:top w:val="single" w:sz="4" w:space="0" w:color="CCCCCC"/>
+              <w:left w:val="single" w:sz="4" w:space="0" w:color="CCCCCC"/>
               <w:bottom w:val="single" w:sz="4" w:space="0" w:color="CCCCCC"/>
-              <w:left w:val="single" w:sz="4" w:space="0" w:color="CCCCCC"/>
             </w:tcBorders>
           </w:tcPr>
           <w:p>
@@ -12151,7 +12221,7 @@
                 <w:szCs w:val="20"/>
                 <w:rtl/>
               </w:rPr>
-              <w:t>تواصل مع شرطة الفجيرة مباشرةً أو راجع الإدارة المختصة لتقديم طلب اعتراض رسمي. إذا ثبتت صحة المخالفة وأردت طلب تخفيض، قدّم طلباً كتابياً للإدارة المعنية. تجدر الإشارة إلى أن حدود السرعة في الفجيرة قد تختلف عن باقي الإمارات ولا يُطبَّق هامش تسامح موحد.</w:t>
+              <w:t>لتحديث بيانات الهوية: افتح تطبيق MOI وانتقل إلى إدارة الحساب الشخصي. لتحديث رقم الهاتف في نظام المرور: راجع مركز الخدمة المختص نظراً لاشتراط تدخل الموظف. في حال وجود خطأ في الاسم بالإنجليزية، تواصل أولاً مع الإدارة العامة للجنسية والهوية لتصحيحه.</w:t>
             </w:r>
           </w:p>
         </w:tc>
@@ -12166,10 +12236,10 @@
               <w:right w:w="108" w:type="dxa"/>
             </w:tcMar>
             <w:tcBorders>
+              <w:top w:val="single" w:sz="4" w:space="0" w:color="CCCCCC"/>
               <w:right w:val="single" w:sz="4" w:space="0" w:color="CCCCCC"/>
-              <w:top w:val="single" w:sz="4" w:space="0" w:color="CCCCCC"/>
+              <w:left w:val="single" w:sz="4" w:space="0" w:color="CCCCCC"/>
               <w:bottom w:val="single" w:sz="4" w:space="0" w:color="CCCCCC"/>
-              <w:left w:val="single" w:sz="4" w:space="0" w:color="CCCCCC"/>
             </w:tcBorders>
           </w:tcPr>
           <w:p>
@@ -12186,7 +12256,7 @@
                 <w:szCs w:val="20"/>
                 <w:rtl/>
               </w:rPr>
-              <w:t>كيف أتقدم باعتراض رسمي على مخالفة مرورية في إمارة الفجيرة؟</w:t>
+              <w:t>كيف أحدّث رقم هاتفي وبياناتي الشخصية وبيانات مركبتي في نظام المرور؟</w:t>
             </w:r>
           </w:p>
         </w:tc>
@@ -12201,10 +12271,10 @@
               <w:right w:w="108" w:type="dxa"/>
             </w:tcMar>
             <w:tcBorders>
-              <w:right w:val="single" w:sz="4" w:space="0" w:color="CCCCCC"/>
               <w:top w:val="single" w:sz="4" w:space="0" w:color="CCCCCC"/>
               <w:bottom w:val="single" w:sz="4" w:space="0" w:color="CCCCCC"/>
               <w:left w:val="single" w:sz="4" w:space="0" w:color="CCCCCC"/>
+              <w:right w:val="single" w:sz="4" w:space="0" w:color="CCCCCC"/>
             </w:tcBorders>
           </w:tcPr>
           <w:p>
@@ -12238,10 +12308,10 @@
               <w:right w:w="108" w:type="dxa"/>
             </w:tcMar>
             <w:tcBorders>
+              <w:top w:val="single" w:sz="4" w:space="0" w:color="CCCCCC"/>
               <w:right w:val="single" w:sz="4" w:space="0" w:color="CCCCCC"/>
-              <w:top w:val="single" w:sz="4" w:space="0" w:color="CCCCCC"/>
+              <w:left w:val="single" w:sz="4" w:space="0" w:color="CCCCCC"/>
               <w:bottom w:val="single" w:sz="4" w:space="0" w:color="CCCCCC"/>
-              <w:left w:val="single" w:sz="4" w:space="0" w:color="CCCCCC"/>
             </w:tcBorders>
           </w:tcPr>
           <w:p>
@@ -12258,7 +12328,7 @@
                 <w:szCs w:val="20"/>
                 <w:rtl/>
               </w:rPr>
-              <w:t>4</w:t>
+              <w:t>5</w:t>
             </w:r>
           </w:p>
         </w:tc>
@@ -12273,10 +12343,10 @@
               <w:right w:w="108" w:type="dxa"/>
             </w:tcMar>
             <w:tcBorders>
+              <w:top w:val="single" w:sz="4" w:space="0" w:color="CCCCCC"/>
               <w:right w:val="single" w:sz="4" w:space="0" w:color="CCCCCC"/>
-              <w:top w:val="single" w:sz="4" w:space="0" w:color="CCCCCC"/>
+              <w:left w:val="single" w:sz="4" w:space="0" w:color="CCCCCC"/>
               <w:bottom w:val="single" w:sz="4" w:space="0" w:color="CCCCCC"/>
-              <w:left w:val="single" w:sz="4" w:space="0" w:color="CCCCCC"/>
             </w:tcBorders>
           </w:tcPr>
           <w:p>
@@ -12293,7 +12363,7 @@
                 <w:szCs w:val="20"/>
                 <w:rtl/>
               </w:rPr>
-              <w:t>حاول أولاً تحديث بياناتك ذاتياً عبر تطبيق MOI. إن لم يكن ذلك متاحاً، راجع شرطة الفجيرة شخصياً مصطحباً مستنداتك الداعمة (الهوية الإماراتية، جواز السفر، الإقامة)، وسيتولى الموظف المختص تحديث البيانات في المنظومة المرورية نيابةً عنك.</w:t>
+              <w:t>حالياً لا تتوفر خدمة الاعتراض الرقمي الكامل؛ يُرجى مراجعة إدارة المرور في شرطة الفجيرة أو مركز مسافي الشامل شخصياً مع إحضار وثائق الملكية وبطاقة الهوية. إذا ثبتت صحة المخالفة وأردت طلب تخفيض الغرامة، قدّم طلباً رسمياً خطياً إلى الإدارة.</w:t>
             </w:r>
           </w:p>
         </w:tc>
@@ -12308,10 +12378,10 @@
               <w:right w:w="108" w:type="dxa"/>
             </w:tcMar>
             <w:tcBorders>
+              <w:top w:val="single" w:sz="4" w:space="0" w:color="CCCCCC"/>
               <w:right w:val="single" w:sz="4" w:space="0" w:color="CCCCCC"/>
-              <w:top w:val="single" w:sz="4" w:space="0" w:color="CCCCCC"/>
+              <w:left w:val="single" w:sz="4" w:space="0" w:color="CCCCCC"/>
               <w:bottom w:val="single" w:sz="4" w:space="0" w:color="CCCCCC"/>
-              <w:left w:val="single" w:sz="4" w:space="0" w:color="CCCCCC"/>
             </w:tcBorders>
           </w:tcPr>
           <w:p>
@@ -12328,7 +12398,7 @@
                 <w:szCs w:val="20"/>
                 <w:rtl/>
               </w:rPr>
-              <w:t>كيف أحدّث رقم هاتفي أو بياناتي الشخصية في منظومة المرور؟</w:t>
+              <w:t>هل يمكنني الاعتراض على مخالفة مرورية عبر الإنترنت دون الحضور الشخصي؟</w:t>
             </w:r>
           </w:p>
         </w:tc>
@@ -12343,10 +12413,10 @@
               <w:right w:w="108" w:type="dxa"/>
             </w:tcMar>
             <w:tcBorders>
-              <w:right w:val="single" w:sz="4" w:space="0" w:color="CCCCCC"/>
               <w:top w:val="single" w:sz="4" w:space="0" w:color="CCCCCC"/>
               <w:bottom w:val="single" w:sz="4" w:space="0" w:color="CCCCCC"/>
               <w:left w:val="single" w:sz="4" w:space="0" w:color="CCCCCC"/>
+              <w:right w:val="single" w:sz="4" w:space="0" w:color="CCCCCC"/>
             </w:tcBorders>
           </w:tcPr>
           <w:p>
@@ -12380,10 +12450,10 @@
               <w:right w:w="108" w:type="dxa"/>
             </w:tcMar>
             <w:tcBorders>
+              <w:top w:val="single" w:sz="4" w:space="0" w:color="CCCCCC"/>
               <w:right w:val="single" w:sz="4" w:space="0" w:color="CCCCCC"/>
-              <w:top w:val="single" w:sz="4" w:space="0" w:color="CCCCCC"/>
+              <w:left w:val="single" w:sz="4" w:space="0" w:color="CCCCCC"/>
               <w:bottom w:val="single" w:sz="4" w:space="0" w:color="CCCCCC"/>
-              <w:left w:val="single" w:sz="4" w:space="0" w:color="CCCCCC"/>
             </w:tcBorders>
           </w:tcPr>
           <w:p>
@@ -12400,7 +12470,7 @@
                 <w:szCs w:val="20"/>
                 <w:rtl/>
               </w:rPr>
-              <w:t>3</w:t>
+              <w:t>4</w:t>
             </w:r>
           </w:p>
         </w:tc>
@@ -12415,10 +12485,10 @@
               <w:right w:w="108" w:type="dxa"/>
             </w:tcMar>
             <w:tcBorders>
+              <w:top w:val="single" w:sz="4" w:space="0" w:color="CCCCCC"/>
               <w:right w:val="single" w:sz="4" w:space="0" w:color="CCCCCC"/>
-              <w:top w:val="single" w:sz="4" w:space="0" w:color="CCCCCC"/>
+              <w:left w:val="single" w:sz="4" w:space="0" w:color="CCCCCC"/>
               <w:bottom w:val="single" w:sz="4" w:space="0" w:color="CCCCCC"/>
-              <w:left w:val="single" w:sz="4" w:space="0" w:color="CCCCCC"/>
             </w:tcBorders>
           </w:tcPr>
           <w:p>
@@ -12435,7 +12505,7 @@
                 <w:szCs w:val="20"/>
                 <w:rtl/>
               </w:rPr>
-              <w:t>تُرسَل وثيقة الملكية عبر بريد الإمارات إلى العنوان المسجّل. في حال عدم الاستلام، تواصل مع شرطة الفجيرة وأخبرهم برقم طلبك وعنوان التوصيل الكامل، وسيتم التنسيق لإعادة الطباعة وإعادة الإرسال في أقرب وقت.</w:t>
+              <w:t>تحقق أولاً من صحة عنوان التوصيل ورقم هاتفك المسجّل عبر تطبيق MOI، إذ قد يتوقف التوصيل بسبب عدم تحديث الصورة الشخصية. إذا كانت البيانات صحيحة ولم تصلك الوثيقة، تواصل مع شرطة الفجيرة مع ذكر رقم المعاملة لطلب إعادة الطباعة والتوصيل عبر بريد الإمارات.</w:t>
             </w:r>
           </w:p>
         </w:tc>
@@ -12450,10 +12520,10 @@
               <w:right w:w="108" w:type="dxa"/>
             </w:tcMar>
             <w:tcBorders>
+              <w:top w:val="single" w:sz="4" w:space="0" w:color="CCCCCC"/>
               <w:right w:val="single" w:sz="4" w:space="0" w:color="CCCCCC"/>
-              <w:top w:val="single" w:sz="4" w:space="0" w:color="CCCCCC"/>
+              <w:left w:val="single" w:sz="4" w:space="0" w:color="CCCCCC"/>
               <w:bottom w:val="single" w:sz="4" w:space="0" w:color="CCCCCC"/>
-              <w:left w:val="single" w:sz="4" w:space="0" w:color="CCCCCC"/>
             </w:tcBorders>
           </w:tcPr>
           <w:p>
@@ -12470,7 +12540,7 @@
                 <w:szCs w:val="20"/>
                 <w:rtl/>
               </w:rPr>
-              <w:t>طلبت طباعة ملكية مركبتي ودفعت الرسوم لكنها لم تصلني، ماذا أفعل؟</w:t>
+              <w:t>أتممت الدفع لكنني لم أستلم ملكية مركبتي أو رخصة قيادتي — ماذا أفعل؟</w:t>
             </w:r>
           </w:p>
         </w:tc>
@@ -12485,10 +12555,10 @@
               <w:right w:w="108" w:type="dxa"/>
             </w:tcMar>
             <w:tcBorders>
-              <w:right w:val="single" w:sz="4" w:space="0" w:color="CCCCCC"/>
               <w:top w:val="single" w:sz="4" w:space="0" w:color="CCCCCC"/>
               <w:bottom w:val="single" w:sz="4" w:space="0" w:color="CCCCCC"/>
               <w:left w:val="single" w:sz="4" w:space="0" w:color="CCCCCC"/>
+              <w:right w:val="single" w:sz="4" w:space="0" w:color="CCCCCC"/>
             </w:tcBorders>
           </w:tcPr>
           <w:p>
@@ -12522,10 +12592,10 @@
               <w:right w:w="108" w:type="dxa"/>
             </w:tcMar>
             <w:tcBorders>
+              <w:top w:val="single" w:sz="4" w:space="0" w:color="CCCCCC"/>
               <w:right w:val="single" w:sz="4" w:space="0" w:color="CCCCCC"/>
-              <w:top w:val="single" w:sz="4" w:space="0" w:color="CCCCCC"/>
+              <w:left w:val="single" w:sz="4" w:space="0" w:color="CCCCCC"/>
               <w:bottom w:val="single" w:sz="4" w:space="0" w:color="CCCCCC"/>
-              <w:left w:val="single" w:sz="4" w:space="0" w:color="CCCCCC"/>
             </w:tcBorders>
           </w:tcPr>
           <w:p>
@@ -12542,7 +12612,7 @@
                 <w:szCs w:val="20"/>
                 <w:rtl/>
               </w:rPr>
-              <w:t>3</w:t>
+              <w:t>4</w:t>
             </w:r>
           </w:p>
         </w:tc>
@@ -12557,10 +12627,10 @@
               <w:right w:w="108" w:type="dxa"/>
             </w:tcMar>
             <w:tcBorders>
+              <w:top w:val="single" w:sz="4" w:space="0" w:color="CCCCCC"/>
               <w:right w:val="single" w:sz="4" w:space="0" w:color="CCCCCC"/>
-              <w:top w:val="single" w:sz="4" w:space="0" w:color="CCCCCC"/>
+              <w:left w:val="single" w:sz="4" w:space="0" w:color="CCCCCC"/>
               <w:bottom w:val="single" w:sz="4" w:space="0" w:color="CCCCCC"/>
-              <w:left w:val="single" w:sz="4" w:space="0" w:color="CCCCCC"/>
             </w:tcBorders>
           </w:tcPr>
           <w:p>
@@ -12577,7 +12647,7 @@
                 <w:szCs w:val="20"/>
                 <w:rtl/>
               </w:rPr>
-              <w:t>تصدر قرارات تراخيص الأسلحة عن اللجنة المختصة في مديرية الأسلحة والمتفجرات بوزارة الداخلية، وهي الجهة الوحيدة المخوّلة بالموافقة أو الرفض. تواصل مع شرطة الفجيرة مزوّداً إياهم برقم طلبك، وسيتولون التنسيق مع الجهة المعنية لمتابعة حالة طلبك وإبلاغك بآخر المستجدات.</w:t>
+              <w:t>افتح تطبيق MOI واختر «طلباتي» للاطلاع على آخر تحديث لحالة طلبك. إذا لم تتغير الحالة لفترة طويلة، تواصل مع شرطة الفجيرة مع ذكر رقم المعاملة للتحقق من وجود متطلبات معلقة مثل تحديث الصورة الشخصية أو مستندات ناقصة.</w:t>
             </w:r>
           </w:p>
         </w:tc>
@@ -12592,10 +12662,10 @@
               <w:right w:w="108" w:type="dxa"/>
             </w:tcMar>
             <w:tcBorders>
+              <w:top w:val="single" w:sz="4" w:space="0" w:color="CCCCCC"/>
               <w:right w:val="single" w:sz="4" w:space="0" w:color="CCCCCC"/>
-              <w:top w:val="single" w:sz="4" w:space="0" w:color="CCCCCC"/>
+              <w:left w:val="single" w:sz="4" w:space="0" w:color="CCCCCC"/>
               <w:bottom w:val="single" w:sz="4" w:space="0" w:color="CCCCCC"/>
-              <w:left w:val="single" w:sz="4" w:space="0" w:color="CCCCCC"/>
             </w:tcBorders>
           </w:tcPr>
           <w:p>
@@ -12612,7 +12682,7 @@
                 <w:szCs w:val="20"/>
                 <w:rtl/>
               </w:rPr>
-              <w:t>تقدمت بطلب ترخيص سلاح منذ فترة طويلة ولم يُبَتّ فيه، كيف أتابع طلبي؟</w:t>
+              <w:t>كيف أتابع حالة طلب تجديد رخصة القيادة أو ملكية المركبة الذي قدّمته؟</w:t>
             </w:r>
           </w:p>
         </w:tc>
@@ -12627,10 +12697,10 @@
               <w:right w:w="108" w:type="dxa"/>
             </w:tcMar>
             <w:tcBorders>
-              <w:right w:val="single" w:sz="4" w:space="0" w:color="CCCCCC"/>
               <w:top w:val="single" w:sz="4" w:space="0" w:color="CCCCCC"/>
               <w:bottom w:val="single" w:sz="4" w:space="0" w:color="CCCCCC"/>
               <w:left w:val="single" w:sz="4" w:space="0" w:color="CCCCCC"/>
+              <w:right w:val="single" w:sz="4" w:space="0" w:color="CCCCCC"/>
             </w:tcBorders>
           </w:tcPr>
           <w:p>
@@ -12664,10 +12734,10 @@
               <w:right w:w="108" w:type="dxa"/>
             </w:tcMar>
             <w:tcBorders>
+              <w:top w:val="single" w:sz="4" w:space="0" w:color="CCCCCC"/>
               <w:right w:val="single" w:sz="4" w:space="0" w:color="CCCCCC"/>
-              <w:top w:val="single" w:sz="4" w:space="0" w:color="CCCCCC"/>
+              <w:left w:val="single" w:sz="4" w:space="0" w:color="CCCCCC"/>
               <w:bottom w:val="single" w:sz="4" w:space="0" w:color="CCCCCC"/>
-              <w:left w:val="single" w:sz="4" w:space="0" w:color="CCCCCC"/>
             </w:tcBorders>
           </w:tcPr>
           <w:p>
@@ -12699,10 +12769,10 @@
               <w:right w:w="108" w:type="dxa"/>
             </w:tcMar>
             <w:tcBorders>
+              <w:top w:val="single" w:sz="4" w:space="0" w:color="CCCCCC"/>
               <w:right w:val="single" w:sz="4" w:space="0" w:color="CCCCCC"/>
-              <w:top w:val="single" w:sz="4" w:space="0" w:color="CCCCCC"/>
+              <w:left w:val="single" w:sz="4" w:space="0" w:color="CCCCCC"/>
               <w:bottom w:val="single" w:sz="4" w:space="0" w:color="CCCCCC"/>
-              <w:left w:val="single" w:sz="4" w:space="0" w:color="CCCCCC"/>
             </w:tcBorders>
           </w:tcPr>
           <w:p>
@@ -12719,7 +12789,7 @@
                 <w:szCs w:val="20"/>
                 <w:rtl/>
               </w:rPr>
-              <w:t>غالباً يكون التأخير ناتجاً عن عدم تحديث الصورة الشخصية في النظام؛ يُرسَل SMS لطلب تحديثها وقد يُغفل عنه. افتح تطبيق MOI وتأكد من تحديث صورتك الشخصية. إن استمر التأخير بعد ذلك، تواصل مع شرطة الفجيرة مع ذكر رقم طلبك لمتابعة الحالة.</w:t>
+              <w:t>طلبات تراخيص الأسلحة تُحال إلى مديرية الأسلحة والمتفجرات بوزارة الداخلية وهي الجهة المختصة وحدها بالبت فيها. تواصل مع شرطة الفجيرة مع ذكر رقم طلبك وتاريخ تقديمه لطلب التنسيق مع الجهة المعنية ومتابعة حالة طلبك رسمياً.</w:t>
             </w:r>
           </w:p>
         </w:tc>
@@ -12734,10 +12804,10 @@
               <w:right w:w="108" w:type="dxa"/>
             </w:tcMar>
             <w:tcBorders>
+              <w:top w:val="single" w:sz="4" w:space="0" w:color="CCCCCC"/>
               <w:right w:val="single" w:sz="4" w:space="0" w:color="CCCCCC"/>
-              <w:top w:val="single" w:sz="4" w:space="0" w:color="CCCCCC"/>
+              <w:left w:val="single" w:sz="4" w:space="0" w:color="CCCCCC"/>
               <w:bottom w:val="single" w:sz="4" w:space="0" w:color="CCCCCC"/>
-              <w:left w:val="single" w:sz="4" w:space="0" w:color="CCCCCC"/>
             </w:tcBorders>
           </w:tcPr>
           <w:p>
@@ -12754,7 +12824,7 @@
                 <w:szCs w:val="20"/>
                 <w:rtl/>
               </w:rPr>
-              <w:t>جدّدت رخصة قيادتي عبر تطبيق MOI لكنها لم تصلني بعد مرور أشهر، ما السبب؟</w:t>
+              <w:t>تقدّمت بطلب ترخيص سلاح منذ فترة طويلة وما زال معلقاً — ما الإجراء المتّبع؟</w:t>
             </w:r>
           </w:p>
         </w:tc>
@@ -12769,10 +12839,10 @@
               <w:right w:w="108" w:type="dxa"/>
             </w:tcMar>
             <w:tcBorders>
-              <w:right w:val="single" w:sz="4" w:space="0" w:color="CCCCCC"/>
               <w:top w:val="single" w:sz="4" w:space="0" w:color="CCCCCC"/>
               <w:bottom w:val="single" w:sz="4" w:space="0" w:color="CCCCCC"/>
               <w:left w:val="single" w:sz="4" w:space="0" w:color="CCCCCC"/>
+              <w:right w:val="single" w:sz="4" w:space="0" w:color="CCCCCC"/>
             </w:tcBorders>
           </w:tcPr>
           <w:p>
@@ -12806,10 +12876,10 @@
               <w:right w:w="108" w:type="dxa"/>
             </w:tcMar>
             <w:tcBorders>
+              <w:top w:val="single" w:sz="4" w:space="0" w:color="CCCCCC"/>
               <w:right w:val="single" w:sz="4" w:space="0" w:color="CCCCCC"/>
+              <w:left w:val="single" w:sz="4" w:space="0" w:color="CCCCCC"/>
               <w:bottom w:val="single" w:sz="4" w:space="0" w:color="CCCCCC"/>
-              <w:top w:val="single" w:sz="4" w:space="0" w:color="CCCCCC"/>
-              <w:left w:val="single" w:sz="4" w:space="0" w:color="CCCCCC"/>
             </w:tcBorders>
           </w:tcPr>
           <w:p>
@@ -12826,7 +12896,7 @@
                 <w:szCs w:val="20"/>
                 <w:rtl/>
               </w:rPr>
-              <w:t>1</w:t>
+              <w:t>2</w:t>
             </w:r>
           </w:p>
         </w:tc>
@@ -12841,10 +12911,10 @@
               <w:right w:w="108" w:type="dxa"/>
             </w:tcMar>
             <w:tcBorders>
+              <w:top w:val="single" w:sz="4" w:space="0" w:color="CCCCCC"/>
               <w:right w:val="single" w:sz="4" w:space="0" w:color="CCCCCC"/>
+              <w:left w:val="single" w:sz="4" w:space="0" w:color="CCCCCC"/>
               <w:bottom w:val="single" w:sz="4" w:space="0" w:color="CCCCCC"/>
-              <w:left w:val="single" w:sz="4" w:space="0" w:color="CCCCCC"/>
-              <w:top w:val="single" w:sz="4" w:space="0" w:color="CCCCCC"/>
             </w:tcBorders>
           </w:tcPr>
           <w:p>
@@ -12861,7 +12931,7 @@
                 <w:szCs w:val="20"/>
                 <w:rtl/>
               </w:rPr>
-              <w:t>تواصل مع شرطة الفجيرة وأرفق ما يثبت الدفع المكرر (كشف حساب مصرفي أو لقطة شاشة تُظهر العمليتين). سيتحقق الموظف المختص من المعاملة في النظام، وبعد التأكد سيتم تسوية السجل المالي واسترداد المبلغ المدفوع مرتين إلى حسابك.</w:t>
+              <w:t>وفق الإجراء المعمول به، يتحمّل المتعامل مسؤولية الاختيار الخاطئ لأن تطبيق MOI يوضح أنواع اللوحات وخطوات الاختيار والدفع قبل التأكيد النهائي. يُنصح بمراجعة مركز الخدمة للاستفسار عن إمكانية استرداد المبلغ وفق صلاحية الموظف المختص.</w:t>
             </w:r>
           </w:p>
         </w:tc>
@@ -12876,10 +12946,10 @@
               <w:right w:w="108" w:type="dxa"/>
             </w:tcMar>
             <w:tcBorders>
+              <w:top w:val="single" w:sz="4" w:space="0" w:color="CCCCCC"/>
               <w:right w:val="single" w:sz="4" w:space="0" w:color="CCCCCC"/>
+              <w:left w:val="single" w:sz="4" w:space="0" w:color="CCCCCC"/>
               <w:bottom w:val="single" w:sz="4" w:space="0" w:color="CCCCCC"/>
-              <w:left w:val="single" w:sz="4" w:space="0" w:color="CCCCCC"/>
-              <w:top w:val="single" w:sz="4" w:space="0" w:color="CCCCCC"/>
             </w:tcBorders>
           </w:tcPr>
           <w:p>
@@ -12896,7 +12966,7 @@
                 <w:szCs w:val="20"/>
                 <w:rtl/>
               </w:rPr>
-              <w:t>دفعت رسوم معاملة مرورية مرتين بسبب خطأ في التطبيق، كيف أسترد المبلغ المدفوع زيادةً؟</w:t>
+              <w:t>دفعت رسوم اختيار نوع لوحة مركبة بشكل خاطئ — هل يُسترد المبلغ؟</w:t>
             </w:r>
           </w:p>
         </w:tc>
@@ -12911,10 +12981,10 @@
               <w:right w:w="108" w:type="dxa"/>
             </w:tcMar>
             <w:tcBorders>
+              <w:top w:val="single" w:sz="4" w:space="0" w:color="CCCCCC"/>
               <w:right w:val="single" w:sz="4" w:space="0" w:color="CCCCCC"/>
+              <w:left w:val="single" w:sz="4" w:space="0" w:color="CCCCCC"/>
               <w:bottom w:val="single" w:sz="4" w:space="0" w:color="CCCCCC"/>
-              <w:left w:val="single" w:sz="4" w:space="0" w:color="CCCCCC"/>
-              <w:top w:val="single" w:sz="4" w:space="0" w:color="CCCCCC"/>
             </w:tcBorders>
           </w:tcPr>
           <w:p>
@@ -12953,7 +13023,7 @@
           <w:szCs w:val="26"/>
           <w:rtl/>
         </w:rPr>
-        <w:t>6.2  مسار إلغاء 12+ حالة تواصل بالإشعار الاستباقي</w:t>
+        <w:t>6.2  مسار إلغاء 10+ حالة تواصل بالإشعار الاستباقي</w:t>
       </w:r>
       <w:bookmarkStart w:id="20" w:name="_Toc000000020"/>
       <w:bookmarkEnd w:id="20"/>
@@ -12975,7 +13045,7 @@
           <w:u w:val="none"/>
           <w:rtl/>
         </w:rPr>
-        <w:t>تحليل البيانات يكشف أن 12+ حالة تواصل (24% من الإجمالي) كان يمكن إلغاؤها كلياً بمنظومة إشعارات بسيطة — دون أي تغيير هيكلي في الأنظمة أو الإجراءات:</w:t>
+        <w:t>تحليل البيانات يكشف أن 10+ حالة تواصل (20% من الإجمالي) كان يمكن إلغاؤها كلياً بمنظومة إشعارات بسيطة — دون أي تغيير هيكلي في الأنظمة أو الإجراءات:</w:t>
       </w:r>
     </w:p>
     <w:tbl>
@@ -13004,10 +13074,10 @@
               <w:right w:w="108" w:type="dxa"/>
             </w:tcMar>
             <w:tcBorders>
+              <w:top w:val="single" w:sz="4" w:space="0" w:color="CCCCCC"/>
               <w:right w:val="single" w:sz="4" w:space="0" w:color="CCCCCC"/>
-              <w:top w:val="single" w:sz="4" w:space="0" w:color="CCCCCC"/>
+              <w:left w:val="single" w:sz="4" w:space="0" w:color="CCCCCC"/>
               <w:bottom w:val="single" w:sz="4" w:space="0" w:color="CCCCCC"/>
-              <w:left w:val="single" w:sz="4" w:space="0" w:color="CCCCCC"/>
             </w:tcBorders>
           </w:tcPr>
           <w:p>
@@ -13039,10 +13109,10 @@
               <w:right w:w="108" w:type="dxa"/>
             </w:tcMar>
             <w:tcBorders>
+              <w:top w:val="single" w:sz="4" w:space="0" w:color="CCCCCC"/>
               <w:right w:val="single" w:sz="4" w:space="0" w:color="CCCCCC"/>
-              <w:top w:val="single" w:sz="4" w:space="0" w:color="CCCCCC"/>
+              <w:left w:val="single" w:sz="4" w:space="0" w:color="CCCCCC"/>
               <w:bottom w:val="single" w:sz="4" w:space="0" w:color="CCCCCC"/>
-              <w:left w:val="single" w:sz="4" w:space="0" w:color="CCCCCC"/>
             </w:tcBorders>
           </w:tcPr>
           <w:p>
@@ -13074,10 +13144,10 @@
               <w:right w:w="108" w:type="dxa"/>
             </w:tcMar>
             <w:tcBorders>
+              <w:top w:val="single" w:sz="4" w:space="0" w:color="CCCCCC"/>
               <w:right w:val="single" w:sz="4" w:space="0" w:color="CCCCCC"/>
-              <w:top w:val="single" w:sz="4" w:space="0" w:color="CCCCCC"/>
+              <w:left w:val="single" w:sz="4" w:space="0" w:color="CCCCCC"/>
               <w:bottom w:val="single" w:sz="4" w:space="0" w:color="CCCCCC"/>
-              <w:left w:val="single" w:sz="4" w:space="0" w:color="CCCCCC"/>
             </w:tcBorders>
           </w:tcPr>
           <w:p>
@@ -13109,10 +13179,10 @@
               <w:right w:w="108" w:type="dxa"/>
             </w:tcMar>
             <w:tcBorders>
+              <w:top w:val="single" w:sz="4" w:space="0" w:color="CCCCCC"/>
               <w:right w:val="single" w:sz="4" w:space="0" w:color="CCCCCC"/>
-              <w:top w:val="single" w:sz="4" w:space="0" w:color="CCCCCC"/>
+              <w:left w:val="single" w:sz="4" w:space="0" w:color="CCCCCC"/>
               <w:bottom w:val="single" w:sz="4" w:space="0" w:color="CCCCCC"/>
-              <w:left w:val="single" w:sz="4" w:space="0" w:color="CCCCCC"/>
             </w:tcBorders>
           </w:tcPr>
           <w:p>
@@ -13144,10 +13214,10 @@
               <w:right w:w="108" w:type="dxa"/>
             </w:tcMar>
             <w:tcBorders>
+              <w:top w:val="single" w:sz="4" w:space="0" w:color="CCCCCC"/>
               <w:right w:val="single" w:sz="4" w:space="0" w:color="CCCCCC"/>
-              <w:top w:val="single" w:sz="4" w:space="0" w:color="CCCCCC"/>
+              <w:left w:val="single" w:sz="4" w:space="0" w:color="CCCCCC"/>
               <w:bottom w:val="single" w:sz="4" w:space="0" w:color="CCCCCC"/>
-              <w:left w:val="single" w:sz="4" w:space="0" w:color="CCCCCC"/>
             </w:tcBorders>
           </w:tcPr>
           <w:p>
@@ -13181,10 +13251,10 @@
               <w:right w:w="108" w:type="dxa"/>
             </w:tcMar>
             <w:tcBorders>
+              <w:top w:val="single" w:sz="4" w:space="0" w:color="CCCCCC"/>
               <w:right w:val="single" w:sz="4" w:space="0" w:color="CCCCCC"/>
-              <w:top w:val="single" w:sz="4" w:space="0" w:color="CCCCCC"/>
+              <w:left w:val="single" w:sz="4" w:space="0" w:color="CCCCCC"/>
               <w:bottom w:val="single" w:sz="4" w:space="0" w:color="CCCCCC"/>
-              <w:left w:val="single" w:sz="4" w:space="0" w:color="CCCCCC"/>
             </w:tcBorders>
           </w:tcPr>
           <w:p>
@@ -13201,7 +13271,7 @@
                 <w:szCs w:val="20"/>
                 <w:rtl/>
               </w:rPr>
-              <w:t>تجنّب 4 حالات تواصل غير ضرورية وتقليل استفسارات التسليم بشكل ملحوظ.</w:t>
+              <w:t>إلغاء 4 حالات استفسار عن التوصيل وتقليص الاتصالات المتعلقة بها بصورة كاملة.</w:t>
             </w:r>
           </w:p>
         </w:tc>
@@ -13216,10 +13286,10 @@
               <w:right w:w="108" w:type="dxa"/>
             </w:tcMar>
             <w:tcBorders>
+              <w:top w:val="single" w:sz="4" w:space="0" w:color="CCCCCC"/>
               <w:right w:val="single" w:sz="4" w:space="0" w:color="CCCCCC"/>
-              <w:top w:val="single" w:sz="4" w:space="0" w:color="CCCCCC"/>
+              <w:left w:val="single" w:sz="4" w:space="0" w:color="CCCCCC"/>
               <w:bottom w:val="single" w:sz="4" w:space="0" w:color="CCCCCC"/>
-              <w:left w:val="single" w:sz="4" w:space="0" w:color="CCCCCC"/>
             </w:tcBorders>
           </w:tcPr>
           <w:p>
@@ -13236,7 +13306,7 @@
                 <w:szCs w:val="20"/>
                 <w:rtl/>
               </w:rPr>
-              <w:t>SMS / بريد إلكتروني</w:t>
+              <w:t>SMS</w:t>
             </w:r>
           </w:p>
         </w:tc>
@@ -13251,10 +13321,10 @@
               <w:right w:w="108" w:type="dxa"/>
             </w:tcMar>
             <w:tcBorders>
+              <w:top w:val="single" w:sz="4" w:space="0" w:color="CCCCCC"/>
               <w:right w:val="single" w:sz="4" w:space="0" w:color="CCCCCC"/>
-              <w:top w:val="single" w:sz="4" w:space="0" w:color="CCCCCC"/>
+              <w:left w:val="single" w:sz="4" w:space="0" w:color="CCCCCC"/>
               <w:bottom w:val="single" w:sz="4" w:space="0" w:color="CCCCCC"/>
-              <w:left w:val="single" w:sz="4" w:space="0" w:color="CCCCCC"/>
             </w:tcBorders>
           </w:tcPr>
           <w:p>
@@ -13271,7 +13341,7 @@
                 <w:szCs w:val="20"/>
                 <w:rtl/>
               </w:rPr>
-              <w:t>«شرطة الفجيرة: تم إرسال وثيقتك [X] عبر بريد الإمارات بتاريخ [X]. تتبّع شحنتك عبر الرابط: [X]»</w:t>
+              <w:t>«شرطة الفجيرة: تمت طباعة وثيقتك [X] وهي في طريقها إليك عبر بريد الإمارات. تتبّع شحنتك برقم: [X]. للاستفسار اتصل على [X].»</w:t>
             </w:r>
           </w:p>
         </w:tc>
@@ -13286,10 +13356,10 @@
               <w:right w:w="108" w:type="dxa"/>
             </w:tcMar>
             <w:tcBorders>
+              <w:top w:val="single" w:sz="4" w:space="0" w:color="CCCCCC"/>
               <w:right w:val="single" w:sz="4" w:space="0" w:color="CCCCCC"/>
-              <w:top w:val="single" w:sz="4" w:space="0" w:color="CCCCCC"/>
+              <w:left w:val="single" w:sz="4" w:space="0" w:color="CCCCCC"/>
               <w:bottom w:val="single" w:sz="4" w:space="0" w:color="CCCCCC"/>
-              <w:left w:val="single" w:sz="4" w:space="0" w:color="CCCCCC"/>
             </w:tcBorders>
           </w:tcPr>
           <w:p>
@@ -13321,10 +13391,10 @@
               <w:right w:w="108" w:type="dxa"/>
             </w:tcMar>
             <w:tcBorders>
-              <w:right w:val="single" w:sz="4" w:space="0" w:color="CCCCCC"/>
               <w:top w:val="single" w:sz="4" w:space="0" w:color="CCCCCC"/>
               <w:bottom w:val="single" w:sz="4" w:space="0" w:color="CCCCCC"/>
               <w:left w:val="single" w:sz="4" w:space="0" w:color="CCCCCC"/>
+              <w:right w:val="single" w:sz="4" w:space="0" w:color="CCCCCC"/>
             </w:tcBorders>
           </w:tcPr>
           <w:p>
@@ -13341,7 +13411,7 @@
                 <w:szCs w:val="20"/>
                 <w:rtl/>
               </w:rPr>
-              <w:t>إشعار حالة تسليم الوثائق عبر البريد</w:t>
+              <w:t>إشعار تتبع التوصيل</w:t>
             </w:r>
           </w:p>
         </w:tc>
@@ -13358,10 +13428,10 @@
               <w:right w:w="108" w:type="dxa"/>
             </w:tcMar>
             <w:tcBorders>
+              <w:top w:val="single" w:sz="4" w:space="0" w:color="CCCCCC"/>
               <w:right w:val="single" w:sz="4" w:space="0" w:color="CCCCCC"/>
-              <w:top w:val="single" w:sz="4" w:space="0" w:color="CCCCCC"/>
+              <w:left w:val="single" w:sz="4" w:space="0" w:color="CCCCCC"/>
               <w:bottom w:val="single" w:sz="4" w:space="0" w:color="CCCCCC"/>
-              <w:left w:val="single" w:sz="4" w:space="0" w:color="CCCCCC"/>
             </w:tcBorders>
           </w:tcPr>
           <w:p>
@@ -13378,7 +13448,7 @@
                 <w:szCs w:val="20"/>
                 <w:rtl/>
               </w:rPr>
-              <w:t>تجنّب 3 حالات متابعة وتعزيز ثقة المتعامل بشفافية مراحل معالجة الطلب.</w:t>
+              <w:t>إلغاء 4 حالات استفسار عن حالة الطلب وتحسين تجربة المتعامل دون تدخل بشري.</w:t>
             </w:r>
           </w:p>
         </w:tc>
@@ -13393,10 +13463,10 @@
               <w:right w:w="108" w:type="dxa"/>
             </w:tcMar>
             <w:tcBorders>
+              <w:top w:val="single" w:sz="4" w:space="0" w:color="CCCCCC"/>
               <w:right w:val="single" w:sz="4" w:space="0" w:color="CCCCCC"/>
-              <w:top w:val="single" w:sz="4" w:space="0" w:color="CCCCCC"/>
+              <w:left w:val="single" w:sz="4" w:space="0" w:color="CCCCCC"/>
               <w:bottom w:val="single" w:sz="4" w:space="0" w:color="CCCCCC"/>
-              <w:left w:val="single" w:sz="4" w:space="0" w:color="CCCCCC"/>
             </w:tcBorders>
           </w:tcPr>
           <w:p>
@@ -13413,7 +13483,7 @@
                 <w:szCs w:val="20"/>
                 <w:rtl/>
               </w:rPr>
-              <w:t>SMS / بريد إلكتروني</w:t>
+              <w:t>SMS</w:t>
             </w:r>
           </w:p>
         </w:tc>
@@ -13428,10 +13498,10 @@
               <w:right w:w="108" w:type="dxa"/>
             </w:tcMar>
             <w:tcBorders>
+              <w:top w:val="single" w:sz="4" w:space="0" w:color="CCCCCC"/>
               <w:right w:val="single" w:sz="4" w:space="0" w:color="CCCCCC"/>
-              <w:top w:val="single" w:sz="4" w:space="0" w:color="CCCCCC"/>
+              <w:left w:val="single" w:sz="4" w:space="0" w:color="CCCCCC"/>
               <w:bottom w:val="single" w:sz="4" w:space="0" w:color="CCCCCC"/>
-              <w:left w:val="single" w:sz="4" w:space="0" w:color="CCCCCC"/>
             </w:tcBorders>
           </w:tcPr>
           <w:p>
@@ -13448,7 +13518,7 @@
                 <w:szCs w:val="20"/>
                 <w:rtl/>
               </w:rPr>
-              <w:t>«شرطة الفجيرة: طلب ترخيص السلاح رقم [X] قيد المراجعة حالياً. سيتم إشعارك فور صدور القرار.»</w:t>
+              <w:t>«شرطة الفجيرة: طلبك رقم [X] انتقل إلى مرحلة [X]. يمكنك متابعة تفاصيل طلبك عبر تطبيق MOI في قسم «طلباتي».»</w:t>
             </w:r>
           </w:p>
         </w:tc>
@@ -13463,10 +13533,10 @@
               <w:right w:w="108" w:type="dxa"/>
             </w:tcMar>
             <w:tcBorders>
+              <w:top w:val="single" w:sz="4" w:space="0" w:color="CCCCCC"/>
               <w:right w:val="single" w:sz="4" w:space="0" w:color="CCCCCC"/>
-              <w:top w:val="single" w:sz="4" w:space="0" w:color="CCCCCC"/>
+              <w:left w:val="single" w:sz="4" w:space="0" w:color="CCCCCC"/>
               <w:bottom w:val="single" w:sz="4" w:space="0" w:color="CCCCCC"/>
-              <w:left w:val="single" w:sz="4" w:space="0" w:color="CCCCCC"/>
             </w:tcBorders>
           </w:tcPr>
           <w:p>
@@ -13483,7 +13553,7 @@
                 <w:szCs w:val="20"/>
                 <w:rtl/>
               </w:rPr>
-              <w:t>3 حالات</w:t>
+              <w:t>4 حالات</w:t>
             </w:r>
           </w:p>
         </w:tc>
@@ -13498,10 +13568,10 @@
               <w:right w:w="108" w:type="dxa"/>
             </w:tcMar>
             <w:tcBorders>
-              <w:right w:val="single" w:sz="4" w:space="0" w:color="CCCCCC"/>
               <w:top w:val="single" w:sz="4" w:space="0" w:color="CCCCCC"/>
               <w:bottom w:val="single" w:sz="4" w:space="0" w:color="CCCCCC"/>
               <w:left w:val="single" w:sz="4" w:space="0" w:color="CCCCCC"/>
+              <w:right w:val="single" w:sz="4" w:space="0" w:color="CCCCCC"/>
             </w:tcBorders>
           </w:tcPr>
           <w:p>
@@ -13518,7 +13588,7 @@
                 <w:szCs w:val="20"/>
                 <w:rtl/>
               </w:rPr>
-              <w:t>تحديث دوري لحالة طلبات تراخيص الأسلحة</w:t>
+              <w:t>إشعار تحديث حالة الطلب</w:t>
             </w:r>
           </w:p>
         </w:tc>
@@ -13535,10 +13605,10 @@
               <w:right w:w="108" w:type="dxa"/>
             </w:tcMar>
             <w:tcBorders>
+              <w:top w:val="single" w:sz="4" w:space="0" w:color="CCCCCC"/>
               <w:right w:val="single" w:sz="4" w:space="0" w:color="CCCCCC"/>
-              <w:top w:val="single" w:sz="4" w:space="0" w:color="CCCCCC"/>
+              <w:left w:val="single" w:sz="4" w:space="0" w:color="CCCCCC"/>
               <w:bottom w:val="single" w:sz="4" w:space="0" w:color="CCCCCC"/>
-              <w:left w:val="single" w:sz="4" w:space="0" w:color="CCCCCC"/>
             </w:tcBorders>
           </w:tcPr>
           <w:p>
@@ -13555,7 +13625,7 @@
                 <w:szCs w:val="20"/>
                 <w:rtl/>
               </w:rPr>
-              <w:t>تجنّب 3 حالات استفسار عن المستجدات وتحسين تجربة المتعامل الرقمية.</w:t>
+              <w:t>إلغاء حالتَي استفسار عن ترخيص السلاح وخفض الضغط على موظفي خدمة المتعاملين.</w:t>
             </w:r>
           </w:p>
         </w:tc>
@@ -13570,10 +13640,10 @@
               <w:right w:w="108" w:type="dxa"/>
             </w:tcMar>
             <w:tcBorders>
+              <w:top w:val="single" w:sz="4" w:space="0" w:color="CCCCCC"/>
               <w:right w:val="single" w:sz="4" w:space="0" w:color="CCCCCC"/>
-              <w:top w:val="single" w:sz="4" w:space="0" w:color="CCCCCC"/>
+              <w:left w:val="single" w:sz="4" w:space="0" w:color="CCCCCC"/>
               <w:bottom w:val="single" w:sz="4" w:space="0" w:color="CCCCCC"/>
-              <w:left w:val="single" w:sz="4" w:space="0" w:color="CCCCCC"/>
             </w:tcBorders>
           </w:tcPr>
           <w:p>
@@ -13590,7 +13660,7 @@
                 <w:szCs w:val="20"/>
                 <w:rtl/>
               </w:rPr>
-              <w:t>SMS / إشعار تطبيق MOI</w:t>
+              <w:t>SMS</w:t>
             </w:r>
           </w:p>
         </w:tc>
@@ -13605,10 +13675,10 @@
               <w:right w:w="108" w:type="dxa"/>
             </w:tcMar>
             <w:tcBorders>
+              <w:top w:val="single" w:sz="4" w:space="0" w:color="CCCCCC"/>
               <w:right w:val="single" w:sz="4" w:space="0" w:color="CCCCCC"/>
-              <w:top w:val="single" w:sz="4" w:space="0" w:color="CCCCCC"/>
+              <w:left w:val="single" w:sz="4" w:space="0" w:color="CCCCCC"/>
               <w:bottom w:val="single" w:sz="4" w:space="0" w:color="CCCCCC"/>
-              <w:left w:val="single" w:sz="4" w:space="0" w:color="CCCCCC"/>
             </w:tcBorders>
           </w:tcPr>
           <w:p>
@@ -13625,7 +13695,7 @@
                 <w:szCs w:val="20"/>
                 <w:rtl/>
               </w:rPr>
-              <w:t>«شرطة الفجيرة: تم تحديث حالة طلبك رقم [X] إلى [X]. لمزيد من التفاصيل افتح تطبيق MOI.»</w:t>
+              <w:t>«شرطة الفجيرة: تم استلام طلب ترخيص السلاح رقم [X] وهو قيد المراجعة لدى وزارة الداخلية. سيُبلَّغ بنتيجة طلبك فور صدورها.»</w:t>
             </w:r>
           </w:p>
         </w:tc>
@@ -13640,10 +13710,10 @@
               <w:right w:w="108" w:type="dxa"/>
             </w:tcMar>
             <w:tcBorders>
+              <w:top w:val="single" w:sz="4" w:space="0" w:color="CCCCCC"/>
               <w:right w:val="single" w:sz="4" w:space="0" w:color="CCCCCC"/>
-              <w:top w:val="single" w:sz="4" w:space="0" w:color="CCCCCC"/>
+              <w:left w:val="single" w:sz="4" w:space="0" w:color="CCCCCC"/>
               <w:bottom w:val="single" w:sz="4" w:space="0" w:color="CCCCCC"/>
-              <w:left w:val="single" w:sz="4" w:space="0" w:color="CCCCCC"/>
             </w:tcBorders>
           </w:tcPr>
           <w:p>
@@ -13660,7 +13730,7 @@
                 <w:szCs w:val="20"/>
                 <w:rtl/>
               </w:rPr>
-              <w:t>3 حالات</w:t>
+              <w:t>2 حالات</w:t>
             </w:r>
           </w:p>
         </w:tc>
@@ -13675,10 +13745,10 @@
               <w:right w:w="108" w:type="dxa"/>
             </w:tcMar>
             <w:tcBorders>
+              <w:top w:val="single" w:sz="4" w:space="0" w:color="CCCCCC"/>
               <w:right w:val="single" w:sz="4" w:space="0" w:color="CCCCCC"/>
-              <w:top w:val="single" w:sz="4" w:space="0" w:color="CCCCCC"/>
+              <w:left w:val="single" w:sz="4" w:space="0" w:color="CCCCCC"/>
               <w:bottom w:val="single" w:sz="4" w:space="0" w:color="CCCCCC"/>
-              <w:left w:val="single" w:sz="4" w:space="0" w:color="CCCCCC"/>
             </w:tcBorders>
           </w:tcPr>
           <w:p>
@@ -13695,184 +13765,7 @@
                 <w:szCs w:val="20"/>
                 <w:rtl/>
               </w:rPr>
-              <w:t>إشعار تحديث حالة الطلبات المقدمة عموماً</w:t>
-            </w:r>
-          </w:p>
-        </w:tc>
-      </w:tr>
-      <w:tr>
-        <w:tc>
-          <w:tcPr>
-            <w:tcW w:type="dxa" w:w="1872"/>
-            <w:shd w:val="clear" w:color="auto" w:fill="D9D9D9"/>
-            <w:tcMar>
-              <w:top w:w="60" w:type="dxa"/>
-              <w:bottom w:w="60" w:type="dxa"/>
-              <w:left w:w="108" w:type="dxa"/>
-              <w:right w:w="108" w:type="dxa"/>
-            </w:tcMar>
-            <w:tcBorders>
-              <w:right w:val="single" w:sz="4" w:space="0" w:color="CCCCCC"/>
-              <w:bottom w:val="single" w:sz="4" w:space="0" w:color="CCCCCC"/>
-              <w:top w:val="single" w:sz="4" w:space="0" w:color="CCCCCC"/>
-              <w:left w:val="single" w:sz="4" w:space="0" w:color="CCCCCC"/>
-            </w:tcBorders>
-          </w:tcPr>
-          <w:p>
-            <w:pPr>
-              <w:bidi w:val="1"/>
-              <w:spacing w:before="60" w:after="60"/>
-            </w:pPr>
-            <w:r>
-              <w:rPr>
-                <w:rFonts w:ascii="Dubai" w:hAnsi="Dubai" w:eastAsia="Dubai" w:cs="Dubai"/>
-                <w:b w:val="0"/>
-                <w:color w:val="000000"/>
-                <w:sz w:val="20"/>
-                <w:szCs w:val="20"/>
-                <w:rtl/>
-              </w:rPr>
-              <w:t>تجنّب 2 حالات تواصل ناتجة عن توقف الطلب بسبب نقص المتطلبات.</w:t>
-            </w:r>
-          </w:p>
-        </w:tc>
-        <w:tc>
-          <w:tcPr>
-            <w:tcW w:type="dxa" w:w="1872"/>
-            <w:shd w:val="clear" w:color="auto" w:fill="D9D9D9"/>
-            <w:tcMar>
-              <w:top w:w="60" w:type="dxa"/>
-              <w:bottom w:w="60" w:type="dxa"/>
-              <w:left w:w="108" w:type="dxa"/>
-              <w:right w:w="108" w:type="dxa"/>
-            </w:tcMar>
-            <w:tcBorders>
-              <w:right w:val="single" w:sz="4" w:space="0" w:color="CCCCCC"/>
-              <w:bottom w:val="single" w:sz="4" w:space="0" w:color="CCCCCC"/>
-              <w:left w:val="single" w:sz="4" w:space="0" w:color="CCCCCC"/>
-              <w:top w:val="single" w:sz="4" w:space="0" w:color="CCCCCC"/>
-            </w:tcBorders>
-          </w:tcPr>
-          <w:p>
-            <w:pPr>
-              <w:bidi w:val="1"/>
-              <w:spacing w:before="60" w:after="60"/>
-            </w:pPr>
-            <w:r>
-              <w:rPr>
-                <w:rFonts w:ascii="Dubai" w:hAnsi="Dubai" w:eastAsia="Dubai" w:cs="Dubai"/>
-                <w:b w:val="0"/>
-                <w:color w:val="000000"/>
-                <w:sz w:val="20"/>
-                <w:szCs w:val="20"/>
-                <w:rtl/>
-              </w:rPr>
-              <w:t>SMS</w:t>
-            </w:r>
-          </w:p>
-        </w:tc>
-        <w:tc>
-          <w:tcPr>
-            <w:tcW w:type="dxa" w:w="1872"/>
-            <w:shd w:val="clear" w:color="auto" w:fill="D9D9D9"/>
-            <w:tcMar>
-              <w:top w:w="60" w:type="dxa"/>
-              <w:bottom w:w="60" w:type="dxa"/>
-              <w:left w:w="108" w:type="dxa"/>
-              <w:right w:w="108" w:type="dxa"/>
-            </w:tcMar>
-            <w:tcBorders>
-              <w:right w:val="single" w:sz="4" w:space="0" w:color="CCCCCC"/>
-              <w:bottom w:val="single" w:sz="4" w:space="0" w:color="CCCCCC"/>
-              <w:left w:val="single" w:sz="4" w:space="0" w:color="CCCCCC"/>
-              <w:top w:val="single" w:sz="4" w:space="0" w:color="CCCCCC"/>
-            </w:tcBorders>
-          </w:tcPr>
-          <w:p>
-            <w:pPr>
-              <w:bidi w:val="1"/>
-              <w:spacing w:before="60" w:after="60"/>
-            </w:pPr>
-            <w:r>
-              <w:rPr>
-                <w:rFonts w:ascii="Dubai" w:hAnsi="Dubai" w:eastAsia="Dubai" w:cs="Dubai"/>
-                <w:b w:val="0"/>
-                <w:color w:val="000000"/>
-                <w:sz w:val="20"/>
-                <w:szCs w:val="20"/>
-                <w:rtl/>
-              </w:rPr>
-              <w:t>«شرطة الفجيرة: طلب تجديد رخصتك رقم [X] يستلزم استكمال خطوة [X]. يرجى المراجعة قبل تاريخ [X].»</w:t>
-            </w:r>
-          </w:p>
-        </w:tc>
-        <w:tc>
-          <w:tcPr>
-            <w:tcW w:type="dxa" w:w="1872"/>
-            <w:shd w:val="clear" w:color="auto" w:fill="D9D9D9"/>
-            <w:tcMar>
-              <w:top w:w="60" w:type="dxa"/>
-              <w:bottom w:w="60" w:type="dxa"/>
-              <w:left w:w="108" w:type="dxa"/>
-              <w:right w:w="108" w:type="dxa"/>
-            </w:tcMar>
-            <w:tcBorders>
-              <w:right w:val="single" w:sz="4" w:space="0" w:color="CCCCCC"/>
-              <w:bottom w:val="single" w:sz="4" w:space="0" w:color="CCCCCC"/>
-              <w:left w:val="single" w:sz="4" w:space="0" w:color="CCCCCC"/>
-              <w:top w:val="single" w:sz="4" w:space="0" w:color="CCCCCC"/>
-            </w:tcBorders>
-          </w:tcPr>
-          <w:p>
-            <w:pPr>
-              <w:bidi w:val="1"/>
-              <w:spacing w:before="60" w:after="60"/>
-            </w:pPr>
-            <w:r>
-              <w:rPr>
-                <w:rFonts w:ascii="Dubai" w:hAnsi="Dubai" w:eastAsia="Dubai" w:cs="Dubai"/>
-                <w:b w:val="0"/>
-                <w:color w:val="000000"/>
-                <w:sz w:val="20"/>
-                <w:szCs w:val="20"/>
-                <w:rtl/>
-              </w:rPr>
-              <w:t>2 حالات</w:t>
-            </w:r>
-          </w:p>
-        </w:tc>
-        <w:tc>
-          <w:tcPr>
-            <w:tcW w:type="dxa" w:w="1872"/>
-            <w:shd w:val="clear" w:color="auto" w:fill="D9D9D9"/>
-            <w:tcMar>
-              <w:top w:w="60" w:type="dxa"/>
-              <w:bottom w:w="60" w:type="dxa"/>
-              <w:left w:w="108" w:type="dxa"/>
-              <w:right w:w="108" w:type="dxa"/>
-            </w:tcMar>
-            <w:tcBorders>
-              <w:right w:val="single" w:sz="4" w:space="0" w:color="CCCCCC"/>
-              <w:bottom w:val="single" w:sz="4" w:space="0" w:color="CCCCCC"/>
-              <w:left w:val="single" w:sz="4" w:space="0" w:color="CCCCCC"/>
-              <w:top w:val="single" w:sz="4" w:space="0" w:color="CCCCCC"/>
-            </w:tcBorders>
-          </w:tcPr>
-          <w:p>
-            <w:pPr>
-              <w:bidi w:val="1"/>
-              <w:spacing w:before="60" w:after="60"/>
-            </w:pPr>
-            <w:r>
-              <w:rPr>
-                <w:rFonts w:ascii="Dubai" w:hAnsi="Dubai" w:eastAsia="Dubai" w:cs="Dubai"/>
-                <w:b w:val="0"/>
-                <w:color w:val="000000"/>
-                <w:sz w:val="20"/>
-                <w:szCs w:val="20"/>
-                <w:rtl/>
-              </w:rPr>
-              <w:t>تنبيه بمتطلبات استكمال طلب تجديد الرخصة</w:t>
+              <w:t>إشعار حالة ترخيص السلاح</w:t>
             </w:r>
           </w:p>
         </w:tc>
@@ -13916,7 +13809,7 @@
           <w:u w:val="none"/>
           <w:rtl/>
         </w:rPr>
-        <w:t>تتكامل الفرص المرصودة في يناير - ديسمبر 2025 مع قدرات الذكاء الاصطناعي لتشكيل منظومة خدمة ذاتية ذكية قادرة على تغطية ما يزيد على 84.0% من حجم التواصل الحالي دون تدخل بشري في مرحلة التصنيف. واستناداً إلى مجموع 50 حالة موثقة خلال الفترة المذكورة، تم تحديد أربع أدوات ذكاء اصطناعي متكاملة تعالج أبرز مصادر الاحتكاك في رحلة المتعامل من المصدر وليس بعد تسجيل الشكوى.</w:t>
+        <w:t>تتكامل الفرص المرصودة في يناير - ديسمبر 2025 مع قدرات الذكاء الاصطناعي لتشكيل منظومة خدمة ذاتية ذكية قادرة على معالجة ما يزيد على 92.0% من حجم التواصل الحالي دون تدخل بشري في مرحلة التصنيف. واستناداً إلى مجموع الـ 50 حالة المرصودة خلال الفترة ذاتها، تُقدَّم أربعة أدوات ذكاء اصطناعي متكاملة تعالج نقاط الاحتكاك الجوهرية عند مصادرها قبل وصولها إلى قنوات الشكاوى.</w:t>
       </w:r>
     </w:p>
     <w:p>
@@ -13936,7 +13829,7 @@
           <w:u w:val="none"/>
           <w:rtl/>
         </w:rPr>
-        <w:t>ملاحظة محورية: بيانات التدريب جاهزة الآن — إذ تتوفر 50 حالة مُصنَّفة ومُوسومة يدوياً تغطي الفترة الممتدة من يناير حتى ديسمبر 2025، وهذه المجموعة المُعلَّمة كافية لانطلاق تدريب المصنِّف الآلي بالذكاء الاصطناعي فوراً دون الحاجة إلى جمع بيانات إضافية.</w:t>
+        <w:t>ملاحظة محورية: بيانات التدريب جاهزة الآن — إذ يتوفر مجموع 50 حالة مُصنَّفة ومُوسومة يدوياً تغطي الفترة من يناير حتى ديسمبر 2025، وهو ما يُتيح الشروع فوراً في تدريب نموذج المصنِّف الآلي دون الحاجة إلى أي جمع إضافي للبيانات.</w:t>
       </w:r>
     </w:p>
     <w:tbl>
@@ -13964,10 +13857,10 @@
               <w:right w:w="108" w:type="dxa"/>
             </w:tcMar>
             <w:tcBorders>
+              <w:top w:val="single" w:sz="4" w:space="0" w:color="CCCCCC"/>
               <w:right w:val="single" w:sz="4" w:space="0" w:color="CCCCCC"/>
-              <w:top w:val="single" w:sz="4" w:space="0" w:color="CCCCCC"/>
+              <w:left w:val="single" w:sz="4" w:space="0" w:color="CCCCCC"/>
               <w:bottom w:val="single" w:sz="4" w:space="0" w:color="CCCCCC"/>
-              <w:left w:val="single" w:sz="4" w:space="0" w:color="CCCCCC"/>
             </w:tcBorders>
           </w:tcPr>
           <w:p>
@@ -13999,10 +13892,10 @@
               <w:right w:w="108" w:type="dxa"/>
             </w:tcMar>
             <w:tcBorders>
+              <w:top w:val="single" w:sz="4" w:space="0" w:color="CCCCCC"/>
               <w:right w:val="single" w:sz="4" w:space="0" w:color="CCCCCC"/>
-              <w:top w:val="single" w:sz="4" w:space="0" w:color="CCCCCC"/>
+              <w:left w:val="single" w:sz="4" w:space="0" w:color="CCCCCC"/>
               <w:bottom w:val="single" w:sz="4" w:space="0" w:color="CCCCCC"/>
-              <w:left w:val="single" w:sz="4" w:space="0" w:color="CCCCCC"/>
             </w:tcBorders>
           </w:tcPr>
           <w:p>
@@ -14034,10 +13927,10 @@
               <w:right w:w="108" w:type="dxa"/>
             </w:tcMar>
             <w:tcBorders>
+              <w:top w:val="single" w:sz="4" w:space="0" w:color="CCCCCC"/>
               <w:right w:val="single" w:sz="4" w:space="0" w:color="CCCCCC"/>
-              <w:top w:val="single" w:sz="4" w:space="0" w:color="CCCCCC"/>
+              <w:left w:val="single" w:sz="4" w:space="0" w:color="CCCCCC"/>
               <w:bottom w:val="single" w:sz="4" w:space="0" w:color="CCCCCC"/>
-              <w:left w:val="single" w:sz="4" w:space="0" w:color="CCCCCC"/>
             </w:tcBorders>
           </w:tcPr>
           <w:p>
@@ -14069,10 +13962,10 @@
               <w:right w:w="108" w:type="dxa"/>
             </w:tcMar>
             <w:tcBorders>
+              <w:top w:val="single" w:sz="4" w:space="0" w:color="CCCCCC"/>
               <w:right w:val="single" w:sz="4" w:space="0" w:color="CCCCCC"/>
-              <w:top w:val="single" w:sz="4" w:space="0" w:color="CCCCCC"/>
+              <w:left w:val="single" w:sz="4" w:space="0" w:color="CCCCCC"/>
               <w:bottom w:val="single" w:sz="4" w:space="0" w:color="CCCCCC"/>
-              <w:left w:val="single" w:sz="4" w:space="0" w:color="CCCCCC"/>
             </w:tcBorders>
           </w:tcPr>
           <w:p>
@@ -14106,10 +13999,10 @@
               <w:right w:w="108" w:type="dxa"/>
             </w:tcMar>
             <w:tcBorders>
+              <w:top w:val="single" w:sz="4" w:space="0" w:color="CCCCCC"/>
               <w:right w:val="single" w:sz="4" w:space="0" w:color="CCCCCC"/>
-              <w:top w:val="single" w:sz="4" w:space="0" w:color="CCCCCC"/>
+              <w:left w:val="single" w:sz="4" w:space="0" w:color="CCCCCC"/>
               <w:bottom w:val="single" w:sz="4" w:space="0" w:color="CCCCCC"/>
-              <w:left w:val="single" w:sz="4" w:space="0" w:color="CCCCCC"/>
             </w:tcBorders>
           </w:tcPr>
           <w:p>
@@ -14141,10 +14034,10 @@
               <w:right w:w="108" w:type="dxa"/>
             </w:tcMar>
             <w:tcBorders>
+              <w:top w:val="single" w:sz="4" w:space="0" w:color="CCCCCC"/>
               <w:right w:val="single" w:sz="4" w:space="0" w:color="CCCCCC"/>
-              <w:top w:val="single" w:sz="4" w:space="0" w:color="CCCCCC"/>
+              <w:left w:val="single" w:sz="4" w:space="0" w:color="CCCCCC"/>
               <w:bottom w:val="single" w:sz="4" w:space="0" w:color="CCCCCC"/>
-              <w:left w:val="single" w:sz="4" w:space="0" w:color="CCCCCC"/>
             </w:tcBorders>
           </w:tcPr>
           <w:p>
@@ -14175,10 +14068,10 @@
               <w:right w:w="108" w:type="dxa"/>
             </w:tcMar>
             <w:tcBorders>
+              <w:top w:val="single" w:sz="4" w:space="0" w:color="CCCCCC"/>
               <w:right w:val="single" w:sz="4" w:space="0" w:color="CCCCCC"/>
-              <w:top w:val="single" w:sz="4" w:space="0" w:color="CCCCCC"/>
+              <w:left w:val="single" w:sz="4" w:space="0" w:color="CCCCCC"/>
               <w:bottom w:val="single" w:sz="4" w:space="0" w:color="CCCCCC"/>
-              <w:left w:val="single" w:sz="4" w:space="0" w:color="CCCCCC"/>
             </w:tcBorders>
           </w:tcPr>
           <w:p>
@@ -14195,7 +14088,7 @@
                 <w:szCs w:val="20"/>
                 <w:rtl/>
               </w:rPr>
-              <w:t>يُفعَّل النظام لحظة التقاط صورة المخالفة المرورية، إذ يستخدم نموذج رؤية حاسوبية (Computer Vision) لمطابقة لون المركبة وطرازها مع بيانات السجل الرسمي للوحة المصورة. يرصد النظام أي تناقض بين مواصفات المركبة في الصورة والبيانات المسجلة في قاعدة البيانات، ويُصدر تنبيهاً فورياً للمشغل قبل إتمام إصدار المخالفة، مما يمنع وصول البلاغات المشكوك فيها إلى المتعامل أصلاً.</w:t>
+              <w:t>يُفعَّل النظام لحظة التقاط صورة المخالفة، إذ يستخدم نموذج رؤية حاسوبية (Computer Vision) لمطابقة لون المركبة وطرازها الظاهر في الصورة مع بيانات المركبة المسجلة رسمياً في قاعدة البيانات. يرصد النظام أي تناقض بين لوحة الأرقام المُصوَّرة وسجل المركبة الفعلي، ويُصدر تنبيهاً فورياً للجهة المختصة لمراجعة المخالفة قبل إرسالها للمتعامل.</w:t>
             </w:r>
           </w:p>
         </w:tc>
@@ -14210,10 +14103,10 @@
               <w:right w:w="108" w:type="dxa"/>
             </w:tcMar>
             <w:tcBorders>
-              <w:right w:val="single" w:sz="4" w:space="0" w:color="CCCCCC"/>
               <w:top w:val="single" w:sz="4" w:space="0" w:color="CCCCCC"/>
               <w:bottom w:val="single" w:sz="4" w:space="0" w:color="CCCCCC"/>
               <w:left w:val="single" w:sz="4" w:space="0" w:color="CCCCCC"/>
+              <w:right w:val="single" w:sz="4" w:space="0" w:color="CCCCCC"/>
             </w:tcBorders>
           </w:tcPr>
           <w:p>
@@ -14230,7 +14123,7 @@
                 <w:szCs w:val="20"/>
                 <w:rtl/>
               </w:rPr>
-              <w:t>نظام التحقق البصري من صحة المخالفات المرورية</w:t>
+              <w:t>نظام التحقق البصري من صور المخالفات المرورية</w:t>
             </w:r>
           </w:p>
         </w:tc>
@@ -14247,10 +14140,10 @@
               <w:right w:w="108" w:type="dxa"/>
             </w:tcMar>
             <w:tcBorders>
+              <w:top w:val="single" w:sz="4" w:space="0" w:color="CCCCCC"/>
               <w:right w:val="single" w:sz="4" w:space="0" w:color="CCCCCC"/>
-              <w:top w:val="single" w:sz="4" w:space="0" w:color="CCCCCC"/>
+              <w:left w:val="single" w:sz="4" w:space="0" w:color="CCCCCC"/>
               <w:bottom w:val="single" w:sz="4" w:space="0" w:color="CCCCCC"/>
-              <w:left w:val="single" w:sz="4" w:space="0" w:color="CCCCCC"/>
             </w:tcBorders>
           </w:tcPr>
           <w:p>
@@ -14282,10 +14175,10 @@
               <w:right w:w="108" w:type="dxa"/>
             </w:tcMar>
             <w:tcBorders>
+              <w:top w:val="single" w:sz="4" w:space="0" w:color="CCCCCC"/>
               <w:right w:val="single" w:sz="4" w:space="0" w:color="CCCCCC"/>
-              <w:top w:val="single" w:sz="4" w:space="0" w:color="CCCCCC"/>
+              <w:left w:val="single" w:sz="4" w:space="0" w:color="CCCCCC"/>
               <w:bottom w:val="single" w:sz="4" w:space="0" w:color="CCCCCC"/>
-              <w:left w:val="single" w:sz="4" w:space="0" w:color="CCCCCC"/>
             </w:tcBorders>
           </w:tcPr>
           <w:p>
@@ -14316,10 +14209,10 @@
               <w:right w:w="108" w:type="dxa"/>
             </w:tcMar>
             <w:tcBorders>
+              <w:top w:val="single" w:sz="4" w:space="0" w:color="CCCCCC"/>
               <w:right w:val="single" w:sz="4" w:space="0" w:color="CCCCCC"/>
-              <w:top w:val="single" w:sz="4" w:space="0" w:color="CCCCCC"/>
+              <w:left w:val="single" w:sz="4" w:space="0" w:color="CCCCCC"/>
               <w:bottom w:val="single" w:sz="4" w:space="0" w:color="CCCCCC"/>
-              <w:left w:val="single" w:sz="4" w:space="0" w:color="CCCCCC"/>
             </w:tcBorders>
           </w:tcPr>
           <w:p>
@@ -14336,7 +14229,7 @@
                 <w:szCs w:val="20"/>
                 <w:rtl/>
               </w:rPr>
-              <w:t>يعتمد النظام على نموذج تصنيف نصي مدرَّب على أنماط حالات CRM لتحليل محتوى كل استفسار وارد جديد وتحديد الجهة المختصة تلقائياً، سواء أكانت شرطة الفجيرة أم RTA أم البلدية أم أي هيئة أخرى، وفقاً لقاعدة بيانات صلاحيات موثقة. يُنتج النظام توجيهاً فورياً يُرسَل للمتعامل عبر SMS أو المنصة الرقمية، مما يلغي مرحلة إعادة التوجيه اليدوي ويُقلص دوران الحالة بين الجهات.</w:t>
+              <w:t>عند تسجيل أي حالة جديدة في CRM، يُحلل النموذج نص الطلب باستخدام تصنيف نصي مدعوم بقاعدة بيانات صلاحيات الجهات، ليحدد تلقائياً الجهة المعنية الصحيحة — سواء أكانت شرطة الفجيرة أم RTA أم البلدية أم غيرها. يُصدر النظام توجيهاً فورياً للمتعامل عبر القناة المناسبة، مما يُلغي الحاجة إلى إعادة التوجيه اليدوي ويُقلص حلقات التنقل بين الجهات.</w:t>
             </w:r>
           </w:p>
         </w:tc>
@@ -14351,10 +14244,10 @@
               <w:right w:w="108" w:type="dxa"/>
             </w:tcMar>
             <w:tcBorders>
-              <w:right w:val="single" w:sz="4" w:space="0" w:color="CCCCCC"/>
               <w:top w:val="single" w:sz="4" w:space="0" w:color="CCCCCC"/>
               <w:bottom w:val="single" w:sz="4" w:space="0" w:color="CCCCCC"/>
               <w:left w:val="single" w:sz="4" w:space="0" w:color="CCCCCC"/>
+              <w:right w:val="single" w:sz="4" w:space="0" w:color="CCCCCC"/>
             </w:tcBorders>
           </w:tcPr>
           <w:p>
@@ -14388,10 +14281,10 @@
               <w:right w:w="108" w:type="dxa"/>
             </w:tcMar>
             <w:tcBorders>
+              <w:top w:val="single" w:sz="4" w:space="0" w:color="CCCCCC"/>
               <w:right w:val="single" w:sz="4" w:space="0" w:color="CCCCCC"/>
-              <w:top w:val="single" w:sz="4" w:space="0" w:color="CCCCCC"/>
+              <w:left w:val="single" w:sz="4" w:space="0" w:color="CCCCCC"/>
               <w:bottom w:val="single" w:sz="4" w:space="0" w:color="CCCCCC"/>
-              <w:left w:val="single" w:sz="4" w:space="0" w:color="CCCCCC"/>
             </w:tcBorders>
           </w:tcPr>
           <w:p>
@@ -14423,10 +14316,10 @@
               <w:right w:w="108" w:type="dxa"/>
             </w:tcMar>
             <w:tcBorders>
+              <w:top w:val="single" w:sz="4" w:space="0" w:color="CCCCCC"/>
               <w:right w:val="single" w:sz="4" w:space="0" w:color="CCCCCC"/>
-              <w:top w:val="single" w:sz="4" w:space="0" w:color="CCCCCC"/>
+              <w:left w:val="single" w:sz="4" w:space="0" w:color="CCCCCC"/>
               <w:bottom w:val="single" w:sz="4" w:space="0" w:color="CCCCCC"/>
-              <w:left w:val="single" w:sz="4" w:space="0" w:color="CCCCCC"/>
             </w:tcBorders>
           </w:tcPr>
           <w:p>
@@ -14457,10 +14350,10 @@
               <w:right w:w="108" w:type="dxa"/>
             </w:tcMar>
             <w:tcBorders>
+              <w:top w:val="single" w:sz="4" w:space="0" w:color="CCCCCC"/>
               <w:right w:val="single" w:sz="4" w:space="0" w:color="CCCCCC"/>
-              <w:top w:val="single" w:sz="4" w:space="0" w:color="CCCCCC"/>
+              <w:left w:val="single" w:sz="4" w:space="0" w:color="CCCCCC"/>
               <w:bottom w:val="single" w:sz="4" w:space="0" w:color="CCCCCC"/>
-              <w:left w:val="single" w:sz="4" w:space="0" w:color="CCCCCC"/>
             </w:tcBorders>
           </w:tcPr>
           <w:p>
@@ -14477,7 +14370,7 @@
                 <w:szCs w:val="20"/>
                 <w:rtl/>
               </w:rPr>
-              <w:t>يُشغَّل النظام تلقائياً فور رفع المتعامل لأي وثيقة أو صورة ضمن طلبه الإلكتروني، حيث يوظف تقنية OCR وخوارزميات فحص الجودة للتحقق من دقة الصورة الشخصية وصلاحية شهادة الفحص الفني واكتمال الحقول الإلزامية وتطابق رقم الهوية. يُصدر النظام تقريراً فورياً يُرشد المتعامل إلى الحقول الناقصة أو الصور غير المستوفية قبل إرسال الطلب، دون الحاجة إلى مراجعة يدوية من الموظف.</w:t>
+              <w:t>يعمل النظام في مرحلة رفع الوثائق قبل إتمام تقديم الطلب، مستخدماً تقنيات OCR وفحص جودة الصورة للتحقق من وضوح الصورة الشخصية وصلاحية شهادة الفحص واكتمال الحقول الإلزامية وتطابق رقم الهوية. عند رصد أي نقص أو تعارض، يُرشد النظام المتعامل فوراً إلى التصحيح المطلوب قبل إرسال الطلب، مما يحول دون تسجيل الحالة في CRM ابتداءً.</w:t>
             </w:r>
           </w:p>
         </w:tc>
@@ -14492,10 +14385,10 @@
               <w:right w:w="108" w:type="dxa"/>
             </w:tcMar>
             <w:tcBorders>
-              <w:right w:val="single" w:sz="4" w:space="0" w:color="CCCCCC"/>
               <w:top w:val="single" w:sz="4" w:space="0" w:color="CCCCCC"/>
               <w:bottom w:val="single" w:sz="4" w:space="0" w:color="CCCCCC"/>
               <w:left w:val="single" w:sz="4" w:space="0" w:color="CCCCCC"/>
+              <w:right w:val="single" w:sz="4" w:space="0" w:color="CCCCCC"/>
             </w:tcBorders>
           </w:tcPr>
           <w:p>
@@ -14512,7 +14405,7 @@
                 <w:szCs w:val="20"/>
                 <w:rtl/>
               </w:rPr>
-              <w:t>فاحص جودة الوثائق والصور بتقنية OCR</w:t>
+              <w:t>مدقق جودة الوثائق واكتمال الطلبات آلياً</w:t>
             </w:r>
           </w:p>
         </w:tc>
@@ -14529,10 +14422,10 @@
               <w:right w:w="108" w:type="dxa"/>
             </w:tcMar>
             <w:tcBorders>
+              <w:top w:val="single" w:sz="4" w:space="0" w:color="CCCCCC"/>
               <w:right w:val="single" w:sz="4" w:space="0" w:color="CCCCCC"/>
+              <w:left w:val="single" w:sz="4" w:space="0" w:color="CCCCCC"/>
               <w:bottom w:val="single" w:sz="4" w:space="0" w:color="CCCCCC"/>
-              <w:top w:val="single" w:sz="4" w:space="0" w:color="CCCCCC"/>
-              <w:left w:val="single" w:sz="4" w:space="0" w:color="CCCCCC"/>
             </w:tcBorders>
           </w:tcPr>
           <w:p>
@@ -14564,10 +14457,10 @@
               <w:right w:w="108" w:type="dxa"/>
             </w:tcMar>
             <w:tcBorders>
+              <w:top w:val="single" w:sz="4" w:space="0" w:color="CCCCCC"/>
               <w:right w:val="single" w:sz="4" w:space="0" w:color="CCCCCC"/>
+              <w:left w:val="single" w:sz="4" w:space="0" w:color="CCCCCC"/>
               <w:bottom w:val="single" w:sz="4" w:space="0" w:color="CCCCCC"/>
-              <w:left w:val="single" w:sz="4" w:space="0" w:color="CCCCCC"/>
-              <w:top w:val="single" w:sz="4" w:space="0" w:color="CCCCCC"/>
             </w:tcBorders>
           </w:tcPr>
           <w:p>
@@ -14598,10 +14491,10 @@
               <w:right w:w="108" w:type="dxa"/>
             </w:tcMar>
             <w:tcBorders>
+              <w:top w:val="single" w:sz="4" w:space="0" w:color="CCCCCC"/>
               <w:right w:val="single" w:sz="4" w:space="0" w:color="CCCCCC"/>
+              <w:left w:val="single" w:sz="4" w:space="0" w:color="CCCCCC"/>
               <w:bottom w:val="single" w:sz="4" w:space="0" w:color="CCCCCC"/>
-              <w:left w:val="single" w:sz="4" w:space="0" w:color="CCCCCC"/>
-              <w:top w:val="single" w:sz="4" w:space="0" w:color="CCCCCC"/>
             </w:tcBorders>
           </w:tcPr>
           <w:p>
@@ -14618,7 +14511,7 @@
                 <w:szCs w:val="20"/>
                 <w:rtl/>
               </w:rPr>
-              <w:t>يعمل النظام على مجموعة نصوص CRM الواردة خلال الفترة المحددة، إذ يستخدم تقنية استخراج الكيانات الجغرافية (NER) لتحديد أسماء المناطق والتقاطعات المذكورة في الشكاوى والمقترحات. تُحوَّل هذه الكيانات إلى خريطة حرارية تكشف المناطق ذات الكثافة الشكوائية غير المتناسبة، وتُقدَّم النتائج في تقارير مرئية دورية تدعم قرارات تخصيص الموارد وتحديد أولويات البنية التحتية.</w:t>
+              <w:t>يستخرج النظام تلقائياً الكيانات الجغرافية من نصوص الشكاوى والمقترحات المخزنة في CRM باستخدام تقنية NER، ثم يرسم خريطة حرارية تُظهر توزيع الحالات حسب الموقع الجغرافي المُشار إليه. يُحدد النظام المناطق ذات الكثافة غير المتناسبة والتقاطعات المتكررة، ويُنتج تقارير مرئية داعمة لاتخاذ قرارات أولويات البنية التحتية وتخصيص الدوريات.</w:t>
             </w:r>
           </w:p>
         </w:tc>
@@ -14633,10 +14526,10 @@
               <w:right w:w="108" w:type="dxa"/>
             </w:tcMar>
             <w:tcBorders>
+              <w:top w:val="single" w:sz="4" w:space="0" w:color="CCCCCC"/>
               <w:right w:val="single" w:sz="4" w:space="0" w:color="CCCCCC"/>
+              <w:left w:val="single" w:sz="4" w:space="0" w:color="CCCCCC"/>
               <w:bottom w:val="single" w:sz="4" w:space="0" w:color="CCCCCC"/>
-              <w:left w:val="single" w:sz="4" w:space="0" w:color="CCCCCC"/>
-              <w:top w:val="single" w:sz="4" w:space="0" w:color="CCCCCC"/>
             </w:tcBorders>
           </w:tcPr>
           <w:p>
@@ -14653,7 +14546,7 @@
                 <w:szCs w:val="20"/>
                 <w:rtl/>
               </w:rPr>
-              <w:t>رادار الاحتكاك الجغرافي بخرائط حرارية عبر NER</w:t>
+              <w:t>رادار الاحتكاك الجغرافي بالخريطة الحرارية</w:t>
             </w:r>
           </w:p>
         </w:tc>
@@ -14697,7 +14590,7 @@
           <w:u w:val="none"/>
           <w:rtl/>
         </w:rPr>
-        <w:t>تجمع هذه الخارطة توصيات التحليلات الأربعة في منظومة أولويات متدرجة مستندةً إلى بيانات الفترة يناير - ديسمبر 2025 البالغ فيها إجمالي الحالات 50 حالة، بهدف تحويل المعالجة من التفاعلية إلى الاستباقية. جميع البنود الثمانية مستخلصة من الحالات الفعلية دون توصيات نظرية، ومرتّبة تنازلياً وفق معيارَي الأثر وسهولة التنفيذ.</w:t>
+        <w:t>تجمع هذه الخارطة توصيات التحليلات الأربعة في منظومة أولويات متدرجة مستندةً إلى بيانات يناير - ديسمبر 2025 البالغة 50 حالة، بهدف تحويل النتائج إلى إجراءات تشغيلية قابلة للقياس. جميع البنود الثمانية مستخرجة من التحليل الفعلي للحالات دون اللجوء إلى توصيات عامة، ومرتبة تنازلياً وفق معياري الأثر المتوقع وسهولة التنفيذ.</w:t>
       </w:r>
     </w:p>
     <w:tbl>
@@ -14727,10 +14620,10 @@
               <w:right w:w="108" w:type="dxa"/>
             </w:tcMar>
             <w:tcBorders>
+              <w:top w:val="single" w:sz="4" w:space="0" w:color="CCCCCC"/>
               <w:right w:val="single" w:sz="4" w:space="0" w:color="CCCCCC"/>
-              <w:top w:val="single" w:sz="4" w:space="0" w:color="CCCCCC"/>
+              <w:left w:val="single" w:sz="4" w:space="0" w:color="CCCCCC"/>
               <w:bottom w:val="single" w:sz="4" w:space="0" w:color="CCCCCC"/>
-              <w:left w:val="single" w:sz="4" w:space="0" w:color="CCCCCC"/>
             </w:tcBorders>
           </w:tcPr>
           <w:p>
@@ -14762,10 +14655,10 @@
               <w:right w:w="108" w:type="dxa"/>
             </w:tcMar>
             <w:tcBorders>
+              <w:top w:val="single" w:sz="4" w:space="0" w:color="CCCCCC"/>
               <w:right w:val="single" w:sz="4" w:space="0" w:color="CCCCCC"/>
-              <w:top w:val="single" w:sz="4" w:space="0" w:color="CCCCCC"/>
+              <w:left w:val="single" w:sz="4" w:space="0" w:color="CCCCCC"/>
               <w:bottom w:val="single" w:sz="4" w:space="0" w:color="CCCCCC"/>
-              <w:left w:val="single" w:sz="4" w:space="0" w:color="CCCCCC"/>
             </w:tcBorders>
           </w:tcPr>
           <w:p>
@@ -14797,10 +14690,10 @@
               <w:right w:w="108" w:type="dxa"/>
             </w:tcMar>
             <w:tcBorders>
+              <w:top w:val="single" w:sz="4" w:space="0" w:color="CCCCCC"/>
               <w:right w:val="single" w:sz="4" w:space="0" w:color="CCCCCC"/>
-              <w:top w:val="single" w:sz="4" w:space="0" w:color="CCCCCC"/>
+              <w:left w:val="single" w:sz="4" w:space="0" w:color="CCCCCC"/>
               <w:bottom w:val="single" w:sz="4" w:space="0" w:color="CCCCCC"/>
-              <w:left w:val="single" w:sz="4" w:space="0" w:color="CCCCCC"/>
             </w:tcBorders>
           </w:tcPr>
           <w:p>
@@ -14832,10 +14725,10 @@
               <w:right w:w="108" w:type="dxa"/>
             </w:tcMar>
             <w:tcBorders>
+              <w:top w:val="single" w:sz="4" w:space="0" w:color="CCCCCC"/>
               <w:right w:val="single" w:sz="4" w:space="0" w:color="CCCCCC"/>
-              <w:top w:val="single" w:sz="4" w:space="0" w:color="CCCCCC"/>
+              <w:left w:val="single" w:sz="4" w:space="0" w:color="CCCCCC"/>
               <w:bottom w:val="single" w:sz="4" w:space="0" w:color="CCCCCC"/>
-              <w:left w:val="single" w:sz="4" w:space="0" w:color="CCCCCC"/>
             </w:tcBorders>
           </w:tcPr>
           <w:p>
@@ -14867,10 +14760,10 @@
               <w:right w:w="108" w:type="dxa"/>
             </w:tcMar>
             <w:tcBorders>
+              <w:top w:val="single" w:sz="4" w:space="0" w:color="CCCCCC"/>
               <w:right w:val="single" w:sz="4" w:space="0" w:color="CCCCCC"/>
-              <w:top w:val="single" w:sz="4" w:space="0" w:color="CCCCCC"/>
+              <w:left w:val="single" w:sz="4" w:space="0" w:color="CCCCCC"/>
               <w:bottom w:val="single" w:sz="4" w:space="0" w:color="CCCCCC"/>
-              <w:left w:val="single" w:sz="4" w:space="0" w:color="CCCCCC"/>
             </w:tcBorders>
           </w:tcPr>
           <w:p>
@@ -14902,10 +14795,10 @@
               <w:right w:w="108" w:type="dxa"/>
             </w:tcMar>
             <w:tcBorders>
+              <w:top w:val="single" w:sz="4" w:space="0" w:color="CCCCCC"/>
               <w:right w:val="single" w:sz="4" w:space="0" w:color="CCCCCC"/>
-              <w:top w:val="single" w:sz="4" w:space="0" w:color="CCCCCC"/>
+              <w:left w:val="single" w:sz="4" w:space="0" w:color="CCCCCC"/>
               <w:bottom w:val="single" w:sz="4" w:space="0" w:color="CCCCCC"/>
-              <w:left w:val="single" w:sz="4" w:space="0" w:color="CCCCCC"/>
             </w:tcBorders>
           </w:tcPr>
           <w:p>
@@ -14939,10 +14832,10 @@
               <w:right w:w="108" w:type="dxa"/>
             </w:tcMar>
             <w:tcBorders>
+              <w:top w:val="single" w:sz="4" w:space="0" w:color="CCCCCC"/>
               <w:right w:val="single" w:sz="4" w:space="0" w:color="CCCCCC"/>
-              <w:top w:val="single" w:sz="4" w:space="0" w:color="CCCCCC"/>
+              <w:left w:val="single" w:sz="4" w:space="0" w:color="CCCCCC"/>
               <w:bottom w:val="single" w:sz="4" w:space="0" w:color="CCCCCC"/>
-              <w:left w:val="single" w:sz="4" w:space="0" w:color="CCCCCC"/>
             </w:tcBorders>
           </w:tcPr>
           <w:p>
@@ -14974,10 +14867,10 @@
               <w:right w:w="108" w:type="dxa"/>
             </w:tcMar>
             <w:tcBorders>
+              <w:top w:val="single" w:sz="4" w:space="0" w:color="CCCCCC"/>
               <w:right w:val="single" w:sz="4" w:space="0" w:color="CCCCCC"/>
-              <w:top w:val="single" w:sz="4" w:space="0" w:color="CCCCCC"/>
+              <w:left w:val="single" w:sz="4" w:space="0" w:color="CCCCCC"/>
               <w:bottom w:val="single" w:sz="4" w:space="0" w:color="CCCCCC"/>
-              <w:left w:val="single" w:sz="4" w:space="0" w:color="CCCCCC"/>
             </w:tcBorders>
           </w:tcPr>
           <w:p>
@@ -14994,7 +14887,7 @@
                 <w:szCs w:val="20"/>
                 <w:rtl/>
               </w:rPr>
-              <w:t>إلغاء 4+ حالات تواصل ناجمة عن استفسار المتعاملين عن وصول وثائقهم قبل اكتمال التسليم.</w:t>
+              <w:t>إلغاء 4+ حالة استفسار عن موقع الوثيقة المطبوعة قبل وصولها للمستفيد.</w:t>
             </w:r>
           </w:p>
         </w:tc>
@@ -15009,10 +14902,10 @@
               <w:right w:w="108" w:type="dxa"/>
             </w:tcMar>
             <w:tcBorders>
+              <w:top w:val="single" w:sz="4" w:space="0" w:color="CCCCCC"/>
               <w:right w:val="single" w:sz="4" w:space="0" w:color="CCCCCC"/>
-              <w:top w:val="single" w:sz="4" w:space="0" w:color="CCCCCC"/>
+              <w:left w:val="single" w:sz="4" w:space="0" w:color="CCCCCC"/>
               <w:bottom w:val="single" w:sz="4" w:space="0" w:color="CCCCCC"/>
-              <w:left w:val="single" w:sz="4" w:space="0" w:color="CCCCCC"/>
             </w:tcBorders>
           </w:tcPr>
           <w:p>
@@ -15044,10 +14937,10 @@
               <w:right w:w="108" w:type="dxa"/>
             </w:tcMar>
             <w:tcBorders>
+              <w:top w:val="single" w:sz="4" w:space="0" w:color="CCCCCC"/>
               <w:right w:val="single" w:sz="4" w:space="0" w:color="CCCCCC"/>
-              <w:top w:val="single" w:sz="4" w:space="0" w:color="CCCCCC"/>
+              <w:left w:val="single" w:sz="4" w:space="0" w:color="CCCCCC"/>
               <w:bottom w:val="single" w:sz="4" w:space="0" w:color="CCCCCC"/>
-              <w:left w:val="single" w:sz="4" w:space="0" w:color="CCCCCC"/>
             </w:tcBorders>
           </w:tcPr>
           <w:p>
@@ -15064,7 +14957,7 @@
                 <w:szCs w:val="20"/>
                 <w:rtl/>
               </w:rPr>
-              <w:t>عند طباعة وثيقة الملكية أو الرخصة وإحالتها لبريد الإمارات، يُرسَل تلقائياً عبر SMS ورسالة في التطبيق رابطُ تتبع الشحنة مع المدة المتوقعة للتسليم.</w:t>
+              <w:t>تفعيل رسالة SMS تلقائية تحتوي رابط تتبع بريد الإمارات تُرسَل فور طباعة ملكية المركبة أو رخصة القيادة وتسليمها لمنظومة التوصيل.</w:t>
             </w:r>
           </w:p>
         </w:tc>
@@ -15079,10 +14972,10 @@
               <w:right w:w="108" w:type="dxa"/>
             </w:tcMar>
             <w:tcBorders>
+              <w:top w:val="single" w:sz="4" w:space="0" w:color="CCCCCC"/>
               <w:right w:val="single" w:sz="4" w:space="0" w:color="CCCCCC"/>
-              <w:top w:val="single" w:sz="4" w:space="0" w:color="CCCCCC"/>
+              <w:left w:val="single" w:sz="4" w:space="0" w:color="CCCCCC"/>
               <w:bottom w:val="single" w:sz="4" w:space="0" w:color="CCCCCC"/>
-              <w:left w:val="single" w:sz="4" w:space="0" w:color="CCCCCC"/>
             </w:tcBorders>
           </w:tcPr>
           <w:p>
@@ -15114,10 +15007,10 @@
               <w:right w:w="108" w:type="dxa"/>
             </w:tcMar>
             <w:tcBorders>
-              <w:right w:val="single" w:sz="4" w:space="0" w:color="CCCCCC"/>
               <w:top w:val="single" w:sz="4" w:space="0" w:color="CCCCCC"/>
               <w:bottom w:val="single" w:sz="4" w:space="0" w:color="CCCCCC"/>
               <w:left w:val="single" w:sz="4" w:space="0" w:color="CCCCCC"/>
+              <w:right w:val="single" w:sz="4" w:space="0" w:color="CCCCCC"/>
             </w:tcBorders>
           </w:tcPr>
           <w:p>
@@ -15151,10 +15044,10 @@
               <w:right w:w="108" w:type="dxa"/>
             </w:tcMar>
             <w:tcBorders>
+              <w:top w:val="single" w:sz="4" w:space="0" w:color="CCCCCC"/>
               <w:right w:val="single" w:sz="4" w:space="0" w:color="CCCCCC"/>
-              <w:top w:val="single" w:sz="4" w:space="0" w:color="CCCCCC"/>
+              <w:left w:val="single" w:sz="4" w:space="0" w:color="CCCCCC"/>
               <w:bottom w:val="single" w:sz="4" w:space="0" w:color="CCCCCC"/>
-              <w:left w:val="single" w:sz="4" w:space="0" w:color="CCCCCC"/>
             </w:tcBorders>
           </w:tcPr>
           <w:p>
@@ -15186,10 +15079,10 @@
               <w:right w:w="108" w:type="dxa"/>
             </w:tcMar>
             <w:tcBorders>
+              <w:top w:val="single" w:sz="4" w:space="0" w:color="CCCCCC"/>
               <w:right w:val="single" w:sz="4" w:space="0" w:color="CCCCCC"/>
-              <w:top w:val="single" w:sz="4" w:space="0" w:color="CCCCCC"/>
+              <w:left w:val="single" w:sz="4" w:space="0" w:color="CCCCCC"/>
               <w:bottom w:val="single" w:sz="4" w:space="0" w:color="CCCCCC"/>
-              <w:left w:val="single" w:sz="4" w:space="0" w:color="CCCCCC"/>
             </w:tcBorders>
           </w:tcPr>
           <w:p>
@@ -15206,7 +15099,7 @@
                 <w:szCs w:val="20"/>
                 <w:rtl/>
               </w:rPr>
-              <w:t>تقليص 4+ حالة ناتجة عن غياب إشعار الإرسال، وخفض الاتصالات الواردة لمتابعة الوثائق.</w:t>
+              <w:t>إلغاء 4+ حالة ناتجة عن غياب التحديث التلقائي لحالة الطلب.</w:t>
             </w:r>
           </w:p>
         </w:tc>
@@ -15221,10 +15114,10 @@
               <w:right w:w="108" w:type="dxa"/>
             </w:tcMar>
             <w:tcBorders>
+              <w:top w:val="single" w:sz="4" w:space="0" w:color="CCCCCC"/>
               <w:right w:val="single" w:sz="4" w:space="0" w:color="CCCCCC"/>
-              <w:top w:val="single" w:sz="4" w:space="0" w:color="CCCCCC"/>
+              <w:left w:val="single" w:sz="4" w:space="0" w:color="CCCCCC"/>
               <w:bottom w:val="single" w:sz="4" w:space="0" w:color="CCCCCC"/>
-              <w:left w:val="single" w:sz="4" w:space="0" w:color="CCCCCC"/>
             </w:tcBorders>
           </w:tcPr>
           <w:p>
@@ -15256,10 +15149,10 @@
               <w:right w:w="108" w:type="dxa"/>
             </w:tcMar>
             <w:tcBorders>
+              <w:top w:val="single" w:sz="4" w:space="0" w:color="CCCCCC"/>
               <w:right w:val="single" w:sz="4" w:space="0" w:color="CCCCCC"/>
-              <w:top w:val="single" w:sz="4" w:space="0" w:color="CCCCCC"/>
+              <w:left w:val="single" w:sz="4" w:space="0" w:color="CCCCCC"/>
               <w:bottom w:val="single" w:sz="4" w:space="0" w:color="CCCCCC"/>
-              <w:left w:val="single" w:sz="4" w:space="0" w:color="CCCCCC"/>
             </w:tcBorders>
           </w:tcPr>
           <w:p>
@@ -15276,7 +15169,7 @@
                 <w:szCs w:val="20"/>
                 <w:rtl/>
               </w:rPr>
-              <w:t>أضف خطوة إلزامية في سير عمل CRM تُقيّد رقم بوليصة بريد الإمارات فور الإرسال، ويُفعَّل إشعار SMS تلقائي للمتعامل يتضمن رقم التتبع ورابطه المباشر.</w:t>
+              <w:t>ربط نظام CRM بمنصة SMS لإرسال إشعار تلقائي عند كل تغيير في حالة طلب التجديد أو التسجيل، مع الإشارة الصريحة إلى أي متطلب معلق كتحديث الصورة الشخصية.</w:t>
             </w:r>
           </w:p>
         </w:tc>
@@ -15291,10 +15184,10 @@
               <w:right w:w="108" w:type="dxa"/>
             </w:tcMar>
             <w:tcBorders>
+              <w:top w:val="single" w:sz="4" w:space="0" w:color="CCCCCC"/>
               <w:right w:val="single" w:sz="4" w:space="0" w:color="CCCCCC"/>
-              <w:top w:val="single" w:sz="4" w:space="0" w:color="CCCCCC"/>
+              <w:left w:val="single" w:sz="4" w:space="0" w:color="CCCCCC"/>
               <w:bottom w:val="single" w:sz="4" w:space="0" w:color="CCCCCC"/>
-              <w:left w:val="single" w:sz="4" w:space="0" w:color="CCCCCC"/>
             </w:tcBorders>
           </w:tcPr>
           <w:p>
@@ -15326,10 +15219,10 @@
               <w:right w:w="108" w:type="dxa"/>
             </w:tcMar>
             <w:tcBorders>
-              <w:right w:val="single" w:sz="4" w:space="0" w:color="CCCCCC"/>
               <w:top w:val="single" w:sz="4" w:space="0" w:color="CCCCCC"/>
               <w:bottom w:val="single" w:sz="4" w:space="0" w:color="CCCCCC"/>
               <w:left w:val="single" w:sz="4" w:space="0" w:color="CCCCCC"/>
+              <w:right w:val="single" w:sz="4" w:space="0" w:color="CCCCCC"/>
             </w:tcBorders>
           </w:tcPr>
           <w:p>
@@ -15363,10 +15256,10 @@
               <w:right w:w="108" w:type="dxa"/>
             </w:tcMar>
             <w:tcBorders>
+              <w:top w:val="single" w:sz="4" w:space="0" w:color="CCCCCC"/>
               <w:right w:val="single" w:sz="4" w:space="0" w:color="CCCCCC"/>
-              <w:top w:val="single" w:sz="4" w:space="0" w:color="CCCCCC"/>
+              <w:left w:val="single" w:sz="4" w:space="0" w:color="CCCCCC"/>
               <w:bottom w:val="single" w:sz="4" w:space="0" w:color="CCCCCC"/>
-              <w:left w:val="single" w:sz="4" w:space="0" w:color="CCCCCC"/>
             </w:tcBorders>
           </w:tcPr>
           <w:p>
@@ -15398,10 +15291,10 @@
               <w:right w:w="108" w:type="dxa"/>
             </w:tcMar>
             <w:tcBorders>
+              <w:top w:val="single" w:sz="4" w:space="0" w:color="CCCCCC"/>
               <w:right w:val="single" w:sz="4" w:space="0" w:color="CCCCCC"/>
-              <w:top w:val="single" w:sz="4" w:space="0" w:color="CCCCCC"/>
+              <w:left w:val="single" w:sz="4" w:space="0" w:color="CCCCCC"/>
               <w:bottom w:val="single" w:sz="4" w:space="0" w:color="CCCCCC"/>
-              <w:left w:val="single" w:sz="4" w:space="0" w:color="CCCCCC"/>
             </w:tcBorders>
           </w:tcPr>
           <w:p>
@@ -15418,7 +15311,7 @@
                 <w:szCs w:val="20"/>
                 <w:rtl/>
               </w:rPr>
-              <w:t>تقليص 4+ حالة اعتراض مرورية مستندة إلى سوء الفهم، وخفض الاعتراضات المتكررة غير المبررة.</w:t>
+              <w:t>معالجة 4+ حالة مرتبطة بعدم استلام الوثائق الرسمية وغياب رابط التتبع بعد الطباعة.</w:t>
             </w:r>
           </w:p>
         </w:tc>
@@ -15433,10 +15326,10 @@
               <w:right w:w="108" w:type="dxa"/>
             </w:tcMar>
             <w:tcBorders>
+              <w:top w:val="single" w:sz="4" w:space="0" w:color="CCCCCC"/>
               <w:right w:val="single" w:sz="4" w:space="0" w:color="CCCCCC"/>
-              <w:top w:val="single" w:sz="4" w:space="0" w:color="CCCCCC"/>
+              <w:left w:val="single" w:sz="4" w:space="0" w:color="CCCCCC"/>
               <w:bottom w:val="single" w:sz="4" w:space="0" w:color="CCCCCC"/>
-              <w:left w:val="single" w:sz="4" w:space="0" w:color="CCCCCC"/>
             </w:tcBorders>
           </w:tcPr>
           <w:p>
@@ -15468,10 +15361,10 @@
               <w:right w:w="108" w:type="dxa"/>
             </w:tcMar>
             <w:tcBorders>
+              <w:top w:val="single" w:sz="4" w:space="0" w:color="CCCCCC"/>
               <w:right w:val="single" w:sz="4" w:space="0" w:color="CCCCCC"/>
-              <w:top w:val="single" w:sz="4" w:space="0" w:color="CCCCCC"/>
+              <w:left w:val="single" w:sz="4" w:space="0" w:color="CCCCCC"/>
               <w:bottom w:val="single" w:sz="4" w:space="0" w:color="CCCCCC"/>
-              <w:left w:val="single" w:sz="4" w:space="0" w:color="CCCCCC"/>
             </w:tcBorders>
           </w:tcPr>
           <w:p>
@@ -15488,7 +15381,7 @@
                 <w:szCs w:val="20"/>
                 <w:rtl/>
               </w:rPr>
-              <w:t>انشر عبر التطبيق والبوابة الإلكترونية صفحة توضيحية تعرض الحدود المرورية المسموح بها وآلية الاعتراض الرسمية، مع إرسال رسالة SMS تذكيرية عند تسجيل كل مخالفة.</w:t>
+              <w:t>تفعيل إشعار SMS وبريد إلكتروني برابط تتبع فور الطباعة، وإضافة قسم «ماذا يحدث بعد طباعة وثيقتك؟» في تطبيق MOI مع شاشة تتبع ذاتية وسؤال شائع مخصص.</w:t>
             </w:r>
           </w:p>
         </w:tc>
@@ -15503,10 +15396,10 @@
               <w:right w:w="108" w:type="dxa"/>
             </w:tcMar>
             <w:tcBorders>
+              <w:top w:val="single" w:sz="4" w:space="0" w:color="CCCCCC"/>
               <w:right w:val="single" w:sz="4" w:space="0" w:color="CCCCCC"/>
-              <w:top w:val="single" w:sz="4" w:space="0" w:color="CCCCCC"/>
+              <w:left w:val="single" w:sz="4" w:space="0" w:color="CCCCCC"/>
               <w:bottom w:val="single" w:sz="4" w:space="0" w:color="CCCCCC"/>
-              <w:left w:val="single" w:sz="4" w:space="0" w:color="CCCCCC"/>
             </w:tcBorders>
           </w:tcPr>
           <w:p>
@@ -15538,10 +15431,10 @@
               <w:right w:w="108" w:type="dxa"/>
             </w:tcMar>
             <w:tcBorders>
-              <w:right w:val="single" w:sz="4" w:space="0" w:color="CCCCCC"/>
               <w:top w:val="single" w:sz="4" w:space="0" w:color="CCCCCC"/>
               <w:bottom w:val="single" w:sz="4" w:space="0" w:color="CCCCCC"/>
               <w:left w:val="single" w:sz="4" w:space="0" w:color="CCCCCC"/>
+              <w:right w:val="single" w:sz="4" w:space="0" w:color="CCCCCC"/>
             </w:tcBorders>
           </w:tcPr>
           <w:p>
@@ -15575,10 +15468,10 @@
               <w:right w:w="108" w:type="dxa"/>
             </w:tcMar>
             <w:tcBorders>
+              <w:top w:val="single" w:sz="4" w:space="0" w:color="CCCCCC"/>
               <w:right w:val="single" w:sz="4" w:space="0" w:color="CCCCCC"/>
-              <w:top w:val="single" w:sz="4" w:space="0" w:color="CCCCCC"/>
+              <w:left w:val="single" w:sz="4" w:space="0" w:color="CCCCCC"/>
               <w:bottom w:val="single" w:sz="4" w:space="0" w:color="CCCCCC"/>
-              <w:left w:val="single" w:sz="4" w:space="0" w:color="CCCCCC"/>
             </w:tcBorders>
           </w:tcPr>
           <w:p>
@@ -15610,10 +15503,10 @@
               <w:right w:w="108" w:type="dxa"/>
             </w:tcMar>
             <w:tcBorders>
+              <w:top w:val="single" w:sz="4" w:space="0" w:color="CCCCCC"/>
               <w:right w:val="single" w:sz="4" w:space="0" w:color="CCCCCC"/>
-              <w:top w:val="single" w:sz="4" w:space="0" w:color="CCCCCC"/>
+              <w:left w:val="single" w:sz="4" w:space="0" w:color="CCCCCC"/>
               <w:bottom w:val="single" w:sz="4" w:space="0" w:color="CCCCCC"/>
-              <w:left w:val="single" w:sz="4" w:space="0" w:color="CCCCCC"/>
             </w:tcBorders>
           </w:tcPr>
           <w:p>
@@ -15630,7 +15523,7 @@
                 <w:szCs w:val="20"/>
                 <w:rtl/>
               </w:rPr>
-              <w:t>إلغاء 3+ حالات متابعة دورية لطلبات تراخيص الأسلحة وتخفيف الضغط على قنوات الدعم.</w:t>
+              <w:t>معالجة 4+ حالة ناجمة عن غموض حالة الطلب المقدم وانعدام الإشعار التلقائي.</w:t>
             </w:r>
           </w:p>
         </w:tc>
@@ -15645,10 +15538,10 @@
               <w:right w:w="108" w:type="dxa"/>
             </w:tcMar>
             <w:tcBorders>
+              <w:top w:val="single" w:sz="4" w:space="0" w:color="CCCCCC"/>
               <w:right w:val="single" w:sz="4" w:space="0" w:color="CCCCCC"/>
-              <w:top w:val="single" w:sz="4" w:space="0" w:color="CCCCCC"/>
+              <w:left w:val="single" w:sz="4" w:space="0" w:color="CCCCCC"/>
               <w:bottom w:val="single" w:sz="4" w:space="0" w:color="CCCCCC"/>
-              <w:left w:val="single" w:sz="4" w:space="0" w:color="CCCCCC"/>
             </w:tcBorders>
           </w:tcPr>
           <w:p>
@@ -15680,10 +15573,10 @@
               <w:right w:w="108" w:type="dxa"/>
             </w:tcMar>
             <w:tcBorders>
+              <w:top w:val="single" w:sz="4" w:space="0" w:color="CCCCCC"/>
               <w:right w:val="single" w:sz="4" w:space="0" w:color="CCCCCC"/>
-              <w:top w:val="single" w:sz="4" w:space="0" w:color="CCCCCC"/>
+              <w:left w:val="single" w:sz="4" w:space="0" w:color="CCCCCC"/>
               <w:bottom w:val="single" w:sz="4" w:space="0" w:color="CCCCCC"/>
-              <w:left w:val="single" w:sz="4" w:space="0" w:color="CCCCCC"/>
             </w:tcBorders>
           </w:tcPr>
           <w:p>
@@ -15700,7 +15593,7 @@
                 <w:szCs w:val="20"/>
                 <w:rtl/>
               </w:rPr>
-              <w:t>فعّل مشغّلاً زمنياً في نظام الطلبات يُرسل كل 30 يوماً إشعار SMS وبريد إلكتروني لمقدم طلب ترخيص السلاح، يوضح مرحلة طلبه الحالية من بين: «قيد المراجعة / محوّل للجنة / منتهٍ».</w:t>
+              <w:t>إطلاق إشعارات دفع وSMS عند كل مرحلة معالجة (مستلم ← قيد المراجعة ← موافق/مرفوض ← جاهز)، وإضافة شاشة «طلباتي» في تطبيق MOI مع توثيق مدد SLA لكل نوع طلب.</w:t>
             </w:r>
           </w:p>
         </w:tc>
@@ -15715,10 +15608,10 @@
               <w:right w:w="108" w:type="dxa"/>
             </w:tcMar>
             <w:tcBorders>
+              <w:top w:val="single" w:sz="4" w:space="0" w:color="CCCCCC"/>
               <w:right w:val="single" w:sz="4" w:space="0" w:color="CCCCCC"/>
-              <w:top w:val="single" w:sz="4" w:space="0" w:color="CCCCCC"/>
+              <w:left w:val="single" w:sz="4" w:space="0" w:color="CCCCCC"/>
               <w:bottom w:val="single" w:sz="4" w:space="0" w:color="CCCCCC"/>
-              <w:left w:val="single" w:sz="4" w:space="0" w:color="CCCCCC"/>
             </w:tcBorders>
           </w:tcPr>
           <w:p>
@@ -15750,10 +15643,10 @@
               <w:right w:w="108" w:type="dxa"/>
             </w:tcMar>
             <w:tcBorders>
-              <w:right w:val="single" w:sz="4" w:space="0" w:color="CCCCCC"/>
               <w:top w:val="single" w:sz="4" w:space="0" w:color="CCCCCC"/>
               <w:bottom w:val="single" w:sz="4" w:space="0" w:color="CCCCCC"/>
               <w:left w:val="single" w:sz="4" w:space="0" w:color="CCCCCC"/>
+              <w:right w:val="single" w:sz="4" w:space="0" w:color="CCCCCC"/>
             </w:tcBorders>
           </w:tcPr>
           <w:p>
@@ -15787,10 +15680,10 @@
               <w:right w:w="108" w:type="dxa"/>
             </w:tcMar>
             <w:tcBorders>
+              <w:top w:val="single" w:sz="4" w:space="0" w:color="CCCCCC"/>
               <w:right w:val="single" w:sz="4" w:space="0" w:color="CCCCCC"/>
-              <w:top w:val="single" w:sz="4" w:space="0" w:color="CCCCCC"/>
+              <w:left w:val="single" w:sz="4" w:space="0" w:color="CCCCCC"/>
               <w:bottom w:val="single" w:sz="4" w:space="0" w:color="CCCCCC"/>
-              <w:left w:val="single" w:sz="4" w:space="0" w:color="CCCCCC"/>
             </w:tcBorders>
           </w:tcPr>
           <w:p>
@@ -15822,10 +15715,10 @@
               <w:right w:w="108" w:type="dxa"/>
             </w:tcMar>
             <w:tcBorders>
+              <w:top w:val="single" w:sz="4" w:space="0" w:color="CCCCCC"/>
               <w:right w:val="single" w:sz="4" w:space="0" w:color="CCCCCC"/>
-              <w:top w:val="single" w:sz="4" w:space="0" w:color="CCCCCC"/>
+              <w:left w:val="single" w:sz="4" w:space="0" w:color="CCCCCC"/>
               <w:bottom w:val="single" w:sz="4" w:space="0" w:color="CCCCCC"/>
-              <w:left w:val="single" w:sz="4" w:space="0" w:color="CCCCCC"/>
             </w:tcBorders>
           </w:tcPr>
           <w:p>
@@ -15842,7 +15735,7 @@
                 <w:szCs w:val="20"/>
                 <w:rtl/>
               </w:rPr>
-              <w:t>إلغاء 3+ حالات استفسار عن نتائج الطلبات وتحويل التواصل من تفاعلي إلى استباقي.</w:t>
+              <w:t>تقليص 4+ حالة تواصل مرتبطة بغياب رابط تتبع التوصيل في مرحلة ما بعد الطباعة.</w:t>
             </w:r>
           </w:p>
         </w:tc>
@@ -15857,10 +15750,10 @@
               <w:right w:w="108" w:type="dxa"/>
             </w:tcMar>
             <w:tcBorders>
+              <w:top w:val="single" w:sz="4" w:space="0" w:color="CCCCCC"/>
               <w:right w:val="single" w:sz="4" w:space="0" w:color="CCCCCC"/>
-              <w:top w:val="single" w:sz="4" w:space="0" w:color="CCCCCC"/>
+              <w:left w:val="single" w:sz="4" w:space="0" w:color="CCCCCC"/>
               <w:bottom w:val="single" w:sz="4" w:space="0" w:color="CCCCCC"/>
-              <w:left w:val="single" w:sz="4" w:space="0" w:color="CCCCCC"/>
             </w:tcBorders>
           </w:tcPr>
           <w:p>
@@ -15892,10 +15785,10 @@
               <w:right w:w="108" w:type="dxa"/>
             </w:tcMar>
             <w:tcBorders>
+              <w:top w:val="single" w:sz="4" w:space="0" w:color="CCCCCC"/>
               <w:right w:val="single" w:sz="4" w:space="0" w:color="CCCCCC"/>
-              <w:top w:val="single" w:sz="4" w:space="0" w:color="CCCCCC"/>
+              <w:left w:val="single" w:sz="4" w:space="0" w:color="CCCCCC"/>
               <w:bottom w:val="single" w:sz="4" w:space="0" w:color="CCCCCC"/>
-              <w:left w:val="single" w:sz="4" w:space="0" w:color="CCCCCC"/>
             </w:tcBorders>
           </w:tcPr>
           <w:p>
@@ -15912,7 +15805,7 @@
                 <w:szCs w:val="20"/>
                 <w:rtl/>
               </w:rPr>
-              <w:t>اربط نظام إدارة الطلبات بمحرك إشعارات يُطلق رسالة SMS وإشعاراً داخل التطبيق فور تغيّر حالة أي طلب إلى: «مقبول» أو «مرفوض» أو «يحتاج مستندات إضافية»، دون انتظار تواصل المتعامل.</w:t>
+              <w:t>معالجة نقطة الإخفاق في رحلة المستفيد بإضافة خطوة إشعار مخصصة في البوابة الإلكترونية تُطلَق تلقائياً عند إرسال ملكية المركبة أو الرخصة للتوصيل بعد الطباعة.</w:t>
             </w:r>
           </w:p>
         </w:tc>
@@ -15927,10 +15820,10 @@
               <w:right w:w="108" w:type="dxa"/>
             </w:tcMar>
             <w:tcBorders>
+              <w:top w:val="single" w:sz="4" w:space="0" w:color="CCCCCC"/>
               <w:right w:val="single" w:sz="4" w:space="0" w:color="CCCCCC"/>
-              <w:top w:val="single" w:sz="4" w:space="0" w:color="CCCCCC"/>
+              <w:left w:val="single" w:sz="4" w:space="0" w:color="CCCCCC"/>
               <w:bottom w:val="single" w:sz="4" w:space="0" w:color="CCCCCC"/>
-              <w:left w:val="single" w:sz="4" w:space="0" w:color="CCCCCC"/>
             </w:tcBorders>
           </w:tcPr>
           <w:p>
@@ -15962,10 +15855,10 @@
               <w:right w:w="108" w:type="dxa"/>
             </w:tcMar>
             <w:tcBorders>
-              <w:right w:val="single" w:sz="4" w:space="0" w:color="CCCCCC"/>
               <w:top w:val="single" w:sz="4" w:space="0" w:color="CCCCCC"/>
               <w:bottom w:val="single" w:sz="4" w:space="0" w:color="CCCCCC"/>
               <w:left w:val="single" w:sz="4" w:space="0" w:color="CCCCCC"/>
+              <w:right w:val="single" w:sz="4" w:space="0" w:color="CCCCCC"/>
             </w:tcBorders>
           </w:tcPr>
           <w:p>
@@ -15999,10 +15892,10 @@
               <w:right w:w="108" w:type="dxa"/>
             </w:tcMar>
             <w:tcBorders>
+              <w:top w:val="single" w:sz="4" w:space="0" w:color="CCCCCC"/>
               <w:right w:val="single" w:sz="4" w:space="0" w:color="CCCCCC"/>
-              <w:top w:val="single" w:sz="4" w:space="0" w:color="CCCCCC"/>
+              <w:left w:val="single" w:sz="4" w:space="0" w:color="CCCCCC"/>
               <w:bottom w:val="single" w:sz="4" w:space="0" w:color="CCCCCC"/>
-              <w:left w:val="single" w:sz="4" w:space="0" w:color="CCCCCC"/>
             </w:tcBorders>
           </w:tcPr>
           <w:p>
@@ -16034,10 +15927,10 @@
               <w:right w:w="108" w:type="dxa"/>
             </w:tcMar>
             <w:tcBorders>
+              <w:top w:val="single" w:sz="4" w:space="0" w:color="CCCCCC"/>
               <w:right w:val="single" w:sz="4" w:space="0" w:color="CCCCCC"/>
-              <w:top w:val="single" w:sz="4" w:space="0" w:color="CCCCCC"/>
+              <w:left w:val="single" w:sz="4" w:space="0" w:color="CCCCCC"/>
               <w:bottom w:val="single" w:sz="4" w:space="0" w:color="CCCCCC"/>
-              <w:left w:val="single" w:sz="4" w:space="0" w:color="CCCCCC"/>
             </w:tcBorders>
           </w:tcPr>
           <w:p>
@@ -16054,7 +15947,7 @@
                 <w:szCs w:val="20"/>
                 <w:rtl/>
               </w:rPr>
-              <w:t>معالجة 3+ حالة متابعة ناجمة عن غياب التحديث التلقائي وتعزيز الشفافية الإجرائية للمتعاملين.</w:t>
+              <w:t>تقليص 4+ حالة ناتجة عن عدم وضوح حالة الطلب المقدم وغياب الإشعار التلقائي.</w:t>
             </w:r>
           </w:p>
         </w:tc>
@@ -16069,10 +15962,10 @@
               <w:right w:w="108" w:type="dxa"/>
             </w:tcMar>
             <w:tcBorders>
+              <w:top w:val="single" w:sz="4" w:space="0" w:color="CCCCCC"/>
               <w:right w:val="single" w:sz="4" w:space="0" w:color="CCCCCC"/>
-              <w:top w:val="single" w:sz="4" w:space="0" w:color="CCCCCC"/>
+              <w:left w:val="single" w:sz="4" w:space="0" w:color="CCCCCC"/>
               <w:bottom w:val="single" w:sz="4" w:space="0" w:color="CCCCCC"/>
-              <w:left w:val="single" w:sz="4" w:space="0" w:color="CCCCCC"/>
             </w:tcBorders>
           </w:tcPr>
           <w:p>
@@ -16104,10 +15997,10 @@
               <w:right w:w="108" w:type="dxa"/>
             </w:tcMar>
             <w:tcBorders>
+              <w:top w:val="single" w:sz="4" w:space="0" w:color="CCCCCC"/>
               <w:right w:val="single" w:sz="4" w:space="0" w:color="CCCCCC"/>
-              <w:top w:val="single" w:sz="4" w:space="0" w:color="CCCCCC"/>
+              <w:left w:val="single" w:sz="4" w:space="0" w:color="CCCCCC"/>
               <w:bottom w:val="single" w:sz="4" w:space="0" w:color="CCCCCC"/>
-              <w:left w:val="single" w:sz="4" w:space="0" w:color="CCCCCC"/>
             </w:tcBorders>
           </w:tcPr>
           <w:p>
@@ -16124,7 +16017,7 @@
                 <w:szCs w:val="20"/>
                 <w:rtl/>
               </w:rPr>
-              <w:t>طوّر في البوابة والتطبيق خاصية «تتبع طلبي» برقم الخدمة، مع إشعارات متعددة القنوات عند كل مرحلة معالجة، ومحفزات تصعيد تلقائية عند تجاوز مستويات الخدمة المحددة دون تحديث للحالة.</w:t>
+              <w:t>سد الفجوة في رحلة متابعة الطلبات بتصميم تدفق إشعار واضح داخل تطبيق MOI يعكس الحالة الآنية للطلب، مع نشر دليل مرئي مختصر يوضح مراحل المعالجة للمستفيد.</w:t>
             </w:r>
           </w:p>
         </w:tc>
@@ -16139,10 +16032,10 @@
               <w:right w:w="108" w:type="dxa"/>
             </w:tcMar>
             <w:tcBorders>
+              <w:top w:val="single" w:sz="4" w:space="0" w:color="CCCCCC"/>
               <w:right w:val="single" w:sz="4" w:space="0" w:color="CCCCCC"/>
-              <w:top w:val="single" w:sz="4" w:space="0" w:color="CCCCCC"/>
+              <w:left w:val="single" w:sz="4" w:space="0" w:color="CCCCCC"/>
               <w:bottom w:val="single" w:sz="4" w:space="0" w:color="CCCCCC"/>
-              <w:left w:val="single" w:sz="4" w:space="0" w:color="CCCCCC"/>
             </w:tcBorders>
           </w:tcPr>
           <w:p>
@@ -16174,10 +16067,10 @@
               <w:right w:w="108" w:type="dxa"/>
             </w:tcMar>
             <w:tcBorders>
-              <w:right w:val="single" w:sz="4" w:space="0" w:color="CCCCCC"/>
               <w:top w:val="single" w:sz="4" w:space="0" w:color="CCCCCC"/>
               <w:bottom w:val="single" w:sz="4" w:space="0" w:color="CCCCCC"/>
               <w:left w:val="single" w:sz="4" w:space="0" w:color="CCCCCC"/>
+              <w:right w:val="single" w:sz="4" w:space="0" w:color="CCCCCC"/>
             </w:tcBorders>
           </w:tcPr>
           <w:p>
@@ -16211,10 +16104,10 @@
               <w:right w:w="108" w:type="dxa"/>
             </w:tcMar>
             <w:tcBorders>
+              <w:top w:val="single" w:sz="4" w:space="0" w:color="CCCCCC"/>
               <w:right w:val="single" w:sz="4" w:space="0" w:color="CCCCCC"/>
-              <w:top w:val="single" w:sz="4" w:space="0" w:color="CCCCCC"/>
+              <w:left w:val="single" w:sz="4" w:space="0" w:color="CCCCCC"/>
               <w:bottom w:val="single" w:sz="4" w:space="0" w:color="CCCCCC"/>
-              <w:left w:val="single" w:sz="4" w:space="0" w:color="CCCCCC"/>
             </w:tcBorders>
           </w:tcPr>
           <w:p>
@@ -16246,10 +16139,10 @@
               <w:right w:w="108" w:type="dxa"/>
             </w:tcMar>
             <w:tcBorders>
+              <w:top w:val="single" w:sz="4" w:space="0" w:color="CCCCCC"/>
               <w:right w:val="single" w:sz="4" w:space="0" w:color="CCCCCC"/>
-              <w:top w:val="single" w:sz="4" w:space="0" w:color="CCCCCC"/>
+              <w:left w:val="single" w:sz="4" w:space="0" w:color="CCCCCC"/>
               <w:bottom w:val="single" w:sz="4" w:space="0" w:color="CCCCCC"/>
-              <w:left w:val="single" w:sz="4" w:space="0" w:color="CCCCCC"/>
             </w:tcBorders>
           </w:tcPr>
           <w:p>
@@ -16266,7 +16159,7 @@
                 <w:szCs w:val="20"/>
                 <w:rtl/>
               </w:rPr>
-              <w:t>تحويل مقترحات البنية التحتية من اجتهادات فردية إلى قرارات استثمار مبنية على كثافة الحالات الجغرافية الفعلية.</w:t>
+              <w:t>تحويل المقترحات الجغرافية العشوائية إلى قرارات استثمار مبنية على كثافة الحالات الفعلية.</w:t>
             </w:r>
           </w:p>
         </w:tc>
@@ -16281,10 +16174,10 @@
               <w:right w:w="108" w:type="dxa"/>
             </w:tcMar>
             <w:tcBorders>
+              <w:top w:val="single" w:sz="4" w:space="0" w:color="CCCCCC"/>
               <w:right w:val="single" w:sz="4" w:space="0" w:color="CCCCCC"/>
-              <w:top w:val="single" w:sz="4" w:space="0" w:color="CCCCCC"/>
+              <w:left w:val="single" w:sz="4" w:space="0" w:color="CCCCCC"/>
               <w:bottom w:val="single" w:sz="4" w:space="0" w:color="CCCCCC"/>
-              <w:left w:val="single" w:sz="4" w:space="0" w:color="CCCCCC"/>
             </w:tcBorders>
           </w:tcPr>
           <w:p>
@@ -16316,10 +16209,10 @@
               <w:right w:w="108" w:type="dxa"/>
             </w:tcMar>
             <w:tcBorders>
+              <w:top w:val="single" w:sz="4" w:space="0" w:color="CCCCCC"/>
               <w:right w:val="single" w:sz="4" w:space="0" w:color="CCCCCC"/>
-              <w:top w:val="single" w:sz="4" w:space="0" w:color="CCCCCC"/>
+              <w:left w:val="single" w:sz="4" w:space="0" w:color="CCCCCC"/>
               <w:bottom w:val="single" w:sz="4" w:space="0" w:color="CCCCCC"/>
-              <w:left w:val="single" w:sz="4" w:space="0" w:color="CCCCCC"/>
             </w:tcBorders>
           </w:tcPr>
           <w:p>
@@ -16336,7 +16229,7 @@
                 <w:szCs w:val="20"/>
                 <w:rtl/>
               </w:rPr>
-              <w:t>شغّل نموذج استخراج الكيانات المسماة NER لرصد المناطق الجغرافية المتكررة في مقترحات البنية التحتية الواردة، وأنتج خرائط حرارية ربع سنوية ترفع لمتخذي القرار لتحديد أولويات الاستثمار الميداني.</w:t>
+              <w:t>بناء لوحة خريطة حرارية تجمع بيانات الحالات الجغرافية من CRM لتحديد مناطق الاحتكاك المتكررة، وتحويل مخرجاتها إلى تقرير ربعي يدعم قرارات الاستثمار في البنية التحتية.</w:t>
             </w:r>
           </w:p>
         </w:tc>
@@ -16351,10 +16244,10 @@
               <w:right w:w="108" w:type="dxa"/>
             </w:tcMar>
             <w:tcBorders>
+              <w:top w:val="single" w:sz="4" w:space="0" w:color="CCCCCC"/>
               <w:right w:val="single" w:sz="4" w:space="0" w:color="CCCCCC"/>
-              <w:top w:val="single" w:sz="4" w:space="0" w:color="CCCCCC"/>
+              <w:left w:val="single" w:sz="4" w:space="0" w:color="CCCCCC"/>
               <w:bottom w:val="single" w:sz="4" w:space="0" w:color="CCCCCC"/>
-              <w:left w:val="single" w:sz="4" w:space="0" w:color="CCCCCC"/>
             </w:tcBorders>
           </w:tcPr>
           <w:p>
@@ -16386,10 +16279,10 @@
               <w:right w:w="108" w:type="dxa"/>
             </w:tcMar>
             <w:tcBorders>
-              <w:right w:val="single" w:sz="4" w:space="0" w:color="CCCCCC"/>
               <w:top w:val="single" w:sz="4" w:space="0" w:color="CCCCCC"/>
               <w:bottom w:val="single" w:sz="4" w:space="0" w:color="CCCCCC"/>
               <w:left w:val="single" w:sz="4" w:space="0" w:color="CCCCCC"/>
+              <w:right w:val="single" w:sz="4" w:space="0" w:color="CCCCCC"/>
             </w:tcBorders>
           </w:tcPr>
           <w:p>
@@ -16423,10 +16316,10 @@
               <w:right w:w="108" w:type="dxa"/>
             </w:tcMar>
             <w:tcBorders>
+              <w:top w:val="single" w:sz="4" w:space="0" w:color="CCCCCC"/>
               <w:right w:val="single" w:sz="4" w:space="0" w:color="CCCCCC"/>
+              <w:left w:val="single" w:sz="4" w:space="0" w:color="CCCCCC"/>
               <w:bottom w:val="single" w:sz="4" w:space="0" w:color="CCCCCC"/>
-              <w:top w:val="single" w:sz="4" w:space="0" w:color="CCCCCC"/>
-              <w:left w:val="single" w:sz="4" w:space="0" w:color="CCCCCC"/>
             </w:tcBorders>
           </w:tcPr>
           <w:p>
@@ -16458,10 +16351,10 @@
               <w:right w:w="108" w:type="dxa"/>
             </w:tcMar>
             <w:tcBorders>
+              <w:top w:val="single" w:sz="4" w:space="0" w:color="CCCCCC"/>
               <w:right w:val="single" w:sz="4" w:space="0" w:color="CCCCCC"/>
+              <w:left w:val="single" w:sz="4" w:space="0" w:color="CCCCCC"/>
               <w:bottom w:val="single" w:sz="4" w:space="0" w:color="CCCCCC"/>
-              <w:left w:val="single" w:sz="4" w:space="0" w:color="CCCCCC"/>
-              <w:top w:val="single" w:sz="4" w:space="0" w:color="CCCCCC"/>
             </w:tcBorders>
           </w:tcPr>
           <w:p>
@@ -16478,7 +16371,7 @@
                 <w:szCs w:val="20"/>
                 <w:rtl/>
               </w:rPr>
-              <w:t>قطع دوران الحالات بين الجهات وتقليص وقت الحل لـ 5+ حالة وُجِّهت سابقاً لجهة خاطئة.</w:t>
+              <w:t>قطع دورة التوجيه الخاطئ بين الجهات وتقليص وقت الحل عبر الإحالة الآنية للجهة المختصة.</w:t>
             </w:r>
           </w:p>
         </w:tc>
@@ -16493,10 +16386,10 @@
               <w:right w:w="108" w:type="dxa"/>
             </w:tcMar>
             <w:tcBorders>
+              <w:top w:val="single" w:sz="4" w:space="0" w:color="CCCCCC"/>
               <w:right w:val="single" w:sz="4" w:space="0" w:color="CCCCCC"/>
+              <w:left w:val="single" w:sz="4" w:space="0" w:color="CCCCCC"/>
               <w:bottom w:val="single" w:sz="4" w:space="0" w:color="CCCCCC"/>
-              <w:left w:val="single" w:sz="4" w:space="0" w:color="CCCCCC"/>
-              <w:top w:val="single" w:sz="4" w:space="0" w:color="CCCCCC"/>
             </w:tcBorders>
           </w:tcPr>
           <w:p>
@@ -16528,10 +16421,10 @@
               <w:right w:w="108" w:type="dxa"/>
             </w:tcMar>
             <w:tcBorders>
+              <w:top w:val="single" w:sz="4" w:space="0" w:color="CCCCCC"/>
               <w:right w:val="single" w:sz="4" w:space="0" w:color="CCCCCC"/>
+              <w:left w:val="single" w:sz="4" w:space="0" w:color="CCCCCC"/>
               <w:bottom w:val="single" w:sz="4" w:space="0" w:color="CCCCCC"/>
-              <w:left w:val="single" w:sz="4" w:space="0" w:color="CCCCCC"/>
-              <w:top w:val="single" w:sz="4" w:space="0" w:color="CCCCCC"/>
             </w:tcBorders>
           </w:tcPr>
           <w:p>
@@ -16548,7 +16441,7 @@
                 <w:szCs w:val="20"/>
                 <w:rtl/>
               </w:rPr>
-              <w:t>طوّر موجّهاً ذكياً مدمجاً في CRM يصنّف الحالات الواردة ويحيلها تلقائياً للجهة الحكومية المختصة عبر واجهات برمجية API، مع تنبيه للمشغل عند كل إحالة خارجية.</w:t>
+              <w:t>تطوير محرك توجيه ذكي مدمج في بوابة الاستفسارات يصنّف الحالة تلقائياً ويحيلها للجهة الحكومية المختصة (شرطة الفجيرة أو RTA أو غيرها) دون تدخل بشري في مرحلة الفرز.</w:t>
             </w:r>
           </w:p>
         </w:tc>
@@ -16563,10 +16456,10 @@
               <w:right w:w="108" w:type="dxa"/>
             </w:tcMar>
             <w:tcBorders>
+              <w:top w:val="single" w:sz="4" w:space="0" w:color="CCCCCC"/>
               <w:right w:val="single" w:sz="4" w:space="0" w:color="CCCCCC"/>
+              <w:left w:val="single" w:sz="4" w:space="0" w:color="CCCCCC"/>
               <w:bottom w:val="single" w:sz="4" w:space="0" w:color="CCCCCC"/>
-              <w:left w:val="single" w:sz="4" w:space="0" w:color="CCCCCC"/>
-              <w:top w:val="single" w:sz="4" w:space="0" w:color="CCCCCC"/>
             </w:tcBorders>
           </w:tcPr>
           <w:p>
@@ -16598,10 +16491,10 @@
               <w:right w:w="108" w:type="dxa"/>
             </w:tcMar>
             <w:tcBorders>
+              <w:top w:val="single" w:sz="4" w:space="0" w:color="CCCCCC"/>
               <w:right w:val="single" w:sz="4" w:space="0" w:color="CCCCCC"/>
+              <w:left w:val="single" w:sz="4" w:space="0" w:color="CCCCCC"/>
               <w:bottom w:val="single" w:sz="4" w:space="0" w:color="CCCCCC"/>
-              <w:left w:val="single" w:sz="4" w:space="0" w:color="CCCCCC"/>
-              <w:top w:val="single" w:sz="4" w:space="0" w:color="CCCCCC"/>
             </w:tcBorders>
           </w:tcPr>
           <w:p>
@@ -16662,7 +16555,7 @@
           <w:u w:val="none"/>
           <w:rtl/>
         </w:rPr>
-        <w:t>الرسالة النهائية: إن وصول 94.0% من الحالات عبر القنوات الرقمية (التطبيق والموقع الإلكتروني) مقروناً بمعدل إغلاق ضمن مستوى الخدمة بلغ 98.0% يُثبت تميّزاً تشغيلياً واضحاً في قناة التقديم، غير أن 86.2% من حالات الاحتكاك نشأت في سياق الخدمة الرقمية ذاتها — من أخطاء التطبيق والتجديد الإلكتروني والدفع الرقمي — مما يكشف أن الفجوة ليست في إتاحة القنوات بل في وظائف الخدمة وجودتها. إن إعادة تصنيف 42 حالة بنسبة 84.0% دليلٌ قاطع على أن المشكلة الجوهرية تكمن في غياب وظائف الخدمة لا في نقص قنوات التواصل، ويتجلى ذلك بوضوح في نقطة الاحتكاك الأعلى تكراراً وهي «مخالفة تُظهر مركبة مختلفة أو صدرت في غياب المتعامل عن الفجيرة» التي سُجّلت في 9 حالات. تُثبت التحليلات الواردة في هذا التقرير أن المسار الأمثل يرتكز على ثلاثة محاور لا على الموارد البشرية: سد الفجوات الوظيفية الخمس الحرجة المُحدَّدة في تحليل الفجوات، وتفعيل منظومة الإشعار الاستباقي القادرة على إلغاء ما لا يقل عن 12 حالة قبل وقوعها، فضلاً عن تصحيح جودة البيانات لضمان دقة القرار وكفاءة الخدمة.</w:t>
+        <w:t>الرسالة النهائية: إن وصول 94.0% من الحالات عبر القنوات الرقمية (التطبيق والموقع الإلكتروني) مقروناً بمعدل الالتزام بمستوى الخدمة البالغ 98.0% يُثبت تحقق التميز التشغيلي في قناة التقديم، بينما تكشف نسبة 100.0% من حالات الاحتكاك المرتبطة بسياق الخدمة الرقمية — سواء أعطال التطبيق أو تجديد الترخيص إلكترونياً أو الدفع الرقمي — أن الفجوة ليست في وصول المتعامل بل في وظائف الخدمة ذاتها. إن إعادة تصنيف 46 حالة بنسبة 92.0% دليل قاطع على أن المشكلة الجوهرية تكمن في غياب وظائف الخدمة لا في نقص قنوات التواصل، ويتجلى ذلك بوضوح في احتلال «مخالفة مرورية خاطئة» الصدارة بـ 9 حالات من إجمالي الحالات المُحللة. تُثبت التحليلات الواردة في هذا التقرير أن المسار الصحيح نحو الحل يقوم على ثلاثة ركائز: سد الفجوات الوظيفية الحرجة البالغة 5 فجوات، وتفعيل منظومة الإشعار الاستباقي القادرة على إلغاء أكثر من 10 حالات دون أي تدخل بشري، وتصحيح جودة البيانات التشغيلية، لا على توسيع الموارد.</w:t>
       </w:r>
     </w:p>
     <w:p>
@@ -16709,10 +16602,10 @@
               <w:right w:w="108" w:type="dxa"/>
             </w:tcMar>
             <w:tcBorders>
+              <w:top w:val="single" w:sz="4" w:space="0" w:color="CCCCCC"/>
               <w:right w:val="single" w:sz="4" w:space="0" w:color="CCCCCC"/>
-              <w:top w:val="single" w:sz="4" w:space="0" w:color="CCCCCC"/>
+              <w:left w:val="single" w:sz="4" w:space="0" w:color="CCCCCC"/>
               <w:bottom w:val="single" w:sz="4" w:space="0" w:color="CCCCCC"/>
-              <w:left w:val="single" w:sz="4" w:space="0" w:color="CCCCCC"/>
             </w:tcBorders>
           </w:tcPr>
           <w:p>
@@ -16744,10 +16637,10 @@
               <w:right w:w="108" w:type="dxa"/>
             </w:tcMar>
             <w:tcBorders>
+              <w:top w:val="single" w:sz="4" w:space="0" w:color="CCCCCC"/>
               <w:right w:val="single" w:sz="4" w:space="0" w:color="CCCCCC"/>
-              <w:top w:val="single" w:sz="4" w:space="0" w:color="CCCCCC"/>
+              <w:left w:val="single" w:sz="4" w:space="0" w:color="CCCCCC"/>
               <w:bottom w:val="single" w:sz="4" w:space="0" w:color="CCCCCC"/>
-              <w:left w:val="single" w:sz="4" w:space="0" w:color="CCCCCC"/>
             </w:tcBorders>
           </w:tcPr>
           <w:p>
@@ -16779,10 +16672,10 @@
               <w:right w:w="108" w:type="dxa"/>
             </w:tcMar>
             <w:tcBorders>
+              <w:top w:val="single" w:sz="4" w:space="0" w:color="CCCCCC"/>
               <w:right w:val="single" w:sz="4" w:space="0" w:color="CCCCCC"/>
-              <w:top w:val="single" w:sz="4" w:space="0" w:color="CCCCCC"/>
+              <w:left w:val="single" w:sz="4" w:space="0" w:color="CCCCCC"/>
               <w:bottom w:val="single" w:sz="4" w:space="0" w:color="CCCCCC"/>
-              <w:left w:val="single" w:sz="4" w:space="0" w:color="CCCCCC"/>
             </w:tcBorders>
           </w:tcPr>
           <w:p>
@@ -16816,10 +16709,10 @@
               <w:right w:w="108" w:type="dxa"/>
             </w:tcMar>
             <w:tcBorders>
+              <w:top w:val="single" w:sz="4" w:space="0" w:color="CCCCCC"/>
               <w:right w:val="single" w:sz="4" w:space="0" w:color="CCCCCC"/>
-              <w:top w:val="single" w:sz="4" w:space="0" w:color="CCCCCC"/>
+              <w:left w:val="single" w:sz="4" w:space="0" w:color="CCCCCC"/>
               <w:bottom w:val="single" w:sz="4" w:space="0" w:color="CCCCCC"/>
-              <w:left w:val="single" w:sz="4" w:space="0" w:color="CCCCCC"/>
             </w:tcBorders>
           </w:tcPr>
           <w:p>
@@ -16836,7 +16729,7 @@
                 <w:szCs w:val="20"/>
                 <w:rtl/>
               </w:rPr>
-              <w:t>نظام التحقق البصري من صحة المخالفات المرورية</w:t>
+              <w:t>نظام التحقق البصري من صور المخالفات المرورية</w:t>
             </w:r>
           </w:p>
         </w:tc>
@@ -16851,10 +16744,10 @@
               <w:right w:w="108" w:type="dxa"/>
             </w:tcMar>
             <w:tcBorders>
+              <w:top w:val="single" w:sz="4" w:space="0" w:color="CCCCCC"/>
               <w:right w:val="single" w:sz="4" w:space="0" w:color="CCCCCC"/>
-              <w:top w:val="single" w:sz="4" w:space="0" w:color="CCCCCC"/>
+              <w:left w:val="single" w:sz="4" w:space="0" w:color="CCCCCC"/>
               <w:bottom w:val="single" w:sz="4" w:space="0" w:color="CCCCCC"/>
-              <w:left w:val="single" w:sz="4" w:space="0" w:color="CCCCCC"/>
             </w:tcBorders>
           </w:tcPr>
           <w:p>
@@ -16886,10 +16779,10 @@
               <w:right w:w="108" w:type="dxa"/>
             </w:tcMar>
             <w:tcBorders>
-              <w:right w:val="single" w:sz="4" w:space="0" w:color="CCCCCC"/>
               <w:top w:val="single" w:sz="4" w:space="0" w:color="CCCCCC"/>
               <w:bottom w:val="single" w:sz="4" w:space="0" w:color="CCCCCC"/>
               <w:left w:val="single" w:sz="4" w:space="0" w:color="CCCCCC"/>
+              <w:right w:val="single" w:sz="4" w:space="0" w:color="CCCCCC"/>
             </w:tcBorders>
           </w:tcPr>
           <w:p>
@@ -16923,10 +16816,10 @@
               <w:right w:w="108" w:type="dxa"/>
             </w:tcMar>
             <w:tcBorders>
+              <w:top w:val="single" w:sz="4" w:space="0" w:color="CCCCCC"/>
               <w:right w:val="single" w:sz="4" w:space="0" w:color="CCCCCC"/>
-              <w:top w:val="single" w:sz="4" w:space="0" w:color="CCCCCC"/>
+              <w:left w:val="single" w:sz="4" w:space="0" w:color="CCCCCC"/>
               <w:bottom w:val="single" w:sz="4" w:space="0" w:color="CCCCCC"/>
-              <w:left w:val="single" w:sz="4" w:space="0" w:color="CCCCCC"/>
             </w:tcBorders>
           </w:tcPr>
           <w:p>
@@ -16958,10 +16851,10 @@
               <w:right w:w="108" w:type="dxa"/>
             </w:tcMar>
             <w:tcBorders>
+              <w:top w:val="single" w:sz="4" w:space="0" w:color="CCCCCC"/>
               <w:right w:val="single" w:sz="4" w:space="0" w:color="CCCCCC"/>
-              <w:top w:val="single" w:sz="4" w:space="0" w:color="CCCCCC"/>
+              <w:left w:val="single" w:sz="4" w:space="0" w:color="CCCCCC"/>
               <w:bottom w:val="single" w:sz="4" w:space="0" w:color="CCCCCC"/>
-              <w:left w:val="single" w:sz="4" w:space="0" w:color="CCCCCC"/>
             </w:tcBorders>
           </w:tcPr>
           <w:p>
@@ -16978,7 +16871,7 @@
                 <w:szCs w:val="20"/>
                 <w:rtl/>
               </w:rPr>
-              <w:t>إشعار حالة تسليم الوثائق عبر البريد</w:t>
+              <w:t>إشعار تتبع التوصيل</w:t>
             </w:r>
           </w:p>
         </w:tc>
@@ -16993,10 +16886,10 @@
               <w:right w:w="108" w:type="dxa"/>
             </w:tcMar>
             <w:tcBorders>
-              <w:right w:val="single" w:sz="4" w:space="0" w:color="CCCCCC"/>
               <w:top w:val="single" w:sz="4" w:space="0" w:color="CCCCCC"/>
               <w:bottom w:val="single" w:sz="4" w:space="0" w:color="CCCCCC"/>
               <w:left w:val="single" w:sz="4" w:space="0" w:color="CCCCCC"/>
+              <w:right w:val="single" w:sz="4" w:space="0" w:color="CCCCCC"/>
             </w:tcBorders>
           </w:tcPr>
           <w:p>
@@ -17030,10 +16923,10 @@
               <w:right w:w="108" w:type="dxa"/>
             </w:tcMar>
             <w:tcBorders>
+              <w:top w:val="single" w:sz="4" w:space="0" w:color="CCCCCC"/>
               <w:right w:val="single" w:sz="4" w:space="0" w:color="CCCCCC"/>
-              <w:top w:val="single" w:sz="4" w:space="0" w:color="CCCCCC"/>
+              <w:left w:val="single" w:sz="4" w:space="0" w:color="CCCCCC"/>
               <w:bottom w:val="single" w:sz="4" w:space="0" w:color="CCCCCC"/>
-              <w:left w:val="single" w:sz="4" w:space="0" w:color="CCCCCC"/>
             </w:tcBorders>
           </w:tcPr>
           <w:p>
@@ -17050,7 +16943,7 @@
                 <w:szCs w:val="20"/>
                 <w:rtl/>
               </w:rPr>
-              <w:t>فاحص جودة الوثائق والصور بتقنية OCR</w:t>
+              <w:t>مدقق جودة الوثائق واكتمال الطلبات آلياً</w:t>
             </w:r>
           </w:p>
         </w:tc>
@@ -17065,10 +16958,10 @@
               <w:right w:w="108" w:type="dxa"/>
             </w:tcMar>
             <w:tcBorders>
+              <w:top w:val="single" w:sz="4" w:space="0" w:color="CCCCCC"/>
               <w:right w:val="single" w:sz="4" w:space="0" w:color="CCCCCC"/>
-              <w:top w:val="single" w:sz="4" w:space="0" w:color="CCCCCC"/>
+              <w:left w:val="single" w:sz="4" w:space="0" w:color="CCCCCC"/>
               <w:bottom w:val="single" w:sz="4" w:space="0" w:color="CCCCCC"/>
-              <w:left w:val="single" w:sz="4" w:space="0" w:color="CCCCCC"/>
             </w:tcBorders>
           </w:tcPr>
           <w:p>
@@ -17085,7 +16978,7 @@
                 <w:szCs w:val="20"/>
                 <w:rtl/>
               </w:rPr>
-              <w:t>تنبيه بمتطلبات استكمال طلب تجديد الرخصة</w:t>
+              <w:t>إشعار تحديث حالة الطلب</w:t>
             </w:r>
           </w:p>
         </w:tc>
@@ -17100,10 +16993,10 @@
               <w:right w:w="108" w:type="dxa"/>
             </w:tcMar>
             <w:tcBorders>
-              <w:right w:val="single" w:sz="4" w:space="0" w:color="CCCCCC"/>
               <w:top w:val="single" w:sz="4" w:space="0" w:color="CCCCCC"/>
               <w:bottom w:val="single" w:sz="4" w:space="0" w:color="CCCCCC"/>
               <w:left w:val="single" w:sz="4" w:space="0" w:color="CCCCCC"/>
+              <w:right w:val="single" w:sz="4" w:space="0" w:color="CCCCCC"/>
             </w:tcBorders>
           </w:tcPr>
           <w:p>
@@ -17137,10 +17030,10 @@
               <w:right w:w="108" w:type="dxa"/>
             </w:tcMar>
             <w:tcBorders>
+              <w:top w:val="single" w:sz="4" w:space="0" w:color="CCCCCC"/>
               <w:right w:val="single" w:sz="4" w:space="0" w:color="CCCCCC"/>
+              <w:left w:val="single" w:sz="4" w:space="0" w:color="CCCCCC"/>
               <w:bottom w:val="single" w:sz="4" w:space="0" w:color="CCCCCC"/>
-              <w:top w:val="single" w:sz="4" w:space="0" w:color="CCCCCC"/>
-              <w:left w:val="single" w:sz="4" w:space="0" w:color="CCCCCC"/>
             </w:tcBorders>
           </w:tcPr>
           <w:p>
@@ -17157,7 +17050,7 @@
                 <w:szCs w:val="20"/>
                 <w:rtl/>
               </w:rPr>
-              <w:t>رادار الاحتكاك الجغرافي بخرائط حرارية عبر NER</w:t>
+              <w:t>رادار الاحتكاك الجغرافي بالخريطة الحرارية</w:t>
             </w:r>
           </w:p>
         </w:tc>
@@ -17172,10 +17065,10 @@
               <w:right w:w="108" w:type="dxa"/>
             </w:tcMar>
             <w:tcBorders>
+              <w:top w:val="single" w:sz="4" w:space="0" w:color="CCCCCC"/>
               <w:right w:val="single" w:sz="4" w:space="0" w:color="CCCCCC"/>
+              <w:left w:val="single" w:sz="4" w:space="0" w:color="CCCCCC"/>
               <w:bottom w:val="single" w:sz="4" w:space="0" w:color="CCCCCC"/>
-              <w:left w:val="single" w:sz="4" w:space="0" w:color="CCCCCC"/>
-              <w:top w:val="single" w:sz="4" w:space="0" w:color="CCCCCC"/>
             </w:tcBorders>
           </w:tcPr>
           <w:p>
@@ -17192,7 +17085,7 @@
                 <w:szCs w:val="20"/>
                 <w:rtl/>
               </w:rPr>
-              <w:t>تحديث دوري لحالة طلبات تراخيص الأسلحة</w:t>
+              <w:t>إشعار حالة ترخيص السلاح</w:t>
             </w:r>
           </w:p>
         </w:tc>
@@ -17207,10 +17100,10 @@
               <w:right w:w="108" w:type="dxa"/>
             </w:tcMar>
             <w:tcBorders>
+              <w:top w:val="single" w:sz="4" w:space="0" w:color="CCCCCC"/>
               <w:right w:val="single" w:sz="4" w:space="0" w:color="CCCCCC"/>
+              <w:left w:val="single" w:sz="4" w:space="0" w:color="CCCCCC"/>
               <w:bottom w:val="single" w:sz="4" w:space="0" w:color="CCCCCC"/>
-              <w:left w:val="single" w:sz="4" w:space="0" w:color="CCCCCC"/>
-              <w:top w:val="single" w:sz="4" w:space="0" w:color="CCCCCC"/>
             </w:tcBorders>
           </w:tcPr>
           <w:p>
@@ -17278,10 +17171,10 @@
               <w:right w:w="108" w:type="dxa"/>
             </w:tcMar>
             <w:tcBorders>
+              <w:top w:val="single" w:sz="4" w:space="0" w:color="CCCCCC"/>
               <w:right w:val="single" w:sz="4" w:space="0" w:color="CCCCCC"/>
-              <w:top w:val="single" w:sz="4" w:space="0" w:color="CCCCCC"/>
+              <w:left w:val="single" w:sz="4" w:space="0" w:color="CCCCCC"/>
               <w:bottom w:val="single" w:sz="4" w:space="0" w:color="CCCCCC"/>
-              <w:left w:val="single" w:sz="4" w:space="0" w:color="CCCCCC"/>
             </w:tcBorders>
           </w:tcPr>
           <w:p>
@@ -17313,10 +17206,10 @@
               <w:right w:w="108" w:type="dxa"/>
             </w:tcMar>
             <w:tcBorders>
+              <w:top w:val="single" w:sz="4" w:space="0" w:color="CCCCCC"/>
               <w:right w:val="single" w:sz="4" w:space="0" w:color="CCCCCC"/>
-              <w:top w:val="single" w:sz="4" w:space="0" w:color="CCCCCC"/>
+              <w:left w:val="single" w:sz="4" w:space="0" w:color="CCCCCC"/>
               <w:bottom w:val="single" w:sz="4" w:space="0" w:color="CCCCCC"/>
-              <w:left w:val="single" w:sz="4" w:space="0" w:color="CCCCCC"/>
             </w:tcBorders>
           </w:tcPr>
           <w:p>
@@ -17348,10 +17241,10 @@
               <w:right w:w="108" w:type="dxa"/>
             </w:tcMar>
             <w:tcBorders>
+              <w:top w:val="single" w:sz="4" w:space="0" w:color="CCCCCC"/>
               <w:right w:val="single" w:sz="4" w:space="0" w:color="CCCCCC"/>
-              <w:top w:val="single" w:sz="4" w:space="0" w:color="CCCCCC"/>
+              <w:left w:val="single" w:sz="4" w:space="0" w:color="CCCCCC"/>
               <w:bottom w:val="single" w:sz="4" w:space="0" w:color="CCCCCC"/>
-              <w:left w:val="single" w:sz="4" w:space="0" w:color="CCCCCC"/>
             </w:tcBorders>
           </w:tcPr>
           <w:p>
@@ -17368,7 +17261,7 @@
                 <w:szCs w:val="20"/>
                 <w:rtl/>
               </w:rPr>
-              <w:t>12+</w:t>
+              <w:t>10+</w:t>
             </w:r>
           </w:p>
         </w:tc>
@@ -17383,10 +17276,10 @@
               <w:right w:w="108" w:type="dxa"/>
             </w:tcMar>
             <w:tcBorders>
+              <w:top w:val="single" w:sz="4" w:space="0" w:color="CCCCCC"/>
               <w:right w:val="single" w:sz="4" w:space="0" w:color="CCCCCC"/>
-              <w:top w:val="single" w:sz="4" w:space="0" w:color="CCCCCC"/>
+              <w:left w:val="single" w:sz="4" w:space="0" w:color="CCCCCC"/>
               <w:bottom w:val="single" w:sz="4" w:space="0" w:color="CCCCCC"/>
-              <w:left w:val="single" w:sz="4" w:space="0" w:color="CCCCCC"/>
             </w:tcBorders>
           </w:tcPr>
           <w:p>
@@ -17403,7 +17296,7 @@
                 <w:szCs w:val="20"/>
                 <w:rtl/>
               </w:rPr>
-              <w:t>16.0%</w:t>
+              <w:t>8.0%</w:t>
             </w:r>
           </w:p>
         </w:tc>
@@ -17420,10 +17313,10 @@
               <w:right w:w="108" w:type="dxa"/>
             </w:tcMar>
             <w:tcBorders>
+              <w:top w:val="single" w:sz="4" w:space="0" w:color="CCCCCC"/>
               <w:right w:val="single" w:sz="4" w:space="0" w:color="CCCCCC"/>
-              <w:top w:val="single" w:sz="4" w:space="0" w:color="CCCCCC"/>
+              <w:left w:val="single" w:sz="4" w:space="0" w:color="CCCCCC"/>
               <w:bottom w:val="single" w:sz="4" w:space="0" w:color="CCCCCC"/>
-              <w:left w:val="single" w:sz="4" w:space="0" w:color="CCCCCC"/>
             </w:tcBorders>
           </w:tcPr>
           <w:p>
@@ -17455,10 +17348,10 @@
               <w:right w:w="108" w:type="dxa"/>
             </w:tcMar>
             <w:tcBorders>
+              <w:top w:val="single" w:sz="4" w:space="0" w:color="CCCCCC"/>
               <w:right w:val="single" w:sz="4" w:space="0" w:color="CCCCCC"/>
-              <w:top w:val="single" w:sz="4" w:space="0" w:color="CCCCCC"/>
+              <w:left w:val="single" w:sz="4" w:space="0" w:color="CCCCCC"/>
               <w:bottom w:val="single" w:sz="4" w:space="0" w:color="CCCCCC"/>
-              <w:left w:val="single" w:sz="4" w:space="0" w:color="CCCCCC"/>
             </w:tcBorders>
           </w:tcPr>
           <w:p>
@@ -17490,10 +17383,10 @@
               <w:right w:w="108" w:type="dxa"/>
             </w:tcMar>
             <w:tcBorders>
+              <w:top w:val="single" w:sz="4" w:space="0" w:color="CCCCCC"/>
               <w:right w:val="single" w:sz="4" w:space="0" w:color="CCCCCC"/>
-              <w:top w:val="single" w:sz="4" w:space="0" w:color="CCCCCC"/>
+              <w:left w:val="single" w:sz="4" w:space="0" w:color="CCCCCC"/>
               <w:bottom w:val="single" w:sz="4" w:space="0" w:color="CCCCCC"/>
-              <w:left w:val="single" w:sz="4" w:space="0" w:color="CCCCCC"/>
             </w:tcBorders>
           </w:tcPr>
           <w:p>
@@ -17525,10 +17418,10 @@
               <w:right w:w="108" w:type="dxa"/>
             </w:tcMar>
             <w:tcBorders>
+              <w:top w:val="single" w:sz="4" w:space="0" w:color="CCCCCC"/>
               <w:right w:val="single" w:sz="4" w:space="0" w:color="CCCCCC"/>
-              <w:top w:val="single" w:sz="4" w:space="0" w:color="CCCCCC"/>
+              <w:left w:val="single" w:sz="4" w:space="0" w:color="CCCCCC"/>
               <w:bottom w:val="single" w:sz="4" w:space="0" w:color="CCCCCC"/>
-              <w:left w:val="single" w:sz="4" w:space="0" w:color="CCCCCC"/>
             </w:tcBorders>
           </w:tcPr>
           <w:p>
@@ -41650,13 +41543,13 @@
                 <c:formatCode>General</c:formatCode>
                 <c:ptCount val="4"/>
                 <c:pt idx="0">
-                  <c:v>28.0</c:v>
+                  <c:v>30.0</c:v>
                 </c:pt>
                 <c:pt idx="1">
-                  <c:v>8.0</c:v>
+                  <c:v>4.0</c:v>
                 </c:pt>
                 <c:pt idx="2">
-                  <c:v>14.0</c:v>
+                  <c:v>16.0</c:v>
                 </c:pt>
                 <c:pt idx="3">
                   <c:v>0.0</c:v>
